--- a/documents/templates/5_bs_comissions(ДКП через поручение).docx
+++ b/documents/templates/5_bs_comissions(ДКП через поручение).docx
@@ -260,15 +260,7 @@
           <w:sz w:val="18"/>
           <w:szCs w:val="18"/>
         </w:rPr>
-        <w:t xml:space="preserve">  </w:t>
-      </w:r>
-      <w:proofErr w:type="gramStart"/>
-      <w:r>
-        <w:rPr>
-          <w:sz w:val="18"/>
-          <w:szCs w:val="18"/>
-        </w:rPr>
-        <w:t xml:space="preserve">  </w:t>
+        <w:t xml:space="preserve">    </w:t>
       </w:r>
       <w:r>
         <w:rPr>
@@ -282,15 +274,7 @@
           <w:sz w:val="18"/>
           <w:szCs w:val="18"/>
         </w:rPr>
-        <w:t>{</w:t>
-      </w:r>
-      <w:proofErr w:type="gramEnd"/>
-      <w:r>
-        <w:rPr>
-          <w:sz w:val="18"/>
-          <w:szCs w:val="18"/>
-        </w:rPr>
-        <w:t>{</w:t>
+        <w:t>{{</w:t>
       </w:r>
       <w:r>
         <w:rPr>
@@ -349,6 +333,91 @@
       </w:pPr>
       <w:r>
         <w:rPr>
+          <w:rFonts w:ascii="Arial" w:hAnsi="Arial" w:cs="Arial"/>
+          <w:bCs/>
+          <w:sz w:val="18"/>
+          <w:szCs w:val="18"/>
+        </w:rPr>
+        <w:t xml:space="preserve">{% </w:t>
+      </w:r>
+      <w:r>
+        <w:rPr>
+          <w:rFonts w:ascii="Arial" w:hAnsi="Arial" w:cs="Arial"/>
+          <w:bCs/>
+          <w:sz w:val="18"/>
+          <w:szCs w:val="18"/>
+          <w:lang w:val="en-US"/>
+        </w:rPr>
+        <w:t>if</w:t>
+      </w:r>
+      <w:r>
+        <w:rPr>
+          <w:rFonts w:ascii="Arial" w:hAnsi="Arial" w:cs="Arial"/>
+          <w:bCs/>
+          <w:sz w:val="18"/>
+          <w:szCs w:val="18"/>
+        </w:rPr>
+        <w:t xml:space="preserve"> </w:t>
+      </w:r>
+      <w:r>
+        <w:rPr>
+          <w:rFonts w:ascii="Arial" w:hAnsi="Arial" w:cs="Arial"/>
+          <w:bCs/>
+          <w:sz w:val="18"/>
+          <w:szCs w:val="18"/>
+          <w:lang w:val="en-US"/>
+        </w:rPr>
+        <w:t>buyer</w:t>
+      </w:r>
+      <w:r>
+        <w:rPr>
+          <w:rFonts w:ascii="Arial" w:hAnsi="Arial" w:cs="Arial"/>
+          <w:bCs/>
+          <w:sz w:val="18"/>
+          <w:szCs w:val="18"/>
+        </w:rPr>
+        <w:t>_</w:t>
+      </w:r>
+      <w:r>
+        <w:rPr>
+          <w:rFonts w:ascii="Arial" w:hAnsi="Arial" w:cs="Arial"/>
+          <w:bCs/>
+          <w:sz w:val="18"/>
+          <w:szCs w:val="18"/>
+          <w:lang w:val="en-US"/>
+        </w:rPr>
+        <w:t>type</w:t>
+      </w:r>
+      <w:r>
+        <w:rPr>
+          <w:rFonts w:ascii="Arial" w:hAnsi="Arial" w:cs="Arial"/>
+          <w:bCs/>
+          <w:sz w:val="18"/>
+          <w:szCs w:val="18"/>
+        </w:rPr>
+        <w:t xml:space="preserve"> == ‘</w:t>
+      </w:r>
+      <w:r>
+        <w:rPr>
+          <w:rFonts w:ascii="Arial" w:hAnsi="Arial" w:cs="Arial"/>
+          <w:bCs/>
+          <w:sz w:val="18"/>
+          <w:szCs w:val="18"/>
+          <w:lang w:val="en-US"/>
+        </w:rPr>
+        <w:t>person</w:t>
+      </w:r>
+      <w:r>
+        <w:rPr>
+          <w:rFonts w:ascii="Arial" w:hAnsi="Arial" w:cs="Arial"/>
+          <w:bCs/>
+          <w:sz w:val="18"/>
+          <w:szCs w:val="18"/>
+        </w:rPr>
+        <w:t>’ %}</w:t>
+      </w:r>
+      <w:r>
+        <w:rPr>
           <w:rFonts w:ascii="Arial" w:eastAsia="Calibri" w:hAnsi="Arial" w:cs="Arial"/>
           <w:color w:val="000000"/>
           <w:sz w:val="18"/>
@@ -368,7 +437,6 @@
         </w:rPr>
         <w:t xml:space="preserve"> </w:t>
       </w:r>
-      <w:proofErr w:type="gramStart"/>
       <w:r>
         <w:rPr>
           <w:rFonts w:ascii="Arial" w:hAnsi="Arial" w:cs="Arial"/>
@@ -392,7 +460,6 @@
         <w:t>prev</w:t>
       </w:r>
       <w:proofErr w:type="spellEnd"/>
-      <w:proofErr w:type="gramEnd"/>
       <w:r>
         <w:rPr>
           <w:rFonts w:ascii="Arial" w:hAnsi="Arial" w:cs="Arial"/>
@@ -641,8 +708,6 @@
       <w:r>
         <w:rPr>
           <w:rFonts w:ascii="Arial" w:hAnsi="Arial" w:cs="Arial"/>
-          <w:b/>
-          <w:bCs/>
           <w:sz w:val="18"/>
           <w:szCs w:val="18"/>
         </w:rPr>
@@ -668,7 +733,378 @@
           <w:szCs w:val="18"/>
           <w:lang w:eastAsia="en-US"/>
         </w:rPr>
-        <w:t>именуемый в дальнейшем «Продавец», действующий через представителя</w:t>
+        <w:t>именуемый в дальнейшем «Продавец», действующий</w:t>
+      </w:r>
+      <w:r>
+        <w:rPr>
+          <w:rFonts w:ascii="Arial" w:hAnsi="Arial" w:cs="Arial"/>
+          <w:bCs/>
+          <w:sz w:val="18"/>
+          <w:szCs w:val="18"/>
+        </w:rPr>
+        <w:t xml:space="preserve">{% </w:t>
+      </w:r>
+      <w:proofErr w:type="spellStart"/>
+      <w:r>
+        <w:rPr>
+          <w:rFonts w:ascii="Arial" w:hAnsi="Arial" w:cs="Arial"/>
+          <w:bCs/>
+          <w:sz w:val="18"/>
+          <w:szCs w:val="18"/>
+          <w:lang w:val="en-US"/>
+        </w:rPr>
+        <w:t>elif</w:t>
+      </w:r>
+      <w:proofErr w:type="spellEnd"/>
+      <w:r>
+        <w:rPr>
+          <w:rFonts w:ascii="Arial" w:hAnsi="Arial" w:cs="Arial"/>
+          <w:bCs/>
+          <w:sz w:val="18"/>
+          <w:szCs w:val="18"/>
+        </w:rPr>
+        <w:t xml:space="preserve"> </w:t>
+      </w:r>
+      <w:r>
+        <w:rPr>
+          <w:rFonts w:ascii="Arial" w:hAnsi="Arial" w:cs="Arial"/>
+          <w:bCs/>
+          <w:sz w:val="18"/>
+          <w:szCs w:val="18"/>
+          <w:lang w:val="en-US"/>
+        </w:rPr>
+        <w:t>buyer</w:t>
+      </w:r>
+      <w:r>
+        <w:rPr>
+          <w:rFonts w:ascii="Arial" w:hAnsi="Arial" w:cs="Arial"/>
+          <w:bCs/>
+          <w:sz w:val="18"/>
+          <w:szCs w:val="18"/>
+        </w:rPr>
+        <w:t>_</w:t>
+      </w:r>
+      <w:r>
+        <w:rPr>
+          <w:rFonts w:ascii="Arial" w:hAnsi="Arial" w:cs="Arial"/>
+          <w:bCs/>
+          <w:sz w:val="18"/>
+          <w:szCs w:val="18"/>
+          <w:lang w:val="en-US"/>
+        </w:rPr>
+        <w:t>type</w:t>
+      </w:r>
+      <w:r>
+        <w:rPr>
+          <w:rFonts w:ascii="Arial" w:hAnsi="Arial" w:cs="Arial"/>
+          <w:bCs/>
+          <w:sz w:val="18"/>
+          <w:szCs w:val="18"/>
+        </w:rPr>
+        <w:t xml:space="preserve"> </w:t>
+      </w:r>
+      <w:r>
+        <w:rPr>
+          <w:rFonts w:ascii="Arial" w:hAnsi="Arial" w:cs="Arial"/>
+          <w:bCs/>
+          <w:sz w:val="18"/>
+          <w:szCs w:val="18"/>
+          <w:lang w:val="en-US"/>
+        </w:rPr>
+        <w:t>in</w:t>
+      </w:r>
+      <w:r>
+        <w:rPr>
+          <w:rFonts w:ascii="Arial" w:hAnsi="Arial" w:cs="Arial"/>
+          <w:bCs/>
+          <w:sz w:val="18"/>
+          <w:szCs w:val="18"/>
+        </w:rPr>
+        <w:t xml:space="preserve"> ['</w:t>
+      </w:r>
+      <w:r>
+        <w:rPr>
+          <w:rFonts w:ascii="Arial" w:hAnsi="Arial" w:cs="Arial"/>
+          <w:bCs/>
+          <w:sz w:val="18"/>
+          <w:szCs w:val="18"/>
+          <w:lang w:val="en-US"/>
+        </w:rPr>
+        <w:t>internal</w:t>
+      </w:r>
+      <w:r>
+        <w:rPr>
+          <w:rFonts w:ascii="Arial" w:hAnsi="Arial" w:cs="Arial"/>
+          <w:bCs/>
+          <w:sz w:val="18"/>
+          <w:szCs w:val="18"/>
+        </w:rPr>
+        <w:t>_</w:t>
+      </w:r>
+      <w:r>
+        <w:rPr>
+          <w:rFonts w:ascii="Arial" w:hAnsi="Arial" w:cs="Arial"/>
+          <w:bCs/>
+          <w:sz w:val="18"/>
+          <w:szCs w:val="18"/>
+          <w:lang w:val="en-US"/>
+        </w:rPr>
+        <w:t>company</w:t>
+      </w:r>
+      <w:r>
+        <w:rPr>
+          <w:rFonts w:ascii="Arial" w:hAnsi="Arial" w:cs="Arial"/>
+          <w:bCs/>
+          <w:sz w:val="18"/>
+          <w:szCs w:val="18"/>
+        </w:rPr>
+        <w:t>', '</w:t>
+      </w:r>
+      <w:r>
+        <w:rPr>
+          <w:rFonts w:ascii="Arial" w:hAnsi="Arial" w:cs="Arial"/>
+          <w:bCs/>
+          <w:sz w:val="18"/>
+          <w:szCs w:val="18"/>
+          <w:lang w:val="en-US"/>
+        </w:rPr>
+        <w:t>external</w:t>
+      </w:r>
+      <w:r>
+        <w:rPr>
+          <w:rFonts w:ascii="Arial" w:hAnsi="Arial" w:cs="Arial"/>
+          <w:bCs/>
+          <w:sz w:val="18"/>
+          <w:szCs w:val="18"/>
+        </w:rPr>
+        <w:t>_</w:t>
+      </w:r>
+      <w:r>
+        <w:rPr>
+          <w:rFonts w:ascii="Arial" w:hAnsi="Arial" w:cs="Arial"/>
+          <w:bCs/>
+          <w:sz w:val="18"/>
+          <w:szCs w:val="18"/>
+          <w:lang w:val="en-US"/>
+        </w:rPr>
+        <w:t>company</w:t>
+      </w:r>
+      <w:r>
+        <w:rPr>
+          <w:rFonts w:ascii="Arial" w:hAnsi="Arial" w:cs="Arial"/>
+          <w:bCs/>
+          <w:sz w:val="18"/>
+          <w:szCs w:val="18"/>
+        </w:rPr>
+        <w:t>'] %}</w:t>
+      </w:r>
+      <w:r>
+        <w:rPr>
+          <w:rFonts w:ascii="Arial" w:eastAsia="Times New Roman" w:hAnsi="Arial" w:cs="Arial"/>
+          <w:sz w:val="18"/>
+          <w:szCs w:val="18"/>
+        </w:rPr>
+        <w:t xml:space="preserve"> </w:t>
+      </w:r>
+      <w:r>
+        <w:rPr>
+          <w:rFonts w:ascii="Arial" w:eastAsia="Times New Roman" w:hAnsi="Arial" w:cs="Arial"/>
+          <w:b/>
+          <w:bCs/>
+          <w:sz w:val="18"/>
+          <w:szCs w:val="18"/>
+        </w:rPr>
+        <w:t xml:space="preserve">{{ </w:t>
+      </w:r>
+      <w:proofErr w:type="spellStart"/>
+      <w:r>
+        <w:rPr>
+          <w:rFonts w:ascii="Arial" w:hAnsi="Arial" w:cs="Arial"/>
+          <w:b/>
+          <w:bCs/>
+          <w:sz w:val="18"/>
+          <w:szCs w:val="18"/>
+          <w:lang w:val="en-US"/>
+        </w:rPr>
+        <w:t>prev</w:t>
+      </w:r>
+      <w:proofErr w:type="spellEnd"/>
+      <w:r>
+        <w:rPr>
+          <w:rFonts w:ascii="Arial" w:hAnsi="Arial" w:cs="Arial"/>
+          <w:b/>
+          <w:bCs/>
+          <w:sz w:val="18"/>
+          <w:szCs w:val="18"/>
+        </w:rPr>
+        <w:t>_</w:t>
+      </w:r>
+      <w:r>
+        <w:rPr>
+          <w:rFonts w:ascii="Arial" w:hAnsi="Arial" w:cs="Arial"/>
+          <w:b/>
+          <w:bCs/>
+          <w:sz w:val="18"/>
+          <w:szCs w:val="18"/>
+          <w:lang w:val="en-US"/>
+        </w:rPr>
+        <w:t>doc</w:t>
+      </w:r>
+      <w:r>
+        <w:rPr>
+          <w:rFonts w:ascii="Arial" w:eastAsia="Times New Roman" w:hAnsi="Arial" w:cs="Arial"/>
+          <w:b/>
+          <w:bCs/>
+          <w:sz w:val="18"/>
+          <w:szCs w:val="18"/>
+        </w:rPr>
+        <w:t>_</w:t>
+      </w:r>
+      <w:r>
+        <w:rPr>
+          <w:rFonts w:ascii="Arial" w:eastAsia="Times New Roman" w:hAnsi="Arial" w:cs="Arial"/>
+          <w:b/>
+          <w:bCs/>
+          <w:sz w:val="18"/>
+          <w:szCs w:val="18"/>
+          <w:lang w:val="en-US"/>
+        </w:rPr>
+        <w:t>short</w:t>
+      </w:r>
+      <w:r>
+        <w:rPr>
+          <w:rFonts w:ascii="Arial" w:eastAsia="Times New Roman" w:hAnsi="Arial" w:cs="Arial"/>
+          <w:b/>
+          <w:bCs/>
+          <w:sz w:val="18"/>
+          <w:szCs w:val="18"/>
+        </w:rPr>
+        <w:t>_</w:t>
+      </w:r>
+      <w:proofErr w:type="spellStart"/>
+      <w:r>
+        <w:rPr>
+          <w:rFonts w:ascii="Arial" w:eastAsia="Times New Roman" w:hAnsi="Arial" w:cs="Arial"/>
+          <w:b/>
+          <w:bCs/>
+          <w:sz w:val="18"/>
+          <w:szCs w:val="18"/>
+        </w:rPr>
+        <w:t>name</w:t>
+      </w:r>
+      <w:proofErr w:type="spellEnd"/>
+      <w:r>
+        <w:rPr>
+          <w:rFonts w:ascii="Arial" w:eastAsia="Times New Roman" w:hAnsi="Arial" w:cs="Arial"/>
+          <w:b/>
+          <w:bCs/>
+          <w:sz w:val="18"/>
+          <w:szCs w:val="18"/>
+        </w:rPr>
+        <w:t xml:space="preserve"> }}</w:t>
+      </w:r>
+      <w:r>
+        <w:rPr>
+          <w:rFonts w:ascii="Arial" w:eastAsia="Times New Roman" w:hAnsi="Arial" w:cs="Arial"/>
+          <w:b/>
+          <w:bCs/>
+          <w:sz w:val="18"/>
+          <w:szCs w:val="18"/>
+        </w:rPr>
+        <w:t xml:space="preserve"> </w:t>
+      </w:r>
+      <w:r>
+        <w:rPr>
+          <w:rFonts w:ascii="Arial" w:eastAsia="Calibri" w:hAnsi="Arial" w:cs="Arial"/>
+          <w:bCs/>
+          <w:color w:val="000000"/>
+          <w:sz w:val="18"/>
+          <w:szCs w:val="18"/>
+          <w:lang w:eastAsia="en-US"/>
+        </w:rPr>
+        <w:t>именуем</w:t>
+      </w:r>
+      <w:r>
+        <w:rPr>
+          <w:rFonts w:ascii="Arial" w:eastAsia="Calibri" w:hAnsi="Arial" w:cs="Arial"/>
+          <w:bCs/>
+          <w:color w:val="000000"/>
+          <w:sz w:val="18"/>
+          <w:szCs w:val="18"/>
+          <w:lang w:eastAsia="en-US"/>
+        </w:rPr>
+        <w:t>ое</w:t>
+      </w:r>
+      <w:r>
+        <w:rPr>
+          <w:rFonts w:ascii="Arial" w:eastAsia="Calibri" w:hAnsi="Arial" w:cs="Arial"/>
+          <w:bCs/>
+          <w:color w:val="000000"/>
+          <w:sz w:val="18"/>
+          <w:szCs w:val="18"/>
+          <w:lang w:eastAsia="en-US"/>
+        </w:rPr>
+        <w:t xml:space="preserve"> в дальнейшем «Продавец», действующ</w:t>
+      </w:r>
+      <w:r>
+        <w:rPr>
+          <w:rFonts w:ascii="Arial" w:eastAsia="Calibri" w:hAnsi="Arial" w:cs="Arial"/>
+          <w:bCs/>
+          <w:color w:val="000000"/>
+          <w:sz w:val="18"/>
+          <w:szCs w:val="18"/>
+          <w:lang w:eastAsia="en-US"/>
+        </w:rPr>
+        <w:t>ее</w:t>
+      </w:r>
+      <w:r>
+        <w:rPr>
+          <w:rFonts w:ascii="Arial" w:hAnsi="Arial" w:cs="Arial"/>
+          <w:bCs/>
+          <w:sz w:val="18"/>
+          <w:szCs w:val="18"/>
+        </w:rPr>
+        <w:t xml:space="preserve">{% </w:t>
+      </w:r>
+      <w:r>
+        <w:rPr>
+          <w:rFonts w:ascii="Arial" w:hAnsi="Arial" w:cs="Arial"/>
+          <w:bCs/>
+          <w:sz w:val="18"/>
+          <w:szCs w:val="18"/>
+          <w:lang w:val="en-US"/>
+        </w:rPr>
+        <w:t>endif</w:t>
+      </w:r>
+      <w:r>
+        <w:rPr>
+          <w:rFonts w:ascii="Arial" w:hAnsi="Arial" w:cs="Arial"/>
+          <w:bCs/>
+          <w:sz w:val="18"/>
+          <w:szCs w:val="18"/>
+        </w:rPr>
+        <w:t xml:space="preserve"> %}</w:t>
+      </w:r>
+      <w:r>
+        <w:rPr>
+          <w:rFonts w:ascii="Arial" w:eastAsia="Times New Roman" w:hAnsi="Arial" w:cs="Arial"/>
+          <w:b/>
+          <w:bCs/>
+          <w:sz w:val="18"/>
+          <w:szCs w:val="18"/>
+        </w:rPr>
+        <w:t xml:space="preserve"> </w:t>
+      </w:r>
+      <w:r>
+        <w:rPr>
+          <w:rFonts w:ascii="Arial" w:eastAsia="Calibri" w:hAnsi="Arial" w:cs="Arial"/>
+          <w:bCs/>
+          <w:color w:val="000000"/>
+          <w:sz w:val="18"/>
+          <w:szCs w:val="18"/>
+          <w:lang w:eastAsia="en-US"/>
+        </w:rPr>
+        <w:t>через представителя</w:t>
       </w:r>
       <w:r>
         <w:rPr>
@@ -902,10 +1338,93 @@
           <w:rFonts w:ascii="Arial" w:hAnsi="Arial" w:cs="Arial"/>
           <w:sz w:val="18"/>
           <w:szCs w:val="18"/>
+        </w:rPr>
+      </w:pPr>
+      <w:r>
+        <w:rPr>
+          <w:rFonts w:ascii="Arial" w:hAnsi="Arial" w:cs="Arial"/>
+          <w:bCs/>
+          <w:sz w:val="18"/>
+          <w:szCs w:val="18"/>
+        </w:rPr>
+        <w:t xml:space="preserve">{% </w:t>
+      </w:r>
+      <w:r>
+        <w:rPr>
+          <w:rFonts w:ascii="Arial" w:hAnsi="Arial" w:cs="Arial"/>
+          <w:bCs/>
+          <w:sz w:val="18"/>
+          <w:szCs w:val="18"/>
           <w:lang w:val="en-US"/>
         </w:rPr>
-      </w:pPr>
-      <w:proofErr w:type="gramStart"/>
+        <w:t>if</w:t>
+      </w:r>
+      <w:r>
+        <w:rPr>
+          <w:rFonts w:ascii="Arial" w:hAnsi="Arial" w:cs="Arial"/>
+          <w:bCs/>
+          <w:sz w:val="18"/>
+          <w:szCs w:val="18"/>
+        </w:rPr>
+        <w:t xml:space="preserve"> </w:t>
+      </w:r>
+      <w:r>
+        <w:rPr>
+          <w:rFonts w:ascii="Arial" w:hAnsi="Arial" w:cs="Arial"/>
+          <w:bCs/>
+          <w:sz w:val="18"/>
+          <w:szCs w:val="18"/>
+          <w:lang w:val="en-US"/>
+        </w:rPr>
+        <w:t>buyer</w:t>
+      </w:r>
+      <w:r>
+        <w:rPr>
+          <w:rFonts w:ascii="Arial" w:hAnsi="Arial" w:cs="Arial"/>
+          <w:bCs/>
+          <w:sz w:val="18"/>
+          <w:szCs w:val="18"/>
+        </w:rPr>
+        <w:t>_</w:t>
+      </w:r>
+      <w:r>
+        <w:rPr>
+          <w:rFonts w:ascii="Arial" w:hAnsi="Arial" w:cs="Arial"/>
+          <w:bCs/>
+          <w:sz w:val="18"/>
+          <w:szCs w:val="18"/>
+          <w:lang w:val="en-US"/>
+        </w:rPr>
+        <w:t>type</w:t>
+      </w:r>
+      <w:r>
+        <w:rPr>
+          <w:rFonts w:ascii="Arial" w:hAnsi="Arial" w:cs="Arial"/>
+          <w:bCs/>
+          <w:sz w:val="18"/>
+          <w:szCs w:val="18"/>
+        </w:rPr>
+        <w:t xml:space="preserve"> == ‘</w:t>
+      </w:r>
+      <w:r>
+        <w:rPr>
+          <w:rFonts w:ascii="Arial" w:hAnsi="Arial" w:cs="Arial"/>
+          <w:bCs/>
+          <w:sz w:val="18"/>
+          <w:szCs w:val="18"/>
+          <w:lang w:val="en-US"/>
+        </w:rPr>
+        <w:t>person</w:t>
+      </w:r>
+      <w:r>
+        <w:rPr>
+          <w:rFonts w:ascii="Arial" w:hAnsi="Arial" w:cs="Arial"/>
+          <w:bCs/>
+          <w:sz w:val="18"/>
+          <w:szCs w:val="18"/>
+        </w:rPr>
+        <w:t>’ %}</w:t>
+      </w:r>
       <w:r>
         <w:rPr>
           <w:rFonts w:ascii="Arial" w:eastAsia="Calibri" w:hAnsi="Arial" w:cs="Arial"/>
@@ -928,7 +1447,6 @@
         </w:rPr>
         <w:t>buyer</w:t>
       </w:r>
-      <w:proofErr w:type="gramEnd"/>
       <w:r>
         <w:rPr>
           <w:rFonts w:ascii="Arial" w:eastAsia="Calibri" w:hAnsi="Arial" w:cs="Arial"/>
@@ -1149,7 +1667,322 @@
           <w:szCs w:val="18"/>
           <w:lang w:eastAsia="en-US"/>
         </w:rPr>
-        <w:t>) в дальнейшем «</w:t>
+        <w:t>)</w:t>
+      </w:r>
+      <w:r>
+        <w:rPr>
+          <w:rFonts w:ascii="Arial" w:hAnsi="Arial" w:cs="Arial"/>
+          <w:bCs/>
+          <w:sz w:val="18"/>
+          <w:szCs w:val="18"/>
+        </w:rPr>
+        <w:t xml:space="preserve">{% </w:t>
+      </w:r>
+      <w:proofErr w:type="spellStart"/>
+      <w:r>
+        <w:rPr>
+          <w:rFonts w:ascii="Arial" w:hAnsi="Arial" w:cs="Arial"/>
+          <w:bCs/>
+          <w:sz w:val="18"/>
+          <w:szCs w:val="18"/>
+          <w:lang w:val="en-US"/>
+        </w:rPr>
+        <w:t>elif</w:t>
+      </w:r>
+      <w:proofErr w:type="spellEnd"/>
+      <w:r>
+        <w:rPr>
+          <w:rFonts w:ascii="Arial" w:hAnsi="Arial" w:cs="Arial"/>
+          <w:bCs/>
+          <w:sz w:val="18"/>
+          <w:szCs w:val="18"/>
+        </w:rPr>
+        <w:t xml:space="preserve"> </w:t>
+      </w:r>
+      <w:r>
+        <w:rPr>
+          <w:rFonts w:ascii="Arial" w:hAnsi="Arial" w:cs="Arial"/>
+          <w:bCs/>
+          <w:sz w:val="18"/>
+          <w:szCs w:val="18"/>
+          <w:lang w:val="en-US"/>
+        </w:rPr>
+        <w:t>buyer</w:t>
+      </w:r>
+      <w:r>
+        <w:rPr>
+          <w:rFonts w:ascii="Arial" w:hAnsi="Arial" w:cs="Arial"/>
+          <w:bCs/>
+          <w:sz w:val="18"/>
+          <w:szCs w:val="18"/>
+        </w:rPr>
+        <w:t>_</w:t>
+      </w:r>
+      <w:r>
+        <w:rPr>
+          <w:rFonts w:ascii="Arial" w:hAnsi="Arial" w:cs="Arial"/>
+          <w:bCs/>
+          <w:sz w:val="18"/>
+          <w:szCs w:val="18"/>
+          <w:lang w:val="en-US"/>
+        </w:rPr>
+        <w:t>type</w:t>
+      </w:r>
+      <w:r>
+        <w:rPr>
+          <w:rFonts w:ascii="Arial" w:hAnsi="Arial" w:cs="Arial"/>
+          <w:bCs/>
+          <w:sz w:val="18"/>
+          <w:szCs w:val="18"/>
+        </w:rPr>
+        <w:t xml:space="preserve"> </w:t>
+      </w:r>
+      <w:r>
+        <w:rPr>
+          <w:rFonts w:ascii="Arial" w:hAnsi="Arial" w:cs="Arial"/>
+          <w:bCs/>
+          <w:sz w:val="18"/>
+          <w:szCs w:val="18"/>
+          <w:lang w:val="en-US"/>
+        </w:rPr>
+        <w:t>in</w:t>
+      </w:r>
+      <w:r>
+        <w:rPr>
+          <w:rFonts w:ascii="Arial" w:hAnsi="Arial" w:cs="Arial"/>
+          <w:bCs/>
+          <w:sz w:val="18"/>
+          <w:szCs w:val="18"/>
+        </w:rPr>
+        <w:t xml:space="preserve"> ['</w:t>
+      </w:r>
+      <w:r>
+        <w:rPr>
+          <w:rFonts w:ascii="Arial" w:hAnsi="Arial" w:cs="Arial"/>
+          <w:bCs/>
+          <w:sz w:val="18"/>
+          <w:szCs w:val="18"/>
+          <w:lang w:val="en-US"/>
+        </w:rPr>
+        <w:t>internal</w:t>
+      </w:r>
+      <w:r>
+        <w:rPr>
+          <w:rFonts w:ascii="Arial" w:hAnsi="Arial" w:cs="Arial"/>
+          <w:bCs/>
+          <w:sz w:val="18"/>
+          <w:szCs w:val="18"/>
+        </w:rPr>
+        <w:t>_</w:t>
+      </w:r>
+      <w:r>
+        <w:rPr>
+          <w:rFonts w:ascii="Arial" w:hAnsi="Arial" w:cs="Arial"/>
+          <w:bCs/>
+          <w:sz w:val="18"/>
+          <w:szCs w:val="18"/>
+          <w:lang w:val="en-US"/>
+        </w:rPr>
+        <w:t>company</w:t>
+      </w:r>
+      <w:r>
+        <w:rPr>
+          <w:rFonts w:ascii="Arial" w:hAnsi="Arial" w:cs="Arial"/>
+          <w:bCs/>
+          <w:sz w:val="18"/>
+          <w:szCs w:val="18"/>
+        </w:rPr>
+        <w:t>', '</w:t>
+      </w:r>
+      <w:r>
+        <w:rPr>
+          <w:rFonts w:ascii="Arial" w:hAnsi="Arial" w:cs="Arial"/>
+          <w:bCs/>
+          <w:sz w:val="18"/>
+          <w:szCs w:val="18"/>
+          <w:lang w:val="en-US"/>
+        </w:rPr>
+        <w:t>external</w:t>
+      </w:r>
+      <w:r>
+        <w:rPr>
+          <w:rFonts w:ascii="Arial" w:hAnsi="Arial" w:cs="Arial"/>
+          <w:bCs/>
+          <w:sz w:val="18"/>
+          <w:szCs w:val="18"/>
+        </w:rPr>
+        <w:t>_</w:t>
+      </w:r>
+      <w:r>
+        <w:rPr>
+          <w:rFonts w:ascii="Arial" w:hAnsi="Arial" w:cs="Arial"/>
+          <w:bCs/>
+          <w:sz w:val="18"/>
+          <w:szCs w:val="18"/>
+          <w:lang w:val="en-US"/>
+        </w:rPr>
+        <w:t>company</w:t>
+      </w:r>
+      <w:r>
+        <w:rPr>
+          <w:rFonts w:ascii="Arial" w:hAnsi="Arial" w:cs="Arial"/>
+          <w:bCs/>
+          <w:sz w:val="18"/>
+          <w:szCs w:val="18"/>
+        </w:rPr>
+        <w:t>'] %}</w:t>
+      </w:r>
+      <w:r>
+        <w:rPr>
+          <w:rFonts w:ascii="Arial" w:eastAsia="Times New Roman" w:hAnsi="Arial" w:cs="Arial"/>
+          <w:sz w:val="18"/>
+          <w:szCs w:val="18"/>
+        </w:rPr>
+        <w:t xml:space="preserve"> </w:t>
+      </w:r>
+      <w:r>
+        <w:rPr>
+          <w:rFonts w:ascii="Arial" w:eastAsia="Times New Roman" w:hAnsi="Arial" w:cs="Arial"/>
+          <w:b/>
+          <w:bCs/>
+          <w:sz w:val="18"/>
+          <w:szCs w:val="18"/>
+        </w:rPr>
+        <w:t xml:space="preserve">{{ </w:t>
+      </w:r>
+      <w:r>
+        <w:rPr>
+          <w:rFonts w:ascii="Arial" w:eastAsia="Times New Roman" w:hAnsi="Arial" w:cs="Arial"/>
+          <w:b/>
+          <w:bCs/>
+          <w:sz w:val="18"/>
+          <w:szCs w:val="18"/>
+          <w:lang w:val="en-US"/>
+        </w:rPr>
+        <w:t>buyer</w:t>
+      </w:r>
+      <w:r>
+        <w:rPr>
+          <w:rFonts w:ascii="Arial" w:eastAsia="Times New Roman" w:hAnsi="Arial" w:cs="Arial"/>
+          <w:b/>
+          <w:bCs/>
+          <w:sz w:val="18"/>
+          <w:szCs w:val="18"/>
+        </w:rPr>
+        <w:t>_</w:t>
+      </w:r>
+      <w:r>
+        <w:rPr>
+          <w:rFonts w:ascii="Arial" w:eastAsia="Times New Roman" w:hAnsi="Arial" w:cs="Arial"/>
+          <w:b/>
+          <w:bCs/>
+          <w:sz w:val="18"/>
+          <w:szCs w:val="18"/>
+          <w:lang w:val="en-US"/>
+        </w:rPr>
+        <w:t>short</w:t>
+      </w:r>
+      <w:r>
+        <w:rPr>
+          <w:rFonts w:ascii="Arial" w:eastAsia="Times New Roman" w:hAnsi="Arial" w:cs="Arial"/>
+          <w:b/>
+          <w:bCs/>
+          <w:sz w:val="18"/>
+          <w:szCs w:val="18"/>
+        </w:rPr>
+        <w:t>_</w:t>
+      </w:r>
+      <w:proofErr w:type="spellStart"/>
+      <w:r>
+        <w:rPr>
+          <w:rFonts w:ascii="Arial" w:eastAsia="Times New Roman" w:hAnsi="Arial" w:cs="Arial"/>
+          <w:b/>
+          <w:bCs/>
+          <w:sz w:val="18"/>
+          <w:szCs w:val="18"/>
+        </w:rPr>
+        <w:t>name</w:t>
+      </w:r>
+      <w:proofErr w:type="spellEnd"/>
+      <w:r>
+        <w:rPr>
+          <w:rFonts w:ascii="Arial" w:eastAsia="Times New Roman" w:hAnsi="Arial" w:cs="Arial"/>
+          <w:b/>
+          <w:bCs/>
+          <w:sz w:val="18"/>
+          <w:szCs w:val="18"/>
+        </w:rPr>
+        <w:t xml:space="preserve"> }}</w:t>
+      </w:r>
+      <w:r>
+        <w:rPr>
+          <w:rFonts w:ascii="Arial" w:eastAsia="Times New Roman" w:hAnsi="Arial" w:cs="Arial"/>
+          <w:b/>
+          <w:bCs/>
+          <w:sz w:val="18"/>
+          <w:szCs w:val="18"/>
+        </w:rPr>
+        <w:t xml:space="preserve"> </w:t>
+      </w:r>
+      <w:r>
+        <w:rPr>
+          <w:rFonts w:ascii="Arial" w:eastAsia="Calibri" w:hAnsi="Arial" w:cs="Arial"/>
+          <w:bCs/>
+          <w:color w:val="000000"/>
+          <w:sz w:val="18"/>
+          <w:szCs w:val="18"/>
+          <w:lang w:eastAsia="en-US"/>
+        </w:rPr>
+        <w:t>именуемое</w:t>
+      </w:r>
+      <w:r>
+        <w:rPr>
+          <w:rFonts w:ascii="Arial" w:hAnsi="Arial" w:cs="Arial"/>
+          <w:bCs/>
+          <w:sz w:val="18"/>
+          <w:szCs w:val="18"/>
+        </w:rPr>
+        <w:t xml:space="preserve">{% </w:t>
+      </w:r>
+      <w:r>
+        <w:rPr>
+          <w:rFonts w:ascii="Arial" w:hAnsi="Arial" w:cs="Arial"/>
+          <w:bCs/>
+          <w:sz w:val="18"/>
+          <w:szCs w:val="18"/>
+          <w:lang w:val="en-US"/>
+        </w:rPr>
+        <w:t>endif</w:t>
+      </w:r>
+      <w:r>
+        <w:rPr>
+          <w:rFonts w:ascii="Arial" w:hAnsi="Arial" w:cs="Arial"/>
+          <w:bCs/>
+          <w:sz w:val="18"/>
+          <w:szCs w:val="18"/>
+        </w:rPr>
+        <w:t xml:space="preserve"> %}</w:t>
+      </w:r>
+      <w:r>
+        <w:rPr>
+          <w:rFonts w:ascii="Arial" w:eastAsia="Times New Roman" w:hAnsi="Arial" w:cs="Arial"/>
+          <w:b/>
+          <w:bCs/>
+          <w:sz w:val="18"/>
+          <w:szCs w:val="18"/>
+        </w:rPr>
+        <w:t xml:space="preserve"> </w:t>
+      </w:r>
+      <w:r>
+        <w:rPr>
+          <w:rFonts w:ascii="Arial" w:eastAsia="Calibri" w:hAnsi="Arial" w:cs="Arial"/>
+          <w:bCs/>
+          <w:color w:val="000000"/>
+          <w:sz w:val="18"/>
+          <w:szCs w:val="18"/>
+          <w:lang w:eastAsia="en-US"/>
+        </w:rPr>
+        <w:t>в дальнейшем «</w:t>
       </w:r>
       <w:r>
         <w:rPr>
@@ -2265,27 +3098,7 @@
                 <w:szCs w:val="18"/>
                 <w:lang w:val="en-US"/>
               </w:rPr>
-              <w:t xml:space="preserve"> </w:t>
-            </w:r>
-            <w:proofErr w:type="gramStart"/>
-            <w:r>
-              <w:rPr>
-                <w:rFonts w:ascii="Arial" w:hAnsi="Arial" w:cs="Arial"/>
-                <w:sz w:val="18"/>
-                <w:szCs w:val="18"/>
-                <w:lang w:val="en-US"/>
-              </w:rPr>
-              <w:t>%}{</w:t>
-            </w:r>
-            <w:proofErr w:type="gramEnd"/>
-            <w:r>
-              <w:rPr>
-                <w:rFonts w:ascii="Arial" w:hAnsi="Arial" w:cs="Arial"/>
-                <w:sz w:val="18"/>
-                <w:szCs w:val="18"/>
-                <w:lang w:val="en-US"/>
-              </w:rPr>
-              <w:t xml:space="preserve">{ </w:t>
+              <w:t xml:space="preserve"> %}{{ </w:t>
             </w:r>
             <w:proofErr w:type="spellStart"/>
             <w:r>
@@ -2459,27 +3272,7 @@
                 <w:szCs w:val="18"/>
                 <w:lang w:val="en-US"/>
               </w:rPr>
-              <w:t xml:space="preserve"> </w:t>
-            </w:r>
-            <w:proofErr w:type="gramStart"/>
-            <w:r>
-              <w:rPr>
-                <w:rFonts w:ascii="Arial" w:hAnsi="Arial" w:cs="Arial"/>
-                <w:sz w:val="18"/>
-                <w:szCs w:val="18"/>
-                <w:lang w:val="en-US"/>
-              </w:rPr>
-              <w:t>%}{</w:t>
-            </w:r>
-            <w:proofErr w:type="gramEnd"/>
-            <w:r>
-              <w:rPr>
-                <w:rFonts w:ascii="Arial" w:hAnsi="Arial" w:cs="Arial"/>
-                <w:sz w:val="18"/>
-                <w:szCs w:val="18"/>
-                <w:lang w:val="en-US"/>
-              </w:rPr>
-              <w:t>{</w:t>
+              <w:t xml:space="preserve"> %}{{</w:t>
             </w:r>
             <w:proofErr w:type="spellStart"/>
             <w:r>
@@ -2590,7 +3383,6 @@
         </w:rPr>
         <w:t xml:space="preserve"> Продавцом через представителя </w:t>
       </w:r>
-      <w:proofErr w:type="gramStart"/>
       <w:r>
         <w:rPr>
           <w:rFonts w:eastAsia="Times New Roman"/>
@@ -2614,7 +3406,6 @@
         <w:t>eller</w:t>
       </w:r>
       <w:proofErr w:type="spellEnd"/>
-      <w:proofErr w:type="gramEnd"/>
       <w:r>
         <w:rPr>
           <w:rFonts w:eastAsia="Times New Roman"/>
@@ -4325,7 +5116,15 @@
           <w:sz w:val="18"/>
           <w:szCs w:val="18"/>
         </w:rPr>
-        <w:t xml:space="preserve"> изменить регистрационные данные о собственнике </w:t>
+        <w:t xml:space="preserve"> изменить регистрационные </w:t>
+      </w:r>
+      <w:r>
+        <w:rPr>
+          <w:sz w:val="18"/>
+          <w:szCs w:val="18"/>
+        </w:rPr>
+        <w:lastRenderedPageBreak/>
+        <w:t xml:space="preserve">данные о собственнике </w:t>
       </w:r>
       <w:r>
         <w:rPr>
@@ -4408,7 +5207,6 @@
           <w:sz w:val="18"/>
           <w:szCs w:val="18"/>
         </w:rPr>
-        <w:lastRenderedPageBreak/>
         <w:t>5</w:t>
       </w:r>
       <w:r>
@@ -4545,7 +5343,6 @@
         </w:rPr>
         <w:t xml:space="preserve">5.6. Покупатель подтверждает, что осведомлен о том, что </w:t>
       </w:r>
-      <w:proofErr w:type="gramStart"/>
       <w:r>
         <w:rPr>
           <w:rFonts w:eastAsia="Times New Roman"/>
@@ -4569,7 +5366,6 @@
         <w:t>eller</w:t>
       </w:r>
       <w:proofErr w:type="spellEnd"/>
-      <w:proofErr w:type="gramEnd"/>
       <w:r>
         <w:rPr>
           <w:rFonts w:eastAsia="Times New Roman"/>
@@ -5179,7 +5975,44 @@
                 <w:lang w:val="en-US"/>
               </w:rPr>
             </w:pPr>
-            <w:proofErr w:type="gramStart"/>
+            <w:r>
+              <w:rPr>
+                <w:rFonts w:ascii="Arial" w:hAnsi="Arial" w:cs="Arial"/>
+                <w:sz w:val="18"/>
+                <w:szCs w:val="18"/>
+                <w:lang w:val="en-US"/>
+              </w:rPr>
+              <w:t xml:space="preserve">{% if </w:t>
+            </w:r>
+            <w:proofErr w:type="spellStart"/>
+            <w:r>
+              <w:rPr>
+                <w:rFonts w:ascii="Arial" w:hAnsi="Arial" w:cs="Arial"/>
+                <w:sz w:val="18"/>
+                <w:szCs w:val="18"/>
+                <w:lang w:val="en-US"/>
+              </w:rPr>
+              <w:t>seller</w:t>
+            </w:r>
+            <w:r>
+              <w:rPr>
+                <w:rFonts w:ascii="Arial" w:hAnsi="Arial" w:cs="Arial"/>
+                <w:sz w:val="18"/>
+                <w:szCs w:val="18"/>
+                <w:lang w:val="en-US"/>
+              </w:rPr>
+              <w:t>_type</w:t>
+            </w:r>
+            <w:proofErr w:type="spellEnd"/>
+            <w:r>
+              <w:rPr>
+                <w:rFonts w:ascii="Arial" w:hAnsi="Arial" w:cs="Arial"/>
+                <w:sz w:val="18"/>
+                <w:szCs w:val="18"/>
+                <w:lang w:val="en-US"/>
+              </w:rPr>
+              <w:t xml:space="preserve"> == "person" %}</w:t>
+            </w:r>
             <w:r>
               <w:rPr>
                 <w:rFonts w:ascii="Arial" w:hAnsi="Arial" w:cs="Arial"/>
@@ -5201,9 +6034,8 @@
                 <w:szCs w:val="18"/>
                 <w:lang w:val="en-US"/>
               </w:rPr>
-              <w:t>prev</w:t>
-            </w:r>
-            <w:proofErr w:type="gramEnd"/>
+              <w:t>prev_doc</w:t>
+            </w:r>
             <w:r>
               <w:rPr>
                 <w:rFonts w:ascii="Arial" w:hAnsi="Arial" w:cs="Arial"/>
@@ -5213,8 +6045,9 @@
                 <w:szCs w:val="18"/>
                 <w:lang w:val="en-US"/>
               </w:rPr>
-              <w:t>_doc</w:t>
-            </w:r>
+              <w:t>_last_name</w:t>
+            </w:r>
+            <w:proofErr w:type="spellEnd"/>
             <w:r>
               <w:rPr>
                 <w:rFonts w:ascii="Arial" w:hAnsi="Arial" w:cs="Arial"/>
@@ -5224,9 +6057,9 @@
                 <w:szCs w:val="18"/>
                 <w:lang w:val="en-US"/>
               </w:rPr>
-              <w:t>_last_name</w:t>
-            </w:r>
-            <w:proofErr w:type="spellEnd"/>
+              <w:t xml:space="preserve"> }} {{ </w:t>
+            </w:r>
+            <w:proofErr w:type="spellStart"/>
             <w:r>
               <w:rPr>
                 <w:rFonts w:ascii="Arial" w:hAnsi="Arial" w:cs="Arial"/>
@@ -5236,41 +6069,7 @@
                 <w:szCs w:val="18"/>
                 <w:lang w:val="en-US"/>
               </w:rPr>
-              <w:t xml:space="preserve"> }} {{ </w:t>
-            </w:r>
-            <w:proofErr w:type="spellStart"/>
-            <w:r>
-              <w:rPr>
-                <w:rFonts w:ascii="Arial" w:hAnsi="Arial" w:cs="Arial"/>
-                <w:b/>
-                <w:bCs/>
-                <w:sz w:val="18"/>
-                <w:szCs w:val="18"/>
-                <w:lang w:val="en-US"/>
-              </w:rPr>
-              <w:t>prev</w:t>
-            </w:r>
-            <w:r>
-              <w:rPr>
-                <w:rFonts w:ascii="Arial" w:hAnsi="Arial" w:cs="Arial"/>
-                <w:b/>
-                <w:bCs/>
-                <w:sz w:val="18"/>
-                <w:szCs w:val="18"/>
-                <w:lang w:val="en-US"/>
-              </w:rPr>
-              <w:t>_</w:t>
-            </w:r>
-            <w:r>
-              <w:rPr>
-                <w:rFonts w:ascii="Arial" w:hAnsi="Arial" w:cs="Arial"/>
-                <w:b/>
-                <w:bCs/>
-                <w:sz w:val="18"/>
-                <w:szCs w:val="18"/>
-                <w:lang w:val="en-US"/>
-              </w:rPr>
-              <w:t>doc</w:t>
+              <w:t>prev_doc</w:t>
             </w:r>
             <w:r>
               <w:rPr>
@@ -5437,46 +6236,17 @@
                 <w:szCs w:val="18"/>
                 <w:lang w:val="en-US"/>
               </w:rPr>
-              <w:t xml:space="preserve"> РФ </w:t>
-            </w:r>
-            <w:proofErr w:type="gramStart"/>
-            <w:r>
-              <w:rPr>
-                <w:rFonts w:ascii="Arial" w:hAnsi="Arial" w:cs="Arial"/>
-                <w:sz w:val="18"/>
-                <w:szCs w:val="18"/>
-                <w:lang w:val="en-US"/>
-              </w:rPr>
-              <w:t xml:space="preserve">{{ </w:t>
-            </w:r>
-            <w:proofErr w:type="spellStart"/>
-            <w:r>
-              <w:rPr>
-                <w:rFonts w:ascii="Arial" w:hAnsi="Arial" w:cs="Arial"/>
-                <w:sz w:val="18"/>
-                <w:szCs w:val="18"/>
-                <w:lang w:val="en-US"/>
-              </w:rPr>
-              <w:t>prev</w:t>
-            </w:r>
-            <w:proofErr w:type="gramEnd"/>
-            <w:r>
-              <w:rPr>
-                <w:rFonts w:ascii="Arial" w:hAnsi="Arial" w:cs="Arial"/>
-                <w:sz w:val="18"/>
-                <w:szCs w:val="18"/>
-                <w:lang w:val="en-US"/>
-              </w:rPr>
-              <w:t>_doc</w:t>
-            </w:r>
-            <w:r>
-              <w:rPr>
-                <w:rFonts w:ascii="Arial" w:hAnsi="Arial" w:cs="Arial"/>
-                <w:sz w:val="18"/>
-                <w:szCs w:val="18"/>
-                <w:lang w:val="en-US"/>
-              </w:rPr>
-              <w:t>_</w:t>
+              <w:t xml:space="preserve"> РФ {{ </w:t>
+            </w:r>
+            <w:proofErr w:type="spellStart"/>
+            <w:r>
+              <w:rPr>
+                <w:rFonts w:ascii="Arial" w:hAnsi="Arial" w:cs="Arial"/>
+                <w:sz w:val="18"/>
+                <w:szCs w:val="18"/>
+                <w:lang w:val="en-US"/>
+              </w:rPr>
+              <w:t>prev_doc_</w:t>
             </w:r>
             <w:r>
               <w:rPr>
@@ -5554,25 +6324,7 @@
                 <w:szCs w:val="18"/>
                 <w:lang w:val="en-US"/>
               </w:rPr>
-              <w:t>prev</w:t>
-            </w:r>
-            <w:r>
-              <w:rPr>
-                <w:rFonts w:ascii="Arial" w:hAnsi="Arial" w:cs="Arial"/>
-                <w:sz w:val="18"/>
-                <w:szCs w:val="18"/>
-                <w:lang w:val="en-US"/>
-              </w:rPr>
-              <w:t>_</w:t>
-            </w:r>
-            <w:r>
-              <w:rPr>
-                <w:rFonts w:ascii="Arial" w:hAnsi="Arial" w:cs="Arial"/>
-                <w:sz w:val="18"/>
-                <w:szCs w:val="18"/>
-                <w:lang w:val="en-US"/>
-              </w:rPr>
-              <w:t>doc</w:t>
+              <w:t>prev_doc</w:t>
             </w:r>
             <w:r>
               <w:rPr>
@@ -5619,46 +6371,17 @@
                 <w:szCs w:val="18"/>
                 <w:lang w:val="en-US"/>
               </w:rPr>
-              <w:t xml:space="preserve">: </w:t>
-            </w:r>
-            <w:proofErr w:type="gramStart"/>
-            <w:r>
-              <w:rPr>
-                <w:rFonts w:ascii="Arial" w:hAnsi="Arial" w:cs="Arial"/>
-                <w:sz w:val="18"/>
-                <w:szCs w:val="18"/>
-                <w:lang w:val="en-US"/>
-              </w:rPr>
-              <w:t xml:space="preserve">{{ </w:t>
-            </w:r>
-            <w:proofErr w:type="spellStart"/>
-            <w:r>
-              <w:rPr>
-                <w:rFonts w:ascii="Arial" w:hAnsi="Arial" w:cs="Arial"/>
-                <w:sz w:val="18"/>
-                <w:szCs w:val="18"/>
-                <w:lang w:val="en-US"/>
-              </w:rPr>
-              <w:t>prev</w:t>
-            </w:r>
-            <w:proofErr w:type="gramEnd"/>
-            <w:r>
-              <w:rPr>
-                <w:rFonts w:ascii="Arial" w:hAnsi="Arial" w:cs="Arial"/>
-                <w:sz w:val="18"/>
-                <w:szCs w:val="18"/>
-                <w:lang w:val="en-US"/>
-              </w:rPr>
-              <w:t>_</w:t>
-            </w:r>
-            <w:r>
-              <w:rPr>
-                <w:rFonts w:ascii="Arial" w:hAnsi="Arial" w:cs="Arial"/>
-                <w:sz w:val="18"/>
-                <w:szCs w:val="18"/>
-                <w:lang w:val="en-US"/>
-              </w:rPr>
-              <w:t>doc</w:t>
+              <w:t xml:space="preserve">: {{ </w:t>
+            </w:r>
+            <w:proofErr w:type="spellStart"/>
+            <w:r>
+              <w:rPr>
+                <w:rFonts w:ascii="Arial" w:hAnsi="Arial" w:cs="Arial"/>
+                <w:sz w:val="18"/>
+                <w:szCs w:val="18"/>
+                <w:lang w:val="en-US"/>
+              </w:rPr>
+              <w:t>prev_doc</w:t>
             </w:r>
             <w:r>
               <w:rPr>
@@ -5688,6 +6411,7 @@
                 <w:rFonts w:ascii="Arial" w:hAnsi="Arial" w:cs="Arial"/>
                 <w:sz w:val="18"/>
                 <w:szCs w:val="18"/>
+                <w:lang w:val="en-US"/>
               </w:rPr>
             </w:pPr>
             <w:r>
@@ -5696,36 +6420,26 @@
                 <w:sz w:val="18"/>
                 <w:szCs w:val="18"/>
               </w:rPr>
-              <w:t xml:space="preserve">ИНН: </w:t>
-            </w:r>
-            <w:proofErr w:type="gramStart"/>
-            <w:r>
-              <w:rPr>
-                <w:rFonts w:ascii="Arial" w:hAnsi="Arial" w:cs="Arial"/>
-                <w:sz w:val="18"/>
-                <w:szCs w:val="18"/>
-              </w:rPr>
-              <w:t xml:space="preserve">{{ </w:t>
-            </w:r>
-            <w:proofErr w:type="spellStart"/>
-            <w:r>
-              <w:rPr>
-                <w:rFonts w:ascii="Arial" w:hAnsi="Arial" w:cs="Arial"/>
-                <w:sz w:val="18"/>
-                <w:szCs w:val="18"/>
-                <w:lang w:val="en-US"/>
-              </w:rPr>
-              <w:t>prev</w:t>
-            </w:r>
-            <w:proofErr w:type="gramEnd"/>
-            <w:r>
-              <w:rPr>
-                <w:rFonts w:ascii="Arial" w:hAnsi="Arial" w:cs="Arial"/>
-                <w:sz w:val="18"/>
-                <w:szCs w:val="18"/>
-                <w:lang w:val="en-US"/>
-              </w:rPr>
-              <w:t>_doc_</w:t>
+              <w:t>ИНН</w:t>
+            </w:r>
+            <w:r>
+              <w:rPr>
+                <w:rFonts w:ascii="Arial" w:hAnsi="Arial" w:cs="Arial"/>
+                <w:sz w:val="18"/>
+                <w:szCs w:val="18"/>
+                <w:lang w:val="en-US"/>
+              </w:rPr>
+              <w:t xml:space="preserve">: {{ </w:t>
+            </w:r>
+            <w:proofErr w:type="spellStart"/>
+            <w:r>
+              <w:rPr>
+                <w:rFonts w:ascii="Arial" w:hAnsi="Arial" w:cs="Arial"/>
+                <w:sz w:val="18"/>
+                <w:szCs w:val="18"/>
+                <w:lang w:val="en-US"/>
+              </w:rPr>
+              <w:t>prev_doc_</w:t>
             </w:r>
             <w:r>
               <w:rPr>
@@ -5742,6 +6456,7 @@
                 <w:rFonts w:ascii="Arial" w:hAnsi="Arial" w:cs="Arial"/>
                 <w:sz w:val="18"/>
                 <w:szCs w:val="18"/>
+                <w:lang w:val="en-US"/>
               </w:rPr>
               <w:t xml:space="preserve"> }}</w:t>
             </w:r>
@@ -5753,20 +6468,110 @@
                 <w:rFonts w:ascii="Arial" w:hAnsi="Arial" w:cs="Arial"/>
                 <w:sz w:val="18"/>
                 <w:szCs w:val="18"/>
+                <w:lang w:val="en-US"/>
               </w:rPr>
             </w:pPr>
+            <w:r>
+              <w:rPr>
+                <w:rFonts w:ascii="Arial" w:hAnsi="Arial" w:cs="Arial"/>
+                <w:sz w:val="18"/>
+                <w:szCs w:val="18"/>
+                <w:lang w:val="en-US"/>
+              </w:rPr>
+              <w:t xml:space="preserve">{% </w:t>
+            </w:r>
+            <w:proofErr w:type="spellStart"/>
+            <w:r>
+              <w:rPr>
+                <w:rFonts w:ascii="Arial" w:hAnsi="Arial" w:cs="Arial"/>
+                <w:sz w:val="18"/>
+                <w:szCs w:val="18"/>
+                <w:lang w:val="en-US"/>
+              </w:rPr>
+              <w:t>elif</w:t>
+            </w:r>
+            <w:proofErr w:type="spellEnd"/>
+            <w:r>
+              <w:rPr>
+                <w:rFonts w:ascii="Arial" w:hAnsi="Arial" w:cs="Arial"/>
+                <w:sz w:val="18"/>
+                <w:szCs w:val="18"/>
+                <w:lang w:val="en-US"/>
+              </w:rPr>
+              <w:t xml:space="preserve"> </w:t>
+            </w:r>
+            <w:proofErr w:type="spellStart"/>
+            <w:r>
+              <w:rPr>
+                <w:rFonts w:ascii="Arial" w:hAnsi="Arial" w:cs="Arial"/>
+                <w:sz w:val="18"/>
+                <w:szCs w:val="18"/>
+                <w:lang w:val="en-US"/>
+              </w:rPr>
+              <w:t>seller_type</w:t>
+            </w:r>
+            <w:proofErr w:type="spellEnd"/>
+            <w:r>
+              <w:rPr>
+                <w:rFonts w:ascii="Arial" w:hAnsi="Arial" w:cs="Arial"/>
+                <w:sz w:val="18"/>
+                <w:szCs w:val="18"/>
+                <w:lang w:val="en-US"/>
+              </w:rPr>
+              <w:t xml:space="preserve"> in ["</w:t>
+            </w:r>
+            <w:proofErr w:type="spellStart"/>
+            <w:r>
+              <w:rPr>
+                <w:rFonts w:ascii="Arial" w:hAnsi="Arial" w:cs="Arial"/>
+                <w:sz w:val="18"/>
+                <w:szCs w:val="18"/>
+                <w:lang w:val="en-US"/>
+              </w:rPr>
+              <w:t>external_company</w:t>
+            </w:r>
+            <w:proofErr w:type="spellEnd"/>
+            <w:r>
+              <w:rPr>
+                <w:rFonts w:ascii="Arial" w:hAnsi="Arial" w:cs="Arial"/>
+                <w:sz w:val="18"/>
+                <w:szCs w:val="18"/>
+                <w:lang w:val="en-US"/>
+              </w:rPr>
+              <w:t>", "</w:t>
+            </w:r>
+            <w:proofErr w:type="spellStart"/>
+            <w:r>
+              <w:rPr>
+                <w:rFonts w:ascii="Arial" w:hAnsi="Arial" w:cs="Arial"/>
+                <w:sz w:val="18"/>
+                <w:szCs w:val="18"/>
+                <w:lang w:val="en-US"/>
+              </w:rPr>
+              <w:t>internal_company</w:t>
+            </w:r>
+            <w:proofErr w:type="spellEnd"/>
+            <w:r>
+              <w:rPr>
+                <w:rFonts w:ascii="Arial" w:hAnsi="Arial" w:cs="Arial"/>
+                <w:sz w:val="18"/>
+                <w:szCs w:val="18"/>
+                <w:lang w:val="en-US"/>
+              </w:rPr>
+              <w:t>"] %}</w:t>
+            </w:r>
             <w:r>
               <w:rPr>
                 <w:rFonts w:ascii="Arial" w:hAnsi="Arial" w:cs="Arial"/>
                 <w:b/>
                 <w:bCs/>
-                <w:color w:val="000000" w:themeColor="text1"/>
-                <w:sz w:val="18"/>
-                <w:szCs w:val="18"/>
-              </w:rPr>
-              <w:t xml:space="preserve">действующий через представителя </w:t>
-            </w:r>
-            <w:proofErr w:type="gramStart"/>
+                <w:sz w:val="18"/>
+                <w:szCs w:val="18"/>
+                <w:lang w:val="en-US"/>
+              </w:rPr>
+              <w:t>{{ pr</w:t>
+            </w:r>
+            <w:proofErr w:type="spellStart"/>
             <w:r>
               <w:rPr>
                 <w:rFonts w:ascii="Arial" w:hAnsi="Arial" w:cs="Arial"/>
@@ -5774,8 +6579,9 @@
                 <w:bCs/>
                 <w:sz w:val="18"/>
                 <w:szCs w:val="18"/>
-              </w:rPr>
-              <w:t xml:space="preserve">{{ </w:t>
+                <w:lang w:val="en-US"/>
+              </w:rPr>
+              <w:t>ev_doc_</w:t>
             </w:r>
             <w:r>
               <w:rPr>
@@ -5786,9 +6592,8 @@
                 <w:szCs w:val="18"/>
                 <w:lang w:val="en-US"/>
               </w:rPr>
-              <w:t>seller</w:t>
-            </w:r>
-            <w:proofErr w:type="gramEnd"/>
+              <w:t>short_</w:t>
+            </w:r>
             <w:r>
               <w:rPr>
                 <w:rFonts w:ascii="Arial" w:hAnsi="Arial" w:cs="Arial"/>
@@ -5796,9 +6601,11 @@
                 <w:bCs/>
                 <w:sz w:val="18"/>
                 <w:szCs w:val="18"/>
-              </w:rPr>
-              <w:t>_</w:t>
-            </w:r>
+                <w:lang w:val="en-US"/>
+              </w:rPr>
+              <w:t>name</w:t>
+            </w:r>
+            <w:proofErr w:type="spellEnd"/>
             <w:r>
               <w:rPr>
                 <w:rFonts w:ascii="Arial" w:hAnsi="Arial" w:cs="Arial"/>
@@ -5807,16 +6614,6 @@
                 <w:sz w:val="18"/>
                 <w:szCs w:val="18"/>
                 <w:lang w:val="en-US"/>
-              </w:rPr>
-              <w:t>name</w:t>
-            </w:r>
-            <w:r>
-              <w:rPr>
-                <w:rFonts w:ascii="Arial" w:hAnsi="Arial" w:cs="Arial"/>
-                <w:b/>
-                <w:bCs/>
-                <w:sz w:val="18"/>
-                <w:szCs w:val="18"/>
               </w:rPr>
               <w:t xml:space="preserve"> }}</w:t>
             </w:r>
@@ -5849,49 +6646,38 @@
                 <w:szCs w:val="18"/>
                 <w:lang w:val="en-US"/>
               </w:rPr>
-              <w:t>. а</w:t>
-            </w:r>
-            <w:proofErr w:type="spellStart"/>
-            <w:r>
-              <w:rPr>
-                <w:rFonts w:ascii="Arial" w:hAnsi="Arial" w:cs="Arial"/>
-                <w:sz w:val="18"/>
-                <w:szCs w:val="18"/>
-                <w:lang w:val="en-US"/>
-              </w:rPr>
-              <w:t>дрес</w:t>
-            </w:r>
-            <w:proofErr w:type="spellEnd"/>
-            <w:r>
-              <w:rPr>
-                <w:rFonts w:ascii="Arial" w:hAnsi="Arial" w:cs="Arial"/>
-                <w:sz w:val="18"/>
-                <w:szCs w:val="18"/>
-                <w:lang w:val="en-US"/>
-              </w:rPr>
-              <w:t xml:space="preserve">: </w:t>
-            </w:r>
-            <w:proofErr w:type="gramStart"/>
-            <w:r>
-              <w:rPr>
-                <w:rFonts w:ascii="Arial" w:hAnsi="Arial" w:cs="Arial"/>
-                <w:sz w:val="18"/>
-                <w:szCs w:val="18"/>
-                <w:lang w:val="en-US"/>
-              </w:rPr>
-              <w:t xml:space="preserve">{{ </w:t>
-            </w:r>
-            <w:proofErr w:type="spellStart"/>
-            <w:r>
-              <w:rPr>
-                <w:rFonts w:ascii="Arial" w:hAnsi="Arial" w:cs="Arial"/>
-                <w:sz w:val="18"/>
-                <w:szCs w:val="18"/>
-                <w:lang w:val="en-US"/>
-              </w:rPr>
-              <w:t>seller</w:t>
-            </w:r>
-            <w:proofErr w:type="gramEnd"/>
+              <w:t xml:space="preserve">. </w:t>
+            </w:r>
+            <w:proofErr w:type="spellStart"/>
+            <w:r>
+              <w:rPr>
+                <w:rFonts w:ascii="Arial" w:hAnsi="Arial" w:cs="Arial"/>
+                <w:sz w:val="18"/>
+                <w:szCs w:val="18"/>
+                <w:lang w:val="en-US"/>
+              </w:rPr>
+              <w:t>адрес</w:t>
+            </w:r>
+            <w:proofErr w:type="spellEnd"/>
+            <w:r>
+              <w:rPr>
+                <w:rFonts w:ascii="Arial" w:hAnsi="Arial" w:cs="Arial"/>
+                <w:sz w:val="18"/>
+                <w:szCs w:val="18"/>
+                <w:lang w:val="en-US"/>
+              </w:rPr>
+              <w:t xml:space="preserve">: {{ </w:t>
+            </w:r>
+            <w:proofErr w:type="spellStart"/>
+            <w:r>
+              <w:rPr>
+                <w:rFonts w:ascii="Arial" w:hAnsi="Arial" w:cs="Arial"/>
+                <w:sz w:val="18"/>
+                <w:szCs w:val="18"/>
+                <w:lang w:val="en-US"/>
+              </w:rPr>
+              <w:t>prev_doc</w:t>
+            </w:r>
             <w:r>
               <w:rPr>
                 <w:rFonts w:ascii="Arial" w:hAnsi="Arial" w:cs="Arial"/>
@@ -5960,29 +6746,18 @@
                 <w:szCs w:val="18"/>
                 <w:lang w:val="en-US"/>
               </w:rPr>
-              <w:t xml:space="preserve">: </w:t>
-            </w:r>
-            <w:proofErr w:type="gramStart"/>
-            <w:r>
-              <w:rPr>
-                <w:rFonts w:ascii="Arial" w:hAnsi="Arial" w:cs="Arial"/>
-                <w:sz w:val="18"/>
-                <w:szCs w:val="18"/>
-                <w:lang w:val="en-US"/>
-              </w:rPr>
-              <w:t xml:space="preserve">{{ </w:t>
-            </w:r>
-            <w:proofErr w:type="spellStart"/>
-            <w:r>
-              <w:rPr>
-                <w:rFonts w:ascii="Arial" w:hAnsi="Arial" w:cs="Arial"/>
-                <w:sz w:val="18"/>
-                <w:szCs w:val="18"/>
-                <w:lang w:val="en-US"/>
-              </w:rPr>
-              <w:t>seller</w:t>
-            </w:r>
-            <w:proofErr w:type="gramEnd"/>
+              <w:t xml:space="preserve">: {{ </w:t>
+            </w:r>
+            <w:proofErr w:type="spellStart"/>
+            <w:r>
+              <w:rPr>
+                <w:rFonts w:ascii="Arial" w:hAnsi="Arial" w:cs="Arial"/>
+                <w:sz w:val="18"/>
+                <w:szCs w:val="18"/>
+                <w:lang w:val="en-US"/>
+              </w:rPr>
+              <w:t>prev_doc</w:t>
+            </w:r>
             <w:r>
               <w:rPr>
                 <w:rFonts w:ascii="Arial" w:hAnsi="Arial" w:cs="Arial"/>
@@ -6031,29 +6806,18 @@
                 <w:szCs w:val="18"/>
                 <w:lang w:val="en-US"/>
               </w:rPr>
-              <w:t xml:space="preserve">: </w:t>
-            </w:r>
-            <w:proofErr w:type="gramStart"/>
-            <w:r>
-              <w:rPr>
-                <w:rFonts w:ascii="Arial" w:hAnsi="Arial" w:cs="Arial"/>
-                <w:sz w:val="18"/>
-                <w:szCs w:val="18"/>
-                <w:lang w:val="en-US"/>
-              </w:rPr>
-              <w:t xml:space="preserve">{{ </w:t>
-            </w:r>
-            <w:proofErr w:type="spellStart"/>
-            <w:r>
-              <w:rPr>
-                <w:rFonts w:ascii="Arial" w:hAnsi="Arial" w:cs="Arial"/>
-                <w:sz w:val="18"/>
-                <w:szCs w:val="18"/>
-                <w:lang w:val="en-US"/>
-              </w:rPr>
-              <w:t>seller</w:t>
-            </w:r>
-            <w:proofErr w:type="gramEnd"/>
+              <w:t xml:space="preserve">: {{ </w:t>
+            </w:r>
+            <w:proofErr w:type="spellStart"/>
+            <w:r>
+              <w:rPr>
+                <w:rFonts w:ascii="Arial" w:hAnsi="Arial" w:cs="Arial"/>
+                <w:sz w:val="18"/>
+                <w:szCs w:val="18"/>
+                <w:lang w:val="en-US"/>
+              </w:rPr>
+              <w:t>prev_doc</w:t>
+            </w:r>
             <w:r>
               <w:rPr>
                 <w:rFonts w:ascii="Arial" w:hAnsi="Arial" w:cs="Arial"/>
@@ -6091,29 +6855,18 @@
                 <w:szCs w:val="18"/>
                 <w:lang w:val="en-US"/>
               </w:rPr>
-              <w:t xml:space="preserve">ОГРН </w:t>
-            </w:r>
-            <w:proofErr w:type="gramStart"/>
-            <w:r>
-              <w:rPr>
-                <w:rFonts w:ascii="Arial" w:hAnsi="Arial" w:cs="Arial"/>
-                <w:sz w:val="18"/>
-                <w:szCs w:val="18"/>
-                <w:lang w:val="en-US"/>
-              </w:rPr>
-              <w:t xml:space="preserve">{{ </w:t>
-            </w:r>
-            <w:proofErr w:type="spellStart"/>
-            <w:r>
-              <w:rPr>
-                <w:rFonts w:ascii="Arial" w:hAnsi="Arial" w:cs="Arial"/>
-                <w:sz w:val="18"/>
-                <w:szCs w:val="18"/>
-                <w:lang w:val="en-US"/>
-              </w:rPr>
-              <w:t>seller</w:t>
-            </w:r>
-            <w:proofErr w:type="gramEnd"/>
+              <w:t xml:space="preserve">ОГРН {{ </w:t>
+            </w:r>
+            <w:proofErr w:type="spellStart"/>
+            <w:r>
+              <w:rPr>
+                <w:rFonts w:ascii="Arial" w:hAnsi="Arial" w:cs="Arial"/>
+                <w:sz w:val="18"/>
+                <w:szCs w:val="18"/>
+                <w:lang w:val="en-US"/>
+              </w:rPr>
+              <w:t>prev_doc</w:t>
+            </w:r>
             <w:r>
               <w:rPr>
                 <w:rFonts w:ascii="Arial" w:hAnsi="Arial" w:cs="Arial"/>
@@ -6151,29 +6904,18 @@
                 <w:szCs w:val="18"/>
                 <w:lang w:val="en-US"/>
               </w:rPr>
-              <w:t xml:space="preserve">ИНН </w:t>
-            </w:r>
-            <w:proofErr w:type="gramStart"/>
-            <w:r>
-              <w:rPr>
-                <w:rFonts w:ascii="Arial" w:hAnsi="Arial" w:cs="Arial"/>
-                <w:sz w:val="18"/>
-                <w:szCs w:val="18"/>
-                <w:lang w:val="en-US"/>
-              </w:rPr>
-              <w:t xml:space="preserve">{{ </w:t>
-            </w:r>
-            <w:proofErr w:type="spellStart"/>
-            <w:r>
-              <w:rPr>
-                <w:rFonts w:ascii="Arial" w:hAnsi="Arial" w:cs="Arial"/>
-                <w:sz w:val="18"/>
-                <w:szCs w:val="18"/>
-                <w:lang w:val="en-US"/>
-              </w:rPr>
-              <w:t>seller</w:t>
-            </w:r>
-            <w:proofErr w:type="gramEnd"/>
+              <w:t xml:space="preserve">ИНН {{ </w:t>
+            </w:r>
+            <w:proofErr w:type="spellStart"/>
+            <w:r>
+              <w:rPr>
+                <w:rFonts w:ascii="Arial" w:hAnsi="Arial" w:cs="Arial"/>
+                <w:sz w:val="18"/>
+                <w:szCs w:val="18"/>
+                <w:lang w:val="en-US"/>
+              </w:rPr>
+              <w:t>prev_doc</w:t>
+            </w:r>
             <w:r>
               <w:rPr>
                 <w:rFonts w:ascii="Arial" w:hAnsi="Arial" w:cs="Arial"/>
@@ -6201,7 +6943,16 @@
                 <w:szCs w:val="18"/>
                 <w:lang w:val="en-US"/>
               </w:rPr>
-              <w:t>seller_kpp</w:t>
+              <w:t>prev_doc</w:t>
+            </w:r>
+            <w:r>
+              <w:rPr>
+                <w:rFonts w:ascii="Arial" w:hAnsi="Arial" w:cs="Arial"/>
+                <w:sz w:val="18"/>
+                <w:szCs w:val="18"/>
+                <w:lang w:val="en-US"/>
+              </w:rPr>
+              <w:t>_kpp</w:t>
             </w:r>
             <w:proofErr w:type="spellEnd"/>
             <w:r>
@@ -6231,29 +6982,18 @@
                 <w:szCs w:val="18"/>
                 <w:lang w:val="en-US"/>
               </w:rPr>
-              <w:t xml:space="preserve">р/с </w:t>
-            </w:r>
-            <w:proofErr w:type="gramStart"/>
-            <w:r>
-              <w:rPr>
-                <w:rFonts w:ascii="Arial" w:hAnsi="Arial" w:cs="Arial"/>
-                <w:sz w:val="18"/>
-                <w:szCs w:val="18"/>
-                <w:lang w:val="en-US"/>
-              </w:rPr>
-              <w:t xml:space="preserve">{{ </w:t>
-            </w:r>
-            <w:proofErr w:type="spellStart"/>
-            <w:r>
-              <w:rPr>
-                <w:rFonts w:ascii="Arial" w:hAnsi="Arial" w:cs="Arial"/>
-                <w:sz w:val="18"/>
-                <w:szCs w:val="18"/>
-                <w:lang w:val="en-US"/>
-              </w:rPr>
-              <w:t>seller</w:t>
-            </w:r>
-            <w:proofErr w:type="gramEnd"/>
+              <w:t xml:space="preserve">р/с {{ </w:t>
+            </w:r>
+            <w:proofErr w:type="spellStart"/>
+            <w:r>
+              <w:rPr>
+                <w:rFonts w:ascii="Arial" w:hAnsi="Arial" w:cs="Arial"/>
+                <w:sz w:val="18"/>
+                <w:szCs w:val="18"/>
+                <w:lang w:val="en-US"/>
+              </w:rPr>
+              <w:t>prev_doc</w:t>
+            </w:r>
             <w:r>
               <w:rPr>
                 <w:rFonts w:ascii="Arial" w:hAnsi="Arial" w:cs="Arial"/>
@@ -6284,7 +7024,6 @@
                 <w:lang w:val="en-US"/>
               </w:rPr>
             </w:pPr>
-            <w:proofErr w:type="gramStart"/>
             <w:r>
               <w:rPr>
                 <w:rFonts w:ascii="Arial" w:hAnsi="Arial" w:cs="Arial"/>
@@ -6302,17 +7041,540 @@
                 <w:szCs w:val="18"/>
                 <w:lang w:val="en-US"/>
               </w:rPr>
+              <w:t>prev_doc</w:t>
+            </w:r>
+            <w:r>
+              <w:rPr>
+                <w:rFonts w:ascii="Arial" w:hAnsi="Arial" w:cs="Arial"/>
+                <w:sz w:val="18"/>
+                <w:szCs w:val="18"/>
+                <w:lang w:val="en-US"/>
+              </w:rPr>
+              <w:t>_bank_name</w:t>
+            </w:r>
+            <w:proofErr w:type="spellEnd"/>
+            <w:r>
+              <w:rPr>
+                <w:rFonts w:ascii="Arial" w:hAnsi="Arial" w:cs="Arial"/>
+                <w:sz w:val="18"/>
+                <w:szCs w:val="18"/>
+                <w:lang w:val="en-US"/>
+              </w:rPr>
+              <w:t xml:space="preserve"> }}</w:t>
+            </w:r>
+          </w:p>
+          <w:p>
+            <w:pPr>
+              <w:pStyle w:val="ConsPlusNonformat"/>
+              <w:rPr>
+                <w:rFonts w:ascii="Arial" w:hAnsi="Arial" w:cs="Arial"/>
+                <w:sz w:val="18"/>
+                <w:szCs w:val="18"/>
+                <w:lang w:val="en-US"/>
+              </w:rPr>
+            </w:pPr>
+            <w:r>
+              <w:rPr>
+                <w:rFonts w:ascii="Arial" w:hAnsi="Arial" w:cs="Arial"/>
+                <w:sz w:val="18"/>
+                <w:szCs w:val="18"/>
+                <w:lang w:val="en-US"/>
+              </w:rPr>
+              <w:t xml:space="preserve">БИК {{ </w:t>
+            </w:r>
+            <w:proofErr w:type="spellStart"/>
+            <w:r>
+              <w:rPr>
+                <w:rFonts w:ascii="Arial" w:hAnsi="Arial" w:cs="Arial"/>
+                <w:sz w:val="18"/>
+                <w:szCs w:val="18"/>
+                <w:lang w:val="en-US"/>
+              </w:rPr>
+              <w:t>prev_doc</w:t>
+            </w:r>
+            <w:r>
+              <w:rPr>
+                <w:rFonts w:ascii="Arial" w:hAnsi="Arial" w:cs="Arial"/>
+                <w:sz w:val="18"/>
+                <w:szCs w:val="18"/>
+                <w:lang w:val="en-US"/>
+              </w:rPr>
+              <w:t>_bik</w:t>
+            </w:r>
+            <w:proofErr w:type="spellEnd"/>
+            <w:r>
+              <w:rPr>
+                <w:rFonts w:ascii="Arial" w:hAnsi="Arial" w:cs="Arial"/>
+                <w:sz w:val="18"/>
+                <w:szCs w:val="18"/>
+                <w:lang w:val="en-US"/>
+              </w:rPr>
+              <w:t xml:space="preserve"> }} к/с {{ </w:t>
+            </w:r>
+            <w:proofErr w:type="spellStart"/>
+            <w:r>
+              <w:rPr>
+                <w:rFonts w:ascii="Arial" w:hAnsi="Arial" w:cs="Arial"/>
+                <w:sz w:val="18"/>
+                <w:szCs w:val="18"/>
+                <w:lang w:val="en-US"/>
+              </w:rPr>
+              <w:t>prev_doc</w:t>
+            </w:r>
+            <w:r>
+              <w:rPr>
+                <w:rFonts w:ascii="Arial" w:hAnsi="Arial" w:cs="Arial"/>
+                <w:sz w:val="18"/>
+                <w:szCs w:val="18"/>
+                <w:lang w:val="en-US"/>
+              </w:rPr>
+              <w:t>_corr_account</w:t>
+            </w:r>
+            <w:proofErr w:type="spellEnd"/>
+            <w:r>
+              <w:rPr>
+                <w:rFonts w:ascii="Arial" w:hAnsi="Arial" w:cs="Arial"/>
+                <w:sz w:val="18"/>
+                <w:szCs w:val="18"/>
+                <w:lang w:val="en-US"/>
+              </w:rPr>
+              <w:t xml:space="preserve"> }}{% endif %}</w:t>
+            </w:r>
+          </w:p>
+          <w:p>
+            <w:pPr>
+              <w:pStyle w:val="ConsPlusNonformat"/>
+              <w:rPr>
+                <w:rFonts w:ascii="Arial" w:hAnsi="Arial" w:cs="Arial"/>
+                <w:sz w:val="18"/>
+                <w:szCs w:val="18"/>
+              </w:rPr>
+            </w:pPr>
+            <w:r>
+              <w:rPr>
+                <w:rFonts w:ascii="Arial" w:hAnsi="Arial" w:cs="Arial"/>
+                <w:b/>
+                <w:bCs/>
+                <w:color w:val="000000" w:themeColor="text1"/>
+                <w:sz w:val="18"/>
+                <w:szCs w:val="18"/>
+              </w:rPr>
+              <w:t xml:space="preserve">действующий через представителя </w:t>
+            </w:r>
+            <w:r>
+              <w:rPr>
+                <w:rFonts w:ascii="Arial" w:hAnsi="Arial" w:cs="Arial"/>
+                <w:b/>
+                <w:bCs/>
+                <w:sz w:val="18"/>
+                <w:szCs w:val="18"/>
+              </w:rPr>
+              <w:t xml:space="preserve">{{ </w:t>
+            </w:r>
+            <w:r>
+              <w:rPr>
+                <w:rFonts w:ascii="Arial" w:hAnsi="Arial" w:cs="Arial"/>
+                <w:b/>
+                <w:bCs/>
+                <w:sz w:val="18"/>
+                <w:szCs w:val="18"/>
+                <w:lang w:val="en-US"/>
+              </w:rPr>
               <w:t>seller</w:t>
             </w:r>
-            <w:proofErr w:type="gramEnd"/>
-            <w:r>
-              <w:rPr>
-                <w:rFonts w:ascii="Arial" w:hAnsi="Arial" w:cs="Arial"/>
-                <w:sz w:val="18"/>
-                <w:szCs w:val="18"/>
-                <w:lang w:val="en-US"/>
-              </w:rPr>
-              <w:t>_bank_name</w:t>
+            <w:r>
+              <w:rPr>
+                <w:rFonts w:ascii="Arial" w:hAnsi="Arial" w:cs="Arial"/>
+                <w:b/>
+                <w:bCs/>
+                <w:sz w:val="18"/>
+                <w:szCs w:val="18"/>
+              </w:rPr>
+              <w:t>_</w:t>
+            </w:r>
+            <w:r>
+              <w:rPr>
+                <w:rFonts w:ascii="Arial" w:hAnsi="Arial" w:cs="Arial"/>
+                <w:b/>
+                <w:bCs/>
+                <w:sz w:val="18"/>
+                <w:szCs w:val="18"/>
+                <w:lang w:val="en-US"/>
+              </w:rPr>
+              <w:t>name</w:t>
+            </w:r>
+            <w:r>
+              <w:rPr>
+                <w:rFonts w:ascii="Arial" w:hAnsi="Arial" w:cs="Arial"/>
+                <w:b/>
+                <w:bCs/>
+                <w:sz w:val="18"/>
+                <w:szCs w:val="18"/>
+              </w:rPr>
+              <w:t xml:space="preserve"> }}</w:t>
+            </w:r>
+          </w:p>
+          <w:p>
+            <w:pPr>
+              <w:pStyle w:val="ConsPlusNonformat"/>
+              <w:rPr>
+                <w:rFonts w:ascii="Arial" w:hAnsi="Arial" w:cs="Arial"/>
+                <w:sz w:val="18"/>
+                <w:szCs w:val="18"/>
+                <w:lang w:val="en-US"/>
+              </w:rPr>
+            </w:pPr>
+            <w:proofErr w:type="spellStart"/>
+            <w:r>
+              <w:rPr>
+                <w:rFonts w:ascii="Arial" w:hAnsi="Arial" w:cs="Arial"/>
+                <w:sz w:val="18"/>
+                <w:szCs w:val="18"/>
+                <w:lang w:val="en-US"/>
+              </w:rPr>
+              <w:t>Юр</w:t>
+            </w:r>
+            <w:proofErr w:type="spellEnd"/>
+            <w:r>
+              <w:rPr>
+                <w:rFonts w:ascii="Arial" w:hAnsi="Arial" w:cs="Arial"/>
+                <w:sz w:val="18"/>
+                <w:szCs w:val="18"/>
+                <w:lang w:val="en-US"/>
+              </w:rPr>
+              <w:t xml:space="preserve">. </w:t>
+            </w:r>
+            <w:proofErr w:type="spellStart"/>
+            <w:r>
+              <w:rPr>
+                <w:rFonts w:ascii="Arial" w:hAnsi="Arial" w:cs="Arial"/>
+                <w:sz w:val="18"/>
+                <w:szCs w:val="18"/>
+                <w:lang w:val="en-US"/>
+              </w:rPr>
+              <w:t>адрес</w:t>
+            </w:r>
+            <w:proofErr w:type="spellEnd"/>
+            <w:r>
+              <w:rPr>
+                <w:rFonts w:ascii="Arial" w:hAnsi="Arial" w:cs="Arial"/>
+                <w:sz w:val="18"/>
+                <w:szCs w:val="18"/>
+                <w:lang w:val="en-US"/>
+              </w:rPr>
+              <w:t xml:space="preserve">: {{ </w:t>
+            </w:r>
+            <w:proofErr w:type="spellStart"/>
+            <w:r>
+              <w:rPr>
+                <w:rFonts w:ascii="Arial" w:hAnsi="Arial" w:cs="Arial"/>
+                <w:sz w:val="18"/>
+                <w:szCs w:val="18"/>
+                <w:lang w:val="en-US"/>
+              </w:rPr>
+              <w:t>seller_legal_address</w:t>
+            </w:r>
+            <w:proofErr w:type="spellEnd"/>
+            <w:r>
+              <w:rPr>
+                <w:rFonts w:ascii="Arial" w:hAnsi="Arial" w:cs="Arial"/>
+                <w:sz w:val="18"/>
+                <w:szCs w:val="18"/>
+                <w:lang w:val="en-US"/>
+              </w:rPr>
+              <w:t xml:space="preserve"> }}</w:t>
+            </w:r>
+          </w:p>
+          <w:p>
+            <w:pPr>
+              <w:pStyle w:val="ConsPlusNonformat"/>
+              <w:rPr>
+                <w:rFonts w:ascii="Arial" w:hAnsi="Arial" w:cs="Arial"/>
+                <w:sz w:val="18"/>
+                <w:szCs w:val="18"/>
+                <w:lang w:val="en-US"/>
+              </w:rPr>
+            </w:pPr>
+            <w:proofErr w:type="spellStart"/>
+            <w:r>
+              <w:rPr>
+                <w:rFonts w:ascii="Arial" w:hAnsi="Arial" w:cs="Arial"/>
+                <w:sz w:val="18"/>
+                <w:szCs w:val="18"/>
+                <w:lang w:val="en-US"/>
+              </w:rPr>
+              <w:t>эл</w:t>
+            </w:r>
+            <w:proofErr w:type="spellEnd"/>
+            <w:r>
+              <w:rPr>
+                <w:rFonts w:ascii="Arial" w:hAnsi="Arial" w:cs="Arial"/>
+                <w:sz w:val="18"/>
+                <w:szCs w:val="18"/>
+                <w:lang w:val="en-US"/>
+              </w:rPr>
+              <w:t xml:space="preserve">. </w:t>
+            </w:r>
+            <w:proofErr w:type="spellStart"/>
+            <w:r>
+              <w:rPr>
+                <w:rFonts w:ascii="Arial" w:hAnsi="Arial" w:cs="Arial"/>
+                <w:sz w:val="18"/>
+                <w:szCs w:val="18"/>
+                <w:lang w:val="en-US"/>
+              </w:rPr>
+              <w:t>почта</w:t>
+            </w:r>
+            <w:proofErr w:type="spellEnd"/>
+            <w:r>
+              <w:rPr>
+                <w:rFonts w:ascii="Arial" w:hAnsi="Arial" w:cs="Arial"/>
+                <w:sz w:val="18"/>
+                <w:szCs w:val="18"/>
+                <w:lang w:val="en-US"/>
+              </w:rPr>
+              <w:t xml:space="preserve">: {{ </w:t>
+            </w:r>
+            <w:proofErr w:type="spellStart"/>
+            <w:r>
+              <w:rPr>
+                <w:rFonts w:ascii="Arial" w:hAnsi="Arial" w:cs="Arial"/>
+                <w:sz w:val="18"/>
+                <w:szCs w:val="18"/>
+                <w:lang w:val="en-US"/>
+              </w:rPr>
+              <w:t>seller_email</w:t>
+            </w:r>
+            <w:proofErr w:type="spellEnd"/>
+            <w:r>
+              <w:rPr>
+                <w:rFonts w:ascii="Arial" w:hAnsi="Arial" w:cs="Arial"/>
+                <w:sz w:val="18"/>
+                <w:szCs w:val="18"/>
+                <w:lang w:val="en-US"/>
+              </w:rPr>
+              <w:t xml:space="preserve"> }}</w:t>
+            </w:r>
+          </w:p>
+          <w:p>
+            <w:pPr>
+              <w:pStyle w:val="ConsPlusNonformat"/>
+              <w:rPr>
+                <w:rFonts w:ascii="Arial" w:hAnsi="Arial" w:cs="Arial"/>
+                <w:sz w:val="18"/>
+                <w:szCs w:val="18"/>
+                <w:lang w:val="en-US"/>
+              </w:rPr>
+            </w:pPr>
+            <w:proofErr w:type="spellStart"/>
+            <w:r>
+              <w:rPr>
+                <w:rFonts w:ascii="Arial" w:hAnsi="Arial" w:cs="Arial"/>
+                <w:sz w:val="18"/>
+                <w:szCs w:val="18"/>
+                <w:lang w:val="en-US"/>
+              </w:rPr>
+              <w:t>тел</w:t>
+            </w:r>
+            <w:proofErr w:type="spellEnd"/>
+            <w:r>
+              <w:rPr>
+                <w:rFonts w:ascii="Arial" w:hAnsi="Arial" w:cs="Arial"/>
+                <w:sz w:val="18"/>
+                <w:szCs w:val="18"/>
+                <w:lang w:val="en-US"/>
+              </w:rPr>
+              <w:t xml:space="preserve">: {{ </w:t>
+            </w:r>
+            <w:proofErr w:type="spellStart"/>
+            <w:r>
+              <w:rPr>
+                <w:rFonts w:ascii="Arial" w:hAnsi="Arial" w:cs="Arial"/>
+                <w:sz w:val="18"/>
+                <w:szCs w:val="18"/>
+                <w:lang w:val="en-US"/>
+              </w:rPr>
+              <w:t>seller_phone</w:t>
+            </w:r>
+            <w:proofErr w:type="spellEnd"/>
+            <w:r>
+              <w:rPr>
+                <w:rFonts w:ascii="Arial" w:hAnsi="Arial" w:cs="Arial"/>
+                <w:sz w:val="18"/>
+                <w:szCs w:val="18"/>
+                <w:lang w:val="en-US"/>
+              </w:rPr>
+              <w:t xml:space="preserve"> }}</w:t>
+            </w:r>
+          </w:p>
+          <w:p>
+            <w:pPr>
+              <w:pStyle w:val="ConsPlusNonformat"/>
+              <w:rPr>
+                <w:rFonts w:ascii="Arial" w:hAnsi="Arial" w:cs="Arial"/>
+                <w:sz w:val="18"/>
+                <w:szCs w:val="18"/>
+                <w:lang w:val="en-US"/>
+              </w:rPr>
+            </w:pPr>
+            <w:r>
+              <w:rPr>
+                <w:rFonts w:ascii="Arial" w:hAnsi="Arial" w:cs="Arial"/>
+                <w:sz w:val="18"/>
+                <w:szCs w:val="18"/>
+                <w:lang w:val="en-US"/>
+              </w:rPr>
+              <w:t xml:space="preserve">ОГРН {{ </w:t>
+            </w:r>
+            <w:proofErr w:type="spellStart"/>
+            <w:r>
+              <w:rPr>
+                <w:rFonts w:ascii="Arial" w:hAnsi="Arial" w:cs="Arial"/>
+                <w:sz w:val="18"/>
+                <w:szCs w:val="18"/>
+                <w:lang w:val="en-US"/>
+              </w:rPr>
+              <w:t>seller_ogrn</w:t>
+            </w:r>
+            <w:proofErr w:type="spellEnd"/>
+            <w:r>
+              <w:rPr>
+                <w:rFonts w:ascii="Arial" w:hAnsi="Arial" w:cs="Arial"/>
+                <w:sz w:val="18"/>
+                <w:szCs w:val="18"/>
+                <w:lang w:val="en-US"/>
+              </w:rPr>
+              <w:t xml:space="preserve"> }}</w:t>
+            </w:r>
+          </w:p>
+          <w:p>
+            <w:pPr>
+              <w:pStyle w:val="ConsPlusNonformat"/>
+              <w:rPr>
+                <w:rFonts w:ascii="Arial" w:hAnsi="Arial" w:cs="Arial"/>
+                <w:sz w:val="18"/>
+                <w:szCs w:val="18"/>
+                <w:lang w:val="en-US"/>
+              </w:rPr>
+            </w:pPr>
+            <w:r>
+              <w:rPr>
+                <w:rFonts w:ascii="Arial" w:hAnsi="Arial" w:cs="Arial"/>
+                <w:sz w:val="18"/>
+                <w:szCs w:val="18"/>
+                <w:lang w:val="en-US"/>
+              </w:rPr>
+              <w:t xml:space="preserve">ИНН {{ </w:t>
+            </w:r>
+            <w:proofErr w:type="spellStart"/>
+            <w:r>
+              <w:rPr>
+                <w:rFonts w:ascii="Arial" w:hAnsi="Arial" w:cs="Arial"/>
+                <w:sz w:val="18"/>
+                <w:szCs w:val="18"/>
+                <w:lang w:val="en-US"/>
+              </w:rPr>
+              <w:t>seller_inn</w:t>
+            </w:r>
+            <w:proofErr w:type="spellEnd"/>
+            <w:r>
+              <w:rPr>
+                <w:rFonts w:ascii="Arial" w:hAnsi="Arial" w:cs="Arial"/>
+                <w:sz w:val="18"/>
+                <w:szCs w:val="18"/>
+                <w:lang w:val="en-US"/>
+              </w:rPr>
+              <w:t xml:space="preserve"> }} КПП {{ </w:t>
+            </w:r>
+            <w:proofErr w:type="spellStart"/>
+            <w:r>
+              <w:rPr>
+                <w:rFonts w:ascii="Arial" w:hAnsi="Arial" w:cs="Arial"/>
+                <w:sz w:val="18"/>
+                <w:szCs w:val="18"/>
+                <w:lang w:val="en-US"/>
+              </w:rPr>
+              <w:t>seller_kpp</w:t>
+            </w:r>
+            <w:proofErr w:type="spellEnd"/>
+            <w:r>
+              <w:rPr>
+                <w:rFonts w:ascii="Arial" w:hAnsi="Arial" w:cs="Arial"/>
+                <w:sz w:val="18"/>
+                <w:szCs w:val="18"/>
+                <w:lang w:val="en-US"/>
+              </w:rPr>
+              <w:t xml:space="preserve"> }}</w:t>
+            </w:r>
+          </w:p>
+          <w:p>
+            <w:pPr>
+              <w:pStyle w:val="ConsPlusNonformat"/>
+              <w:rPr>
+                <w:rFonts w:ascii="Arial" w:hAnsi="Arial" w:cs="Arial"/>
+                <w:sz w:val="18"/>
+                <w:szCs w:val="18"/>
+                <w:lang w:val="en-US"/>
+              </w:rPr>
+            </w:pPr>
+            <w:r>
+              <w:rPr>
+                <w:rFonts w:ascii="Arial" w:hAnsi="Arial" w:cs="Arial"/>
+                <w:sz w:val="18"/>
+                <w:szCs w:val="18"/>
+                <w:lang w:val="en-US"/>
+              </w:rPr>
+              <w:t xml:space="preserve">р/с {{ </w:t>
+            </w:r>
+            <w:proofErr w:type="spellStart"/>
+            <w:r>
+              <w:rPr>
+                <w:rFonts w:ascii="Arial" w:hAnsi="Arial" w:cs="Arial"/>
+                <w:sz w:val="18"/>
+                <w:szCs w:val="18"/>
+                <w:lang w:val="en-US"/>
+              </w:rPr>
+              <w:t>seller_bank_account</w:t>
+            </w:r>
+            <w:proofErr w:type="spellEnd"/>
+            <w:r>
+              <w:rPr>
+                <w:rFonts w:ascii="Arial" w:hAnsi="Arial" w:cs="Arial"/>
+                <w:sz w:val="18"/>
+                <w:szCs w:val="18"/>
+                <w:lang w:val="en-US"/>
+              </w:rPr>
+              <w:t xml:space="preserve"> }}</w:t>
+            </w:r>
+          </w:p>
+          <w:p>
+            <w:pPr>
+              <w:pStyle w:val="ConsPlusNonformat"/>
+              <w:rPr>
+                <w:rFonts w:ascii="Arial" w:hAnsi="Arial" w:cs="Arial"/>
+                <w:sz w:val="18"/>
+                <w:szCs w:val="18"/>
+                <w:lang w:val="en-US"/>
+              </w:rPr>
+            </w:pPr>
+            <w:r>
+              <w:rPr>
+                <w:rFonts w:ascii="Arial" w:hAnsi="Arial" w:cs="Arial"/>
+                <w:sz w:val="18"/>
+                <w:szCs w:val="18"/>
+                <w:lang w:val="en-US"/>
+              </w:rPr>
+              <w:t xml:space="preserve">{{ </w:t>
+            </w:r>
+            <w:proofErr w:type="spellStart"/>
+            <w:r>
+              <w:rPr>
+                <w:rFonts w:ascii="Arial" w:hAnsi="Arial" w:cs="Arial"/>
+                <w:sz w:val="18"/>
+                <w:szCs w:val="18"/>
+                <w:lang w:val="en-US"/>
+              </w:rPr>
+              <w:t>seller_bank_name</w:t>
             </w:r>
             <w:proofErr w:type="spellEnd"/>
             <w:r>
@@ -6343,37 +7605,17 @@
                 <w:szCs w:val="18"/>
                 <w:lang w:val="en-US"/>
               </w:rPr>
-              <w:t xml:space="preserve">БИК </w:t>
-            </w:r>
-            <w:proofErr w:type="gramStart"/>
-            <w:r>
-              <w:rPr>
-                <w:rFonts w:ascii="Arial" w:hAnsi="Arial" w:cs="Arial"/>
-                <w:sz w:val="18"/>
-                <w:szCs w:val="18"/>
-                <w:lang w:val="en-US"/>
-              </w:rPr>
-              <w:t xml:space="preserve">{{ </w:t>
-            </w:r>
-            <w:proofErr w:type="spellStart"/>
-            <w:r>
-              <w:rPr>
-                <w:rFonts w:ascii="Arial" w:hAnsi="Arial" w:cs="Arial"/>
-                <w:sz w:val="18"/>
-                <w:szCs w:val="18"/>
-                <w:lang w:val="en-US"/>
-              </w:rPr>
-              <w:t>seller</w:t>
-            </w:r>
-            <w:proofErr w:type="gramEnd"/>
-            <w:r>
-              <w:rPr>
-                <w:rFonts w:ascii="Arial" w:hAnsi="Arial" w:cs="Arial"/>
-                <w:sz w:val="18"/>
-                <w:szCs w:val="18"/>
-                <w:lang w:val="en-US"/>
-              </w:rPr>
-              <w:t>_bik</w:t>
+              <w:t xml:space="preserve">БИК {{ </w:t>
+            </w:r>
+            <w:proofErr w:type="spellStart"/>
+            <w:r>
+              <w:rPr>
+                <w:rFonts w:ascii="Arial" w:hAnsi="Arial" w:cs="Arial"/>
+                <w:sz w:val="18"/>
+                <w:szCs w:val="18"/>
+                <w:lang w:val="en-US"/>
+              </w:rPr>
+              <w:t>seller_bik</w:t>
             </w:r>
             <w:proofErr w:type="spellEnd"/>
             <w:r>
@@ -6422,7 +7664,35 @@
                 <w:lang w:val="en-US"/>
               </w:rPr>
             </w:pPr>
-            <w:proofErr w:type="gramStart"/>
+            <w:r>
+              <w:rPr>
+                <w:rFonts w:ascii="Arial" w:hAnsi="Arial" w:cs="Arial"/>
+                <w:sz w:val="18"/>
+                <w:szCs w:val="18"/>
+                <w:lang w:val="en-US"/>
+              </w:rPr>
+              <w:t xml:space="preserve">{% if </w:t>
+            </w:r>
+            <w:proofErr w:type="spellStart"/>
+            <w:r>
+              <w:rPr>
+                <w:rFonts w:ascii="Arial" w:hAnsi="Arial" w:cs="Arial"/>
+                <w:sz w:val="18"/>
+                <w:szCs w:val="18"/>
+                <w:lang w:val="en-US"/>
+              </w:rPr>
+              <w:t>buyer_type</w:t>
+            </w:r>
+            <w:proofErr w:type="spellEnd"/>
+            <w:r>
+              <w:rPr>
+                <w:rFonts w:ascii="Arial" w:hAnsi="Arial" w:cs="Arial"/>
+                <w:sz w:val="18"/>
+                <w:szCs w:val="18"/>
+                <w:lang w:val="en-US"/>
+              </w:rPr>
+              <w:t xml:space="preserve"> == "person" %}</w:t>
+            </w:r>
             <w:r>
               <w:rPr>
                 <w:rFonts w:ascii="Arial" w:hAnsi="Arial" w:cs="Arial"/>
@@ -6444,19 +7714,7 @@
                 <w:szCs w:val="18"/>
                 <w:lang w:val="en-US"/>
               </w:rPr>
-              <w:t>buyer</w:t>
-            </w:r>
-            <w:proofErr w:type="gramEnd"/>
-            <w:r>
-              <w:rPr>
-                <w:rFonts w:ascii="Arial" w:hAnsi="Arial" w:cs="Arial"/>
-                <w:b/>
-                <w:bCs/>
-                <w:sz w:val="18"/>
-                <w:szCs w:val="18"/>
-                <w:lang w:val="en-US"/>
-              </w:rPr>
-              <w:t>_last_name</w:t>
+              <w:t>buyer_last_name</w:t>
             </w:r>
             <w:proofErr w:type="spellEnd"/>
             <w:r>
@@ -6596,37 +7854,17 @@
                 <w:szCs w:val="18"/>
                 <w:lang w:val="en-US"/>
               </w:rPr>
-              <w:t xml:space="preserve"> РФ </w:t>
-            </w:r>
-            <w:proofErr w:type="gramStart"/>
-            <w:r>
-              <w:rPr>
-                <w:rFonts w:ascii="Arial" w:hAnsi="Arial" w:cs="Arial"/>
-                <w:sz w:val="18"/>
-                <w:szCs w:val="18"/>
-                <w:lang w:val="en-US"/>
-              </w:rPr>
-              <w:t xml:space="preserve">{{ </w:t>
-            </w:r>
-            <w:proofErr w:type="spellStart"/>
-            <w:r>
-              <w:rPr>
-                <w:rFonts w:ascii="Arial" w:hAnsi="Arial" w:cs="Arial"/>
-                <w:sz w:val="18"/>
-                <w:szCs w:val="18"/>
-                <w:lang w:val="en-US"/>
-              </w:rPr>
-              <w:t>buyer</w:t>
-            </w:r>
-            <w:proofErr w:type="gramEnd"/>
-            <w:r>
-              <w:rPr>
-                <w:rFonts w:ascii="Arial" w:hAnsi="Arial" w:cs="Arial"/>
-                <w:sz w:val="18"/>
-                <w:szCs w:val="18"/>
-                <w:lang w:val="en-US"/>
-              </w:rPr>
-              <w:t>_licence_number</w:t>
+              <w:t xml:space="preserve"> РФ {{ </w:t>
+            </w:r>
+            <w:proofErr w:type="spellStart"/>
+            <w:r>
+              <w:rPr>
+                <w:rFonts w:ascii="Arial" w:hAnsi="Arial" w:cs="Arial"/>
+                <w:sz w:val="18"/>
+                <w:szCs w:val="18"/>
+                <w:lang w:val="en-US"/>
+              </w:rPr>
+              <w:t>buyer_licence_number</w:t>
             </w:r>
             <w:proofErr w:type="spellEnd"/>
             <w:r>
@@ -6727,37 +7965,17 @@
                 <w:szCs w:val="18"/>
                 <w:lang w:val="en-US"/>
               </w:rPr>
-              <w:t xml:space="preserve">: </w:t>
-            </w:r>
-            <w:proofErr w:type="gramStart"/>
-            <w:r>
-              <w:rPr>
-                <w:rFonts w:ascii="Arial" w:hAnsi="Arial" w:cs="Arial"/>
-                <w:sz w:val="18"/>
-                <w:szCs w:val="18"/>
-                <w:lang w:val="en-US"/>
-              </w:rPr>
-              <w:t xml:space="preserve">{{ </w:t>
-            </w:r>
-            <w:proofErr w:type="spellStart"/>
-            <w:r>
-              <w:rPr>
-                <w:rFonts w:ascii="Arial" w:hAnsi="Arial" w:cs="Arial"/>
-                <w:sz w:val="18"/>
-                <w:szCs w:val="18"/>
-                <w:lang w:val="en-US"/>
-              </w:rPr>
-              <w:t>buyer</w:t>
-            </w:r>
-            <w:proofErr w:type="gramEnd"/>
-            <w:r>
-              <w:rPr>
-                <w:rFonts w:ascii="Arial" w:hAnsi="Arial" w:cs="Arial"/>
-                <w:sz w:val="18"/>
-                <w:szCs w:val="18"/>
-                <w:lang w:val="en-US"/>
-              </w:rPr>
-              <w:t>_full_address</w:t>
+              <w:t xml:space="preserve">: {{ </w:t>
+            </w:r>
+            <w:proofErr w:type="spellStart"/>
+            <w:r>
+              <w:rPr>
+                <w:rFonts w:ascii="Arial" w:hAnsi="Arial" w:cs="Arial"/>
+                <w:sz w:val="18"/>
+                <w:szCs w:val="18"/>
+                <w:lang w:val="en-US"/>
+              </w:rPr>
+              <w:t>buyer_full_address</w:t>
             </w:r>
             <w:proofErr w:type="spellEnd"/>
             <w:r>
@@ -6773,13 +7991,11 @@
           <w:p>
             <w:pPr>
               <w:pStyle w:val="ConsPlusNonformat"/>
-              <w:spacing w:line="256" w:lineRule="auto"/>
-              <w:rPr>
-                <w:rFonts w:ascii="Arial" w:hAnsi="Arial" w:cs="Arial"/>
-                <w:color w:val="000000"/>
-                <w:sz w:val="18"/>
-                <w:szCs w:val="18"/>
-                <w:lang w:val="en-US" w:eastAsia="en-US"/>
+              <w:rPr>
+                <w:rFonts w:ascii="Arial" w:hAnsi="Arial" w:cs="Arial"/>
+                <w:sz w:val="18"/>
+                <w:szCs w:val="18"/>
+                <w:lang w:val="en-US"/>
               </w:rPr>
             </w:pPr>
             <w:r>
@@ -6789,12 +8005,161 @@
                 <w:szCs w:val="18"/>
                 <w:lang w:val="en-US"/>
               </w:rPr>
-              <w:t xml:space="preserve">ИНН: </w:t>
-            </w:r>
-            <w:proofErr w:type="gramStart"/>
-            <w:r>
-              <w:rPr>
-                <w:rFonts w:ascii="Arial" w:hAnsi="Arial" w:cs="Arial"/>
+              <w:t xml:space="preserve">ИНН: {{ </w:t>
+            </w:r>
+            <w:proofErr w:type="spellStart"/>
+            <w:r>
+              <w:rPr>
+                <w:rFonts w:ascii="Arial" w:hAnsi="Arial" w:cs="Arial"/>
+                <w:sz w:val="18"/>
+                <w:szCs w:val="18"/>
+                <w:lang w:val="en-US"/>
+              </w:rPr>
+              <w:t>buyer_inn</w:t>
+            </w:r>
+            <w:proofErr w:type="spellEnd"/>
+            <w:r>
+              <w:rPr>
+                <w:rFonts w:ascii="Arial" w:hAnsi="Arial" w:cs="Arial"/>
+                <w:sz w:val="18"/>
+                <w:szCs w:val="18"/>
+                <w:lang w:val="en-US"/>
+              </w:rPr>
+              <w:t xml:space="preserve"> }}</w:t>
+            </w:r>
+          </w:p>
+          <w:p>
+            <w:pPr>
+              <w:pStyle w:val="ConsPlusNonformat"/>
+              <w:rPr>
+                <w:rFonts w:ascii="Arial" w:hAnsi="Arial" w:cs="Arial"/>
+                <w:sz w:val="18"/>
+                <w:szCs w:val="18"/>
+                <w:lang w:val="en-US"/>
+              </w:rPr>
+            </w:pPr>
+            <w:r>
+              <w:rPr>
+                <w:rFonts w:ascii="Arial" w:hAnsi="Arial" w:cs="Arial"/>
+                <w:sz w:val="18"/>
+                <w:szCs w:val="18"/>
+              </w:rPr>
+              <w:t>тел</w:t>
+            </w:r>
+            <w:r>
+              <w:rPr>
+                <w:rFonts w:ascii="Arial" w:hAnsi="Arial" w:cs="Arial"/>
+                <w:sz w:val="18"/>
+                <w:szCs w:val="18"/>
+                <w:lang w:val="en-US"/>
+              </w:rPr>
+              <w:t>. {{</w:t>
+            </w:r>
+            <w:proofErr w:type="spellStart"/>
+            <w:r>
+              <w:rPr>
+                <w:rFonts w:ascii="Arial" w:hAnsi="Arial" w:cs="Arial"/>
+                <w:sz w:val="18"/>
+                <w:szCs w:val="18"/>
+                <w:lang w:val="en-US"/>
+              </w:rPr>
+              <w:t>buyer_phone</w:t>
+            </w:r>
+            <w:proofErr w:type="spellEnd"/>
+            <w:r>
+              <w:rPr>
+                <w:rFonts w:ascii="Arial" w:hAnsi="Arial" w:cs="Arial"/>
+                <w:sz w:val="18"/>
+                <w:szCs w:val="18"/>
+                <w:lang w:val="en-US"/>
+              </w:rPr>
+              <w:t>}}</w:t>
+            </w:r>
+          </w:p>
+          <w:p>
+            <w:pPr>
+              <w:pStyle w:val="ConsPlusNonformat"/>
+              <w:rPr>
+                <w:rFonts w:ascii="Arial" w:hAnsi="Arial" w:cs="Arial"/>
+                <w:sz w:val="18"/>
+                <w:szCs w:val="18"/>
+                <w:lang w:val="en-US"/>
+              </w:rPr>
+            </w:pPr>
+            <w:r>
+              <w:rPr>
+                <w:rFonts w:ascii="Arial" w:hAnsi="Arial" w:cs="Arial"/>
+                <w:sz w:val="18"/>
+                <w:szCs w:val="18"/>
+                <w:lang w:val="en-US"/>
+              </w:rPr>
+              <w:t xml:space="preserve">{% </w:t>
+            </w:r>
+            <w:proofErr w:type="spellStart"/>
+            <w:r>
+              <w:rPr>
+                <w:rFonts w:ascii="Arial" w:hAnsi="Arial" w:cs="Arial"/>
+                <w:sz w:val="18"/>
+                <w:szCs w:val="18"/>
+                <w:lang w:val="en-US"/>
+              </w:rPr>
+              <w:t>elif</w:t>
+            </w:r>
+            <w:proofErr w:type="spellEnd"/>
+            <w:r>
+              <w:rPr>
+                <w:rFonts w:ascii="Arial" w:hAnsi="Arial" w:cs="Arial"/>
+                <w:sz w:val="18"/>
+                <w:szCs w:val="18"/>
+                <w:lang w:val="en-US"/>
+              </w:rPr>
+              <w:t xml:space="preserve"> </w:t>
+            </w:r>
+            <w:proofErr w:type="spellStart"/>
+            <w:r>
+              <w:rPr>
+                <w:rFonts w:ascii="Arial" w:hAnsi="Arial" w:cs="Arial"/>
+                <w:sz w:val="18"/>
+                <w:szCs w:val="18"/>
+                <w:lang w:val="en-US"/>
+              </w:rPr>
+              <w:t>buyer_type</w:t>
+            </w:r>
+            <w:proofErr w:type="spellEnd"/>
+            <w:r>
+              <w:rPr>
+                <w:rFonts w:ascii="Arial" w:hAnsi="Arial" w:cs="Arial"/>
+                <w:sz w:val="18"/>
+                <w:szCs w:val="18"/>
+                <w:lang w:val="en-US"/>
+              </w:rPr>
+              <w:t xml:space="preserve"> == "</w:t>
+            </w:r>
+            <w:proofErr w:type="spellStart"/>
+            <w:r>
+              <w:rPr>
+                <w:rFonts w:ascii="Arial" w:hAnsi="Arial" w:cs="Arial"/>
+                <w:sz w:val="18"/>
+                <w:szCs w:val="18"/>
+                <w:lang w:val="en-US"/>
+              </w:rPr>
+              <w:t>external_company</w:t>
+            </w:r>
+            <w:proofErr w:type="spellEnd"/>
+            <w:r>
+              <w:rPr>
+                <w:rFonts w:ascii="Arial" w:hAnsi="Arial" w:cs="Arial"/>
+                <w:sz w:val="18"/>
+                <w:szCs w:val="18"/>
+                <w:lang w:val="en-US"/>
+              </w:rPr>
+              <w:t>" %}</w:t>
+            </w:r>
+            <w:r>
+              <w:rPr>
+                <w:rFonts w:ascii="Arial" w:hAnsi="Arial" w:cs="Arial"/>
+                <w:b/>
+                <w:bCs/>
                 <w:sz w:val="18"/>
                 <w:szCs w:val="18"/>
                 <w:lang w:val="en-US"/>
@@ -6805,31 +8170,480 @@
             <w:r>
               <w:rPr>
                 <w:rFonts w:ascii="Arial" w:hAnsi="Arial" w:cs="Arial"/>
-                <w:sz w:val="18"/>
-                <w:szCs w:val="18"/>
-                <w:lang w:val="en-US"/>
-              </w:rPr>
-              <w:t>buyer</w:t>
-            </w:r>
-            <w:proofErr w:type="gramEnd"/>
-            <w:r>
-              <w:rPr>
-                <w:rFonts w:ascii="Arial" w:hAnsi="Arial" w:cs="Arial"/>
-                <w:sz w:val="18"/>
-                <w:szCs w:val="18"/>
-                <w:lang w:val="en-US"/>
-              </w:rPr>
-              <w:t>_inn</w:t>
-            </w:r>
-            <w:proofErr w:type="spellEnd"/>
-            <w:r>
-              <w:rPr>
-                <w:rFonts w:ascii="Arial" w:hAnsi="Arial" w:cs="Arial"/>
+                <w:b/>
+                <w:bCs/>
+                <w:sz w:val="18"/>
+                <w:szCs w:val="18"/>
+                <w:lang w:val="en-US"/>
+              </w:rPr>
+              <w:t>buyer_</w:t>
+            </w:r>
+            <w:r>
+              <w:rPr>
+                <w:rFonts w:ascii="Arial" w:hAnsi="Arial" w:cs="Arial"/>
+                <w:b/>
+                <w:bCs/>
+                <w:sz w:val="18"/>
+                <w:szCs w:val="18"/>
+                <w:lang w:val="en-US"/>
+              </w:rPr>
+              <w:t>short_</w:t>
+            </w:r>
+            <w:r>
+              <w:rPr>
+                <w:rFonts w:ascii="Arial" w:hAnsi="Arial" w:cs="Arial"/>
+                <w:b/>
+                <w:bCs/>
+                <w:sz w:val="18"/>
+                <w:szCs w:val="18"/>
+                <w:lang w:val="en-US"/>
+              </w:rPr>
+              <w:t>name</w:t>
+            </w:r>
+            <w:proofErr w:type="spellEnd"/>
+            <w:r>
+              <w:rPr>
+                <w:rFonts w:ascii="Arial" w:hAnsi="Arial" w:cs="Arial"/>
+                <w:b/>
+                <w:bCs/>
                 <w:sz w:val="18"/>
                 <w:szCs w:val="18"/>
                 <w:lang w:val="en-US"/>
               </w:rPr>
               <w:t xml:space="preserve"> }}</w:t>
+            </w:r>
+          </w:p>
+          <w:p>
+            <w:pPr>
+              <w:pStyle w:val="ConsPlusNonformat"/>
+              <w:rPr>
+                <w:rFonts w:ascii="Arial" w:hAnsi="Arial" w:cs="Arial"/>
+                <w:sz w:val="18"/>
+                <w:szCs w:val="18"/>
+                <w:lang w:val="en-US"/>
+              </w:rPr>
+            </w:pPr>
+            <w:proofErr w:type="spellStart"/>
+            <w:r>
+              <w:rPr>
+                <w:rFonts w:ascii="Arial" w:hAnsi="Arial" w:cs="Arial"/>
+                <w:sz w:val="18"/>
+                <w:szCs w:val="18"/>
+                <w:lang w:val="en-US"/>
+              </w:rPr>
+              <w:t>Юр</w:t>
+            </w:r>
+            <w:proofErr w:type="spellEnd"/>
+            <w:r>
+              <w:rPr>
+                <w:rFonts w:ascii="Arial" w:hAnsi="Arial" w:cs="Arial"/>
+                <w:sz w:val="18"/>
+                <w:szCs w:val="18"/>
+                <w:lang w:val="en-US"/>
+              </w:rPr>
+              <w:t xml:space="preserve">. </w:t>
+            </w:r>
+            <w:proofErr w:type="spellStart"/>
+            <w:r>
+              <w:rPr>
+                <w:rFonts w:ascii="Arial" w:hAnsi="Arial" w:cs="Arial"/>
+                <w:sz w:val="18"/>
+                <w:szCs w:val="18"/>
+                <w:lang w:val="en-US"/>
+              </w:rPr>
+              <w:t>адрес</w:t>
+            </w:r>
+            <w:proofErr w:type="spellEnd"/>
+            <w:r>
+              <w:rPr>
+                <w:rFonts w:ascii="Arial" w:hAnsi="Arial" w:cs="Arial"/>
+                <w:sz w:val="18"/>
+                <w:szCs w:val="18"/>
+                <w:lang w:val="en-US"/>
+              </w:rPr>
+              <w:t xml:space="preserve">: {{ </w:t>
+            </w:r>
+            <w:proofErr w:type="spellStart"/>
+            <w:r>
+              <w:rPr>
+                <w:rFonts w:ascii="Arial" w:hAnsi="Arial" w:cs="Arial"/>
+                <w:sz w:val="18"/>
+                <w:szCs w:val="18"/>
+                <w:lang w:val="en-US"/>
+              </w:rPr>
+              <w:t>buyer_legal_address</w:t>
+            </w:r>
+            <w:proofErr w:type="spellEnd"/>
+            <w:r>
+              <w:rPr>
+                <w:rFonts w:ascii="Arial" w:hAnsi="Arial" w:cs="Arial"/>
+                <w:sz w:val="18"/>
+                <w:szCs w:val="18"/>
+                <w:lang w:val="en-US"/>
+              </w:rPr>
+              <w:t xml:space="preserve"> }}</w:t>
+            </w:r>
+          </w:p>
+          <w:p>
+            <w:pPr>
+              <w:pStyle w:val="ConsPlusNonformat"/>
+              <w:rPr>
+                <w:rFonts w:ascii="Arial" w:hAnsi="Arial" w:cs="Arial"/>
+                <w:sz w:val="18"/>
+                <w:szCs w:val="18"/>
+                <w:lang w:val="en-US"/>
+              </w:rPr>
+            </w:pPr>
+            <w:proofErr w:type="spellStart"/>
+            <w:r>
+              <w:rPr>
+                <w:rFonts w:ascii="Arial" w:hAnsi="Arial" w:cs="Arial"/>
+                <w:sz w:val="18"/>
+                <w:szCs w:val="18"/>
+                <w:lang w:val="en-US"/>
+              </w:rPr>
+              <w:t>эл</w:t>
+            </w:r>
+            <w:proofErr w:type="spellEnd"/>
+            <w:r>
+              <w:rPr>
+                <w:rFonts w:ascii="Arial" w:hAnsi="Arial" w:cs="Arial"/>
+                <w:sz w:val="18"/>
+                <w:szCs w:val="18"/>
+                <w:lang w:val="en-US"/>
+              </w:rPr>
+              <w:t xml:space="preserve">. </w:t>
+            </w:r>
+            <w:proofErr w:type="spellStart"/>
+            <w:r>
+              <w:rPr>
+                <w:rFonts w:ascii="Arial" w:hAnsi="Arial" w:cs="Arial"/>
+                <w:sz w:val="18"/>
+                <w:szCs w:val="18"/>
+                <w:lang w:val="en-US"/>
+              </w:rPr>
+              <w:t>почта</w:t>
+            </w:r>
+            <w:proofErr w:type="spellEnd"/>
+            <w:r>
+              <w:rPr>
+                <w:rFonts w:ascii="Arial" w:hAnsi="Arial" w:cs="Arial"/>
+                <w:sz w:val="18"/>
+                <w:szCs w:val="18"/>
+                <w:lang w:val="en-US"/>
+              </w:rPr>
+              <w:t xml:space="preserve">: {{ </w:t>
+            </w:r>
+            <w:proofErr w:type="spellStart"/>
+            <w:r>
+              <w:rPr>
+                <w:rFonts w:ascii="Arial" w:hAnsi="Arial" w:cs="Arial"/>
+                <w:sz w:val="18"/>
+                <w:szCs w:val="18"/>
+                <w:lang w:val="en-US"/>
+              </w:rPr>
+              <w:t>buyer_email</w:t>
+            </w:r>
+            <w:proofErr w:type="spellEnd"/>
+            <w:r>
+              <w:rPr>
+                <w:rFonts w:ascii="Arial" w:hAnsi="Arial" w:cs="Arial"/>
+                <w:sz w:val="18"/>
+                <w:szCs w:val="18"/>
+                <w:lang w:val="en-US"/>
+              </w:rPr>
+              <w:t xml:space="preserve"> }}</w:t>
+            </w:r>
+          </w:p>
+          <w:p>
+            <w:pPr>
+              <w:pStyle w:val="ConsPlusNonformat"/>
+              <w:rPr>
+                <w:rFonts w:ascii="Arial" w:hAnsi="Arial" w:cs="Arial"/>
+                <w:sz w:val="18"/>
+                <w:szCs w:val="18"/>
+                <w:lang w:val="en-US"/>
+              </w:rPr>
+            </w:pPr>
+            <w:proofErr w:type="spellStart"/>
+            <w:r>
+              <w:rPr>
+                <w:rFonts w:ascii="Arial" w:hAnsi="Arial" w:cs="Arial"/>
+                <w:sz w:val="18"/>
+                <w:szCs w:val="18"/>
+                <w:lang w:val="en-US"/>
+              </w:rPr>
+              <w:t>тел</w:t>
+            </w:r>
+            <w:proofErr w:type="spellEnd"/>
+            <w:r>
+              <w:rPr>
+                <w:rFonts w:ascii="Arial" w:hAnsi="Arial" w:cs="Arial"/>
+                <w:sz w:val="18"/>
+                <w:szCs w:val="18"/>
+                <w:lang w:val="en-US"/>
+              </w:rPr>
+              <w:t xml:space="preserve">: {{ </w:t>
+            </w:r>
+            <w:proofErr w:type="spellStart"/>
+            <w:r>
+              <w:rPr>
+                <w:rFonts w:ascii="Arial" w:hAnsi="Arial" w:cs="Arial"/>
+                <w:sz w:val="18"/>
+                <w:szCs w:val="18"/>
+                <w:lang w:val="en-US"/>
+              </w:rPr>
+              <w:t>buyer_phone</w:t>
+            </w:r>
+            <w:proofErr w:type="spellEnd"/>
+            <w:r>
+              <w:rPr>
+                <w:rFonts w:ascii="Arial" w:hAnsi="Arial" w:cs="Arial"/>
+                <w:sz w:val="18"/>
+                <w:szCs w:val="18"/>
+                <w:lang w:val="en-US"/>
+              </w:rPr>
+              <w:t xml:space="preserve"> }}</w:t>
+            </w:r>
+          </w:p>
+          <w:p>
+            <w:pPr>
+              <w:pStyle w:val="ConsPlusNonformat"/>
+              <w:rPr>
+                <w:rFonts w:ascii="Arial" w:hAnsi="Arial" w:cs="Arial"/>
+                <w:sz w:val="18"/>
+                <w:szCs w:val="18"/>
+                <w:lang w:val="en-US"/>
+              </w:rPr>
+            </w:pPr>
+            <w:r>
+              <w:rPr>
+                <w:rFonts w:ascii="Arial" w:hAnsi="Arial" w:cs="Arial"/>
+                <w:sz w:val="18"/>
+                <w:szCs w:val="18"/>
+                <w:lang w:val="en-US"/>
+              </w:rPr>
+              <w:t xml:space="preserve">ОГРН {{ </w:t>
+            </w:r>
+            <w:proofErr w:type="spellStart"/>
+            <w:r>
+              <w:rPr>
+                <w:rFonts w:ascii="Arial" w:hAnsi="Arial" w:cs="Arial"/>
+                <w:sz w:val="18"/>
+                <w:szCs w:val="18"/>
+                <w:lang w:val="en-US"/>
+              </w:rPr>
+              <w:t>buyer_ogrn</w:t>
+            </w:r>
+            <w:proofErr w:type="spellEnd"/>
+            <w:r>
+              <w:rPr>
+                <w:rFonts w:ascii="Arial" w:hAnsi="Arial" w:cs="Arial"/>
+                <w:sz w:val="18"/>
+                <w:szCs w:val="18"/>
+                <w:lang w:val="en-US"/>
+              </w:rPr>
+              <w:t xml:space="preserve"> }}</w:t>
+            </w:r>
+          </w:p>
+          <w:p>
+            <w:pPr>
+              <w:pStyle w:val="ConsPlusNonformat"/>
+              <w:rPr>
+                <w:rFonts w:ascii="Arial" w:hAnsi="Arial" w:cs="Arial"/>
+                <w:sz w:val="18"/>
+                <w:szCs w:val="18"/>
+                <w:lang w:val="en-US"/>
+              </w:rPr>
+            </w:pPr>
+            <w:r>
+              <w:rPr>
+                <w:rFonts w:ascii="Arial" w:hAnsi="Arial" w:cs="Arial"/>
+                <w:sz w:val="18"/>
+                <w:szCs w:val="18"/>
+                <w:lang w:val="en-US"/>
+              </w:rPr>
+              <w:t xml:space="preserve">ИНН {{ </w:t>
+            </w:r>
+            <w:proofErr w:type="spellStart"/>
+            <w:r>
+              <w:rPr>
+                <w:rFonts w:ascii="Arial" w:hAnsi="Arial" w:cs="Arial"/>
+                <w:sz w:val="18"/>
+                <w:szCs w:val="18"/>
+                <w:lang w:val="en-US"/>
+              </w:rPr>
+              <w:t>buyer_inn</w:t>
+            </w:r>
+            <w:proofErr w:type="spellEnd"/>
+            <w:r>
+              <w:rPr>
+                <w:rFonts w:ascii="Arial" w:hAnsi="Arial" w:cs="Arial"/>
+                <w:sz w:val="18"/>
+                <w:szCs w:val="18"/>
+                <w:lang w:val="en-US"/>
+              </w:rPr>
+              <w:t xml:space="preserve"> }} КПП {{ </w:t>
+            </w:r>
+            <w:proofErr w:type="spellStart"/>
+            <w:r>
+              <w:rPr>
+                <w:rFonts w:ascii="Arial" w:hAnsi="Arial" w:cs="Arial"/>
+                <w:sz w:val="18"/>
+                <w:szCs w:val="18"/>
+                <w:lang w:val="en-US"/>
+              </w:rPr>
+              <w:t>buyer_kpp</w:t>
+            </w:r>
+            <w:proofErr w:type="spellEnd"/>
+            <w:r>
+              <w:rPr>
+                <w:rFonts w:ascii="Arial" w:hAnsi="Arial" w:cs="Arial"/>
+                <w:sz w:val="18"/>
+                <w:szCs w:val="18"/>
+                <w:lang w:val="en-US"/>
+              </w:rPr>
+              <w:t xml:space="preserve"> }}</w:t>
+            </w:r>
+          </w:p>
+          <w:p>
+            <w:pPr>
+              <w:pStyle w:val="ConsPlusNonformat"/>
+              <w:rPr>
+                <w:rFonts w:ascii="Arial" w:hAnsi="Arial" w:cs="Arial"/>
+                <w:sz w:val="18"/>
+                <w:szCs w:val="18"/>
+                <w:lang w:val="en-US"/>
+              </w:rPr>
+            </w:pPr>
+            <w:r>
+              <w:rPr>
+                <w:rFonts w:ascii="Arial" w:hAnsi="Arial" w:cs="Arial"/>
+                <w:sz w:val="18"/>
+                <w:szCs w:val="18"/>
+                <w:lang w:val="en-US"/>
+              </w:rPr>
+              <w:t xml:space="preserve">р/с {{ </w:t>
+            </w:r>
+            <w:proofErr w:type="spellStart"/>
+            <w:r>
+              <w:rPr>
+                <w:rFonts w:ascii="Arial" w:hAnsi="Arial" w:cs="Arial"/>
+                <w:sz w:val="18"/>
+                <w:szCs w:val="18"/>
+                <w:lang w:val="en-US"/>
+              </w:rPr>
+              <w:t>buyer_bank_account</w:t>
+            </w:r>
+            <w:proofErr w:type="spellEnd"/>
+            <w:r>
+              <w:rPr>
+                <w:rFonts w:ascii="Arial" w:hAnsi="Arial" w:cs="Arial"/>
+                <w:sz w:val="18"/>
+                <w:szCs w:val="18"/>
+                <w:lang w:val="en-US"/>
+              </w:rPr>
+              <w:t xml:space="preserve"> }}</w:t>
+            </w:r>
+          </w:p>
+          <w:p>
+            <w:pPr>
+              <w:pStyle w:val="ConsPlusNonformat"/>
+              <w:rPr>
+                <w:rFonts w:ascii="Arial" w:hAnsi="Arial" w:cs="Arial"/>
+                <w:sz w:val="18"/>
+                <w:szCs w:val="18"/>
+                <w:lang w:val="en-US"/>
+              </w:rPr>
+            </w:pPr>
+            <w:r>
+              <w:rPr>
+                <w:rFonts w:ascii="Arial" w:hAnsi="Arial" w:cs="Arial"/>
+                <w:sz w:val="18"/>
+                <w:szCs w:val="18"/>
+                <w:lang w:val="en-US"/>
+              </w:rPr>
+              <w:t xml:space="preserve">{{ </w:t>
+            </w:r>
+            <w:proofErr w:type="spellStart"/>
+            <w:r>
+              <w:rPr>
+                <w:rFonts w:ascii="Arial" w:hAnsi="Arial" w:cs="Arial"/>
+                <w:sz w:val="18"/>
+                <w:szCs w:val="18"/>
+                <w:lang w:val="en-US"/>
+              </w:rPr>
+              <w:t>buyer_bank_name</w:t>
+            </w:r>
+            <w:proofErr w:type="spellEnd"/>
+            <w:r>
+              <w:rPr>
+                <w:rFonts w:ascii="Arial" w:hAnsi="Arial" w:cs="Arial"/>
+                <w:sz w:val="18"/>
+                <w:szCs w:val="18"/>
+                <w:lang w:val="en-US"/>
+              </w:rPr>
+              <w:t xml:space="preserve"> }}</w:t>
+            </w:r>
+          </w:p>
+          <w:p>
+            <w:pPr>
+              <w:pStyle w:val="ConsPlusNonformat"/>
+              <w:rPr>
+                <w:rFonts w:ascii="Arial" w:hAnsi="Arial" w:cs="Arial"/>
+                <w:sz w:val="18"/>
+                <w:szCs w:val="18"/>
+                <w:lang w:val="en-US"/>
+              </w:rPr>
+            </w:pPr>
+            <w:r>
+              <w:rPr>
+                <w:rFonts w:ascii="Arial" w:hAnsi="Arial" w:cs="Arial"/>
+                <w:sz w:val="18"/>
+                <w:szCs w:val="18"/>
+                <w:lang w:val="en-US"/>
+              </w:rPr>
+              <w:t xml:space="preserve">БИК {{ </w:t>
+            </w:r>
+            <w:proofErr w:type="spellStart"/>
+            <w:r>
+              <w:rPr>
+                <w:rFonts w:ascii="Arial" w:hAnsi="Arial" w:cs="Arial"/>
+                <w:sz w:val="18"/>
+                <w:szCs w:val="18"/>
+                <w:lang w:val="en-US"/>
+              </w:rPr>
+              <w:t>buyer_bik</w:t>
+            </w:r>
+            <w:proofErr w:type="spellEnd"/>
+            <w:r>
+              <w:rPr>
+                <w:rFonts w:ascii="Arial" w:hAnsi="Arial" w:cs="Arial"/>
+                <w:sz w:val="18"/>
+                <w:szCs w:val="18"/>
+                <w:lang w:val="en-US"/>
+              </w:rPr>
+              <w:t xml:space="preserve"> }} к/с {{ </w:t>
+            </w:r>
+            <w:proofErr w:type="spellStart"/>
+            <w:r>
+              <w:rPr>
+                <w:rFonts w:ascii="Arial" w:hAnsi="Arial" w:cs="Arial"/>
+                <w:sz w:val="18"/>
+                <w:szCs w:val="18"/>
+                <w:lang w:val="en-US"/>
+              </w:rPr>
+              <w:t>buyer_corr_account</w:t>
+            </w:r>
+            <w:proofErr w:type="spellEnd"/>
+            <w:r>
+              <w:rPr>
+                <w:rFonts w:ascii="Arial" w:hAnsi="Arial" w:cs="Arial"/>
+                <w:sz w:val="18"/>
+                <w:szCs w:val="18"/>
+                <w:lang w:val="en-US"/>
+              </w:rPr>
+              <w:t xml:space="preserve"> }}{% endif %}</w:t>
             </w:r>
           </w:p>
         </w:tc>
@@ -6930,6 +8744,7 @@
                 <w:rFonts w:ascii="Arial" w:hAnsi="Arial" w:cs="Arial"/>
                 <w:sz w:val="18"/>
                 <w:szCs w:val="18"/>
+                <w:lang w:val="en-US"/>
               </w:rPr>
             </w:pPr>
             <w:r>
@@ -6937,6 +8752,7 @@
                 <w:rFonts w:ascii="Arial" w:hAnsi="Arial" w:cs="Arial"/>
                 <w:sz w:val="18"/>
                 <w:szCs w:val="18"/>
+                <w:lang w:val="en-US"/>
               </w:rPr>
               <w:t xml:space="preserve">    </w:t>
             </w:r>
@@ -6956,16 +8772,130 @@
             <w:r>
               <w:rPr>
                 <w:rFonts w:ascii="Arial" w:hAnsi="Arial" w:cs="Arial"/>
-                <w:sz w:val="18"/>
-                <w:szCs w:val="18"/>
-                <w:lang w:eastAsia="en-US"/>
+                <w:bCs/>
+                <w:sz w:val="18"/>
+                <w:szCs w:val="18"/>
+                <w:lang w:val="en-US"/>
+              </w:rPr>
+              <w:t xml:space="preserve">{% if </w:t>
+            </w:r>
+            <w:proofErr w:type="spellStart"/>
+            <w:r>
+              <w:rPr>
+                <w:rFonts w:ascii="Arial" w:hAnsi="Arial" w:cs="Arial"/>
+                <w:bCs/>
+                <w:sz w:val="18"/>
+                <w:szCs w:val="18"/>
+                <w:lang w:val="en-US"/>
+              </w:rPr>
+              <w:t>buyer_type</w:t>
+            </w:r>
+            <w:proofErr w:type="spellEnd"/>
+            <w:r>
+              <w:rPr>
+                <w:rFonts w:ascii="Arial" w:hAnsi="Arial" w:cs="Arial"/>
+                <w:bCs/>
+                <w:sz w:val="18"/>
+                <w:szCs w:val="18"/>
+                <w:lang w:val="en-US"/>
+              </w:rPr>
+              <w:t xml:space="preserve"> in ['</w:t>
+            </w:r>
+            <w:proofErr w:type="spellStart"/>
+            <w:r>
+              <w:rPr>
+                <w:rFonts w:ascii="Arial" w:hAnsi="Arial" w:cs="Arial"/>
+                <w:bCs/>
+                <w:sz w:val="18"/>
+                <w:szCs w:val="18"/>
+                <w:lang w:val="en-US"/>
+              </w:rPr>
+              <w:t>internal_company</w:t>
+            </w:r>
+            <w:proofErr w:type="spellEnd"/>
+            <w:r>
+              <w:rPr>
+                <w:rFonts w:ascii="Arial" w:hAnsi="Arial" w:cs="Arial"/>
+                <w:bCs/>
+                <w:sz w:val="18"/>
+                <w:szCs w:val="18"/>
+                <w:lang w:val="en-US"/>
+              </w:rPr>
+              <w:t>', '</w:t>
+            </w:r>
+            <w:proofErr w:type="spellStart"/>
+            <w:r>
+              <w:rPr>
+                <w:rFonts w:ascii="Arial" w:hAnsi="Arial" w:cs="Arial"/>
+                <w:bCs/>
+                <w:sz w:val="18"/>
+                <w:szCs w:val="18"/>
+                <w:lang w:val="en-US"/>
+              </w:rPr>
+              <w:t>external_company</w:t>
+            </w:r>
+            <w:proofErr w:type="spellEnd"/>
+            <w:r>
+              <w:rPr>
+                <w:rFonts w:ascii="Arial" w:hAnsi="Arial" w:cs="Arial"/>
+                <w:bCs/>
+                <w:sz w:val="18"/>
+                <w:szCs w:val="18"/>
+                <w:lang w:val="en-US"/>
+              </w:rPr>
+              <w:t>'] %}</w:t>
+            </w:r>
+            <w:r>
+              <w:rPr>
+                <w:rFonts w:ascii="Arial" w:hAnsi="Arial" w:cs="Arial"/>
+                <w:bCs/>
+                <w:sz w:val="18"/>
+                <w:szCs w:val="18"/>
+              </w:rPr>
+              <w:t>Ген</w:t>
+            </w:r>
+            <w:r>
+              <w:rPr>
+                <w:rFonts w:ascii="Arial" w:hAnsi="Arial" w:cs="Arial"/>
+                <w:bCs/>
+                <w:sz w:val="18"/>
+                <w:szCs w:val="18"/>
+                <w:lang w:val="en-US"/>
+              </w:rPr>
+              <w:t xml:space="preserve">. </w:t>
+            </w:r>
+            <w:r>
+              <w:rPr>
+                <w:rFonts w:ascii="Arial" w:hAnsi="Arial" w:cs="Arial"/>
+                <w:bCs/>
+                <w:sz w:val="18"/>
+                <w:szCs w:val="18"/>
+              </w:rPr>
+              <w:t>директор</w:t>
+            </w:r>
+            <w:r>
+              <w:rPr>
+                <w:rFonts w:ascii="Arial" w:hAnsi="Arial" w:cs="Arial"/>
+                <w:bCs/>
+                <w:sz w:val="18"/>
+                <w:szCs w:val="18"/>
+                <w:lang w:val="en-US"/>
+              </w:rPr>
+              <w:t xml:space="preserve">{% endif %} </w:t>
+            </w:r>
+            <w:r>
+              <w:rPr>
+                <w:rFonts w:ascii="Arial" w:hAnsi="Arial" w:cs="Arial"/>
+                <w:sz w:val="18"/>
+                <w:szCs w:val="18"/>
+                <w:lang w:val="en-US"/>
               </w:rPr>
               <w:t>____________________/</w:t>
             </w:r>
             <w:r>
               <w:rPr>
                 <w:rFonts w:ascii="Arial" w:hAnsi="Arial" w:cs="Arial"/>
-                <w:color w:val="000000"/>
+                <w:bCs/>
                 <w:sz w:val="18"/>
                 <w:szCs w:val="18"/>
                 <w:lang w:val="en-US"/>
@@ -6976,7 +8906,7 @@
             <w:r>
               <w:rPr>
                 <w:rFonts w:ascii="Arial" w:hAnsi="Arial" w:cs="Arial"/>
-                <w:color w:val="000000"/>
+                <w:bCs/>
                 <w:sz w:val="18"/>
                 <w:szCs w:val="18"/>
                 <w:lang w:val="en-US"/>
@@ -6987,12 +8917,21 @@
             <w:r>
               <w:rPr>
                 <w:rFonts w:ascii="Arial" w:hAnsi="Arial" w:cs="Arial"/>
-                <w:color w:val="000000"/>
-                <w:sz w:val="18"/>
-                <w:szCs w:val="18"/>
-                <w:lang w:val="en-US"/>
-              </w:rPr>
-              <w:t>}}/</w:t>
+                <w:bCs/>
+                <w:sz w:val="18"/>
+                <w:szCs w:val="18"/>
+                <w:lang w:val="en-US"/>
+              </w:rPr>
+              <w:t>}}</w:t>
+            </w:r>
+            <w:r>
+              <w:rPr>
+                <w:rFonts w:ascii="Arial" w:hAnsi="Arial" w:cs="Arial"/>
+                <w:sz w:val="18"/>
+                <w:szCs w:val="18"/>
+                <w:lang w:val="en-US"/>
+              </w:rPr>
+              <w:t>/</w:t>
             </w:r>
           </w:p>
         </w:tc>
@@ -7021,6 +8960,7 @@
           <w:i/>
           <w:sz w:val="18"/>
           <w:szCs w:val="18"/>
+          <w:lang w:val="en-US"/>
         </w:rPr>
       </w:pPr>
       <w:r>
@@ -7029,6 +8969,7 @@
           <w:i/>
           <w:sz w:val="18"/>
           <w:szCs w:val="18"/>
+          <w:lang w:val="en-US"/>
         </w:rPr>
         <w:br w:type="page"/>
       </w:r>
@@ -7492,16 +9433,7 @@
           <w:sz w:val="18"/>
           <w:szCs w:val="18"/>
         </w:rPr>
-        <w:t xml:space="preserve">  </w:t>
-      </w:r>
-      <w:proofErr w:type="gramStart"/>
-      <w:r>
-        <w:rPr>
-          <w:rFonts w:ascii="Arial" w:hAnsi="Arial" w:cs="Arial"/>
-          <w:sz w:val="18"/>
-          <w:szCs w:val="18"/>
-        </w:rPr>
-        <w:t xml:space="preserve">  </w:t>
+        <w:t xml:space="preserve">    </w:t>
       </w:r>
       <w:r>
         <w:rPr>
@@ -7517,16 +9449,7 @@
           <w:sz w:val="18"/>
           <w:szCs w:val="18"/>
         </w:rPr>
-        <w:t>{</w:t>
-      </w:r>
-      <w:proofErr w:type="gramEnd"/>
-      <w:r>
-        <w:rPr>
-          <w:rFonts w:ascii="Arial" w:hAnsi="Arial" w:cs="Arial"/>
-          <w:sz w:val="18"/>
-          <w:szCs w:val="18"/>
-        </w:rPr>
-        <w:t>{</w:t>
+        <w:t>{{</w:t>
       </w:r>
       <w:r>
         <w:rPr>
@@ -7579,6 +9502,91 @@
       </w:pPr>
       <w:r>
         <w:rPr>
+          <w:rFonts w:ascii="Arial" w:hAnsi="Arial" w:cs="Arial"/>
+          <w:bCs/>
+          <w:sz w:val="18"/>
+          <w:szCs w:val="18"/>
+        </w:rPr>
+        <w:t xml:space="preserve">{% </w:t>
+      </w:r>
+      <w:r>
+        <w:rPr>
+          <w:rFonts w:ascii="Arial" w:hAnsi="Arial" w:cs="Arial"/>
+          <w:bCs/>
+          <w:sz w:val="18"/>
+          <w:szCs w:val="18"/>
+          <w:lang w:val="en-US"/>
+        </w:rPr>
+        <w:t>if</w:t>
+      </w:r>
+      <w:r>
+        <w:rPr>
+          <w:rFonts w:ascii="Arial" w:hAnsi="Arial" w:cs="Arial"/>
+          <w:bCs/>
+          <w:sz w:val="18"/>
+          <w:szCs w:val="18"/>
+        </w:rPr>
+        <w:t xml:space="preserve"> </w:t>
+      </w:r>
+      <w:r>
+        <w:rPr>
+          <w:rFonts w:ascii="Arial" w:hAnsi="Arial" w:cs="Arial"/>
+          <w:bCs/>
+          <w:sz w:val="18"/>
+          <w:szCs w:val="18"/>
+          <w:lang w:val="en-US"/>
+        </w:rPr>
+        <w:t>buyer</w:t>
+      </w:r>
+      <w:r>
+        <w:rPr>
+          <w:rFonts w:ascii="Arial" w:hAnsi="Arial" w:cs="Arial"/>
+          <w:bCs/>
+          <w:sz w:val="18"/>
+          <w:szCs w:val="18"/>
+        </w:rPr>
+        <w:t>_</w:t>
+      </w:r>
+      <w:r>
+        <w:rPr>
+          <w:rFonts w:ascii="Arial" w:hAnsi="Arial" w:cs="Arial"/>
+          <w:bCs/>
+          <w:sz w:val="18"/>
+          <w:szCs w:val="18"/>
+          <w:lang w:val="en-US"/>
+        </w:rPr>
+        <w:t>type</w:t>
+      </w:r>
+      <w:r>
+        <w:rPr>
+          <w:rFonts w:ascii="Arial" w:hAnsi="Arial" w:cs="Arial"/>
+          <w:bCs/>
+          <w:sz w:val="18"/>
+          <w:szCs w:val="18"/>
+        </w:rPr>
+        <w:t xml:space="preserve"> == ‘</w:t>
+      </w:r>
+      <w:r>
+        <w:rPr>
+          <w:rFonts w:ascii="Arial" w:hAnsi="Arial" w:cs="Arial"/>
+          <w:bCs/>
+          <w:sz w:val="18"/>
+          <w:szCs w:val="18"/>
+          <w:lang w:val="en-US"/>
+        </w:rPr>
+        <w:t>person</w:t>
+      </w:r>
+      <w:r>
+        <w:rPr>
+          <w:rFonts w:ascii="Arial" w:hAnsi="Arial" w:cs="Arial"/>
+          <w:bCs/>
+          <w:sz w:val="18"/>
+          <w:szCs w:val="18"/>
+        </w:rPr>
+        <w:t>’ %}</w:t>
+      </w:r>
+      <w:r>
+        <w:rPr>
           <w:rFonts w:ascii="Arial" w:eastAsia="Calibri" w:hAnsi="Arial" w:cs="Arial"/>
           <w:color w:val="000000"/>
           <w:sz w:val="18"/>
@@ -7598,7 +9606,6 @@
         </w:rPr>
         <w:t xml:space="preserve"> </w:t>
       </w:r>
-      <w:proofErr w:type="gramStart"/>
       <w:r>
         <w:rPr>
           <w:rFonts w:ascii="Arial" w:hAnsi="Arial" w:cs="Arial"/>
@@ -7622,7 +9629,6 @@
         <w:t>prev</w:t>
       </w:r>
       <w:proofErr w:type="spellEnd"/>
-      <w:proofErr w:type="gramEnd"/>
       <w:r>
         <w:rPr>
           <w:rFonts w:ascii="Arial" w:hAnsi="Arial" w:cs="Arial"/>
@@ -7871,8 +9877,6 @@
       <w:r>
         <w:rPr>
           <w:rFonts w:ascii="Arial" w:hAnsi="Arial" w:cs="Arial"/>
-          <w:b/>
-          <w:bCs/>
           <w:sz w:val="18"/>
           <w:szCs w:val="18"/>
         </w:rPr>
@@ -7898,21 +9902,392 @@
           <w:szCs w:val="18"/>
           <w:lang w:eastAsia="en-US"/>
         </w:rPr>
-        <w:t>именуемый в дальнейшем «Продавец», действующий через представителя</w:t>
+        <w:t>именуемый в дальнейшем «Продавец», действующий</w:t>
+      </w:r>
+      <w:r>
+        <w:rPr>
+          <w:rFonts w:ascii="Arial" w:hAnsi="Arial" w:cs="Arial"/>
+          <w:bCs/>
+          <w:sz w:val="18"/>
+          <w:szCs w:val="18"/>
+        </w:rPr>
+        <w:t xml:space="preserve">{% </w:t>
+      </w:r>
+      <w:proofErr w:type="spellStart"/>
+      <w:r>
+        <w:rPr>
+          <w:rFonts w:ascii="Arial" w:hAnsi="Arial" w:cs="Arial"/>
+          <w:bCs/>
+          <w:sz w:val="18"/>
+          <w:szCs w:val="18"/>
+          <w:lang w:val="en-US"/>
+        </w:rPr>
+        <w:t>elif</w:t>
+      </w:r>
+      <w:proofErr w:type="spellEnd"/>
+      <w:r>
+        <w:rPr>
+          <w:rFonts w:ascii="Arial" w:hAnsi="Arial" w:cs="Arial"/>
+          <w:bCs/>
+          <w:sz w:val="18"/>
+          <w:szCs w:val="18"/>
+        </w:rPr>
+        <w:t xml:space="preserve"> </w:t>
+      </w:r>
+      <w:r>
+        <w:rPr>
+          <w:rFonts w:ascii="Arial" w:hAnsi="Arial" w:cs="Arial"/>
+          <w:bCs/>
+          <w:sz w:val="18"/>
+          <w:szCs w:val="18"/>
+          <w:lang w:val="en-US"/>
+        </w:rPr>
+        <w:t>buyer</w:t>
+      </w:r>
+      <w:r>
+        <w:rPr>
+          <w:rFonts w:ascii="Arial" w:hAnsi="Arial" w:cs="Arial"/>
+          <w:bCs/>
+          <w:sz w:val="18"/>
+          <w:szCs w:val="18"/>
+        </w:rPr>
+        <w:t>_</w:t>
+      </w:r>
+      <w:r>
+        <w:rPr>
+          <w:rFonts w:ascii="Arial" w:hAnsi="Arial" w:cs="Arial"/>
+          <w:bCs/>
+          <w:sz w:val="18"/>
+          <w:szCs w:val="18"/>
+          <w:lang w:val="en-US"/>
+        </w:rPr>
+        <w:t>type</w:t>
+      </w:r>
+      <w:r>
+        <w:rPr>
+          <w:rFonts w:ascii="Arial" w:hAnsi="Arial" w:cs="Arial"/>
+          <w:bCs/>
+          <w:sz w:val="18"/>
+          <w:szCs w:val="18"/>
+        </w:rPr>
+        <w:t xml:space="preserve"> </w:t>
+      </w:r>
+      <w:r>
+        <w:rPr>
+          <w:rFonts w:ascii="Arial" w:hAnsi="Arial" w:cs="Arial"/>
+          <w:bCs/>
+          <w:sz w:val="18"/>
+          <w:szCs w:val="18"/>
+          <w:lang w:val="en-US"/>
+        </w:rPr>
+        <w:t>in</w:t>
+      </w:r>
+      <w:r>
+        <w:rPr>
+          <w:rFonts w:ascii="Arial" w:hAnsi="Arial" w:cs="Arial"/>
+          <w:bCs/>
+          <w:sz w:val="18"/>
+          <w:szCs w:val="18"/>
+        </w:rPr>
+        <w:t xml:space="preserve"> ['</w:t>
+      </w:r>
+      <w:r>
+        <w:rPr>
+          <w:rFonts w:ascii="Arial" w:hAnsi="Arial" w:cs="Arial"/>
+          <w:bCs/>
+          <w:sz w:val="18"/>
+          <w:szCs w:val="18"/>
+          <w:lang w:val="en-US"/>
+        </w:rPr>
+        <w:t>internal</w:t>
+      </w:r>
+      <w:r>
+        <w:rPr>
+          <w:rFonts w:ascii="Arial" w:hAnsi="Arial" w:cs="Arial"/>
+          <w:bCs/>
+          <w:sz w:val="18"/>
+          <w:szCs w:val="18"/>
+        </w:rPr>
+        <w:t>_</w:t>
+      </w:r>
+      <w:r>
+        <w:rPr>
+          <w:rFonts w:ascii="Arial" w:hAnsi="Arial" w:cs="Arial"/>
+          <w:bCs/>
+          <w:sz w:val="18"/>
+          <w:szCs w:val="18"/>
+          <w:lang w:val="en-US"/>
+        </w:rPr>
+        <w:t>company</w:t>
+      </w:r>
+      <w:r>
+        <w:rPr>
+          <w:rFonts w:ascii="Arial" w:hAnsi="Arial" w:cs="Arial"/>
+          <w:bCs/>
+          <w:sz w:val="18"/>
+          <w:szCs w:val="18"/>
+        </w:rPr>
+        <w:t>', '</w:t>
+      </w:r>
+      <w:r>
+        <w:rPr>
+          <w:rFonts w:ascii="Arial" w:hAnsi="Arial" w:cs="Arial"/>
+          <w:bCs/>
+          <w:sz w:val="18"/>
+          <w:szCs w:val="18"/>
+          <w:lang w:val="en-US"/>
+        </w:rPr>
+        <w:t>external</w:t>
+      </w:r>
+      <w:r>
+        <w:rPr>
+          <w:rFonts w:ascii="Arial" w:hAnsi="Arial" w:cs="Arial"/>
+          <w:bCs/>
+          <w:sz w:val="18"/>
+          <w:szCs w:val="18"/>
+        </w:rPr>
+        <w:t>_</w:t>
+      </w:r>
+      <w:r>
+        <w:rPr>
+          <w:rFonts w:ascii="Arial" w:hAnsi="Arial" w:cs="Arial"/>
+          <w:bCs/>
+          <w:sz w:val="18"/>
+          <w:szCs w:val="18"/>
+          <w:lang w:val="en-US"/>
+        </w:rPr>
+        <w:t>company</w:t>
+      </w:r>
+      <w:r>
+        <w:rPr>
+          <w:rFonts w:ascii="Arial" w:hAnsi="Arial" w:cs="Arial"/>
+          <w:bCs/>
+          <w:sz w:val="18"/>
+          <w:szCs w:val="18"/>
+        </w:rPr>
+        <w:t>'] %}</w:t>
+      </w:r>
+      <w:r>
+        <w:rPr>
+          <w:rFonts w:ascii="Arial" w:eastAsia="Times New Roman" w:hAnsi="Arial" w:cs="Arial"/>
+          <w:sz w:val="18"/>
+          <w:szCs w:val="18"/>
+        </w:rPr>
+        <w:t xml:space="preserve"> </w:t>
+      </w:r>
+      <w:r>
+        <w:rPr>
+          <w:rFonts w:ascii="Arial" w:eastAsia="Times New Roman" w:hAnsi="Arial" w:cs="Arial"/>
+          <w:b/>
+          <w:bCs/>
+          <w:sz w:val="18"/>
+          <w:szCs w:val="18"/>
+        </w:rPr>
+        <w:t xml:space="preserve">{{ </w:t>
+      </w:r>
+      <w:proofErr w:type="spellStart"/>
+      <w:r>
+        <w:rPr>
+          <w:rFonts w:ascii="Arial" w:hAnsi="Arial" w:cs="Arial"/>
+          <w:b/>
+          <w:bCs/>
+          <w:sz w:val="18"/>
+          <w:szCs w:val="18"/>
+          <w:lang w:val="en-US"/>
+        </w:rPr>
+        <w:t>prev</w:t>
+      </w:r>
+      <w:proofErr w:type="spellEnd"/>
+      <w:r>
+        <w:rPr>
+          <w:rFonts w:ascii="Arial" w:hAnsi="Arial" w:cs="Arial"/>
+          <w:b/>
+          <w:bCs/>
+          <w:sz w:val="18"/>
+          <w:szCs w:val="18"/>
+        </w:rPr>
+        <w:t>_</w:t>
+      </w:r>
+      <w:r>
+        <w:rPr>
+          <w:rFonts w:ascii="Arial" w:hAnsi="Arial" w:cs="Arial"/>
+          <w:b/>
+          <w:bCs/>
+          <w:sz w:val="18"/>
+          <w:szCs w:val="18"/>
+          <w:lang w:val="en-US"/>
+        </w:rPr>
+        <w:t>doc</w:t>
+      </w:r>
+      <w:r>
+        <w:rPr>
+          <w:rFonts w:ascii="Arial" w:eastAsia="Times New Roman" w:hAnsi="Arial" w:cs="Arial"/>
+          <w:b/>
+          <w:bCs/>
+          <w:sz w:val="18"/>
+          <w:szCs w:val="18"/>
+        </w:rPr>
+        <w:t>_</w:t>
+      </w:r>
+      <w:r>
+        <w:rPr>
+          <w:rFonts w:ascii="Arial" w:eastAsia="Times New Roman" w:hAnsi="Arial" w:cs="Arial"/>
+          <w:b/>
+          <w:bCs/>
+          <w:sz w:val="18"/>
+          <w:szCs w:val="18"/>
+          <w:lang w:val="en-US"/>
+        </w:rPr>
+        <w:t>short</w:t>
+      </w:r>
+      <w:r>
+        <w:rPr>
+          <w:rFonts w:ascii="Arial" w:eastAsia="Times New Roman" w:hAnsi="Arial" w:cs="Arial"/>
+          <w:b/>
+          <w:bCs/>
+          <w:sz w:val="18"/>
+          <w:szCs w:val="18"/>
+        </w:rPr>
+        <w:t>_</w:t>
+      </w:r>
+      <w:proofErr w:type="spellStart"/>
+      <w:r>
+        <w:rPr>
+          <w:rFonts w:ascii="Arial" w:eastAsia="Times New Roman" w:hAnsi="Arial" w:cs="Arial"/>
+          <w:b/>
+          <w:bCs/>
+          <w:sz w:val="18"/>
+          <w:szCs w:val="18"/>
+        </w:rPr>
+        <w:t>name</w:t>
+      </w:r>
+      <w:proofErr w:type="spellEnd"/>
+      <w:r>
+        <w:rPr>
+          <w:rFonts w:ascii="Arial" w:eastAsia="Times New Roman" w:hAnsi="Arial" w:cs="Arial"/>
+          <w:b/>
+          <w:bCs/>
+          <w:sz w:val="18"/>
+          <w:szCs w:val="18"/>
+        </w:rPr>
+        <w:t xml:space="preserve"> }}</w:t>
+      </w:r>
+      <w:r>
+        <w:rPr>
+          <w:rFonts w:ascii="Arial" w:eastAsia="Times New Roman" w:hAnsi="Arial" w:cs="Arial"/>
+          <w:b/>
+          <w:bCs/>
+          <w:sz w:val="18"/>
+          <w:szCs w:val="18"/>
+        </w:rPr>
+        <w:t xml:space="preserve"> </w:t>
       </w:r>
       <w:r>
         <w:rPr>
           <w:rFonts w:ascii="Arial" w:eastAsia="Calibri" w:hAnsi="Arial" w:cs="Arial"/>
-          <w:b/>
+          <w:bCs/>
           <w:color w:val="000000"/>
           <w:sz w:val="18"/>
           <w:szCs w:val="18"/>
           <w:lang w:eastAsia="en-US"/>
         </w:rPr>
+        <w:t>именуем</w:t>
+      </w:r>
+      <w:r>
+        <w:rPr>
+          <w:rFonts w:ascii="Arial" w:eastAsia="Calibri" w:hAnsi="Arial" w:cs="Arial"/>
+          <w:bCs/>
+          <w:color w:val="000000"/>
+          <w:sz w:val="18"/>
+          <w:szCs w:val="18"/>
+          <w:lang w:eastAsia="en-US"/>
+        </w:rPr>
+        <w:t>ое</w:t>
+      </w:r>
+      <w:r>
+        <w:rPr>
+          <w:rFonts w:ascii="Arial" w:eastAsia="Calibri" w:hAnsi="Arial" w:cs="Arial"/>
+          <w:bCs/>
+          <w:color w:val="000000"/>
+          <w:sz w:val="18"/>
+          <w:szCs w:val="18"/>
+          <w:lang w:eastAsia="en-US"/>
+        </w:rPr>
+        <w:t xml:space="preserve"> в дальнейшем «Продавец», действующ</w:t>
+      </w:r>
+      <w:r>
+        <w:rPr>
+          <w:rFonts w:ascii="Arial" w:eastAsia="Calibri" w:hAnsi="Arial" w:cs="Arial"/>
+          <w:bCs/>
+          <w:color w:val="000000"/>
+          <w:sz w:val="18"/>
+          <w:szCs w:val="18"/>
+          <w:lang w:eastAsia="en-US"/>
+        </w:rPr>
+        <w:t>ее</w:t>
+      </w:r>
+      <w:r>
+        <w:rPr>
+          <w:rFonts w:ascii="Arial" w:hAnsi="Arial" w:cs="Arial"/>
+          <w:bCs/>
+          <w:sz w:val="18"/>
+          <w:szCs w:val="18"/>
+        </w:rPr>
+        <w:t xml:space="preserve">{% </w:t>
+      </w:r>
+      <w:r>
+        <w:rPr>
+          <w:rFonts w:ascii="Arial" w:hAnsi="Arial" w:cs="Arial"/>
+          <w:bCs/>
+          <w:sz w:val="18"/>
+          <w:szCs w:val="18"/>
+          <w:lang w:val="en-US"/>
+        </w:rPr>
+        <w:t>endif</w:t>
+      </w:r>
+      <w:r>
+        <w:rPr>
+          <w:rFonts w:ascii="Arial" w:hAnsi="Arial" w:cs="Arial"/>
+          <w:bCs/>
+          <w:sz w:val="18"/>
+          <w:szCs w:val="18"/>
+        </w:rPr>
+        <w:t xml:space="preserve"> %}</w:t>
+      </w:r>
+      <w:r>
+        <w:rPr>
+          <w:rFonts w:ascii="Arial" w:eastAsia="Times New Roman" w:hAnsi="Arial" w:cs="Arial"/>
+          <w:b/>
+          <w:bCs/>
+          <w:sz w:val="18"/>
+          <w:szCs w:val="18"/>
+        </w:rPr>
         <w:t xml:space="preserve"> </w:t>
       </w:r>
       <w:r>
         <w:rPr>
+          <w:rFonts w:ascii="Arial" w:eastAsia="Calibri" w:hAnsi="Arial" w:cs="Arial"/>
+          <w:bCs/>
+          <w:color w:val="000000"/>
+          <w:sz w:val="18"/>
+          <w:szCs w:val="18"/>
+          <w:lang w:eastAsia="en-US"/>
+        </w:rPr>
+        <w:t>через представителя</w:t>
+      </w:r>
+      <w:r>
+        <w:rPr>
+          <w:rFonts w:ascii="Arial" w:eastAsia="Calibri" w:hAnsi="Arial" w:cs="Arial"/>
+          <w:b/>
+          <w:color w:val="000000"/>
+          <w:sz w:val="18"/>
+          <w:szCs w:val="18"/>
+          <w:lang w:eastAsia="en-US"/>
+        </w:rPr>
+        <w:t xml:space="preserve"> </w:t>
+      </w:r>
+      <w:r>
+        <w:rPr>
           <w:rFonts w:ascii="Arial" w:eastAsia="Times New Roman" w:hAnsi="Arial" w:cs="Arial"/>
           <w:b/>
           <w:bCs/>
@@ -8025,15 +10400,6 @@
         </w:rPr>
         <w:t>{{</w:t>
       </w:r>
-      <w:r>
-        <w:rPr>
-          <w:rFonts w:ascii="Arial" w:hAnsi="Arial" w:cs="Arial"/>
-          <w:b/>
-          <w:sz w:val="18"/>
-          <w:szCs w:val="18"/>
-        </w:rPr>
-        <w:t xml:space="preserve"> </w:t>
-      </w:r>
       <w:proofErr w:type="spellStart"/>
       <w:r>
         <w:rPr>
@@ -8083,15 +10449,6 @@
           <w:lang w:val="en-US"/>
         </w:rPr>
         <w:t>date</w:t>
-      </w:r>
-      <w:r>
-        <w:rPr>
-          <w:rFonts w:ascii="Arial" w:hAnsi="Arial" w:cs="Arial"/>
-          <w:b/>
-          <w:sz w:val="18"/>
-          <w:szCs w:val="18"/>
-        </w:rPr>
-        <w:t xml:space="preserve"> </w:t>
       </w:r>
       <w:r>
         <w:rPr>
@@ -8128,15 +10485,107 @@
         <w:ind w:firstLine="708"/>
         <w:jc w:val="both"/>
         <w:rPr>
+          <w:rFonts w:ascii="Arial" w:hAnsi="Arial" w:cs="Arial"/>
+          <w:sz w:val="18"/>
+          <w:szCs w:val="18"/>
+        </w:rPr>
+      </w:pPr>
+      <w:r>
+        <w:rPr>
+          <w:rFonts w:ascii="Arial" w:hAnsi="Arial" w:cs="Arial"/>
+          <w:bCs/>
+          <w:sz w:val="18"/>
+          <w:szCs w:val="18"/>
+        </w:rPr>
+        <w:t xml:space="preserve">{% </w:t>
+      </w:r>
+      <w:r>
+        <w:rPr>
+          <w:rFonts w:ascii="Arial" w:hAnsi="Arial" w:cs="Arial"/>
+          <w:bCs/>
+          <w:sz w:val="18"/>
+          <w:szCs w:val="18"/>
+          <w:lang w:val="en-US"/>
+        </w:rPr>
+        <w:t>if</w:t>
+      </w:r>
+      <w:r>
+        <w:rPr>
+          <w:rFonts w:ascii="Arial" w:hAnsi="Arial" w:cs="Arial"/>
+          <w:bCs/>
+          <w:sz w:val="18"/>
+          <w:szCs w:val="18"/>
+        </w:rPr>
+        <w:t xml:space="preserve"> </w:t>
+      </w:r>
+      <w:r>
+        <w:rPr>
+          <w:rFonts w:ascii="Arial" w:hAnsi="Arial" w:cs="Arial"/>
+          <w:bCs/>
+          <w:sz w:val="18"/>
+          <w:szCs w:val="18"/>
+          <w:lang w:val="en-US"/>
+        </w:rPr>
+        <w:t>buyer</w:t>
+      </w:r>
+      <w:r>
+        <w:rPr>
+          <w:rFonts w:ascii="Arial" w:hAnsi="Arial" w:cs="Arial"/>
+          <w:bCs/>
+          <w:sz w:val="18"/>
+          <w:szCs w:val="18"/>
+        </w:rPr>
+        <w:t>_</w:t>
+      </w:r>
+      <w:r>
+        <w:rPr>
+          <w:rFonts w:ascii="Arial" w:hAnsi="Arial" w:cs="Arial"/>
+          <w:bCs/>
+          <w:sz w:val="18"/>
+          <w:szCs w:val="18"/>
+          <w:lang w:val="en-US"/>
+        </w:rPr>
+        <w:t>type</w:t>
+      </w:r>
+      <w:r>
+        <w:rPr>
+          <w:rFonts w:ascii="Arial" w:hAnsi="Arial" w:cs="Arial"/>
+          <w:bCs/>
+          <w:sz w:val="18"/>
+          <w:szCs w:val="18"/>
+        </w:rPr>
+        <w:t xml:space="preserve"> == ‘</w:t>
+      </w:r>
+      <w:r>
+        <w:rPr>
+          <w:rFonts w:ascii="Arial" w:hAnsi="Arial" w:cs="Arial"/>
+          <w:bCs/>
+          <w:sz w:val="18"/>
+          <w:szCs w:val="18"/>
+          <w:lang w:val="en-US"/>
+        </w:rPr>
+        <w:t>person</w:t>
+      </w:r>
+      <w:r>
+        <w:rPr>
+          <w:rFonts w:ascii="Arial" w:hAnsi="Arial" w:cs="Arial"/>
+          <w:bCs/>
+          <w:sz w:val="18"/>
+          <w:szCs w:val="18"/>
+        </w:rPr>
+        <w:t>’ %}</w:t>
+      </w:r>
+      <w:r>
+        <w:rPr>
           <w:rFonts w:ascii="Arial" w:eastAsia="Calibri" w:hAnsi="Arial" w:cs="Arial"/>
-          <w:bCs/>
+          <w:b/>
           <w:color w:val="000000"/>
           <w:sz w:val="18"/>
           <w:szCs w:val="18"/>
           <w:lang w:eastAsia="en-US"/>
         </w:rPr>
-      </w:pPr>
-      <w:proofErr w:type="gramStart"/>
+        <w:t xml:space="preserve">{{ </w:t>
+      </w:r>
       <w:r>
         <w:rPr>
           <w:rFonts w:ascii="Arial" w:eastAsia="Calibri" w:hAnsi="Arial" w:cs="Arial"/>
@@ -8144,254 +10593,536 @@
           <w:color w:val="000000"/>
           <w:sz w:val="18"/>
           <w:szCs w:val="18"/>
+          <w:lang w:val="en-US" w:eastAsia="en-US"/>
+        </w:rPr>
+        <w:t>buyer</w:t>
+      </w:r>
+      <w:r>
+        <w:rPr>
+          <w:rFonts w:ascii="Arial" w:eastAsia="Calibri" w:hAnsi="Arial" w:cs="Arial"/>
+          <w:b/>
+          <w:color w:val="000000"/>
+          <w:sz w:val="18"/>
+          <w:szCs w:val="18"/>
           <w:lang w:eastAsia="en-US"/>
         </w:rPr>
+        <w:t>_</w:t>
+      </w:r>
+      <w:r>
+        <w:rPr>
+          <w:rFonts w:ascii="Arial" w:eastAsia="Calibri" w:hAnsi="Arial" w:cs="Arial"/>
+          <w:b/>
+          <w:color w:val="000000"/>
+          <w:sz w:val="18"/>
+          <w:szCs w:val="18"/>
+          <w:lang w:val="en-US" w:eastAsia="en-US"/>
+        </w:rPr>
+        <w:t>last</w:t>
+      </w:r>
+      <w:r>
+        <w:rPr>
+          <w:rFonts w:ascii="Arial" w:eastAsia="Calibri" w:hAnsi="Arial" w:cs="Arial"/>
+          <w:b/>
+          <w:color w:val="000000"/>
+          <w:sz w:val="18"/>
+          <w:szCs w:val="18"/>
+          <w:lang w:eastAsia="en-US"/>
+        </w:rPr>
+        <w:t>_</w:t>
+      </w:r>
+      <w:r>
+        <w:rPr>
+          <w:rFonts w:ascii="Arial" w:eastAsia="Calibri" w:hAnsi="Arial" w:cs="Arial"/>
+          <w:b/>
+          <w:color w:val="000000"/>
+          <w:sz w:val="18"/>
+          <w:szCs w:val="18"/>
+          <w:lang w:val="en-US" w:eastAsia="en-US"/>
+        </w:rPr>
+        <w:t>name</w:t>
+      </w:r>
+      <w:r>
+        <w:rPr>
+          <w:rFonts w:ascii="Arial" w:eastAsia="Calibri" w:hAnsi="Arial" w:cs="Arial"/>
+          <w:b/>
+          <w:color w:val="000000"/>
+          <w:sz w:val="18"/>
+          <w:szCs w:val="18"/>
+          <w:lang w:eastAsia="en-US"/>
+        </w:rPr>
+        <w:t xml:space="preserve"> }} {{ </w:t>
+      </w:r>
+      <w:r>
+        <w:rPr>
+          <w:rFonts w:ascii="Arial" w:eastAsia="Calibri" w:hAnsi="Arial" w:cs="Arial"/>
+          <w:b/>
+          <w:color w:val="000000"/>
+          <w:sz w:val="18"/>
+          <w:szCs w:val="18"/>
+          <w:lang w:val="en-US" w:eastAsia="en-US"/>
+        </w:rPr>
+        <w:t>buyer</w:t>
+      </w:r>
+      <w:r>
+        <w:rPr>
+          <w:rFonts w:ascii="Arial" w:eastAsia="Calibri" w:hAnsi="Arial" w:cs="Arial"/>
+          <w:b/>
+          <w:color w:val="000000"/>
+          <w:sz w:val="18"/>
+          <w:szCs w:val="18"/>
+          <w:lang w:eastAsia="en-US"/>
+        </w:rPr>
+        <w:t>_</w:t>
+      </w:r>
+      <w:r>
+        <w:rPr>
+          <w:rFonts w:ascii="Arial" w:eastAsia="Calibri" w:hAnsi="Arial" w:cs="Arial"/>
+          <w:b/>
+          <w:color w:val="000000"/>
+          <w:sz w:val="18"/>
+          <w:szCs w:val="18"/>
+          <w:lang w:val="en-US" w:eastAsia="en-US"/>
+        </w:rPr>
+        <w:t>first</w:t>
+      </w:r>
+      <w:r>
+        <w:rPr>
+          <w:rFonts w:ascii="Arial" w:eastAsia="Calibri" w:hAnsi="Arial" w:cs="Arial"/>
+          <w:b/>
+          <w:color w:val="000000"/>
+          <w:sz w:val="18"/>
+          <w:szCs w:val="18"/>
+          <w:lang w:eastAsia="en-US"/>
+        </w:rPr>
+        <w:t>_</w:t>
+      </w:r>
+      <w:r>
+        <w:rPr>
+          <w:rFonts w:ascii="Arial" w:eastAsia="Calibri" w:hAnsi="Arial" w:cs="Arial"/>
+          <w:b/>
+          <w:color w:val="000000"/>
+          <w:sz w:val="18"/>
+          <w:szCs w:val="18"/>
+          <w:lang w:val="en-US" w:eastAsia="en-US"/>
+        </w:rPr>
+        <w:t>name</w:t>
+      </w:r>
+      <w:r>
+        <w:rPr>
+          <w:rFonts w:ascii="Arial" w:eastAsia="Calibri" w:hAnsi="Arial" w:cs="Arial"/>
+          <w:b/>
+          <w:color w:val="000000"/>
+          <w:sz w:val="18"/>
+          <w:szCs w:val="18"/>
+          <w:lang w:eastAsia="en-US"/>
+        </w:rPr>
+        <w:t xml:space="preserve"> }} {{ </w:t>
+      </w:r>
+      <w:r>
+        <w:rPr>
+          <w:rFonts w:ascii="Arial" w:eastAsia="Calibri" w:hAnsi="Arial" w:cs="Arial"/>
+          <w:b/>
+          <w:color w:val="000000"/>
+          <w:sz w:val="18"/>
+          <w:szCs w:val="18"/>
+          <w:lang w:val="en-US" w:eastAsia="en-US"/>
+        </w:rPr>
+        <w:t>buyer</w:t>
+      </w:r>
+      <w:r>
+        <w:rPr>
+          <w:rFonts w:ascii="Arial" w:eastAsia="Calibri" w:hAnsi="Arial" w:cs="Arial"/>
+          <w:b/>
+          <w:color w:val="000000"/>
+          <w:sz w:val="18"/>
+          <w:szCs w:val="18"/>
+          <w:lang w:eastAsia="en-US"/>
+        </w:rPr>
+        <w:t>_</w:t>
+      </w:r>
+      <w:r>
+        <w:rPr>
+          <w:rFonts w:ascii="Arial" w:eastAsia="Calibri" w:hAnsi="Arial" w:cs="Arial"/>
+          <w:b/>
+          <w:color w:val="000000"/>
+          <w:sz w:val="18"/>
+          <w:szCs w:val="18"/>
+          <w:lang w:val="en-US" w:eastAsia="en-US"/>
+        </w:rPr>
+        <w:t>middle</w:t>
+      </w:r>
+      <w:r>
+        <w:rPr>
+          <w:rFonts w:ascii="Arial" w:eastAsia="Calibri" w:hAnsi="Arial" w:cs="Arial"/>
+          <w:b/>
+          <w:color w:val="000000"/>
+          <w:sz w:val="18"/>
+          <w:szCs w:val="18"/>
+          <w:lang w:eastAsia="en-US"/>
+        </w:rPr>
+        <w:t>_</w:t>
+      </w:r>
+      <w:r>
+        <w:rPr>
+          <w:rFonts w:ascii="Arial" w:eastAsia="Calibri" w:hAnsi="Arial" w:cs="Arial"/>
+          <w:b/>
+          <w:color w:val="000000"/>
+          <w:sz w:val="18"/>
+          <w:szCs w:val="18"/>
+          <w:lang w:val="en-US" w:eastAsia="en-US"/>
+        </w:rPr>
+        <w:t>name</w:t>
+      </w:r>
+      <w:r>
+        <w:rPr>
+          <w:rFonts w:ascii="Arial" w:eastAsia="Calibri" w:hAnsi="Arial" w:cs="Arial"/>
+          <w:b/>
+          <w:color w:val="000000"/>
+          <w:sz w:val="18"/>
+          <w:szCs w:val="18"/>
+          <w:lang w:eastAsia="en-US"/>
+        </w:rPr>
+        <w:t xml:space="preserve"> }}</w:t>
+      </w:r>
+      <w:r>
+        <w:rPr>
+          <w:rFonts w:ascii="Arial" w:eastAsia="Calibri" w:hAnsi="Arial" w:cs="Arial"/>
+          <w:bCs/>
+          <w:color w:val="000000"/>
+          <w:sz w:val="18"/>
+          <w:szCs w:val="18"/>
+          <w:lang w:eastAsia="en-US"/>
+        </w:rPr>
+        <w:t>, именуемый(</w:t>
+      </w:r>
+      <w:proofErr w:type="spellStart"/>
+      <w:r>
+        <w:rPr>
+          <w:rFonts w:ascii="Arial" w:eastAsia="Calibri" w:hAnsi="Arial" w:cs="Arial"/>
+          <w:bCs/>
+          <w:color w:val="000000"/>
+          <w:sz w:val="18"/>
+          <w:szCs w:val="18"/>
+          <w:lang w:eastAsia="en-US"/>
+        </w:rPr>
+        <w:t>ая</w:t>
+      </w:r>
+      <w:proofErr w:type="spellEnd"/>
+      <w:r>
+        <w:rPr>
+          <w:rFonts w:ascii="Arial" w:eastAsia="Calibri" w:hAnsi="Arial" w:cs="Arial"/>
+          <w:bCs/>
+          <w:color w:val="000000"/>
+          <w:sz w:val="18"/>
+          <w:szCs w:val="18"/>
+          <w:lang w:eastAsia="en-US"/>
+        </w:rPr>
+        <w:t>)</w:t>
+      </w:r>
+      <w:r>
+        <w:rPr>
+          <w:rFonts w:ascii="Arial" w:hAnsi="Arial" w:cs="Arial"/>
+          <w:bCs/>
+          <w:sz w:val="18"/>
+          <w:szCs w:val="18"/>
+        </w:rPr>
+        <w:t xml:space="preserve">{% </w:t>
+      </w:r>
+      <w:proofErr w:type="spellStart"/>
+      <w:r>
+        <w:rPr>
+          <w:rFonts w:ascii="Arial" w:hAnsi="Arial" w:cs="Arial"/>
+          <w:bCs/>
+          <w:sz w:val="18"/>
+          <w:szCs w:val="18"/>
+          <w:lang w:val="en-US"/>
+        </w:rPr>
+        <w:t>elif</w:t>
+      </w:r>
+      <w:proofErr w:type="spellEnd"/>
+      <w:r>
+        <w:rPr>
+          <w:rFonts w:ascii="Arial" w:hAnsi="Arial" w:cs="Arial"/>
+          <w:bCs/>
+          <w:sz w:val="18"/>
+          <w:szCs w:val="18"/>
+        </w:rPr>
+        <w:t xml:space="preserve"> </w:t>
+      </w:r>
+      <w:r>
+        <w:rPr>
+          <w:rFonts w:ascii="Arial" w:hAnsi="Arial" w:cs="Arial"/>
+          <w:bCs/>
+          <w:sz w:val="18"/>
+          <w:szCs w:val="18"/>
+          <w:lang w:val="en-US"/>
+        </w:rPr>
+        <w:t>buyer</w:t>
+      </w:r>
+      <w:r>
+        <w:rPr>
+          <w:rFonts w:ascii="Arial" w:hAnsi="Arial" w:cs="Arial"/>
+          <w:bCs/>
+          <w:sz w:val="18"/>
+          <w:szCs w:val="18"/>
+        </w:rPr>
+        <w:t>_</w:t>
+      </w:r>
+      <w:r>
+        <w:rPr>
+          <w:rFonts w:ascii="Arial" w:hAnsi="Arial" w:cs="Arial"/>
+          <w:bCs/>
+          <w:sz w:val="18"/>
+          <w:szCs w:val="18"/>
+          <w:lang w:val="en-US"/>
+        </w:rPr>
+        <w:t>type</w:t>
+      </w:r>
+      <w:r>
+        <w:rPr>
+          <w:rFonts w:ascii="Arial" w:hAnsi="Arial" w:cs="Arial"/>
+          <w:bCs/>
+          <w:sz w:val="18"/>
+          <w:szCs w:val="18"/>
+        </w:rPr>
+        <w:t xml:space="preserve"> </w:t>
+      </w:r>
+      <w:r>
+        <w:rPr>
+          <w:rFonts w:ascii="Arial" w:hAnsi="Arial" w:cs="Arial"/>
+          <w:bCs/>
+          <w:sz w:val="18"/>
+          <w:szCs w:val="18"/>
+          <w:lang w:val="en-US"/>
+        </w:rPr>
+        <w:t>in</w:t>
+      </w:r>
+      <w:r>
+        <w:rPr>
+          <w:rFonts w:ascii="Arial" w:hAnsi="Arial" w:cs="Arial"/>
+          <w:bCs/>
+          <w:sz w:val="18"/>
+          <w:szCs w:val="18"/>
+        </w:rPr>
+        <w:t xml:space="preserve"> ['</w:t>
+      </w:r>
+      <w:r>
+        <w:rPr>
+          <w:rFonts w:ascii="Arial" w:hAnsi="Arial" w:cs="Arial"/>
+          <w:bCs/>
+          <w:sz w:val="18"/>
+          <w:szCs w:val="18"/>
+          <w:lang w:val="en-US"/>
+        </w:rPr>
+        <w:t>internal</w:t>
+      </w:r>
+      <w:r>
+        <w:rPr>
+          <w:rFonts w:ascii="Arial" w:hAnsi="Arial" w:cs="Arial"/>
+          <w:bCs/>
+          <w:sz w:val="18"/>
+          <w:szCs w:val="18"/>
+        </w:rPr>
+        <w:t>_</w:t>
+      </w:r>
+      <w:r>
+        <w:rPr>
+          <w:rFonts w:ascii="Arial" w:hAnsi="Arial" w:cs="Arial"/>
+          <w:bCs/>
+          <w:sz w:val="18"/>
+          <w:szCs w:val="18"/>
+          <w:lang w:val="en-US"/>
+        </w:rPr>
+        <w:t>company</w:t>
+      </w:r>
+      <w:r>
+        <w:rPr>
+          <w:rFonts w:ascii="Arial" w:hAnsi="Arial" w:cs="Arial"/>
+          <w:bCs/>
+          <w:sz w:val="18"/>
+          <w:szCs w:val="18"/>
+        </w:rPr>
+        <w:t>', '</w:t>
+      </w:r>
+      <w:r>
+        <w:rPr>
+          <w:rFonts w:ascii="Arial" w:hAnsi="Arial" w:cs="Arial"/>
+          <w:bCs/>
+          <w:sz w:val="18"/>
+          <w:szCs w:val="18"/>
+          <w:lang w:val="en-US"/>
+        </w:rPr>
+        <w:t>external</w:t>
+      </w:r>
+      <w:r>
+        <w:rPr>
+          <w:rFonts w:ascii="Arial" w:hAnsi="Arial" w:cs="Arial"/>
+          <w:bCs/>
+          <w:sz w:val="18"/>
+          <w:szCs w:val="18"/>
+        </w:rPr>
+        <w:t>_</w:t>
+      </w:r>
+      <w:r>
+        <w:rPr>
+          <w:rFonts w:ascii="Arial" w:hAnsi="Arial" w:cs="Arial"/>
+          <w:bCs/>
+          <w:sz w:val="18"/>
+          <w:szCs w:val="18"/>
+          <w:lang w:val="en-US"/>
+        </w:rPr>
+        <w:t>company</w:t>
+      </w:r>
+      <w:r>
+        <w:rPr>
+          <w:rFonts w:ascii="Arial" w:hAnsi="Arial" w:cs="Arial"/>
+          <w:bCs/>
+          <w:sz w:val="18"/>
+          <w:szCs w:val="18"/>
+        </w:rPr>
+        <w:t>'] %}</w:t>
+      </w:r>
+      <w:r>
+        <w:rPr>
+          <w:rFonts w:ascii="Arial" w:eastAsia="Times New Roman" w:hAnsi="Arial" w:cs="Arial"/>
+          <w:sz w:val="18"/>
+          <w:szCs w:val="18"/>
+        </w:rPr>
+        <w:t xml:space="preserve"> </w:t>
+      </w:r>
+      <w:r>
+        <w:rPr>
+          <w:rFonts w:ascii="Arial" w:eastAsia="Times New Roman" w:hAnsi="Arial" w:cs="Arial"/>
+          <w:b/>
+          <w:bCs/>
+          <w:sz w:val="18"/>
+          <w:szCs w:val="18"/>
+        </w:rPr>
         <w:t xml:space="preserve">{{ </w:t>
       </w:r>
       <w:r>
         <w:rPr>
+          <w:rFonts w:ascii="Arial" w:eastAsia="Times New Roman" w:hAnsi="Arial" w:cs="Arial"/>
+          <w:b/>
+          <w:bCs/>
+          <w:sz w:val="18"/>
+          <w:szCs w:val="18"/>
+          <w:lang w:val="en-US"/>
+        </w:rPr>
+        <w:t>buyer</w:t>
+      </w:r>
+      <w:r>
+        <w:rPr>
+          <w:rFonts w:ascii="Arial" w:eastAsia="Times New Roman" w:hAnsi="Arial" w:cs="Arial"/>
+          <w:b/>
+          <w:bCs/>
+          <w:sz w:val="18"/>
+          <w:szCs w:val="18"/>
+        </w:rPr>
+        <w:t>_</w:t>
+      </w:r>
+      <w:r>
+        <w:rPr>
+          <w:rFonts w:ascii="Arial" w:eastAsia="Times New Roman" w:hAnsi="Arial" w:cs="Arial"/>
+          <w:b/>
+          <w:bCs/>
+          <w:sz w:val="18"/>
+          <w:szCs w:val="18"/>
+          <w:lang w:val="en-US"/>
+        </w:rPr>
+        <w:t>short</w:t>
+      </w:r>
+      <w:r>
+        <w:rPr>
+          <w:rFonts w:ascii="Arial" w:eastAsia="Times New Roman" w:hAnsi="Arial" w:cs="Arial"/>
+          <w:b/>
+          <w:bCs/>
+          <w:sz w:val="18"/>
+          <w:szCs w:val="18"/>
+        </w:rPr>
+        <w:t>_</w:t>
+      </w:r>
+      <w:proofErr w:type="spellStart"/>
+      <w:r>
+        <w:rPr>
+          <w:rFonts w:ascii="Arial" w:eastAsia="Times New Roman" w:hAnsi="Arial" w:cs="Arial"/>
+          <w:b/>
+          <w:bCs/>
+          <w:sz w:val="18"/>
+          <w:szCs w:val="18"/>
+        </w:rPr>
+        <w:t>name</w:t>
+      </w:r>
+      <w:proofErr w:type="spellEnd"/>
+      <w:r>
+        <w:rPr>
+          <w:rFonts w:ascii="Arial" w:eastAsia="Times New Roman" w:hAnsi="Arial" w:cs="Arial"/>
+          <w:b/>
+          <w:bCs/>
+          <w:sz w:val="18"/>
+          <w:szCs w:val="18"/>
+        </w:rPr>
+        <w:t xml:space="preserve"> }} </w:t>
+      </w:r>
+      <w:r>
+        <w:rPr>
           <w:rFonts w:ascii="Arial" w:eastAsia="Calibri" w:hAnsi="Arial" w:cs="Arial"/>
-          <w:b/>
+          <w:bCs/>
           <w:color w:val="000000"/>
           <w:sz w:val="18"/>
           <w:szCs w:val="18"/>
-          <w:lang w:val="en-US" w:eastAsia="en-US"/>
-        </w:rPr>
-        <w:t>buyer</w:t>
-      </w:r>
-      <w:proofErr w:type="gramEnd"/>
+          <w:lang w:eastAsia="en-US"/>
+        </w:rPr>
+        <w:t>именуемое</w:t>
+      </w:r>
+      <w:r>
+        <w:rPr>
+          <w:rFonts w:ascii="Arial" w:hAnsi="Arial" w:cs="Arial"/>
+          <w:bCs/>
+          <w:sz w:val="18"/>
+          <w:szCs w:val="18"/>
+        </w:rPr>
+        <w:t xml:space="preserve">{% </w:t>
+      </w:r>
+      <w:r>
+        <w:rPr>
+          <w:rFonts w:ascii="Arial" w:hAnsi="Arial" w:cs="Arial"/>
+          <w:bCs/>
+          <w:sz w:val="18"/>
+          <w:szCs w:val="18"/>
+          <w:lang w:val="en-US"/>
+        </w:rPr>
+        <w:t>endif</w:t>
+      </w:r>
+      <w:r>
+        <w:rPr>
+          <w:rFonts w:ascii="Arial" w:hAnsi="Arial" w:cs="Arial"/>
+          <w:bCs/>
+          <w:sz w:val="18"/>
+          <w:szCs w:val="18"/>
+        </w:rPr>
+        <w:t xml:space="preserve"> %}</w:t>
+      </w:r>
+      <w:r>
+        <w:rPr>
+          <w:rFonts w:ascii="Arial" w:eastAsia="Times New Roman" w:hAnsi="Arial" w:cs="Arial"/>
+          <w:b/>
+          <w:bCs/>
+          <w:sz w:val="18"/>
+          <w:szCs w:val="18"/>
+        </w:rPr>
+        <w:t xml:space="preserve"> </w:t>
+      </w:r>
       <w:r>
         <w:rPr>
           <w:rFonts w:ascii="Arial" w:eastAsia="Calibri" w:hAnsi="Arial" w:cs="Arial"/>
-          <w:b/>
+          <w:bCs/>
           <w:color w:val="000000"/>
           <w:sz w:val="18"/>
           <w:szCs w:val="18"/>
           <w:lang w:eastAsia="en-US"/>
         </w:rPr>
-        <w:t>_</w:t>
-      </w:r>
-      <w:r>
-        <w:rPr>
-          <w:rFonts w:ascii="Arial" w:eastAsia="Calibri" w:hAnsi="Arial" w:cs="Arial"/>
-          <w:b/>
-          <w:color w:val="000000"/>
-          <w:sz w:val="18"/>
-          <w:szCs w:val="18"/>
-          <w:lang w:val="en-US" w:eastAsia="en-US"/>
-        </w:rPr>
-        <w:t>last</w:t>
-      </w:r>
-      <w:r>
-        <w:rPr>
-          <w:rFonts w:ascii="Arial" w:eastAsia="Calibri" w:hAnsi="Arial" w:cs="Arial"/>
-          <w:b/>
-          <w:color w:val="000000"/>
-          <w:sz w:val="18"/>
-          <w:szCs w:val="18"/>
-          <w:lang w:eastAsia="en-US"/>
-        </w:rPr>
-        <w:t>_</w:t>
-      </w:r>
-      <w:r>
-        <w:rPr>
-          <w:rFonts w:ascii="Arial" w:eastAsia="Calibri" w:hAnsi="Arial" w:cs="Arial"/>
-          <w:b/>
-          <w:color w:val="000000"/>
-          <w:sz w:val="18"/>
-          <w:szCs w:val="18"/>
-          <w:lang w:val="en-US" w:eastAsia="en-US"/>
-        </w:rPr>
-        <w:t>name</w:t>
-      </w:r>
-      <w:r>
-        <w:rPr>
-          <w:rFonts w:ascii="Arial" w:eastAsia="Calibri" w:hAnsi="Arial" w:cs="Arial"/>
-          <w:b/>
-          <w:color w:val="000000"/>
-          <w:sz w:val="18"/>
-          <w:szCs w:val="18"/>
-          <w:lang w:eastAsia="en-US"/>
-        </w:rPr>
-        <w:t xml:space="preserve"> }} {{ </w:t>
-      </w:r>
-      <w:r>
-        <w:rPr>
-          <w:rFonts w:ascii="Arial" w:eastAsia="Calibri" w:hAnsi="Arial" w:cs="Arial"/>
-          <w:b/>
-          <w:color w:val="000000"/>
-          <w:sz w:val="18"/>
-          <w:szCs w:val="18"/>
-          <w:lang w:val="en-US" w:eastAsia="en-US"/>
-        </w:rPr>
-        <w:t>buyer</w:t>
-      </w:r>
-      <w:r>
-        <w:rPr>
-          <w:rFonts w:ascii="Arial" w:eastAsia="Calibri" w:hAnsi="Arial" w:cs="Arial"/>
-          <w:b/>
-          <w:color w:val="000000"/>
-          <w:sz w:val="18"/>
-          <w:szCs w:val="18"/>
-          <w:lang w:eastAsia="en-US"/>
-        </w:rPr>
-        <w:t>_</w:t>
-      </w:r>
-      <w:r>
-        <w:rPr>
-          <w:rFonts w:ascii="Arial" w:eastAsia="Calibri" w:hAnsi="Arial" w:cs="Arial"/>
-          <w:b/>
-          <w:color w:val="000000"/>
-          <w:sz w:val="18"/>
-          <w:szCs w:val="18"/>
-          <w:lang w:val="en-US" w:eastAsia="en-US"/>
-        </w:rPr>
-        <w:t>first</w:t>
-      </w:r>
-      <w:r>
-        <w:rPr>
-          <w:rFonts w:ascii="Arial" w:eastAsia="Calibri" w:hAnsi="Arial" w:cs="Arial"/>
-          <w:b/>
-          <w:color w:val="000000"/>
-          <w:sz w:val="18"/>
-          <w:szCs w:val="18"/>
-          <w:lang w:eastAsia="en-US"/>
-        </w:rPr>
-        <w:t>_</w:t>
-      </w:r>
-      <w:r>
-        <w:rPr>
-          <w:rFonts w:ascii="Arial" w:eastAsia="Calibri" w:hAnsi="Arial" w:cs="Arial"/>
-          <w:b/>
-          <w:color w:val="000000"/>
-          <w:sz w:val="18"/>
-          <w:szCs w:val="18"/>
-          <w:lang w:val="en-US" w:eastAsia="en-US"/>
-        </w:rPr>
-        <w:t>name</w:t>
-      </w:r>
-      <w:r>
-        <w:rPr>
-          <w:rFonts w:ascii="Arial" w:eastAsia="Calibri" w:hAnsi="Arial" w:cs="Arial"/>
-          <w:b/>
-          <w:color w:val="000000"/>
-          <w:sz w:val="18"/>
-          <w:szCs w:val="18"/>
-          <w:lang w:eastAsia="en-US"/>
-        </w:rPr>
-        <w:t xml:space="preserve"> }} {{ </w:t>
-      </w:r>
-      <w:r>
-        <w:rPr>
-          <w:rFonts w:ascii="Arial" w:eastAsia="Calibri" w:hAnsi="Arial" w:cs="Arial"/>
-          <w:b/>
-          <w:color w:val="000000"/>
-          <w:sz w:val="18"/>
-          <w:szCs w:val="18"/>
-          <w:lang w:val="en-US" w:eastAsia="en-US"/>
-        </w:rPr>
-        <w:t>buyer</w:t>
-      </w:r>
-      <w:r>
-        <w:rPr>
-          <w:rFonts w:ascii="Arial" w:eastAsia="Calibri" w:hAnsi="Arial" w:cs="Arial"/>
-          <w:b/>
-          <w:color w:val="000000"/>
-          <w:sz w:val="18"/>
-          <w:szCs w:val="18"/>
-          <w:lang w:eastAsia="en-US"/>
-        </w:rPr>
-        <w:t>_</w:t>
-      </w:r>
-      <w:r>
-        <w:rPr>
-          <w:rFonts w:ascii="Arial" w:eastAsia="Calibri" w:hAnsi="Arial" w:cs="Arial"/>
-          <w:b/>
-          <w:color w:val="000000"/>
-          <w:sz w:val="18"/>
-          <w:szCs w:val="18"/>
-          <w:lang w:val="en-US" w:eastAsia="en-US"/>
-        </w:rPr>
-        <w:t>middle</w:t>
-      </w:r>
-      <w:r>
-        <w:rPr>
-          <w:rFonts w:ascii="Arial" w:eastAsia="Calibri" w:hAnsi="Arial" w:cs="Arial"/>
-          <w:b/>
-          <w:color w:val="000000"/>
-          <w:sz w:val="18"/>
-          <w:szCs w:val="18"/>
-          <w:lang w:eastAsia="en-US"/>
-        </w:rPr>
-        <w:t>_</w:t>
-      </w:r>
-      <w:r>
-        <w:rPr>
-          <w:rFonts w:ascii="Arial" w:eastAsia="Calibri" w:hAnsi="Arial" w:cs="Arial"/>
-          <w:b/>
-          <w:color w:val="000000"/>
-          <w:sz w:val="18"/>
-          <w:szCs w:val="18"/>
-          <w:lang w:val="en-US" w:eastAsia="en-US"/>
-        </w:rPr>
-        <w:t>name</w:t>
-      </w:r>
-      <w:r>
-        <w:rPr>
-          <w:rFonts w:ascii="Arial" w:eastAsia="Calibri" w:hAnsi="Arial" w:cs="Arial"/>
-          <w:b/>
-          <w:color w:val="000000"/>
-          <w:sz w:val="18"/>
-          <w:szCs w:val="18"/>
-          <w:lang w:eastAsia="en-US"/>
-        </w:rPr>
-        <w:t xml:space="preserve"> }}</w:t>
-      </w:r>
-      <w:r>
-        <w:rPr>
-          <w:rFonts w:ascii="Arial" w:eastAsia="Calibri" w:hAnsi="Arial" w:cs="Arial"/>
-          <w:bCs/>
-          <w:color w:val="000000"/>
-          <w:sz w:val="18"/>
-          <w:szCs w:val="18"/>
-          <w:lang w:eastAsia="en-US"/>
-        </w:rPr>
-        <w:t>, именуемый(</w:t>
-      </w:r>
-      <w:proofErr w:type="spellStart"/>
-      <w:r>
-        <w:rPr>
-          <w:rFonts w:ascii="Arial" w:eastAsia="Calibri" w:hAnsi="Arial" w:cs="Arial"/>
-          <w:bCs/>
-          <w:color w:val="000000"/>
-          <w:sz w:val="18"/>
-          <w:szCs w:val="18"/>
-          <w:lang w:eastAsia="en-US"/>
-        </w:rPr>
-        <w:t>ая</w:t>
-      </w:r>
-      <w:proofErr w:type="spellEnd"/>
-      <w:r>
-        <w:rPr>
-          <w:rFonts w:ascii="Arial" w:eastAsia="Calibri" w:hAnsi="Arial" w:cs="Arial"/>
-          <w:bCs/>
-          <w:color w:val="000000"/>
-          <w:sz w:val="18"/>
-          <w:szCs w:val="18"/>
-          <w:lang w:eastAsia="en-US"/>
-        </w:rPr>
-        <w:t>) в дальнейшем «Покупатель», с другой стороны, совместно именуемые «Стороны», заключили настоящий Договор (далее – Договор) о нижеследующем</w:t>
-      </w:r>
-      <w:r>
-        <w:rPr>
-          <w:rFonts w:ascii="Arial" w:eastAsia="Calibri" w:hAnsi="Arial" w:cs="Arial"/>
-          <w:bCs/>
-          <w:color w:val="000000"/>
-          <w:sz w:val="18"/>
-          <w:szCs w:val="18"/>
-          <w:lang w:eastAsia="en-US"/>
-        </w:rPr>
-        <w:t>:</w:t>
+        <w:t>в дальнейшем «Покупатель», с другой стороны, совместно именуемые «Стороны», заключили настоящий Договор (далее – Договор) о нижеследующем:</w:t>
       </w:r>
     </w:p>
     <w:p>
@@ -9477,27 +12208,7 @@
                 <w:szCs w:val="18"/>
                 <w:lang w:val="en-US"/>
               </w:rPr>
-              <w:t xml:space="preserve"> </w:t>
-            </w:r>
-            <w:proofErr w:type="gramStart"/>
-            <w:r>
-              <w:rPr>
-                <w:rFonts w:ascii="Arial" w:hAnsi="Arial" w:cs="Arial"/>
-                <w:sz w:val="18"/>
-                <w:szCs w:val="18"/>
-                <w:lang w:val="en-US"/>
-              </w:rPr>
-              <w:t>%}{</w:t>
-            </w:r>
-            <w:proofErr w:type="gramEnd"/>
-            <w:r>
-              <w:rPr>
-                <w:rFonts w:ascii="Arial" w:hAnsi="Arial" w:cs="Arial"/>
-                <w:sz w:val="18"/>
-                <w:szCs w:val="18"/>
-                <w:lang w:val="en-US"/>
-              </w:rPr>
-              <w:t xml:space="preserve">{ </w:t>
+              <w:t xml:space="preserve"> %}{{ </w:t>
             </w:r>
             <w:proofErr w:type="spellStart"/>
             <w:r>
@@ -9672,27 +12383,7 @@
                 <w:szCs w:val="18"/>
                 <w:lang w:val="en-US"/>
               </w:rPr>
-              <w:t xml:space="preserve"> </w:t>
-            </w:r>
-            <w:proofErr w:type="gramStart"/>
-            <w:r>
-              <w:rPr>
-                <w:rFonts w:ascii="Arial" w:hAnsi="Arial" w:cs="Arial"/>
-                <w:sz w:val="18"/>
-                <w:szCs w:val="18"/>
-                <w:lang w:val="en-US"/>
-              </w:rPr>
-              <w:t>%}{</w:t>
-            </w:r>
-            <w:proofErr w:type="gramEnd"/>
-            <w:r>
-              <w:rPr>
-                <w:rFonts w:ascii="Arial" w:hAnsi="Arial" w:cs="Arial"/>
-                <w:sz w:val="18"/>
-                <w:szCs w:val="18"/>
-                <w:lang w:val="en-US"/>
-              </w:rPr>
-              <w:t>{</w:t>
+              <w:t xml:space="preserve"> %}{{</w:t>
             </w:r>
             <w:proofErr w:type="spellStart"/>
             <w:r>
@@ -9999,7 +12690,6 @@
         <w:rPr>
           <w:sz w:val="18"/>
           <w:szCs w:val="18"/>
-          <w:lang w:val="en-US"/>
         </w:rPr>
       </w:pPr>
     </w:p>
@@ -10124,7 +12814,80 @@
                 <w:lang w:val="en-US"/>
               </w:rPr>
             </w:pPr>
-            <w:proofErr w:type="gramStart"/>
+            <w:r>
+              <w:rPr>
+                <w:rFonts w:ascii="Arial" w:hAnsi="Arial" w:cs="Arial"/>
+                <w:sz w:val="18"/>
+                <w:szCs w:val="18"/>
+                <w:lang w:val="en-US"/>
+              </w:rPr>
+              <w:t xml:space="preserve">{% if </w:t>
+            </w:r>
+            <w:proofErr w:type="spellStart"/>
+            <w:r>
+              <w:rPr>
+                <w:rFonts w:ascii="Arial" w:hAnsi="Arial" w:cs="Arial"/>
+                <w:sz w:val="18"/>
+                <w:szCs w:val="18"/>
+                <w:lang w:val="en-US"/>
+              </w:rPr>
+              <w:t>seller_type</w:t>
+            </w:r>
+            <w:proofErr w:type="spellEnd"/>
+            <w:r>
+              <w:rPr>
+                <w:rFonts w:ascii="Arial" w:hAnsi="Arial" w:cs="Arial"/>
+                <w:sz w:val="18"/>
+                <w:szCs w:val="18"/>
+                <w:lang w:val="en-US"/>
+              </w:rPr>
+              <w:t xml:space="preserve"> == </w:t>
+            </w:r>
+            <w:r>
+              <w:rPr>
+                <w:rFonts w:ascii="Arial" w:hAnsi="Arial" w:cs="Arial"/>
+                <w:sz w:val="18"/>
+                <w:szCs w:val="18"/>
+                <w:lang w:val="en-US"/>
+              </w:rPr>
+              <w:t>“</w:t>
+            </w:r>
+            <w:r>
+              <w:rPr>
+                <w:rFonts w:ascii="Arial" w:hAnsi="Arial" w:cs="Arial"/>
+                <w:sz w:val="18"/>
+                <w:szCs w:val="18"/>
+                <w:lang w:val="en-US"/>
+              </w:rPr>
+              <w:t>person</w:t>
+            </w:r>
+            <w:r>
+              <w:rPr>
+                <w:rFonts w:ascii="Arial" w:hAnsi="Arial" w:cs="Arial"/>
+                <w:sz w:val="18"/>
+                <w:szCs w:val="18"/>
+                <w:lang w:val="en-US"/>
+              </w:rPr>
+              <w:t>”</w:t>
+            </w:r>
+            <w:r>
+              <w:rPr>
+                <w:rFonts w:ascii="Arial" w:hAnsi="Arial" w:cs="Arial"/>
+                <w:sz w:val="18"/>
+                <w:szCs w:val="18"/>
+                <w:lang w:val="en-US"/>
+              </w:rPr>
+              <w:t xml:space="preserve"> </w:t>
+            </w:r>
+            <w:r>
+              <w:rPr>
+                <w:rFonts w:ascii="Arial" w:hAnsi="Arial" w:cs="Arial"/>
+                <w:sz w:val="18"/>
+                <w:szCs w:val="18"/>
+                <w:lang w:val="en-US"/>
+              </w:rPr>
+              <w:t>%}</w:t>
+            </w:r>
             <w:r>
               <w:rPr>
                 <w:rFonts w:ascii="Arial" w:hAnsi="Arial" w:cs="Arial"/>
@@ -10146,9 +12909,9 @@
                 <w:szCs w:val="18"/>
                 <w:lang w:val="en-US"/>
               </w:rPr>
-              <w:t>prev</w:t>
-            </w:r>
-            <w:proofErr w:type="gramEnd"/>
+              <w:t>prev_doc_last_name</w:t>
+            </w:r>
+            <w:proofErr w:type="spellEnd"/>
             <w:r>
               <w:rPr>
                 <w:rFonts w:ascii="Arial" w:hAnsi="Arial" w:cs="Arial"/>
@@ -10158,9 +12921,9 @@
                 <w:szCs w:val="18"/>
                 <w:lang w:val="en-US"/>
               </w:rPr>
-              <w:t>_doc_last_name</w:t>
-            </w:r>
-            <w:proofErr w:type="spellEnd"/>
+              <w:t xml:space="preserve"> }} {{ </w:t>
+            </w:r>
+            <w:proofErr w:type="spellStart"/>
             <w:r>
               <w:rPr>
                 <w:rFonts w:ascii="Arial" w:hAnsi="Arial" w:cs="Arial"/>
@@ -10170,9 +12933,9 @@
                 <w:szCs w:val="18"/>
                 <w:lang w:val="en-US"/>
               </w:rPr>
-              <w:t xml:space="preserve"> }} {{ </w:t>
-            </w:r>
-            <w:proofErr w:type="spellStart"/>
+              <w:t>prev_doc_first_name</w:t>
+            </w:r>
+            <w:proofErr w:type="spellEnd"/>
             <w:r>
               <w:rPr>
                 <w:rFonts w:ascii="Arial" w:hAnsi="Arial" w:cs="Arial"/>
@@ -10182,8 +12945,9 @@
                 <w:szCs w:val="18"/>
                 <w:lang w:val="en-US"/>
               </w:rPr>
-              <w:t>prev</w:t>
-            </w:r>
+              <w:t xml:space="preserve"> }} {{ </w:t>
+            </w:r>
+            <w:proofErr w:type="spellStart"/>
             <w:r>
               <w:rPr>
                 <w:rFonts w:ascii="Arial" w:hAnsi="Arial" w:cs="Arial"/>
@@ -10193,8 +12957,9 @@
                 <w:szCs w:val="18"/>
                 <w:lang w:val="en-US"/>
               </w:rPr>
-              <w:t>_</w:t>
-            </w:r>
+              <w:t>prev_doc_middle_name</w:t>
+            </w:r>
+            <w:proofErr w:type="spellEnd"/>
             <w:r>
               <w:rPr>
                 <w:rFonts w:ascii="Arial" w:hAnsi="Arial" w:cs="Arial"/>
@@ -10204,9 +12969,17 @@
                 <w:szCs w:val="18"/>
                 <w:lang w:val="en-US"/>
               </w:rPr>
-              <w:t>doc_first_name</w:t>
-            </w:r>
-            <w:proofErr w:type="spellEnd"/>
+              <w:t xml:space="preserve"> }}</w:t>
+            </w:r>
+            <w:r>
+              <w:rPr>
+                <w:rFonts w:ascii="Arial" w:hAnsi="Arial" w:cs="Arial"/>
+                <w:sz w:val="18"/>
+                <w:szCs w:val="18"/>
+                <w:lang w:val="en-US"/>
+              </w:rPr>
+              <w:t>,</w:t>
+            </w:r>
             <w:r>
               <w:rPr>
                 <w:rFonts w:ascii="Arial" w:hAnsi="Arial" w:cs="Arial"/>
@@ -10216,50 +12989,6 @@
                 <w:szCs w:val="18"/>
                 <w:lang w:val="en-US"/>
               </w:rPr>
-              <w:t xml:space="preserve"> }} {{ </w:t>
-            </w:r>
-            <w:proofErr w:type="spellStart"/>
-            <w:r>
-              <w:rPr>
-                <w:rFonts w:ascii="Arial" w:hAnsi="Arial" w:cs="Arial"/>
-                <w:b/>
-                <w:bCs/>
-                <w:sz w:val="18"/>
-                <w:szCs w:val="18"/>
-                <w:lang w:val="en-US"/>
-              </w:rPr>
-              <w:t>prev_doc_middle_name</w:t>
-            </w:r>
-            <w:proofErr w:type="spellEnd"/>
-            <w:r>
-              <w:rPr>
-                <w:rFonts w:ascii="Arial" w:hAnsi="Arial" w:cs="Arial"/>
-                <w:b/>
-                <w:bCs/>
-                <w:sz w:val="18"/>
-                <w:szCs w:val="18"/>
-                <w:lang w:val="en-US"/>
-              </w:rPr>
-              <w:t xml:space="preserve"> }}</w:t>
-            </w:r>
-            <w:r>
-              <w:rPr>
-                <w:rFonts w:ascii="Arial" w:hAnsi="Arial" w:cs="Arial"/>
-                <w:sz w:val="18"/>
-                <w:szCs w:val="18"/>
-                <w:lang w:val="en-US"/>
-              </w:rPr>
-              <w:t>,</w:t>
-            </w:r>
-            <w:r>
-              <w:rPr>
-                <w:rFonts w:ascii="Arial" w:hAnsi="Arial" w:cs="Arial"/>
-                <w:b/>
-                <w:bCs/>
-                <w:sz w:val="18"/>
-                <w:szCs w:val="18"/>
-                <w:lang w:val="en-US"/>
-              </w:rPr>
               <w:t xml:space="preserve"> </w:t>
             </w:r>
             <w:r>
@@ -10279,16 +13008,7 @@
                 <w:szCs w:val="18"/>
                 <w:lang w:val="en-US"/>
               </w:rPr>
-              <w:t>prev_doc</w:t>
-            </w:r>
-            <w:r>
-              <w:rPr>
-                <w:rFonts w:ascii="Arial" w:hAnsi="Arial" w:cs="Arial"/>
-                <w:sz w:val="18"/>
-                <w:szCs w:val="18"/>
-                <w:lang w:val="en-US"/>
-              </w:rPr>
-              <w:t>_birth_date</w:t>
+              <w:t>prev_doc_birth_date</w:t>
             </w:r>
             <w:proofErr w:type="spellEnd"/>
             <w:r>
@@ -10349,46 +13069,17 @@
                 <w:szCs w:val="18"/>
                 <w:lang w:val="en-US"/>
               </w:rPr>
-              <w:t xml:space="preserve"> РФ </w:t>
-            </w:r>
-            <w:proofErr w:type="gramStart"/>
-            <w:r>
-              <w:rPr>
-                <w:rFonts w:ascii="Arial" w:hAnsi="Arial" w:cs="Arial"/>
-                <w:sz w:val="18"/>
-                <w:szCs w:val="18"/>
-                <w:lang w:val="en-US"/>
-              </w:rPr>
-              <w:t xml:space="preserve">{{ </w:t>
-            </w:r>
-            <w:proofErr w:type="spellStart"/>
-            <w:r>
-              <w:rPr>
-                <w:rFonts w:ascii="Arial" w:hAnsi="Arial" w:cs="Arial"/>
-                <w:sz w:val="18"/>
-                <w:szCs w:val="18"/>
-                <w:lang w:val="en-US"/>
-              </w:rPr>
-              <w:t>prev</w:t>
-            </w:r>
-            <w:proofErr w:type="gramEnd"/>
-            <w:r>
-              <w:rPr>
-                <w:rFonts w:ascii="Arial" w:hAnsi="Arial" w:cs="Arial"/>
-                <w:sz w:val="18"/>
-                <w:szCs w:val="18"/>
-                <w:lang w:val="en-US"/>
-              </w:rPr>
-              <w:t>_doc_</w:t>
-            </w:r>
-            <w:r>
-              <w:rPr>
-                <w:rFonts w:ascii="Arial" w:hAnsi="Arial" w:cs="Arial"/>
-                <w:sz w:val="18"/>
-                <w:szCs w:val="18"/>
-                <w:lang w:val="en-US"/>
-              </w:rPr>
-              <w:t>licence_number</w:t>
+              <w:t xml:space="preserve"> РФ {{ </w:t>
+            </w:r>
+            <w:proofErr w:type="spellStart"/>
+            <w:r>
+              <w:rPr>
+                <w:rFonts w:ascii="Arial" w:hAnsi="Arial" w:cs="Arial"/>
+                <w:sz w:val="18"/>
+                <w:szCs w:val="18"/>
+                <w:lang w:val="en-US"/>
+              </w:rPr>
+              <w:t>prev_doc_licence_number</w:t>
             </w:r>
             <w:proofErr w:type="spellEnd"/>
             <w:r>
@@ -10428,16 +13119,7 @@
                 <w:szCs w:val="18"/>
                 <w:lang w:val="en-US"/>
               </w:rPr>
-              <w:t>prev_doc</w:t>
-            </w:r>
-            <w:r>
-              <w:rPr>
-                <w:rFonts w:ascii="Arial" w:hAnsi="Arial" w:cs="Arial"/>
-                <w:sz w:val="18"/>
-                <w:szCs w:val="18"/>
-                <w:lang w:val="en-US"/>
-              </w:rPr>
-              <w:t>_issue_date</w:t>
+              <w:t>prev_doc_issue_date</w:t>
             </w:r>
             <w:proofErr w:type="spellEnd"/>
             <w:r>
@@ -10457,16 +13139,7 @@
                 <w:szCs w:val="18"/>
                 <w:lang w:val="en-US"/>
               </w:rPr>
-              <w:t>prev_doc</w:t>
-            </w:r>
-            <w:r>
-              <w:rPr>
-                <w:rFonts w:ascii="Arial" w:hAnsi="Arial" w:cs="Arial"/>
-                <w:sz w:val="18"/>
-                <w:szCs w:val="18"/>
-                <w:lang w:val="en-US"/>
-              </w:rPr>
-              <w:t>_issue_organization</w:t>
+              <w:t>prev_doc_issue_organization</w:t>
             </w:r>
             <w:proofErr w:type="spellEnd"/>
             <w:r>
@@ -10504,46 +13177,17 @@
                 <w:szCs w:val="18"/>
                 <w:lang w:val="en-US"/>
               </w:rPr>
-              <w:t xml:space="preserve">: </w:t>
-            </w:r>
-            <w:proofErr w:type="gramStart"/>
-            <w:r>
-              <w:rPr>
-                <w:rFonts w:ascii="Arial" w:hAnsi="Arial" w:cs="Arial"/>
-                <w:sz w:val="18"/>
-                <w:szCs w:val="18"/>
-                <w:lang w:val="en-US"/>
-              </w:rPr>
-              <w:t xml:space="preserve">{{ </w:t>
-            </w:r>
-            <w:proofErr w:type="spellStart"/>
-            <w:r>
-              <w:rPr>
-                <w:rFonts w:ascii="Arial" w:hAnsi="Arial" w:cs="Arial"/>
-                <w:sz w:val="18"/>
-                <w:szCs w:val="18"/>
-                <w:lang w:val="en-US"/>
-              </w:rPr>
-              <w:t>prev</w:t>
-            </w:r>
-            <w:proofErr w:type="gramEnd"/>
-            <w:r>
-              <w:rPr>
-                <w:rFonts w:ascii="Arial" w:hAnsi="Arial" w:cs="Arial"/>
-                <w:sz w:val="18"/>
-                <w:szCs w:val="18"/>
-                <w:lang w:val="en-US"/>
-              </w:rPr>
-              <w:t>_doc</w:t>
-            </w:r>
-            <w:r>
-              <w:rPr>
-                <w:rFonts w:ascii="Arial" w:hAnsi="Arial" w:cs="Arial"/>
-                <w:sz w:val="18"/>
-                <w:szCs w:val="18"/>
-                <w:lang w:val="en-US"/>
-              </w:rPr>
-              <w:t>_full_address</w:t>
+              <w:t xml:space="preserve">: {{ </w:t>
+            </w:r>
+            <w:proofErr w:type="spellStart"/>
+            <w:r>
+              <w:rPr>
+                <w:rFonts w:ascii="Arial" w:hAnsi="Arial" w:cs="Arial"/>
+                <w:sz w:val="18"/>
+                <w:szCs w:val="18"/>
+                <w:lang w:val="en-US"/>
+              </w:rPr>
+              <w:t>prev_doc_full_address</w:t>
             </w:r>
             <w:proofErr w:type="spellEnd"/>
             <w:r>
@@ -10582,46 +13226,17 @@
                 <w:szCs w:val="18"/>
                 <w:lang w:val="en-US"/>
               </w:rPr>
-              <w:t xml:space="preserve">: </w:t>
-            </w:r>
-            <w:proofErr w:type="gramStart"/>
-            <w:r>
-              <w:rPr>
-                <w:rFonts w:ascii="Arial" w:hAnsi="Arial" w:cs="Arial"/>
-                <w:sz w:val="18"/>
-                <w:szCs w:val="18"/>
-                <w:lang w:val="en-US"/>
-              </w:rPr>
-              <w:t xml:space="preserve">{{ </w:t>
-            </w:r>
-            <w:proofErr w:type="spellStart"/>
-            <w:r>
-              <w:rPr>
-                <w:rFonts w:ascii="Arial" w:hAnsi="Arial" w:cs="Arial"/>
-                <w:sz w:val="18"/>
-                <w:szCs w:val="18"/>
-                <w:lang w:val="en-US"/>
-              </w:rPr>
-              <w:t>prev</w:t>
-            </w:r>
-            <w:proofErr w:type="gramEnd"/>
-            <w:r>
-              <w:rPr>
-                <w:rFonts w:ascii="Arial" w:hAnsi="Arial" w:cs="Arial"/>
-                <w:sz w:val="18"/>
-                <w:szCs w:val="18"/>
-                <w:lang w:val="en-US"/>
-              </w:rPr>
-              <w:t>_doc_</w:t>
-            </w:r>
-            <w:r>
-              <w:rPr>
-                <w:rFonts w:ascii="Arial" w:hAnsi="Arial" w:cs="Arial"/>
-                <w:sz w:val="18"/>
-                <w:szCs w:val="18"/>
-                <w:lang w:val="en-US"/>
-              </w:rPr>
-              <w:t>inn</w:t>
+              <w:t xml:space="preserve">: {{ </w:t>
+            </w:r>
+            <w:proofErr w:type="spellStart"/>
+            <w:r>
+              <w:rPr>
+                <w:rFonts w:ascii="Arial" w:hAnsi="Arial" w:cs="Arial"/>
+                <w:sz w:val="18"/>
+                <w:szCs w:val="18"/>
+                <w:lang w:val="en-US"/>
+              </w:rPr>
+              <w:t>prev_doc_inn</w:t>
             </w:r>
             <w:proofErr w:type="spellEnd"/>
             <w:r>
@@ -10647,107 +13262,125 @@
             <w:r>
               <w:rPr>
                 <w:rFonts w:ascii="Arial" w:hAnsi="Arial" w:cs="Arial"/>
+                <w:sz w:val="18"/>
+                <w:szCs w:val="18"/>
+                <w:lang w:val="en-US"/>
+              </w:rPr>
+              <w:t xml:space="preserve">{% </w:t>
+            </w:r>
+            <w:proofErr w:type="spellStart"/>
+            <w:r>
+              <w:rPr>
+                <w:rFonts w:ascii="Arial" w:hAnsi="Arial" w:cs="Arial"/>
+                <w:sz w:val="18"/>
+                <w:szCs w:val="18"/>
+                <w:lang w:val="en-US"/>
+              </w:rPr>
+              <w:t>elif</w:t>
+            </w:r>
+            <w:proofErr w:type="spellEnd"/>
+            <w:r>
+              <w:rPr>
+                <w:rFonts w:ascii="Arial" w:hAnsi="Arial" w:cs="Arial"/>
+                <w:sz w:val="18"/>
+                <w:szCs w:val="18"/>
+                <w:lang w:val="en-US"/>
+              </w:rPr>
+              <w:t xml:space="preserve"> </w:t>
+            </w:r>
+            <w:proofErr w:type="spellStart"/>
+            <w:r>
+              <w:rPr>
+                <w:rFonts w:ascii="Arial" w:hAnsi="Arial" w:cs="Arial"/>
+                <w:sz w:val="18"/>
+                <w:szCs w:val="18"/>
+                <w:lang w:val="en-US"/>
+              </w:rPr>
+              <w:t>seller_type</w:t>
+            </w:r>
+            <w:proofErr w:type="spellEnd"/>
+            <w:r>
+              <w:rPr>
+                <w:rFonts w:ascii="Arial" w:hAnsi="Arial" w:cs="Arial"/>
+                <w:sz w:val="18"/>
+                <w:szCs w:val="18"/>
+                <w:lang w:val="en-US"/>
+              </w:rPr>
+              <w:t xml:space="preserve"> in ["</w:t>
+            </w:r>
+            <w:proofErr w:type="spellStart"/>
+            <w:r>
+              <w:rPr>
+                <w:rFonts w:ascii="Arial" w:hAnsi="Arial" w:cs="Arial"/>
+                <w:sz w:val="18"/>
+                <w:szCs w:val="18"/>
+                <w:lang w:val="en-US"/>
+              </w:rPr>
+              <w:t>external_company</w:t>
+            </w:r>
+            <w:proofErr w:type="spellEnd"/>
+            <w:r>
+              <w:rPr>
+                <w:rFonts w:ascii="Arial" w:hAnsi="Arial" w:cs="Arial"/>
+                <w:sz w:val="18"/>
+                <w:szCs w:val="18"/>
+                <w:lang w:val="en-US"/>
+              </w:rPr>
+              <w:t>", "</w:t>
+            </w:r>
+            <w:proofErr w:type="spellStart"/>
+            <w:r>
+              <w:rPr>
+                <w:rFonts w:ascii="Arial" w:hAnsi="Arial" w:cs="Arial"/>
+                <w:sz w:val="18"/>
+                <w:szCs w:val="18"/>
+                <w:lang w:val="en-US"/>
+              </w:rPr>
+              <w:t>internal_company</w:t>
+            </w:r>
+            <w:proofErr w:type="spellEnd"/>
+            <w:r>
+              <w:rPr>
+                <w:rFonts w:ascii="Arial" w:hAnsi="Arial" w:cs="Arial"/>
+                <w:sz w:val="18"/>
+                <w:szCs w:val="18"/>
+                <w:lang w:val="en-US"/>
+              </w:rPr>
+              <w:t>"] %}</w:t>
+            </w:r>
+            <w:r>
+              <w:rPr>
+                <w:rFonts w:ascii="Arial" w:hAnsi="Arial" w:cs="Arial"/>
                 <w:b/>
                 <w:bCs/>
-                <w:color w:val="000000" w:themeColor="text1"/>
-                <w:sz w:val="18"/>
-                <w:szCs w:val="18"/>
-              </w:rPr>
-              <w:t>действующий</w:t>
-            </w:r>
+                <w:sz w:val="18"/>
+                <w:szCs w:val="18"/>
+                <w:lang w:val="en-US"/>
+              </w:rPr>
+              <w:t xml:space="preserve">{{ </w:t>
+            </w:r>
+            <w:proofErr w:type="spellStart"/>
             <w:r>
               <w:rPr>
                 <w:rFonts w:ascii="Arial" w:hAnsi="Arial" w:cs="Arial"/>
                 <w:b/>
                 <w:bCs/>
-                <w:color w:val="000000" w:themeColor="text1"/>
-                <w:sz w:val="18"/>
-                <w:szCs w:val="18"/>
-                <w:lang w:val="en-US"/>
-              </w:rPr>
-              <w:t xml:space="preserve"> </w:t>
+                <w:sz w:val="18"/>
+                <w:szCs w:val="18"/>
+                <w:lang w:val="en-US"/>
+              </w:rPr>
+              <w:t>prev_doc_</w:t>
             </w:r>
             <w:r>
               <w:rPr>
                 <w:rFonts w:ascii="Arial" w:hAnsi="Arial" w:cs="Arial"/>
                 <w:b/>
                 <w:bCs/>
-                <w:color w:val="000000" w:themeColor="text1"/>
-                <w:sz w:val="18"/>
-                <w:szCs w:val="18"/>
-              </w:rPr>
-              <w:t>через</w:t>
-            </w:r>
-            <w:r>
-              <w:rPr>
-                <w:rFonts w:ascii="Arial" w:hAnsi="Arial" w:cs="Arial"/>
-                <w:b/>
-                <w:bCs/>
-                <w:color w:val="000000" w:themeColor="text1"/>
-                <w:sz w:val="18"/>
-                <w:szCs w:val="18"/>
-                <w:lang w:val="en-US"/>
-              </w:rPr>
-              <w:t xml:space="preserve"> </w:t>
-            </w:r>
-            <w:r>
-              <w:rPr>
-                <w:rFonts w:ascii="Arial" w:hAnsi="Arial" w:cs="Arial"/>
-                <w:b/>
-                <w:bCs/>
-                <w:color w:val="000000" w:themeColor="text1"/>
-                <w:sz w:val="18"/>
-                <w:szCs w:val="18"/>
-              </w:rPr>
-              <w:t>представителя</w:t>
-            </w:r>
-            <w:r>
-              <w:rPr>
-                <w:rFonts w:ascii="Arial" w:hAnsi="Arial" w:cs="Arial"/>
-                <w:b/>
-                <w:bCs/>
-                <w:color w:val="000000" w:themeColor="text1"/>
-                <w:sz w:val="18"/>
-                <w:szCs w:val="18"/>
-                <w:lang w:val="en-US"/>
-              </w:rPr>
-              <w:t xml:space="preserve"> </w:t>
-            </w:r>
-            <w:proofErr w:type="gramStart"/>
-            <w:r>
-              <w:rPr>
-                <w:rFonts w:ascii="Arial" w:hAnsi="Arial" w:cs="Arial"/>
-                <w:b/>
-                <w:bCs/>
-                <w:sz w:val="18"/>
-                <w:szCs w:val="18"/>
-                <w:lang w:val="en-US"/>
-              </w:rPr>
-              <w:t xml:space="preserve">{{ </w:t>
-            </w:r>
-            <w:proofErr w:type="spellStart"/>
-            <w:r>
-              <w:rPr>
-                <w:rFonts w:ascii="Arial" w:hAnsi="Arial" w:cs="Arial"/>
-                <w:b/>
-                <w:bCs/>
-                <w:sz w:val="18"/>
-                <w:szCs w:val="18"/>
-                <w:lang w:val="en-US"/>
-              </w:rPr>
-              <w:t>seller</w:t>
-            </w:r>
-            <w:proofErr w:type="gramEnd"/>
-            <w:r>
-              <w:rPr>
-                <w:rFonts w:ascii="Arial" w:hAnsi="Arial" w:cs="Arial"/>
-                <w:b/>
-                <w:bCs/>
-                <w:sz w:val="18"/>
-                <w:szCs w:val="18"/>
-                <w:lang w:val="en-US"/>
-              </w:rPr>
-              <w:t>_</w:t>
+                <w:sz w:val="18"/>
+                <w:szCs w:val="18"/>
+                <w:lang w:val="en-US"/>
+              </w:rPr>
+              <w:t>short_</w:t>
             </w:r>
             <w:r>
               <w:rPr>
@@ -10801,57 +13434,37 @@
                 <w:szCs w:val="18"/>
                 <w:lang w:val="en-US"/>
               </w:rPr>
-              <w:t>. а</w:t>
-            </w:r>
-            <w:proofErr w:type="spellStart"/>
-            <w:r>
-              <w:rPr>
-                <w:rFonts w:ascii="Arial" w:hAnsi="Arial" w:cs="Arial"/>
-                <w:sz w:val="18"/>
-                <w:szCs w:val="18"/>
-                <w:lang w:val="en-US"/>
-              </w:rPr>
-              <w:t>дрес</w:t>
-            </w:r>
-            <w:proofErr w:type="spellEnd"/>
-            <w:r>
-              <w:rPr>
-                <w:rFonts w:ascii="Arial" w:hAnsi="Arial" w:cs="Arial"/>
-                <w:sz w:val="18"/>
-                <w:szCs w:val="18"/>
-                <w:lang w:val="en-US"/>
-              </w:rPr>
-              <w:t xml:space="preserve">: </w:t>
-            </w:r>
-            <w:proofErr w:type="gramStart"/>
-            <w:r>
-              <w:rPr>
-                <w:rFonts w:ascii="Arial" w:hAnsi="Arial" w:cs="Arial"/>
-                <w:sz w:val="18"/>
-                <w:szCs w:val="18"/>
-                <w:lang w:val="en-US"/>
-              </w:rPr>
-              <w:t xml:space="preserve">{{ </w:t>
-            </w:r>
-            <w:proofErr w:type="spellStart"/>
-            <w:r>
-              <w:rPr>
-                <w:rFonts w:ascii="Arial" w:hAnsi="Arial" w:cs="Arial"/>
-                <w:sz w:val="18"/>
-                <w:szCs w:val="18"/>
-                <w:lang w:val="en-US"/>
-              </w:rPr>
-              <w:t>seller</w:t>
-            </w:r>
-            <w:proofErr w:type="gramEnd"/>
-            <w:r>
-              <w:rPr>
-                <w:rFonts w:ascii="Arial" w:hAnsi="Arial" w:cs="Arial"/>
-                <w:sz w:val="18"/>
-                <w:szCs w:val="18"/>
-                <w:lang w:val="en-US"/>
-              </w:rPr>
-              <w:t>_legal_address</w:t>
+              <w:t xml:space="preserve">. </w:t>
+            </w:r>
+            <w:proofErr w:type="spellStart"/>
+            <w:r>
+              <w:rPr>
+                <w:rFonts w:ascii="Arial" w:hAnsi="Arial" w:cs="Arial"/>
+                <w:sz w:val="18"/>
+                <w:szCs w:val="18"/>
+                <w:lang w:val="en-US"/>
+              </w:rPr>
+              <w:t>адрес</w:t>
+            </w:r>
+            <w:proofErr w:type="spellEnd"/>
+            <w:r>
+              <w:rPr>
+                <w:rFonts w:ascii="Arial" w:hAnsi="Arial" w:cs="Arial"/>
+                <w:sz w:val="18"/>
+                <w:szCs w:val="18"/>
+                <w:lang w:val="en-US"/>
+              </w:rPr>
+              <w:t xml:space="preserve">: {{ </w:t>
+            </w:r>
+            <w:proofErr w:type="spellStart"/>
+            <w:r>
+              <w:rPr>
+                <w:rFonts w:ascii="Arial" w:hAnsi="Arial" w:cs="Arial"/>
+                <w:sz w:val="18"/>
+                <w:szCs w:val="18"/>
+                <w:lang w:val="en-US"/>
+              </w:rPr>
+              <w:t>prev_doc_legal_address</w:t>
             </w:r>
             <w:proofErr w:type="spellEnd"/>
             <w:r>
@@ -10912,37 +13525,17 @@
                 <w:szCs w:val="18"/>
                 <w:lang w:val="en-US"/>
               </w:rPr>
-              <w:t xml:space="preserve">: </w:t>
-            </w:r>
-            <w:proofErr w:type="gramStart"/>
-            <w:r>
-              <w:rPr>
-                <w:rFonts w:ascii="Arial" w:hAnsi="Arial" w:cs="Arial"/>
-                <w:sz w:val="18"/>
-                <w:szCs w:val="18"/>
-                <w:lang w:val="en-US"/>
-              </w:rPr>
-              <w:t xml:space="preserve">{{ </w:t>
-            </w:r>
-            <w:proofErr w:type="spellStart"/>
-            <w:r>
-              <w:rPr>
-                <w:rFonts w:ascii="Arial" w:hAnsi="Arial" w:cs="Arial"/>
-                <w:sz w:val="18"/>
-                <w:szCs w:val="18"/>
-                <w:lang w:val="en-US"/>
-              </w:rPr>
-              <w:t>seller</w:t>
-            </w:r>
-            <w:proofErr w:type="gramEnd"/>
-            <w:r>
-              <w:rPr>
-                <w:rFonts w:ascii="Arial" w:hAnsi="Arial" w:cs="Arial"/>
-                <w:sz w:val="18"/>
-                <w:szCs w:val="18"/>
-                <w:lang w:val="en-US"/>
-              </w:rPr>
-              <w:t>_email</w:t>
+              <w:t xml:space="preserve">: {{ </w:t>
+            </w:r>
+            <w:proofErr w:type="spellStart"/>
+            <w:r>
+              <w:rPr>
+                <w:rFonts w:ascii="Arial" w:hAnsi="Arial" w:cs="Arial"/>
+                <w:sz w:val="18"/>
+                <w:szCs w:val="18"/>
+                <w:lang w:val="en-US"/>
+              </w:rPr>
+              <w:t>prev_doc_email</w:t>
             </w:r>
             <w:proofErr w:type="spellEnd"/>
             <w:r>
@@ -10983,37 +13576,17 @@
                 <w:szCs w:val="18"/>
                 <w:lang w:val="en-US"/>
               </w:rPr>
-              <w:t xml:space="preserve">: </w:t>
-            </w:r>
-            <w:proofErr w:type="gramStart"/>
-            <w:r>
-              <w:rPr>
-                <w:rFonts w:ascii="Arial" w:hAnsi="Arial" w:cs="Arial"/>
-                <w:sz w:val="18"/>
-                <w:szCs w:val="18"/>
-                <w:lang w:val="en-US"/>
-              </w:rPr>
-              <w:t xml:space="preserve">{{ </w:t>
-            </w:r>
-            <w:proofErr w:type="spellStart"/>
-            <w:r>
-              <w:rPr>
-                <w:rFonts w:ascii="Arial" w:hAnsi="Arial" w:cs="Arial"/>
-                <w:sz w:val="18"/>
-                <w:szCs w:val="18"/>
-                <w:lang w:val="en-US"/>
-              </w:rPr>
-              <w:t>seller</w:t>
-            </w:r>
-            <w:proofErr w:type="gramEnd"/>
-            <w:r>
-              <w:rPr>
-                <w:rFonts w:ascii="Arial" w:hAnsi="Arial" w:cs="Arial"/>
-                <w:sz w:val="18"/>
-                <w:szCs w:val="18"/>
-                <w:lang w:val="en-US"/>
-              </w:rPr>
-              <w:t>_phone</w:t>
+              <w:t xml:space="preserve">: {{ </w:t>
+            </w:r>
+            <w:proofErr w:type="spellStart"/>
+            <w:r>
+              <w:rPr>
+                <w:rFonts w:ascii="Arial" w:hAnsi="Arial" w:cs="Arial"/>
+                <w:sz w:val="18"/>
+                <w:szCs w:val="18"/>
+                <w:lang w:val="en-US"/>
+              </w:rPr>
+              <w:t>prev_doc_phone</w:t>
             </w:r>
             <w:proofErr w:type="spellEnd"/>
             <w:r>
@@ -11043,37 +13616,17 @@
                 <w:szCs w:val="18"/>
                 <w:lang w:val="en-US"/>
               </w:rPr>
-              <w:t xml:space="preserve">ОГРН </w:t>
-            </w:r>
-            <w:proofErr w:type="gramStart"/>
-            <w:r>
-              <w:rPr>
-                <w:rFonts w:ascii="Arial" w:hAnsi="Arial" w:cs="Arial"/>
-                <w:sz w:val="18"/>
-                <w:szCs w:val="18"/>
-                <w:lang w:val="en-US"/>
-              </w:rPr>
-              <w:t xml:space="preserve">{{ </w:t>
-            </w:r>
-            <w:proofErr w:type="spellStart"/>
-            <w:r>
-              <w:rPr>
-                <w:rFonts w:ascii="Arial" w:hAnsi="Arial" w:cs="Arial"/>
-                <w:sz w:val="18"/>
-                <w:szCs w:val="18"/>
-                <w:lang w:val="en-US"/>
-              </w:rPr>
-              <w:t>seller</w:t>
-            </w:r>
-            <w:proofErr w:type="gramEnd"/>
-            <w:r>
-              <w:rPr>
-                <w:rFonts w:ascii="Arial" w:hAnsi="Arial" w:cs="Arial"/>
-                <w:sz w:val="18"/>
-                <w:szCs w:val="18"/>
-                <w:lang w:val="en-US"/>
-              </w:rPr>
-              <w:t>_ogrn</w:t>
+              <w:t xml:space="preserve">ОГРН {{ </w:t>
+            </w:r>
+            <w:proofErr w:type="spellStart"/>
+            <w:r>
+              <w:rPr>
+                <w:rFonts w:ascii="Arial" w:hAnsi="Arial" w:cs="Arial"/>
+                <w:sz w:val="18"/>
+                <w:szCs w:val="18"/>
+                <w:lang w:val="en-US"/>
+              </w:rPr>
+              <w:t>prev_doc_ogrn</w:t>
             </w:r>
             <w:proofErr w:type="spellEnd"/>
             <w:r>
@@ -11103,37 +13656,17 @@
                 <w:szCs w:val="18"/>
                 <w:lang w:val="en-US"/>
               </w:rPr>
-              <w:t xml:space="preserve">ИНН </w:t>
-            </w:r>
-            <w:proofErr w:type="gramStart"/>
-            <w:r>
-              <w:rPr>
-                <w:rFonts w:ascii="Arial" w:hAnsi="Arial" w:cs="Arial"/>
-                <w:sz w:val="18"/>
-                <w:szCs w:val="18"/>
-                <w:lang w:val="en-US"/>
-              </w:rPr>
-              <w:t xml:space="preserve">{{ </w:t>
-            </w:r>
-            <w:proofErr w:type="spellStart"/>
-            <w:r>
-              <w:rPr>
-                <w:rFonts w:ascii="Arial" w:hAnsi="Arial" w:cs="Arial"/>
-                <w:sz w:val="18"/>
-                <w:szCs w:val="18"/>
-                <w:lang w:val="en-US"/>
-              </w:rPr>
-              <w:t>seller</w:t>
-            </w:r>
-            <w:proofErr w:type="gramEnd"/>
-            <w:r>
-              <w:rPr>
-                <w:rFonts w:ascii="Arial" w:hAnsi="Arial" w:cs="Arial"/>
-                <w:sz w:val="18"/>
-                <w:szCs w:val="18"/>
-                <w:lang w:val="en-US"/>
-              </w:rPr>
-              <w:t>_inn</w:t>
+              <w:t xml:space="preserve">ИНН {{ </w:t>
+            </w:r>
+            <w:proofErr w:type="spellStart"/>
+            <w:r>
+              <w:rPr>
+                <w:rFonts w:ascii="Arial" w:hAnsi="Arial" w:cs="Arial"/>
+                <w:sz w:val="18"/>
+                <w:szCs w:val="18"/>
+                <w:lang w:val="en-US"/>
+              </w:rPr>
+              <w:t>prev_doc_inn</w:t>
             </w:r>
             <w:proofErr w:type="spellEnd"/>
             <w:r>
@@ -11153,7 +13686,7 @@
                 <w:szCs w:val="18"/>
                 <w:lang w:val="en-US"/>
               </w:rPr>
-              <w:t>seller_kpp</w:t>
+              <w:t>prev_doc_kpp</w:t>
             </w:r>
             <w:proofErr w:type="spellEnd"/>
             <w:r>
@@ -11183,37 +13716,17 @@
                 <w:szCs w:val="18"/>
                 <w:lang w:val="en-US"/>
               </w:rPr>
-              <w:t xml:space="preserve">р/с </w:t>
-            </w:r>
-            <w:proofErr w:type="gramStart"/>
-            <w:r>
-              <w:rPr>
-                <w:rFonts w:ascii="Arial" w:hAnsi="Arial" w:cs="Arial"/>
-                <w:sz w:val="18"/>
-                <w:szCs w:val="18"/>
-                <w:lang w:val="en-US"/>
-              </w:rPr>
-              <w:t xml:space="preserve">{{ </w:t>
-            </w:r>
-            <w:proofErr w:type="spellStart"/>
-            <w:r>
-              <w:rPr>
-                <w:rFonts w:ascii="Arial" w:hAnsi="Arial" w:cs="Arial"/>
-                <w:sz w:val="18"/>
-                <w:szCs w:val="18"/>
-                <w:lang w:val="en-US"/>
-              </w:rPr>
-              <w:t>seller</w:t>
-            </w:r>
-            <w:proofErr w:type="gramEnd"/>
-            <w:r>
-              <w:rPr>
-                <w:rFonts w:ascii="Arial" w:hAnsi="Arial" w:cs="Arial"/>
-                <w:sz w:val="18"/>
-                <w:szCs w:val="18"/>
-                <w:lang w:val="en-US"/>
-              </w:rPr>
-              <w:t>_bank_account</w:t>
+              <w:t xml:space="preserve">р/с {{ </w:t>
+            </w:r>
+            <w:proofErr w:type="spellStart"/>
+            <w:r>
+              <w:rPr>
+                <w:rFonts w:ascii="Arial" w:hAnsi="Arial" w:cs="Arial"/>
+                <w:sz w:val="18"/>
+                <w:szCs w:val="18"/>
+                <w:lang w:val="en-US"/>
+              </w:rPr>
+              <w:t>prev_doc_bank_account</w:t>
             </w:r>
             <w:proofErr w:type="spellEnd"/>
             <w:r>
@@ -11236,7 +13749,6 @@
                 <w:lang w:val="en-US"/>
               </w:rPr>
             </w:pPr>
-            <w:proofErr w:type="gramStart"/>
             <w:r>
               <w:rPr>
                 <w:rFonts w:ascii="Arial" w:hAnsi="Arial" w:cs="Arial"/>
@@ -11254,17 +13766,514 @@
                 <w:szCs w:val="18"/>
                 <w:lang w:val="en-US"/>
               </w:rPr>
+              <w:t>prev_doc_bank_name</w:t>
+            </w:r>
+            <w:proofErr w:type="spellEnd"/>
+            <w:r>
+              <w:rPr>
+                <w:rFonts w:ascii="Arial" w:hAnsi="Arial" w:cs="Arial"/>
+                <w:sz w:val="18"/>
+                <w:szCs w:val="18"/>
+                <w:lang w:val="en-US"/>
+              </w:rPr>
+              <w:t xml:space="preserve"> }}</w:t>
+            </w:r>
+          </w:p>
+          <w:p>
+            <w:pPr>
+              <w:pStyle w:val="ConsPlusNonformat"/>
+              <w:rPr>
+                <w:rFonts w:ascii="Arial" w:hAnsi="Arial" w:cs="Arial"/>
+                <w:sz w:val="18"/>
+                <w:szCs w:val="18"/>
+                <w:lang w:val="en-US"/>
+              </w:rPr>
+            </w:pPr>
+            <w:r>
+              <w:rPr>
+                <w:rFonts w:ascii="Arial" w:hAnsi="Arial" w:cs="Arial"/>
+                <w:sz w:val="18"/>
+                <w:szCs w:val="18"/>
+                <w:lang w:val="en-US"/>
+              </w:rPr>
+              <w:t xml:space="preserve">БИК {{ </w:t>
+            </w:r>
+            <w:proofErr w:type="spellStart"/>
+            <w:r>
+              <w:rPr>
+                <w:rFonts w:ascii="Arial" w:hAnsi="Arial" w:cs="Arial"/>
+                <w:sz w:val="18"/>
+                <w:szCs w:val="18"/>
+                <w:lang w:val="en-US"/>
+              </w:rPr>
+              <w:t>prev_doc_bik</w:t>
+            </w:r>
+            <w:proofErr w:type="spellEnd"/>
+            <w:r>
+              <w:rPr>
+                <w:rFonts w:ascii="Arial" w:hAnsi="Arial" w:cs="Arial"/>
+                <w:sz w:val="18"/>
+                <w:szCs w:val="18"/>
+                <w:lang w:val="en-US"/>
+              </w:rPr>
+              <w:t xml:space="preserve"> }} к/с {{ </w:t>
+            </w:r>
+            <w:proofErr w:type="spellStart"/>
+            <w:r>
+              <w:rPr>
+                <w:rFonts w:ascii="Arial" w:hAnsi="Arial" w:cs="Arial"/>
+                <w:sz w:val="18"/>
+                <w:szCs w:val="18"/>
+                <w:lang w:val="en-US"/>
+              </w:rPr>
+              <w:t>prev_doc_corr_account</w:t>
+            </w:r>
+            <w:proofErr w:type="spellEnd"/>
+            <w:r>
+              <w:rPr>
+                <w:rFonts w:ascii="Arial" w:hAnsi="Arial" w:cs="Arial"/>
+                <w:sz w:val="18"/>
+                <w:szCs w:val="18"/>
+                <w:lang w:val="en-US"/>
+              </w:rPr>
+              <w:t xml:space="preserve"> }}{% endif %}</w:t>
+            </w:r>
+          </w:p>
+          <w:p>
+            <w:pPr>
+              <w:pStyle w:val="ConsPlusNonformat"/>
+              <w:rPr>
+                <w:rFonts w:ascii="Arial" w:hAnsi="Arial" w:cs="Arial"/>
+                <w:sz w:val="18"/>
+                <w:szCs w:val="18"/>
+              </w:rPr>
+            </w:pPr>
+            <w:r>
+              <w:rPr>
+                <w:rFonts w:ascii="Arial" w:hAnsi="Arial" w:cs="Arial"/>
+                <w:b/>
+                <w:bCs/>
+                <w:color w:val="000000" w:themeColor="text1"/>
+                <w:sz w:val="18"/>
+                <w:szCs w:val="18"/>
+              </w:rPr>
+              <w:t xml:space="preserve">действующий через представителя </w:t>
+            </w:r>
+            <w:r>
+              <w:rPr>
+                <w:rFonts w:ascii="Arial" w:hAnsi="Arial" w:cs="Arial"/>
+                <w:b/>
+                <w:bCs/>
+                <w:sz w:val="18"/>
+                <w:szCs w:val="18"/>
+              </w:rPr>
+              <w:t xml:space="preserve">{{ </w:t>
+            </w:r>
+            <w:r>
+              <w:rPr>
+                <w:rFonts w:ascii="Arial" w:hAnsi="Arial" w:cs="Arial"/>
+                <w:b/>
+                <w:bCs/>
+                <w:sz w:val="18"/>
+                <w:szCs w:val="18"/>
+                <w:lang w:val="en-US"/>
+              </w:rPr>
               <w:t>seller</w:t>
             </w:r>
-            <w:proofErr w:type="gramEnd"/>
-            <w:r>
-              <w:rPr>
-                <w:rFonts w:ascii="Arial" w:hAnsi="Arial" w:cs="Arial"/>
-                <w:sz w:val="18"/>
-                <w:szCs w:val="18"/>
-                <w:lang w:val="en-US"/>
-              </w:rPr>
-              <w:t>_bank_name</w:t>
+            <w:r>
+              <w:rPr>
+                <w:rFonts w:ascii="Arial" w:hAnsi="Arial" w:cs="Arial"/>
+                <w:b/>
+                <w:bCs/>
+                <w:sz w:val="18"/>
+                <w:szCs w:val="18"/>
+              </w:rPr>
+              <w:t>_</w:t>
+            </w:r>
+            <w:r>
+              <w:rPr>
+                <w:rFonts w:ascii="Arial" w:hAnsi="Arial" w:cs="Arial"/>
+                <w:b/>
+                <w:bCs/>
+                <w:sz w:val="18"/>
+                <w:szCs w:val="18"/>
+                <w:lang w:val="en-US"/>
+              </w:rPr>
+              <w:t>name</w:t>
+            </w:r>
+            <w:r>
+              <w:rPr>
+                <w:rFonts w:ascii="Arial" w:hAnsi="Arial" w:cs="Arial"/>
+                <w:b/>
+                <w:bCs/>
+                <w:sz w:val="18"/>
+                <w:szCs w:val="18"/>
+              </w:rPr>
+              <w:t xml:space="preserve"> }}</w:t>
+            </w:r>
+          </w:p>
+          <w:p>
+            <w:pPr>
+              <w:pStyle w:val="ConsPlusNonformat"/>
+              <w:rPr>
+                <w:rFonts w:ascii="Arial" w:hAnsi="Arial" w:cs="Arial"/>
+                <w:sz w:val="18"/>
+                <w:szCs w:val="18"/>
+                <w:lang w:val="en-US"/>
+              </w:rPr>
+            </w:pPr>
+            <w:proofErr w:type="spellStart"/>
+            <w:r>
+              <w:rPr>
+                <w:rFonts w:ascii="Arial" w:hAnsi="Arial" w:cs="Arial"/>
+                <w:sz w:val="18"/>
+                <w:szCs w:val="18"/>
+                <w:lang w:val="en-US"/>
+              </w:rPr>
+              <w:t>Юр</w:t>
+            </w:r>
+            <w:proofErr w:type="spellEnd"/>
+            <w:r>
+              <w:rPr>
+                <w:rFonts w:ascii="Arial" w:hAnsi="Arial" w:cs="Arial"/>
+                <w:sz w:val="18"/>
+                <w:szCs w:val="18"/>
+                <w:lang w:val="en-US"/>
+              </w:rPr>
+              <w:t xml:space="preserve">. </w:t>
+            </w:r>
+            <w:proofErr w:type="spellStart"/>
+            <w:r>
+              <w:rPr>
+                <w:rFonts w:ascii="Arial" w:hAnsi="Arial" w:cs="Arial"/>
+                <w:sz w:val="18"/>
+                <w:szCs w:val="18"/>
+                <w:lang w:val="en-US"/>
+              </w:rPr>
+              <w:t>адрес</w:t>
+            </w:r>
+            <w:proofErr w:type="spellEnd"/>
+            <w:r>
+              <w:rPr>
+                <w:rFonts w:ascii="Arial" w:hAnsi="Arial" w:cs="Arial"/>
+                <w:sz w:val="18"/>
+                <w:szCs w:val="18"/>
+                <w:lang w:val="en-US"/>
+              </w:rPr>
+              <w:t xml:space="preserve">: {{ </w:t>
+            </w:r>
+            <w:proofErr w:type="spellStart"/>
+            <w:r>
+              <w:rPr>
+                <w:rFonts w:ascii="Arial" w:hAnsi="Arial" w:cs="Arial"/>
+                <w:sz w:val="18"/>
+                <w:szCs w:val="18"/>
+                <w:lang w:val="en-US"/>
+              </w:rPr>
+              <w:t>seller_legal_address</w:t>
+            </w:r>
+            <w:proofErr w:type="spellEnd"/>
+            <w:r>
+              <w:rPr>
+                <w:rFonts w:ascii="Arial" w:hAnsi="Arial" w:cs="Arial"/>
+                <w:sz w:val="18"/>
+                <w:szCs w:val="18"/>
+                <w:lang w:val="en-US"/>
+              </w:rPr>
+              <w:t xml:space="preserve"> }}</w:t>
+            </w:r>
+          </w:p>
+          <w:p>
+            <w:pPr>
+              <w:pStyle w:val="ConsPlusNonformat"/>
+              <w:rPr>
+                <w:rFonts w:ascii="Arial" w:hAnsi="Arial" w:cs="Arial"/>
+                <w:sz w:val="18"/>
+                <w:szCs w:val="18"/>
+                <w:lang w:val="en-US"/>
+              </w:rPr>
+            </w:pPr>
+            <w:proofErr w:type="spellStart"/>
+            <w:r>
+              <w:rPr>
+                <w:rFonts w:ascii="Arial" w:hAnsi="Arial" w:cs="Arial"/>
+                <w:sz w:val="18"/>
+                <w:szCs w:val="18"/>
+                <w:lang w:val="en-US"/>
+              </w:rPr>
+              <w:lastRenderedPageBreak/>
+              <w:t>эл</w:t>
+            </w:r>
+            <w:proofErr w:type="spellEnd"/>
+            <w:r>
+              <w:rPr>
+                <w:rFonts w:ascii="Arial" w:hAnsi="Arial" w:cs="Arial"/>
+                <w:sz w:val="18"/>
+                <w:szCs w:val="18"/>
+                <w:lang w:val="en-US"/>
+              </w:rPr>
+              <w:t xml:space="preserve">. </w:t>
+            </w:r>
+            <w:proofErr w:type="spellStart"/>
+            <w:r>
+              <w:rPr>
+                <w:rFonts w:ascii="Arial" w:hAnsi="Arial" w:cs="Arial"/>
+                <w:sz w:val="18"/>
+                <w:szCs w:val="18"/>
+                <w:lang w:val="en-US"/>
+              </w:rPr>
+              <w:t>почта</w:t>
+            </w:r>
+            <w:proofErr w:type="spellEnd"/>
+            <w:r>
+              <w:rPr>
+                <w:rFonts w:ascii="Arial" w:hAnsi="Arial" w:cs="Arial"/>
+                <w:sz w:val="18"/>
+                <w:szCs w:val="18"/>
+                <w:lang w:val="en-US"/>
+              </w:rPr>
+              <w:t xml:space="preserve">: {{ </w:t>
+            </w:r>
+            <w:proofErr w:type="spellStart"/>
+            <w:r>
+              <w:rPr>
+                <w:rFonts w:ascii="Arial" w:hAnsi="Arial" w:cs="Arial"/>
+                <w:sz w:val="18"/>
+                <w:szCs w:val="18"/>
+                <w:lang w:val="en-US"/>
+              </w:rPr>
+              <w:t>seller_email</w:t>
+            </w:r>
+            <w:proofErr w:type="spellEnd"/>
+            <w:r>
+              <w:rPr>
+                <w:rFonts w:ascii="Arial" w:hAnsi="Arial" w:cs="Arial"/>
+                <w:sz w:val="18"/>
+                <w:szCs w:val="18"/>
+                <w:lang w:val="en-US"/>
+              </w:rPr>
+              <w:t xml:space="preserve"> }}</w:t>
+            </w:r>
+          </w:p>
+          <w:p>
+            <w:pPr>
+              <w:pStyle w:val="ConsPlusNonformat"/>
+              <w:rPr>
+                <w:rFonts w:ascii="Arial" w:hAnsi="Arial" w:cs="Arial"/>
+                <w:sz w:val="18"/>
+                <w:szCs w:val="18"/>
+                <w:lang w:val="en-US"/>
+              </w:rPr>
+            </w:pPr>
+            <w:proofErr w:type="spellStart"/>
+            <w:r>
+              <w:rPr>
+                <w:rFonts w:ascii="Arial" w:hAnsi="Arial" w:cs="Arial"/>
+                <w:sz w:val="18"/>
+                <w:szCs w:val="18"/>
+                <w:lang w:val="en-US"/>
+              </w:rPr>
+              <w:t>тел</w:t>
+            </w:r>
+            <w:proofErr w:type="spellEnd"/>
+            <w:r>
+              <w:rPr>
+                <w:rFonts w:ascii="Arial" w:hAnsi="Arial" w:cs="Arial"/>
+                <w:sz w:val="18"/>
+                <w:szCs w:val="18"/>
+                <w:lang w:val="en-US"/>
+              </w:rPr>
+              <w:t xml:space="preserve">: {{ </w:t>
+            </w:r>
+            <w:proofErr w:type="spellStart"/>
+            <w:r>
+              <w:rPr>
+                <w:rFonts w:ascii="Arial" w:hAnsi="Arial" w:cs="Arial"/>
+                <w:sz w:val="18"/>
+                <w:szCs w:val="18"/>
+                <w:lang w:val="en-US"/>
+              </w:rPr>
+              <w:t>seller_phone</w:t>
+            </w:r>
+            <w:proofErr w:type="spellEnd"/>
+            <w:r>
+              <w:rPr>
+                <w:rFonts w:ascii="Arial" w:hAnsi="Arial" w:cs="Arial"/>
+                <w:sz w:val="18"/>
+                <w:szCs w:val="18"/>
+                <w:lang w:val="en-US"/>
+              </w:rPr>
+              <w:t xml:space="preserve"> }}</w:t>
+            </w:r>
+          </w:p>
+          <w:p>
+            <w:pPr>
+              <w:pStyle w:val="ConsPlusNonformat"/>
+              <w:rPr>
+                <w:rFonts w:ascii="Arial" w:hAnsi="Arial" w:cs="Arial"/>
+                <w:sz w:val="18"/>
+                <w:szCs w:val="18"/>
+                <w:lang w:val="en-US"/>
+              </w:rPr>
+            </w:pPr>
+            <w:r>
+              <w:rPr>
+                <w:rFonts w:ascii="Arial" w:hAnsi="Arial" w:cs="Arial"/>
+                <w:sz w:val="18"/>
+                <w:szCs w:val="18"/>
+                <w:lang w:val="en-US"/>
+              </w:rPr>
+              <w:t xml:space="preserve">ОГРН {{ </w:t>
+            </w:r>
+            <w:proofErr w:type="spellStart"/>
+            <w:r>
+              <w:rPr>
+                <w:rFonts w:ascii="Arial" w:hAnsi="Arial" w:cs="Arial"/>
+                <w:sz w:val="18"/>
+                <w:szCs w:val="18"/>
+                <w:lang w:val="en-US"/>
+              </w:rPr>
+              <w:t>seller_ogrn</w:t>
+            </w:r>
+            <w:proofErr w:type="spellEnd"/>
+            <w:r>
+              <w:rPr>
+                <w:rFonts w:ascii="Arial" w:hAnsi="Arial" w:cs="Arial"/>
+                <w:sz w:val="18"/>
+                <w:szCs w:val="18"/>
+                <w:lang w:val="en-US"/>
+              </w:rPr>
+              <w:t xml:space="preserve"> }}</w:t>
+            </w:r>
+          </w:p>
+          <w:p>
+            <w:pPr>
+              <w:pStyle w:val="ConsPlusNonformat"/>
+              <w:rPr>
+                <w:rFonts w:ascii="Arial" w:hAnsi="Arial" w:cs="Arial"/>
+                <w:sz w:val="18"/>
+                <w:szCs w:val="18"/>
+                <w:lang w:val="en-US"/>
+              </w:rPr>
+            </w:pPr>
+            <w:r>
+              <w:rPr>
+                <w:rFonts w:ascii="Arial" w:hAnsi="Arial" w:cs="Arial"/>
+                <w:sz w:val="18"/>
+                <w:szCs w:val="18"/>
+                <w:lang w:val="en-US"/>
+              </w:rPr>
+              <w:t xml:space="preserve">ИНН {{ </w:t>
+            </w:r>
+            <w:proofErr w:type="spellStart"/>
+            <w:r>
+              <w:rPr>
+                <w:rFonts w:ascii="Arial" w:hAnsi="Arial" w:cs="Arial"/>
+                <w:sz w:val="18"/>
+                <w:szCs w:val="18"/>
+                <w:lang w:val="en-US"/>
+              </w:rPr>
+              <w:t>seller_inn</w:t>
+            </w:r>
+            <w:proofErr w:type="spellEnd"/>
+            <w:r>
+              <w:rPr>
+                <w:rFonts w:ascii="Arial" w:hAnsi="Arial" w:cs="Arial"/>
+                <w:sz w:val="18"/>
+                <w:szCs w:val="18"/>
+                <w:lang w:val="en-US"/>
+              </w:rPr>
+              <w:t xml:space="preserve"> }} КПП {{ </w:t>
+            </w:r>
+            <w:proofErr w:type="spellStart"/>
+            <w:r>
+              <w:rPr>
+                <w:rFonts w:ascii="Arial" w:hAnsi="Arial" w:cs="Arial"/>
+                <w:sz w:val="18"/>
+                <w:szCs w:val="18"/>
+                <w:lang w:val="en-US"/>
+              </w:rPr>
+              <w:t>seller_kpp</w:t>
+            </w:r>
+            <w:proofErr w:type="spellEnd"/>
+            <w:r>
+              <w:rPr>
+                <w:rFonts w:ascii="Arial" w:hAnsi="Arial" w:cs="Arial"/>
+                <w:sz w:val="18"/>
+                <w:szCs w:val="18"/>
+                <w:lang w:val="en-US"/>
+              </w:rPr>
+              <w:t xml:space="preserve"> }}</w:t>
+            </w:r>
+          </w:p>
+          <w:p>
+            <w:pPr>
+              <w:pStyle w:val="ConsPlusNonformat"/>
+              <w:rPr>
+                <w:rFonts w:ascii="Arial" w:hAnsi="Arial" w:cs="Arial"/>
+                <w:sz w:val="18"/>
+                <w:szCs w:val="18"/>
+                <w:lang w:val="en-US"/>
+              </w:rPr>
+            </w:pPr>
+            <w:r>
+              <w:rPr>
+                <w:rFonts w:ascii="Arial" w:hAnsi="Arial" w:cs="Arial"/>
+                <w:sz w:val="18"/>
+                <w:szCs w:val="18"/>
+                <w:lang w:val="en-US"/>
+              </w:rPr>
+              <w:t xml:space="preserve">р/с {{ </w:t>
+            </w:r>
+            <w:proofErr w:type="spellStart"/>
+            <w:r>
+              <w:rPr>
+                <w:rFonts w:ascii="Arial" w:hAnsi="Arial" w:cs="Arial"/>
+                <w:sz w:val="18"/>
+                <w:szCs w:val="18"/>
+                <w:lang w:val="en-US"/>
+              </w:rPr>
+              <w:t>seller_bank_account</w:t>
+            </w:r>
+            <w:proofErr w:type="spellEnd"/>
+            <w:r>
+              <w:rPr>
+                <w:rFonts w:ascii="Arial" w:hAnsi="Arial" w:cs="Arial"/>
+                <w:sz w:val="18"/>
+                <w:szCs w:val="18"/>
+                <w:lang w:val="en-US"/>
+              </w:rPr>
+              <w:t xml:space="preserve"> }}</w:t>
+            </w:r>
+          </w:p>
+          <w:p>
+            <w:pPr>
+              <w:pStyle w:val="ConsPlusNonformat"/>
+              <w:rPr>
+                <w:rFonts w:ascii="Arial" w:hAnsi="Arial" w:cs="Arial"/>
+                <w:sz w:val="18"/>
+                <w:szCs w:val="18"/>
+                <w:lang w:val="en-US"/>
+              </w:rPr>
+            </w:pPr>
+            <w:r>
+              <w:rPr>
+                <w:rFonts w:ascii="Arial" w:hAnsi="Arial" w:cs="Arial"/>
+                <w:sz w:val="18"/>
+                <w:szCs w:val="18"/>
+                <w:lang w:val="en-US"/>
+              </w:rPr>
+              <w:t xml:space="preserve">{{ </w:t>
+            </w:r>
+            <w:proofErr w:type="spellStart"/>
+            <w:r>
+              <w:rPr>
+                <w:rFonts w:ascii="Arial" w:hAnsi="Arial" w:cs="Arial"/>
+                <w:sz w:val="18"/>
+                <w:szCs w:val="18"/>
+                <w:lang w:val="en-US"/>
+              </w:rPr>
+              <w:t>seller_bank_name</w:t>
             </w:r>
             <w:proofErr w:type="spellEnd"/>
             <w:r>
@@ -11295,37 +14304,17 @@
                 <w:szCs w:val="18"/>
                 <w:lang w:val="en-US"/>
               </w:rPr>
-              <w:t xml:space="preserve">БИК </w:t>
-            </w:r>
-            <w:proofErr w:type="gramStart"/>
-            <w:r>
-              <w:rPr>
-                <w:rFonts w:ascii="Arial" w:hAnsi="Arial" w:cs="Arial"/>
-                <w:sz w:val="18"/>
-                <w:szCs w:val="18"/>
-                <w:lang w:val="en-US"/>
-              </w:rPr>
-              <w:t xml:space="preserve">{{ </w:t>
-            </w:r>
-            <w:proofErr w:type="spellStart"/>
-            <w:r>
-              <w:rPr>
-                <w:rFonts w:ascii="Arial" w:hAnsi="Arial" w:cs="Arial"/>
-                <w:sz w:val="18"/>
-                <w:szCs w:val="18"/>
-                <w:lang w:val="en-US"/>
-              </w:rPr>
-              <w:t>seller</w:t>
-            </w:r>
-            <w:proofErr w:type="gramEnd"/>
-            <w:r>
-              <w:rPr>
-                <w:rFonts w:ascii="Arial" w:hAnsi="Arial" w:cs="Arial"/>
-                <w:sz w:val="18"/>
-                <w:szCs w:val="18"/>
-                <w:lang w:val="en-US"/>
-              </w:rPr>
-              <w:t>_bik</w:t>
+              <w:t xml:space="preserve">БИК {{ </w:t>
+            </w:r>
+            <w:proofErr w:type="spellStart"/>
+            <w:r>
+              <w:rPr>
+                <w:rFonts w:ascii="Arial" w:hAnsi="Arial" w:cs="Arial"/>
+                <w:sz w:val="18"/>
+                <w:szCs w:val="18"/>
+                <w:lang w:val="en-US"/>
+              </w:rPr>
+              <w:t>seller_bik</w:t>
             </w:r>
             <w:proofErr w:type="spellEnd"/>
             <w:r>
@@ -11380,7 +14369,36 @@
                 <w:lang w:val="en-US"/>
               </w:rPr>
             </w:pPr>
-            <w:proofErr w:type="gramStart"/>
+            <w:r>
+              <w:rPr>
+                <w:rFonts w:ascii="Arial" w:hAnsi="Arial" w:cs="Arial"/>
+                <w:sz w:val="18"/>
+                <w:szCs w:val="18"/>
+                <w:lang w:val="en-US"/>
+              </w:rPr>
+              <w:lastRenderedPageBreak/>
+              <w:t xml:space="preserve">{% if </w:t>
+            </w:r>
+            <w:proofErr w:type="spellStart"/>
+            <w:r>
+              <w:rPr>
+                <w:rFonts w:ascii="Arial" w:hAnsi="Arial" w:cs="Arial"/>
+                <w:sz w:val="18"/>
+                <w:szCs w:val="18"/>
+                <w:lang w:val="en-US"/>
+              </w:rPr>
+              <w:t>buyer_type</w:t>
+            </w:r>
+            <w:proofErr w:type="spellEnd"/>
+            <w:r>
+              <w:rPr>
+                <w:rFonts w:ascii="Arial" w:hAnsi="Arial" w:cs="Arial"/>
+                <w:sz w:val="18"/>
+                <w:szCs w:val="18"/>
+                <w:lang w:val="en-US"/>
+              </w:rPr>
+              <w:t xml:space="preserve"> == "person" %}</w:t>
+            </w:r>
             <w:r>
               <w:rPr>
                 <w:rFonts w:ascii="Arial" w:hAnsi="Arial" w:cs="Arial"/>
@@ -11402,19 +14420,7 @@
                 <w:szCs w:val="18"/>
                 <w:lang w:val="en-US"/>
               </w:rPr>
-              <w:t>buyer</w:t>
-            </w:r>
-            <w:proofErr w:type="gramEnd"/>
-            <w:r>
-              <w:rPr>
-                <w:rFonts w:ascii="Arial" w:hAnsi="Arial" w:cs="Arial"/>
-                <w:b/>
-                <w:bCs/>
-                <w:sz w:val="18"/>
-                <w:szCs w:val="18"/>
-                <w:lang w:val="en-US"/>
-              </w:rPr>
-              <w:t>_last_name</w:t>
+              <w:t>buyer_last_name</w:t>
             </w:r>
             <w:proofErr w:type="spellEnd"/>
             <w:r>
@@ -11554,37 +14560,17 @@
                 <w:szCs w:val="18"/>
                 <w:lang w:val="en-US"/>
               </w:rPr>
-              <w:t xml:space="preserve"> РФ </w:t>
-            </w:r>
-            <w:proofErr w:type="gramStart"/>
-            <w:r>
-              <w:rPr>
-                <w:rFonts w:ascii="Arial" w:hAnsi="Arial" w:cs="Arial"/>
-                <w:sz w:val="18"/>
-                <w:szCs w:val="18"/>
-                <w:lang w:val="en-US"/>
-              </w:rPr>
-              <w:t xml:space="preserve">{{ </w:t>
-            </w:r>
-            <w:proofErr w:type="spellStart"/>
-            <w:r>
-              <w:rPr>
-                <w:rFonts w:ascii="Arial" w:hAnsi="Arial" w:cs="Arial"/>
-                <w:sz w:val="18"/>
-                <w:szCs w:val="18"/>
-                <w:lang w:val="en-US"/>
-              </w:rPr>
-              <w:t>buyer</w:t>
-            </w:r>
-            <w:proofErr w:type="gramEnd"/>
-            <w:r>
-              <w:rPr>
-                <w:rFonts w:ascii="Arial" w:hAnsi="Arial" w:cs="Arial"/>
-                <w:sz w:val="18"/>
-                <w:szCs w:val="18"/>
-                <w:lang w:val="en-US"/>
-              </w:rPr>
-              <w:t>_licence_number</w:t>
+              <w:t xml:space="preserve"> РФ {{ </w:t>
+            </w:r>
+            <w:proofErr w:type="spellStart"/>
+            <w:r>
+              <w:rPr>
+                <w:rFonts w:ascii="Arial" w:hAnsi="Arial" w:cs="Arial"/>
+                <w:sz w:val="18"/>
+                <w:szCs w:val="18"/>
+                <w:lang w:val="en-US"/>
+              </w:rPr>
+              <w:t>buyer_licence_number</w:t>
             </w:r>
             <w:proofErr w:type="spellEnd"/>
             <w:r>
@@ -11685,12 +14671,201 @@
                 <w:szCs w:val="18"/>
                 <w:lang w:val="en-US"/>
               </w:rPr>
-              <w:t xml:space="preserve">: </w:t>
-            </w:r>
-            <w:proofErr w:type="gramStart"/>
-            <w:r>
-              <w:rPr>
-                <w:rFonts w:ascii="Arial" w:hAnsi="Arial" w:cs="Arial"/>
+              <w:t xml:space="preserve">: {{ </w:t>
+            </w:r>
+            <w:proofErr w:type="spellStart"/>
+            <w:r>
+              <w:rPr>
+                <w:rFonts w:ascii="Arial" w:hAnsi="Arial" w:cs="Arial"/>
+                <w:sz w:val="18"/>
+                <w:szCs w:val="18"/>
+                <w:lang w:val="en-US"/>
+              </w:rPr>
+              <w:t>buyer_full_address</w:t>
+            </w:r>
+            <w:proofErr w:type="spellEnd"/>
+            <w:r>
+              <w:rPr>
+                <w:rFonts w:ascii="Arial" w:hAnsi="Arial" w:cs="Arial"/>
+                <w:sz w:val="18"/>
+                <w:szCs w:val="18"/>
+                <w:lang w:val="en-US"/>
+              </w:rPr>
+              <w:t xml:space="preserve"> }}</w:t>
+            </w:r>
+          </w:p>
+          <w:p>
+            <w:pPr>
+              <w:pStyle w:val="ConsPlusNonformat"/>
+              <w:rPr>
+                <w:rFonts w:ascii="Arial" w:hAnsi="Arial" w:cs="Arial"/>
+                <w:sz w:val="18"/>
+                <w:szCs w:val="18"/>
+                <w:lang w:val="en-US"/>
+              </w:rPr>
+            </w:pPr>
+            <w:r>
+              <w:rPr>
+                <w:rFonts w:ascii="Arial" w:hAnsi="Arial" w:cs="Arial"/>
+                <w:sz w:val="18"/>
+                <w:szCs w:val="18"/>
+                <w:lang w:val="en-US"/>
+              </w:rPr>
+              <w:t xml:space="preserve">ИНН: {{ </w:t>
+            </w:r>
+            <w:proofErr w:type="spellStart"/>
+            <w:r>
+              <w:rPr>
+                <w:rFonts w:ascii="Arial" w:hAnsi="Arial" w:cs="Arial"/>
+                <w:sz w:val="18"/>
+                <w:szCs w:val="18"/>
+                <w:lang w:val="en-US"/>
+              </w:rPr>
+              <w:t>buyer_inn</w:t>
+            </w:r>
+            <w:proofErr w:type="spellEnd"/>
+            <w:r>
+              <w:rPr>
+                <w:rFonts w:ascii="Arial" w:hAnsi="Arial" w:cs="Arial"/>
+                <w:sz w:val="18"/>
+                <w:szCs w:val="18"/>
+                <w:lang w:val="en-US"/>
+              </w:rPr>
+              <w:t xml:space="preserve"> }}</w:t>
+            </w:r>
+          </w:p>
+          <w:p>
+            <w:pPr>
+              <w:pStyle w:val="ConsPlusNonformat"/>
+              <w:rPr>
+                <w:rFonts w:ascii="Arial" w:hAnsi="Arial" w:cs="Arial"/>
+                <w:sz w:val="18"/>
+                <w:szCs w:val="18"/>
+                <w:lang w:val="en-US"/>
+              </w:rPr>
+            </w:pPr>
+            <w:r>
+              <w:rPr>
+                <w:rFonts w:ascii="Arial" w:hAnsi="Arial" w:cs="Arial"/>
+                <w:sz w:val="18"/>
+                <w:szCs w:val="18"/>
+              </w:rPr>
+              <w:t>тел</w:t>
+            </w:r>
+            <w:r>
+              <w:rPr>
+                <w:rFonts w:ascii="Arial" w:hAnsi="Arial" w:cs="Arial"/>
+                <w:sz w:val="18"/>
+                <w:szCs w:val="18"/>
+                <w:lang w:val="en-US"/>
+              </w:rPr>
+              <w:t>. {{</w:t>
+            </w:r>
+            <w:proofErr w:type="spellStart"/>
+            <w:r>
+              <w:rPr>
+                <w:rFonts w:ascii="Arial" w:hAnsi="Arial" w:cs="Arial"/>
+                <w:sz w:val="18"/>
+                <w:szCs w:val="18"/>
+                <w:lang w:val="en-US"/>
+              </w:rPr>
+              <w:t>buyer_phone</w:t>
+            </w:r>
+            <w:proofErr w:type="spellEnd"/>
+            <w:r>
+              <w:rPr>
+                <w:rFonts w:ascii="Arial" w:hAnsi="Arial" w:cs="Arial"/>
+                <w:sz w:val="18"/>
+                <w:szCs w:val="18"/>
+                <w:lang w:val="en-US"/>
+              </w:rPr>
+              <w:t>}}</w:t>
+            </w:r>
+          </w:p>
+          <w:p>
+            <w:pPr>
+              <w:pStyle w:val="ConsPlusNonformat"/>
+              <w:rPr>
+                <w:rFonts w:ascii="Arial" w:hAnsi="Arial" w:cs="Arial"/>
+                <w:sz w:val="18"/>
+                <w:szCs w:val="18"/>
+                <w:lang w:val="en-US"/>
+              </w:rPr>
+            </w:pPr>
+            <w:r>
+              <w:rPr>
+                <w:rFonts w:ascii="Arial" w:hAnsi="Arial" w:cs="Arial"/>
+                <w:sz w:val="18"/>
+                <w:szCs w:val="18"/>
+                <w:lang w:val="en-US"/>
+              </w:rPr>
+              <w:t xml:space="preserve">{% </w:t>
+            </w:r>
+            <w:proofErr w:type="spellStart"/>
+            <w:r>
+              <w:rPr>
+                <w:rFonts w:ascii="Arial" w:hAnsi="Arial" w:cs="Arial"/>
+                <w:sz w:val="18"/>
+                <w:szCs w:val="18"/>
+                <w:lang w:val="en-US"/>
+              </w:rPr>
+              <w:t>elif</w:t>
+            </w:r>
+            <w:proofErr w:type="spellEnd"/>
+            <w:r>
+              <w:rPr>
+                <w:rFonts w:ascii="Arial" w:hAnsi="Arial" w:cs="Arial"/>
+                <w:sz w:val="18"/>
+                <w:szCs w:val="18"/>
+                <w:lang w:val="en-US"/>
+              </w:rPr>
+              <w:t xml:space="preserve"> </w:t>
+            </w:r>
+            <w:proofErr w:type="spellStart"/>
+            <w:r>
+              <w:rPr>
+                <w:rFonts w:ascii="Arial" w:hAnsi="Arial" w:cs="Arial"/>
+                <w:sz w:val="18"/>
+                <w:szCs w:val="18"/>
+                <w:lang w:val="en-US"/>
+              </w:rPr>
+              <w:t>buyer_type</w:t>
+            </w:r>
+            <w:proofErr w:type="spellEnd"/>
+            <w:r>
+              <w:rPr>
+                <w:rFonts w:ascii="Arial" w:hAnsi="Arial" w:cs="Arial"/>
+                <w:sz w:val="18"/>
+                <w:szCs w:val="18"/>
+                <w:lang w:val="en-US"/>
+              </w:rPr>
+              <w:t xml:space="preserve"> == "</w:t>
+            </w:r>
+            <w:proofErr w:type="spellStart"/>
+            <w:r>
+              <w:rPr>
+                <w:rFonts w:ascii="Arial" w:hAnsi="Arial" w:cs="Arial"/>
+                <w:sz w:val="18"/>
+                <w:szCs w:val="18"/>
+                <w:lang w:val="en-US"/>
+              </w:rPr>
+              <w:t>external_company</w:t>
+            </w:r>
+            <w:proofErr w:type="spellEnd"/>
+            <w:r>
+              <w:rPr>
+                <w:rFonts w:ascii="Arial" w:hAnsi="Arial" w:cs="Arial"/>
+                <w:sz w:val="18"/>
+                <w:szCs w:val="18"/>
+                <w:lang w:val="en-US"/>
+              </w:rPr>
+              <w:t>" %}</w:t>
+            </w:r>
+            <w:r>
+              <w:rPr>
+                <w:rFonts w:ascii="Arial" w:hAnsi="Arial" w:cs="Arial"/>
+                <w:b/>
+                <w:bCs/>
                 <w:sz w:val="18"/>
                 <w:szCs w:val="18"/>
                 <w:lang w:val="en-US"/>
@@ -11701,21 +14876,470 @@
             <w:r>
               <w:rPr>
                 <w:rFonts w:ascii="Arial" w:hAnsi="Arial" w:cs="Arial"/>
-                <w:sz w:val="18"/>
-                <w:szCs w:val="18"/>
-                <w:lang w:val="en-US"/>
-              </w:rPr>
-              <w:t>buyer</w:t>
-            </w:r>
-            <w:proofErr w:type="gramEnd"/>
-            <w:r>
-              <w:rPr>
-                <w:rFonts w:ascii="Arial" w:hAnsi="Arial" w:cs="Arial"/>
-                <w:sz w:val="18"/>
-                <w:szCs w:val="18"/>
-                <w:lang w:val="en-US"/>
-              </w:rPr>
-              <w:t>_full_address</w:t>
+                <w:b/>
+                <w:bCs/>
+                <w:sz w:val="18"/>
+                <w:szCs w:val="18"/>
+                <w:lang w:val="en-US"/>
+              </w:rPr>
+              <w:t>buyer_</w:t>
+            </w:r>
+            <w:r>
+              <w:rPr>
+                <w:rFonts w:ascii="Arial" w:hAnsi="Arial" w:cs="Arial"/>
+                <w:b/>
+                <w:bCs/>
+                <w:sz w:val="18"/>
+                <w:szCs w:val="18"/>
+                <w:lang w:val="en-US"/>
+              </w:rPr>
+              <w:t>short_</w:t>
+            </w:r>
+            <w:r>
+              <w:rPr>
+                <w:rFonts w:ascii="Arial" w:hAnsi="Arial" w:cs="Arial"/>
+                <w:b/>
+                <w:bCs/>
+                <w:sz w:val="18"/>
+                <w:szCs w:val="18"/>
+                <w:lang w:val="en-US"/>
+              </w:rPr>
+              <w:t>name</w:t>
+            </w:r>
+            <w:proofErr w:type="spellEnd"/>
+            <w:r>
+              <w:rPr>
+                <w:rFonts w:ascii="Arial" w:hAnsi="Arial" w:cs="Arial"/>
+                <w:b/>
+                <w:bCs/>
+                <w:sz w:val="18"/>
+                <w:szCs w:val="18"/>
+                <w:lang w:val="en-US"/>
+              </w:rPr>
+              <w:t xml:space="preserve"> }}</w:t>
+            </w:r>
+          </w:p>
+          <w:p>
+            <w:pPr>
+              <w:pStyle w:val="ConsPlusNonformat"/>
+              <w:rPr>
+                <w:rFonts w:ascii="Arial" w:hAnsi="Arial" w:cs="Arial"/>
+                <w:sz w:val="18"/>
+                <w:szCs w:val="18"/>
+                <w:lang w:val="en-US"/>
+              </w:rPr>
+            </w:pPr>
+            <w:proofErr w:type="spellStart"/>
+            <w:r>
+              <w:rPr>
+                <w:rFonts w:ascii="Arial" w:hAnsi="Arial" w:cs="Arial"/>
+                <w:sz w:val="18"/>
+                <w:szCs w:val="18"/>
+                <w:lang w:val="en-US"/>
+              </w:rPr>
+              <w:t>Юр</w:t>
+            </w:r>
+            <w:proofErr w:type="spellEnd"/>
+            <w:r>
+              <w:rPr>
+                <w:rFonts w:ascii="Arial" w:hAnsi="Arial" w:cs="Arial"/>
+                <w:sz w:val="18"/>
+                <w:szCs w:val="18"/>
+                <w:lang w:val="en-US"/>
+              </w:rPr>
+              <w:t xml:space="preserve">. </w:t>
+            </w:r>
+            <w:proofErr w:type="spellStart"/>
+            <w:r>
+              <w:rPr>
+                <w:rFonts w:ascii="Arial" w:hAnsi="Arial" w:cs="Arial"/>
+                <w:sz w:val="18"/>
+                <w:szCs w:val="18"/>
+                <w:lang w:val="en-US"/>
+              </w:rPr>
+              <w:t>адрес</w:t>
+            </w:r>
+            <w:proofErr w:type="spellEnd"/>
+            <w:r>
+              <w:rPr>
+                <w:rFonts w:ascii="Arial" w:hAnsi="Arial" w:cs="Arial"/>
+                <w:sz w:val="18"/>
+                <w:szCs w:val="18"/>
+                <w:lang w:val="en-US"/>
+              </w:rPr>
+              <w:t xml:space="preserve">: {{ </w:t>
+            </w:r>
+            <w:proofErr w:type="spellStart"/>
+            <w:r>
+              <w:rPr>
+                <w:rFonts w:ascii="Arial" w:hAnsi="Arial" w:cs="Arial"/>
+                <w:sz w:val="18"/>
+                <w:szCs w:val="18"/>
+                <w:lang w:val="en-US"/>
+              </w:rPr>
+              <w:t>buyer_legal_address</w:t>
+            </w:r>
+            <w:proofErr w:type="spellEnd"/>
+            <w:r>
+              <w:rPr>
+                <w:rFonts w:ascii="Arial" w:hAnsi="Arial" w:cs="Arial"/>
+                <w:sz w:val="18"/>
+                <w:szCs w:val="18"/>
+                <w:lang w:val="en-US"/>
+              </w:rPr>
+              <w:t xml:space="preserve"> }}</w:t>
+            </w:r>
+          </w:p>
+          <w:p>
+            <w:pPr>
+              <w:pStyle w:val="ConsPlusNonformat"/>
+              <w:rPr>
+                <w:rFonts w:ascii="Arial" w:hAnsi="Arial" w:cs="Arial"/>
+                <w:sz w:val="18"/>
+                <w:szCs w:val="18"/>
+                <w:lang w:val="en-US"/>
+              </w:rPr>
+            </w:pPr>
+            <w:proofErr w:type="spellStart"/>
+            <w:r>
+              <w:rPr>
+                <w:rFonts w:ascii="Arial" w:hAnsi="Arial" w:cs="Arial"/>
+                <w:sz w:val="18"/>
+                <w:szCs w:val="18"/>
+                <w:lang w:val="en-US"/>
+              </w:rPr>
+              <w:t>эл</w:t>
+            </w:r>
+            <w:proofErr w:type="spellEnd"/>
+            <w:r>
+              <w:rPr>
+                <w:rFonts w:ascii="Arial" w:hAnsi="Arial" w:cs="Arial"/>
+                <w:sz w:val="18"/>
+                <w:szCs w:val="18"/>
+                <w:lang w:val="en-US"/>
+              </w:rPr>
+              <w:t xml:space="preserve">. </w:t>
+            </w:r>
+            <w:proofErr w:type="spellStart"/>
+            <w:r>
+              <w:rPr>
+                <w:rFonts w:ascii="Arial" w:hAnsi="Arial" w:cs="Arial"/>
+                <w:sz w:val="18"/>
+                <w:szCs w:val="18"/>
+                <w:lang w:val="en-US"/>
+              </w:rPr>
+              <w:t>почта</w:t>
+            </w:r>
+            <w:proofErr w:type="spellEnd"/>
+            <w:r>
+              <w:rPr>
+                <w:rFonts w:ascii="Arial" w:hAnsi="Arial" w:cs="Arial"/>
+                <w:sz w:val="18"/>
+                <w:szCs w:val="18"/>
+                <w:lang w:val="en-US"/>
+              </w:rPr>
+              <w:t xml:space="preserve">: {{ </w:t>
+            </w:r>
+            <w:proofErr w:type="spellStart"/>
+            <w:r>
+              <w:rPr>
+                <w:rFonts w:ascii="Arial" w:hAnsi="Arial" w:cs="Arial"/>
+                <w:sz w:val="18"/>
+                <w:szCs w:val="18"/>
+                <w:lang w:val="en-US"/>
+              </w:rPr>
+              <w:t>buyer_email</w:t>
+            </w:r>
+            <w:proofErr w:type="spellEnd"/>
+            <w:r>
+              <w:rPr>
+                <w:rFonts w:ascii="Arial" w:hAnsi="Arial" w:cs="Arial"/>
+                <w:sz w:val="18"/>
+                <w:szCs w:val="18"/>
+                <w:lang w:val="en-US"/>
+              </w:rPr>
+              <w:t xml:space="preserve"> }}</w:t>
+            </w:r>
+          </w:p>
+          <w:p>
+            <w:pPr>
+              <w:pStyle w:val="ConsPlusNonformat"/>
+              <w:rPr>
+                <w:rFonts w:ascii="Arial" w:hAnsi="Arial" w:cs="Arial"/>
+                <w:sz w:val="18"/>
+                <w:szCs w:val="18"/>
+                <w:lang w:val="en-US"/>
+              </w:rPr>
+            </w:pPr>
+            <w:proofErr w:type="spellStart"/>
+            <w:r>
+              <w:rPr>
+                <w:rFonts w:ascii="Arial" w:hAnsi="Arial" w:cs="Arial"/>
+                <w:sz w:val="18"/>
+                <w:szCs w:val="18"/>
+                <w:lang w:val="en-US"/>
+              </w:rPr>
+              <w:t>тел</w:t>
+            </w:r>
+            <w:proofErr w:type="spellEnd"/>
+            <w:r>
+              <w:rPr>
+                <w:rFonts w:ascii="Arial" w:hAnsi="Arial" w:cs="Arial"/>
+                <w:sz w:val="18"/>
+                <w:szCs w:val="18"/>
+                <w:lang w:val="en-US"/>
+              </w:rPr>
+              <w:t xml:space="preserve">: {{ </w:t>
+            </w:r>
+            <w:proofErr w:type="spellStart"/>
+            <w:r>
+              <w:rPr>
+                <w:rFonts w:ascii="Arial" w:hAnsi="Arial" w:cs="Arial"/>
+                <w:sz w:val="18"/>
+                <w:szCs w:val="18"/>
+                <w:lang w:val="en-US"/>
+              </w:rPr>
+              <w:t>buyer_phone</w:t>
+            </w:r>
+            <w:proofErr w:type="spellEnd"/>
+            <w:r>
+              <w:rPr>
+                <w:rFonts w:ascii="Arial" w:hAnsi="Arial" w:cs="Arial"/>
+                <w:sz w:val="18"/>
+                <w:szCs w:val="18"/>
+                <w:lang w:val="en-US"/>
+              </w:rPr>
+              <w:t xml:space="preserve"> }}</w:t>
+            </w:r>
+          </w:p>
+          <w:p>
+            <w:pPr>
+              <w:pStyle w:val="ConsPlusNonformat"/>
+              <w:rPr>
+                <w:rFonts w:ascii="Arial" w:hAnsi="Arial" w:cs="Arial"/>
+                <w:sz w:val="18"/>
+                <w:szCs w:val="18"/>
+                <w:lang w:val="en-US"/>
+              </w:rPr>
+            </w:pPr>
+            <w:r>
+              <w:rPr>
+                <w:rFonts w:ascii="Arial" w:hAnsi="Arial" w:cs="Arial"/>
+                <w:sz w:val="18"/>
+                <w:szCs w:val="18"/>
+                <w:lang w:val="en-US"/>
+              </w:rPr>
+              <w:t xml:space="preserve">ОГРН {{ </w:t>
+            </w:r>
+            <w:proofErr w:type="spellStart"/>
+            <w:r>
+              <w:rPr>
+                <w:rFonts w:ascii="Arial" w:hAnsi="Arial" w:cs="Arial"/>
+                <w:sz w:val="18"/>
+                <w:szCs w:val="18"/>
+                <w:lang w:val="en-US"/>
+              </w:rPr>
+              <w:t>buyer_ogrn</w:t>
+            </w:r>
+            <w:proofErr w:type="spellEnd"/>
+            <w:r>
+              <w:rPr>
+                <w:rFonts w:ascii="Arial" w:hAnsi="Arial" w:cs="Arial"/>
+                <w:sz w:val="18"/>
+                <w:szCs w:val="18"/>
+                <w:lang w:val="en-US"/>
+              </w:rPr>
+              <w:t xml:space="preserve"> }}</w:t>
+            </w:r>
+          </w:p>
+          <w:p>
+            <w:pPr>
+              <w:pStyle w:val="ConsPlusNonformat"/>
+              <w:rPr>
+                <w:rFonts w:ascii="Arial" w:hAnsi="Arial" w:cs="Arial"/>
+                <w:sz w:val="18"/>
+                <w:szCs w:val="18"/>
+                <w:lang w:val="en-US"/>
+              </w:rPr>
+            </w:pPr>
+            <w:r>
+              <w:rPr>
+                <w:rFonts w:ascii="Arial" w:hAnsi="Arial" w:cs="Arial"/>
+                <w:sz w:val="18"/>
+                <w:szCs w:val="18"/>
+                <w:lang w:val="en-US"/>
+              </w:rPr>
+              <w:t xml:space="preserve">ИНН {{ </w:t>
+            </w:r>
+            <w:proofErr w:type="spellStart"/>
+            <w:r>
+              <w:rPr>
+                <w:rFonts w:ascii="Arial" w:hAnsi="Arial" w:cs="Arial"/>
+                <w:sz w:val="18"/>
+                <w:szCs w:val="18"/>
+                <w:lang w:val="en-US"/>
+              </w:rPr>
+              <w:t>buyer_inn</w:t>
+            </w:r>
+            <w:proofErr w:type="spellEnd"/>
+            <w:r>
+              <w:rPr>
+                <w:rFonts w:ascii="Arial" w:hAnsi="Arial" w:cs="Arial"/>
+                <w:sz w:val="18"/>
+                <w:szCs w:val="18"/>
+                <w:lang w:val="en-US"/>
+              </w:rPr>
+              <w:t xml:space="preserve"> }} КПП {{ </w:t>
+            </w:r>
+            <w:proofErr w:type="spellStart"/>
+            <w:r>
+              <w:rPr>
+                <w:rFonts w:ascii="Arial" w:hAnsi="Arial" w:cs="Arial"/>
+                <w:sz w:val="18"/>
+                <w:szCs w:val="18"/>
+                <w:lang w:val="en-US"/>
+              </w:rPr>
+              <w:t>buyer_kpp</w:t>
+            </w:r>
+            <w:proofErr w:type="spellEnd"/>
+            <w:r>
+              <w:rPr>
+                <w:rFonts w:ascii="Arial" w:hAnsi="Arial" w:cs="Arial"/>
+                <w:sz w:val="18"/>
+                <w:szCs w:val="18"/>
+                <w:lang w:val="en-US"/>
+              </w:rPr>
+              <w:t xml:space="preserve"> }}</w:t>
+            </w:r>
+          </w:p>
+          <w:p>
+            <w:pPr>
+              <w:pStyle w:val="ConsPlusNonformat"/>
+              <w:rPr>
+                <w:rFonts w:ascii="Arial" w:hAnsi="Arial" w:cs="Arial"/>
+                <w:sz w:val="18"/>
+                <w:szCs w:val="18"/>
+                <w:lang w:val="en-US"/>
+              </w:rPr>
+            </w:pPr>
+            <w:r>
+              <w:rPr>
+                <w:rFonts w:ascii="Arial" w:hAnsi="Arial" w:cs="Arial"/>
+                <w:sz w:val="18"/>
+                <w:szCs w:val="18"/>
+                <w:lang w:val="en-US"/>
+              </w:rPr>
+              <w:t xml:space="preserve">р/с {{ </w:t>
+            </w:r>
+            <w:proofErr w:type="spellStart"/>
+            <w:r>
+              <w:rPr>
+                <w:rFonts w:ascii="Arial" w:hAnsi="Arial" w:cs="Arial"/>
+                <w:sz w:val="18"/>
+                <w:szCs w:val="18"/>
+                <w:lang w:val="en-US"/>
+              </w:rPr>
+              <w:t>buyer_bank_account</w:t>
+            </w:r>
+            <w:proofErr w:type="spellEnd"/>
+            <w:r>
+              <w:rPr>
+                <w:rFonts w:ascii="Arial" w:hAnsi="Arial" w:cs="Arial"/>
+                <w:sz w:val="18"/>
+                <w:szCs w:val="18"/>
+                <w:lang w:val="en-US"/>
+              </w:rPr>
+              <w:t xml:space="preserve"> }}</w:t>
+            </w:r>
+          </w:p>
+          <w:p>
+            <w:pPr>
+              <w:pStyle w:val="ConsPlusNonformat"/>
+              <w:rPr>
+                <w:rFonts w:ascii="Arial" w:hAnsi="Arial" w:cs="Arial"/>
+                <w:sz w:val="18"/>
+                <w:szCs w:val="18"/>
+                <w:lang w:val="en-US"/>
+              </w:rPr>
+            </w:pPr>
+            <w:r>
+              <w:rPr>
+                <w:rFonts w:ascii="Arial" w:hAnsi="Arial" w:cs="Arial"/>
+                <w:sz w:val="18"/>
+                <w:szCs w:val="18"/>
+                <w:lang w:val="en-US"/>
+              </w:rPr>
+              <w:t xml:space="preserve">{{ </w:t>
+            </w:r>
+            <w:proofErr w:type="spellStart"/>
+            <w:r>
+              <w:rPr>
+                <w:rFonts w:ascii="Arial" w:hAnsi="Arial" w:cs="Arial"/>
+                <w:sz w:val="18"/>
+                <w:szCs w:val="18"/>
+                <w:lang w:val="en-US"/>
+              </w:rPr>
+              <w:t>buyer_bank_name</w:t>
+            </w:r>
+            <w:proofErr w:type="spellEnd"/>
+            <w:r>
+              <w:rPr>
+                <w:rFonts w:ascii="Arial" w:hAnsi="Arial" w:cs="Arial"/>
+                <w:sz w:val="18"/>
+                <w:szCs w:val="18"/>
+                <w:lang w:val="en-US"/>
+              </w:rPr>
+              <w:t xml:space="preserve"> }}</w:t>
+            </w:r>
+          </w:p>
+          <w:p>
+            <w:pPr>
+              <w:pStyle w:val="ConsPlusNonformat"/>
+              <w:rPr>
+                <w:rFonts w:ascii="Arial" w:hAnsi="Arial" w:cs="Arial"/>
+                <w:sz w:val="18"/>
+                <w:szCs w:val="18"/>
+                <w:lang w:val="en-US"/>
+              </w:rPr>
+            </w:pPr>
+            <w:r>
+              <w:rPr>
+                <w:rFonts w:ascii="Arial" w:hAnsi="Arial" w:cs="Arial"/>
+                <w:sz w:val="18"/>
+                <w:szCs w:val="18"/>
+                <w:lang w:val="en-US"/>
+              </w:rPr>
+              <w:t xml:space="preserve">БИК {{ </w:t>
+            </w:r>
+            <w:proofErr w:type="spellStart"/>
+            <w:r>
+              <w:rPr>
+                <w:rFonts w:ascii="Arial" w:hAnsi="Arial" w:cs="Arial"/>
+                <w:sz w:val="18"/>
+                <w:szCs w:val="18"/>
+                <w:lang w:val="en-US"/>
+              </w:rPr>
+              <w:t>buyer_bik</w:t>
+            </w:r>
+            <w:proofErr w:type="spellEnd"/>
+            <w:r>
+              <w:rPr>
+                <w:rFonts w:ascii="Arial" w:hAnsi="Arial" w:cs="Arial"/>
+                <w:sz w:val="18"/>
+                <w:szCs w:val="18"/>
+                <w:lang w:val="en-US"/>
+              </w:rPr>
+              <w:t xml:space="preserve"> }} к/с {{ </w:t>
+            </w:r>
+            <w:proofErr w:type="spellStart"/>
+            <w:r>
+              <w:rPr>
+                <w:rFonts w:ascii="Arial" w:hAnsi="Arial" w:cs="Arial"/>
+                <w:sz w:val="18"/>
+                <w:szCs w:val="18"/>
+                <w:lang w:val="en-US"/>
+              </w:rPr>
+              <w:t>buyer_corr_account</w:t>
             </w:r>
             <w:proofErr w:type="spellEnd"/>
             <w:r>
@@ -11747,47 +15371,7 @@
                 <w:szCs w:val="18"/>
                 <w:lang w:val="en-US"/>
               </w:rPr>
-              <w:t xml:space="preserve">ИНН: </w:t>
-            </w:r>
-            <w:proofErr w:type="gramStart"/>
-            <w:r>
-              <w:rPr>
-                <w:rFonts w:ascii="Arial" w:hAnsi="Arial" w:cs="Arial"/>
-                <w:sz w:val="18"/>
-                <w:szCs w:val="18"/>
-                <w:lang w:val="en-US"/>
-              </w:rPr>
-              <w:t xml:space="preserve">{{ </w:t>
-            </w:r>
-            <w:proofErr w:type="spellStart"/>
-            <w:r>
-              <w:rPr>
-                <w:rFonts w:ascii="Arial" w:hAnsi="Arial" w:cs="Arial"/>
-                <w:sz w:val="18"/>
-                <w:szCs w:val="18"/>
-                <w:lang w:val="en-US"/>
-              </w:rPr>
-              <w:t>buyer</w:t>
-            </w:r>
-            <w:proofErr w:type="gramEnd"/>
-            <w:r>
-              <w:rPr>
-                <w:rFonts w:ascii="Arial" w:hAnsi="Arial" w:cs="Arial"/>
-                <w:sz w:val="18"/>
-                <w:szCs w:val="18"/>
-                <w:lang w:val="en-US"/>
-              </w:rPr>
-              <w:t>_inn</w:t>
-            </w:r>
-            <w:proofErr w:type="spellEnd"/>
-            <w:r>
-              <w:rPr>
-                <w:rFonts w:ascii="Arial" w:hAnsi="Arial" w:cs="Arial"/>
-                <w:sz w:val="18"/>
-                <w:szCs w:val="18"/>
-                <w:lang w:val="en-US"/>
-              </w:rPr>
-              <w:t xml:space="preserve"> }}</w:t>
+              <w:t>{% endif %}</w:t>
             </w:r>
           </w:p>
         </w:tc>
@@ -11902,7 +15486,7 @@
                 <w:rFonts w:ascii="Arial" w:hAnsi="Arial" w:cs="Arial"/>
                 <w:sz w:val="18"/>
                 <w:szCs w:val="18"/>
-                <w:lang w:eastAsia="en-US"/>
+                <w:lang w:val="en-US" w:eastAsia="en-US"/>
               </w:rPr>
             </w:pPr>
             <w:r>
@@ -11910,7 +15494,7 @@
                 <w:rFonts w:ascii="Arial" w:hAnsi="Arial" w:cs="Arial"/>
                 <w:sz w:val="18"/>
                 <w:szCs w:val="18"/>
-                <w:lang w:eastAsia="en-US"/>
+                <w:lang w:val="en-US" w:eastAsia="en-US"/>
               </w:rPr>
               <w:t xml:space="preserve">    </w:t>
             </w:r>
@@ -11924,22 +15508,136 @@
                 <w:rFonts w:ascii="Arial" w:hAnsi="Arial" w:cs="Arial"/>
                 <w:sz w:val="18"/>
                 <w:szCs w:val="18"/>
-                <w:lang w:eastAsia="en-US"/>
+                <w:lang w:val="en-US" w:eastAsia="en-US"/>
               </w:rPr>
             </w:pPr>
             <w:r>
               <w:rPr>
                 <w:rFonts w:ascii="Arial" w:hAnsi="Arial" w:cs="Arial"/>
-                <w:sz w:val="18"/>
-                <w:szCs w:val="18"/>
-                <w:lang w:eastAsia="en-US"/>
+                <w:bCs/>
+                <w:sz w:val="18"/>
+                <w:szCs w:val="18"/>
+                <w:lang w:val="en-US"/>
+              </w:rPr>
+              <w:t xml:space="preserve">{% if </w:t>
+            </w:r>
+            <w:proofErr w:type="spellStart"/>
+            <w:r>
+              <w:rPr>
+                <w:rFonts w:ascii="Arial" w:hAnsi="Arial" w:cs="Arial"/>
+                <w:bCs/>
+                <w:sz w:val="18"/>
+                <w:szCs w:val="18"/>
+                <w:lang w:val="en-US"/>
+              </w:rPr>
+              <w:t>buyer_type</w:t>
+            </w:r>
+            <w:proofErr w:type="spellEnd"/>
+            <w:r>
+              <w:rPr>
+                <w:rFonts w:ascii="Arial" w:hAnsi="Arial" w:cs="Arial"/>
+                <w:bCs/>
+                <w:sz w:val="18"/>
+                <w:szCs w:val="18"/>
+                <w:lang w:val="en-US"/>
+              </w:rPr>
+              <w:t xml:space="preserve"> in ['</w:t>
+            </w:r>
+            <w:proofErr w:type="spellStart"/>
+            <w:r>
+              <w:rPr>
+                <w:rFonts w:ascii="Arial" w:hAnsi="Arial" w:cs="Arial"/>
+                <w:bCs/>
+                <w:sz w:val="18"/>
+                <w:szCs w:val="18"/>
+                <w:lang w:val="en-US"/>
+              </w:rPr>
+              <w:t>internal_company</w:t>
+            </w:r>
+            <w:proofErr w:type="spellEnd"/>
+            <w:r>
+              <w:rPr>
+                <w:rFonts w:ascii="Arial" w:hAnsi="Arial" w:cs="Arial"/>
+                <w:bCs/>
+                <w:sz w:val="18"/>
+                <w:szCs w:val="18"/>
+                <w:lang w:val="en-US"/>
+              </w:rPr>
+              <w:t>', '</w:t>
+            </w:r>
+            <w:proofErr w:type="spellStart"/>
+            <w:r>
+              <w:rPr>
+                <w:rFonts w:ascii="Arial" w:hAnsi="Arial" w:cs="Arial"/>
+                <w:bCs/>
+                <w:sz w:val="18"/>
+                <w:szCs w:val="18"/>
+                <w:lang w:val="en-US"/>
+              </w:rPr>
+              <w:t>external_company</w:t>
+            </w:r>
+            <w:proofErr w:type="spellEnd"/>
+            <w:r>
+              <w:rPr>
+                <w:rFonts w:ascii="Arial" w:hAnsi="Arial" w:cs="Arial"/>
+                <w:bCs/>
+                <w:sz w:val="18"/>
+                <w:szCs w:val="18"/>
+                <w:lang w:val="en-US"/>
+              </w:rPr>
+              <w:t>'] %}</w:t>
+            </w:r>
+            <w:r>
+              <w:rPr>
+                <w:rFonts w:ascii="Arial" w:hAnsi="Arial" w:cs="Arial"/>
+                <w:bCs/>
+                <w:sz w:val="18"/>
+                <w:szCs w:val="18"/>
+              </w:rPr>
+              <w:t>Ген</w:t>
+            </w:r>
+            <w:r>
+              <w:rPr>
+                <w:rFonts w:ascii="Arial" w:hAnsi="Arial" w:cs="Arial"/>
+                <w:bCs/>
+                <w:sz w:val="18"/>
+                <w:szCs w:val="18"/>
+                <w:lang w:val="en-US"/>
+              </w:rPr>
+              <w:t xml:space="preserve">. </w:t>
+            </w:r>
+            <w:r>
+              <w:rPr>
+                <w:rFonts w:ascii="Arial" w:hAnsi="Arial" w:cs="Arial"/>
+                <w:bCs/>
+                <w:sz w:val="18"/>
+                <w:szCs w:val="18"/>
+              </w:rPr>
+              <w:t>директор</w:t>
+            </w:r>
+            <w:r>
+              <w:rPr>
+                <w:rFonts w:ascii="Arial" w:hAnsi="Arial" w:cs="Arial"/>
+                <w:bCs/>
+                <w:sz w:val="18"/>
+                <w:szCs w:val="18"/>
+                <w:lang w:val="en-US"/>
+              </w:rPr>
+              <w:t xml:space="preserve">{% endif %} </w:t>
+            </w:r>
+            <w:r>
+              <w:rPr>
+                <w:rFonts w:ascii="Arial" w:hAnsi="Arial" w:cs="Arial"/>
+                <w:sz w:val="18"/>
+                <w:szCs w:val="18"/>
+                <w:lang w:val="en-US"/>
               </w:rPr>
               <w:t>____________________/</w:t>
             </w:r>
             <w:r>
               <w:rPr>
                 <w:rFonts w:ascii="Arial" w:hAnsi="Arial" w:cs="Arial"/>
-                <w:color w:val="000000"/>
+                <w:bCs/>
                 <w:sz w:val="18"/>
                 <w:szCs w:val="18"/>
                 <w:lang w:val="en-US"/>
@@ -11950,7 +15648,7 @@
             <w:r>
               <w:rPr>
                 <w:rFonts w:ascii="Arial" w:hAnsi="Arial" w:cs="Arial"/>
-                <w:color w:val="000000"/>
+                <w:bCs/>
                 <w:sz w:val="18"/>
                 <w:szCs w:val="18"/>
                 <w:lang w:val="en-US"/>
@@ -11961,40 +15659,26 @@
             <w:r>
               <w:rPr>
                 <w:rFonts w:ascii="Arial" w:hAnsi="Arial" w:cs="Arial"/>
-                <w:color w:val="000000"/>
-                <w:sz w:val="18"/>
-                <w:szCs w:val="18"/>
-                <w:lang w:val="en-US"/>
-              </w:rPr>
-              <w:t>}}/</w:t>
-            </w:r>
-          </w:p>
-          <w:p>
-            <w:pPr>
-              <w:spacing w:after="0" w:line="240" w:lineRule="auto"/>
-              <w:ind w:left="708" w:hanging="708"/>
-              <w:jc w:val="center"/>
-              <w:rPr>
-                <w:rFonts w:ascii="Arial" w:hAnsi="Arial" w:cs="Arial"/>
-                <w:sz w:val="18"/>
-                <w:szCs w:val="18"/>
-                <w:lang w:eastAsia="en-US"/>
-              </w:rPr>
-            </w:pPr>
+                <w:bCs/>
+                <w:sz w:val="18"/>
+                <w:szCs w:val="18"/>
+                <w:lang w:val="en-US"/>
+              </w:rPr>
+              <w:t>}}</w:t>
+            </w:r>
+            <w:r>
+              <w:rPr>
+                <w:rFonts w:ascii="Arial" w:hAnsi="Arial" w:cs="Arial"/>
+                <w:sz w:val="18"/>
+                <w:szCs w:val="18"/>
+                <w:lang w:val="en-US"/>
+              </w:rPr>
+              <w:t>/</w:t>
+            </w:r>
           </w:p>
         </w:tc>
       </w:tr>
     </w:tbl>
-    <w:p>
-      <w:pPr>
-        <w:pStyle w:val="ConsPlusNormal"/>
-        <w:outlineLvl w:val="0"/>
-        <w:rPr>
-          <w:sz w:val="18"/>
-          <w:szCs w:val="18"/>
-        </w:rPr>
-      </w:pPr>
-    </w:p>
     <w:p>
       <w:pPr>
         <w:widowControl w:val="0"/>
@@ -12002,13 +15686,13 @@
         <w:autoSpaceDN w:val="0"/>
         <w:adjustRightInd w:val="0"/>
         <w:spacing w:after="0" w:line="240" w:lineRule="auto"/>
-        <w:jc w:val="center"/>
         <w:rPr>
           <w:rFonts w:ascii="Arial" w:hAnsi="Arial" w:cs="Arial"/>
           <w:b/>
           <w:color w:val="000000"/>
           <w:sz w:val="18"/>
           <w:szCs w:val="18"/>
+          <w:lang w:val="en-US"/>
         </w:rPr>
       </w:pPr>
     </w:p>
@@ -12508,7 +16192,7 @@
   <w:style w:type="paragraph" w:default="1" w:styleId="a">
     <w:name w:val="Normal"/>
     <w:qFormat/>
-    <w:rsid w:val="00164FDA"/>
+    <w:rsid w:val="009C7FAB"/>
     <w:rPr>
       <w:rFonts w:eastAsiaTheme="minorEastAsia"/>
       <w:lang w:eastAsia="ru-RU"/>
@@ -12517,6 +16201,7 @@
   <w:style w:type="character" w:default="1" w:styleId="a0">
     <w:name w:val="Default Paragraph Font"/>
     <w:uiPriority w:val="1"/>
+    <w:semiHidden/>
     <w:unhideWhenUsed/>
   </w:style>
   <w:style w:type="table" w:default="1" w:styleId="a1">

--- a/documents/templates/5_bs_comissions(ДКП через поручение).docx
+++ b/documents/templates/5_bs_comissions(ДКП через поручение).docx
@@ -362,17 +362,32 @@
       <w:r>
         <w:rPr>
           <w:rFonts w:ascii="Arial" w:hAnsi="Arial" w:cs="Arial"/>
-          <w:bCs/>
-          <w:sz w:val="18"/>
-          <w:szCs w:val="18"/>
-          <w:lang w:val="en-US"/>
-        </w:rPr>
-        <w:t>buyer</w:t>
-      </w:r>
-      <w:r>
-        <w:rPr>
-          <w:rFonts w:ascii="Arial" w:hAnsi="Arial" w:cs="Arial"/>
-          <w:bCs/>
+          <w:sz w:val="18"/>
+          <w:szCs w:val="18"/>
+          <w:lang w:val="en-US"/>
+        </w:rPr>
+        <w:t>prev</w:t>
+      </w:r>
+      <w:r>
+        <w:rPr>
+          <w:rFonts w:ascii="Arial" w:hAnsi="Arial" w:cs="Arial"/>
+          <w:sz w:val="18"/>
+          <w:szCs w:val="18"/>
+        </w:rPr>
+        <w:t>_</w:t>
+      </w:r>
+      <w:r>
+        <w:rPr>
+          <w:rFonts w:ascii="Arial" w:hAnsi="Arial" w:cs="Arial"/>
+          <w:sz w:val="18"/>
+          <w:szCs w:val="18"/>
+          <w:lang w:val="en-US"/>
+        </w:rPr>
+        <w:t>doc</w:t>
+      </w:r>
+      <w:r>
+        <w:rPr>
+          <w:rFonts w:ascii="Arial" w:hAnsi="Arial" w:cs="Arial"/>
           <w:sz w:val="18"/>
           <w:szCs w:val="18"/>
         </w:rPr>
@@ -447,7 +462,6 @@
         </w:rPr>
         <w:t xml:space="preserve">{{ </w:t>
       </w:r>
-      <w:proofErr w:type="spellStart"/>
       <w:r>
         <w:rPr>
           <w:rFonts w:ascii="Arial" w:hAnsi="Arial" w:cs="Arial"/>
@@ -459,7 +473,6 @@
         </w:rPr>
         <w:t>prev</w:t>
       </w:r>
-      <w:proofErr w:type="spellEnd"/>
       <w:r>
         <w:rPr>
           <w:rFonts w:ascii="Arial" w:hAnsi="Arial" w:cs="Arial"/>
@@ -533,7 +546,6 @@
         </w:rPr>
         <w:t xml:space="preserve"> }} {{ </w:t>
       </w:r>
-      <w:proofErr w:type="spellStart"/>
       <w:r>
         <w:rPr>
           <w:rFonts w:ascii="Arial" w:hAnsi="Arial" w:cs="Arial"/>
@@ -545,7 +557,6 @@
         </w:rPr>
         <w:t>prev</w:t>
       </w:r>
-      <w:proofErr w:type="spellEnd"/>
       <w:r>
         <w:rPr>
           <w:rFonts w:ascii="Arial" w:hAnsi="Arial" w:cs="Arial"/>
@@ -619,7 +630,6 @@
         </w:rPr>
         <w:t xml:space="preserve"> }} {{ </w:t>
       </w:r>
-      <w:proofErr w:type="spellStart"/>
       <w:r>
         <w:rPr>
           <w:rFonts w:ascii="Arial" w:hAnsi="Arial" w:cs="Arial"/>
@@ -631,7 +641,6 @@
         </w:rPr>
         <w:t>prev</w:t>
       </w:r>
-      <w:proofErr w:type="spellEnd"/>
       <w:r>
         <w:rPr>
           <w:rFonts w:ascii="Arial" w:hAnsi="Arial" w:cs="Arial"/>
@@ -744,7 +753,6 @@
         </w:rPr>
         <w:t xml:space="preserve">{% </w:t>
       </w:r>
-      <w:proofErr w:type="spellStart"/>
       <w:r>
         <w:rPr>
           <w:rFonts w:ascii="Arial" w:hAnsi="Arial" w:cs="Arial"/>
@@ -755,7 +763,6 @@
         </w:rPr>
         <w:t>elif</w:t>
       </w:r>
-      <w:proofErr w:type="spellEnd"/>
       <w:r>
         <w:rPr>
           <w:rFonts w:ascii="Arial" w:hAnsi="Arial" w:cs="Arial"/>
@@ -768,17 +775,15 @@
       <w:r>
         <w:rPr>
           <w:rFonts w:ascii="Arial" w:hAnsi="Arial" w:cs="Arial"/>
-          <w:bCs/>
-          <w:sz w:val="18"/>
-          <w:szCs w:val="18"/>
-          <w:lang w:val="en-US"/>
-        </w:rPr>
-        <w:t>buyer</w:t>
-      </w:r>
-      <w:r>
-        <w:rPr>
-          <w:rFonts w:ascii="Arial" w:hAnsi="Arial" w:cs="Arial"/>
-          <w:bCs/>
+          <w:sz w:val="18"/>
+          <w:szCs w:val="18"/>
+          <w:lang w:val="en-US"/>
+        </w:rPr>
+        <w:t>prev</w:t>
+      </w:r>
+      <w:r>
+        <w:rPr>
+          <w:rFonts w:ascii="Arial" w:hAnsi="Arial" w:cs="Arial"/>
           <w:sz w:val="18"/>
           <w:szCs w:val="18"/>
         </w:rPr>
@@ -787,6 +792,24 @@
       <w:r>
         <w:rPr>
           <w:rFonts w:ascii="Arial" w:hAnsi="Arial" w:cs="Arial"/>
+          <w:sz w:val="18"/>
+          <w:szCs w:val="18"/>
+          <w:lang w:val="en-US"/>
+        </w:rPr>
+        <w:t>doc</w:t>
+      </w:r>
+      <w:r>
+        <w:rPr>
+          <w:rFonts w:ascii="Arial" w:hAnsi="Arial" w:cs="Arial"/>
+          <w:bCs/>
+          <w:sz w:val="18"/>
+          <w:szCs w:val="18"/>
+        </w:rPr>
+        <w:t>_</w:t>
+      </w:r>
+      <w:r>
+        <w:rPr>
+          <w:rFonts w:ascii="Arial" w:hAnsi="Arial" w:cs="Arial"/>
           <w:bCs/>
           <w:sz w:val="18"/>
           <w:szCs w:val="18"/>
@@ -916,7 +939,6 @@
         </w:rPr>
         <w:t xml:space="preserve">{{ </w:t>
       </w:r>
-      <w:proofErr w:type="spellStart"/>
       <w:r>
         <w:rPr>
           <w:rFonts w:ascii="Arial" w:hAnsi="Arial" w:cs="Arial"/>
@@ -928,7 +950,6 @@
         </w:rPr>
         <w:t>prev</w:t>
       </w:r>
-      <w:proofErr w:type="spellEnd"/>
       <w:r>
         <w:rPr>
           <w:rFonts w:ascii="Arial" w:hAnsi="Arial" w:cs="Arial"/>
@@ -981,7 +1002,6 @@
         </w:rPr>
         <w:t>_</w:t>
       </w:r>
-      <w:proofErr w:type="spellStart"/>
       <w:r>
         <w:rPr>
           <w:rFonts w:ascii="Arial" w:eastAsia="Times New Roman" w:hAnsi="Arial" w:cs="Arial"/>
@@ -990,9 +1010,164 @@
           <w:sz w:val="18"/>
           <w:szCs w:val="18"/>
         </w:rPr>
+        <w:t>name }}</w:t>
+      </w:r>
+      <w:r>
+        <w:rPr>
+          <w:rFonts w:ascii="Arial" w:eastAsia="Times New Roman" w:hAnsi="Arial" w:cs="Arial"/>
+          <w:b/>
+          <w:bCs/>
+          <w:sz w:val="18"/>
+          <w:szCs w:val="18"/>
+        </w:rPr>
+        <w:t xml:space="preserve"> </w:t>
+      </w:r>
+      <w:r>
+        <w:rPr>
+          <w:rFonts w:ascii="Arial" w:eastAsia="Calibri" w:hAnsi="Arial" w:cs="Arial"/>
+          <w:bCs/>
+          <w:color w:val="000000"/>
+          <w:sz w:val="18"/>
+          <w:szCs w:val="18"/>
+          <w:lang w:eastAsia="en-US"/>
+        </w:rPr>
+        <w:t>именуем</w:t>
+      </w:r>
+      <w:r>
+        <w:rPr>
+          <w:rFonts w:ascii="Arial" w:eastAsia="Calibri" w:hAnsi="Arial" w:cs="Arial"/>
+          <w:bCs/>
+          <w:color w:val="000000"/>
+          <w:sz w:val="18"/>
+          <w:szCs w:val="18"/>
+          <w:lang w:eastAsia="en-US"/>
+        </w:rPr>
+        <w:t>ое</w:t>
+      </w:r>
+      <w:r>
+        <w:rPr>
+          <w:rFonts w:ascii="Arial" w:eastAsia="Calibri" w:hAnsi="Arial" w:cs="Arial"/>
+          <w:bCs/>
+          <w:color w:val="000000"/>
+          <w:sz w:val="18"/>
+          <w:szCs w:val="18"/>
+          <w:lang w:eastAsia="en-US"/>
+        </w:rPr>
+        <w:t xml:space="preserve"> в дальнейшем «Продавец», действующ</w:t>
+      </w:r>
+      <w:r>
+        <w:rPr>
+          <w:rFonts w:ascii="Arial" w:eastAsia="Calibri" w:hAnsi="Arial" w:cs="Arial"/>
+          <w:bCs/>
+          <w:color w:val="000000"/>
+          <w:sz w:val="18"/>
+          <w:szCs w:val="18"/>
+          <w:lang w:eastAsia="en-US"/>
+        </w:rPr>
+        <w:t>ее</w:t>
+      </w:r>
+      <w:r>
+        <w:rPr>
+          <w:rFonts w:ascii="Arial" w:hAnsi="Arial" w:cs="Arial"/>
+          <w:bCs/>
+          <w:sz w:val="18"/>
+          <w:szCs w:val="18"/>
+        </w:rPr>
+        <w:t xml:space="preserve">{% </w:t>
+      </w:r>
+      <w:r>
+        <w:rPr>
+          <w:rFonts w:ascii="Arial" w:hAnsi="Arial" w:cs="Arial"/>
+          <w:bCs/>
+          <w:sz w:val="18"/>
+          <w:szCs w:val="18"/>
+          <w:lang w:val="en-US"/>
+        </w:rPr>
+        <w:t>endif</w:t>
+      </w:r>
+      <w:r>
+        <w:rPr>
+          <w:rFonts w:ascii="Arial" w:hAnsi="Arial" w:cs="Arial"/>
+          <w:bCs/>
+          <w:sz w:val="18"/>
+          <w:szCs w:val="18"/>
+        </w:rPr>
+        <w:t xml:space="preserve"> %}</w:t>
+      </w:r>
+      <w:r>
+        <w:rPr>
+          <w:rFonts w:ascii="Arial" w:eastAsia="Times New Roman" w:hAnsi="Arial" w:cs="Arial"/>
+          <w:b/>
+          <w:bCs/>
+          <w:sz w:val="18"/>
+          <w:szCs w:val="18"/>
+        </w:rPr>
+        <w:t xml:space="preserve"> </w:t>
+      </w:r>
+      <w:r>
+        <w:rPr>
+          <w:rFonts w:ascii="Arial" w:eastAsia="Calibri" w:hAnsi="Arial" w:cs="Arial"/>
+          <w:bCs/>
+          <w:color w:val="000000"/>
+          <w:sz w:val="18"/>
+          <w:szCs w:val="18"/>
+          <w:lang w:eastAsia="en-US"/>
+        </w:rPr>
+        <w:t>через представителя</w:t>
+      </w:r>
+      <w:r>
+        <w:rPr>
+          <w:rFonts w:ascii="Arial" w:eastAsia="Calibri" w:hAnsi="Arial" w:cs="Arial"/>
+          <w:b/>
+          <w:color w:val="000000"/>
+          <w:sz w:val="18"/>
+          <w:szCs w:val="18"/>
+          <w:lang w:eastAsia="en-US"/>
+        </w:rPr>
+        <w:t xml:space="preserve"> </w:t>
+      </w:r>
+      <w:r>
+        <w:rPr>
+          <w:rFonts w:ascii="Arial" w:eastAsia="Times New Roman" w:hAnsi="Arial" w:cs="Arial"/>
+          <w:b/>
+          <w:bCs/>
+          <w:sz w:val="18"/>
+          <w:szCs w:val="18"/>
+        </w:rPr>
+        <w:t>{{ s</w:t>
+      </w:r>
+      <w:r>
+        <w:rPr>
+          <w:rFonts w:ascii="Arial" w:eastAsia="Times New Roman" w:hAnsi="Arial" w:cs="Arial"/>
+          <w:b/>
+          <w:bCs/>
+          <w:sz w:val="18"/>
+          <w:szCs w:val="18"/>
+          <w:lang w:val="en-US"/>
+        </w:rPr>
+        <w:t>eller</w:t>
+      </w:r>
+      <w:r>
+        <w:rPr>
+          <w:rFonts w:ascii="Arial" w:eastAsia="Times New Roman" w:hAnsi="Arial" w:cs="Arial"/>
+          <w:b/>
+          <w:bCs/>
+          <w:sz w:val="18"/>
+          <w:szCs w:val="18"/>
+        </w:rPr>
+        <w:t>_</w:t>
+      </w:r>
+      <w:r>
+        <w:rPr>
+          <w:rFonts w:ascii="Arial" w:eastAsia="Times New Roman" w:hAnsi="Arial" w:cs="Arial"/>
+          <w:b/>
+          <w:bCs/>
+          <w:sz w:val="18"/>
+          <w:szCs w:val="18"/>
+          <w:lang w:val="en-US"/>
+        </w:rPr>
         <w:t>name</w:t>
       </w:r>
-      <w:proofErr w:type="spellEnd"/>
       <w:r>
         <w:rPr>
           <w:rFonts w:ascii="Arial" w:eastAsia="Times New Roman" w:hAnsi="Arial" w:cs="Arial"/>
@@ -1006,12 +1181,10 @@
       <w:r>
         <w:rPr>
           <w:rFonts w:ascii="Arial" w:eastAsia="Times New Roman" w:hAnsi="Arial" w:cs="Arial"/>
-          <w:b/>
-          <w:bCs/>
-          <w:sz w:val="18"/>
-          <w:szCs w:val="18"/>
-        </w:rPr>
-        <w:t xml:space="preserve"> </w:t>
+          <w:sz w:val="18"/>
+          <w:szCs w:val="18"/>
+        </w:rPr>
+        <w:t>,</w:t>
       </w:r>
       <w:r>
         <w:rPr>
@@ -1022,7 +1195,7 @@
           <w:szCs w:val="18"/>
           <w:lang w:eastAsia="en-US"/>
         </w:rPr>
-        <w:t>именуем</w:t>
+        <w:t xml:space="preserve"> в лице Генерального директора Мерлинова Романа Юрьевича, действующего на основании </w:t>
       </w:r>
       <w:r>
         <w:rPr>
@@ -1033,196 +1206,6 @@
           <w:szCs w:val="18"/>
           <w:lang w:eastAsia="en-US"/>
         </w:rPr>
-        <w:t>ое</w:t>
-      </w:r>
-      <w:r>
-        <w:rPr>
-          <w:rFonts w:ascii="Arial" w:eastAsia="Calibri" w:hAnsi="Arial" w:cs="Arial"/>
-          <w:bCs/>
-          <w:color w:val="000000"/>
-          <w:sz w:val="18"/>
-          <w:szCs w:val="18"/>
-          <w:lang w:eastAsia="en-US"/>
-        </w:rPr>
-        <w:t xml:space="preserve"> в дальнейшем «Продавец», действующ</w:t>
-      </w:r>
-      <w:r>
-        <w:rPr>
-          <w:rFonts w:ascii="Arial" w:eastAsia="Calibri" w:hAnsi="Arial" w:cs="Arial"/>
-          <w:bCs/>
-          <w:color w:val="000000"/>
-          <w:sz w:val="18"/>
-          <w:szCs w:val="18"/>
-          <w:lang w:eastAsia="en-US"/>
-        </w:rPr>
-        <w:t>ее</w:t>
-      </w:r>
-      <w:r>
-        <w:rPr>
-          <w:rFonts w:ascii="Arial" w:hAnsi="Arial" w:cs="Arial"/>
-          <w:bCs/>
-          <w:sz w:val="18"/>
-          <w:szCs w:val="18"/>
-        </w:rPr>
-        <w:t xml:space="preserve">{% </w:t>
-      </w:r>
-      <w:r>
-        <w:rPr>
-          <w:rFonts w:ascii="Arial" w:hAnsi="Arial" w:cs="Arial"/>
-          <w:bCs/>
-          <w:sz w:val="18"/>
-          <w:szCs w:val="18"/>
-          <w:lang w:val="en-US"/>
-        </w:rPr>
-        <w:t>endif</w:t>
-      </w:r>
-      <w:r>
-        <w:rPr>
-          <w:rFonts w:ascii="Arial" w:hAnsi="Arial" w:cs="Arial"/>
-          <w:bCs/>
-          <w:sz w:val="18"/>
-          <w:szCs w:val="18"/>
-        </w:rPr>
-        <w:t xml:space="preserve"> %}</w:t>
-      </w:r>
-      <w:r>
-        <w:rPr>
-          <w:rFonts w:ascii="Arial" w:eastAsia="Times New Roman" w:hAnsi="Arial" w:cs="Arial"/>
-          <w:b/>
-          <w:bCs/>
-          <w:sz w:val="18"/>
-          <w:szCs w:val="18"/>
-        </w:rPr>
-        <w:t xml:space="preserve"> </w:t>
-      </w:r>
-      <w:r>
-        <w:rPr>
-          <w:rFonts w:ascii="Arial" w:eastAsia="Calibri" w:hAnsi="Arial" w:cs="Arial"/>
-          <w:bCs/>
-          <w:color w:val="000000"/>
-          <w:sz w:val="18"/>
-          <w:szCs w:val="18"/>
-          <w:lang w:eastAsia="en-US"/>
-        </w:rPr>
-        <w:t>через представителя</w:t>
-      </w:r>
-      <w:r>
-        <w:rPr>
-          <w:rFonts w:ascii="Arial" w:eastAsia="Calibri" w:hAnsi="Arial" w:cs="Arial"/>
-          <w:b/>
-          <w:color w:val="000000"/>
-          <w:sz w:val="18"/>
-          <w:szCs w:val="18"/>
-          <w:lang w:eastAsia="en-US"/>
-        </w:rPr>
-        <w:t xml:space="preserve"> </w:t>
-      </w:r>
-      <w:r>
-        <w:rPr>
-          <w:rFonts w:ascii="Arial" w:eastAsia="Times New Roman" w:hAnsi="Arial" w:cs="Arial"/>
-          <w:b/>
-          <w:bCs/>
-          <w:sz w:val="18"/>
-          <w:szCs w:val="18"/>
-        </w:rPr>
-        <w:t>{{ s</w:t>
-      </w:r>
-      <w:proofErr w:type="spellStart"/>
-      <w:r>
-        <w:rPr>
-          <w:rFonts w:ascii="Arial" w:eastAsia="Times New Roman" w:hAnsi="Arial" w:cs="Arial"/>
-          <w:b/>
-          <w:bCs/>
-          <w:sz w:val="18"/>
-          <w:szCs w:val="18"/>
-          <w:lang w:val="en-US"/>
-        </w:rPr>
-        <w:t>eller</w:t>
-      </w:r>
-      <w:proofErr w:type="spellEnd"/>
-      <w:r>
-        <w:rPr>
-          <w:rFonts w:ascii="Arial" w:eastAsia="Times New Roman" w:hAnsi="Arial" w:cs="Arial"/>
-          <w:b/>
-          <w:bCs/>
-          <w:sz w:val="18"/>
-          <w:szCs w:val="18"/>
-        </w:rPr>
-        <w:t>_</w:t>
-      </w:r>
-      <w:r>
-        <w:rPr>
-          <w:rFonts w:ascii="Arial" w:eastAsia="Times New Roman" w:hAnsi="Arial" w:cs="Arial"/>
-          <w:b/>
-          <w:bCs/>
-          <w:sz w:val="18"/>
-          <w:szCs w:val="18"/>
-          <w:lang w:val="en-US"/>
-        </w:rPr>
-        <w:t>name</w:t>
-      </w:r>
-      <w:r>
-        <w:rPr>
-          <w:rFonts w:ascii="Arial" w:eastAsia="Times New Roman" w:hAnsi="Arial" w:cs="Arial"/>
-          <w:b/>
-          <w:bCs/>
-          <w:sz w:val="18"/>
-          <w:szCs w:val="18"/>
-        </w:rPr>
-        <w:t xml:space="preserve"> }}</w:t>
-      </w:r>
-      <w:r>
-        <w:rPr>
-          <w:rFonts w:ascii="Arial" w:eastAsia="Times New Roman" w:hAnsi="Arial" w:cs="Arial"/>
-          <w:sz w:val="18"/>
-          <w:szCs w:val="18"/>
-        </w:rPr>
-        <w:t>,</w:t>
-      </w:r>
-      <w:r>
-        <w:rPr>
-          <w:rFonts w:ascii="Arial" w:eastAsia="Calibri" w:hAnsi="Arial" w:cs="Arial"/>
-          <w:bCs/>
-          <w:color w:val="000000"/>
-          <w:sz w:val="18"/>
-          <w:szCs w:val="18"/>
-          <w:lang w:eastAsia="en-US"/>
-        </w:rPr>
-        <w:t xml:space="preserve"> в лице Генерального директора </w:t>
-      </w:r>
-      <w:proofErr w:type="spellStart"/>
-      <w:r>
-        <w:rPr>
-          <w:rFonts w:ascii="Arial" w:eastAsia="Calibri" w:hAnsi="Arial" w:cs="Arial"/>
-          <w:bCs/>
-          <w:color w:val="000000"/>
-          <w:sz w:val="18"/>
-          <w:szCs w:val="18"/>
-          <w:lang w:eastAsia="en-US"/>
-        </w:rPr>
-        <w:t>Мерлинова</w:t>
-      </w:r>
-      <w:proofErr w:type="spellEnd"/>
-      <w:r>
-        <w:rPr>
-          <w:rFonts w:ascii="Arial" w:eastAsia="Calibri" w:hAnsi="Arial" w:cs="Arial"/>
-          <w:bCs/>
-          <w:color w:val="000000"/>
-          <w:sz w:val="18"/>
-          <w:szCs w:val="18"/>
-          <w:lang w:eastAsia="en-US"/>
-        </w:rPr>
-        <w:t xml:space="preserve"> Романа Юрьевича, действующего на основании </w:t>
-      </w:r>
-      <w:r>
-        <w:rPr>
-          <w:rFonts w:ascii="Arial" w:eastAsia="Calibri" w:hAnsi="Arial" w:cs="Arial"/>
-          <w:bCs/>
-          <w:color w:val="000000"/>
-          <w:sz w:val="18"/>
-          <w:szCs w:val="18"/>
-          <w:lang w:eastAsia="en-US"/>
-        </w:rPr>
         <w:t xml:space="preserve">доверенности </w:t>
       </w:r>
       <w:r>
@@ -1250,7 +1233,6 @@
         </w:rPr>
         <w:t>{{</w:t>
       </w:r>
-      <w:proofErr w:type="spellStart"/>
       <w:r>
         <w:rPr>
           <w:rFonts w:ascii="Arial" w:hAnsi="Arial" w:cs="Arial"/>
@@ -1261,7 +1243,6 @@
         </w:rPr>
         <w:t>prev</w:t>
       </w:r>
-      <w:proofErr w:type="spellEnd"/>
       <w:r>
         <w:rPr>
           <w:rFonts w:ascii="Arial" w:hAnsi="Arial" w:cs="Arial"/>
@@ -1643,31 +1624,7 @@
           <w:szCs w:val="18"/>
           <w:lang w:eastAsia="en-US"/>
         </w:rPr>
-        <w:t>, именуемый(</w:t>
-      </w:r>
-      <w:proofErr w:type="spellStart"/>
-      <w:r>
-        <w:rPr>
-          <w:rFonts w:ascii="Arial" w:eastAsia="Calibri" w:hAnsi="Arial" w:cs="Arial"/>
-          <w:bCs/>
-          <w:color w:val="000000"/>
-          <w:sz w:val="18"/>
-          <w:szCs w:val="18"/>
-          <w:lang w:eastAsia="en-US"/>
-        </w:rPr>
-        <w:t>ая</w:t>
-      </w:r>
-      <w:proofErr w:type="spellEnd"/>
-      <w:r>
-        <w:rPr>
-          <w:rFonts w:ascii="Arial" w:eastAsia="Calibri" w:hAnsi="Arial" w:cs="Arial"/>
-          <w:bCs/>
-          <w:color w:val="000000"/>
-          <w:sz w:val="18"/>
-          <w:szCs w:val="18"/>
-          <w:lang w:eastAsia="en-US"/>
-        </w:rPr>
-        <w:t>)</w:t>
+        <w:t>, именуемый(ая)</w:t>
       </w:r>
       <w:r>
         <w:rPr>
@@ -1678,7 +1635,6 @@
         </w:rPr>
         <w:t xml:space="preserve">{% </w:t>
       </w:r>
-      <w:proofErr w:type="spellStart"/>
       <w:r>
         <w:rPr>
           <w:rFonts w:ascii="Arial" w:hAnsi="Arial" w:cs="Arial"/>
@@ -1689,7 +1645,6 @@
         </w:rPr>
         <w:t>elif</w:t>
       </w:r>
-      <w:proofErr w:type="spellEnd"/>
       <w:r>
         <w:rPr>
           <w:rFonts w:ascii="Arial" w:hAnsi="Arial" w:cs="Arial"/>
@@ -1892,7 +1847,6 @@
         </w:rPr>
         <w:t>_</w:t>
       </w:r>
-      <w:proofErr w:type="spellStart"/>
       <w:r>
         <w:rPr>
           <w:rFonts w:ascii="Arial" w:eastAsia="Times New Roman" w:hAnsi="Arial" w:cs="Arial"/>
@@ -1901,18 +1855,7 @@
           <w:sz w:val="18"/>
           <w:szCs w:val="18"/>
         </w:rPr>
-        <w:t>name</w:t>
-      </w:r>
-      <w:proofErr w:type="spellEnd"/>
-      <w:r>
-        <w:rPr>
-          <w:rFonts w:ascii="Arial" w:eastAsia="Times New Roman" w:hAnsi="Arial" w:cs="Arial"/>
-          <w:b/>
-          <w:bCs/>
-          <w:sz w:val="18"/>
-          <w:szCs w:val="18"/>
-        </w:rPr>
-        <w:t xml:space="preserve"> }}</w:t>
+        <w:t>name }}</w:t>
       </w:r>
       <w:r>
         <w:rPr>
@@ -2257,27 +2200,7 @@
                 <w:szCs w:val="18"/>
                 <w:lang w:val="en-US"/>
               </w:rPr>
-              <w:t>{{</w:t>
-            </w:r>
-            <w:proofErr w:type="spellStart"/>
-            <w:r>
-              <w:rPr>
-                <w:rFonts w:ascii="Arial" w:hAnsi="Arial" w:cs="Arial"/>
-                <w:sz w:val="18"/>
-                <w:szCs w:val="18"/>
-                <w:lang w:val="en-US"/>
-              </w:rPr>
-              <w:t>make_model</w:t>
-            </w:r>
-            <w:proofErr w:type="spellEnd"/>
-            <w:r>
-              <w:rPr>
-                <w:rFonts w:ascii="Arial" w:hAnsi="Arial" w:cs="Arial"/>
-                <w:sz w:val="18"/>
-                <w:szCs w:val="18"/>
-                <w:lang w:val="en-US"/>
-              </w:rPr>
-              <w:t>}}</w:t>
+              <w:t>{{make_model}}</w:t>
             </w:r>
           </w:p>
         </w:tc>
@@ -2902,17 +2825,7 @@
                 <w:szCs w:val="18"/>
                 <w:lang w:val="en-US"/>
               </w:rPr>
-              <w:t>{{</w:t>
-            </w:r>
-            <w:proofErr w:type="spellStart"/>
-            <w:r>
-              <w:rPr>
-                <w:rFonts w:ascii="Arial" w:hAnsi="Arial" w:cs="Arial"/>
-                <w:sz w:val="18"/>
-                <w:szCs w:val="18"/>
-                <w:lang w:val="en-US"/>
-              </w:rPr>
-              <w:t>pts</w:t>
+              <w:t>{{pts</w:t>
             </w:r>
             <w:r>
               <w:rPr>
@@ -2932,17 +2845,7 @@
                 <w:szCs w:val="18"/>
                 <w:lang w:val="en-US"/>
               </w:rPr>
-              <w:t>id</w:t>
-            </w:r>
-            <w:proofErr w:type="spellEnd"/>
-            <w:r>
-              <w:rPr>
-                <w:rFonts w:ascii="Arial" w:hAnsi="Arial" w:cs="Arial"/>
-                <w:sz w:val="18"/>
-                <w:szCs w:val="18"/>
-                <w:lang w:val="en-US"/>
-              </w:rPr>
-              <w:t xml:space="preserve">}} </w:t>
+              <w:t xml:space="preserve">id}} </w:t>
             </w:r>
             <w:r>
               <w:rPr>
@@ -2959,27 +2862,7 @@
                 <w:szCs w:val="18"/>
                 <w:lang w:val="en-US"/>
               </w:rPr>
-              <w:t xml:space="preserve"> {{</w:t>
-            </w:r>
-            <w:proofErr w:type="spellStart"/>
-            <w:r>
-              <w:rPr>
-                <w:rFonts w:ascii="Arial" w:hAnsi="Arial" w:cs="Arial"/>
-                <w:sz w:val="18"/>
-                <w:szCs w:val="18"/>
-                <w:lang w:val="en-US"/>
-              </w:rPr>
-              <w:t>pts_date</w:t>
-            </w:r>
-            <w:proofErr w:type="spellEnd"/>
-            <w:r>
-              <w:rPr>
-                <w:rFonts w:ascii="Arial" w:hAnsi="Arial" w:cs="Arial"/>
-                <w:sz w:val="18"/>
-                <w:szCs w:val="18"/>
-                <w:lang w:val="en-US"/>
-              </w:rPr>
-              <w:t>}}</w:t>
+              <w:t xml:space="preserve"> {{pts_date}}</w:t>
             </w:r>
           </w:p>
         </w:tc>
@@ -3058,67 +2941,7 @@
                 <w:szCs w:val="18"/>
                 <w:lang w:val="en-US"/>
               </w:rPr>
-              <w:t xml:space="preserve">{% if </w:t>
-            </w:r>
-            <w:proofErr w:type="spellStart"/>
-            <w:r>
-              <w:rPr>
-                <w:rFonts w:ascii="Arial" w:hAnsi="Arial" w:cs="Arial"/>
-                <w:sz w:val="18"/>
-                <w:szCs w:val="18"/>
-                <w:lang w:val="en-US"/>
-              </w:rPr>
-              <w:t>sts_id</w:t>
-            </w:r>
-            <w:proofErr w:type="spellEnd"/>
-            <w:r>
-              <w:rPr>
-                <w:rFonts w:ascii="Arial" w:hAnsi="Arial" w:cs="Arial"/>
-                <w:sz w:val="18"/>
-                <w:szCs w:val="18"/>
-                <w:lang w:val="en-US"/>
-              </w:rPr>
-              <w:t xml:space="preserve"> and </w:t>
-            </w:r>
-            <w:proofErr w:type="spellStart"/>
-            <w:r>
-              <w:rPr>
-                <w:rFonts w:ascii="Arial" w:hAnsi="Arial" w:cs="Arial"/>
-                <w:sz w:val="18"/>
-                <w:szCs w:val="18"/>
-                <w:lang w:val="en-US"/>
-              </w:rPr>
-              <w:t>sts_date</w:t>
-            </w:r>
-            <w:proofErr w:type="spellEnd"/>
-            <w:r>
-              <w:rPr>
-                <w:rFonts w:ascii="Arial" w:hAnsi="Arial" w:cs="Arial"/>
-                <w:sz w:val="18"/>
-                <w:szCs w:val="18"/>
-                <w:lang w:val="en-US"/>
-              </w:rPr>
-              <w:t xml:space="preserve"> %}{{ </w:t>
-            </w:r>
-            <w:proofErr w:type="spellStart"/>
-            <w:r>
-              <w:rPr>
-                <w:rFonts w:ascii="Arial" w:hAnsi="Arial" w:cs="Arial"/>
-                <w:sz w:val="18"/>
-                <w:szCs w:val="18"/>
-                <w:lang w:val="en-US"/>
-              </w:rPr>
-              <w:t>sts_id</w:t>
-            </w:r>
-            <w:proofErr w:type="spellEnd"/>
-            <w:r>
-              <w:rPr>
-                <w:rFonts w:ascii="Arial" w:hAnsi="Arial" w:cs="Arial"/>
-                <w:sz w:val="18"/>
-                <w:szCs w:val="18"/>
-                <w:lang w:val="en-US"/>
-              </w:rPr>
-              <w:t xml:space="preserve"> }} </w:t>
+              <w:t xml:space="preserve">{% if sts_id and sts_date %}{{ sts_id }} </w:t>
             </w:r>
             <w:r>
               <w:rPr>
@@ -3135,27 +2958,7 @@
                 <w:szCs w:val="18"/>
                 <w:lang w:val="en-US"/>
               </w:rPr>
-              <w:t xml:space="preserve"> {{ </w:t>
-            </w:r>
-            <w:proofErr w:type="spellStart"/>
-            <w:r>
-              <w:rPr>
-                <w:rFonts w:ascii="Arial" w:hAnsi="Arial" w:cs="Arial"/>
-                <w:sz w:val="18"/>
-                <w:szCs w:val="18"/>
-                <w:lang w:val="en-US"/>
-              </w:rPr>
-              <w:t>sts_date</w:t>
-            </w:r>
-            <w:proofErr w:type="spellEnd"/>
-            <w:r>
-              <w:rPr>
-                <w:rFonts w:ascii="Arial" w:hAnsi="Arial" w:cs="Arial"/>
-                <w:sz w:val="18"/>
-                <w:szCs w:val="18"/>
-                <w:lang w:val="en-US"/>
-              </w:rPr>
-              <w:t xml:space="preserve"> }}{% else %}</w:t>
+              <w:t xml:space="preserve"> {{ sts_date }}{% else %}</w:t>
             </w:r>
             <w:r>
               <w:rPr>
@@ -3252,37 +3055,7 @@
                 <w:szCs w:val="18"/>
                 <w:lang w:val="en-US"/>
               </w:rPr>
-              <w:t xml:space="preserve">{% if </w:t>
-            </w:r>
-            <w:proofErr w:type="spellStart"/>
-            <w:r>
-              <w:rPr>
-                <w:rFonts w:ascii="Arial" w:hAnsi="Arial" w:cs="Arial"/>
-                <w:sz w:val="18"/>
-                <w:szCs w:val="18"/>
-                <w:lang w:val="en-US"/>
-              </w:rPr>
-              <w:t>reg_number</w:t>
-            </w:r>
-            <w:proofErr w:type="spellEnd"/>
-            <w:r>
-              <w:rPr>
-                <w:rFonts w:ascii="Arial" w:hAnsi="Arial" w:cs="Arial"/>
-                <w:sz w:val="18"/>
-                <w:szCs w:val="18"/>
-                <w:lang w:val="en-US"/>
-              </w:rPr>
-              <w:t xml:space="preserve"> %}{{</w:t>
-            </w:r>
-            <w:proofErr w:type="spellStart"/>
-            <w:r>
-              <w:rPr>
-                <w:rFonts w:ascii="Arial" w:hAnsi="Arial" w:cs="Arial"/>
-                <w:sz w:val="18"/>
-                <w:szCs w:val="18"/>
-                <w:lang w:val="en-US"/>
-              </w:rPr>
-              <w:t>reg</w:t>
+              <w:t>{% if reg_number %}{{reg</w:t>
             </w:r>
             <w:r>
               <w:rPr>
@@ -3302,17 +3075,7 @@
                 <w:szCs w:val="18"/>
                 <w:lang w:val="en-US"/>
               </w:rPr>
-              <w:t>number</w:t>
-            </w:r>
-            <w:proofErr w:type="spellEnd"/>
-            <w:r>
-              <w:rPr>
-                <w:rFonts w:ascii="Arial" w:hAnsi="Arial" w:cs="Arial"/>
-                <w:sz w:val="18"/>
-                <w:szCs w:val="18"/>
-                <w:lang w:val="en-US"/>
-              </w:rPr>
-              <w:t>}}{% else %}</w:t>
+              <w:t>number}}{% else %}</w:t>
             </w:r>
             <w:r>
               <w:rPr>
@@ -3393,7 +3156,6 @@
         </w:rPr>
         <w:t>{{ s</w:t>
       </w:r>
-      <w:proofErr w:type="spellStart"/>
       <w:r>
         <w:rPr>
           <w:rFonts w:eastAsia="Times New Roman"/>
@@ -3405,7 +3167,6 @@
         </w:rPr>
         <w:t>eller</w:t>
       </w:r>
-      <w:proofErr w:type="spellEnd"/>
       <w:r>
         <w:rPr>
           <w:rFonts w:eastAsia="Times New Roman"/>
@@ -3461,7 +3222,6 @@
         </w:rPr>
         <w:t>№ {{</w:t>
       </w:r>
-      <w:proofErr w:type="spellStart"/>
       <w:r>
         <w:rPr>
           <w:b/>
@@ -3471,7 +3231,6 @@
         </w:rPr>
         <w:t>prev</w:t>
       </w:r>
-      <w:proofErr w:type="spellEnd"/>
       <w:r>
         <w:rPr>
           <w:b/>
@@ -3514,7 +3273,6 @@
         </w:rPr>
         <w:t>}} от {{</w:t>
       </w:r>
-      <w:proofErr w:type="spellStart"/>
       <w:r>
         <w:rPr>
           <w:b/>
@@ -3524,7 +3282,6 @@
         </w:rPr>
         <w:t>prev</w:t>
       </w:r>
-      <w:proofErr w:type="spellEnd"/>
       <w:r>
         <w:rPr>
           <w:b/>
@@ -3616,7 +3373,6 @@
         </w:rPr>
         <w:t>{{</w:t>
       </w:r>
-      <w:proofErr w:type="spellStart"/>
       <w:r>
         <w:rPr>
           <w:b/>
@@ -3626,7 +3382,6 @@
         </w:rPr>
         <w:t>prev</w:t>
       </w:r>
-      <w:proofErr w:type="spellEnd"/>
       <w:r>
         <w:rPr>
           <w:b/>
@@ -5353,7 +5108,6 @@
         </w:rPr>
         <w:t>{{ s</w:t>
       </w:r>
-      <w:proofErr w:type="spellStart"/>
       <w:r>
         <w:rPr>
           <w:rFonts w:eastAsia="Times New Roman"/>
@@ -5365,7 +5119,6 @@
         </w:rPr>
         <w:t>eller</w:t>
       </w:r>
-      <w:proofErr w:type="spellEnd"/>
       <w:r>
         <w:rPr>
           <w:rFonts w:eastAsia="Times New Roman"/>
@@ -5984,34 +5737,23 @@
               </w:rPr>
               <w:t xml:space="preserve">{% if </w:t>
             </w:r>
-            <w:proofErr w:type="spellStart"/>
-            <w:r>
-              <w:rPr>
-                <w:rFonts w:ascii="Arial" w:hAnsi="Arial" w:cs="Arial"/>
-                <w:sz w:val="18"/>
-                <w:szCs w:val="18"/>
-                <w:lang w:val="en-US"/>
-              </w:rPr>
-              <w:t>seller</w:t>
-            </w:r>
-            <w:r>
-              <w:rPr>
-                <w:rFonts w:ascii="Arial" w:hAnsi="Arial" w:cs="Arial"/>
-                <w:sz w:val="18"/>
-                <w:szCs w:val="18"/>
-                <w:lang w:val="en-US"/>
-              </w:rPr>
-              <w:t>_type</w:t>
-            </w:r>
-            <w:proofErr w:type="spellEnd"/>
-            <w:r>
-              <w:rPr>
-                <w:rFonts w:ascii="Arial" w:hAnsi="Arial" w:cs="Arial"/>
-                <w:sz w:val="18"/>
-                <w:szCs w:val="18"/>
-                <w:lang w:val="en-US"/>
-              </w:rPr>
-              <w:t xml:space="preserve"> == "person" %}</w:t>
+            <w:r>
+              <w:rPr>
+                <w:rFonts w:ascii="Arial" w:hAnsi="Arial" w:cs="Arial"/>
+                <w:sz w:val="18"/>
+                <w:szCs w:val="18"/>
+                <w:lang w:val="en-US"/>
+              </w:rPr>
+              <w:t>prev_doc</w:t>
+            </w:r>
+            <w:r>
+              <w:rPr>
+                <w:rFonts w:ascii="Arial" w:hAnsi="Arial" w:cs="Arial"/>
+                <w:sz w:val="18"/>
+                <w:szCs w:val="18"/>
+                <w:lang w:val="en-US"/>
+              </w:rPr>
+              <w:t>_type == "person" %}</w:t>
             </w:r>
             <w:r>
               <w:rPr>
@@ -6024,7 +5766,6 @@
               </w:rPr>
               <w:t xml:space="preserve">{{ </w:t>
             </w:r>
-            <w:proofErr w:type="spellStart"/>
             <w:r>
               <w:rPr>
                 <w:rFonts w:ascii="Arial" w:hAnsi="Arial" w:cs="Arial"/>
@@ -6045,9 +5786,8 @@
                 <w:szCs w:val="18"/>
                 <w:lang w:val="en-US"/>
               </w:rPr>
-              <w:t>_last_name</w:t>
-            </w:r>
-            <w:proofErr w:type="spellEnd"/>
+              <w:t xml:space="preserve">_last_name }} {{ </w:t>
+            </w:r>
             <w:r>
               <w:rPr>
                 <w:rFonts w:ascii="Arial" w:hAnsi="Arial" w:cs="Arial"/>
@@ -6057,9 +5797,8 @@
                 <w:szCs w:val="18"/>
                 <w:lang w:val="en-US"/>
               </w:rPr>
-              <w:t xml:space="preserve"> }} {{ </w:t>
-            </w:r>
-            <w:proofErr w:type="spellStart"/>
+              <w:t>prev_doc</w:t>
+            </w:r>
             <w:r>
               <w:rPr>
                 <w:rFonts w:ascii="Arial" w:hAnsi="Arial" w:cs="Arial"/>
@@ -6069,7 +5808,7 @@
                 <w:szCs w:val="18"/>
                 <w:lang w:val="en-US"/>
               </w:rPr>
-              <w:t>prev_doc</w:t>
+              <w:t xml:space="preserve">_first_name }} {{ </w:t>
             </w:r>
             <w:r>
               <w:rPr>
@@ -6080,9 +5819,8 @@
                 <w:szCs w:val="18"/>
                 <w:lang w:val="en-US"/>
               </w:rPr>
-              <w:t>_first_name</w:t>
-            </w:r>
-            <w:proofErr w:type="spellEnd"/>
+              <w:t>prev_doc</w:t>
+            </w:r>
             <w:r>
               <w:rPr>
                 <w:rFonts w:ascii="Arial" w:hAnsi="Arial" w:cs="Arial"/>
@@ -6092,9 +5830,17 @@
                 <w:szCs w:val="18"/>
                 <w:lang w:val="en-US"/>
               </w:rPr>
-              <w:t xml:space="preserve"> }} {{ </w:t>
-            </w:r>
-            <w:proofErr w:type="spellStart"/>
+              <w:t>_middle_name }}</w:t>
+            </w:r>
+            <w:r>
+              <w:rPr>
+                <w:rFonts w:ascii="Arial" w:hAnsi="Arial" w:cs="Arial"/>
+                <w:sz w:val="18"/>
+                <w:szCs w:val="18"/>
+                <w:lang w:val="en-US"/>
+              </w:rPr>
+              <w:t>,</w:t>
+            </w:r>
             <w:r>
               <w:rPr>
                 <w:rFonts w:ascii="Arial" w:hAnsi="Arial" w:cs="Arial"/>
@@ -6104,7 +5850,239 @@
                 <w:szCs w:val="18"/>
                 <w:lang w:val="en-US"/>
               </w:rPr>
+              <w:t xml:space="preserve"> </w:t>
+            </w:r>
+            <w:r>
+              <w:rPr>
+                <w:rFonts w:ascii="Arial" w:hAnsi="Arial" w:cs="Arial"/>
+                <w:sz w:val="18"/>
+                <w:szCs w:val="18"/>
+                <w:lang w:val="en-US"/>
+              </w:rPr>
+              <w:t xml:space="preserve">{{ </w:t>
+            </w:r>
+            <w:r>
+              <w:rPr>
+                <w:rFonts w:ascii="Arial" w:hAnsi="Arial" w:cs="Arial"/>
+                <w:sz w:val="18"/>
+                <w:szCs w:val="18"/>
+                <w:lang w:val="en-US"/>
+              </w:rPr>
               <w:t>prev_doc</w:t>
+            </w:r>
+            <w:r>
+              <w:rPr>
+                <w:rFonts w:ascii="Arial" w:hAnsi="Arial" w:cs="Arial"/>
+                <w:sz w:val="18"/>
+                <w:szCs w:val="18"/>
+                <w:lang w:val="en-US"/>
+              </w:rPr>
+              <w:t>_birth_date }} г.р.</w:t>
+            </w:r>
+          </w:p>
+          <w:p>
+            <w:pPr>
+              <w:pStyle w:val="ConsPlusNonformat"/>
+              <w:rPr>
+                <w:rFonts w:ascii="Arial" w:hAnsi="Arial" w:cs="Arial"/>
+                <w:sz w:val="18"/>
+                <w:szCs w:val="18"/>
+                <w:lang w:val="en-US"/>
+              </w:rPr>
+            </w:pPr>
+            <w:r>
+              <w:rPr>
+                <w:rFonts w:ascii="Arial" w:hAnsi="Arial" w:cs="Arial"/>
+                <w:sz w:val="18"/>
+                <w:szCs w:val="18"/>
+                <w:lang w:val="en-US"/>
+              </w:rPr>
+              <w:t xml:space="preserve">Паспорт РФ {{ </w:t>
+            </w:r>
+            <w:r>
+              <w:rPr>
+                <w:rFonts w:ascii="Arial" w:hAnsi="Arial" w:cs="Arial"/>
+                <w:sz w:val="18"/>
+                <w:szCs w:val="18"/>
+                <w:lang w:val="en-US"/>
+              </w:rPr>
+              <w:t>prev_doc_</w:t>
+            </w:r>
+            <w:r>
+              <w:rPr>
+                <w:rFonts w:ascii="Arial" w:hAnsi="Arial" w:cs="Arial"/>
+                <w:sz w:val="18"/>
+                <w:szCs w:val="18"/>
+                <w:lang w:val="en-US"/>
+              </w:rPr>
+              <w:t xml:space="preserve">licence_number }} выдан {{ </w:t>
+            </w:r>
+            <w:r>
+              <w:rPr>
+                <w:rFonts w:ascii="Arial" w:hAnsi="Arial" w:cs="Arial"/>
+                <w:sz w:val="18"/>
+                <w:szCs w:val="18"/>
+                <w:lang w:val="en-US"/>
+              </w:rPr>
+              <w:t>prev_doc</w:t>
+            </w:r>
+            <w:r>
+              <w:rPr>
+                <w:rFonts w:ascii="Arial" w:hAnsi="Arial" w:cs="Arial"/>
+                <w:sz w:val="18"/>
+                <w:szCs w:val="18"/>
+                <w:lang w:val="en-US"/>
+              </w:rPr>
+              <w:t xml:space="preserve">_issue_date }} {{ </w:t>
+            </w:r>
+            <w:r>
+              <w:rPr>
+                <w:rFonts w:ascii="Arial" w:hAnsi="Arial" w:cs="Arial"/>
+                <w:sz w:val="18"/>
+                <w:szCs w:val="18"/>
+                <w:lang w:val="en-US"/>
+              </w:rPr>
+              <w:t>prev_doc</w:t>
+            </w:r>
+            <w:r>
+              <w:rPr>
+                <w:rFonts w:ascii="Arial" w:hAnsi="Arial" w:cs="Arial"/>
+                <w:sz w:val="18"/>
+                <w:szCs w:val="18"/>
+                <w:lang w:val="en-US"/>
+              </w:rPr>
+              <w:t>_issue_organization }}</w:t>
+            </w:r>
+          </w:p>
+          <w:p>
+            <w:pPr>
+              <w:pStyle w:val="ConsPlusNonformat"/>
+              <w:rPr>
+                <w:rFonts w:ascii="Arial" w:hAnsi="Arial" w:cs="Arial"/>
+                <w:sz w:val="18"/>
+                <w:szCs w:val="18"/>
+                <w:lang w:val="en-US"/>
+              </w:rPr>
+            </w:pPr>
+            <w:r>
+              <w:rPr>
+                <w:rFonts w:ascii="Arial" w:hAnsi="Arial" w:cs="Arial"/>
+                <w:sz w:val="18"/>
+                <w:szCs w:val="18"/>
+              </w:rPr>
+              <w:t>Зарегистрирован</w:t>
+            </w:r>
+            <w:r>
+              <w:rPr>
+                <w:rFonts w:ascii="Arial" w:hAnsi="Arial" w:cs="Arial"/>
+                <w:sz w:val="18"/>
+                <w:szCs w:val="18"/>
+                <w:lang w:val="en-US"/>
+              </w:rPr>
+              <w:t xml:space="preserve">: {{ </w:t>
+            </w:r>
+            <w:r>
+              <w:rPr>
+                <w:rFonts w:ascii="Arial" w:hAnsi="Arial" w:cs="Arial"/>
+                <w:sz w:val="18"/>
+                <w:szCs w:val="18"/>
+                <w:lang w:val="en-US"/>
+              </w:rPr>
+              <w:t>prev_doc</w:t>
+            </w:r>
+            <w:r>
+              <w:rPr>
+                <w:rFonts w:ascii="Arial" w:hAnsi="Arial" w:cs="Arial"/>
+                <w:sz w:val="18"/>
+                <w:szCs w:val="18"/>
+                <w:lang w:val="en-US"/>
+              </w:rPr>
+              <w:t>_full_address }}</w:t>
+            </w:r>
+          </w:p>
+          <w:p>
+            <w:pPr>
+              <w:pStyle w:val="ConsPlusNonformat"/>
+              <w:spacing w:line="256" w:lineRule="auto"/>
+              <w:rPr>
+                <w:rFonts w:ascii="Arial" w:hAnsi="Arial" w:cs="Arial"/>
+                <w:sz w:val="18"/>
+                <w:szCs w:val="18"/>
+                <w:lang w:val="en-US"/>
+              </w:rPr>
+            </w:pPr>
+            <w:r>
+              <w:rPr>
+                <w:rFonts w:ascii="Arial" w:hAnsi="Arial" w:cs="Arial"/>
+                <w:sz w:val="18"/>
+                <w:szCs w:val="18"/>
+              </w:rPr>
+              <w:t>ИНН</w:t>
+            </w:r>
+            <w:r>
+              <w:rPr>
+                <w:rFonts w:ascii="Arial" w:hAnsi="Arial" w:cs="Arial"/>
+                <w:sz w:val="18"/>
+                <w:szCs w:val="18"/>
+                <w:lang w:val="en-US"/>
+              </w:rPr>
+              <w:t xml:space="preserve">: {{ </w:t>
+            </w:r>
+            <w:r>
+              <w:rPr>
+                <w:rFonts w:ascii="Arial" w:hAnsi="Arial" w:cs="Arial"/>
+                <w:sz w:val="18"/>
+                <w:szCs w:val="18"/>
+                <w:lang w:val="en-US"/>
+              </w:rPr>
+              <w:t>prev_doc_</w:t>
+            </w:r>
+            <w:r>
+              <w:rPr>
+                <w:rFonts w:ascii="Arial" w:hAnsi="Arial" w:cs="Arial"/>
+                <w:sz w:val="18"/>
+                <w:szCs w:val="18"/>
+                <w:lang w:val="en-US"/>
+              </w:rPr>
+              <w:t>inn }}</w:t>
+            </w:r>
+          </w:p>
+          <w:p>
+            <w:pPr>
+              <w:pStyle w:val="ConsPlusNonformat"/>
+              <w:rPr>
+                <w:rFonts w:ascii="Arial" w:hAnsi="Arial" w:cs="Arial"/>
+                <w:sz w:val="18"/>
+                <w:szCs w:val="18"/>
+                <w:lang w:val="en-US"/>
+              </w:rPr>
+            </w:pPr>
+            <w:r>
+              <w:rPr>
+                <w:rFonts w:ascii="Arial" w:hAnsi="Arial" w:cs="Arial"/>
+                <w:sz w:val="18"/>
+                <w:szCs w:val="18"/>
+                <w:lang w:val="en-US"/>
+              </w:rPr>
+              <w:t xml:space="preserve">{% elif </w:t>
+            </w:r>
+            <w:r>
+              <w:rPr>
+                <w:rFonts w:ascii="Arial" w:hAnsi="Arial" w:cs="Arial"/>
+                <w:sz w:val="18"/>
+                <w:szCs w:val="18"/>
+                <w:lang w:val="en-US"/>
+              </w:rPr>
+              <w:t>prev_doc_</w:t>
+            </w:r>
+            <w:r>
+              <w:rPr>
+                <w:rFonts w:ascii="Arial" w:hAnsi="Arial" w:cs="Arial"/>
+                <w:sz w:val="18"/>
+                <w:szCs w:val="18"/>
+                <w:lang w:val="en-US"/>
+              </w:rPr>
+              <w:t>type in ["external_company", "internal_company"] %}</w:t>
             </w:r>
             <w:r>
               <w:rPr>
@@ -6115,9 +6093,8 @@
                 <w:szCs w:val="18"/>
                 <w:lang w:val="en-US"/>
               </w:rPr>
-              <w:t>_middle_name</w:t>
-            </w:r>
-            <w:proofErr w:type="spellEnd"/>
+              <w:t>{{ prev_doc_</w:t>
+            </w:r>
             <w:r>
               <w:rPr>
                 <w:rFonts w:ascii="Arial" w:hAnsi="Arial" w:cs="Arial"/>
@@ -6127,16 +6104,7 @@
                 <w:szCs w:val="18"/>
                 <w:lang w:val="en-US"/>
               </w:rPr>
-              <w:t xml:space="preserve"> }}</w:t>
-            </w:r>
-            <w:r>
-              <w:rPr>
-                <w:rFonts w:ascii="Arial" w:hAnsi="Arial" w:cs="Arial"/>
-                <w:sz w:val="18"/>
-                <w:szCs w:val="18"/>
-                <w:lang w:val="en-US"/>
-              </w:rPr>
-              <w:t>,</w:t>
+              <w:t>short_</w:t>
             </w:r>
             <w:r>
               <w:rPr>
@@ -6147,8 +6115,265 @@
                 <w:szCs w:val="18"/>
                 <w:lang w:val="en-US"/>
               </w:rPr>
-              <w:t xml:space="preserve"> </w:t>
-            </w:r>
+              <w:t>name }}</w:t>
+            </w:r>
+          </w:p>
+          <w:p>
+            <w:pPr>
+              <w:pStyle w:val="ConsPlusNonformat"/>
+              <w:rPr>
+                <w:rFonts w:ascii="Arial" w:hAnsi="Arial" w:cs="Arial"/>
+                <w:sz w:val="18"/>
+                <w:szCs w:val="18"/>
+                <w:lang w:val="en-US"/>
+              </w:rPr>
+            </w:pPr>
+            <w:r>
+              <w:rPr>
+                <w:rFonts w:ascii="Arial" w:hAnsi="Arial" w:cs="Arial"/>
+                <w:sz w:val="18"/>
+                <w:szCs w:val="18"/>
+                <w:lang w:val="en-US"/>
+              </w:rPr>
+              <w:t xml:space="preserve">Юр. адрес: {{ </w:t>
+            </w:r>
+            <w:r>
+              <w:rPr>
+                <w:rFonts w:ascii="Arial" w:hAnsi="Arial" w:cs="Arial"/>
+                <w:sz w:val="18"/>
+                <w:szCs w:val="18"/>
+                <w:lang w:val="en-US"/>
+              </w:rPr>
+              <w:t>prev_doc</w:t>
+            </w:r>
+            <w:r>
+              <w:rPr>
+                <w:rFonts w:ascii="Arial" w:hAnsi="Arial" w:cs="Arial"/>
+                <w:sz w:val="18"/>
+                <w:szCs w:val="18"/>
+                <w:lang w:val="en-US"/>
+              </w:rPr>
+              <w:t>_legal_address }}</w:t>
+            </w:r>
+          </w:p>
+          <w:p>
+            <w:pPr>
+              <w:pStyle w:val="ConsPlusNonformat"/>
+              <w:rPr>
+                <w:rFonts w:ascii="Arial" w:hAnsi="Arial" w:cs="Arial"/>
+                <w:sz w:val="18"/>
+                <w:szCs w:val="18"/>
+                <w:lang w:val="en-US"/>
+              </w:rPr>
+            </w:pPr>
+            <w:r>
+              <w:rPr>
+                <w:rFonts w:ascii="Arial" w:hAnsi="Arial" w:cs="Arial"/>
+                <w:sz w:val="18"/>
+                <w:szCs w:val="18"/>
+                <w:lang w:val="en-US"/>
+              </w:rPr>
+              <w:t xml:space="preserve">эл. почта: {{ </w:t>
+            </w:r>
+            <w:r>
+              <w:rPr>
+                <w:rFonts w:ascii="Arial" w:hAnsi="Arial" w:cs="Arial"/>
+                <w:sz w:val="18"/>
+                <w:szCs w:val="18"/>
+                <w:lang w:val="en-US"/>
+              </w:rPr>
+              <w:t>prev_doc</w:t>
+            </w:r>
+            <w:r>
+              <w:rPr>
+                <w:rFonts w:ascii="Arial" w:hAnsi="Arial" w:cs="Arial"/>
+                <w:sz w:val="18"/>
+                <w:szCs w:val="18"/>
+                <w:lang w:val="en-US"/>
+              </w:rPr>
+              <w:t>_email }}</w:t>
+            </w:r>
+          </w:p>
+          <w:p>
+            <w:pPr>
+              <w:pStyle w:val="ConsPlusNonformat"/>
+              <w:rPr>
+                <w:rFonts w:ascii="Arial" w:hAnsi="Arial" w:cs="Arial"/>
+                <w:sz w:val="18"/>
+                <w:szCs w:val="18"/>
+                <w:lang w:val="en-US"/>
+              </w:rPr>
+            </w:pPr>
+            <w:r>
+              <w:rPr>
+                <w:rFonts w:ascii="Arial" w:hAnsi="Arial" w:cs="Arial"/>
+                <w:sz w:val="18"/>
+                <w:szCs w:val="18"/>
+                <w:lang w:val="en-US"/>
+              </w:rPr>
+              <w:t xml:space="preserve">тел: {{ </w:t>
+            </w:r>
+            <w:r>
+              <w:rPr>
+                <w:rFonts w:ascii="Arial" w:hAnsi="Arial" w:cs="Arial"/>
+                <w:sz w:val="18"/>
+                <w:szCs w:val="18"/>
+                <w:lang w:val="en-US"/>
+              </w:rPr>
+              <w:t>prev_doc</w:t>
+            </w:r>
+            <w:r>
+              <w:rPr>
+                <w:rFonts w:ascii="Arial" w:hAnsi="Arial" w:cs="Arial"/>
+                <w:sz w:val="18"/>
+                <w:szCs w:val="18"/>
+                <w:lang w:val="en-US"/>
+              </w:rPr>
+              <w:t>_phone }}</w:t>
+            </w:r>
+          </w:p>
+          <w:p>
+            <w:pPr>
+              <w:pStyle w:val="ConsPlusNonformat"/>
+              <w:rPr>
+                <w:rFonts w:ascii="Arial" w:hAnsi="Arial" w:cs="Arial"/>
+                <w:sz w:val="18"/>
+                <w:szCs w:val="18"/>
+                <w:lang w:val="en-US"/>
+              </w:rPr>
+            </w:pPr>
+            <w:r>
+              <w:rPr>
+                <w:rFonts w:ascii="Arial" w:hAnsi="Arial" w:cs="Arial"/>
+                <w:sz w:val="18"/>
+                <w:szCs w:val="18"/>
+                <w:lang w:val="en-US"/>
+              </w:rPr>
+              <w:t xml:space="preserve">ОГРН {{ </w:t>
+            </w:r>
+            <w:r>
+              <w:rPr>
+                <w:rFonts w:ascii="Arial" w:hAnsi="Arial" w:cs="Arial"/>
+                <w:sz w:val="18"/>
+                <w:szCs w:val="18"/>
+                <w:lang w:val="en-US"/>
+              </w:rPr>
+              <w:t>prev_doc</w:t>
+            </w:r>
+            <w:r>
+              <w:rPr>
+                <w:rFonts w:ascii="Arial" w:hAnsi="Arial" w:cs="Arial"/>
+                <w:sz w:val="18"/>
+                <w:szCs w:val="18"/>
+                <w:lang w:val="en-US"/>
+              </w:rPr>
+              <w:t>_ogrn }}</w:t>
+            </w:r>
+          </w:p>
+          <w:p>
+            <w:pPr>
+              <w:pStyle w:val="ConsPlusNonformat"/>
+              <w:rPr>
+                <w:rFonts w:ascii="Arial" w:hAnsi="Arial" w:cs="Arial"/>
+                <w:sz w:val="18"/>
+                <w:szCs w:val="18"/>
+                <w:lang w:val="en-US"/>
+              </w:rPr>
+            </w:pPr>
+            <w:r>
+              <w:rPr>
+                <w:rFonts w:ascii="Arial" w:hAnsi="Arial" w:cs="Arial"/>
+                <w:sz w:val="18"/>
+                <w:szCs w:val="18"/>
+                <w:lang w:val="en-US"/>
+              </w:rPr>
+              <w:t xml:space="preserve">ИНН {{ </w:t>
+            </w:r>
+            <w:r>
+              <w:rPr>
+                <w:rFonts w:ascii="Arial" w:hAnsi="Arial" w:cs="Arial"/>
+                <w:sz w:val="18"/>
+                <w:szCs w:val="18"/>
+                <w:lang w:val="en-US"/>
+              </w:rPr>
+              <w:t>prev_doc</w:t>
+            </w:r>
+            <w:r>
+              <w:rPr>
+                <w:rFonts w:ascii="Arial" w:hAnsi="Arial" w:cs="Arial"/>
+                <w:sz w:val="18"/>
+                <w:szCs w:val="18"/>
+                <w:lang w:val="en-US"/>
+              </w:rPr>
+              <w:t xml:space="preserve">_inn }} КПП {{ </w:t>
+            </w:r>
+            <w:r>
+              <w:rPr>
+                <w:rFonts w:ascii="Arial" w:hAnsi="Arial" w:cs="Arial"/>
+                <w:sz w:val="18"/>
+                <w:szCs w:val="18"/>
+                <w:lang w:val="en-US"/>
+              </w:rPr>
+              <w:t>prev_doc</w:t>
+            </w:r>
+            <w:r>
+              <w:rPr>
+                <w:rFonts w:ascii="Arial" w:hAnsi="Arial" w:cs="Arial"/>
+                <w:sz w:val="18"/>
+                <w:szCs w:val="18"/>
+                <w:lang w:val="en-US"/>
+              </w:rPr>
+              <w:t>_kpp }}</w:t>
+            </w:r>
+          </w:p>
+          <w:p>
+            <w:pPr>
+              <w:pStyle w:val="ConsPlusNonformat"/>
+              <w:rPr>
+                <w:rFonts w:ascii="Arial" w:hAnsi="Arial" w:cs="Arial"/>
+                <w:sz w:val="18"/>
+                <w:szCs w:val="18"/>
+                <w:lang w:val="en-US"/>
+              </w:rPr>
+            </w:pPr>
+            <w:r>
+              <w:rPr>
+                <w:rFonts w:ascii="Arial" w:hAnsi="Arial" w:cs="Arial"/>
+                <w:sz w:val="18"/>
+                <w:szCs w:val="18"/>
+                <w:lang w:val="en-US"/>
+              </w:rPr>
+              <w:t xml:space="preserve">р/с {{ </w:t>
+            </w:r>
+            <w:r>
+              <w:rPr>
+                <w:rFonts w:ascii="Arial" w:hAnsi="Arial" w:cs="Arial"/>
+                <w:sz w:val="18"/>
+                <w:szCs w:val="18"/>
+                <w:lang w:val="en-US"/>
+              </w:rPr>
+              <w:t>prev_doc</w:t>
+            </w:r>
+            <w:r>
+              <w:rPr>
+                <w:rFonts w:ascii="Arial" w:hAnsi="Arial" w:cs="Arial"/>
+                <w:sz w:val="18"/>
+                <w:szCs w:val="18"/>
+                <w:lang w:val="en-US"/>
+              </w:rPr>
+              <w:t>_bank_account }}</w:t>
+            </w:r>
+          </w:p>
+          <w:p>
+            <w:pPr>
+              <w:pStyle w:val="ConsPlusNonformat"/>
+              <w:rPr>
+                <w:rFonts w:ascii="Arial" w:hAnsi="Arial" w:cs="Arial"/>
+                <w:sz w:val="18"/>
+                <w:szCs w:val="18"/>
+                <w:lang w:val="en-US"/>
+              </w:rPr>
+            </w:pPr>
             <w:r>
               <w:rPr>
                 <w:rFonts w:ascii="Arial" w:hAnsi="Arial" w:cs="Arial"/>
@@ -6158,7 +6383,6 @@
               </w:rPr>
               <w:t xml:space="preserve">{{ </w:t>
             </w:r>
-            <w:proofErr w:type="spellStart"/>
             <w:r>
               <w:rPr>
                 <w:rFonts w:ascii="Arial" w:hAnsi="Arial" w:cs="Arial"/>
@@ -6175,37 +6399,7 @@
                 <w:szCs w:val="18"/>
                 <w:lang w:val="en-US"/>
               </w:rPr>
-              <w:t>_birth_date</w:t>
-            </w:r>
-            <w:proofErr w:type="spellEnd"/>
-            <w:r>
-              <w:rPr>
-                <w:rFonts w:ascii="Arial" w:hAnsi="Arial" w:cs="Arial"/>
-                <w:sz w:val="18"/>
-                <w:szCs w:val="18"/>
-                <w:lang w:val="en-US"/>
-              </w:rPr>
-              <w:t xml:space="preserve"> }} </w:t>
-            </w:r>
-            <w:proofErr w:type="spellStart"/>
-            <w:r>
-              <w:rPr>
-                <w:rFonts w:ascii="Arial" w:hAnsi="Arial" w:cs="Arial"/>
-                <w:sz w:val="18"/>
-                <w:szCs w:val="18"/>
-                <w:lang w:val="en-US"/>
-              </w:rPr>
-              <w:t>г.р</w:t>
-            </w:r>
-            <w:proofErr w:type="spellEnd"/>
-            <w:r>
-              <w:rPr>
-                <w:rFonts w:ascii="Arial" w:hAnsi="Arial" w:cs="Arial"/>
-                <w:sz w:val="18"/>
-                <w:szCs w:val="18"/>
-                <w:lang w:val="en-US"/>
-              </w:rPr>
-              <w:t>.</w:t>
+              <w:t>_bank_name }}</w:t>
             </w:r>
           </w:p>
           <w:p>
@@ -6218,76 +6412,15 @@
                 <w:lang w:val="en-US"/>
               </w:rPr>
             </w:pPr>
-            <w:proofErr w:type="spellStart"/>
-            <w:r>
-              <w:rPr>
-                <w:rFonts w:ascii="Arial" w:hAnsi="Arial" w:cs="Arial"/>
-                <w:sz w:val="18"/>
-                <w:szCs w:val="18"/>
-                <w:lang w:val="en-US"/>
-              </w:rPr>
-              <w:t>Паспорт</w:t>
-            </w:r>
-            <w:proofErr w:type="spellEnd"/>
-            <w:r>
-              <w:rPr>
-                <w:rFonts w:ascii="Arial" w:hAnsi="Arial" w:cs="Arial"/>
-                <w:sz w:val="18"/>
-                <w:szCs w:val="18"/>
-                <w:lang w:val="en-US"/>
-              </w:rPr>
-              <w:t xml:space="preserve"> РФ {{ </w:t>
-            </w:r>
-            <w:proofErr w:type="spellStart"/>
-            <w:r>
-              <w:rPr>
-                <w:rFonts w:ascii="Arial" w:hAnsi="Arial" w:cs="Arial"/>
-                <w:sz w:val="18"/>
-                <w:szCs w:val="18"/>
-                <w:lang w:val="en-US"/>
-              </w:rPr>
-              <w:t>prev_doc_</w:t>
-            </w:r>
-            <w:r>
-              <w:rPr>
-                <w:rFonts w:ascii="Arial" w:hAnsi="Arial" w:cs="Arial"/>
-                <w:sz w:val="18"/>
-                <w:szCs w:val="18"/>
-                <w:lang w:val="en-US"/>
-              </w:rPr>
-              <w:t>licence_number</w:t>
-            </w:r>
-            <w:proofErr w:type="spellEnd"/>
-            <w:r>
-              <w:rPr>
-                <w:rFonts w:ascii="Arial" w:hAnsi="Arial" w:cs="Arial"/>
-                <w:sz w:val="18"/>
-                <w:szCs w:val="18"/>
-                <w:lang w:val="en-US"/>
-              </w:rPr>
-              <w:t xml:space="preserve"> }} </w:t>
-            </w:r>
-            <w:proofErr w:type="spellStart"/>
-            <w:r>
-              <w:rPr>
-                <w:rFonts w:ascii="Arial" w:hAnsi="Arial" w:cs="Arial"/>
-                <w:sz w:val="18"/>
-                <w:szCs w:val="18"/>
-                <w:lang w:val="en-US"/>
-              </w:rPr>
-              <w:t>выдан</w:t>
-            </w:r>
-            <w:proofErr w:type="spellEnd"/>
-            <w:r>
-              <w:rPr>
-                <w:rFonts w:ascii="Arial" w:hAnsi="Arial" w:cs="Arial"/>
-                <w:sz w:val="18"/>
-                <w:szCs w:val="18"/>
-                <w:lang w:val="en-US"/>
-              </w:rPr>
-              <w:t xml:space="preserve"> {{ </w:t>
-            </w:r>
-            <w:proofErr w:type="spellStart"/>
+            <w:r>
+              <w:rPr>
+                <w:rFonts w:ascii="Arial" w:hAnsi="Arial" w:cs="Arial"/>
+                <w:sz w:val="18"/>
+                <w:szCs w:val="18"/>
+                <w:lang w:val="en-US"/>
+              </w:rPr>
+              <w:t xml:space="preserve">БИК {{ </w:t>
+            </w:r>
             <w:r>
               <w:rPr>
                 <w:rFonts w:ascii="Arial" w:hAnsi="Arial" w:cs="Arial"/>
@@ -6304,19 +6437,8 @@
                 <w:szCs w:val="18"/>
                 <w:lang w:val="en-US"/>
               </w:rPr>
-              <w:t>_issue_date</w:t>
-            </w:r>
-            <w:proofErr w:type="spellEnd"/>
-            <w:r>
-              <w:rPr>
-                <w:rFonts w:ascii="Arial" w:hAnsi="Arial" w:cs="Arial"/>
-                <w:sz w:val="18"/>
-                <w:szCs w:val="18"/>
-                <w:lang w:val="en-US"/>
-              </w:rPr>
-              <w:t xml:space="preserve"> }} {{ </w:t>
-            </w:r>
-            <w:proofErr w:type="spellStart"/>
+              <w:t xml:space="preserve">_bik }} к/с {{ </w:t>
+            </w:r>
             <w:r>
               <w:rPr>
                 <w:rFonts w:ascii="Arial" w:hAnsi="Arial" w:cs="Arial"/>
@@ -6333,812 +6455,7 @@
                 <w:szCs w:val="18"/>
                 <w:lang w:val="en-US"/>
               </w:rPr>
-              <w:t>_issue_organization</w:t>
-            </w:r>
-            <w:proofErr w:type="spellEnd"/>
-            <w:r>
-              <w:rPr>
-                <w:rFonts w:ascii="Arial" w:hAnsi="Arial" w:cs="Arial"/>
-                <w:sz w:val="18"/>
-                <w:szCs w:val="18"/>
-                <w:lang w:val="en-US"/>
-              </w:rPr>
-              <w:t xml:space="preserve"> }}</w:t>
-            </w:r>
-          </w:p>
-          <w:p>
-            <w:pPr>
-              <w:pStyle w:val="ConsPlusNonformat"/>
-              <w:rPr>
-                <w:rFonts w:ascii="Arial" w:hAnsi="Arial" w:cs="Arial"/>
-                <w:sz w:val="18"/>
-                <w:szCs w:val="18"/>
-                <w:lang w:val="en-US"/>
-              </w:rPr>
-            </w:pPr>
-            <w:r>
-              <w:rPr>
-                <w:rFonts w:ascii="Arial" w:hAnsi="Arial" w:cs="Arial"/>
-                <w:sz w:val="18"/>
-                <w:szCs w:val="18"/>
-              </w:rPr>
-              <w:t>Зарегистрирован</w:t>
-            </w:r>
-            <w:r>
-              <w:rPr>
-                <w:rFonts w:ascii="Arial" w:hAnsi="Arial" w:cs="Arial"/>
-                <w:sz w:val="18"/>
-                <w:szCs w:val="18"/>
-                <w:lang w:val="en-US"/>
-              </w:rPr>
-              <w:t xml:space="preserve">: {{ </w:t>
-            </w:r>
-            <w:proofErr w:type="spellStart"/>
-            <w:r>
-              <w:rPr>
-                <w:rFonts w:ascii="Arial" w:hAnsi="Arial" w:cs="Arial"/>
-                <w:sz w:val="18"/>
-                <w:szCs w:val="18"/>
-                <w:lang w:val="en-US"/>
-              </w:rPr>
-              <w:t>prev_doc</w:t>
-            </w:r>
-            <w:r>
-              <w:rPr>
-                <w:rFonts w:ascii="Arial" w:hAnsi="Arial" w:cs="Arial"/>
-                <w:sz w:val="18"/>
-                <w:szCs w:val="18"/>
-                <w:lang w:val="en-US"/>
-              </w:rPr>
-              <w:t>_full_address</w:t>
-            </w:r>
-            <w:proofErr w:type="spellEnd"/>
-            <w:r>
-              <w:rPr>
-                <w:rFonts w:ascii="Arial" w:hAnsi="Arial" w:cs="Arial"/>
-                <w:sz w:val="18"/>
-                <w:szCs w:val="18"/>
-                <w:lang w:val="en-US"/>
-              </w:rPr>
-              <w:t xml:space="preserve"> }}</w:t>
-            </w:r>
-          </w:p>
-          <w:p>
-            <w:pPr>
-              <w:pStyle w:val="ConsPlusNonformat"/>
-              <w:spacing w:line="256" w:lineRule="auto"/>
-              <w:rPr>
-                <w:rFonts w:ascii="Arial" w:hAnsi="Arial" w:cs="Arial"/>
-                <w:sz w:val="18"/>
-                <w:szCs w:val="18"/>
-                <w:lang w:val="en-US"/>
-              </w:rPr>
-            </w:pPr>
-            <w:r>
-              <w:rPr>
-                <w:rFonts w:ascii="Arial" w:hAnsi="Arial" w:cs="Arial"/>
-                <w:sz w:val="18"/>
-                <w:szCs w:val="18"/>
-              </w:rPr>
-              <w:t>ИНН</w:t>
-            </w:r>
-            <w:r>
-              <w:rPr>
-                <w:rFonts w:ascii="Arial" w:hAnsi="Arial" w:cs="Arial"/>
-                <w:sz w:val="18"/>
-                <w:szCs w:val="18"/>
-                <w:lang w:val="en-US"/>
-              </w:rPr>
-              <w:t xml:space="preserve">: {{ </w:t>
-            </w:r>
-            <w:proofErr w:type="spellStart"/>
-            <w:r>
-              <w:rPr>
-                <w:rFonts w:ascii="Arial" w:hAnsi="Arial" w:cs="Arial"/>
-                <w:sz w:val="18"/>
-                <w:szCs w:val="18"/>
-                <w:lang w:val="en-US"/>
-              </w:rPr>
-              <w:t>prev_doc_</w:t>
-            </w:r>
-            <w:r>
-              <w:rPr>
-                <w:rFonts w:ascii="Arial" w:hAnsi="Arial" w:cs="Arial"/>
-                <w:sz w:val="18"/>
-                <w:szCs w:val="18"/>
-                <w:lang w:val="en-US"/>
-              </w:rPr>
-              <w:t>inn</w:t>
-            </w:r>
-            <w:proofErr w:type="spellEnd"/>
-            <w:r>
-              <w:rPr>
-                <w:rFonts w:ascii="Arial" w:hAnsi="Arial" w:cs="Arial"/>
-                <w:sz w:val="18"/>
-                <w:szCs w:val="18"/>
-                <w:lang w:val="en-US"/>
-              </w:rPr>
-              <w:t xml:space="preserve"> }}</w:t>
-            </w:r>
-          </w:p>
-          <w:p>
-            <w:pPr>
-              <w:pStyle w:val="ConsPlusNonformat"/>
-              <w:rPr>
-                <w:rFonts w:ascii="Arial" w:hAnsi="Arial" w:cs="Arial"/>
-                <w:sz w:val="18"/>
-                <w:szCs w:val="18"/>
-                <w:lang w:val="en-US"/>
-              </w:rPr>
-            </w:pPr>
-            <w:r>
-              <w:rPr>
-                <w:rFonts w:ascii="Arial" w:hAnsi="Arial" w:cs="Arial"/>
-                <w:sz w:val="18"/>
-                <w:szCs w:val="18"/>
-                <w:lang w:val="en-US"/>
-              </w:rPr>
-              <w:t xml:space="preserve">{% </w:t>
-            </w:r>
-            <w:proofErr w:type="spellStart"/>
-            <w:r>
-              <w:rPr>
-                <w:rFonts w:ascii="Arial" w:hAnsi="Arial" w:cs="Arial"/>
-                <w:sz w:val="18"/>
-                <w:szCs w:val="18"/>
-                <w:lang w:val="en-US"/>
-              </w:rPr>
-              <w:t>elif</w:t>
-            </w:r>
-            <w:proofErr w:type="spellEnd"/>
-            <w:r>
-              <w:rPr>
-                <w:rFonts w:ascii="Arial" w:hAnsi="Arial" w:cs="Arial"/>
-                <w:sz w:val="18"/>
-                <w:szCs w:val="18"/>
-                <w:lang w:val="en-US"/>
-              </w:rPr>
-              <w:t xml:space="preserve"> </w:t>
-            </w:r>
-            <w:proofErr w:type="spellStart"/>
-            <w:r>
-              <w:rPr>
-                <w:rFonts w:ascii="Arial" w:hAnsi="Arial" w:cs="Arial"/>
-                <w:sz w:val="18"/>
-                <w:szCs w:val="18"/>
-                <w:lang w:val="en-US"/>
-              </w:rPr>
-              <w:t>seller_type</w:t>
-            </w:r>
-            <w:proofErr w:type="spellEnd"/>
-            <w:r>
-              <w:rPr>
-                <w:rFonts w:ascii="Arial" w:hAnsi="Arial" w:cs="Arial"/>
-                <w:sz w:val="18"/>
-                <w:szCs w:val="18"/>
-                <w:lang w:val="en-US"/>
-              </w:rPr>
-              <w:t xml:space="preserve"> in ["</w:t>
-            </w:r>
-            <w:proofErr w:type="spellStart"/>
-            <w:r>
-              <w:rPr>
-                <w:rFonts w:ascii="Arial" w:hAnsi="Arial" w:cs="Arial"/>
-                <w:sz w:val="18"/>
-                <w:szCs w:val="18"/>
-                <w:lang w:val="en-US"/>
-              </w:rPr>
-              <w:t>external_company</w:t>
-            </w:r>
-            <w:proofErr w:type="spellEnd"/>
-            <w:r>
-              <w:rPr>
-                <w:rFonts w:ascii="Arial" w:hAnsi="Arial" w:cs="Arial"/>
-                <w:sz w:val="18"/>
-                <w:szCs w:val="18"/>
-                <w:lang w:val="en-US"/>
-              </w:rPr>
-              <w:t>", "</w:t>
-            </w:r>
-            <w:proofErr w:type="spellStart"/>
-            <w:r>
-              <w:rPr>
-                <w:rFonts w:ascii="Arial" w:hAnsi="Arial" w:cs="Arial"/>
-                <w:sz w:val="18"/>
-                <w:szCs w:val="18"/>
-                <w:lang w:val="en-US"/>
-              </w:rPr>
-              <w:t>internal_company</w:t>
-            </w:r>
-            <w:proofErr w:type="spellEnd"/>
-            <w:r>
-              <w:rPr>
-                <w:rFonts w:ascii="Arial" w:hAnsi="Arial" w:cs="Arial"/>
-                <w:sz w:val="18"/>
-                <w:szCs w:val="18"/>
-                <w:lang w:val="en-US"/>
-              </w:rPr>
-              <w:t>"] %}</w:t>
-            </w:r>
-            <w:r>
-              <w:rPr>
-                <w:rFonts w:ascii="Arial" w:hAnsi="Arial" w:cs="Arial"/>
-                <w:b/>
-                <w:bCs/>
-                <w:sz w:val="18"/>
-                <w:szCs w:val="18"/>
-                <w:lang w:val="en-US"/>
-              </w:rPr>
-              <w:t>{{ pr</w:t>
-            </w:r>
-            <w:proofErr w:type="spellStart"/>
-            <w:r>
-              <w:rPr>
-                <w:rFonts w:ascii="Arial" w:hAnsi="Arial" w:cs="Arial"/>
-                <w:b/>
-                <w:bCs/>
-                <w:sz w:val="18"/>
-                <w:szCs w:val="18"/>
-                <w:lang w:val="en-US"/>
-              </w:rPr>
-              <w:t>ev_doc_</w:t>
-            </w:r>
-            <w:r>
-              <w:rPr>
-                <w:rFonts w:ascii="Arial" w:hAnsi="Arial" w:cs="Arial"/>
-                <w:b/>
-                <w:bCs/>
-                <w:sz w:val="18"/>
-                <w:szCs w:val="18"/>
-                <w:lang w:val="en-US"/>
-              </w:rPr>
-              <w:t>short_</w:t>
-            </w:r>
-            <w:r>
-              <w:rPr>
-                <w:rFonts w:ascii="Arial" w:hAnsi="Arial" w:cs="Arial"/>
-                <w:b/>
-                <w:bCs/>
-                <w:sz w:val="18"/>
-                <w:szCs w:val="18"/>
-                <w:lang w:val="en-US"/>
-              </w:rPr>
-              <w:t>name</w:t>
-            </w:r>
-            <w:proofErr w:type="spellEnd"/>
-            <w:r>
-              <w:rPr>
-                <w:rFonts w:ascii="Arial" w:hAnsi="Arial" w:cs="Arial"/>
-                <w:b/>
-                <w:bCs/>
-                <w:sz w:val="18"/>
-                <w:szCs w:val="18"/>
-                <w:lang w:val="en-US"/>
-              </w:rPr>
-              <w:t xml:space="preserve"> }}</w:t>
-            </w:r>
-          </w:p>
-          <w:p>
-            <w:pPr>
-              <w:pStyle w:val="ConsPlusNonformat"/>
-              <w:rPr>
-                <w:rFonts w:ascii="Arial" w:hAnsi="Arial" w:cs="Arial"/>
-                <w:sz w:val="18"/>
-                <w:szCs w:val="18"/>
-                <w:lang w:val="en-US"/>
-              </w:rPr>
-            </w:pPr>
-            <w:proofErr w:type="spellStart"/>
-            <w:r>
-              <w:rPr>
-                <w:rFonts w:ascii="Arial" w:hAnsi="Arial" w:cs="Arial"/>
-                <w:sz w:val="18"/>
-                <w:szCs w:val="18"/>
-                <w:lang w:val="en-US"/>
-              </w:rPr>
-              <w:t>Юр</w:t>
-            </w:r>
-            <w:proofErr w:type="spellEnd"/>
-            <w:r>
-              <w:rPr>
-                <w:rFonts w:ascii="Arial" w:hAnsi="Arial" w:cs="Arial"/>
-                <w:sz w:val="18"/>
-                <w:szCs w:val="18"/>
-                <w:lang w:val="en-US"/>
-              </w:rPr>
-              <w:t xml:space="preserve">. </w:t>
-            </w:r>
-            <w:proofErr w:type="spellStart"/>
-            <w:r>
-              <w:rPr>
-                <w:rFonts w:ascii="Arial" w:hAnsi="Arial" w:cs="Arial"/>
-                <w:sz w:val="18"/>
-                <w:szCs w:val="18"/>
-                <w:lang w:val="en-US"/>
-              </w:rPr>
-              <w:t>адрес</w:t>
-            </w:r>
-            <w:proofErr w:type="spellEnd"/>
-            <w:r>
-              <w:rPr>
-                <w:rFonts w:ascii="Arial" w:hAnsi="Arial" w:cs="Arial"/>
-                <w:sz w:val="18"/>
-                <w:szCs w:val="18"/>
-                <w:lang w:val="en-US"/>
-              </w:rPr>
-              <w:t xml:space="preserve">: {{ </w:t>
-            </w:r>
-            <w:proofErr w:type="spellStart"/>
-            <w:r>
-              <w:rPr>
-                <w:rFonts w:ascii="Arial" w:hAnsi="Arial" w:cs="Arial"/>
-                <w:sz w:val="18"/>
-                <w:szCs w:val="18"/>
-                <w:lang w:val="en-US"/>
-              </w:rPr>
-              <w:t>prev_doc</w:t>
-            </w:r>
-            <w:r>
-              <w:rPr>
-                <w:rFonts w:ascii="Arial" w:hAnsi="Arial" w:cs="Arial"/>
-                <w:sz w:val="18"/>
-                <w:szCs w:val="18"/>
-                <w:lang w:val="en-US"/>
-              </w:rPr>
-              <w:t>_legal_address</w:t>
-            </w:r>
-            <w:proofErr w:type="spellEnd"/>
-            <w:r>
-              <w:rPr>
-                <w:rFonts w:ascii="Arial" w:hAnsi="Arial" w:cs="Arial"/>
-                <w:sz w:val="18"/>
-                <w:szCs w:val="18"/>
-                <w:lang w:val="en-US"/>
-              </w:rPr>
-              <w:t xml:space="preserve"> }}</w:t>
-            </w:r>
-          </w:p>
-          <w:p>
-            <w:pPr>
-              <w:pStyle w:val="ConsPlusNonformat"/>
-              <w:rPr>
-                <w:rFonts w:ascii="Arial" w:hAnsi="Arial" w:cs="Arial"/>
-                <w:sz w:val="18"/>
-                <w:szCs w:val="18"/>
-                <w:lang w:val="en-US"/>
-              </w:rPr>
-            </w:pPr>
-            <w:proofErr w:type="spellStart"/>
-            <w:r>
-              <w:rPr>
-                <w:rFonts w:ascii="Arial" w:hAnsi="Arial" w:cs="Arial"/>
-                <w:sz w:val="18"/>
-                <w:szCs w:val="18"/>
-                <w:lang w:val="en-US"/>
-              </w:rPr>
-              <w:t>эл</w:t>
-            </w:r>
-            <w:proofErr w:type="spellEnd"/>
-            <w:r>
-              <w:rPr>
-                <w:rFonts w:ascii="Arial" w:hAnsi="Arial" w:cs="Arial"/>
-                <w:sz w:val="18"/>
-                <w:szCs w:val="18"/>
-                <w:lang w:val="en-US"/>
-              </w:rPr>
-              <w:t xml:space="preserve">. </w:t>
-            </w:r>
-            <w:proofErr w:type="spellStart"/>
-            <w:r>
-              <w:rPr>
-                <w:rFonts w:ascii="Arial" w:hAnsi="Arial" w:cs="Arial"/>
-                <w:sz w:val="18"/>
-                <w:szCs w:val="18"/>
-                <w:lang w:val="en-US"/>
-              </w:rPr>
-              <w:t>почта</w:t>
-            </w:r>
-            <w:proofErr w:type="spellEnd"/>
-            <w:r>
-              <w:rPr>
-                <w:rFonts w:ascii="Arial" w:hAnsi="Arial" w:cs="Arial"/>
-                <w:sz w:val="18"/>
-                <w:szCs w:val="18"/>
-                <w:lang w:val="en-US"/>
-              </w:rPr>
-              <w:t xml:space="preserve">: {{ </w:t>
-            </w:r>
-            <w:proofErr w:type="spellStart"/>
-            <w:r>
-              <w:rPr>
-                <w:rFonts w:ascii="Arial" w:hAnsi="Arial" w:cs="Arial"/>
-                <w:sz w:val="18"/>
-                <w:szCs w:val="18"/>
-                <w:lang w:val="en-US"/>
-              </w:rPr>
-              <w:t>prev_doc</w:t>
-            </w:r>
-            <w:r>
-              <w:rPr>
-                <w:rFonts w:ascii="Arial" w:hAnsi="Arial" w:cs="Arial"/>
-                <w:sz w:val="18"/>
-                <w:szCs w:val="18"/>
-                <w:lang w:val="en-US"/>
-              </w:rPr>
-              <w:t>_email</w:t>
-            </w:r>
-            <w:proofErr w:type="spellEnd"/>
-            <w:r>
-              <w:rPr>
-                <w:rFonts w:ascii="Arial" w:hAnsi="Arial" w:cs="Arial"/>
-                <w:sz w:val="18"/>
-                <w:szCs w:val="18"/>
-                <w:lang w:val="en-US"/>
-              </w:rPr>
-              <w:t xml:space="preserve"> }}</w:t>
-            </w:r>
-          </w:p>
-          <w:p>
-            <w:pPr>
-              <w:pStyle w:val="ConsPlusNonformat"/>
-              <w:rPr>
-                <w:rFonts w:ascii="Arial" w:hAnsi="Arial" w:cs="Arial"/>
-                <w:sz w:val="18"/>
-                <w:szCs w:val="18"/>
-                <w:lang w:val="en-US"/>
-              </w:rPr>
-            </w:pPr>
-            <w:proofErr w:type="spellStart"/>
-            <w:r>
-              <w:rPr>
-                <w:rFonts w:ascii="Arial" w:hAnsi="Arial" w:cs="Arial"/>
-                <w:sz w:val="18"/>
-                <w:szCs w:val="18"/>
-                <w:lang w:val="en-US"/>
-              </w:rPr>
-              <w:t>тел</w:t>
-            </w:r>
-            <w:proofErr w:type="spellEnd"/>
-            <w:r>
-              <w:rPr>
-                <w:rFonts w:ascii="Arial" w:hAnsi="Arial" w:cs="Arial"/>
-                <w:sz w:val="18"/>
-                <w:szCs w:val="18"/>
-                <w:lang w:val="en-US"/>
-              </w:rPr>
-              <w:t xml:space="preserve">: {{ </w:t>
-            </w:r>
-            <w:proofErr w:type="spellStart"/>
-            <w:r>
-              <w:rPr>
-                <w:rFonts w:ascii="Arial" w:hAnsi="Arial" w:cs="Arial"/>
-                <w:sz w:val="18"/>
-                <w:szCs w:val="18"/>
-                <w:lang w:val="en-US"/>
-              </w:rPr>
-              <w:t>prev_doc</w:t>
-            </w:r>
-            <w:r>
-              <w:rPr>
-                <w:rFonts w:ascii="Arial" w:hAnsi="Arial" w:cs="Arial"/>
-                <w:sz w:val="18"/>
-                <w:szCs w:val="18"/>
-                <w:lang w:val="en-US"/>
-              </w:rPr>
-              <w:t>_phone</w:t>
-            </w:r>
-            <w:proofErr w:type="spellEnd"/>
-            <w:r>
-              <w:rPr>
-                <w:rFonts w:ascii="Arial" w:hAnsi="Arial" w:cs="Arial"/>
-                <w:sz w:val="18"/>
-                <w:szCs w:val="18"/>
-                <w:lang w:val="en-US"/>
-              </w:rPr>
-              <w:t xml:space="preserve"> }}</w:t>
-            </w:r>
-          </w:p>
-          <w:p>
-            <w:pPr>
-              <w:pStyle w:val="ConsPlusNonformat"/>
-              <w:rPr>
-                <w:rFonts w:ascii="Arial" w:hAnsi="Arial" w:cs="Arial"/>
-                <w:sz w:val="18"/>
-                <w:szCs w:val="18"/>
-                <w:lang w:val="en-US"/>
-              </w:rPr>
-            </w:pPr>
-            <w:r>
-              <w:rPr>
-                <w:rFonts w:ascii="Arial" w:hAnsi="Arial" w:cs="Arial"/>
-                <w:sz w:val="18"/>
-                <w:szCs w:val="18"/>
-                <w:lang w:val="en-US"/>
-              </w:rPr>
-              <w:t xml:space="preserve">ОГРН {{ </w:t>
-            </w:r>
-            <w:proofErr w:type="spellStart"/>
-            <w:r>
-              <w:rPr>
-                <w:rFonts w:ascii="Arial" w:hAnsi="Arial" w:cs="Arial"/>
-                <w:sz w:val="18"/>
-                <w:szCs w:val="18"/>
-                <w:lang w:val="en-US"/>
-              </w:rPr>
-              <w:t>prev_doc</w:t>
-            </w:r>
-            <w:r>
-              <w:rPr>
-                <w:rFonts w:ascii="Arial" w:hAnsi="Arial" w:cs="Arial"/>
-                <w:sz w:val="18"/>
-                <w:szCs w:val="18"/>
-                <w:lang w:val="en-US"/>
-              </w:rPr>
-              <w:t>_ogrn</w:t>
-            </w:r>
-            <w:proofErr w:type="spellEnd"/>
-            <w:r>
-              <w:rPr>
-                <w:rFonts w:ascii="Arial" w:hAnsi="Arial" w:cs="Arial"/>
-                <w:sz w:val="18"/>
-                <w:szCs w:val="18"/>
-                <w:lang w:val="en-US"/>
-              </w:rPr>
-              <w:t xml:space="preserve"> }}</w:t>
-            </w:r>
-          </w:p>
-          <w:p>
-            <w:pPr>
-              <w:pStyle w:val="ConsPlusNonformat"/>
-              <w:rPr>
-                <w:rFonts w:ascii="Arial" w:hAnsi="Arial" w:cs="Arial"/>
-                <w:sz w:val="18"/>
-                <w:szCs w:val="18"/>
-                <w:lang w:val="en-US"/>
-              </w:rPr>
-            </w:pPr>
-            <w:r>
-              <w:rPr>
-                <w:rFonts w:ascii="Arial" w:hAnsi="Arial" w:cs="Arial"/>
-                <w:sz w:val="18"/>
-                <w:szCs w:val="18"/>
-                <w:lang w:val="en-US"/>
-              </w:rPr>
-              <w:t xml:space="preserve">ИНН {{ </w:t>
-            </w:r>
-            <w:proofErr w:type="spellStart"/>
-            <w:r>
-              <w:rPr>
-                <w:rFonts w:ascii="Arial" w:hAnsi="Arial" w:cs="Arial"/>
-                <w:sz w:val="18"/>
-                <w:szCs w:val="18"/>
-                <w:lang w:val="en-US"/>
-              </w:rPr>
-              <w:t>prev_doc</w:t>
-            </w:r>
-            <w:r>
-              <w:rPr>
-                <w:rFonts w:ascii="Arial" w:hAnsi="Arial" w:cs="Arial"/>
-                <w:sz w:val="18"/>
-                <w:szCs w:val="18"/>
-                <w:lang w:val="en-US"/>
-              </w:rPr>
-              <w:t>_inn</w:t>
-            </w:r>
-            <w:proofErr w:type="spellEnd"/>
-            <w:r>
-              <w:rPr>
-                <w:rFonts w:ascii="Arial" w:hAnsi="Arial" w:cs="Arial"/>
-                <w:sz w:val="18"/>
-                <w:szCs w:val="18"/>
-                <w:lang w:val="en-US"/>
-              </w:rPr>
-              <w:t xml:space="preserve"> }} КПП {{ </w:t>
-            </w:r>
-            <w:proofErr w:type="spellStart"/>
-            <w:r>
-              <w:rPr>
-                <w:rFonts w:ascii="Arial" w:hAnsi="Arial" w:cs="Arial"/>
-                <w:sz w:val="18"/>
-                <w:szCs w:val="18"/>
-                <w:lang w:val="en-US"/>
-              </w:rPr>
-              <w:t>prev_doc</w:t>
-            </w:r>
-            <w:r>
-              <w:rPr>
-                <w:rFonts w:ascii="Arial" w:hAnsi="Arial" w:cs="Arial"/>
-                <w:sz w:val="18"/>
-                <w:szCs w:val="18"/>
-                <w:lang w:val="en-US"/>
-              </w:rPr>
-              <w:t>_kpp</w:t>
-            </w:r>
-            <w:proofErr w:type="spellEnd"/>
-            <w:r>
-              <w:rPr>
-                <w:rFonts w:ascii="Arial" w:hAnsi="Arial" w:cs="Arial"/>
-                <w:sz w:val="18"/>
-                <w:szCs w:val="18"/>
-                <w:lang w:val="en-US"/>
-              </w:rPr>
-              <w:t xml:space="preserve"> }}</w:t>
-            </w:r>
-          </w:p>
-          <w:p>
-            <w:pPr>
-              <w:pStyle w:val="ConsPlusNonformat"/>
-              <w:rPr>
-                <w:rFonts w:ascii="Arial" w:hAnsi="Arial" w:cs="Arial"/>
-                <w:sz w:val="18"/>
-                <w:szCs w:val="18"/>
-                <w:lang w:val="en-US"/>
-              </w:rPr>
-            </w:pPr>
-            <w:r>
-              <w:rPr>
-                <w:rFonts w:ascii="Arial" w:hAnsi="Arial" w:cs="Arial"/>
-                <w:sz w:val="18"/>
-                <w:szCs w:val="18"/>
-                <w:lang w:val="en-US"/>
-              </w:rPr>
-              <w:t xml:space="preserve">р/с {{ </w:t>
-            </w:r>
-            <w:proofErr w:type="spellStart"/>
-            <w:r>
-              <w:rPr>
-                <w:rFonts w:ascii="Arial" w:hAnsi="Arial" w:cs="Arial"/>
-                <w:sz w:val="18"/>
-                <w:szCs w:val="18"/>
-                <w:lang w:val="en-US"/>
-              </w:rPr>
-              <w:t>prev_doc</w:t>
-            </w:r>
-            <w:r>
-              <w:rPr>
-                <w:rFonts w:ascii="Arial" w:hAnsi="Arial" w:cs="Arial"/>
-                <w:sz w:val="18"/>
-                <w:szCs w:val="18"/>
-                <w:lang w:val="en-US"/>
-              </w:rPr>
-              <w:t>_bank_account</w:t>
-            </w:r>
-            <w:proofErr w:type="spellEnd"/>
-            <w:r>
-              <w:rPr>
-                <w:rFonts w:ascii="Arial" w:hAnsi="Arial" w:cs="Arial"/>
-                <w:sz w:val="18"/>
-                <w:szCs w:val="18"/>
-                <w:lang w:val="en-US"/>
-              </w:rPr>
-              <w:t xml:space="preserve"> }}</w:t>
-            </w:r>
-          </w:p>
-          <w:p>
-            <w:pPr>
-              <w:pStyle w:val="ConsPlusNonformat"/>
-              <w:rPr>
-                <w:rFonts w:ascii="Arial" w:hAnsi="Arial" w:cs="Arial"/>
-                <w:sz w:val="18"/>
-                <w:szCs w:val="18"/>
-                <w:lang w:val="en-US"/>
-              </w:rPr>
-            </w:pPr>
-            <w:r>
-              <w:rPr>
-                <w:rFonts w:ascii="Arial" w:hAnsi="Arial" w:cs="Arial"/>
-                <w:sz w:val="18"/>
-                <w:szCs w:val="18"/>
-                <w:lang w:val="en-US"/>
-              </w:rPr>
-              <w:t xml:space="preserve">{{ </w:t>
-            </w:r>
-            <w:proofErr w:type="spellStart"/>
-            <w:r>
-              <w:rPr>
-                <w:rFonts w:ascii="Arial" w:hAnsi="Arial" w:cs="Arial"/>
-                <w:sz w:val="18"/>
-                <w:szCs w:val="18"/>
-                <w:lang w:val="en-US"/>
-              </w:rPr>
-              <w:t>prev_doc</w:t>
-            </w:r>
-            <w:r>
-              <w:rPr>
-                <w:rFonts w:ascii="Arial" w:hAnsi="Arial" w:cs="Arial"/>
-                <w:sz w:val="18"/>
-                <w:szCs w:val="18"/>
-                <w:lang w:val="en-US"/>
-              </w:rPr>
-              <w:t>_bank_name</w:t>
-            </w:r>
-            <w:proofErr w:type="spellEnd"/>
-            <w:r>
-              <w:rPr>
-                <w:rFonts w:ascii="Arial" w:hAnsi="Arial" w:cs="Arial"/>
-                <w:sz w:val="18"/>
-                <w:szCs w:val="18"/>
-                <w:lang w:val="en-US"/>
-              </w:rPr>
-              <w:t xml:space="preserve"> }}</w:t>
-            </w:r>
-          </w:p>
-          <w:p>
-            <w:pPr>
-              <w:pStyle w:val="ConsPlusNonformat"/>
-              <w:rPr>
-                <w:rFonts w:ascii="Arial" w:hAnsi="Arial" w:cs="Arial"/>
-                <w:sz w:val="18"/>
-                <w:szCs w:val="18"/>
-                <w:lang w:val="en-US"/>
-              </w:rPr>
-            </w:pPr>
-            <w:r>
-              <w:rPr>
-                <w:rFonts w:ascii="Arial" w:hAnsi="Arial" w:cs="Arial"/>
-                <w:sz w:val="18"/>
-                <w:szCs w:val="18"/>
-                <w:lang w:val="en-US"/>
-              </w:rPr>
-              <w:t xml:space="preserve">БИК {{ </w:t>
-            </w:r>
-            <w:proofErr w:type="spellStart"/>
-            <w:r>
-              <w:rPr>
-                <w:rFonts w:ascii="Arial" w:hAnsi="Arial" w:cs="Arial"/>
-                <w:sz w:val="18"/>
-                <w:szCs w:val="18"/>
-                <w:lang w:val="en-US"/>
-              </w:rPr>
-              <w:t>prev_doc</w:t>
-            </w:r>
-            <w:r>
-              <w:rPr>
-                <w:rFonts w:ascii="Arial" w:hAnsi="Arial" w:cs="Arial"/>
-                <w:sz w:val="18"/>
-                <w:szCs w:val="18"/>
-                <w:lang w:val="en-US"/>
-              </w:rPr>
-              <w:t>_bik</w:t>
-            </w:r>
-            <w:proofErr w:type="spellEnd"/>
-            <w:r>
-              <w:rPr>
-                <w:rFonts w:ascii="Arial" w:hAnsi="Arial" w:cs="Arial"/>
-                <w:sz w:val="18"/>
-                <w:szCs w:val="18"/>
-                <w:lang w:val="en-US"/>
-              </w:rPr>
-              <w:t xml:space="preserve"> }} к/с {{ </w:t>
-            </w:r>
-            <w:proofErr w:type="spellStart"/>
-            <w:r>
-              <w:rPr>
-                <w:rFonts w:ascii="Arial" w:hAnsi="Arial" w:cs="Arial"/>
-                <w:sz w:val="18"/>
-                <w:szCs w:val="18"/>
-                <w:lang w:val="en-US"/>
-              </w:rPr>
-              <w:t>prev_doc</w:t>
-            </w:r>
-            <w:r>
-              <w:rPr>
-                <w:rFonts w:ascii="Arial" w:hAnsi="Arial" w:cs="Arial"/>
-                <w:sz w:val="18"/>
-                <w:szCs w:val="18"/>
-                <w:lang w:val="en-US"/>
-              </w:rPr>
-              <w:t>_corr_account</w:t>
-            </w:r>
-            <w:proofErr w:type="spellEnd"/>
-            <w:r>
-              <w:rPr>
-                <w:rFonts w:ascii="Arial" w:hAnsi="Arial" w:cs="Arial"/>
-                <w:sz w:val="18"/>
-                <w:szCs w:val="18"/>
-                <w:lang w:val="en-US"/>
-              </w:rPr>
-              <w:t xml:space="preserve"> }}{% endif %}</w:t>
+              <w:t>_corr_account }}{% endif %}</w:t>
             </w:r>
           </w:p>
           <w:p>
@@ -7224,65 +6541,14 @@
                 <w:lang w:val="en-US"/>
               </w:rPr>
             </w:pPr>
-            <w:proofErr w:type="spellStart"/>
-            <w:r>
-              <w:rPr>
-                <w:rFonts w:ascii="Arial" w:hAnsi="Arial" w:cs="Arial"/>
-                <w:sz w:val="18"/>
-                <w:szCs w:val="18"/>
-                <w:lang w:val="en-US"/>
-              </w:rPr>
-              <w:t>Юр</w:t>
-            </w:r>
-            <w:proofErr w:type="spellEnd"/>
-            <w:r>
-              <w:rPr>
-                <w:rFonts w:ascii="Arial" w:hAnsi="Arial" w:cs="Arial"/>
-                <w:sz w:val="18"/>
-                <w:szCs w:val="18"/>
-                <w:lang w:val="en-US"/>
-              </w:rPr>
-              <w:t xml:space="preserve">. </w:t>
-            </w:r>
-            <w:proofErr w:type="spellStart"/>
-            <w:r>
-              <w:rPr>
-                <w:rFonts w:ascii="Arial" w:hAnsi="Arial" w:cs="Arial"/>
-                <w:sz w:val="18"/>
-                <w:szCs w:val="18"/>
-                <w:lang w:val="en-US"/>
-              </w:rPr>
-              <w:t>адрес</w:t>
-            </w:r>
-            <w:proofErr w:type="spellEnd"/>
-            <w:r>
-              <w:rPr>
-                <w:rFonts w:ascii="Arial" w:hAnsi="Arial" w:cs="Arial"/>
-                <w:sz w:val="18"/>
-                <w:szCs w:val="18"/>
-                <w:lang w:val="en-US"/>
-              </w:rPr>
-              <w:t xml:space="preserve">: {{ </w:t>
-            </w:r>
-            <w:proofErr w:type="spellStart"/>
-            <w:r>
-              <w:rPr>
-                <w:rFonts w:ascii="Arial" w:hAnsi="Arial" w:cs="Arial"/>
-                <w:sz w:val="18"/>
-                <w:szCs w:val="18"/>
-                <w:lang w:val="en-US"/>
-              </w:rPr>
-              <w:t>seller_legal_address</w:t>
-            </w:r>
-            <w:proofErr w:type="spellEnd"/>
-            <w:r>
-              <w:rPr>
-                <w:rFonts w:ascii="Arial" w:hAnsi="Arial" w:cs="Arial"/>
-                <w:sz w:val="18"/>
-                <w:szCs w:val="18"/>
-                <w:lang w:val="en-US"/>
-              </w:rPr>
-              <w:t xml:space="preserve"> }}</w:t>
+            <w:r>
+              <w:rPr>
+                <w:rFonts w:ascii="Arial" w:hAnsi="Arial" w:cs="Arial"/>
+                <w:sz w:val="18"/>
+                <w:szCs w:val="18"/>
+                <w:lang w:val="en-US"/>
+              </w:rPr>
+              <w:t>Юр. адрес: {{ seller_legal_address }}</w:t>
             </w:r>
           </w:p>
           <w:p>
@@ -7295,65 +6561,14 @@
                 <w:lang w:val="en-US"/>
               </w:rPr>
             </w:pPr>
-            <w:proofErr w:type="spellStart"/>
-            <w:r>
-              <w:rPr>
-                <w:rFonts w:ascii="Arial" w:hAnsi="Arial" w:cs="Arial"/>
-                <w:sz w:val="18"/>
-                <w:szCs w:val="18"/>
-                <w:lang w:val="en-US"/>
-              </w:rPr>
-              <w:t>эл</w:t>
-            </w:r>
-            <w:proofErr w:type="spellEnd"/>
-            <w:r>
-              <w:rPr>
-                <w:rFonts w:ascii="Arial" w:hAnsi="Arial" w:cs="Arial"/>
-                <w:sz w:val="18"/>
-                <w:szCs w:val="18"/>
-                <w:lang w:val="en-US"/>
-              </w:rPr>
-              <w:t xml:space="preserve">. </w:t>
-            </w:r>
-            <w:proofErr w:type="spellStart"/>
-            <w:r>
-              <w:rPr>
-                <w:rFonts w:ascii="Arial" w:hAnsi="Arial" w:cs="Arial"/>
-                <w:sz w:val="18"/>
-                <w:szCs w:val="18"/>
-                <w:lang w:val="en-US"/>
-              </w:rPr>
-              <w:t>почта</w:t>
-            </w:r>
-            <w:proofErr w:type="spellEnd"/>
-            <w:r>
-              <w:rPr>
-                <w:rFonts w:ascii="Arial" w:hAnsi="Arial" w:cs="Arial"/>
-                <w:sz w:val="18"/>
-                <w:szCs w:val="18"/>
-                <w:lang w:val="en-US"/>
-              </w:rPr>
-              <w:t xml:space="preserve">: {{ </w:t>
-            </w:r>
-            <w:proofErr w:type="spellStart"/>
-            <w:r>
-              <w:rPr>
-                <w:rFonts w:ascii="Arial" w:hAnsi="Arial" w:cs="Arial"/>
-                <w:sz w:val="18"/>
-                <w:szCs w:val="18"/>
-                <w:lang w:val="en-US"/>
-              </w:rPr>
-              <w:t>seller_email</w:t>
-            </w:r>
-            <w:proofErr w:type="spellEnd"/>
-            <w:r>
-              <w:rPr>
-                <w:rFonts w:ascii="Arial" w:hAnsi="Arial" w:cs="Arial"/>
-                <w:sz w:val="18"/>
-                <w:szCs w:val="18"/>
-                <w:lang w:val="en-US"/>
-              </w:rPr>
-              <w:t xml:space="preserve"> }}</w:t>
+            <w:r>
+              <w:rPr>
+                <w:rFonts w:ascii="Arial" w:hAnsi="Arial" w:cs="Arial"/>
+                <w:sz w:val="18"/>
+                <w:szCs w:val="18"/>
+                <w:lang w:val="en-US"/>
+              </w:rPr>
+              <w:t>эл. почта: {{ seller_email }}</w:t>
             </w:r>
           </w:p>
           <w:p>
@@ -7366,45 +6581,14 @@
                 <w:lang w:val="en-US"/>
               </w:rPr>
             </w:pPr>
-            <w:proofErr w:type="spellStart"/>
-            <w:r>
-              <w:rPr>
-                <w:rFonts w:ascii="Arial" w:hAnsi="Arial" w:cs="Arial"/>
-                <w:sz w:val="18"/>
-                <w:szCs w:val="18"/>
-                <w:lang w:val="en-US"/>
-              </w:rPr>
-              <w:t>тел</w:t>
-            </w:r>
-            <w:proofErr w:type="spellEnd"/>
-            <w:r>
-              <w:rPr>
-                <w:rFonts w:ascii="Arial" w:hAnsi="Arial" w:cs="Arial"/>
-                <w:sz w:val="18"/>
-                <w:szCs w:val="18"/>
-                <w:lang w:val="en-US"/>
-              </w:rPr>
-              <w:t xml:space="preserve">: {{ </w:t>
-            </w:r>
-            <w:proofErr w:type="spellStart"/>
-            <w:r>
-              <w:rPr>
-                <w:rFonts w:ascii="Arial" w:hAnsi="Arial" w:cs="Arial"/>
-                <w:sz w:val="18"/>
-                <w:szCs w:val="18"/>
-                <w:lang w:val="en-US"/>
-              </w:rPr>
-              <w:t>seller_phone</w:t>
-            </w:r>
-            <w:proofErr w:type="spellEnd"/>
-            <w:r>
-              <w:rPr>
-                <w:rFonts w:ascii="Arial" w:hAnsi="Arial" w:cs="Arial"/>
-                <w:sz w:val="18"/>
-                <w:szCs w:val="18"/>
-                <w:lang w:val="en-US"/>
-              </w:rPr>
-              <w:t xml:space="preserve"> }}</w:t>
+            <w:r>
+              <w:rPr>
+                <w:rFonts w:ascii="Arial" w:hAnsi="Arial" w:cs="Arial"/>
+                <w:sz w:val="18"/>
+                <w:szCs w:val="18"/>
+                <w:lang w:val="en-US"/>
+              </w:rPr>
+              <w:t>тел: {{ seller_phone }}</w:t>
             </w:r>
           </w:p>
           <w:p>
@@ -7424,27 +6608,7 @@
                 <w:szCs w:val="18"/>
                 <w:lang w:val="en-US"/>
               </w:rPr>
-              <w:t xml:space="preserve">ОГРН {{ </w:t>
-            </w:r>
-            <w:proofErr w:type="spellStart"/>
-            <w:r>
-              <w:rPr>
-                <w:rFonts w:ascii="Arial" w:hAnsi="Arial" w:cs="Arial"/>
-                <w:sz w:val="18"/>
-                <w:szCs w:val="18"/>
-                <w:lang w:val="en-US"/>
-              </w:rPr>
-              <w:t>seller_ogrn</w:t>
-            </w:r>
-            <w:proofErr w:type="spellEnd"/>
-            <w:r>
-              <w:rPr>
-                <w:rFonts w:ascii="Arial" w:hAnsi="Arial" w:cs="Arial"/>
-                <w:sz w:val="18"/>
-                <w:szCs w:val="18"/>
-                <w:lang w:val="en-US"/>
-              </w:rPr>
-              <w:t xml:space="preserve"> }}</w:t>
+              <w:t>ОГРН {{ seller_ogrn }}</w:t>
             </w:r>
           </w:p>
           <w:p>
@@ -7464,47 +6628,7 @@
                 <w:szCs w:val="18"/>
                 <w:lang w:val="en-US"/>
               </w:rPr>
-              <w:t xml:space="preserve">ИНН {{ </w:t>
-            </w:r>
-            <w:proofErr w:type="spellStart"/>
-            <w:r>
-              <w:rPr>
-                <w:rFonts w:ascii="Arial" w:hAnsi="Arial" w:cs="Arial"/>
-                <w:sz w:val="18"/>
-                <w:szCs w:val="18"/>
-                <w:lang w:val="en-US"/>
-              </w:rPr>
-              <w:t>seller_inn</w:t>
-            </w:r>
-            <w:proofErr w:type="spellEnd"/>
-            <w:r>
-              <w:rPr>
-                <w:rFonts w:ascii="Arial" w:hAnsi="Arial" w:cs="Arial"/>
-                <w:sz w:val="18"/>
-                <w:szCs w:val="18"/>
-                <w:lang w:val="en-US"/>
-              </w:rPr>
-              <w:t xml:space="preserve"> }} КПП {{ </w:t>
-            </w:r>
-            <w:proofErr w:type="spellStart"/>
-            <w:r>
-              <w:rPr>
-                <w:rFonts w:ascii="Arial" w:hAnsi="Arial" w:cs="Arial"/>
-                <w:sz w:val="18"/>
-                <w:szCs w:val="18"/>
-                <w:lang w:val="en-US"/>
-              </w:rPr>
-              <w:t>seller_kpp</w:t>
-            </w:r>
-            <w:proofErr w:type="spellEnd"/>
-            <w:r>
-              <w:rPr>
-                <w:rFonts w:ascii="Arial" w:hAnsi="Arial" w:cs="Arial"/>
-                <w:sz w:val="18"/>
-                <w:szCs w:val="18"/>
-                <w:lang w:val="en-US"/>
-              </w:rPr>
-              <w:t xml:space="preserve"> }}</w:t>
+              <w:t>ИНН {{ seller_inn }} КПП {{ seller_kpp }}</w:t>
             </w:r>
           </w:p>
           <w:p>
@@ -7524,27 +6648,7 @@
                 <w:szCs w:val="18"/>
                 <w:lang w:val="en-US"/>
               </w:rPr>
-              <w:t xml:space="preserve">р/с {{ </w:t>
-            </w:r>
-            <w:proofErr w:type="spellStart"/>
-            <w:r>
-              <w:rPr>
-                <w:rFonts w:ascii="Arial" w:hAnsi="Arial" w:cs="Arial"/>
-                <w:sz w:val="18"/>
-                <w:szCs w:val="18"/>
-                <w:lang w:val="en-US"/>
-              </w:rPr>
-              <w:t>seller_bank_account</w:t>
-            </w:r>
-            <w:proofErr w:type="spellEnd"/>
-            <w:r>
-              <w:rPr>
-                <w:rFonts w:ascii="Arial" w:hAnsi="Arial" w:cs="Arial"/>
-                <w:sz w:val="18"/>
-                <w:szCs w:val="18"/>
-                <w:lang w:val="en-US"/>
-              </w:rPr>
-              <w:t xml:space="preserve"> }}</w:t>
+              <w:t>р/с {{ seller_bank_account }}</w:t>
             </w:r>
           </w:p>
           <w:p>
@@ -7564,27 +6668,7 @@
                 <w:szCs w:val="18"/>
                 <w:lang w:val="en-US"/>
               </w:rPr>
-              <w:t xml:space="preserve">{{ </w:t>
-            </w:r>
-            <w:proofErr w:type="spellStart"/>
-            <w:r>
-              <w:rPr>
-                <w:rFonts w:ascii="Arial" w:hAnsi="Arial" w:cs="Arial"/>
-                <w:sz w:val="18"/>
-                <w:szCs w:val="18"/>
-                <w:lang w:val="en-US"/>
-              </w:rPr>
-              <w:t>seller_bank_name</w:t>
-            </w:r>
-            <w:proofErr w:type="spellEnd"/>
-            <w:r>
-              <w:rPr>
-                <w:rFonts w:ascii="Arial" w:hAnsi="Arial" w:cs="Arial"/>
-                <w:sz w:val="18"/>
-                <w:szCs w:val="18"/>
-                <w:lang w:val="en-US"/>
-              </w:rPr>
-              <w:t xml:space="preserve"> }}</w:t>
+              <w:t>{{ seller_bank_name }}</w:t>
             </w:r>
           </w:p>
           <w:p>
@@ -7605,47 +6689,7 @@
                 <w:szCs w:val="18"/>
                 <w:lang w:val="en-US"/>
               </w:rPr>
-              <w:t xml:space="preserve">БИК {{ </w:t>
-            </w:r>
-            <w:proofErr w:type="spellStart"/>
-            <w:r>
-              <w:rPr>
-                <w:rFonts w:ascii="Arial" w:hAnsi="Arial" w:cs="Arial"/>
-                <w:sz w:val="18"/>
-                <w:szCs w:val="18"/>
-                <w:lang w:val="en-US"/>
-              </w:rPr>
-              <w:t>seller_bik</w:t>
-            </w:r>
-            <w:proofErr w:type="spellEnd"/>
-            <w:r>
-              <w:rPr>
-                <w:rFonts w:ascii="Arial" w:hAnsi="Arial" w:cs="Arial"/>
-                <w:sz w:val="18"/>
-                <w:szCs w:val="18"/>
-                <w:lang w:val="en-US"/>
-              </w:rPr>
-              <w:t xml:space="preserve"> }} к/с {{ </w:t>
-            </w:r>
-            <w:proofErr w:type="spellStart"/>
-            <w:r>
-              <w:rPr>
-                <w:rFonts w:ascii="Arial" w:hAnsi="Arial" w:cs="Arial"/>
-                <w:sz w:val="18"/>
-                <w:szCs w:val="18"/>
-                <w:lang w:val="en-US"/>
-              </w:rPr>
-              <w:t>seller_corr_account</w:t>
-            </w:r>
-            <w:proofErr w:type="spellEnd"/>
-            <w:r>
-              <w:rPr>
-                <w:rFonts w:ascii="Arial" w:hAnsi="Arial" w:cs="Arial"/>
-                <w:sz w:val="18"/>
-                <w:szCs w:val="18"/>
-                <w:lang w:val="en-US"/>
-              </w:rPr>
-              <w:t xml:space="preserve"> }}</w:t>
+              <w:t>БИК {{ seller_bik }} к/с {{ seller_corr_account }}</w:t>
             </w:r>
           </w:p>
         </w:tc>
@@ -7671,27 +6715,7 @@
                 <w:szCs w:val="18"/>
                 <w:lang w:val="en-US"/>
               </w:rPr>
-              <w:t xml:space="preserve">{% if </w:t>
-            </w:r>
-            <w:proofErr w:type="spellStart"/>
-            <w:r>
-              <w:rPr>
-                <w:rFonts w:ascii="Arial" w:hAnsi="Arial" w:cs="Arial"/>
-                <w:sz w:val="18"/>
-                <w:szCs w:val="18"/>
-                <w:lang w:val="en-US"/>
-              </w:rPr>
-              <w:t>buyer_type</w:t>
-            </w:r>
-            <w:proofErr w:type="spellEnd"/>
-            <w:r>
-              <w:rPr>
-                <w:rFonts w:ascii="Arial" w:hAnsi="Arial" w:cs="Arial"/>
-                <w:sz w:val="18"/>
-                <w:szCs w:val="18"/>
-                <w:lang w:val="en-US"/>
-              </w:rPr>
-              <w:t xml:space="preserve"> == "person" %}</w:t>
+              <w:t>{% if buyer_type == "person" %}</w:t>
             </w:r>
             <w:r>
               <w:rPr>
@@ -7702,9 +6726,125 @@
                 <w:szCs w:val="18"/>
                 <w:lang w:val="en-US"/>
               </w:rPr>
-              <w:t xml:space="preserve">{{ </w:t>
-            </w:r>
-            <w:proofErr w:type="spellStart"/>
+              <w:t>{{ buyer_last_name }} {{ buyer_first_name }} {{ buyer_middle_name }}</w:t>
+            </w:r>
+            <w:r>
+              <w:rPr>
+                <w:rFonts w:ascii="Arial" w:hAnsi="Arial" w:cs="Arial"/>
+                <w:sz w:val="18"/>
+                <w:szCs w:val="18"/>
+                <w:lang w:val="en-US"/>
+              </w:rPr>
+              <w:t>, {{ buyer_birth_date }} г.р.</w:t>
+            </w:r>
+          </w:p>
+          <w:p>
+            <w:pPr>
+              <w:pStyle w:val="ConsPlusNonformat"/>
+              <w:rPr>
+                <w:rFonts w:ascii="Arial" w:hAnsi="Arial" w:cs="Arial"/>
+                <w:sz w:val="18"/>
+                <w:szCs w:val="18"/>
+                <w:lang w:val="en-US"/>
+              </w:rPr>
+            </w:pPr>
+            <w:r>
+              <w:rPr>
+                <w:rFonts w:ascii="Arial" w:hAnsi="Arial" w:cs="Arial"/>
+                <w:sz w:val="18"/>
+                <w:szCs w:val="18"/>
+                <w:lang w:val="en-US"/>
+              </w:rPr>
+              <w:t>Паспорт РФ {{ buyer_licence_number }} выдан {{ buyer_issue_date }} {{ buyer_issue_organization }}</w:t>
+            </w:r>
+          </w:p>
+          <w:p>
+            <w:pPr>
+              <w:pStyle w:val="ConsPlusNonformat"/>
+              <w:rPr>
+                <w:rFonts w:ascii="Arial" w:hAnsi="Arial" w:cs="Arial"/>
+                <w:sz w:val="18"/>
+                <w:szCs w:val="18"/>
+                <w:lang w:val="en-US"/>
+              </w:rPr>
+            </w:pPr>
+            <w:r>
+              <w:rPr>
+                <w:rFonts w:ascii="Arial" w:hAnsi="Arial" w:cs="Arial"/>
+                <w:sz w:val="18"/>
+                <w:szCs w:val="18"/>
+                <w:lang w:val="en-US"/>
+              </w:rPr>
+              <w:t>Зарегистрирован: {{ buyer_full_address }}</w:t>
+            </w:r>
+          </w:p>
+          <w:p>
+            <w:pPr>
+              <w:pStyle w:val="ConsPlusNonformat"/>
+              <w:rPr>
+                <w:rFonts w:ascii="Arial" w:hAnsi="Arial" w:cs="Arial"/>
+                <w:sz w:val="18"/>
+                <w:szCs w:val="18"/>
+                <w:lang w:val="en-US"/>
+              </w:rPr>
+            </w:pPr>
+            <w:r>
+              <w:rPr>
+                <w:rFonts w:ascii="Arial" w:hAnsi="Arial" w:cs="Arial"/>
+                <w:sz w:val="18"/>
+                <w:szCs w:val="18"/>
+                <w:lang w:val="en-US"/>
+              </w:rPr>
+              <w:t>ИНН: {{ buyer_inn }}</w:t>
+            </w:r>
+          </w:p>
+          <w:p>
+            <w:pPr>
+              <w:pStyle w:val="ConsPlusNonformat"/>
+              <w:rPr>
+                <w:rFonts w:ascii="Arial" w:hAnsi="Arial" w:cs="Arial"/>
+                <w:sz w:val="18"/>
+                <w:szCs w:val="18"/>
+                <w:lang w:val="en-US"/>
+              </w:rPr>
+            </w:pPr>
+            <w:r>
+              <w:rPr>
+                <w:rFonts w:ascii="Arial" w:hAnsi="Arial" w:cs="Arial"/>
+                <w:sz w:val="18"/>
+                <w:szCs w:val="18"/>
+              </w:rPr>
+              <w:t>тел</w:t>
+            </w:r>
+            <w:r>
+              <w:rPr>
+                <w:rFonts w:ascii="Arial" w:hAnsi="Arial" w:cs="Arial"/>
+                <w:sz w:val="18"/>
+                <w:szCs w:val="18"/>
+                <w:lang w:val="en-US"/>
+              </w:rPr>
+              <w:t>. {{buyer_phone}}</w:t>
+            </w:r>
+          </w:p>
+          <w:p>
+            <w:pPr>
+              <w:pStyle w:val="ConsPlusNonformat"/>
+              <w:rPr>
+                <w:rFonts w:ascii="Arial" w:hAnsi="Arial" w:cs="Arial"/>
+                <w:sz w:val="18"/>
+                <w:szCs w:val="18"/>
+                <w:lang w:val="en-US"/>
+              </w:rPr>
+            </w:pPr>
+            <w:r>
+              <w:rPr>
+                <w:rFonts w:ascii="Arial" w:hAnsi="Arial" w:cs="Arial"/>
+                <w:sz w:val="18"/>
+                <w:szCs w:val="18"/>
+                <w:lang w:val="en-US"/>
+              </w:rPr>
+              <w:t>{% elif buyer_type == "external_company" %}</w:t>
+            </w:r>
             <w:r>
               <w:rPr>
                 <w:rFonts w:ascii="Arial" w:hAnsi="Arial" w:cs="Arial"/>
@@ -7714,9 +6854,8 @@
                 <w:szCs w:val="18"/>
                 <w:lang w:val="en-US"/>
               </w:rPr>
-              <w:t>buyer_last_name</w:t>
-            </w:r>
-            <w:proofErr w:type="spellEnd"/>
+              <w:t>{{ buyer_</w:t>
+            </w:r>
             <w:r>
               <w:rPr>
                 <w:rFonts w:ascii="Arial" w:hAnsi="Arial" w:cs="Arial"/>
@@ -7726,9 +6865,8 @@
                 <w:szCs w:val="18"/>
                 <w:lang w:val="en-US"/>
               </w:rPr>
-              <w:t xml:space="preserve"> }} {{ </w:t>
-            </w:r>
-            <w:proofErr w:type="spellStart"/>
+              <w:t>short_</w:t>
+            </w:r>
             <w:r>
               <w:rPr>
                 <w:rFonts w:ascii="Arial" w:hAnsi="Arial" w:cs="Arial"/>
@@ -7738,92 +6876,7 @@
                 <w:szCs w:val="18"/>
                 <w:lang w:val="en-US"/>
               </w:rPr>
-              <w:t>buyer_first_name</w:t>
-            </w:r>
-            <w:proofErr w:type="spellEnd"/>
-            <w:r>
-              <w:rPr>
-                <w:rFonts w:ascii="Arial" w:hAnsi="Arial" w:cs="Arial"/>
-                <w:b/>
-                <w:bCs/>
-                <w:sz w:val="18"/>
-                <w:szCs w:val="18"/>
-                <w:lang w:val="en-US"/>
-              </w:rPr>
-              <w:t xml:space="preserve"> }} {{ </w:t>
-            </w:r>
-            <w:proofErr w:type="spellStart"/>
-            <w:r>
-              <w:rPr>
-                <w:rFonts w:ascii="Arial" w:hAnsi="Arial" w:cs="Arial"/>
-                <w:b/>
-                <w:bCs/>
-                <w:sz w:val="18"/>
-                <w:szCs w:val="18"/>
-                <w:lang w:val="en-US"/>
-              </w:rPr>
-              <w:t>buyer_middle_name</w:t>
-            </w:r>
-            <w:proofErr w:type="spellEnd"/>
-            <w:r>
-              <w:rPr>
-                <w:rFonts w:ascii="Arial" w:hAnsi="Arial" w:cs="Arial"/>
-                <w:b/>
-                <w:bCs/>
-                <w:sz w:val="18"/>
-                <w:szCs w:val="18"/>
-                <w:lang w:val="en-US"/>
-              </w:rPr>
-              <w:t xml:space="preserve"> }}</w:t>
-            </w:r>
-            <w:r>
-              <w:rPr>
-                <w:rFonts w:ascii="Arial" w:hAnsi="Arial" w:cs="Arial"/>
-                <w:sz w:val="18"/>
-                <w:szCs w:val="18"/>
-                <w:lang w:val="en-US"/>
-              </w:rPr>
-              <w:t xml:space="preserve">, {{ </w:t>
-            </w:r>
-            <w:proofErr w:type="spellStart"/>
-            <w:r>
-              <w:rPr>
-                <w:rFonts w:ascii="Arial" w:hAnsi="Arial" w:cs="Arial"/>
-                <w:sz w:val="18"/>
-                <w:szCs w:val="18"/>
-                <w:lang w:val="en-US"/>
-              </w:rPr>
-              <w:t>buyer_birth_date</w:t>
-            </w:r>
-            <w:proofErr w:type="spellEnd"/>
-            <w:r>
-              <w:rPr>
-                <w:rFonts w:ascii="Arial" w:hAnsi="Arial" w:cs="Arial"/>
-                <w:sz w:val="18"/>
-                <w:szCs w:val="18"/>
-                <w:lang w:val="en-US"/>
-              </w:rPr>
-              <w:t xml:space="preserve"> }} </w:t>
-            </w:r>
-            <w:proofErr w:type="spellStart"/>
-            <w:r>
-              <w:rPr>
-                <w:rFonts w:ascii="Arial" w:hAnsi="Arial" w:cs="Arial"/>
-                <w:sz w:val="18"/>
-                <w:szCs w:val="18"/>
-                <w:lang w:val="en-US"/>
-              </w:rPr>
-              <w:t>г.р</w:t>
-            </w:r>
-            <w:proofErr w:type="spellEnd"/>
-            <w:r>
-              <w:rPr>
-                <w:rFonts w:ascii="Arial" w:hAnsi="Arial" w:cs="Arial"/>
-                <w:sz w:val="18"/>
-                <w:szCs w:val="18"/>
-                <w:lang w:val="en-US"/>
-              </w:rPr>
-              <w:t>.</w:t>
+              <w:t>name }}</w:t>
             </w:r>
           </w:p>
           <w:p>
@@ -7836,105 +6889,14 @@
                 <w:lang w:val="en-US"/>
               </w:rPr>
             </w:pPr>
-            <w:proofErr w:type="spellStart"/>
-            <w:r>
-              <w:rPr>
-                <w:rFonts w:ascii="Arial" w:hAnsi="Arial" w:cs="Arial"/>
-                <w:sz w:val="18"/>
-                <w:szCs w:val="18"/>
-                <w:lang w:val="en-US"/>
-              </w:rPr>
-              <w:t>Паспорт</w:t>
-            </w:r>
-            <w:proofErr w:type="spellEnd"/>
-            <w:r>
-              <w:rPr>
-                <w:rFonts w:ascii="Arial" w:hAnsi="Arial" w:cs="Arial"/>
-                <w:sz w:val="18"/>
-                <w:szCs w:val="18"/>
-                <w:lang w:val="en-US"/>
-              </w:rPr>
-              <w:t xml:space="preserve"> РФ {{ </w:t>
-            </w:r>
-            <w:proofErr w:type="spellStart"/>
-            <w:r>
-              <w:rPr>
-                <w:rFonts w:ascii="Arial" w:hAnsi="Arial" w:cs="Arial"/>
-                <w:sz w:val="18"/>
-                <w:szCs w:val="18"/>
-                <w:lang w:val="en-US"/>
-              </w:rPr>
-              <w:t>buyer_licence_number</w:t>
-            </w:r>
-            <w:proofErr w:type="spellEnd"/>
-            <w:r>
-              <w:rPr>
-                <w:rFonts w:ascii="Arial" w:hAnsi="Arial" w:cs="Arial"/>
-                <w:sz w:val="18"/>
-                <w:szCs w:val="18"/>
-                <w:lang w:val="en-US"/>
-              </w:rPr>
-              <w:t xml:space="preserve"> }} </w:t>
-            </w:r>
-            <w:proofErr w:type="spellStart"/>
-            <w:r>
-              <w:rPr>
-                <w:rFonts w:ascii="Arial" w:hAnsi="Arial" w:cs="Arial"/>
-                <w:sz w:val="18"/>
-                <w:szCs w:val="18"/>
-                <w:lang w:val="en-US"/>
-              </w:rPr>
-              <w:t>выдан</w:t>
-            </w:r>
-            <w:proofErr w:type="spellEnd"/>
-            <w:r>
-              <w:rPr>
-                <w:rFonts w:ascii="Arial" w:hAnsi="Arial" w:cs="Arial"/>
-                <w:sz w:val="18"/>
-                <w:szCs w:val="18"/>
-                <w:lang w:val="en-US"/>
-              </w:rPr>
-              <w:t xml:space="preserve"> {{ </w:t>
-            </w:r>
-            <w:proofErr w:type="spellStart"/>
-            <w:r>
-              <w:rPr>
-                <w:rFonts w:ascii="Arial" w:hAnsi="Arial" w:cs="Arial"/>
-                <w:sz w:val="18"/>
-                <w:szCs w:val="18"/>
-                <w:lang w:val="en-US"/>
-              </w:rPr>
-              <w:t>buyer_issue_date</w:t>
-            </w:r>
-            <w:proofErr w:type="spellEnd"/>
-            <w:r>
-              <w:rPr>
-                <w:rFonts w:ascii="Arial" w:hAnsi="Arial" w:cs="Arial"/>
-                <w:sz w:val="18"/>
-                <w:szCs w:val="18"/>
-                <w:lang w:val="en-US"/>
-              </w:rPr>
-              <w:t xml:space="preserve"> }} {{ </w:t>
-            </w:r>
-            <w:proofErr w:type="spellStart"/>
-            <w:r>
-              <w:rPr>
-                <w:rFonts w:ascii="Arial" w:hAnsi="Arial" w:cs="Arial"/>
-                <w:sz w:val="18"/>
-                <w:szCs w:val="18"/>
-                <w:lang w:val="en-US"/>
-              </w:rPr>
-              <w:t>buyer_issue_organization</w:t>
-            </w:r>
-            <w:proofErr w:type="spellEnd"/>
-            <w:r>
-              <w:rPr>
-                <w:rFonts w:ascii="Arial" w:hAnsi="Arial" w:cs="Arial"/>
-                <w:sz w:val="18"/>
-                <w:szCs w:val="18"/>
-                <w:lang w:val="en-US"/>
-              </w:rPr>
-              <w:t xml:space="preserve"> }}</w:t>
+            <w:r>
+              <w:rPr>
+                <w:rFonts w:ascii="Arial" w:hAnsi="Arial" w:cs="Arial"/>
+                <w:sz w:val="18"/>
+                <w:szCs w:val="18"/>
+                <w:lang w:val="en-US"/>
+              </w:rPr>
+              <w:t>Юр. адрес: {{ buyer_legal_address }}</w:t>
             </w:r>
           </w:p>
           <w:p>
@@ -7947,45 +6909,14 @@
                 <w:lang w:val="en-US"/>
               </w:rPr>
             </w:pPr>
-            <w:proofErr w:type="spellStart"/>
-            <w:r>
-              <w:rPr>
-                <w:rFonts w:ascii="Arial" w:hAnsi="Arial" w:cs="Arial"/>
-                <w:sz w:val="18"/>
-                <w:szCs w:val="18"/>
-                <w:lang w:val="en-US"/>
-              </w:rPr>
-              <w:t>Зарегистрирован</w:t>
-            </w:r>
-            <w:proofErr w:type="spellEnd"/>
-            <w:r>
-              <w:rPr>
-                <w:rFonts w:ascii="Arial" w:hAnsi="Arial" w:cs="Arial"/>
-                <w:sz w:val="18"/>
-                <w:szCs w:val="18"/>
-                <w:lang w:val="en-US"/>
-              </w:rPr>
-              <w:t xml:space="preserve">: {{ </w:t>
-            </w:r>
-            <w:proofErr w:type="spellStart"/>
-            <w:r>
-              <w:rPr>
-                <w:rFonts w:ascii="Arial" w:hAnsi="Arial" w:cs="Arial"/>
-                <w:sz w:val="18"/>
-                <w:szCs w:val="18"/>
-                <w:lang w:val="en-US"/>
-              </w:rPr>
-              <w:t>buyer_full_address</w:t>
-            </w:r>
-            <w:proofErr w:type="spellEnd"/>
-            <w:r>
-              <w:rPr>
-                <w:rFonts w:ascii="Arial" w:hAnsi="Arial" w:cs="Arial"/>
-                <w:sz w:val="18"/>
-                <w:szCs w:val="18"/>
-                <w:lang w:val="en-US"/>
-              </w:rPr>
-              <w:t xml:space="preserve"> }}</w:t>
+            <w:r>
+              <w:rPr>
+                <w:rFonts w:ascii="Arial" w:hAnsi="Arial" w:cs="Arial"/>
+                <w:sz w:val="18"/>
+                <w:szCs w:val="18"/>
+                <w:lang w:val="en-US"/>
+              </w:rPr>
+              <w:t>эл. почта: {{ buyer_email }}</w:t>
             </w:r>
           </w:p>
           <w:p>
@@ -8005,27 +6936,7 @@
                 <w:szCs w:val="18"/>
                 <w:lang w:val="en-US"/>
               </w:rPr>
-              <w:t xml:space="preserve">ИНН: {{ </w:t>
-            </w:r>
-            <w:proofErr w:type="spellStart"/>
-            <w:r>
-              <w:rPr>
-                <w:rFonts w:ascii="Arial" w:hAnsi="Arial" w:cs="Arial"/>
-                <w:sz w:val="18"/>
-                <w:szCs w:val="18"/>
-                <w:lang w:val="en-US"/>
-              </w:rPr>
-              <w:t>buyer_inn</w:t>
-            </w:r>
-            <w:proofErr w:type="spellEnd"/>
-            <w:r>
-              <w:rPr>
-                <w:rFonts w:ascii="Arial" w:hAnsi="Arial" w:cs="Arial"/>
-                <w:sz w:val="18"/>
-                <w:szCs w:val="18"/>
-                <w:lang w:val="en-US"/>
-              </w:rPr>
-              <w:t xml:space="preserve"> }}</w:t>
+              <w:t>тел: {{ buyer_phone }}</w:t>
             </w:r>
           </w:p>
           <w:p>
@@ -8043,37 +6954,9 @@
                 <w:rFonts w:ascii="Arial" w:hAnsi="Arial" w:cs="Arial"/>
                 <w:sz w:val="18"/>
                 <w:szCs w:val="18"/>
-              </w:rPr>
-              <w:t>тел</w:t>
-            </w:r>
-            <w:r>
-              <w:rPr>
-                <w:rFonts w:ascii="Arial" w:hAnsi="Arial" w:cs="Arial"/>
-                <w:sz w:val="18"/>
-                <w:szCs w:val="18"/>
-                <w:lang w:val="en-US"/>
-              </w:rPr>
-              <w:t>. {{</w:t>
-            </w:r>
-            <w:proofErr w:type="spellStart"/>
-            <w:r>
-              <w:rPr>
-                <w:rFonts w:ascii="Arial" w:hAnsi="Arial" w:cs="Arial"/>
-                <w:sz w:val="18"/>
-                <w:szCs w:val="18"/>
-                <w:lang w:val="en-US"/>
-              </w:rPr>
-              <w:t>buyer_phone</w:t>
-            </w:r>
-            <w:proofErr w:type="spellEnd"/>
-            <w:r>
-              <w:rPr>
-                <w:rFonts w:ascii="Arial" w:hAnsi="Arial" w:cs="Arial"/>
-                <w:sz w:val="18"/>
-                <w:szCs w:val="18"/>
-                <w:lang w:val="en-US"/>
-              </w:rPr>
-              <w:t>}}</w:t>
+                <w:lang w:val="en-US"/>
+              </w:rPr>
+              <w:t>ОГРН {{ buyer_ogrn }}</w:t>
             </w:r>
           </w:p>
           <w:p>
@@ -8093,124 +6976,7 @@
                 <w:szCs w:val="18"/>
                 <w:lang w:val="en-US"/>
               </w:rPr>
-              <w:t xml:space="preserve">{% </w:t>
-            </w:r>
-            <w:proofErr w:type="spellStart"/>
-            <w:r>
-              <w:rPr>
-                <w:rFonts w:ascii="Arial" w:hAnsi="Arial" w:cs="Arial"/>
-                <w:sz w:val="18"/>
-                <w:szCs w:val="18"/>
-                <w:lang w:val="en-US"/>
-              </w:rPr>
-              <w:t>elif</w:t>
-            </w:r>
-            <w:proofErr w:type="spellEnd"/>
-            <w:r>
-              <w:rPr>
-                <w:rFonts w:ascii="Arial" w:hAnsi="Arial" w:cs="Arial"/>
-                <w:sz w:val="18"/>
-                <w:szCs w:val="18"/>
-                <w:lang w:val="en-US"/>
-              </w:rPr>
-              <w:t xml:space="preserve"> </w:t>
-            </w:r>
-            <w:proofErr w:type="spellStart"/>
-            <w:r>
-              <w:rPr>
-                <w:rFonts w:ascii="Arial" w:hAnsi="Arial" w:cs="Arial"/>
-                <w:sz w:val="18"/>
-                <w:szCs w:val="18"/>
-                <w:lang w:val="en-US"/>
-              </w:rPr>
-              <w:t>buyer_type</w:t>
-            </w:r>
-            <w:proofErr w:type="spellEnd"/>
-            <w:r>
-              <w:rPr>
-                <w:rFonts w:ascii="Arial" w:hAnsi="Arial" w:cs="Arial"/>
-                <w:sz w:val="18"/>
-                <w:szCs w:val="18"/>
-                <w:lang w:val="en-US"/>
-              </w:rPr>
-              <w:t xml:space="preserve"> == "</w:t>
-            </w:r>
-            <w:proofErr w:type="spellStart"/>
-            <w:r>
-              <w:rPr>
-                <w:rFonts w:ascii="Arial" w:hAnsi="Arial" w:cs="Arial"/>
-                <w:sz w:val="18"/>
-                <w:szCs w:val="18"/>
-                <w:lang w:val="en-US"/>
-              </w:rPr>
-              <w:t>external_company</w:t>
-            </w:r>
-            <w:proofErr w:type="spellEnd"/>
-            <w:r>
-              <w:rPr>
-                <w:rFonts w:ascii="Arial" w:hAnsi="Arial" w:cs="Arial"/>
-                <w:sz w:val="18"/>
-                <w:szCs w:val="18"/>
-                <w:lang w:val="en-US"/>
-              </w:rPr>
-              <w:t>" %}</w:t>
-            </w:r>
-            <w:r>
-              <w:rPr>
-                <w:rFonts w:ascii="Arial" w:hAnsi="Arial" w:cs="Arial"/>
-                <w:b/>
-                <w:bCs/>
-                <w:sz w:val="18"/>
-                <w:szCs w:val="18"/>
-                <w:lang w:val="en-US"/>
-              </w:rPr>
-              <w:t xml:space="preserve">{{ </w:t>
-            </w:r>
-            <w:proofErr w:type="spellStart"/>
-            <w:r>
-              <w:rPr>
-                <w:rFonts w:ascii="Arial" w:hAnsi="Arial" w:cs="Arial"/>
-                <w:b/>
-                <w:bCs/>
-                <w:sz w:val="18"/>
-                <w:szCs w:val="18"/>
-                <w:lang w:val="en-US"/>
-              </w:rPr>
-              <w:t>buyer_</w:t>
-            </w:r>
-            <w:r>
-              <w:rPr>
-                <w:rFonts w:ascii="Arial" w:hAnsi="Arial" w:cs="Arial"/>
-                <w:b/>
-                <w:bCs/>
-                <w:sz w:val="18"/>
-                <w:szCs w:val="18"/>
-                <w:lang w:val="en-US"/>
-              </w:rPr>
-              <w:t>short_</w:t>
-            </w:r>
-            <w:r>
-              <w:rPr>
-                <w:rFonts w:ascii="Arial" w:hAnsi="Arial" w:cs="Arial"/>
-                <w:b/>
-                <w:bCs/>
-                <w:sz w:val="18"/>
-                <w:szCs w:val="18"/>
-                <w:lang w:val="en-US"/>
-              </w:rPr>
-              <w:t>name</w:t>
-            </w:r>
-            <w:proofErr w:type="spellEnd"/>
-            <w:r>
-              <w:rPr>
-                <w:rFonts w:ascii="Arial" w:hAnsi="Arial" w:cs="Arial"/>
-                <w:b/>
-                <w:bCs/>
-                <w:sz w:val="18"/>
-                <w:szCs w:val="18"/>
-                <w:lang w:val="en-US"/>
-              </w:rPr>
-              <w:t xml:space="preserve"> }}</w:t>
+              <w:t>ИНН {{ buyer_inn }} КПП {{ buyer_kpp }}</w:t>
             </w:r>
           </w:p>
           <w:p>
@@ -8223,65 +6989,14 @@
                 <w:lang w:val="en-US"/>
               </w:rPr>
             </w:pPr>
-            <w:proofErr w:type="spellStart"/>
-            <w:r>
-              <w:rPr>
-                <w:rFonts w:ascii="Arial" w:hAnsi="Arial" w:cs="Arial"/>
-                <w:sz w:val="18"/>
-                <w:szCs w:val="18"/>
-                <w:lang w:val="en-US"/>
-              </w:rPr>
-              <w:t>Юр</w:t>
-            </w:r>
-            <w:proofErr w:type="spellEnd"/>
-            <w:r>
-              <w:rPr>
-                <w:rFonts w:ascii="Arial" w:hAnsi="Arial" w:cs="Arial"/>
-                <w:sz w:val="18"/>
-                <w:szCs w:val="18"/>
-                <w:lang w:val="en-US"/>
-              </w:rPr>
-              <w:t xml:space="preserve">. </w:t>
-            </w:r>
-            <w:proofErr w:type="spellStart"/>
-            <w:r>
-              <w:rPr>
-                <w:rFonts w:ascii="Arial" w:hAnsi="Arial" w:cs="Arial"/>
-                <w:sz w:val="18"/>
-                <w:szCs w:val="18"/>
-                <w:lang w:val="en-US"/>
-              </w:rPr>
-              <w:t>адрес</w:t>
-            </w:r>
-            <w:proofErr w:type="spellEnd"/>
-            <w:r>
-              <w:rPr>
-                <w:rFonts w:ascii="Arial" w:hAnsi="Arial" w:cs="Arial"/>
-                <w:sz w:val="18"/>
-                <w:szCs w:val="18"/>
-                <w:lang w:val="en-US"/>
-              </w:rPr>
-              <w:t xml:space="preserve">: {{ </w:t>
-            </w:r>
-            <w:proofErr w:type="spellStart"/>
-            <w:r>
-              <w:rPr>
-                <w:rFonts w:ascii="Arial" w:hAnsi="Arial" w:cs="Arial"/>
-                <w:sz w:val="18"/>
-                <w:szCs w:val="18"/>
-                <w:lang w:val="en-US"/>
-              </w:rPr>
-              <w:t>buyer_legal_address</w:t>
-            </w:r>
-            <w:proofErr w:type="spellEnd"/>
-            <w:r>
-              <w:rPr>
-                <w:rFonts w:ascii="Arial" w:hAnsi="Arial" w:cs="Arial"/>
-                <w:sz w:val="18"/>
-                <w:szCs w:val="18"/>
-                <w:lang w:val="en-US"/>
-              </w:rPr>
-              <w:t xml:space="preserve"> }}</w:t>
+            <w:r>
+              <w:rPr>
+                <w:rFonts w:ascii="Arial" w:hAnsi="Arial" w:cs="Arial"/>
+                <w:sz w:val="18"/>
+                <w:szCs w:val="18"/>
+                <w:lang w:val="en-US"/>
+              </w:rPr>
+              <w:t>р/с {{ buyer_bank_account }}</w:t>
             </w:r>
           </w:p>
           <w:p>
@@ -8294,65 +7009,14 @@
                 <w:lang w:val="en-US"/>
               </w:rPr>
             </w:pPr>
-            <w:proofErr w:type="spellStart"/>
-            <w:r>
-              <w:rPr>
-                <w:rFonts w:ascii="Arial" w:hAnsi="Arial" w:cs="Arial"/>
-                <w:sz w:val="18"/>
-                <w:szCs w:val="18"/>
-                <w:lang w:val="en-US"/>
-              </w:rPr>
-              <w:t>эл</w:t>
-            </w:r>
-            <w:proofErr w:type="spellEnd"/>
-            <w:r>
-              <w:rPr>
-                <w:rFonts w:ascii="Arial" w:hAnsi="Arial" w:cs="Arial"/>
-                <w:sz w:val="18"/>
-                <w:szCs w:val="18"/>
-                <w:lang w:val="en-US"/>
-              </w:rPr>
-              <w:t xml:space="preserve">. </w:t>
-            </w:r>
-            <w:proofErr w:type="spellStart"/>
-            <w:r>
-              <w:rPr>
-                <w:rFonts w:ascii="Arial" w:hAnsi="Arial" w:cs="Arial"/>
-                <w:sz w:val="18"/>
-                <w:szCs w:val="18"/>
-                <w:lang w:val="en-US"/>
-              </w:rPr>
-              <w:t>почта</w:t>
-            </w:r>
-            <w:proofErr w:type="spellEnd"/>
-            <w:r>
-              <w:rPr>
-                <w:rFonts w:ascii="Arial" w:hAnsi="Arial" w:cs="Arial"/>
-                <w:sz w:val="18"/>
-                <w:szCs w:val="18"/>
-                <w:lang w:val="en-US"/>
-              </w:rPr>
-              <w:t xml:space="preserve">: {{ </w:t>
-            </w:r>
-            <w:proofErr w:type="spellStart"/>
-            <w:r>
-              <w:rPr>
-                <w:rFonts w:ascii="Arial" w:hAnsi="Arial" w:cs="Arial"/>
-                <w:sz w:val="18"/>
-                <w:szCs w:val="18"/>
-                <w:lang w:val="en-US"/>
-              </w:rPr>
-              <w:t>buyer_email</w:t>
-            </w:r>
-            <w:proofErr w:type="spellEnd"/>
-            <w:r>
-              <w:rPr>
-                <w:rFonts w:ascii="Arial" w:hAnsi="Arial" w:cs="Arial"/>
-                <w:sz w:val="18"/>
-                <w:szCs w:val="18"/>
-                <w:lang w:val="en-US"/>
-              </w:rPr>
-              <w:t xml:space="preserve"> }}</w:t>
+            <w:r>
+              <w:rPr>
+                <w:rFonts w:ascii="Arial" w:hAnsi="Arial" w:cs="Arial"/>
+                <w:sz w:val="18"/>
+                <w:szCs w:val="18"/>
+                <w:lang w:val="en-US"/>
+              </w:rPr>
+              <w:t>{{ buyer_bank_name }}</w:t>
             </w:r>
           </w:p>
           <w:p>
@@ -8365,285 +7029,14 @@
                 <w:lang w:val="en-US"/>
               </w:rPr>
             </w:pPr>
-            <w:proofErr w:type="spellStart"/>
-            <w:r>
-              <w:rPr>
-                <w:rFonts w:ascii="Arial" w:hAnsi="Arial" w:cs="Arial"/>
-                <w:sz w:val="18"/>
-                <w:szCs w:val="18"/>
-                <w:lang w:val="en-US"/>
-              </w:rPr>
-              <w:t>тел</w:t>
-            </w:r>
-            <w:proofErr w:type="spellEnd"/>
-            <w:r>
-              <w:rPr>
-                <w:rFonts w:ascii="Arial" w:hAnsi="Arial" w:cs="Arial"/>
-                <w:sz w:val="18"/>
-                <w:szCs w:val="18"/>
-                <w:lang w:val="en-US"/>
-              </w:rPr>
-              <w:t xml:space="preserve">: {{ </w:t>
-            </w:r>
-            <w:proofErr w:type="spellStart"/>
-            <w:r>
-              <w:rPr>
-                <w:rFonts w:ascii="Arial" w:hAnsi="Arial" w:cs="Arial"/>
-                <w:sz w:val="18"/>
-                <w:szCs w:val="18"/>
-                <w:lang w:val="en-US"/>
-              </w:rPr>
-              <w:t>buyer_phone</w:t>
-            </w:r>
-            <w:proofErr w:type="spellEnd"/>
-            <w:r>
-              <w:rPr>
-                <w:rFonts w:ascii="Arial" w:hAnsi="Arial" w:cs="Arial"/>
-                <w:sz w:val="18"/>
-                <w:szCs w:val="18"/>
-                <w:lang w:val="en-US"/>
-              </w:rPr>
-              <w:t xml:space="preserve"> }}</w:t>
-            </w:r>
-          </w:p>
-          <w:p>
-            <w:pPr>
-              <w:pStyle w:val="ConsPlusNonformat"/>
-              <w:rPr>
-                <w:rFonts w:ascii="Arial" w:hAnsi="Arial" w:cs="Arial"/>
-                <w:sz w:val="18"/>
-                <w:szCs w:val="18"/>
-                <w:lang w:val="en-US"/>
-              </w:rPr>
-            </w:pPr>
-            <w:r>
-              <w:rPr>
-                <w:rFonts w:ascii="Arial" w:hAnsi="Arial" w:cs="Arial"/>
-                <w:sz w:val="18"/>
-                <w:szCs w:val="18"/>
-                <w:lang w:val="en-US"/>
-              </w:rPr>
-              <w:t xml:space="preserve">ОГРН {{ </w:t>
-            </w:r>
-            <w:proofErr w:type="spellStart"/>
-            <w:r>
-              <w:rPr>
-                <w:rFonts w:ascii="Arial" w:hAnsi="Arial" w:cs="Arial"/>
-                <w:sz w:val="18"/>
-                <w:szCs w:val="18"/>
-                <w:lang w:val="en-US"/>
-              </w:rPr>
-              <w:t>buyer_ogrn</w:t>
-            </w:r>
-            <w:proofErr w:type="spellEnd"/>
-            <w:r>
-              <w:rPr>
-                <w:rFonts w:ascii="Arial" w:hAnsi="Arial" w:cs="Arial"/>
-                <w:sz w:val="18"/>
-                <w:szCs w:val="18"/>
-                <w:lang w:val="en-US"/>
-              </w:rPr>
-              <w:t xml:space="preserve"> }}</w:t>
-            </w:r>
-          </w:p>
-          <w:p>
-            <w:pPr>
-              <w:pStyle w:val="ConsPlusNonformat"/>
-              <w:rPr>
-                <w:rFonts w:ascii="Arial" w:hAnsi="Arial" w:cs="Arial"/>
-                <w:sz w:val="18"/>
-                <w:szCs w:val="18"/>
-                <w:lang w:val="en-US"/>
-              </w:rPr>
-            </w:pPr>
-            <w:r>
-              <w:rPr>
-                <w:rFonts w:ascii="Arial" w:hAnsi="Arial" w:cs="Arial"/>
-                <w:sz w:val="18"/>
-                <w:szCs w:val="18"/>
-                <w:lang w:val="en-US"/>
-              </w:rPr>
-              <w:t xml:space="preserve">ИНН {{ </w:t>
-            </w:r>
-            <w:proofErr w:type="spellStart"/>
-            <w:r>
-              <w:rPr>
-                <w:rFonts w:ascii="Arial" w:hAnsi="Arial" w:cs="Arial"/>
-                <w:sz w:val="18"/>
-                <w:szCs w:val="18"/>
-                <w:lang w:val="en-US"/>
-              </w:rPr>
-              <w:t>buyer_inn</w:t>
-            </w:r>
-            <w:proofErr w:type="spellEnd"/>
-            <w:r>
-              <w:rPr>
-                <w:rFonts w:ascii="Arial" w:hAnsi="Arial" w:cs="Arial"/>
-                <w:sz w:val="18"/>
-                <w:szCs w:val="18"/>
-                <w:lang w:val="en-US"/>
-              </w:rPr>
-              <w:t xml:space="preserve"> }} КПП {{ </w:t>
-            </w:r>
-            <w:proofErr w:type="spellStart"/>
-            <w:r>
-              <w:rPr>
-                <w:rFonts w:ascii="Arial" w:hAnsi="Arial" w:cs="Arial"/>
-                <w:sz w:val="18"/>
-                <w:szCs w:val="18"/>
-                <w:lang w:val="en-US"/>
-              </w:rPr>
-              <w:t>buyer_kpp</w:t>
-            </w:r>
-            <w:proofErr w:type="spellEnd"/>
-            <w:r>
-              <w:rPr>
-                <w:rFonts w:ascii="Arial" w:hAnsi="Arial" w:cs="Arial"/>
-                <w:sz w:val="18"/>
-                <w:szCs w:val="18"/>
-                <w:lang w:val="en-US"/>
-              </w:rPr>
-              <w:t xml:space="preserve"> }}</w:t>
-            </w:r>
-          </w:p>
-          <w:p>
-            <w:pPr>
-              <w:pStyle w:val="ConsPlusNonformat"/>
-              <w:rPr>
-                <w:rFonts w:ascii="Arial" w:hAnsi="Arial" w:cs="Arial"/>
-                <w:sz w:val="18"/>
-                <w:szCs w:val="18"/>
-                <w:lang w:val="en-US"/>
-              </w:rPr>
-            </w:pPr>
-            <w:r>
-              <w:rPr>
-                <w:rFonts w:ascii="Arial" w:hAnsi="Arial" w:cs="Arial"/>
-                <w:sz w:val="18"/>
-                <w:szCs w:val="18"/>
-                <w:lang w:val="en-US"/>
-              </w:rPr>
-              <w:t xml:space="preserve">р/с {{ </w:t>
-            </w:r>
-            <w:proofErr w:type="spellStart"/>
-            <w:r>
-              <w:rPr>
-                <w:rFonts w:ascii="Arial" w:hAnsi="Arial" w:cs="Arial"/>
-                <w:sz w:val="18"/>
-                <w:szCs w:val="18"/>
-                <w:lang w:val="en-US"/>
-              </w:rPr>
-              <w:t>buyer_bank_account</w:t>
-            </w:r>
-            <w:proofErr w:type="spellEnd"/>
-            <w:r>
-              <w:rPr>
-                <w:rFonts w:ascii="Arial" w:hAnsi="Arial" w:cs="Arial"/>
-                <w:sz w:val="18"/>
-                <w:szCs w:val="18"/>
-                <w:lang w:val="en-US"/>
-              </w:rPr>
-              <w:t xml:space="preserve"> }}</w:t>
-            </w:r>
-          </w:p>
-          <w:p>
-            <w:pPr>
-              <w:pStyle w:val="ConsPlusNonformat"/>
-              <w:rPr>
-                <w:rFonts w:ascii="Arial" w:hAnsi="Arial" w:cs="Arial"/>
-                <w:sz w:val="18"/>
-                <w:szCs w:val="18"/>
-                <w:lang w:val="en-US"/>
-              </w:rPr>
-            </w:pPr>
-            <w:r>
-              <w:rPr>
-                <w:rFonts w:ascii="Arial" w:hAnsi="Arial" w:cs="Arial"/>
-                <w:sz w:val="18"/>
-                <w:szCs w:val="18"/>
-                <w:lang w:val="en-US"/>
-              </w:rPr>
-              <w:t xml:space="preserve">{{ </w:t>
-            </w:r>
-            <w:proofErr w:type="spellStart"/>
-            <w:r>
-              <w:rPr>
-                <w:rFonts w:ascii="Arial" w:hAnsi="Arial" w:cs="Arial"/>
-                <w:sz w:val="18"/>
-                <w:szCs w:val="18"/>
-                <w:lang w:val="en-US"/>
-              </w:rPr>
-              <w:t>buyer_bank_name</w:t>
-            </w:r>
-            <w:proofErr w:type="spellEnd"/>
-            <w:r>
-              <w:rPr>
-                <w:rFonts w:ascii="Arial" w:hAnsi="Arial" w:cs="Arial"/>
-                <w:sz w:val="18"/>
-                <w:szCs w:val="18"/>
-                <w:lang w:val="en-US"/>
-              </w:rPr>
-              <w:t xml:space="preserve"> }}</w:t>
-            </w:r>
-          </w:p>
-          <w:p>
-            <w:pPr>
-              <w:pStyle w:val="ConsPlusNonformat"/>
-              <w:rPr>
-                <w:rFonts w:ascii="Arial" w:hAnsi="Arial" w:cs="Arial"/>
-                <w:sz w:val="18"/>
-                <w:szCs w:val="18"/>
-                <w:lang w:val="en-US"/>
-              </w:rPr>
-            </w:pPr>
-            <w:r>
-              <w:rPr>
-                <w:rFonts w:ascii="Arial" w:hAnsi="Arial" w:cs="Arial"/>
-                <w:sz w:val="18"/>
-                <w:szCs w:val="18"/>
-                <w:lang w:val="en-US"/>
-              </w:rPr>
-              <w:t xml:space="preserve">БИК {{ </w:t>
-            </w:r>
-            <w:proofErr w:type="spellStart"/>
-            <w:r>
-              <w:rPr>
-                <w:rFonts w:ascii="Arial" w:hAnsi="Arial" w:cs="Arial"/>
-                <w:sz w:val="18"/>
-                <w:szCs w:val="18"/>
-                <w:lang w:val="en-US"/>
-              </w:rPr>
-              <w:t>buyer_bik</w:t>
-            </w:r>
-            <w:proofErr w:type="spellEnd"/>
-            <w:r>
-              <w:rPr>
-                <w:rFonts w:ascii="Arial" w:hAnsi="Arial" w:cs="Arial"/>
-                <w:sz w:val="18"/>
-                <w:szCs w:val="18"/>
-                <w:lang w:val="en-US"/>
-              </w:rPr>
-              <w:t xml:space="preserve"> }} к/с {{ </w:t>
-            </w:r>
-            <w:proofErr w:type="spellStart"/>
-            <w:r>
-              <w:rPr>
-                <w:rFonts w:ascii="Arial" w:hAnsi="Arial" w:cs="Arial"/>
-                <w:sz w:val="18"/>
-                <w:szCs w:val="18"/>
-                <w:lang w:val="en-US"/>
-              </w:rPr>
-              <w:t>buyer_corr_account</w:t>
-            </w:r>
-            <w:proofErr w:type="spellEnd"/>
-            <w:r>
-              <w:rPr>
-                <w:rFonts w:ascii="Arial" w:hAnsi="Arial" w:cs="Arial"/>
-                <w:sz w:val="18"/>
-                <w:szCs w:val="18"/>
-                <w:lang w:val="en-US"/>
-              </w:rPr>
-              <w:t xml:space="preserve"> }}{% endif %}</w:t>
+            <w:r>
+              <w:rPr>
+                <w:rFonts w:ascii="Arial" w:hAnsi="Arial" w:cs="Arial"/>
+                <w:sz w:val="18"/>
+                <w:szCs w:val="18"/>
+                <w:lang w:val="en-US"/>
+              </w:rPr>
+              <w:t>БИК {{ buyer_bik }} к/с {{ buyer_corr_account }}{% endif %}</w:t>
             </w:r>
           </w:p>
         </w:tc>
@@ -8705,29 +7098,7 @@
                 <w:szCs w:val="18"/>
                 <w:lang w:val="en-US"/>
               </w:rPr>
-              <w:t>{{</w:t>
-            </w:r>
-            <w:proofErr w:type="spellStart"/>
-            <w:r>
-              <w:rPr>
-                <w:rFonts w:ascii="Arial" w:hAnsi="Arial" w:cs="Arial"/>
-                <w:color w:val="000000"/>
-                <w:sz w:val="18"/>
-                <w:szCs w:val="18"/>
-                <w:lang w:val="en-US"/>
-              </w:rPr>
-              <w:t>seller_initials</w:t>
-            </w:r>
-            <w:proofErr w:type="spellEnd"/>
-            <w:r>
-              <w:rPr>
-                <w:rFonts w:ascii="Arial" w:hAnsi="Arial" w:cs="Arial"/>
-                <w:color w:val="000000"/>
-                <w:sz w:val="18"/>
-                <w:szCs w:val="18"/>
-                <w:lang w:val="en-US"/>
-              </w:rPr>
-              <w:t>}}/</w:t>
+              <w:t>{{seller_initials}}/</w:t>
             </w:r>
           </w:p>
         </w:tc>
@@ -8777,20 +7148,17 @@
                 <w:szCs w:val="18"/>
                 <w:lang w:val="en-US"/>
               </w:rPr>
-              <w:t xml:space="preserve">{% if </w:t>
-            </w:r>
-            <w:proofErr w:type="spellStart"/>
+              <w:t>{% if buyer_type in ['internal_company', 'external_company'] %}</w:t>
+            </w:r>
             <w:r>
               <w:rPr>
                 <w:rFonts w:ascii="Arial" w:hAnsi="Arial" w:cs="Arial"/>
                 <w:bCs/>
                 <w:sz w:val="18"/>
                 <w:szCs w:val="18"/>
-                <w:lang w:val="en-US"/>
-              </w:rPr>
-              <w:t>buyer_type</w:t>
-            </w:r>
-            <w:proofErr w:type="spellEnd"/>
+              </w:rPr>
+              <w:t>Ген</w:t>
+            </w:r>
             <w:r>
               <w:rPr>
                 <w:rFonts w:ascii="Arial" w:hAnsi="Arial" w:cs="Arial"/>
@@ -8799,20 +7167,17 @@
                 <w:szCs w:val="18"/>
                 <w:lang w:val="en-US"/>
               </w:rPr>
-              <w:t xml:space="preserve"> in ['</w:t>
-            </w:r>
-            <w:proofErr w:type="spellStart"/>
+              <w:t xml:space="preserve">. </w:t>
+            </w:r>
             <w:r>
               <w:rPr>
                 <w:rFonts w:ascii="Arial" w:hAnsi="Arial" w:cs="Arial"/>
                 <w:bCs/>
                 <w:sz w:val="18"/>
                 <w:szCs w:val="18"/>
-                <w:lang w:val="en-US"/>
-              </w:rPr>
-              <w:t>internal_company</w:t>
-            </w:r>
-            <w:proofErr w:type="spellEnd"/>
+              </w:rPr>
+              <w:t>директор</w:t>
+            </w:r>
             <w:r>
               <w:rPr>
                 <w:rFonts w:ascii="Arial" w:hAnsi="Arial" w:cs="Arial"/>
@@ -8821,9 +7186,17 @@
                 <w:szCs w:val="18"/>
                 <w:lang w:val="en-US"/>
               </w:rPr>
-              <w:t>', '</w:t>
-            </w:r>
-            <w:proofErr w:type="spellStart"/>
+              <w:t xml:space="preserve">{% endif %} </w:t>
+            </w:r>
+            <w:r>
+              <w:rPr>
+                <w:rFonts w:ascii="Arial" w:hAnsi="Arial" w:cs="Arial"/>
+                <w:sz w:val="18"/>
+                <w:szCs w:val="18"/>
+                <w:lang w:val="en-US"/>
+              </w:rPr>
+              <w:t>____________________/</w:t>
+            </w:r>
             <w:r>
               <w:rPr>
                 <w:rFonts w:ascii="Arial" w:hAnsi="Arial" w:cs="Arial"/>
@@ -8832,97 +7205,7 @@
                 <w:szCs w:val="18"/>
                 <w:lang w:val="en-US"/>
               </w:rPr>
-              <w:t>external_company</w:t>
-            </w:r>
-            <w:proofErr w:type="spellEnd"/>
-            <w:r>
-              <w:rPr>
-                <w:rFonts w:ascii="Arial" w:hAnsi="Arial" w:cs="Arial"/>
-                <w:bCs/>
-                <w:sz w:val="18"/>
-                <w:szCs w:val="18"/>
-                <w:lang w:val="en-US"/>
-              </w:rPr>
-              <w:t>'] %}</w:t>
-            </w:r>
-            <w:r>
-              <w:rPr>
-                <w:rFonts w:ascii="Arial" w:hAnsi="Arial" w:cs="Arial"/>
-                <w:bCs/>
-                <w:sz w:val="18"/>
-                <w:szCs w:val="18"/>
-              </w:rPr>
-              <w:t>Ген</w:t>
-            </w:r>
-            <w:r>
-              <w:rPr>
-                <w:rFonts w:ascii="Arial" w:hAnsi="Arial" w:cs="Arial"/>
-                <w:bCs/>
-                <w:sz w:val="18"/>
-                <w:szCs w:val="18"/>
-                <w:lang w:val="en-US"/>
-              </w:rPr>
-              <w:t xml:space="preserve">. </w:t>
-            </w:r>
-            <w:r>
-              <w:rPr>
-                <w:rFonts w:ascii="Arial" w:hAnsi="Arial" w:cs="Arial"/>
-                <w:bCs/>
-                <w:sz w:val="18"/>
-                <w:szCs w:val="18"/>
-              </w:rPr>
-              <w:t>директор</w:t>
-            </w:r>
-            <w:r>
-              <w:rPr>
-                <w:rFonts w:ascii="Arial" w:hAnsi="Arial" w:cs="Arial"/>
-                <w:bCs/>
-                <w:sz w:val="18"/>
-                <w:szCs w:val="18"/>
-                <w:lang w:val="en-US"/>
-              </w:rPr>
-              <w:t xml:space="preserve">{% endif %} </w:t>
-            </w:r>
-            <w:r>
-              <w:rPr>
-                <w:rFonts w:ascii="Arial" w:hAnsi="Arial" w:cs="Arial"/>
-                <w:sz w:val="18"/>
-                <w:szCs w:val="18"/>
-                <w:lang w:val="en-US"/>
-              </w:rPr>
-              <w:t>____________________/</w:t>
-            </w:r>
-            <w:r>
-              <w:rPr>
-                <w:rFonts w:ascii="Arial" w:hAnsi="Arial" w:cs="Arial"/>
-                <w:bCs/>
-                <w:sz w:val="18"/>
-                <w:szCs w:val="18"/>
-                <w:lang w:val="en-US"/>
-              </w:rPr>
-              <w:t>{{</w:t>
-            </w:r>
-            <w:proofErr w:type="spellStart"/>
-            <w:r>
-              <w:rPr>
-                <w:rFonts w:ascii="Arial" w:hAnsi="Arial" w:cs="Arial"/>
-                <w:bCs/>
-                <w:sz w:val="18"/>
-                <w:szCs w:val="18"/>
-                <w:lang w:val="en-US"/>
-              </w:rPr>
-              <w:t>buyer_initials</w:t>
-            </w:r>
-            <w:proofErr w:type="spellEnd"/>
-            <w:r>
-              <w:rPr>
-                <w:rFonts w:ascii="Arial" w:hAnsi="Arial" w:cs="Arial"/>
-                <w:bCs/>
-                <w:sz w:val="18"/>
-                <w:szCs w:val="18"/>
-                <w:lang w:val="en-US"/>
-              </w:rPr>
-              <w:t>}}</w:t>
+              <w:t>{{buyer_initials}}</w:t>
             </w:r>
             <w:r>
               <w:rPr>
@@ -9531,12 +7814,28 @@
       <w:r>
         <w:rPr>
           <w:rFonts w:ascii="Arial" w:hAnsi="Arial" w:cs="Arial"/>
-          <w:bCs/>
-          <w:sz w:val="18"/>
-          <w:szCs w:val="18"/>
-          <w:lang w:val="en-US"/>
-        </w:rPr>
-        <w:t>buyer</w:t>
+          <w:sz w:val="18"/>
+          <w:szCs w:val="18"/>
+          <w:lang w:val="en-US"/>
+        </w:rPr>
+        <w:t>prev</w:t>
+      </w:r>
+      <w:r>
+        <w:rPr>
+          <w:rFonts w:ascii="Arial" w:hAnsi="Arial" w:cs="Arial"/>
+          <w:sz w:val="18"/>
+          <w:szCs w:val="18"/>
+        </w:rPr>
+        <w:t>_</w:t>
+      </w:r>
+      <w:r>
+        <w:rPr>
+          <w:rFonts w:ascii="Arial" w:hAnsi="Arial" w:cs="Arial"/>
+          <w:sz w:val="18"/>
+          <w:szCs w:val="18"/>
+          <w:lang w:val="en-US"/>
+        </w:rPr>
+        <w:t>doc</w:t>
       </w:r>
       <w:r>
         <w:rPr>
@@ -9616,7 +7915,6 @@
         </w:rPr>
         <w:t xml:space="preserve">{{ </w:t>
       </w:r>
-      <w:proofErr w:type="spellStart"/>
       <w:r>
         <w:rPr>
           <w:rFonts w:ascii="Arial" w:hAnsi="Arial" w:cs="Arial"/>
@@ -9628,7 +7926,6 @@
         </w:rPr>
         <w:t>prev</w:t>
       </w:r>
-      <w:proofErr w:type="spellEnd"/>
       <w:r>
         <w:rPr>
           <w:rFonts w:ascii="Arial" w:hAnsi="Arial" w:cs="Arial"/>
@@ -9702,7 +7999,6 @@
         </w:rPr>
         <w:t xml:space="preserve"> }} {{ </w:t>
       </w:r>
-      <w:proofErr w:type="spellStart"/>
       <w:r>
         <w:rPr>
           <w:rFonts w:ascii="Arial" w:hAnsi="Arial" w:cs="Arial"/>
@@ -9714,7 +8010,6 @@
         </w:rPr>
         <w:t>prev</w:t>
       </w:r>
-      <w:proofErr w:type="spellEnd"/>
       <w:r>
         <w:rPr>
           <w:rFonts w:ascii="Arial" w:hAnsi="Arial" w:cs="Arial"/>
@@ -9788,7 +8083,6 @@
         </w:rPr>
         <w:t xml:space="preserve"> }} {{ </w:t>
       </w:r>
-      <w:proofErr w:type="spellStart"/>
       <w:r>
         <w:rPr>
           <w:rFonts w:ascii="Arial" w:hAnsi="Arial" w:cs="Arial"/>
@@ -9800,7 +8094,6 @@
         </w:rPr>
         <w:t>prev</w:t>
       </w:r>
-      <w:proofErr w:type="spellEnd"/>
       <w:r>
         <w:rPr>
           <w:rFonts w:ascii="Arial" w:hAnsi="Arial" w:cs="Arial"/>
@@ -9913,7 +8206,6 @@
         </w:rPr>
         <w:t xml:space="preserve">{% </w:t>
       </w:r>
-      <w:proofErr w:type="spellStart"/>
       <w:r>
         <w:rPr>
           <w:rFonts w:ascii="Arial" w:hAnsi="Arial" w:cs="Arial"/>
@@ -9924,7 +8216,6 @@
         </w:rPr>
         <w:t>elif</w:t>
       </w:r>
-      <w:proofErr w:type="spellEnd"/>
       <w:r>
         <w:rPr>
           <w:rFonts w:ascii="Arial" w:hAnsi="Arial" w:cs="Arial"/>
@@ -9937,17 +8228,15 @@
       <w:r>
         <w:rPr>
           <w:rFonts w:ascii="Arial" w:hAnsi="Arial" w:cs="Arial"/>
-          <w:bCs/>
-          <w:sz w:val="18"/>
-          <w:szCs w:val="18"/>
-          <w:lang w:val="en-US"/>
-        </w:rPr>
-        <w:t>buyer</w:t>
-      </w:r>
-      <w:r>
-        <w:rPr>
-          <w:rFonts w:ascii="Arial" w:hAnsi="Arial" w:cs="Arial"/>
-          <w:bCs/>
+          <w:sz w:val="18"/>
+          <w:szCs w:val="18"/>
+          <w:lang w:val="en-US"/>
+        </w:rPr>
+        <w:t>prev</w:t>
+      </w:r>
+      <w:r>
+        <w:rPr>
+          <w:rFonts w:ascii="Arial" w:hAnsi="Arial" w:cs="Arial"/>
           <w:sz w:val="18"/>
           <w:szCs w:val="18"/>
         </w:rPr>
@@ -9956,6 +8245,24 @@
       <w:r>
         <w:rPr>
           <w:rFonts w:ascii="Arial" w:hAnsi="Arial" w:cs="Arial"/>
+          <w:sz w:val="18"/>
+          <w:szCs w:val="18"/>
+          <w:lang w:val="en-US"/>
+        </w:rPr>
+        <w:t>doc</w:t>
+      </w:r>
+      <w:r>
+        <w:rPr>
+          <w:rFonts w:ascii="Arial" w:hAnsi="Arial" w:cs="Arial"/>
+          <w:bCs/>
+          <w:sz w:val="18"/>
+          <w:szCs w:val="18"/>
+        </w:rPr>
+        <w:t>_</w:t>
+      </w:r>
+      <w:r>
+        <w:rPr>
+          <w:rFonts w:ascii="Arial" w:hAnsi="Arial" w:cs="Arial"/>
           <w:bCs/>
           <w:sz w:val="18"/>
           <w:szCs w:val="18"/>
@@ -10085,7 +8392,6 @@
         </w:rPr>
         <w:t xml:space="preserve">{{ </w:t>
       </w:r>
-      <w:proofErr w:type="spellStart"/>
       <w:r>
         <w:rPr>
           <w:rFonts w:ascii="Arial" w:hAnsi="Arial" w:cs="Arial"/>
@@ -10097,7 +8403,6 @@
         </w:rPr>
         <w:t>prev</w:t>
       </w:r>
-      <w:proofErr w:type="spellEnd"/>
       <w:r>
         <w:rPr>
           <w:rFonts w:ascii="Arial" w:hAnsi="Arial" w:cs="Arial"/>
@@ -10150,7 +8455,6 @@
         </w:rPr>
         <w:t>_</w:t>
       </w:r>
-      <w:proofErr w:type="spellStart"/>
       <w:r>
         <w:rPr>
           <w:rFonts w:ascii="Arial" w:eastAsia="Times New Roman" w:hAnsi="Arial" w:cs="Arial"/>
@@ -10159,9 +8463,164 @@
           <w:sz w:val="18"/>
           <w:szCs w:val="18"/>
         </w:rPr>
+        <w:t>name }}</w:t>
+      </w:r>
+      <w:r>
+        <w:rPr>
+          <w:rFonts w:ascii="Arial" w:eastAsia="Times New Roman" w:hAnsi="Arial" w:cs="Arial"/>
+          <w:b/>
+          <w:bCs/>
+          <w:sz w:val="18"/>
+          <w:szCs w:val="18"/>
+        </w:rPr>
+        <w:t xml:space="preserve"> </w:t>
+      </w:r>
+      <w:r>
+        <w:rPr>
+          <w:rFonts w:ascii="Arial" w:eastAsia="Calibri" w:hAnsi="Arial" w:cs="Arial"/>
+          <w:bCs/>
+          <w:color w:val="000000"/>
+          <w:sz w:val="18"/>
+          <w:szCs w:val="18"/>
+          <w:lang w:eastAsia="en-US"/>
+        </w:rPr>
+        <w:t>именуем</w:t>
+      </w:r>
+      <w:r>
+        <w:rPr>
+          <w:rFonts w:ascii="Arial" w:eastAsia="Calibri" w:hAnsi="Arial" w:cs="Arial"/>
+          <w:bCs/>
+          <w:color w:val="000000"/>
+          <w:sz w:val="18"/>
+          <w:szCs w:val="18"/>
+          <w:lang w:eastAsia="en-US"/>
+        </w:rPr>
+        <w:t>ое</w:t>
+      </w:r>
+      <w:r>
+        <w:rPr>
+          <w:rFonts w:ascii="Arial" w:eastAsia="Calibri" w:hAnsi="Arial" w:cs="Arial"/>
+          <w:bCs/>
+          <w:color w:val="000000"/>
+          <w:sz w:val="18"/>
+          <w:szCs w:val="18"/>
+          <w:lang w:eastAsia="en-US"/>
+        </w:rPr>
+        <w:t xml:space="preserve"> в дальнейшем «Продавец», действующ</w:t>
+      </w:r>
+      <w:r>
+        <w:rPr>
+          <w:rFonts w:ascii="Arial" w:eastAsia="Calibri" w:hAnsi="Arial" w:cs="Arial"/>
+          <w:bCs/>
+          <w:color w:val="000000"/>
+          <w:sz w:val="18"/>
+          <w:szCs w:val="18"/>
+          <w:lang w:eastAsia="en-US"/>
+        </w:rPr>
+        <w:t>ее</w:t>
+      </w:r>
+      <w:r>
+        <w:rPr>
+          <w:rFonts w:ascii="Arial" w:hAnsi="Arial" w:cs="Arial"/>
+          <w:bCs/>
+          <w:sz w:val="18"/>
+          <w:szCs w:val="18"/>
+        </w:rPr>
+        <w:t xml:space="preserve">{% </w:t>
+      </w:r>
+      <w:r>
+        <w:rPr>
+          <w:rFonts w:ascii="Arial" w:hAnsi="Arial" w:cs="Arial"/>
+          <w:bCs/>
+          <w:sz w:val="18"/>
+          <w:szCs w:val="18"/>
+          <w:lang w:val="en-US"/>
+        </w:rPr>
+        <w:t>endif</w:t>
+      </w:r>
+      <w:r>
+        <w:rPr>
+          <w:rFonts w:ascii="Arial" w:hAnsi="Arial" w:cs="Arial"/>
+          <w:bCs/>
+          <w:sz w:val="18"/>
+          <w:szCs w:val="18"/>
+        </w:rPr>
+        <w:t xml:space="preserve"> %}</w:t>
+      </w:r>
+      <w:r>
+        <w:rPr>
+          <w:rFonts w:ascii="Arial" w:eastAsia="Times New Roman" w:hAnsi="Arial" w:cs="Arial"/>
+          <w:b/>
+          <w:bCs/>
+          <w:sz w:val="18"/>
+          <w:szCs w:val="18"/>
+        </w:rPr>
+        <w:t xml:space="preserve"> </w:t>
+      </w:r>
+      <w:r>
+        <w:rPr>
+          <w:rFonts w:ascii="Arial" w:eastAsia="Calibri" w:hAnsi="Arial" w:cs="Arial"/>
+          <w:bCs/>
+          <w:color w:val="000000"/>
+          <w:sz w:val="18"/>
+          <w:szCs w:val="18"/>
+          <w:lang w:eastAsia="en-US"/>
+        </w:rPr>
+        <w:t>через представителя</w:t>
+      </w:r>
+      <w:r>
+        <w:rPr>
+          <w:rFonts w:ascii="Arial" w:eastAsia="Calibri" w:hAnsi="Arial" w:cs="Arial"/>
+          <w:b/>
+          <w:color w:val="000000"/>
+          <w:sz w:val="18"/>
+          <w:szCs w:val="18"/>
+          <w:lang w:eastAsia="en-US"/>
+        </w:rPr>
+        <w:t xml:space="preserve"> </w:t>
+      </w:r>
+      <w:r>
+        <w:rPr>
+          <w:rFonts w:ascii="Arial" w:eastAsia="Times New Roman" w:hAnsi="Arial" w:cs="Arial"/>
+          <w:b/>
+          <w:bCs/>
+          <w:sz w:val="18"/>
+          <w:szCs w:val="18"/>
+        </w:rPr>
+        <w:t>{{ s</w:t>
+      </w:r>
+      <w:r>
+        <w:rPr>
+          <w:rFonts w:ascii="Arial" w:eastAsia="Times New Roman" w:hAnsi="Arial" w:cs="Arial"/>
+          <w:b/>
+          <w:bCs/>
+          <w:sz w:val="18"/>
+          <w:szCs w:val="18"/>
+          <w:lang w:val="en-US"/>
+        </w:rPr>
+        <w:t>eller</w:t>
+      </w:r>
+      <w:r>
+        <w:rPr>
+          <w:rFonts w:ascii="Arial" w:eastAsia="Times New Roman" w:hAnsi="Arial" w:cs="Arial"/>
+          <w:b/>
+          <w:bCs/>
+          <w:sz w:val="18"/>
+          <w:szCs w:val="18"/>
+        </w:rPr>
+        <w:t>_</w:t>
+      </w:r>
+      <w:r>
+        <w:rPr>
+          <w:rFonts w:ascii="Arial" w:eastAsia="Times New Roman" w:hAnsi="Arial" w:cs="Arial"/>
+          <w:b/>
+          <w:bCs/>
+          <w:sz w:val="18"/>
+          <w:szCs w:val="18"/>
+          <w:lang w:val="en-US"/>
+        </w:rPr>
         <w:t>name</w:t>
       </w:r>
-      <w:proofErr w:type="spellEnd"/>
       <w:r>
         <w:rPr>
           <w:rFonts w:ascii="Arial" w:eastAsia="Times New Roman" w:hAnsi="Arial" w:cs="Arial"/>
@@ -10175,12 +8634,10 @@
       <w:r>
         <w:rPr>
           <w:rFonts w:ascii="Arial" w:eastAsia="Times New Roman" w:hAnsi="Arial" w:cs="Arial"/>
-          <w:b/>
-          <w:bCs/>
-          <w:sz w:val="18"/>
-          <w:szCs w:val="18"/>
-        </w:rPr>
-        <w:t xml:space="preserve"> </w:t>
+          <w:sz w:val="18"/>
+          <w:szCs w:val="18"/>
+        </w:rPr>
+        <w:t>,</w:t>
       </w:r>
       <w:r>
         <w:rPr>
@@ -10191,197 +8648,7 @@
           <w:szCs w:val="18"/>
           <w:lang w:eastAsia="en-US"/>
         </w:rPr>
-        <w:t>именуем</w:t>
-      </w:r>
-      <w:r>
-        <w:rPr>
-          <w:rFonts w:ascii="Arial" w:eastAsia="Calibri" w:hAnsi="Arial" w:cs="Arial"/>
-          <w:bCs/>
-          <w:color w:val="000000"/>
-          <w:sz w:val="18"/>
-          <w:szCs w:val="18"/>
-          <w:lang w:eastAsia="en-US"/>
-        </w:rPr>
-        <w:t>ое</w:t>
-      </w:r>
-      <w:r>
-        <w:rPr>
-          <w:rFonts w:ascii="Arial" w:eastAsia="Calibri" w:hAnsi="Arial" w:cs="Arial"/>
-          <w:bCs/>
-          <w:color w:val="000000"/>
-          <w:sz w:val="18"/>
-          <w:szCs w:val="18"/>
-          <w:lang w:eastAsia="en-US"/>
-        </w:rPr>
-        <w:t xml:space="preserve"> в дальнейшем «Продавец», действующ</w:t>
-      </w:r>
-      <w:r>
-        <w:rPr>
-          <w:rFonts w:ascii="Arial" w:eastAsia="Calibri" w:hAnsi="Arial" w:cs="Arial"/>
-          <w:bCs/>
-          <w:color w:val="000000"/>
-          <w:sz w:val="18"/>
-          <w:szCs w:val="18"/>
-          <w:lang w:eastAsia="en-US"/>
-        </w:rPr>
-        <w:t>ее</w:t>
-      </w:r>
-      <w:r>
-        <w:rPr>
-          <w:rFonts w:ascii="Arial" w:hAnsi="Arial" w:cs="Arial"/>
-          <w:bCs/>
-          <w:sz w:val="18"/>
-          <w:szCs w:val="18"/>
-        </w:rPr>
-        <w:t xml:space="preserve">{% </w:t>
-      </w:r>
-      <w:r>
-        <w:rPr>
-          <w:rFonts w:ascii="Arial" w:hAnsi="Arial" w:cs="Arial"/>
-          <w:bCs/>
-          <w:sz w:val="18"/>
-          <w:szCs w:val="18"/>
-          <w:lang w:val="en-US"/>
-        </w:rPr>
-        <w:t>endif</w:t>
-      </w:r>
-      <w:r>
-        <w:rPr>
-          <w:rFonts w:ascii="Arial" w:hAnsi="Arial" w:cs="Arial"/>
-          <w:bCs/>
-          <w:sz w:val="18"/>
-          <w:szCs w:val="18"/>
-        </w:rPr>
-        <w:t xml:space="preserve"> %}</w:t>
-      </w:r>
-      <w:r>
-        <w:rPr>
-          <w:rFonts w:ascii="Arial" w:eastAsia="Times New Roman" w:hAnsi="Arial" w:cs="Arial"/>
-          <w:b/>
-          <w:bCs/>
-          <w:sz w:val="18"/>
-          <w:szCs w:val="18"/>
-        </w:rPr>
-        <w:t xml:space="preserve"> </w:t>
-      </w:r>
-      <w:r>
-        <w:rPr>
-          <w:rFonts w:ascii="Arial" w:eastAsia="Calibri" w:hAnsi="Arial" w:cs="Arial"/>
-          <w:bCs/>
-          <w:color w:val="000000"/>
-          <w:sz w:val="18"/>
-          <w:szCs w:val="18"/>
-          <w:lang w:eastAsia="en-US"/>
-        </w:rPr>
-        <w:t>через представителя</w:t>
-      </w:r>
-      <w:r>
-        <w:rPr>
-          <w:rFonts w:ascii="Arial" w:eastAsia="Calibri" w:hAnsi="Arial" w:cs="Arial"/>
-          <w:b/>
-          <w:color w:val="000000"/>
-          <w:sz w:val="18"/>
-          <w:szCs w:val="18"/>
-          <w:lang w:eastAsia="en-US"/>
-        </w:rPr>
-        <w:t xml:space="preserve"> </w:t>
-      </w:r>
-      <w:r>
-        <w:rPr>
-          <w:rFonts w:ascii="Arial" w:eastAsia="Times New Roman" w:hAnsi="Arial" w:cs="Arial"/>
-          <w:b/>
-          <w:bCs/>
-          <w:sz w:val="18"/>
-          <w:szCs w:val="18"/>
-        </w:rPr>
-        <w:t>{{ s</w:t>
-      </w:r>
-      <w:proofErr w:type="spellStart"/>
-      <w:r>
-        <w:rPr>
-          <w:rFonts w:ascii="Arial" w:eastAsia="Times New Roman" w:hAnsi="Arial" w:cs="Arial"/>
-          <w:b/>
-          <w:bCs/>
-          <w:sz w:val="18"/>
-          <w:szCs w:val="18"/>
-          <w:lang w:val="en-US"/>
-        </w:rPr>
-        <w:t>eller</w:t>
-      </w:r>
-      <w:proofErr w:type="spellEnd"/>
-      <w:r>
-        <w:rPr>
-          <w:rFonts w:ascii="Arial" w:eastAsia="Times New Roman" w:hAnsi="Arial" w:cs="Arial"/>
-          <w:b/>
-          <w:bCs/>
-          <w:sz w:val="18"/>
-          <w:szCs w:val="18"/>
-        </w:rPr>
-        <w:t>_</w:t>
-      </w:r>
-      <w:r>
-        <w:rPr>
-          <w:rFonts w:ascii="Arial" w:eastAsia="Times New Roman" w:hAnsi="Arial" w:cs="Arial"/>
-          <w:b/>
-          <w:bCs/>
-          <w:sz w:val="18"/>
-          <w:szCs w:val="18"/>
-          <w:lang w:val="en-US"/>
-        </w:rPr>
-        <w:t>name</w:t>
-      </w:r>
-      <w:r>
-        <w:rPr>
-          <w:rFonts w:ascii="Arial" w:eastAsia="Times New Roman" w:hAnsi="Arial" w:cs="Arial"/>
-          <w:b/>
-          <w:bCs/>
-          <w:sz w:val="18"/>
-          <w:szCs w:val="18"/>
-        </w:rPr>
-        <w:t xml:space="preserve"> }}</w:t>
-      </w:r>
-      <w:r>
-        <w:rPr>
-          <w:rFonts w:ascii="Arial" w:eastAsia="Times New Roman" w:hAnsi="Arial" w:cs="Arial"/>
-          <w:sz w:val="18"/>
-          <w:szCs w:val="18"/>
-        </w:rPr>
-        <w:t>,</w:t>
-      </w:r>
-      <w:r>
-        <w:rPr>
-          <w:rFonts w:ascii="Arial" w:eastAsia="Calibri" w:hAnsi="Arial" w:cs="Arial"/>
-          <w:bCs/>
-          <w:color w:val="000000"/>
-          <w:sz w:val="18"/>
-          <w:szCs w:val="18"/>
-          <w:lang w:eastAsia="en-US"/>
-        </w:rPr>
-        <w:t xml:space="preserve"> в лице Генерального директора </w:t>
-      </w:r>
-      <w:proofErr w:type="spellStart"/>
-      <w:r>
-        <w:rPr>
-          <w:rFonts w:ascii="Arial" w:eastAsia="Calibri" w:hAnsi="Arial" w:cs="Arial"/>
-          <w:bCs/>
-          <w:color w:val="000000"/>
-          <w:sz w:val="18"/>
-          <w:szCs w:val="18"/>
-          <w:lang w:eastAsia="en-US"/>
-        </w:rPr>
-        <w:t>Мерлинова</w:t>
-      </w:r>
-      <w:proofErr w:type="spellEnd"/>
-      <w:r>
-        <w:rPr>
-          <w:rFonts w:ascii="Arial" w:eastAsia="Calibri" w:hAnsi="Arial" w:cs="Arial"/>
-          <w:bCs/>
-          <w:color w:val="000000"/>
-          <w:sz w:val="18"/>
-          <w:szCs w:val="18"/>
-          <w:lang w:eastAsia="en-US"/>
-        </w:rPr>
-        <w:t xml:space="preserve"> Романа Юрьевича, действующего на основании доверенности </w:t>
+        <w:t xml:space="preserve"> в лице Генерального директора Мерлинова Романа Юрьевича, действующего на основании доверенности </w:t>
       </w:r>
       <w:r>
         <w:rPr>
@@ -10400,7 +8667,6 @@
         </w:rPr>
         <w:t>{{</w:t>
       </w:r>
-      <w:proofErr w:type="spellStart"/>
       <w:r>
         <w:rPr>
           <w:rFonts w:ascii="Arial" w:hAnsi="Arial" w:cs="Arial"/>
@@ -10411,7 +8677,6 @@
         </w:rPr>
         <w:t>prev</w:t>
       </w:r>
-      <w:proofErr w:type="spellEnd"/>
       <w:r>
         <w:rPr>
           <w:rFonts w:ascii="Arial" w:hAnsi="Arial" w:cs="Arial"/>
@@ -10793,31 +9058,7 @@
           <w:szCs w:val="18"/>
           <w:lang w:eastAsia="en-US"/>
         </w:rPr>
-        <w:t>, именуемый(</w:t>
-      </w:r>
-      <w:proofErr w:type="spellStart"/>
-      <w:r>
-        <w:rPr>
-          <w:rFonts w:ascii="Arial" w:eastAsia="Calibri" w:hAnsi="Arial" w:cs="Arial"/>
-          <w:bCs/>
-          <w:color w:val="000000"/>
-          <w:sz w:val="18"/>
-          <w:szCs w:val="18"/>
-          <w:lang w:eastAsia="en-US"/>
-        </w:rPr>
-        <w:t>ая</w:t>
-      </w:r>
-      <w:proofErr w:type="spellEnd"/>
-      <w:r>
-        <w:rPr>
-          <w:rFonts w:ascii="Arial" w:eastAsia="Calibri" w:hAnsi="Arial" w:cs="Arial"/>
-          <w:bCs/>
-          <w:color w:val="000000"/>
-          <w:sz w:val="18"/>
-          <w:szCs w:val="18"/>
-          <w:lang w:eastAsia="en-US"/>
-        </w:rPr>
-        <w:t>)</w:t>
+        <w:t>, именуемый(ая)</w:t>
       </w:r>
       <w:r>
         <w:rPr>
@@ -10828,7 +9069,6 @@
         </w:rPr>
         <w:t xml:space="preserve">{% </w:t>
       </w:r>
-      <w:proofErr w:type="spellStart"/>
       <w:r>
         <w:rPr>
           <w:rFonts w:ascii="Arial" w:hAnsi="Arial" w:cs="Arial"/>
@@ -10839,7 +9079,6 @@
         </w:rPr>
         <w:t>elif</w:t>
       </w:r>
-      <w:proofErr w:type="spellEnd"/>
       <w:r>
         <w:rPr>
           <w:rFonts w:ascii="Arial" w:hAnsi="Arial" w:cs="Arial"/>
@@ -11042,7 +9281,6 @@
         </w:rPr>
         <w:t>_</w:t>
       </w:r>
-      <w:proofErr w:type="spellStart"/>
       <w:r>
         <w:rPr>
           <w:rFonts w:ascii="Arial" w:eastAsia="Times New Roman" w:hAnsi="Arial" w:cs="Arial"/>
@@ -11051,18 +9289,7 @@
           <w:sz w:val="18"/>
           <w:szCs w:val="18"/>
         </w:rPr>
-        <w:t>name</w:t>
-      </w:r>
-      <w:proofErr w:type="spellEnd"/>
-      <w:r>
-        <w:rPr>
-          <w:rFonts w:ascii="Arial" w:eastAsia="Times New Roman" w:hAnsi="Arial" w:cs="Arial"/>
-          <w:b/>
-          <w:bCs/>
-          <w:sz w:val="18"/>
-          <w:szCs w:val="18"/>
-        </w:rPr>
-        <w:t xml:space="preserve"> }} </w:t>
+        <w:t xml:space="preserve">name }} </w:t>
       </w:r>
       <w:r>
         <w:rPr>
@@ -11358,27 +9585,7 @@
                 <w:szCs w:val="18"/>
                 <w:lang w:val="en-US"/>
               </w:rPr>
-              <w:t>{{</w:t>
-            </w:r>
-            <w:proofErr w:type="spellStart"/>
-            <w:r>
-              <w:rPr>
-                <w:rFonts w:ascii="Arial" w:hAnsi="Arial" w:cs="Arial"/>
-                <w:sz w:val="18"/>
-                <w:szCs w:val="18"/>
-                <w:lang w:val="en-US"/>
-              </w:rPr>
-              <w:t>make_model</w:t>
-            </w:r>
-            <w:proofErr w:type="spellEnd"/>
-            <w:r>
-              <w:rPr>
-                <w:rFonts w:ascii="Arial" w:hAnsi="Arial" w:cs="Arial"/>
-                <w:sz w:val="18"/>
-                <w:szCs w:val="18"/>
-                <w:lang w:val="en-US"/>
-              </w:rPr>
-              <w:t>}}</w:t>
+              <w:t>{{make_model}}</w:t>
             </w:r>
           </w:p>
         </w:tc>
@@ -12011,17 +10218,7 @@
                 <w:szCs w:val="18"/>
                 <w:lang w:val="en-US"/>
               </w:rPr>
-              <w:t>{{</w:t>
-            </w:r>
-            <w:proofErr w:type="spellStart"/>
-            <w:r>
-              <w:rPr>
-                <w:rFonts w:ascii="Arial" w:hAnsi="Arial" w:cs="Arial"/>
-                <w:sz w:val="18"/>
-                <w:szCs w:val="18"/>
-                <w:lang w:val="en-US"/>
-              </w:rPr>
-              <w:t>pts</w:t>
+              <w:t>{{pts</w:t>
             </w:r>
             <w:r>
               <w:rPr>
@@ -12041,17 +10238,7 @@
                 <w:szCs w:val="18"/>
                 <w:lang w:val="en-US"/>
               </w:rPr>
-              <w:t>id</w:t>
-            </w:r>
-            <w:proofErr w:type="spellEnd"/>
-            <w:r>
-              <w:rPr>
-                <w:rFonts w:ascii="Arial" w:hAnsi="Arial" w:cs="Arial"/>
-                <w:sz w:val="18"/>
-                <w:szCs w:val="18"/>
-                <w:lang w:val="en-US"/>
-              </w:rPr>
-              <w:t xml:space="preserve">}} </w:t>
+              <w:t xml:space="preserve">id}} </w:t>
             </w:r>
             <w:r>
               <w:rPr>
@@ -12068,27 +10255,7 @@
                 <w:szCs w:val="18"/>
                 <w:lang w:val="en-US"/>
               </w:rPr>
-              <w:t xml:space="preserve"> {{</w:t>
-            </w:r>
-            <w:proofErr w:type="spellStart"/>
-            <w:r>
-              <w:rPr>
-                <w:rFonts w:ascii="Arial" w:hAnsi="Arial" w:cs="Arial"/>
-                <w:sz w:val="18"/>
-                <w:szCs w:val="18"/>
-                <w:lang w:val="en-US"/>
-              </w:rPr>
-              <w:t>pts_date</w:t>
-            </w:r>
-            <w:proofErr w:type="spellEnd"/>
-            <w:r>
-              <w:rPr>
-                <w:rFonts w:ascii="Arial" w:hAnsi="Arial" w:cs="Arial"/>
-                <w:sz w:val="18"/>
-                <w:szCs w:val="18"/>
-                <w:lang w:val="en-US"/>
-              </w:rPr>
-              <w:t>}}</w:t>
+              <w:t xml:space="preserve"> {{pts_date}}</w:t>
             </w:r>
           </w:p>
         </w:tc>
@@ -12168,67 +10335,7 @@
                 <w:szCs w:val="18"/>
                 <w:lang w:val="en-US"/>
               </w:rPr>
-              <w:t xml:space="preserve">{% if </w:t>
-            </w:r>
-            <w:proofErr w:type="spellStart"/>
-            <w:r>
-              <w:rPr>
-                <w:rFonts w:ascii="Arial" w:hAnsi="Arial" w:cs="Arial"/>
-                <w:sz w:val="18"/>
-                <w:szCs w:val="18"/>
-                <w:lang w:val="en-US"/>
-              </w:rPr>
-              <w:t>sts_id</w:t>
-            </w:r>
-            <w:proofErr w:type="spellEnd"/>
-            <w:r>
-              <w:rPr>
-                <w:rFonts w:ascii="Arial" w:hAnsi="Arial" w:cs="Arial"/>
-                <w:sz w:val="18"/>
-                <w:szCs w:val="18"/>
-                <w:lang w:val="en-US"/>
-              </w:rPr>
-              <w:t xml:space="preserve"> and </w:t>
-            </w:r>
-            <w:proofErr w:type="spellStart"/>
-            <w:r>
-              <w:rPr>
-                <w:rFonts w:ascii="Arial" w:hAnsi="Arial" w:cs="Arial"/>
-                <w:sz w:val="18"/>
-                <w:szCs w:val="18"/>
-                <w:lang w:val="en-US"/>
-              </w:rPr>
-              <w:t>sts_date</w:t>
-            </w:r>
-            <w:proofErr w:type="spellEnd"/>
-            <w:r>
-              <w:rPr>
-                <w:rFonts w:ascii="Arial" w:hAnsi="Arial" w:cs="Arial"/>
-                <w:sz w:val="18"/>
-                <w:szCs w:val="18"/>
-                <w:lang w:val="en-US"/>
-              </w:rPr>
-              <w:t xml:space="preserve"> %}{{ </w:t>
-            </w:r>
-            <w:proofErr w:type="spellStart"/>
-            <w:r>
-              <w:rPr>
-                <w:rFonts w:ascii="Arial" w:hAnsi="Arial" w:cs="Arial"/>
-                <w:sz w:val="18"/>
-                <w:szCs w:val="18"/>
-                <w:lang w:val="en-US"/>
-              </w:rPr>
-              <w:t>sts_id</w:t>
-            </w:r>
-            <w:proofErr w:type="spellEnd"/>
-            <w:r>
-              <w:rPr>
-                <w:rFonts w:ascii="Arial" w:hAnsi="Arial" w:cs="Arial"/>
-                <w:sz w:val="18"/>
-                <w:szCs w:val="18"/>
-                <w:lang w:val="en-US"/>
-              </w:rPr>
-              <w:t xml:space="preserve"> }} </w:t>
+              <w:t xml:space="preserve">{% if sts_id and sts_date %}{{ sts_id }} </w:t>
             </w:r>
             <w:r>
               <w:rPr>
@@ -12245,27 +10352,7 @@
                 <w:szCs w:val="18"/>
                 <w:lang w:val="en-US"/>
               </w:rPr>
-              <w:t xml:space="preserve"> {{ </w:t>
-            </w:r>
-            <w:proofErr w:type="spellStart"/>
-            <w:r>
-              <w:rPr>
-                <w:rFonts w:ascii="Arial" w:hAnsi="Arial" w:cs="Arial"/>
-                <w:sz w:val="18"/>
-                <w:szCs w:val="18"/>
-                <w:lang w:val="en-US"/>
-              </w:rPr>
-              <w:t>sts_date</w:t>
-            </w:r>
-            <w:proofErr w:type="spellEnd"/>
-            <w:r>
-              <w:rPr>
-                <w:rFonts w:ascii="Arial" w:hAnsi="Arial" w:cs="Arial"/>
-                <w:sz w:val="18"/>
-                <w:szCs w:val="18"/>
-                <w:lang w:val="en-US"/>
-              </w:rPr>
-              <w:t xml:space="preserve"> }}{% else %}</w:t>
+              <w:t xml:space="preserve"> {{ sts_date }}{% else %}</w:t>
             </w:r>
             <w:r>
               <w:rPr>
@@ -12363,37 +10450,7 @@
                 <w:szCs w:val="18"/>
                 <w:lang w:val="en-US"/>
               </w:rPr>
-              <w:t xml:space="preserve">{% if </w:t>
-            </w:r>
-            <w:proofErr w:type="spellStart"/>
-            <w:r>
-              <w:rPr>
-                <w:rFonts w:ascii="Arial" w:hAnsi="Arial" w:cs="Arial"/>
-                <w:sz w:val="18"/>
-                <w:szCs w:val="18"/>
-                <w:lang w:val="en-US"/>
-              </w:rPr>
-              <w:t>reg_number</w:t>
-            </w:r>
-            <w:proofErr w:type="spellEnd"/>
-            <w:r>
-              <w:rPr>
-                <w:rFonts w:ascii="Arial" w:hAnsi="Arial" w:cs="Arial"/>
-                <w:sz w:val="18"/>
-                <w:szCs w:val="18"/>
-                <w:lang w:val="en-US"/>
-              </w:rPr>
-              <w:t xml:space="preserve"> %}{{</w:t>
-            </w:r>
-            <w:proofErr w:type="spellStart"/>
-            <w:r>
-              <w:rPr>
-                <w:rFonts w:ascii="Arial" w:hAnsi="Arial" w:cs="Arial"/>
-                <w:sz w:val="18"/>
-                <w:szCs w:val="18"/>
-                <w:lang w:val="en-US"/>
-              </w:rPr>
-              <w:t>reg</w:t>
+              <w:t>{% if reg_number %}{{reg</w:t>
             </w:r>
             <w:r>
               <w:rPr>
@@ -12413,17 +10470,7 @@
                 <w:szCs w:val="18"/>
                 <w:lang w:val="en-US"/>
               </w:rPr>
-              <w:t>number</w:t>
-            </w:r>
-            <w:proofErr w:type="spellEnd"/>
-            <w:r>
-              <w:rPr>
-                <w:rFonts w:ascii="Arial" w:hAnsi="Arial" w:cs="Arial"/>
-                <w:sz w:val="18"/>
-                <w:szCs w:val="18"/>
-                <w:lang w:val="en-US"/>
-              </w:rPr>
-              <w:t>}}{% else %}</w:t>
+              <w:t>number}}{% else %}</w:t>
             </w:r>
             <w:r>
               <w:rPr>
@@ -12821,27 +10868,7 @@
                 <w:szCs w:val="18"/>
                 <w:lang w:val="en-US"/>
               </w:rPr>
-              <w:t xml:space="preserve">{% if </w:t>
-            </w:r>
-            <w:proofErr w:type="spellStart"/>
-            <w:r>
-              <w:rPr>
-                <w:rFonts w:ascii="Arial" w:hAnsi="Arial" w:cs="Arial"/>
-                <w:sz w:val="18"/>
-                <w:szCs w:val="18"/>
-                <w:lang w:val="en-US"/>
-              </w:rPr>
-              <w:t>seller_type</w:t>
-            </w:r>
-            <w:proofErr w:type="spellEnd"/>
-            <w:r>
-              <w:rPr>
-                <w:rFonts w:ascii="Arial" w:hAnsi="Arial" w:cs="Arial"/>
-                <w:sz w:val="18"/>
-                <w:szCs w:val="18"/>
-                <w:lang w:val="en-US"/>
-              </w:rPr>
-              <w:t xml:space="preserve"> == </w:t>
+              <w:t xml:space="preserve">{% if seller_type == </w:t>
             </w:r>
             <w:r>
               <w:rPr>
@@ -12897,9 +10924,17 @@
                 <w:szCs w:val="18"/>
                 <w:lang w:val="en-US"/>
               </w:rPr>
-              <w:t xml:space="preserve">{{ </w:t>
-            </w:r>
-            <w:proofErr w:type="spellStart"/>
+              <w:t>{{ prev_doc_last_name }} {{ prev_doc_first_name }} {{ prev_doc_middle_name }}</w:t>
+            </w:r>
+            <w:r>
+              <w:rPr>
+                <w:rFonts w:ascii="Arial" w:hAnsi="Arial" w:cs="Arial"/>
+                <w:sz w:val="18"/>
+                <w:szCs w:val="18"/>
+                <w:lang w:val="en-US"/>
+              </w:rPr>
+              <w:t>,</w:t>
+            </w:r>
             <w:r>
               <w:rPr>
                 <w:rFonts w:ascii="Arial" w:hAnsi="Arial" w:cs="Arial"/>
@@ -12909,9 +10944,114 @@
                 <w:szCs w:val="18"/>
                 <w:lang w:val="en-US"/>
               </w:rPr>
-              <w:t>prev_doc_last_name</w:t>
-            </w:r>
-            <w:proofErr w:type="spellEnd"/>
+              <w:t xml:space="preserve"> </w:t>
+            </w:r>
+            <w:r>
+              <w:rPr>
+                <w:rFonts w:ascii="Arial" w:hAnsi="Arial" w:cs="Arial"/>
+                <w:sz w:val="18"/>
+                <w:szCs w:val="18"/>
+                <w:lang w:val="en-US"/>
+              </w:rPr>
+              <w:t>{{ prev_doc_birth_date }} г.р.</w:t>
+            </w:r>
+          </w:p>
+          <w:p>
+            <w:pPr>
+              <w:pStyle w:val="ConsPlusNonformat"/>
+              <w:rPr>
+                <w:rFonts w:ascii="Arial" w:hAnsi="Arial" w:cs="Arial"/>
+                <w:sz w:val="18"/>
+                <w:szCs w:val="18"/>
+                <w:lang w:val="en-US"/>
+              </w:rPr>
+            </w:pPr>
+            <w:r>
+              <w:rPr>
+                <w:rFonts w:ascii="Arial" w:hAnsi="Arial" w:cs="Arial"/>
+                <w:sz w:val="18"/>
+                <w:szCs w:val="18"/>
+                <w:lang w:val="en-US"/>
+              </w:rPr>
+              <w:t>Паспорт РФ {{ prev_doc_licence_number }} выдан {{ prev_doc_issue_date }} {{ prev_doc_issue_organization }}</w:t>
+            </w:r>
+          </w:p>
+          <w:p>
+            <w:pPr>
+              <w:pStyle w:val="ConsPlusNonformat"/>
+              <w:rPr>
+                <w:rFonts w:ascii="Arial" w:hAnsi="Arial" w:cs="Arial"/>
+                <w:sz w:val="18"/>
+                <w:szCs w:val="18"/>
+                <w:lang w:val="en-US"/>
+              </w:rPr>
+            </w:pPr>
+            <w:r>
+              <w:rPr>
+                <w:rFonts w:ascii="Arial" w:hAnsi="Arial" w:cs="Arial"/>
+                <w:sz w:val="18"/>
+                <w:szCs w:val="18"/>
+              </w:rPr>
+              <w:t>Зарегистрирован</w:t>
+            </w:r>
+            <w:r>
+              <w:rPr>
+                <w:rFonts w:ascii="Arial" w:hAnsi="Arial" w:cs="Arial"/>
+                <w:sz w:val="18"/>
+                <w:szCs w:val="18"/>
+                <w:lang w:val="en-US"/>
+              </w:rPr>
+              <w:t>: {{ prev_doc_full_address }}</w:t>
+            </w:r>
+          </w:p>
+          <w:p>
+            <w:pPr>
+              <w:pStyle w:val="ConsPlusNonformat"/>
+              <w:spacing w:line="256" w:lineRule="auto"/>
+              <w:rPr>
+                <w:rFonts w:ascii="Arial" w:hAnsi="Arial" w:cs="Arial"/>
+                <w:sz w:val="18"/>
+                <w:szCs w:val="18"/>
+                <w:lang w:val="en-US"/>
+              </w:rPr>
+            </w:pPr>
+            <w:r>
+              <w:rPr>
+                <w:rFonts w:ascii="Arial" w:hAnsi="Arial" w:cs="Arial"/>
+                <w:sz w:val="18"/>
+                <w:szCs w:val="18"/>
+              </w:rPr>
+              <w:t>ИНН</w:t>
+            </w:r>
+            <w:r>
+              <w:rPr>
+                <w:rFonts w:ascii="Arial" w:hAnsi="Arial" w:cs="Arial"/>
+                <w:sz w:val="18"/>
+                <w:szCs w:val="18"/>
+                <w:lang w:val="en-US"/>
+              </w:rPr>
+              <w:t>: {{ prev_doc_inn }}</w:t>
+            </w:r>
+          </w:p>
+          <w:p>
+            <w:pPr>
+              <w:pStyle w:val="ConsPlusNonformat"/>
+              <w:rPr>
+                <w:rFonts w:ascii="Arial" w:hAnsi="Arial" w:cs="Arial"/>
+                <w:sz w:val="18"/>
+                <w:szCs w:val="18"/>
+                <w:lang w:val="en-US"/>
+              </w:rPr>
+            </w:pPr>
+            <w:r>
+              <w:rPr>
+                <w:rFonts w:ascii="Arial" w:hAnsi="Arial" w:cs="Arial"/>
+                <w:sz w:val="18"/>
+                <w:szCs w:val="18"/>
+                <w:lang w:val="en-US"/>
+              </w:rPr>
+              <w:t>{% elif seller_type in ["external_company", "internal_company"] %}</w:t>
+            </w:r>
             <w:r>
               <w:rPr>
                 <w:rFonts w:ascii="Arial" w:hAnsi="Arial" w:cs="Arial"/>
@@ -12921,9 +11061,8 @@
                 <w:szCs w:val="18"/>
                 <w:lang w:val="en-US"/>
               </w:rPr>
-              <w:t xml:space="preserve"> }} {{ </w:t>
-            </w:r>
-            <w:proofErr w:type="spellStart"/>
+              <w:t>{{ prev_doc_</w:t>
+            </w:r>
             <w:r>
               <w:rPr>
                 <w:rFonts w:ascii="Arial" w:hAnsi="Arial" w:cs="Arial"/>
@@ -12933,9 +11072,8 @@
                 <w:szCs w:val="18"/>
                 <w:lang w:val="en-US"/>
               </w:rPr>
-              <w:t>prev_doc_first_name</w:t>
-            </w:r>
-            <w:proofErr w:type="spellEnd"/>
+              <w:t>short_</w:t>
+            </w:r>
             <w:r>
               <w:rPr>
                 <w:rFonts w:ascii="Arial" w:hAnsi="Arial" w:cs="Arial"/>
@@ -12945,100 +11083,7 @@
                 <w:szCs w:val="18"/>
                 <w:lang w:val="en-US"/>
               </w:rPr>
-              <w:t xml:space="preserve"> }} {{ </w:t>
-            </w:r>
-            <w:proofErr w:type="spellStart"/>
-            <w:r>
-              <w:rPr>
-                <w:rFonts w:ascii="Arial" w:hAnsi="Arial" w:cs="Arial"/>
-                <w:b/>
-                <w:bCs/>
-                <w:sz w:val="18"/>
-                <w:szCs w:val="18"/>
-                <w:lang w:val="en-US"/>
-              </w:rPr>
-              <w:t>prev_doc_middle_name</w:t>
-            </w:r>
-            <w:proofErr w:type="spellEnd"/>
-            <w:r>
-              <w:rPr>
-                <w:rFonts w:ascii="Arial" w:hAnsi="Arial" w:cs="Arial"/>
-                <w:b/>
-                <w:bCs/>
-                <w:sz w:val="18"/>
-                <w:szCs w:val="18"/>
-                <w:lang w:val="en-US"/>
-              </w:rPr>
-              <w:t xml:space="preserve"> }}</w:t>
-            </w:r>
-            <w:r>
-              <w:rPr>
-                <w:rFonts w:ascii="Arial" w:hAnsi="Arial" w:cs="Arial"/>
-                <w:sz w:val="18"/>
-                <w:szCs w:val="18"/>
-                <w:lang w:val="en-US"/>
-              </w:rPr>
-              <w:t>,</w:t>
-            </w:r>
-            <w:r>
-              <w:rPr>
-                <w:rFonts w:ascii="Arial" w:hAnsi="Arial" w:cs="Arial"/>
-                <w:b/>
-                <w:bCs/>
-                <w:sz w:val="18"/>
-                <w:szCs w:val="18"/>
-                <w:lang w:val="en-US"/>
-              </w:rPr>
-              <w:t xml:space="preserve"> </w:t>
-            </w:r>
-            <w:r>
-              <w:rPr>
-                <w:rFonts w:ascii="Arial" w:hAnsi="Arial" w:cs="Arial"/>
-                <w:sz w:val="18"/>
-                <w:szCs w:val="18"/>
-                <w:lang w:val="en-US"/>
-              </w:rPr>
-              <w:t xml:space="preserve">{{ </w:t>
-            </w:r>
-            <w:proofErr w:type="spellStart"/>
-            <w:r>
-              <w:rPr>
-                <w:rFonts w:ascii="Arial" w:hAnsi="Arial" w:cs="Arial"/>
-                <w:sz w:val="18"/>
-                <w:szCs w:val="18"/>
-                <w:lang w:val="en-US"/>
-              </w:rPr>
-              <w:t>prev_doc_birth_date</w:t>
-            </w:r>
-            <w:proofErr w:type="spellEnd"/>
-            <w:r>
-              <w:rPr>
-                <w:rFonts w:ascii="Arial" w:hAnsi="Arial" w:cs="Arial"/>
-                <w:sz w:val="18"/>
-                <w:szCs w:val="18"/>
-                <w:lang w:val="en-US"/>
-              </w:rPr>
-              <w:t xml:space="preserve"> }} </w:t>
-            </w:r>
-            <w:proofErr w:type="spellStart"/>
-            <w:r>
-              <w:rPr>
-                <w:rFonts w:ascii="Arial" w:hAnsi="Arial" w:cs="Arial"/>
-                <w:sz w:val="18"/>
-                <w:szCs w:val="18"/>
-                <w:lang w:val="en-US"/>
-              </w:rPr>
-              <w:t>г.р</w:t>
-            </w:r>
-            <w:proofErr w:type="spellEnd"/>
-            <w:r>
-              <w:rPr>
-                <w:rFonts w:ascii="Arial" w:hAnsi="Arial" w:cs="Arial"/>
-                <w:sz w:val="18"/>
-                <w:szCs w:val="18"/>
-                <w:lang w:val="en-US"/>
-              </w:rPr>
-              <w:t>.</w:t>
+              <w:t>name }}</w:t>
             </w:r>
           </w:p>
           <w:p>
@@ -13051,105 +11096,14 @@
                 <w:lang w:val="en-US"/>
               </w:rPr>
             </w:pPr>
-            <w:proofErr w:type="spellStart"/>
-            <w:r>
-              <w:rPr>
-                <w:rFonts w:ascii="Arial" w:hAnsi="Arial" w:cs="Arial"/>
-                <w:sz w:val="18"/>
-                <w:szCs w:val="18"/>
-                <w:lang w:val="en-US"/>
-              </w:rPr>
-              <w:t>Паспорт</w:t>
-            </w:r>
-            <w:proofErr w:type="spellEnd"/>
-            <w:r>
-              <w:rPr>
-                <w:rFonts w:ascii="Arial" w:hAnsi="Arial" w:cs="Arial"/>
-                <w:sz w:val="18"/>
-                <w:szCs w:val="18"/>
-                <w:lang w:val="en-US"/>
-              </w:rPr>
-              <w:t xml:space="preserve"> РФ {{ </w:t>
-            </w:r>
-            <w:proofErr w:type="spellStart"/>
-            <w:r>
-              <w:rPr>
-                <w:rFonts w:ascii="Arial" w:hAnsi="Arial" w:cs="Arial"/>
-                <w:sz w:val="18"/>
-                <w:szCs w:val="18"/>
-                <w:lang w:val="en-US"/>
-              </w:rPr>
-              <w:t>prev_doc_licence_number</w:t>
-            </w:r>
-            <w:proofErr w:type="spellEnd"/>
-            <w:r>
-              <w:rPr>
-                <w:rFonts w:ascii="Arial" w:hAnsi="Arial" w:cs="Arial"/>
-                <w:sz w:val="18"/>
-                <w:szCs w:val="18"/>
-                <w:lang w:val="en-US"/>
-              </w:rPr>
-              <w:t xml:space="preserve"> }} </w:t>
-            </w:r>
-            <w:proofErr w:type="spellStart"/>
-            <w:r>
-              <w:rPr>
-                <w:rFonts w:ascii="Arial" w:hAnsi="Arial" w:cs="Arial"/>
-                <w:sz w:val="18"/>
-                <w:szCs w:val="18"/>
-                <w:lang w:val="en-US"/>
-              </w:rPr>
-              <w:t>выдан</w:t>
-            </w:r>
-            <w:proofErr w:type="spellEnd"/>
-            <w:r>
-              <w:rPr>
-                <w:rFonts w:ascii="Arial" w:hAnsi="Arial" w:cs="Arial"/>
-                <w:sz w:val="18"/>
-                <w:szCs w:val="18"/>
-                <w:lang w:val="en-US"/>
-              </w:rPr>
-              <w:t xml:space="preserve"> {{ </w:t>
-            </w:r>
-            <w:proofErr w:type="spellStart"/>
-            <w:r>
-              <w:rPr>
-                <w:rFonts w:ascii="Arial" w:hAnsi="Arial" w:cs="Arial"/>
-                <w:sz w:val="18"/>
-                <w:szCs w:val="18"/>
-                <w:lang w:val="en-US"/>
-              </w:rPr>
-              <w:t>prev_doc_issue_date</w:t>
-            </w:r>
-            <w:proofErr w:type="spellEnd"/>
-            <w:r>
-              <w:rPr>
-                <w:rFonts w:ascii="Arial" w:hAnsi="Arial" w:cs="Arial"/>
-                <w:sz w:val="18"/>
-                <w:szCs w:val="18"/>
-                <w:lang w:val="en-US"/>
-              </w:rPr>
-              <w:t xml:space="preserve"> }} {{ </w:t>
-            </w:r>
-            <w:proofErr w:type="spellStart"/>
-            <w:r>
-              <w:rPr>
-                <w:rFonts w:ascii="Arial" w:hAnsi="Arial" w:cs="Arial"/>
-                <w:sz w:val="18"/>
-                <w:szCs w:val="18"/>
-                <w:lang w:val="en-US"/>
-              </w:rPr>
-              <w:t>prev_doc_issue_organization</w:t>
-            </w:r>
-            <w:proofErr w:type="spellEnd"/>
-            <w:r>
-              <w:rPr>
-                <w:rFonts w:ascii="Arial" w:hAnsi="Arial" w:cs="Arial"/>
-                <w:sz w:val="18"/>
-                <w:szCs w:val="18"/>
-                <w:lang w:val="en-US"/>
-              </w:rPr>
-              <w:t xml:space="preserve"> }}</w:t>
+            <w:r>
+              <w:rPr>
+                <w:rFonts w:ascii="Arial" w:hAnsi="Arial" w:cs="Arial"/>
+                <w:sz w:val="18"/>
+                <w:szCs w:val="18"/>
+                <w:lang w:val="en-US"/>
+              </w:rPr>
+              <w:t>Юр. адрес: {{ prev_doc_legal_address }}</w:t>
             </w:r>
           </w:p>
           <w:p>
@@ -13167,86 +11121,29 @@
                 <w:rFonts w:ascii="Arial" w:hAnsi="Arial" w:cs="Arial"/>
                 <w:sz w:val="18"/>
                 <w:szCs w:val="18"/>
-              </w:rPr>
-              <w:t>Зарегистрирован</w:t>
-            </w:r>
-            <w:r>
-              <w:rPr>
-                <w:rFonts w:ascii="Arial" w:hAnsi="Arial" w:cs="Arial"/>
-                <w:sz w:val="18"/>
-                <w:szCs w:val="18"/>
-                <w:lang w:val="en-US"/>
-              </w:rPr>
-              <w:t xml:space="preserve">: {{ </w:t>
-            </w:r>
-            <w:proofErr w:type="spellStart"/>
-            <w:r>
-              <w:rPr>
-                <w:rFonts w:ascii="Arial" w:hAnsi="Arial" w:cs="Arial"/>
-                <w:sz w:val="18"/>
-                <w:szCs w:val="18"/>
-                <w:lang w:val="en-US"/>
-              </w:rPr>
-              <w:t>prev_doc_full_address</w:t>
-            </w:r>
-            <w:proofErr w:type="spellEnd"/>
-            <w:r>
-              <w:rPr>
-                <w:rFonts w:ascii="Arial" w:hAnsi="Arial" w:cs="Arial"/>
-                <w:sz w:val="18"/>
-                <w:szCs w:val="18"/>
-                <w:lang w:val="en-US"/>
-              </w:rPr>
-              <w:t xml:space="preserve"> }}</w:t>
+                <w:lang w:val="en-US"/>
+              </w:rPr>
+              <w:t>эл. почта: {{ prev_doc_email }}</w:t>
             </w:r>
           </w:p>
           <w:p>
             <w:pPr>
               <w:pStyle w:val="ConsPlusNonformat"/>
-              <w:spacing w:line="256" w:lineRule="auto"/>
-              <w:rPr>
-                <w:rFonts w:ascii="Arial" w:hAnsi="Arial" w:cs="Arial"/>
-                <w:sz w:val="18"/>
-                <w:szCs w:val="18"/>
-                <w:lang w:val="en-US"/>
-              </w:rPr>
-            </w:pPr>
-            <w:r>
-              <w:rPr>
-                <w:rFonts w:ascii="Arial" w:hAnsi="Arial" w:cs="Arial"/>
-                <w:sz w:val="18"/>
-                <w:szCs w:val="18"/>
-              </w:rPr>
-              <w:t>ИНН</w:t>
-            </w:r>
-            <w:r>
-              <w:rPr>
-                <w:rFonts w:ascii="Arial" w:hAnsi="Arial" w:cs="Arial"/>
-                <w:sz w:val="18"/>
-                <w:szCs w:val="18"/>
-                <w:lang w:val="en-US"/>
-              </w:rPr>
-              <w:t xml:space="preserve">: {{ </w:t>
-            </w:r>
-            <w:proofErr w:type="spellStart"/>
-            <w:r>
-              <w:rPr>
-                <w:rFonts w:ascii="Arial" w:hAnsi="Arial" w:cs="Arial"/>
-                <w:sz w:val="18"/>
-                <w:szCs w:val="18"/>
-                <w:lang w:val="en-US"/>
-              </w:rPr>
-              <w:t>prev_doc_inn</w:t>
-            </w:r>
-            <w:proofErr w:type="spellEnd"/>
-            <w:r>
-              <w:rPr>
-                <w:rFonts w:ascii="Arial" w:hAnsi="Arial" w:cs="Arial"/>
-                <w:sz w:val="18"/>
-                <w:szCs w:val="18"/>
-                <w:lang w:val="en-US"/>
-              </w:rPr>
-              <w:t xml:space="preserve"> }}</w:t>
+              <w:rPr>
+                <w:rFonts w:ascii="Arial" w:hAnsi="Arial" w:cs="Arial"/>
+                <w:sz w:val="18"/>
+                <w:szCs w:val="18"/>
+                <w:lang w:val="en-US"/>
+              </w:rPr>
+            </w:pPr>
+            <w:r>
+              <w:rPr>
+                <w:rFonts w:ascii="Arial" w:hAnsi="Arial" w:cs="Arial"/>
+                <w:sz w:val="18"/>
+                <w:szCs w:val="18"/>
+                <w:lang w:val="en-US"/>
+              </w:rPr>
+              <w:t>тел: {{ prev_doc_phone }}</w:t>
             </w:r>
           </w:p>
           <w:p>
@@ -13266,144 +11163,7 @@
                 <w:szCs w:val="18"/>
                 <w:lang w:val="en-US"/>
               </w:rPr>
-              <w:t xml:space="preserve">{% </w:t>
-            </w:r>
-            <w:proofErr w:type="spellStart"/>
-            <w:r>
-              <w:rPr>
-                <w:rFonts w:ascii="Arial" w:hAnsi="Arial" w:cs="Arial"/>
-                <w:sz w:val="18"/>
-                <w:szCs w:val="18"/>
-                <w:lang w:val="en-US"/>
-              </w:rPr>
-              <w:t>elif</w:t>
-            </w:r>
-            <w:proofErr w:type="spellEnd"/>
-            <w:r>
-              <w:rPr>
-                <w:rFonts w:ascii="Arial" w:hAnsi="Arial" w:cs="Arial"/>
-                <w:sz w:val="18"/>
-                <w:szCs w:val="18"/>
-                <w:lang w:val="en-US"/>
-              </w:rPr>
-              <w:t xml:space="preserve"> </w:t>
-            </w:r>
-            <w:proofErr w:type="spellStart"/>
-            <w:r>
-              <w:rPr>
-                <w:rFonts w:ascii="Arial" w:hAnsi="Arial" w:cs="Arial"/>
-                <w:sz w:val="18"/>
-                <w:szCs w:val="18"/>
-                <w:lang w:val="en-US"/>
-              </w:rPr>
-              <w:t>seller_type</w:t>
-            </w:r>
-            <w:proofErr w:type="spellEnd"/>
-            <w:r>
-              <w:rPr>
-                <w:rFonts w:ascii="Arial" w:hAnsi="Arial" w:cs="Arial"/>
-                <w:sz w:val="18"/>
-                <w:szCs w:val="18"/>
-                <w:lang w:val="en-US"/>
-              </w:rPr>
-              <w:t xml:space="preserve"> in ["</w:t>
-            </w:r>
-            <w:proofErr w:type="spellStart"/>
-            <w:r>
-              <w:rPr>
-                <w:rFonts w:ascii="Arial" w:hAnsi="Arial" w:cs="Arial"/>
-                <w:sz w:val="18"/>
-                <w:szCs w:val="18"/>
-                <w:lang w:val="en-US"/>
-              </w:rPr>
-              <w:t>external_company</w:t>
-            </w:r>
-            <w:proofErr w:type="spellEnd"/>
-            <w:r>
-              <w:rPr>
-                <w:rFonts w:ascii="Arial" w:hAnsi="Arial" w:cs="Arial"/>
-                <w:sz w:val="18"/>
-                <w:szCs w:val="18"/>
-                <w:lang w:val="en-US"/>
-              </w:rPr>
-              <w:t>", "</w:t>
-            </w:r>
-            <w:proofErr w:type="spellStart"/>
-            <w:r>
-              <w:rPr>
-                <w:rFonts w:ascii="Arial" w:hAnsi="Arial" w:cs="Arial"/>
-                <w:sz w:val="18"/>
-                <w:szCs w:val="18"/>
-                <w:lang w:val="en-US"/>
-              </w:rPr>
-              <w:t>internal_company</w:t>
-            </w:r>
-            <w:proofErr w:type="spellEnd"/>
-            <w:r>
-              <w:rPr>
-                <w:rFonts w:ascii="Arial" w:hAnsi="Arial" w:cs="Arial"/>
-                <w:sz w:val="18"/>
-                <w:szCs w:val="18"/>
-                <w:lang w:val="en-US"/>
-              </w:rPr>
-              <w:t>"] %}</w:t>
-            </w:r>
-            <w:r>
-              <w:rPr>
-                <w:rFonts w:ascii="Arial" w:hAnsi="Arial" w:cs="Arial"/>
-                <w:b/>
-                <w:bCs/>
-                <w:sz w:val="18"/>
-                <w:szCs w:val="18"/>
-                <w:lang w:val="en-US"/>
-              </w:rPr>
-              <w:t xml:space="preserve">{{ </w:t>
-            </w:r>
-            <w:proofErr w:type="spellStart"/>
-            <w:r>
-              <w:rPr>
-                <w:rFonts w:ascii="Arial" w:hAnsi="Arial" w:cs="Arial"/>
-                <w:b/>
-                <w:bCs/>
-                <w:sz w:val="18"/>
-                <w:szCs w:val="18"/>
-                <w:lang w:val="en-US"/>
-              </w:rPr>
-              <w:t>prev_doc_</w:t>
-            </w:r>
-            <w:r>
-              <w:rPr>
-                <w:rFonts w:ascii="Arial" w:hAnsi="Arial" w:cs="Arial"/>
-                <w:b/>
-                <w:bCs/>
-                <w:sz w:val="18"/>
-                <w:szCs w:val="18"/>
-                <w:lang w:val="en-US"/>
-              </w:rPr>
-              <w:t>short_</w:t>
-            </w:r>
-            <w:r>
-              <w:rPr>
-                <w:rFonts w:ascii="Arial" w:hAnsi="Arial" w:cs="Arial"/>
-                <w:b/>
-                <w:bCs/>
-                <w:sz w:val="18"/>
-                <w:szCs w:val="18"/>
-                <w:lang w:val="en-US"/>
-              </w:rPr>
-              <w:t>name</w:t>
-            </w:r>
-            <w:proofErr w:type="spellEnd"/>
-            <w:r>
-              <w:rPr>
-                <w:rFonts w:ascii="Arial" w:hAnsi="Arial" w:cs="Arial"/>
-                <w:b/>
-                <w:bCs/>
-                <w:sz w:val="18"/>
-                <w:szCs w:val="18"/>
-                <w:lang w:val="en-US"/>
-              </w:rPr>
-              <w:t xml:space="preserve"> }}</w:t>
+              <w:t>ОГРН {{ prev_doc_ogrn }}</w:t>
             </w:r>
           </w:p>
           <w:p>
@@ -13416,65 +11176,14 @@
                 <w:lang w:val="en-US"/>
               </w:rPr>
             </w:pPr>
-            <w:proofErr w:type="spellStart"/>
-            <w:r>
-              <w:rPr>
-                <w:rFonts w:ascii="Arial" w:hAnsi="Arial" w:cs="Arial"/>
-                <w:sz w:val="18"/>
-                <w:szCs w:val="18"/>
-                <w:lang w:val="en-US"/>
-              </w:rPr>
-              <w:t>Юр</w:t>
-            </w:r>
-            <w:proofErr w:type="spellEnd"/>
-            <w:r>
-              <w:rPr>
-                <w:rFonts w:ascii="Arial" w:hAnsi="Arial" w:cs="Arial"/>
-                <w:sz w:val="18"/>
-                <w:szCs w:val="18"/>
-                <w:lang w:val="en-US"/>
-              </w:rPr>
-              <w:t xml:space="preserve">. </w:t>
-            </w:r>
-            <w:proofErr w:type="spellStart"/>
-            <w:r>
-              <w:rPr>
-                <w:rFonts w:ascii="Arial" w:hAnsi="Arial" w:cs="Arial"/>
-                <w:sz w:val="18"/>
-                <w:szCs w:val="18"/>
-                <w:lang w:val="en-US"/>
-              </w:rPr>
-              <w:t>адрес</w:t>
-            </w:r>
-            <w:proofErr w:type="spellEnd"/>
-            <w:r>
-              <w:rPr>
-                <w:rFonts w:ascii="Arial" w:hAnsi="Arial" w:cs="Arial"/>
-                <w:sz w:val="18"/>
-                <w:szCs w:val="18"/>
-                <w:lang w:val="en-US"/>
-              </w:rPr>
-              <w:t xml:space="preserve">: {{ </w:t>
-            </w:r>
-            <w:proofErr w:type="spellStart"/>
-            <w:r>
-              <w:rPr>
-                <w:rFonts w:ascii="Arial" w:hAnsi="Arial" w:cs="Arial"/>
-                <w:sz w:val="18"/>
-                <w:szCs w:val="18"/>
-                <w:lang w:val="en-US"/>
-              </w:rPr>
-              <w:t>prev_doc_legal_address</w:t>
-            </w:r>
-            <w:proofErr w:type="spellEnd"/>
-            <w:r>
-              <w:rPr>
-                <w:rFonts w:ascii="Arial" w:hAnsi="Arial" w:cs="Arial"/>
-                <w:sz w:val="18"/>
-                <w:szCs w:val="18"/>
-                <w:lang w:val="en-US"/>
-              </w:rPr>
-              <w:t xml:space="preserve"> }}</w:t>
+            <w:r>
+              <w:rPr>
+                <w:rFonts w:ascii="Arial" w:hAnsi="Arial" w:cs="Arial"/>
+                <w:sz w:val="18"/>
+                <w:szCs w:val="18"/>
+                <w:lang w:val="en-US"/>
+              </w:rPr>
+              <w:t>ИНН {{ prev_doc_inn }} КПП {{ prev_doc_kpp }}</w:t>
             </w:r>
           </w:p>
           <w:p>
@@ -13487,65 +11196,14 @@
                 <w:lang w:val="en-US"/>
               </w:rPr>
             </w:pPr>
-            <w:proofErr w:type="spellStart"/>
-            <w:r>
-              <w:rPr>
-                <w:rFonts w:ascii="Arial" w:hAnsi="Arial" w:cs="Arial"/>
-                <w:sz w:val="18"/>
-                <w:szCs w:val="18"/>
-                <w:lang w:val="en-US"/>
-              </w:rPr>
-              <w:t>эл</w:t>
-            </w:r>
-            <w:proofErr w:type="spellEnd"/>
-            <w:r>
-              <w:rPr>
-                <w:rFonts w:ascii="Arial" w:hAnsi="Arial" w:cs="Arial"/>
-                <w:sz w:val="18"/>
-                <w:szCs w:val="18"/>
-                <w:lang w:val="en-US"/>
-              </w:rPr>
-              <w:t xml:space="preserve">. </w:t>
-            </w:r>
-            <w:proofErr w:type="spellStart"/>
-            <w:r>
-              <w:rPr>
-                <w:rFonts w:ascii="Arial" w:hAnsi="Arial" w:cs="Arial"/>
-                <w:sz w:val="18"/>
-                <w:szCs w:val="18"/>
-                <w:lang w:val="en-US"/>
-              </w:rPr>
-              <w:t>почта</w:t>
-            </w:r>
-            <w:proofErr w:type="spellEnd"/>
-            <w:r>
-              <w:rPr>
-                <w:rFonts w:ascii="Arial" w:hAnsi="Arial" w:cs="Arial"/>
-                <w:sz w:val="18"/>
-                <w:szCs w:val="18"/>
-                <w:lang w:val="en-US"/>
-              </w:rPr>
-              <w:t xml:space="preserve">: {{ </w:t>
-            </w:r>
-            <w:proofErr w:type="spellStart"/>
-            <w:r>
-              <w:rPr>
-                <w:rFonts w:ascii="Arial" w:hAnsi="Arial" w:cs="Arial"/>
-                <w:sz w:val="18"/>
-                <w:szCs w:val="18"/>
-                <w:lang w:val="en-US"/>
-              </w:rPr>
-              <w:t>prev_doc_email</w:t>
-            </w:r>
-            <w:proofErr w:type="spellEnd"/>
-            <w:r>
-              <w:rPr>
-                <w:rFonts w:ascii="Arial" w:hAnsi="Arial" w:cs="Arial"/>
-                <w:sz w:val="18"/>
-                <w:szCs w:val="18"/>
-                <w:lang w:val="en-US"/>
-              </w:rPr>
-              <w:t xml:space="preserve"> }}</w:t>
+            <w:r>
+              <w:rPr>
+                <w:rFonts w:ascii="Arial" w:hAnsi="Arial" w:cs="Arial"/>
+                <w:sz w:val="18"/>
+                <w:szCs w:val="18"/>
+                <w:lang w:val="en-US"/>
+              </w:rPr>
+              <w:t>р/с {{ prev_doc_bank_account }}</w:t>
             </w:r>
           </w:p>
           <w:p>
@@ -13558,45 +11216,14 @@
                 <w:lang w:val="en-US"/>
               </w:rPr>
             </w:pPr>
-            <w:proofErr w:type="spellStart"/>
-            <w:r>
-              <w:rPr>
-                <w:rFonts w:ascii="Arial" w:hAnsi="Arial" w:cs="Arial"/>
-                <w:sz w:val="18"/>
-                <w:szCs w:val="18"/>
-                <w:lang w:val="en-US"/>
-              </w:rPr>
-              <w:t>тел</w:t>
-            </w:r>
-            <w:proofErr w:type="spellEnd"/>
-            <w:r>
-              <w:rPr>
-                <w:rFonts w:ascii="Arial" w:hAnsi="Arial" w:cs="Arial"/>
-                <w:sz w:val="18"/>
-                <w:szCs w:val="18"/>
-                <w:lang w:val="en-US"/>
-              </w:rPr>
-              <w:t xml:space="preserve">: {{ </w:t>
-            </w:r>
-            <w:proofErr w:type="spellStart"/>
-            <w:r>
-              <w:rPr>
-                <w:rFonts w:ascii="Arial" w:hAnsi="Arial" w:cs="Arial"/>
-                <w:sz w:val="18"/>
-                <w:szCs w:val="18"/>
-                <w:lang w:val="en-US"/>
-              </w:rPr>
-              <w:t>prev_doc_phone</w:t>
-            </w:r>
-            <w:proofErr w:type="spellEnd"/>
-            <w:r>
-              <w:rPr>
-                <w:rFonts w:ascii="Arial" w:hAnsi="Arial" w:cs="Arial"/>
-                <w:sz w:val="18"/>
-                <w:szCs w:val="18"/>
-                <w:lang w:val="en-US"/>
-              </w:rPr>
-              <w:t xml:space="preserve"> }}</w:t>
+            <w:r>
+              <w:rPr>
+                <w:rFonts w:ascii="Arial" w:hAnsi="Arial" w:cs="Arial"/>
+                <w:sz w:val="18"/>
+                <w:szCs w:val="18"/>
+                <w:lang w:val="en-US"/>
+              </w:rPr>
+              <w:t>{{ prev_doc_bank_name }}</w:t>
             </w:r>
           </w:p>
           <w:p>
@@ -13616,227 +11243,7 @@
                 <w:szCs w:val="18"/>
                 <w:lang w:val="en-US"/>
               </w:rPr>
-              <w:t xml:space="preserve">ОГРН {{ </w:t>
-            </w:r>
-            <w:proofErr w:type="spellStart"/>
-            <w:r>
-              <w:rPr>
-                <w:rFonts w:ascii="Arial" w:hAnsi="Arial" w:cs="Arial"/>
-                <w:sz w:val="18"/>
-                <w:szCs w:val="18"/>
-                <w:lang w:val="en-US"/>
-              </w:rPr>
-              <w:t>prev_doc_ogrn</w:t>
-            </w:r>
-            <w:proofErr w:type="spellEnd"/>
-            <w:r>
-              <w:rPr>
-                <w:rFonts w:ascii="Arial" w:hAnsi="Arial" w:cs="Arial"/>
-                <w:sz w:val="18"/>
-                <w:szCs w:val="18"/>
-                <w:lang w:val="en-US"/>
-              </w:rPr>
-              <w:t xml:space="preserve"> }}</w:t>
-            </w:r>
-          </w:p>
-          <w:p>
-            <w:pPr>
-              <w:pStyle w:val="ConsPlusNonformat"/>
-              <w:rPr>
-                <w:rFonts w:ascii="Arial" w:hAnsi="Arial" w:cs="Arial"/>
-                <w:sz w:val="18"/>
-                <w:szCs w:val="18"/>
-                <w:lang w:val="en-US"/>
-              </w:rPr>
-            </w:pPr>
-            <w:r>
-              <w:rPr>
-                <w:rFonts w:ascii="Arial" w:hAnsi="Arial" w:cs="Arial"/>
-                <w:sz w:val="18"/>
-                <w:szCs w:val="18"/>
-                <w:lang w:val="en-US"/>
-              </w:rPr>
-              <w:t xml:space="preserve">ИНН {{ </w:t>
-            </w:r>
-            <w:proofErr w:type="spellStart"/>
-            <w:r>
-              <w:rPr>
-                <w:rFonts w:ascii="Arial" w:hAnsi="Arial" w:cs="Arial"/>
-                <w:sz w:val="18"/>
-                <w:szCs w:val="18"/>
-                <w:lang w:val="en-US"/>
-              </w:rPr>
-              <w:t>prev_doc_inn</w:t>
-            </w:r>
-            <w:proofErr w:type="spellEnd"/>
-            <w:r>
-              <w:rPr>
-                <w:rFonts w:ascii="Arial" w:hAnsi="Arial" w:cs="Arial"/>
-                <w:sz w:val="18"/>
-                <w:szCs w:val="18"/>
-                <w:lang w:val="en-US"/>
-              </w:rPr>
-              <w:t xml:space="preserve"> }} КПП {{ </w:t>
-            </w:r>
-            <w:proofErr w:type="spellStart"/>
-            <w:r>
-              <w:rPr>
-                <w:rFonts w:ascii="Arial" w:hAnsi="Arial" w:cs="Arial"/>
-                <w:sz w:val="18"/>
-                <w:szCs w:val="18"/>
-                <w:lang w:val="en-US"/>
-              </w:rPr>
-              <w:t>prev_doc_kpp</w:t>
-            </w:r>
-            <w:proofErr w:type="spellEnd"/>
-            <w:r>
-              <w:rPr>
-                <w:rFonts w:ascii="Arial" w:hAnsi="Arial" w:cs="Arial"/>
-                <w:sz w:val="18"/>
-                <w:szCs w:val="18"/>
-                <w:lang w:val="en-US"/>
-              </w:rPr>
-              <w:t xml:space="preserve"> }}</w:t>
-            </w:r>
-          </w:p>
-          <w:p>
-            <w:pPr>
-              <w:pStyle w:val="ConsPlusNonformat"/>
-              <w:rPr>
-                <w:rFonts w:ascii="Arial" w:hAnsi="Arial" w:cs="Arial"/>
-                <w:sz w:val="18"/>
-                <w:szCs w:val="18"/>
-                <w:lang w:val="en-US"/>
-              </w:rPr>
-            </w:pPr>
-            <w:r>
-              <w:rPr>
-                <w:rFonts w:ascii="Arial" w:hAnsi="Arial" w:cs="Arial"/>
-                <w:sz w:val="18"/>
-                <w:szCs w:val="18"/>
-                <w:lang w:val="en-US"/>
-              </w:rPr>
-              <w:t xml:space="preserve">р/с {{ </w:t>
-            </w:r>
-            <w:proofErr w:type="spellStart"/>
-            <w:r>
-              <w:rPr>
-                <w:rFonts w:ascii="Arial" w:hAnsi="Arial" w:cs="Arial"/>
-                <w:sz w:val="18"/>
-                <w:szCs w:val="18"/>
-                <w:lang w:val="en-US"/>
-              </w:rPr>
-              <w:t>prev_doc_bank_account</w:t>
-            </w:r>
-            <w:proofErr w:type="spellEnd"/>
-            <w:r>
-              <w:rPr>
-                <w:rFonts w:ascii="Arial" w:hAnsi="Arial" w:cs="Arial"/>
-                <w:sz w:val="18"/>
-                <w:szCs w:val="18"/>
-                <w:lang w:val="en-US"/>
-              </w:rPr>
-              <w:t xml:space="preserve"> }}</w:t>
-            </w:r>
-          </w:p>
-          <w:p>
-            <w:pPr>
-              <w:pStyle w:val="ConsPlusNonformat"/>
-              <w:rPr>
-                <w:rFonts w:ascii="Arial" w:hAnsi="Arial" w:cs="Arial"/>
-                <w:sz w:val="18"/>
-                <w:szCs w:val="18"/>
-                <w:lang w:val="en-US"/>
-              </w:rPr>
-            </w:pPr>
-            <w:r>
-              <w:rPr>
-                <w:rFonts w:ascii="Arial" w:hAnsi="Arial" w:cs="Arial"/>
-                <w:sz w:val="18"/>
-                <w:szCs w:val="18"/>
-                <w:lang w:val="en-US"/>
-              </w:rPr>
-              <w:t xml:space="preserve">{{ </w:t>
-            </w:r>
-            <w:proofErr w:type="spellStart"/>
-            <w:r>
-              <w:rPr>
-                <w:rFonts w:ascii="Arial" w:hAnsi="Arial" w:cs="Arial"/>
-                <w:sz w:val="18"/>
-                <w:szCs w:val="18"/>
-                <w:lang w:val="en-US"/>
-              </w:rPr>
-              <w:t>prev_doc_bank_name</w:t>
-            </w:r>
-            <w:proofErr w:type="spellEnd"/>
-            <w:r>
-              <w:rPr>
-                <w:rFonts w:ascii="Arial" w:hAnsi="Arial" w:cs="Arial"/>
-                <w:sz w:val="18"/>
-                <w:szCs w:val="18"/>
-                <w:lang w:val="en-US"/>
-              </w:rPr>
-              <w:t xml:space="preserve"> }}</w:t>
-            </w:r>
-          </w:p>
-          <w:p>
-            <w:pPr>
-              <w:pStyle w:val="ConsPlusNonformat"/>
-              <w:rPr>
-                <w:rFonts w:ascii="Arial" w:hAnsi="Arial" w:cs="Arial"/>
-                <w:sz w:val="18"/>
-                <w:szCs w:val="18"/>
-                <w:lang w:val="en-US"/>
-              </w:rPr>
-            </w:pPr>
-            <w:r>
-              <w:rPr>
-                <w:rFonts w:ascii="Arial" w:hAnsi="Arial" w:cs="Arial"/>
-                <w:sz w:val="18"/>
-                <w:szCs w:val="18"/>
-                <w:lang w:val="en-US"/>
-              </w:rPr>
-              <w:t xml:space="preserve">БИК {{ </w:t>
-            </w:r>
-            <w:proofErr w:type="spellStart"/>
-            <w:r>
-              <w:rPr>
-                <w:rFonts w:ascii="Arial" w:hAnsi="Arial" w:cs="Arial"/>
-                <w:sz w:val="18"/>
-                <w:szCs w:val="18"/>
-                <w:lang w:val="en-US"/>
-              </w:rPr>
-              <w:t>prev_doc_bik</w:t>
-            </w:r>
-            <w:proofErr w:type="spellEnd"/>
-            <w:r>
-              <w:rPr>
-                <w:rFonts w:ascii="Arial" w:hAnsi="Arial" w:cs="Arial"/>
-                <w:sz w:val="18"/>
-                <w:szCs w:val="18"/>
-                <w:lang w:val="en-US"/>
-              </w:rPr>
-              <w:t xml:space="preserve"> }} к/с {{ </w:t>
-            </w:r>
-            <w:proofErr w:type="spellStart"/>
-            <w:r>
-              <w:rPr>
-                <w:rFonts w:ascii="Arial" w:hAnsi="Arial" w:cs="Arial"/>
-                <w:sz w:val="18"/>
-                <w:szCs w:val="18"/>
-                <w:lang w:val="en-US"/>
-              </w:rPr>
-              <w:t>prev_doc_corr_account</w:t>
-            </w:r>
-            <w:proofErr w:type="spellEnd"/>
-            <w:r>
-              <w:rPr>
-                <w:rFonts w:ascii="Arial" w:hAnsi="Arial" w:cs="Arial"/>
-                <w:sz w:val="18"/>
-                <w:szCs w:val="18"/>
-                <w:lang w:val="en-US"/>
-              </w:rPr>
-              <w:t xml:space="preserve"> }}{% endif %}</w:t>
+              <w:t>БИК {{ prev_doc_bik }} к/с {{ prev_doc_corr_account }}{% endif %}</w:t>
             </w:r>
           </w:p>
           <w:p>
@@ -13922,65 +11329,14 @@
                 <w:lang w:val="en-US"/>
               </w:rPr>
             </w:pPr>
-            <w:proofErr w:type="spellStart"/>
-            <w:r>
-              <w:rPr>
-                <w:rFonts w:ascii="Arial" w:hAnsi="Arial" w:cs="Arial"/>
-                <w:sz w:val="18"/>
-                <w:szCs w:val="18"/>
-                <w:lang w:val="en-US"/>
-              </w:rPr>
-              <w:t>Юр</w:t>
-            </w:r>
-            <w:proofErr w:type="spellEnd"/>
-            <w:r>
-              <w:rPr>
-                <w:rFonts w:ascii="Arial" w:hAnsi="Arial" w:cs="Arial"/>
-                <w:sz w:val="18"/>
-                <w:szCs w:val="18"/>
-                <w:lang w:val="en-US"/>
-              </w:rPr>
-              <w:t xml:space="preserve">. </w:t>
-            </w:r>
-            <w:proofErr w:type="spellStart"/>
-            <w:r>
-              <w:rPr>
-                <w:rFonts w:ascii="Arial" w:hAnsi="Arial" w:cs="Arial"/>
-                <w:sz w:val="18"/>
-                <w:szCs w:val="18"/>
-                <w:lang w:val="en-US"/>
-              </w:rPr>
-              <w:t>адрес</w:t>
-            </w:r>
-            <w:proofErr w:type="spellEnd"/>
-            <w:r>
-              <w:rPr>
-                <w:rFonts w:ascii="Arial" w:hAnsi="Arial" w:cs="Arial"/>
-                <w:sz w:val="18"/>
-                <w:szCs w:val="18"/>
-                <w:lang w:val="en-US"/>
-              </w:rPr>
-              <w:t xml:space="preserve">: {{ </w:t>
-            </w:r>
-            <w:proofErr w:type="spellStart"/>
-            <w:r>
-              <w:rPr>
-                <w:rFonts w:ascii="Arial" w:hAnsi="Arial" w:cs="Arial"/>
-                <w:sz w:val="18"/>
-                <w:szCs w:val="18"/>
-                <w:lang w:val="en-US"/>
-              </w:rPr>
-              <w:t>seller_legal_address</w:t>
-            </w:r>
-            <w:proofErr w:type="spellEnd"/>
-            <w:r>
-              <w:rPr>
-                <w:rFonts w:ascii="Arial" w:hAnsi="Arial" w:cs="Arial"/>
-                <w:sz w:val="18"/>
-                <w:szCs w:val="18"/>
-                <w:lang w:val="en-US"/>
-              </w:rPr>
-              <w:t xml:space="preserve"> }}</w:t>
+            <w:r>
+              <w:rPr>
+                <w:rFonts w:ascii="Arial" w:hAnsi="Arial" w:cs="Arial"/>
+                <w:sz w:val="18"/>
+                <w:szCs w:val="18"/>
+                <w:lang w:val="en-US"/>
+              </w:rPr>
+              <w:t>Юр. адрес: {{ seller_legal_address }}</w:t>
             </w:r>
           </w:p>
           <w:p>
@@ -13993,7 +11349,6 @@
                 <w:lang w:val="en-US"/>
               </w:rPr>
             </w:pPr>
-            <w:proofErr w:type="spellStart"/>
             <w:r>
               <w:rPr>
                 <w:rFonts w:ascii="Arial" w:hAnsi="Arial" w:cs="Arial"/>
@@ -14002,57 +11357,7 @@
                 <w:lang w:val="en-US"/>
               </w:rPr>
               <w:lastRenderedPageBreak/>
-              <w:t>эл</w:t>
-            </w:r>
-            <w:proofErr w:type="spellEnd"/>
-            <w:r>
-              <w:rPr>
-                <w:rFonts w:ascii="Arial" w:hAnsi="Arial" w:cs="Arial"/>
-                <w:sz w:val="18"/>
-                <w:szCs w:val="18"/>
-                <w:lang w:val="en-US"/>
-              </w:rPr>
-              <w:t xml:space="preserve">. </w:t>
-            </w:r>
-            <w:proofErr w:type="spellStart"/>
-            <w:r>
-              <w:rPr>
-                <w:rFonts w:ascii="Arial" w:hAnsi="Arial" w:cs="Arial"/>
-                <w:sz w:val="18"/>
-                <w:szCs w:val="18"/>
-                <w:lang w:val="en-US"/>
-              </w:rPr>
-              <w:t>почта</w:t>
-            </w:r>
-            <w:proofErr w:type="spellEnd"/>
-            <w:r>
-              <w:rPr>
-                <w:rFonts w:ascii="Arial" w:hAnsi="Arial" w:cs="Arial"/>
-                <w:sz w:val="18"/>
-                <w:szCs w:val="18"/>
-                <w:lang w:val="en-US"/>
-              </w:rPr>
-              <w:t xml:space="preserve">: {{ </w:t>
-            </w:r>
-            <w:proofErr w:type="spellStart"/>
-            <w:r>
-              <w:rPr>
-                <w:rFonts w:ascii="Arial" w:hAnsi="Arial" w:cs="Arial"/>
-                <w:sz w:val="18"/>
-                <w:szCs w:val="18"/>
-                <w:lang w:val="en-US"/>
-              </w:rPr>
-              <w:t>seller_email</w:t>
-            </w:r>
-            <w:proofErr w:type="spellEnd"/>
-            <w:r>
-              <w:rPr>
-                <w:rFonts w:ascii="Arial" w:hAnsi="Arial" w:cs="Arial"/>
-                <w:sz w:val="18"/>
-                <w:szCs w:val="18"/>
-                <w:lang w:val="en-US"/>
-              </w:rPr>
-              <w:t xml:space="preserve"> }}</w:t>
+              <w:t>эл. почта: {{ seller_email }}</w:t>
             </w:r>
           </w:p>
           <w:p>
@@ -14065,45 +11370,14 @@
                 <w:lang w:val="en-US"/>
               </w:rPr>
             </w:pPr>
-            <w:proofErr w:type="spellStart"/>
-            <w:r>
-              <w:rPr>
-                <w:rFonts w:ascii="Arial" w:hAnsi="Arial" w:cs="Arial"/>
-                <w:sz w:val="18"/>
-                <w:szCs w:val="18"/>
-                <w:lang w:val="en-US"/>
-              </w:rPr>
-              <w:t>тел</w:t>
-            </w:r>
-            <w:proofErr w:type="spellEnd"/>
-            <w:r>
-              <w:rPr>
-                <w:rFonts w:ascii="Arial" w:hAnsi="Arial" w:cs="Arial"/>
-                <w:sz w:val="18"/>
-                <w:szCs w:val="18"/>
-                <w:lang w:val="en-US"/>
-              </w:rPr>
-              <w:t xml:space="preserve">: {{ </w:t>
-            </w:r>
-            <w:proofErr w:type="spellStart"/>
-            <w:r>
-              <w:rPr>
-                <w:rFonts w:ascii="Arial" w:hAnsi="Arial" w:cs="Arial"/>
-                <w:sz w:val="18"/>
-                <w:szCs w:val="18"/>
-                <w:lang w:val="en-US"/>
-              </w:rPr>
-              <w:t>seller_phone</w:t>
-            </w:r>
-            <w:proofErr w:type="spellEnd"/>
-            <w:r>
-              <w:rPr>
-                <w:rFonts w:ascii="Arial" w:hAnsi="Arial" w:cs="Arial"/>
-                <w:sz w:val="18"/>
-                <w:szCs w:val="18"/>
-                <w:lang w:val="en-US"/>
-              </w:rPr>
-              <w:t xml:space="preserve"> }}</w:t>
+            <w:r>
+              <w:rPr>
+                <w:rFonts w:ascii="Arial" w:hAnsi="Arial" w:cs="Arial"/>
+                <w:sz w:val="18"/>
+                <w:szCs w:val="18"/>
+                <w:lang w:val="en-US"/>
+              </w:rPr>
+              <w:t>тел: {{ seller_phone }}</w:t>
             </w:r>
           </w:p>
           <w:p>
@@ -14123,27 +11397,7 @@
                 <w:szCs w:val="18"/>
                 <w:lang w:val="en-US"/>
               </w:rPr>
-              <w:t xml:space="preserve">ОГРН {{ </w:t>
-            </w:r>
-            <w:proofErr w:type="spellStart"/>
-            <w:r>
-              <w:rPr>
-                <w:rFonts w:ascii="Arial" w:hAnsi="Arial" w:cs="Arial"/>
-                <w:sz w:val="18"/>
-                <w:szCs w:val="18"/>
-                <w:lang w:val="en-US"/>
-              </w:rPr>
-              <w:t>seller_ogrn</w:t>
-            </w:r>
-            <w:proofErr w:type="spellEnd"/>
-            <w:r>
-              <w:rPr>
-                <w:rFonts w:ascii="Arial" w:hAnsi="Arial" w:cs="Arial"/>
-                <w:sz w:val="18"/>
-                <w:szCs w:val="18"/>
-                <w:lang w:val="en-US"/>
-              </w:rPr>
-              <w:t xml:space="preserve"> }}</w:t>
+              <w:t>ОГРН {{ seller_ogrn }}</w:t>
             </w:r>
           </w:p>
           <w:p>
@@ -14163,47 +11417,7 @@
                 <w:szCs w:val="18"/>
                 <w:lang w:val="en-US"/>
               </w:rPr>
-              <w:t xml:space="preserve">ИНН {{ </w:t>
-            </w:r>
-            <w:proofErr w:type="spellStart"/>
-            <w:r>
-              <w:rPr>
-                <w:rFonts w:ascii="Arial" w:hAnsi="Arial" w:cs="Arial"/>
-                <w:sz w:val="18"/>
-                <w:szCs w:val="18"/>
-                <w:lang w:val="en-US"/>
-              </w:rPr>
-              <w:t>seller_inn</w:t>
-            </w:r>
-            <w:proofErr w:type="spellEnd"/>
-            <w:r>
-              <w:rPr>
-                <w:rFonts w:ascii="Arial" w:hAnsi="Arial" w:cs="Arial"/>
-                <w:sz w:val="18"/>
-                <w:szCs w:val="18"/>
-                <w:lang w:val="en-US"/>
-              </w:rPr>
-              <w:t xml:space="preserve"> }} КПП {{ </w:t>
-            </w:r>
-            <w:proofErr w:type="spellStart"/>
-            <w:r>
-              <w:rPr>
-                <w:rFonts w:ascii="Arial" w:hAnsi="Arial" w:cs="Arial"/>
-                <w:sz w:val="18"/>
-                <w:szCs w:val="18"/>
-                <w:lang w:val="en-US"/>
-              </w:rPr>
-              <w:t>seller_kpp</w:t>
-            </w:r>
-            <w:proofErr w:type="spellEnd"/>
-            <w:r>
-              <w:rPr>
-                <w:rFonts w:ascii="Arial" w:hAnsi="Arial" w:cs="Arial"/>
-                <w:sz w:val="18"/>
-                <w:szCs w:val="18"/>
-                <w:lang w:val="en-US"/>
-              </w:rPr>
-              <w:t xml:space="preserve"> }}</w:t>
+              <w:t>ИНН {{ seller_inn }} КПП {{ seller_kpp }}</w:t>
             </w:r>
           </w:p>
           <w:p>
@@ -14223,27 +11437,7 @@
                 <w:szCs w:val="18"/>
                 <w:lang w:val="en-US"/>
               </w:rPr>
-              <w:t xml:space="preserve">р/с {{ </w:t>
-            </w:r>
-            <w:proofErr w:type="spellStart"/>
-            <w:r>
-              <w:rPr>
-                <w:rFonts w:ascii="Arial" w:hAnsi="Arial" w:cs="Arial"/>
-                <w:sz w:val="18"/>
-                <w:szCs w:val="18"/>
-                <w:lang w:val="en-US"/>
-              </w:rPr>
-              <w:t>seller_bank_account</w:t>
-            </w:r>
-            <w:proofErr w:type="spellEnd"/>
-            <w:r>
-              <w:rPr>
-                <w:rFonts w:ascii="Arial" w:hAnsi="Arial" w:cs="Arial"/>
-                <w:sz w:val="18"/>
-                <w:szCs w:val="18"/>
-                <w:lang w:val="en-US"/>
-              </w:rPr>
-              <w:t xml:space="preserve"> }}</w:t>
+              <w:t>р/с {{ seller_bank_account }}</w:t>
             </w:r>
           </w:p>
           <w:p>
@@ -14263,27 +11457,7 @@
                 <w:szCs w:val="18"/>
                 <w:lang w:val="en-US"/>
               </w:rPr>
-              <w:t xml:space="preserve">{{ </w:t>
-            </w:r>
-            <w:proofErr w:type="spellStart"/>
-            <w:r>
-              <w:rPr>
-                <w:rFonts w:ascii="Arial" w:hAnsi="Arial" w:cs="Arial"/>
-                <w:sz w:val="18"/>
-                <w:szCs w:val="18"/>
-                <w:lang w:val="en-US"/>
-              </w:rPr>
-              <w:t>seller_bank_name</w:t>
-            </w:r>
-            <w:proofErr w:type="spellEnd"/>
-            <w:r>
-              <w:rPr>
-                <w:rFonts w:ascii="Arial" w:hAnsi="Arial" w:cs="Arial"/>
-                <w:sz w:val="18"/>
-                <w:szCs w:val="18"/>
-                <w:lang w:val="en-US"/>
-              </w:rPr>
-              <w:t xml:space="preserve"> }}</w:t>
+              <w:t>{{ seller_bank_name }}</w:t>
             </w:r>
           </w:p>
           <w:p>
@@ -14304,47 +11478,7 @@
                 <w:szCs w:val="18"/>
                 <w:lang w:val="en-US"/>
               </w:rPr>
-              <w:t xml:space="preserve">БИК {{ </w:t>
-            </w:r>
-            <w:proofErr w:type="spellStart"/>
-            <w:r>
-              <w:rPr>
-                <w:rFonts w:ascii="Arial" w:hAnsi="Arial" w:cs="Arial"/>
-                <w:sz w:val="18"/>
-                <w:szCs w:val="18"/>
-                <w:lang w:val="en-US"/>
-              </w:rPr>
-              <w:t>seller_bik</w:t>
-            </w:r>
-            <w:proofErr w:type="spellEnd"/>
-            <w:r>
-              <w:rPr>
-                <w:rFonts w:ascii="Arial" w:hAnsi="Arial" w:cs="Arial"/>
-                <w:sz w:val="18"/>
-                <w:szCs w:val="18"/>
-                <w:lang w:val="en-US"/>
-              </w:rPr>
-              <w:t xml:space="preserve"> }} к/с {{ </w:t>
-            </w:r>
-            <w:proofErr w:type="spellStart"/>
-            <w:r>
-              <w:rPr>
-                <w:rFonts w:ascii="Arial" w:hAnsi="Arial" w:cs="Arial"/>
-                <w:sz w:val="18"/>
-                <w:szCs w:val="18"/>
-                <w:lang w:val="en-US"/>
-              </w:rPr>
-              <w:t>seller_corr_account</w:t>
-            </w:r>
-            <w:proofErr w:type="spellEnd"/>
-            <w:r>
-              <w:rPr>
-                <w:rFonts w:ascii="Arial" w:hAnsi="Arial" w:cs="Arial"/>
-                <w:sz w:val="18"/>
-                <w:szCs w:val="18"/>
-                <w:lang w:val="en-US"/>
-              </w:rPr>
-              <w:t xml:space="preserve"> }}</w:t>
+              <w:t>БИК {{ seller_bik }} к/с {{ seller_corr_account }}</w:t>
             </w:r>
           </w:p>
         </w:tc>
@@ -14377,27 +11511,7 @@
                 <w:lang w:val="en-US"/>
               </w:rPr>
               <w:lastRenderedPageBreak/>
-              <w:t xml:space="preserve">{% if </w:t>
-            </w:r>
-            <w:proofErr w:type="spellStart"/>
-            <w:r>
-              <w:rPr>
-                <w:rFonts w:ascii="Arial" w:hAnsi="Arial" w:cs="Arial"/>
-                <w:sz w:val="18"/>
-                <w:szCs w:val="18"/>
-                <w:lang w:val="en-US"/>
-              </w:rPr>
-              <w:t>buyer_type</w:t>
-            </w:r>
-            <w:proofErr w:type="spellEnd"/>
-            <w:r>
-              <w:rPr>
-                <w:rFonts w:ascii="Arial" w:hAnsi="Arial" w:cs="Arial"/>
-                <w:sz w:val="18"/>
-                <w:szCs w:val="18"/>
-                <w:lang w:val="en-US"/>
-              </w:rPr>
-              <w:t xml:space="preserve"> == "person" %}</w:t>
+              <w:t>{% if buyer_type == "person" %}</w:t>
             </w:r>
             <w:r>
               <w:rPr>
@@ -14408,9 +11522,125 @@
                 <w:szCs w:val="18"/>
                 <w:lang w:val="en-US"/>
               </w:rPr>
-              <w:t xml:space="preserve">{{ </w:t>
-            </w:r>
-            <w:proofErr w:type="spellStart"/>
+              <w:t>{{ buyer_last_name }} {{ buyer_first_name }} {{ buyer_middle_name }}</w:t>
+            </w:r>
+            <w:r>
+              <w:rPr>
+                <w:rFonts w:ascii="Arial" w:hAnsi="Arial" w:cs="Arial"/>
+                <w:sz w:val="18"/>
+                <w:szCs w:val="18"/>
+                <w:lang w:val="en-US"/>
+              </w:rPr>
+              <w:t>, {{ buyer_birth_date }} г.р.</w:t>
+            </w:r>
+          </w:p>
+          <w:p>
+            <w:pPr>
+              <w:pStyle w:val="ConsPlusNonformat"/>
+              <w:rPr>
+                <w:rFonts w:ascii="Arial" w:hAnsi="Arial" w:cs="Arial"/>
+                <w:sz w:val="18"/>
+                <w:szCs w:val="18"/>
+                <w:lang w:val="en-US"/>
+              </w:rPr>
+            </w:pPr>
+            <w:r>
+              <w:rPr>
+                <w:rFonts w:ascii="Arial" w:hAnsi="Arial" w:cs="Arial"/>
+                <w:sz w:val="18"/>
+                <w:szCs w:val="18"/>
+                <w:lang w:val="en-US"/>
+              </w:rPr>
+              <w:t>Паспорт РФ {{ buyer_licence_number }} выдан {{ buyer_issue_date }} {{ buyer_issue_organization }}</w:t>
+            </w:r>
+          </w:p>
+          <w:p>
+            <w:pPr>
+              <w:pStyle w:val="ConsPlusNonformat"/>
+              <w:rPr>
+                <w:rFonts w:ascii="Arial" w:hAnsi="Arial" w:cs="Arial"/>
+                <w:sz w:val="18"/>
+                <w:szCs w:val="18"/>
+                <w:lang w:val="en-US"/>
+              </w:rPr>
+            </w:pPr>
+            <w:r>
+              <w:rPr>
+                <w:rFonts w:ascii="Arial" w:hAnsi="Arial" w:cs="Arial"/>
+                <w:sz w:val="18"/>
+                <w:szCs w:val="18"/>
+                <w:lang w:val="en-US"/>
+              </w:rPr>
+              <w:t>Зарегистрирован: {{ buyer_full_address }}</w:t>
+            </w:r>
+          </w:p>
+          <w:p>
+            <w:pPr>
+              <w:pStyle w:val="ConsPlusNonformat"/>
+              <w:rPr>
+                <w:rFonts w:ascii="Arial" w:hAnsi="Arial" w:cs="Arial"/>
+                <w:sz w:val="18"/>
+                <w:szCs w:val="18"/>
+                <w:lang w:val="en-US"/>
+              </w:rPr>
+            </w:pPr>
+            <w:r>
+              <w:rPr>
+                <w:rFonts w:ascii="Arial" w:hAnsi="Arial" w:cs="Arial"/>
+                <w:sz w:val="18"/>
+                <w:szCs w:val="18"/>
+                <w:lang w:val="en-US"/>
+              </w:rPr>
+              <w:t>ИНН: {{ buyer_inn }}</w:t>
+            </w:r>
+          </w:p>
+          <w:p>
+            <w:pPr>
+              <w:pStyle w:val="ConsPlusNonformat"/>
+              <w:rPr>
+                <w:rFonts w:ascii="Arial" w:hAnsi="Arial" w:cs="Arial"/>
+                <w:sz w:val="18"/>
+                <w:szCs w:val="18"/>
+                <w:lang w:val="en-US"/>
+              </w:rPr>
+            </w:pPr>
+            <w:r>
+              <w:rPr>
+                <w:rFonts w:ascii="Arial" w:hAnsi="Arial" w:cs="Arial"/>
+                <w:sz w:val="18"/>
+                <w:szCs w:val="18"/>
+              </w:rPr>
+              <w:t>тел</w:t>
+            </w:r>
+            <w:r>
+              <w:rPr>
+                <w:rFonts w:ascii="Arial" w:hAnsi="Arial" w:cs="Arial"/>
+                <w:sz w:val="18"/>
+                <w:szCs w:val="18"/>
+                <w:lang w:val="en-US"/>
+              </w:rPr>
+              <w:t>. {{buyer_phone}}</w:t>
+            </w:r>
+          </w:p>
+          <w:p>
+            <w:pPr>
+              <w:pStyle w:val="ConsPlusNonformat"/>
+              <w:rPr>
+                <w:rFonts w:ascii="Arial" w:hAnsi="Arial" w:cs="Arial"/>
+                <w:sz w:val="18"/>
+                <w:szCs w:val="18"/>
+                <w:lang w:val="en-US"/>
+              </w:rPr>
+            </w:pPr>
+            <w:r>
+              <w:rPr>
+                <w:rFonts w:ascii="Arial" w:hAnsi="Arial" w:cs="Arial"/>
+                <w:sz w:val="18"/>
+                <w:szCs w:val="18"/>
+                <w:lang w:val="en-US"/>
+              </w:rPr>
+              <w:t>{% elif buyer_type == "external_company" %}</w:t>
+            </w:r>
             <w:r>
               <w:rPr>
                 <w:rFonts w:ascii="Arial" w:hAnsi="Arial" w:cs="Arial"/>
@@ -14420,9 +11650,8 @@
                 <w:szCs w:val="18"/>
                 <w:lang w:val="en-US"/>
               </w:rPr>
-              <w:t>buyer_last_name</w:t>
-            </w:r>
-            <w:proofErr w:type="spellEnd"/>
+              <w:t>{{ buyer_</w:t>
+            </w:r>
             <w:r>
               <w:rPr>
                 <w:rFonts w:ascii="Arial" w:hAnsi="Arial" w:cs="Arial"/>
@@ -14432,9 +11661,8 @@
                 <w:szCs w:val="18"/>
                 <w:lang w:val="en-US"/>
               </w:rPr>
-              <w:t xml:space="preserve"> }} {{ </w:t>
-            </w:r>
-            <w:proofErr w:type="spellStart"/>
+              <w:t>short_</w:t>
+            </w:r>
             <w:r>
               <w:rPr>
                 <w:rFonts w:ascii="Arial" w:hAnsi="Arial" w:cs="Arial"/>
@@ -14444,92 +11672,7 @@
                 <w:szCs w:val="18"/>
                 <w:lang w:val="en-US"/>
               </w:rPr>
-              <w:t>buyer_first_name</w:t>
-            </w:r>
-            <w:proofErr w:type="spellEnd"/>
-            <w:r>
-              <w:rPr>
-                <w:rFonts w:ascii="Arial" w:hAnsi="Arial" w:cs="Arial"/>
-                <w:b/>
-                <w:bCs/>
-                <w:sz w:val="18"/>
-                <w:szCs w:val="18"/>
-                <w:lang w:val="en-US"/>
-              </w:rPr>
-              <w:t xml:space="preserve"> }} {{ </w:t>
-            </w:r>
-            <w:proofErr w:type="spellStart"/>
-            <w:r>
-              <w:rPr>
-                <w:rFonts w:ascii="Arial" w:hAnsi="Arial" w:cs="Arial"/>
-                <w:b/>
-                <w:bCs/>
-                <w:sz w:val="18"/>
-                <w:szCs w:val="18"/>
-                <w:lang w:val="en-US"/>
-              </w:rPr>
-              <w:t>buyer_middle_name</w:t>
-            </w:r>
-            <w:proofErr w:type="spellEnd"/>
-            <w:r>
-              <w:rPr>
-                <w:rFonts w:ascii="Arial" w:hAnsi="Arial" w:cs="Arial"/>
-                <w:b/>
-                <w:bCs/>
-                <w:sz w:val="18"/>
-                <w:szCs w:val="18"/>
-                <w:lang w:val="en-US"/>
-              </w:rPr>
-              <w:t xml:space="preserve"> }}</w:t>
-            </w:r>
-            <w:r>
-              <w:rPr>
-                <w:rFonts w:ascii="Arial" w:hAnsi="Arial" w:cs="Arial"/>
-                <w:sz w:val="18"/>
-                <w:szCs w:val="18"/>
-                <w:lang w:val="en-US"/>
-              </w:rPr>
-              <w:t xml:space="preserve">, {{ </w:t>
-            </w:r>
-            <w:proofErr w:type="spellStart"/>
-            <w:r>
-              <w:rPr>
-                <w:rFonts w:ascii="Arial" w:hAnsi="Arial" w:cs="Arial"/>
-                <w:sz w:val="18"/>
-                <w:szCs w:val="18"/>
-                <w:lang w:val="en-US"/>
-              </w:rPr>
-              <w:t>buyer_birth_date</w:t>
-            </w:r>
-            <w:proofErr w:type="spellEnd"/>
-            <w:r>
-              <w:rPr>
-                <w:rFonts w:ascii="Arial" w:hAnsi="Arial" w:cs="Arial"/>
-                <w:sz w:val="18"/>
-                <w:szCs w:val="18"/>
-                <w:lang w:val="en-US"/>
-              </w:rPr>
-              <w:t xml:space="preserve"> }} </w:t>
-            </w:r>
-            <w:proofErr w:type="spellStart"/>
-            <w:r>
-              <w:rPr>
-                <w:rFonts w:ascii="Arial" w:hAnsi="Arial" w:cs="Arial"/>
-                <w:sz w:val="18"/>
-                <w:szCs w:val="18"/>
-                <w:lang w:val="en-US"/>
-              </w:rPr>
-              <w:t>г.р</w:t>
-            </w:r>
-            <w:proofErr w:type="spellEnd"/>
-            <w:r>
-              <w:rPr>
-                <w:rFonts w:ascii="Arial" w:hAnsi="Arial" w:cs="Arial"/>
-                <w:sz w:val="18"/>
-                <w:szCs w:val="18"/>
-                <w:lang w:val="en-US"/>
-              </w:rPr>
-              <w:t>.</w:t>
+              <w:t>name }}</w:t>
             </w:r>
           </w:p>
           <w:p>
@@ -14542,105 +11685,14 @@
                 <w:lang w:val="en-US"/>
               </w:rPr>
             </w:pPr>
-            <w:proofErr w:type="spellStart"/>
-            <w:r>
-              <w:rPr>
-                <w:rFonts w:ascii="Arial" w:hAnsi="Arial" w:cs="Arial"/>
-                <w:sz w:val="18"/>
-                <w:szCs w:val="18"/>
-                <w:lang w:val="en-US"/>
-              </w:rPr>
-              <w:t>Паспорт</w:t>
-            </w:r>
-            <w:proofErr w:type="spellEnd"/>
-            <w:r>
-              <w:rPr>
-                <w:rFonts w:ascii="Arial" w:hAnsi="Arial" w:cs="Arial"/>
-                <w:sz w:val="18"/>
-                <w:szCs w:val="18"/>
-                <w:lang w:val="en-US"/>
-              </w:rPr>
-              <w:t xml:space="preserve"> РФ {{ </w:t>
-            </w:r>
-            <w:proofErr w:type="spellStart"/>
-            <w:r>
-              <w:rPr>
-                <w:rFonts w:ascii="Arial" w:hAnsi="Arial" w:cs="Arial"/>
-                <w:sz w:val="18"/>
-                <w:szCs w:val="18"/>
-                <w:lang w:val="en-US"/>
-              </w:rPr>
-              <w:t>buyer_licence_number</w:t>
-            </w:r>
-            <w:proofErr w:type="spellEnd"/>
-            <w:r>
-              <w:rPr>
-                <w:rFonts w:ascii="Arial" w:hAnsi="Arial" w:cs="Arial"/>
-                <w:sz w:val="18"/>
-                <w:szCs w:val="18"/>
-                <w:lang w:val="en-US"/>
-              </w:rPr>
-              <w:t xml:space="preserve"> }} </w:t>
-            </w:r>
-            <w:proofErr w:type="spellStart"/>
-            <w:r>
-              <w:rPr>
-                <w:rFonts w:ascii="Arial" w:hAnsi="Arial" w:cs="Arial"/>
-                <w:sz w:val="18"/>
-                <w:szCs w:val="18"/>
-                <w:lang w:val="en-US"/>
-              </w:rPr>
-              <w:t>выдан</w:t>
-            </w:r>
-            <w:proofErr w:type="spellEnd"/>
-            <w:r>
-              <w:rPr>
-                <w:rFonts w:ascii="Arial" w:hAnsi="Arial" w:cs="Arial"/>
-                <w:sz w:val="18"/>
-                <w:szCs w:val="18"/>
-                <w:lang w:val="en-US"/>
-              </w:rPr>
-              <w:t xml:space="preserve"> {{ </w:t>
-            </w:r>
-            <w:proofErr w:type="spellStart"/>
-            <w:r>
-              <w:rPr>
-                <w:rFonts w:ascii="Arial" w:hAnsi="Arial" w:cs="Arial"/>
-                <w:sz w:val="18"/>
-                <w:szCs w:val="18"/>
-                <w:lang w:val="en-US"/>
-              </w:rPr>
-              <w:t>buyer_issue_date</w:t>
-            </w:r>
-            <w:proofErr w:type="spellEnd"/>
-            <w:r>
-              <w:rPr>
-                <w:rFonts w:ascii="Arial" w:hAnsi="Arial" w:cs="Arial"/>
-                <w:sz w:val="18"/>
-                <w:szCs w:val="18"/>
-                <w:lang w:val="en-US"/>
-              </w:rPr>
-              <w:t xml:space="preserve"> }} {{ </w:t>
-            </w:r>
-            <w:proofErr w:type="spellStart"/>
-            <w:r>
-              <w:rPr>
-                <w:rFonts w:ascii="Arial" w:hAnsi="Arial" w:cs="Arial"/>
-                <w:sz w:val="18"/>
-                <w:szCs w:val="18"/>
-                <w:lang w:val="en-US"/>
-              </w:rPr>
-              <w:t>buyer_issue_organization</w:t>
-            </w:r>
-            <w:proofErr w:type="spellEnd"/>
-            <w:r>
-              <w:rPr>
-                <w:rFonts w:ascii="Arial" w:hAnsi="Arial" w:cs="Arial"/>
-                <w:sz w:val="18"/>
-                <w:szCs w:val="18"/>
-                <w:lang w:val="en-US"/>
-              </w:rPr>
-              <w:t xml:space="preserve"> }}</w:t>
+            <w:r>
+              <w:rPr>
+                <w:rFonts w:ascii="Arial" w:hAnsi="Arial" w:cs="Arial"/>
+                <w:sz w:val="18"/>
+                <w:szCs w:val="18"/>
+                <w:lang w:val="en-US"/>
+              </w:rPr>
+              <w:t>Юр. адрес: {{ buyer_legal_address }}</w:t>
             </w:r>
           </w:p>
           <w:p>
@@ -14653,45 +11705,14 @@
                 <w:lang w:val="en-US"/>
               </w:rPr>
             </w:pPr>
-            <w:proofErr w:type="spellStart"/>
-            <w:r>
-              <w:rPr>
-                <w:rFonts w:ascii="Arial" w:hAnsi="Arial" w:cs="Arial"/>
-                <w:sz w:val="18"/>
-                <w:szCs w:val="18"/>
-                <w:lang w:val="en-US"/>
-              </w:rPr>
-              <w:t>Зарегистрирован</w:t>
-            </w:r>
-            <w:proofErr w:type="spellEnd"/>
-            <w:r>
-              <w:rPr>
-                <w:rFonts w:ascii="Arial" w:hAnsi="Arial" w:cs="Arial"/>
-                <w:sz w:val="18"/>
-                <w:szCs w:val="18"/>
-                <w:lang w:val="en-US"/>
-              </w:rPr>
-              <w:t xml:space="preserve">: {{ </w:t>
-            </w:r>
-            <w:proofErr w:type="spellStart"/>
-            <w:r>
-              <w:rPr>
-                <w:rFonts w:ascii="Arial" w:hAnsi="Arial" w:cs="Arial"/>
-                <w:sz w:val="18"/>
-                <w:szCs w:val="18"/>
-                <w:lang w:val="en-US"/>
-              </w:rPr>
-              <w:t>buyer_full_address</w:t>
-            </w:r>
-            <w:proofErr w:type="spellEnd"/>
-            <w:r>
-              <w:rPr>
-                <w:rFonts w:ascii="Arial" w:hAnsi="Arial" w:cs="Arial"/>
-                <w:sz w:val="18"/>
-                <w:szCs w:val="18"/>
-                <w:lang w:val="en-US"/>
-              </w:rPr>
-              <w:t xml:space="preserve"> }}</w:t>
+            <w:r>
+              <w:rPr>
+                <w:rFonts w:ascii="Arial" w:hAnsi="Arial" w:cs="Arial"/>
+                <w:sz w:val="18"/>
+                <w:szCs w:val="18"/>
+                <w:lang w:val="en-US"/>
+              </w:rPr>
+              <w:t>эл. почта: {{ buyer_email }}</w:t>
             </w:r>
           </w:p>
           <w:p>
@@ -14711,27 +11732,7 @@
                 <w:szCs w:val="18"/>
                 <w:lang w:val="en-US"/>
               </w:rPr>
-              <w:t xml:space="preserve">ИНН: {{ </w:t>
-            </w:r>
-            <w:proofErr w:type="spellStart"/>
-            <w:r>
-              <w:rPr>
-                <w:rFonts w:ascii="Arial" w:hAnsi="Arial" w:cs="Arial"/>
-                <w:sz w:val="18"/>
-                <w:szCs w:val="18"/>
-                <w:lang w:val="en-US"/>
-              </w:rPr>
-              <w:t>buyer_inn</w:t>
-            </w:r>
-            <w:proofErr w:type="spellEnd"/>
-            <w:r>
-              <w:rPr>
-                <w:rFonts w:ascii="Arial" w:hAnsi="Arial" w:cs="Arial"/>
-                <w:sz w:val="18"/>
-                <w:szCs w:val="18"/>
-                <w:lang w:val="en-US"/>
-              </w:rPr>
-              <w:t xml:space="preserve"> }}</w:t>
+              <w:t>тел: {{ buyer_phone }}</w:t>
             </w:r>
           </w:p>
           <w:p>
@@ -14749,37 +11750,9 @@
                 <w:rFonts w:ascii="Arial" w:hAnsi="Arial" w:cs="Arial"/>
                 <w:sz w:val="18"/>
                 <w:szCs w:val="18"/>
-              </w:rPr>
-              <w:t>тел</w:t>
-            </w:r>
-            <w:r>
-              <w:rPr>
-                <w:rFonts w:ascii="Arial" w:hAnsi="Arial" w:cs="Arial"/>
-                <w:sz w:val="18"/>
-                <w:szCs w:val="18"/>
-                <w:lang w:val="en-US"/>
-              </w:rPr>
-              <w:t>. {{</w:t>
-            </w:r>
-            <w:proofErr w:type="spellStart"/>
-            <w:r>
-              <w:rPr>
-                <w:rFonts w:ascii="Arial" w:hAnsi="Arial" w:cs="Arial"/>
-                <w:sz w:val="18"/>
-                <w:szCs w:val="18"/>
-                <w:lang w:val="en-US"/>
-              </w:rPr>
-              <w:t>buyer_phone</w:t>
-            </w:r>
-            <w:proofErr w:type="spellEnd"/>
-            <w:r>
-              <w:rPr>
-                <w:rFonts w:ascii="Arial" w:hAnsi="Arial" w:cs="Arial"/>
-                <w:sz w:val="18"/>
-                <w:szCs w:val="18"/>
-                <w:lang w:val="en-US"/>
-              </w:rPr>
-              <w:t>}}</w:t>
+                <w:lang w:val="en-US"/>
+              </w:rPr>
+              <w:t>ОГРН {{ buyer_ogrn }}</w:t>
             </w:r>
           </w:p>
           <w:p>
@@ -14799,124 +11772,7 @@
                 <w:szCs w:val="18"/>
                 <w:lang w:val="en-US"/>
               </w:rPr>
-              <w:t xml:space="preserve">{% </w:t>
-            </w:r>
-            <w:proofErr w:type="spellStart"/>
-            <w:r>
-              <w:rPr>
-                <w:rFonts w:ascii="Arial" w:hAnsi="Arial" w:cs="Arial"/>
-                <w:sz w:val="18"/>
-                <w:szCs w:val="18"/>
-                <w:lang w:val="en-US"/>
-              </w:rPr>
-              <w:t>elif</w:t>
-            </w:r>
-            <w:proofErr w:type="spellEnd"/>
-            <w:r>
-              <w:rPr>
-                <w:rFonts w:ascii="Arial" w:hAnsi="Arial" w:cs="Arial"/>
-                <w:sz w:val="18"/>
-                <w:szCs w:val="18"/>
-                <w:lang w:val="en-US"/>
-              </w:rPr>
-              <w:t xml:space="preserve"> </w:t>
-            </w:r>
-            <w:proofErr w:type="spellStart"/>
-            <w:r>
-              <w:rPr>
-                <w:rFonts w:ascii="Arial" w:hAnsi="Arial" w:cs="Arial"/>
-                <w:sz w:val="18"/>
-                <w:szCs w:val="18"/>
-                <w:lang w:val="en-US"/>
-              </w:rPr>
-              <w:t>buyer_type</w:t>
-            </w:r>
-            <w:proofErr w:type="spellEnd"/>
-            <w:r>
-              <w:rPr>
-                <w:rFonts w:ascii="Arial" w:hAnsi="Arial" w:cs="Arial"/>
-                <w:sz w:val="18"/>
-                <w:szCs w:val="18"/>
-                <w:lang w:val="en-US"/>
-              </w:rPr>
-              <w:t xml:space="preserve"> == "</w:t>
-            </w:r>
-            <w:proofErr w:type="spellStart"/>
-            <w:r>
-              <w:rPr>
-                <w:rFonts w:ascii="Arial" w:hAnsi="Arial" w:cs="Arial"/>
-                <w:sz w:val="18"/>
-                <w:szCs w:val="18"/>
-                <w:lang w:val="en-US"/>
-              </w:rPr>
-              <w:t>external_company</w:t>
-            </w:r>
-            <w:proofErr w:type="spellEnd"/>
-            <w:r>
-              <w:rPr>
-                <w:rFonts w:ascii="Arial" w:hAnsi="Arial" w:cs="Arial"/>
-                <w:sz w:val="18"/>
-                <w:szCs w:val="18"/>
-                <w:lang w:val="en-US"/>
-              </w:rPr>
-              <w:t>" %}</w:t>
-            </w:r>
-            <w:r>
-              <w:rPr>
-                <w:rFonts w:ascii="Arial" w:hAnsi="Arial" w:cs="Arial"/>
-                <w:b/>
-                <w:bCs/>
-                <w:sz w:val="18"/>
-                <w:szCs w:val="18"/>
-                <w:lang w:val="en-US"/>
-              </w:rPr>
-              <w:t xml:space="preserve">{{ </w:t>
-            </w:r>
-            <w:proofErr w:type="spellStart"/>
-            <w:r>
-              <w:rPr>
-                <w:rFonts w:ascii="Arial" w:hAnsi="Arial" w:cs="Arial"/>
-                <w:b/>
-                <w:bCs/>
-                <w:sz w:val="18"/>
-                <w:szCs w:val="18"/>
-                <w:lang w:val="en-US"/>
-              </w:rPr>
-              <w:t>buyer_</w:t>
-            </w:r>
-            <w:r>
-              <w:rPr>
-                <w:rFonts w:ascii="Arial" w:hAnsi="Arial" w:cs="Arial"/>
-                <w:b/>
-                <w:bCs/>
-                <w:sz w:val="18"/>
-                <w:szCs w:val="18"/>
-                <w:lang w:val="en-US"/>
-              </w:rPr>
-              <w:t>short_</w:t>
-            </w:r>
-            <w:r>
-              <w:rPr>
-                <w:rFonts w:ascii="Arial" w:hAnsi="Arial" w:cs="Arial"/>
-                <w:b/>
-                <w:bCs/>
-                <w:sz w:val="18"/>
-                <w:szCs w:val="18"/>
-                <w:lang w:val="en-US"/>
-              </w:rPr>
-              <w:t>name</w:t>
-            </w:r>
-            <w:proofErr w:type="spellEnd"/>
-            <w:r>
-              <w:rPr>
-                <w:rFonts w:ascii="Arial" w:hAnsi="Arial" w:cs="Arial"/>
-                <w:b/>
-                <w:bCs/>
-                <w:sz w:val="18"/>
-                <w:szCs w:val="18"/>
-                <w:lang w:val="en-US"/>
-              </w:rPr>
-              <w:t xml:space="preserve"> }}</w:t>
+              <w:t>ИНН {{ buyer_inn }} КПП {{ buyer_kpp }}</w:t>
             </w:r>
           </w:p>
           <w:p>
@@ -14929,65 +11785,14 @@
                 <w:lang w:val="en-US"/>
               </w:rPr>
             </w:pPr>
-            <w:proofErr w:type="spellStart"/>
-            <w:r>
-              <w:rPr>
-                <w:rFonts w:ascii="Arial" w:hAnsi="Arial" w:cs="Arial"/>
-                <w:sz w:val="18"/>
-                <w:szCs w:val="18"/>
-                <w:lang w:val="en-US"/>
-              </w:rPr>
-              <w:t>Юр</w:t>
-            </w:r>
-            <w:proofErr w:type="spellEnd"/>
-            <w:r>
-              <w:rPr>
-                <w:rFonts w:ascii="Arial" w:hAnsi="Arial" w:cs="Arial"/>
-                <w:sz w:val="18"/>
-                <w:szCs w:val="18"/>
-                <w:lang w:val="en-US"/>
-              </w:rPr>
-              <w:t xml:space="preserve">. </w:t>
-            </w:r>
-            <w:proofErr w:type="spellStart"/>
-            <w:r>
-              <w:rPr>
-                <w:rFonts w:ascii="Arial" w:hAnsi="Arial" w:cs="Arial"/>
-                <w:sz w:val="18"/>
-                <w:szCs w:val="18"/>
-                <w:lang w:val="en-US"/>
-              </w:rPr>
-              <w:t>адрес</w:t>
-            </w:r>
-            <w:proofErr w:type="spellEnd"/>
-            <w:r>
-              <w:rPr>
-                <w:rFonts w:ascii="Arial" w:hAnsi="Arial" w:cs="Arial"/>
-                <w:sz w:val="18"/>
-                <w:szCs w:val="18"/>
-                <w:lang w:val="en-US"/>
-              </w:rPr>
-              <w:t xml:space="preserve">: {{ </w:t>
-            </w:r>
-            <w:proofErr w:type="spellStart"/>
-            <w:r>
-              <w:rPr>
-                <w:rFonts w:ascii="Arial" w:hAnsi="Arial" w:cs="Arial"/>
-                <w:sz w:val="18"/>
-                <w:szCs w:val="18"/>
-                <w:lang w:val="en-US"/>
-              </w:rPr>
-              <w:t>buyer_legal_address</w:t>
-            </w:r>
-            <w:proofErr w:type="spellEnd"/>
-            <w:r>
-              <w:rPr>
-                <w:rFonts w:ascii="Arial" w:hAnsi="Arial" w:cs="Arial"/>
-                <w:sz w:val="18"/>
-                <w:szCs w:val="18"/>
-                <w:lang w:val="en-US"/>
-              </w:rPr>
-              <w:t xml:space="preserve"> }}</w:t>
+            <w:r>
+              <w:rPr>
+                <w:rFonts w:ascii="Arial" w:hAnsi="Arial" w:cs="Arial"/>
+                <w:sz w:val="18"/>
+                <w:szCs w:val="18"/>
+                <w:lang w:val="en-US"/>
+              </w:rPr>
+              <w:t>р/с {{ buyer_bank_account }}</w:t>
             </w:r>
           </w:p>
           <w:p>
@@ -15000,65 +11805,14 @@
                 <w:lang w:val="en-US"/>
               </w:rPr>
             </w:pPr>
-            <w:proofErr w:type="spellStart"/>
-            <w:r>
-              <w:rPr>
-                <w:rFonts w:ascii="Arial" w:hAnsi="Arial" w:cs="Arial"/>
-                <w:sz w:val="18"/>
-                <w:szCs w:val="18"/>
-                <w:lang w:val="en-US"/>
-              </w:rPr>
-              <w:t>эл</w:t>
-            </w:r>
-            <w:proofErr w:type="spellEnd"/>
-            <w:r>
-              <w:rPr>
-                <w:rFonts w:ascii="Arial" w:hAnsi="Arial" w:cs="Arial"/>
-                <w:sz w:val="18"/>
-                <w:szCs w:val="18"/>
-                <w:lang w:val="en-US"/>
-              </w:rPr>
-              <w:t xml:space="preserve">. </w:t>
-            </w:r>
-            <w:proofErr w:type="spellStart"/>
-            <w:r>
-              <w:rPr>
-                <w:rFonts w:ascii="Arial" w:hAnsi="Arial" w:cs="Arial"/>
-                <w:sz w:val="18"/>
-                <w:szCs w:val="18"/>
-                <w:lang w:val="en-US"/>
-              </w:rPr>
-              <w:t>почта</w:t>
-            </w:r>
-            <w:proofErr w:type="spellEnd"/>
-            <w:r>
-              <w:rPr>
-                <w:rFonts w:ascii="Arial" w:hAnsi="Arial" w:cs="Arial"/>
-                <w:sz w:val="18"/>
-                <w:szCs w:val="18"/>
-                <w:lang w:val="en-US"/>
-              </w:rPr>
-              <w:t xml:space="preserve">: {{ </w:t>
-            </w:r>
-            <w:proofErr w:type="spellStart"/>
-            <w:r>
-              <w:rPr>
-                <w:rFonts w:ascii="Arial" w:hAnsi="Arial" w:cs="Arial"/>
-                <w:sz w:val="18"/>
-                <w:szCs w:val="18"/>
-                <w:lang w:val="en-US"/>
-              </w:rPr>
-              <w:t>buyer_email</w:t>
-            </w:r>
-            <w:proofErr w:type="spellEnd"/>
-            <w:r>
-              <w:rPr>
-                <w:rFonts w:ascii="Arial" w:hAnsi="Arial" w:cs="Arial"/>
-                <w:sz w:val="18"/>
-                <w:szCs w:val="18"/>
-                <w:lang w:val="en-US"/>
-              </w:rPr>
-              <w:t xml:space="preserve"> }}</w:t>
+            <w:r>
+              <w:rPr>
+                <w:rFonts w:ascii="Arial" w:hAnsi="Arial" w:cs="Arial"/>
+                <w:sz w:val="18"/>
+                <w:szCs w:val="18"/>
+                <w:lang w:val="en-US"/>
+              </w:rPr>
+              <w:t>{{ buyer_bank_name }}</w:t>
             </w:r>
           </w:p>
           <w:p>
@@ -15071,285 +11825,14 @@
                 <w:lang w:val="en-US"/>
               </w:rPr>
             </w:pPr>
-            <w:proofErr w:type="spellStart"/>
-            <w:r>
-              <w:rPr>
-                <w:rFonts w:ascii="Arial" w:hAnsi="Arial" w:cs="Arial"/>
-                <w:sz w:val="18"/>
-                <w:szCs w:val="18"/>
-                <w:lang w:val="en-US"/>
-              </w:rPr>
-              <w:t>тел</w:t>
-            </w:r>
-            <w:proofErr w:type="spellEnd"/>
-            <w:r>
-              <w:rPr>
-                <w:rFonts w:ascii="Arial" w:hAnsi="Arial" w:cs="Arial"/>
-                <w:sz w:val="18"/>
-                <w:szCs w:val="18"/>
-                <w:lang w:val="en-US"/>
-              </w:rPr>
-              <w:t xml:space="preserve">: {{ </w:t>
-            </w:r>
-            <w:proofErr w:type="spellStart"/>
-            <w:r>
-              <w:rPr>
-                <w:rFonts w:ascii="Arial" w:hAnsi="Arial" w:cs="Arial"/>
-                <w:sz w:val="18"/>
-                <w:szCs w:val="18"/>
-                <w:lang w:val="en-US"/>
-              </w:rPr>
-              <w:t>buyer_phone</w:t>
-            </w:r>
-            <w:proofErr w:type="spellEnd"/>
-            <w:r>
-              <w:rPr>
-                <w:rFonts w:ascii="Arial" w:hAnsi="Arial" w:cs="Arial"/>
-                <w:sz w:val="18"/>
-                <w:szCs w:val="18"/>
-                <w:lang w:val="en-US"/>
-              </w:rPr>
-              <w:t xml:space="preserve"> }}</w:t>
-            </w:r>
-          </w:p>
-          <w:p>
-            <w:pPr>
-              <w:pStyle w:val="ConsPlusNonformat"/>
-              <w:rPr>
-                <w:rFonts w:ascii="Arial" w:hAnsi="Arial" w:cs="Arial"/>
-                <w:sz w:val="18"/>
-                <w:szCs w:val="18"/>
-                <w:lang w:val="en-US"/>
-              </w:rPr>
-            </w:pPr>
-            <w:r>
-              <w:rPr>
-                <w:rFonts w:ascii="Arial" w:hAnsi="Arial" w:cs="Arial"/>
-                <w:sz w:val="18"/>
-                <w:szCs w:val="18"/>
-                <w:lang w:val="en-US"/>
-              </w:rPr>
-              <w:t xml:space="preserve">ОГРН {{ </w:t>
-            </w:r>
-            <w:proofErr w:type="spellStart"/>
-            <w:r>
-              <w:rPr>
-                <w:rFonts w:ascii="Arial" w:hAnsi="Arial" w:cs="Arial"/>
-                <w:sz w:val="18"/>
-                <w:szCs w:val="18"/>
-                <w:lang w:val="en-US"/>
-              </w:rPr>
-              <w:t>buyer_ogrn</w:t>
-            </w:r>
-            <w:proofErr w:type="spellEnd"/>
-            <w:r>
-              <w:rPr>
-                <w:rFonts w:ascii="Arial" w:hAnsi="Arial" w:cs="Arial"/>
-                <w:sz w:val="18"/>
-                <w:szCs w:val="18"/>
-                <w:lang w:val="en-US"/>
-              </w:rPr>
-              <w:t xml:space="preserve"> }}</w:t>
-            </w:r>
-          </w:p>
-          <w:p>
-            <w:pPr>
-              <w:pStyle w:val="ConsPlusNonformat"/>
-              <w:rPr>
-                <w:rFonts w:ascii="Arial" w:hAnsi="Arial" w:cs="Arial"/>
-                <w:sz w:val="18"/>
-                <w:szCs w:val="18"/>
-                <w:lang w:val="en-US"/>
-              </w:rPr>
-            </w:pPr>
-            <w:r>
-              <w:rPr>
-                <w:rFonts w:ascii="Arial" w:hAnsi="Arial" w:cs="Arial"/>
-                <w:sz w:val="18"/>
-                <w:szCs w:val="18"/>
-                <w:lang w:val="en-US"/>
-              </w:rPr>
-              <w:t xml:space="preserve">ИНН {{ </w:t>
-            </w:r>
-            <w:proofErr w:type="spellStart"/>
-            <w:r>
-              <w:rPr>
-                <w:rFonts w:ascii="Arial" w:hAnsi="Arial" w:cs="Arial"/>
-                <w:sz w:val="18"/>
-                <w:szCs w:val="18"/>
-                <w:lang w:val="en-US"/>
-              </w:rPr>
-              <w:t>buyer_inn</w:t>
-            </w:r>
-            <w:proofErr w:type="spellEnd"/>
-            <w:r>
-              <w:rPr>
-                <w:rFonts w:ascii="Arial" w:hAnsi="Arial" w:cs="Arial"/>
-                <w:sz w:val="18"/>
-                <w:szCs w:val="18"/>
-                <w:lang w:val="en-US"/>
-              </w:rPr>
-              <w:t xml:space="preserve"> }} КПП {{ </w:t>
-            </w:r>
-            <w:proofErr w:type="spellStart"/>
-            <w:r>
-              <w:rPr>
-                <w:rFonts w:ascii="Arial" w:hAnsi="Arial" w:cs="Arial"/>
-                <w:sz w:val="18"/>
-                <w:szCs w:val="18"/>
-                <w:lang w:val="en-US"/>
-              </w:rPr>
-              <w:t>buyer_kpp</w:t>
-            </w:r>
-            <w:proofErr w:type="spellEnd"/>
-            <w:r>
-              <w:rPr>
-                <w:rFonts w:ascii="Arial" w:hAnsi="Arial" w:cs="Arial"/>
-                <w:sz w:val="18"/>
-                <w:szCs w:val="18"/>
-                <w:lang w:val="en-US"/>
-              </w:rPr>
-              <w:t xml:space="preserve"> }}</w:t>
-            </w:r>
-          </w:p>
-          <w:p>
-            <w:pPr>
-              <w:pStyle w:val="ConsPlusNonformat"/>
-              <w:rPr>
-                <w:rFonts w:ascii="Arial" w:hAnsi="Arial" w:cs="Arial"/>
-                <w:sz w:val="18"/>
-                <w:szCs w:val="18"/>
-                <w:lang w:val="en-US"/>
-              </w:rPr>
-            </w:pPr>
-            <w:r>
-              <w:rPr>
-                <w:rFonts w:ascii="Arial" w:hAnsi="Arial" w:cs="Arial"/>
-                <w:sz w:val="18"/>
-                <w:szCs w:val="18"/>
-                <w:lang w:val="en-US"/>
-              </w:rPr>
-              <w:t xml:space="preserve">р/с {{ </w:t>
-            </w:r>
-            <w:proofErr w:type="spellStart"/>
-            <w:r>
-              <w:rPr>
-                <w:rFonts w:ascii="Arial" w:hAnsi="Arial" w:cs="Arial"/>
-                <w:sz w:val="18"/>
-                <w:szCs w:val="18"/>
-                <w:lang w:val="en-US"/>
-              </w:rPr>
-              <w:t>buyer_bank_account</w:t>
-            </w:r>
-            <w:proofErr w:type="spellEnd"/>
-            <w:r>
-              <w:rPr>
-                <w:rFonts w:ascii="Arial" w:hAnsi="Arial" w:cs="Arial"/>
-                <w:sz w:val="18"/>
-                <w:szCs w:val="18"/>
-                <w:lang w:val="en-US"/>
-              </w:rPr>
-              <w:t xml:space="preserve"> }}</w:t>
-            </w:r>
-          </w:p>
-          <w:p>
-            <w:pPr>
-              <w:pStyle w:val="ConsPlusNonformat"/>
-              <w:rPr>
-                <w:rFonts w:ascii="Arial" w:hAnsi="Arial" w:cs="Arial"/>
-                <w:sz w:val="18"/>
-                <w:szCs w:val="18"/>
-                <w:lang w:val="en-US"/>
-              </w:rPr>
-            </w:pPr>
-            <w:r>
-              <w:rPr>
-                <w:rFonts w:ascii="Arial" w:hAnsi="Arial" w:cs="Arial"/>
-                <w:sz w:val="18"/>
-                <w:szCs w:val="18"/>
-                <w:lang w:val="en-US"/>
-              </w:rPr>
-              <w:t xml:space="preserve">{{ </w:t>
-            </w:r>
-            <w:proofErr w:type="spellStart"/>
-            <w:r>
-              <w:rPr>
-                <w:rFonts w:ascii="Arial" w:hAnsi="Arial" w:cs="Arial"/>
-                <w:sz w:val="18"/>
-                <w:szCs w:val="18"/>
-                <w:lang w:val="en-US"/>
-              </w:rPr>
-              <w:t>buyer_bank_name</w:t>
-            </w:r>
-            <w:proofErr w:type="spellEnd"/>
-            <w:r>
-              <w:rPr>
-                <w:rFonts w:ascii="Arial" w:hAnsi="Arial" w:cs="Arial"/>
-                <w:sz w:val="18"/>
-                <w:szCs w:val="18"/>
-                <w:lang w:val="en-US"/>
-              </w:rPr>
-              <w:t xml:space="preserve"> }}</w:t>
-            </w:r>
-          </w:p>
-          <w:p>
-            <w:pPr>
-              <w:pStyle w:val="ConsPlusNonformat"/>
-              <w:rPr>
-                <w:rFonts w:ascii="Arial" w:hAnsi="Arial" w:cs="Arial"/>
-                <w:sz w:val="18"/>
-                <w:szCs w:val="18"/>
-                <w:lang w:val="en-US"/>
-              </w:rPr>
-            </w:pPr>
-            <w:r>
-              <w:rPr>
-                <w:rFonts w:ascii="Arial" w:hAnsi="Arial" w:cs="Arial"/>
-                <w:sz w:val="18"/>
-                <w:szCs w:val="18"/>
-                <w:lang w:val="en-US"/>
-              </w:rPr>
-              <w:t xml:space="preserve">БИК {{ </w:t>
-            </w:r>
-            <w:proofErr w:type="spellStart"/>
-            <w:r>
-              <w:rPr>
-                <w:rFonts w:ascii="Arial" w:hAnsi="Arial" w:cs="Arial"/>
-                <w:sz w:val="18"/>
-                <w:szCs w:val="18"/>
-                <w:lang w:val="en-US"/>
-              </w:rPr>
-              <w:t>buyer_bik</w:t>
-            </w:r>
-            <w:proofErr w:type="spellEnd"/>
-            <w:r>
-              <w:rPr>
-                <w:rFonts w:ascii="Arial" w:hAnsi="Arial" w:cs="Arial"/>
-                <w:sz w:val="18"/>
-                <w:szCs w:val="18"/>
-                <w:lang w:val="en-US"/>
-              </w:rPr>
-              <w:t xml:space="preserve"> }} к/с {{ </w:t>
-            </w:r>
-            <w:proofErr w:type="spellStart"/>
-            <w:r>
-              <w:rPr>
-                <w:rFonts w:ascii="Arial" w:hAnsi="Arial" w:cs="Arial"/>
-                <w:sz w:val="18"/>
-                <w:szCs w:val="18"/>
-                <w:lang w:val="en-US"/>
-              </w:rPr>
-              <w:t>buyer_corr_account</w:t>
-            </w:r>
-            <w:proofErr w:type="spellEnd"/>
-            <w:r>
-              <w:rPr>
-                <w:rFonts w:ascii="Arial" w:hAnsi="Arial" w:cs="Arial"/>
-                <w:sz w:val="18"/>
-                <w:szCs w:val="18"/>
-                <w:lang w:val="en-US"/>
-              </w:rPr>
-              <w:t xml:space="preserve"> }}</w:t>
+            <w:r>
+              <w:rPr>
+                <w:rFonts w:ascii="Arial" w:hAnsi="Arial" w:cs="Arial"/>
+                <w:sz w:val="18"/>
+                <w:szCs w:val="18"/>
+                <w:lang w:val="en-US"/>
+              </w:rPr>
+              <w:t>БИК {{ buyer_bik }} к/с {{ buyer_corr_account }}</w:t>
             </w:r>
           </w:p>
           <w:p>
@@ -15441,29 +11924,7 @@
                 <w:szCs w:val="18"/>
                 <w:lang w:val="en-US"/>
               </w:rPr>
-              <w:t>{{</w:t>
-            </w:r>
-            <w:proofErr w:type="spellStart"/>
-            <w:r>
-              <w:rPr>
-                <w:rFonts w:ascii="Arial" w:hAnsi="Arial" w:cs="Arial"/>
-                <w:color w:val="000000"/>
-                <w:sz w:val="18"/>
-                <w:szCs w:val="18"/>
-                <w:lang w:val="en-US"/>
-              </w:rPr>
-              <w:t>seller_initials</w:t>
-            </w:r>
-            <w:proofErr w:type="spellEnd"/>
-            <w:r>
-              <w:rPr>
-                <w:rFonts w:ascii="Arial" w:hAnsi="Arial" w:cs="Arial"/>
-                <w:color w:val="000000"/>
-                <w:sz w:val="18"/>
-                <w:szCs w:val="18"/>
-                <w:lang w:val="en-US"/>
-              </w:rPr>
-              <w:t>}}/</w:t>
+              <w:t>{{seller_initials}}/</w:t>
             </w:r>
           </w:p>
         </w:tc>
@@ -15519,20 +11980,17 @@
                 <w:szCs w:val="18"/>
                 <w:lang w:val="en-US"/>
               </w:rPr>
-              <w:t xml:space="preserve">{% if </w:t>
-            </w:r>
-            <w:proofErr w:type="spellStart"/>
+              <w:t>{% if buyer_type in ['internal_company', 'external_company'] %}</w:t>
+            </w:r>
             <w:r>
               <w:rPr>
                 <w:rFonts w:ascii="Arial" w:hAnsi="Arial" w:cs="Arial"/>
                 <w:bCs/>
                 <w:sz w:val="18"/>
                 <w:szCs w:val="18"/>
-                <w:lang w:val="en-US"/>
-              </w:rPr>
-              <w:t>buyer_type</w:t>
-            </w:r>
-            <w:proofErr w:type="spellEnd"/>
+              </w:rPr>
+              <w:t>Ген</w:t>
+            </w:r>
             <w:r>
               <w:rPr>
                 <w:rFonts w:ascii="Arial" w:hAnsi="Arial" w:cs="Arial"/>
@@ -15541,20 +11999,17 @@
                 <w:szCs w:val="18"/>
                 <w:lang w:val="en-US"/>
               </w:rPr>
-              <w:t xml:space="preserve"> in ['</w:t>
-            </w:r>
-            <w:proofErr w:type="spellStart"/>
+              <w:t xml:space="preserve">. </w:t>
+            </w:r>
             <w:r>
               <w:rPr>
                 <w:rFonts w:ascii="Arial" w:hAnsi="Arial" w:cs="Arial"/>
                 <w:bCs/>
                 <w:sz w:val="18"/>
                 <w:szCs w:val="18"/>
-                <w:lang w:val="en-US"/>
-              </w:rPr>
-              <w:t>internal_company</w:t>
-            </w:r>
-            <w:proofErr w:type="spellEnd"/>
+              </w:rPr>
+              <w:t>директор</w:t>
+            </w:r>
             <w:r>
               <w:rPr>
                 <w:rFonts w:ascii="Arial" w:hAnsi="Arial" w:cs="Arial"/>
@@ -15563,9 +12018,17 @@
                 <w:szCs w:val="18"/>
                 <w:lang w:val="en-US"/>
               </w:rPr>
-              <w:t>', '</w:t>
-            </w:r>
-            <w:proofErr w:type="spellStart"/>
+              <w:t xml:space="preserve">{% endif %} </w:t>
+            </w:r>
+            <w:r>
+              <w:rPr>
+                <w:rFonts w:ascii="Arial" w:hAnsi="Arial" w:cs="Arial"/>
+                <w:sz w:val="18"/>
+                <w:szCs w:val="18"/>
+                <w:lang w:val="en-US"/>
+              </w:rPr>
+              <w:t>____________________/</w:t>
+            </w:r>
             <w:r>
               <w:rPr>
                 <w:rFonts w:ascii="Arial" w:hAnsi="Arial" w:cs="Arial"/>
@@ -15574,97 +12037,7 @@
                 <w:szCs w:val="18"/>
                 <w:lang w:val="en-US"/>
               </w:rPr>
-              <w:t>external_company</w:t>
-            </w:r>
-            <w:proofErr w:type="spellEnd"/>
-            <w:r>
-              <w:rPr>
-                <w:rFonts w:ascii="Arial" w:hAnsi="Arial" w:cs="Arial"/>
-                <w:bCs/>
-                <w:sz w:val="18"/>
-                <w:szCs w:val="18"/>
-                <w:lang w:val="en-US"/>
-              </w:rPr>
-              <w:t>'] %}</w:t>
-            </w:r>
-            <w:r>
-              <w:rPr>
-                <w:rFonts w:ascii="Arial" w:hAnsi="Arial" w:cs="Arial"/>
-                <w:bCs/>
-                <w:sz w:val="18"/>
-                <w:szCs w:val="18"/>
-              </w:rPr>
-              <w:t>Ген</w:t>
-            </w:r>
-            <w:r>
-              <w:rPr>
-                <w:rFonts w:ascii="Arial" w:hAnsi="Arial" w:cs="Arial"/>
-                <w:bCs/>
-                <w:sz w:val="18"/>
-                <w:szCs w:val="18"/>
-                <w:lang w:val="en-US"/>
-              </w:rPr>
-              <w:t xml:space="preserve">. </w:t>
-            </w:r>
-            <w:r>
-              <w:rPr>
-                <w:rFonts w:ascii="Arial" w:hAnsi="Arial" w:cs="Arial"/>
-                <w:bCs/>
-                <w:sz w:val="18"/>
-                <w:szCs w:val="18"/>
-              </w:rPr>
-              <w:t>директор</w:t>
-            </w:r>
-            <w:r>
-              <w:rPr>
-                <w:rFonts w:ascii="Arial" w:hAnsi="Arial" w:cs="Arial"/>
-                <w:bCs/>
-                <w:sz w:val="18"/>
-                <w:szCs w:val="18"/>
-                <w:lang w:val="en-US"/>
-              </w:rPr>
-              <w:t xml:space="preserve">{% endif %} </w:t>
-            </w:r>
-            <w:r>
-              <w:rPr>
-                <w:rFonts w:ascii="Arial" w:hAnsi="Arial" w:cs="Arial"/>
-                <w:sz w:val="18"/>
-                <w:szCs w:val="18"/>
-                <w:lang w:val="en-US"/>
-              </w:rPr>
-              <w:t>____________________/</w:t>
-            </w:r>
-            <w:r>
-              <w:rPr>
-                <w:rFonts w:ascii="Arial" w:hAnsi="Arial" w:cs="Arial"/>
-                <w:bCs/>
-                <w:sz w:val="18"/>
-                <w:szCs w:val="18"/>
-                <w:lang w:val="en-US"/>
-              </w:rPr>
-              <w:t>{{</w:t>
-            </w:r>
-            <w:proofErr w:type="spellStart"/>
-            <w:r>
-              <w:rPr>
-                <w:rFonts w:ascii="Arial" w:hAnsi="Arial" w:cs="Arial"/>
-                <w:bCs/>
-                <w:sz w:val="18"/>
-                <w:szCs w:val="18"/>
-                <w:lang w:val="en-US"/>
-              </w:rPr>
-              <w:t>buyer_initials</w:t>
-            </w:r>
-            <w:proofErr w:type="spellEnd"/>
-            <w:r>
-              <w:rPr>
-                <w:rFonts w:ascii="Arial" w:hAnsi="Arial" w:cs="Arial"/>
-                <w:bCs/>
-                <w:sz w:val="18"/>
-                <w:szCs w:val="18"/>
-                <w:lang w:val="en-US"/>
-              </w:rPr>
-              <w:t>}}</w:t>
+              <w:t>{{buyer_initials}}</w:t>
             </w:r>
             <w:r>
               <w:rPr>

--- a/documents/templates/5_bs_comissions(ДКП через поручение).docx
+++ b/documents/templates/5_bs_comissions(ДКП через поручение).docx
@@ -359,6 +359,7 @@
         </w:rPr>
         <w:t xml:space="preserve"> </w:t>
       </w:r>
+      <w:proofErr w:type="spellStart"/>
       <w:r>
         <w:rPr>
           <w:rFonts w:ascii="Arial" w:hAnsi="Arial" w:cs="Arial"/>
@@ -368,6 +369,7 @@
         </w:rPr>
         <w:t>prev</w:t>
       </w:r>
+      <w:proofErr w:type="spellEnd"/>
       <w:r>
         <w:rPr>
           <w:rFonts w:ascii="Arial" w:hAnsi="Arial" w:cs="Arial"/>
@@ -462,6 +464,7 @@
         </w:rPr>
         <w:t xml:space="preserve">{{ </w:t>
       </w:r>
+      <w:proofErr w:type="spellStart"/>
       <w:r>
         <w:rPr>
           <w:rFonts w:ascii="Arial" w:hAnsi="Arial" w:cs="Arial"/>
@@ -473,6 +476,7 @@
         </w:rPr>
         <w:t>prev</w:t>
       </w:r>
+      <w:proofErr w:type="spellEnd"/>
       <w:r>
         <w:rPr>
           <w:rFonts w:ascii="Arial" w:hAnsi="Arial" w:cs="Arial"/>
@@ -546,6 +550,7 @@
         </w:rPr>
         <w:t xml:space="preserve"> }} {{ </w:t>
       </w:r>
+      <w:proofErr w:type="spellStart"/>
       <w:r>
         <w:rPr>
           <w:rFonts w:ascii="Arial" w:hAnsi="Arial" w:cs="Arial"/>
@@ -557,6 +562,7 @@
         </w:rPr>
         <w:t>prev</w:t>
       </w:r>
+      <w:proofErr w:type="spellEnd"/>
       <w:r>
         <w:rPr>
           <w:rFonts w:ascii="Arial" w:hAnsi="Arial" w:cs="Arial"/>
@@ -630,6 +636,7 @@
         </w:rPr>
         <w:t xml:space="preserve"> }} {{ </w:t>
       </w:r>
+      <w:proofErr w:type="spellStart"/>
       <w:r>
         <w:rPr>
           <w:rFonts w:ascii="Arial" w:hAnsi="Arial" w:cs="Arial"/>
@@ -641,6 +648,7 @@
         </w:rPr>
         <w:t>prev</w:t>
       </w:r>
+      <w:proofErr w:type="spellEnd"/>
       <w:r>
         <w:rPr>
           <w:rFonts w:ascii="Arial" w:hAnsi="Arial" w:cs="Arial"/>
@@ -753,6 +761,7 @@
         </w:rPr>
         <w:t xml:space="preserve">{% </w:t>
       </w:r>
+      <w:proofErr w:type="spellStart"/>
       <w:r>
         <w:rPr>
           <w:rFonts w:ascii="Arial" w:hAnsi="Arial" w:cs="Arial"/>
@@ -763,6 +772,7 @@
         </w:rPr>
         <w:t>elif</w:t>
       </w:r>
+      <w:proofErr w:type="spellEnd"/>
       <w:r>
         <w:rPr>
           <w:rFonts w:ascii="Arial" w:hAnsi="Arial" w:cs="Arial"/>
@@ -772,6 +782,7 @@
         </w:rPr>
         <w:t xml:space="preserve"> </w:t>
       </w:r>
+      <w:proofErr w:type="spellStart"/>
       <w:r>
         <w:rPr>
           <w:rFonts w:ascii="Arial" w:hAnsi="Arial" w:cs="Arial"/>
@@ -781,6 +792,7 @@
         </w:rPr>
         <w:t>prev</w:t>
       </w:r>
+      <w:proofErr w:type="spellEnd"/>
       <w:r>
         <w:rPr>
           <w:rFonts w:ascii="Arial" w:hAnsi="Arial" w:cs="Arial"/>
@@ -939,6 +951,7 @@
         </w:rPr>
         <w:t xml:space="preserve">{{ </w:t>
       </w:r>
+      <w:proofErr w:type="spellStart"/>
       <w:r>
         <w:rPr>
           <w:rFonts w:ascii="Arial" w:hAnsi="Arial" w:cs="Arial"/>
@@ -950,6 +963,7 @@
         </w:rPr>
         <w:t>prev</w:t>
       </w:r>
+      <w:proofErr w:type="spellEnd"/>
       <w:r>
         <w:rPr>
           <w:rFonts w:ascii="Arial" w:hAnsi="Arial" w:cs="Arial"/>
@@ -1002,6 +1016,7 @@
         </w:rPr>
         <w:t>_</w:t>
       </w:r>
+      <w:proofErr w:type="spellStart"/>
       <w:r>
         <w:rPr>
           <w:rFonts w:ascii="Arial" w:eastAsia="Times New Roman" w:hAnsi="Arial" w:cs="Arial"/>
@@ -1010,8 +1025,9 @@
           <w:sz w:val="18"/>
           <w:szCs w:val="18"/>
         </w:rPr>
-        <w:t>name }}</w:t>
-      </w:r>
+        <w:t>name</w:t>
+      </w:r>
+      <w:proofErr w:type="spellEnd"/>
       <w:r>
         <w:rPr>
           <w:rFonts w:ascii="Arial" w:eastAsia="Times New Roman" w:hAnsi="Arial" w:cs="Arial"/>
@@ -1020,6 +1036,16 @@
           <w:sz w:val="18"/>
           <w:szCs w:val="18"/>
         </w:rPr>
+        <w:t xml:space="preserve"> }}</w:t>
+      </w:r>
+      <w:r>
+        <w:rPr>
+          <w:rFonts w:ascii="Arial" w:eastAsia="Times New Roman" w:hAnsi="Arial" w:cs="Arial"/>
+          <w:b/>
+          <w:bCs/>
+          <w:sz w:val="18"/>
+          <w:szCs w:val="18"/>
+        </w:rPr>
         <w:t xml:space="preserve"> </w:t>
       </w:r>
       <w:r>
@@ -1136,6 +1162,7 @@
         </w:rPr>
         <w:t>{{ s</w:t>
       </w:r>
+      <w:proofErr w:type="spellStart"/>
       <w:r>
         <w:rPr>
           <w:rFonts w:ascii="Arial" w:eastAsia="Times New Roman" w:hAnsi="Arial" w:cs="Arial"/>
@@ -1147,6 +1174,7 @@
         </w:rPr>
         <w:t>eller</w:t>
       </w:r>
+      <w:proofErr w:type="spellEnd"/>
       <w:r>
         <w:rPr>
           <w:rFonts w:ascii="Arial" w:eastAsia="Times New Roman" w:hAnsi="Arial" w:cs="Arial"/>
@@ -1195,8 +1223,9 @@
           <w:szCs w:val="18"/>
           <w:lang w:eastAsia="en-US"/>
         </w:rPr>
-        <w:t xml:space="preserve"> в лице Генерального директора Мерлинова Романа Юрьевича, действующего на основании </w:t>
-      </w:r>
+        <w:t xml:space="preserve"> в лице Генерального директора </w:t>
+      </w:r>
+      <w:proofErr w:type="spellStart"/>
       <w:r>
         <w:rPr>
           <w:rFonts w:ascii="Arial" w:eastAsia="Calibri" w:hAnsi="Arial" w:cs="Arial"/>
@@ -1206,6 +1235,29 @@
           <w:szCs w:val="18"/>
           <w:lang w:eastAsia="en-US"/>
         </w:rPr>
+        <w:t>Мерлинова</w:t>
+      </w:r>
+      <w:proofErr w:type="spellEnd"/>
+      <w:r>
+        <w:rPr>
+          <w:rFonts w:ascii="Arial" w:eastAsia="Calibri" w:hAnsi="Arial" w:cs="Arial"/>
+          <w:bCs/>
+          <w:color w:val="000000"/>
+          <w:sz w:val="18"/>
+          <w:szCs w:val="18"/>
+          <w:lang w:eastAsia="en-US"/>
+        </w:rPr>
+        <w:t xml:space="preserve"> Романа Юрьевича, действующего на основании </w:t>
+      </w:r>
+      <w:r>
+        <w:rPr>
+          <w:rFonts w:ascii="Arial" w:eastAsia="Calibri" w:hAnsi="Arial" w:cs="Arial"/>
+          <w:bCs/>
+          <w:color w:val="000000"/>
+          <w:sz w:val="18"/>
+          <w:szCs w:val="18"/>
+          <w:lang w:eastAsia="en-US"/>
+        </w:rPr>
         <w:t xml:space="preserve">доверенности </w:t>
       </w:r>
       <w:r>
@@ -1233,6 +1285,7 @@
         </w:rPr>
         <w:t>{{</w:t>
       </w:r>
+      <w:proofErr w:type="spellStart"/>
       <w:r>
         <w:rPr>
           <w:rFonts w:ascii="Arial" w:hAnsi="Arial" w:cs="Arial"/>
@@ -1243,6 +1296,7 @@
         </w:rPr>
         <w:t>prev</w:t>
       </w:r>
+      <w:proofErr w:type="spellEnd"/>
       <w:r>
         <w:rPr>
           <w:rFonts w:ascii="Arial" w:hAnsi="Arial" w:cs="Arial"/>
@@ -1624,7 +1678,31 @@
           <w:szCs w:val="18"/>
           <w:lang w:eastAsia="en-US"/>
         </w:rPr>
-        <w:t>, именуемый(ая)</w:t>
+        <w:t>, именуемый(</w:t>
+      </w:r>
+      <w:proofErr w:type="spellStart"/>
+      <w:r>
+        <w:rPr>
+          <w:rFonts w:ascii="Arial" w:eastAsia="Calibri" w:hAnsi="Arial" w:cs="Arial"/>
+          <w:bCs/>
+          <w:color w:val="000000"/>
+          <w:sz w:val="18"/>
+          <w:szCs w:val="18"/>
+          <w:lang w:eastAsia="en-US"/>
+        </w:rPr>
+        <w:t>ая</w:t>
+      </w:r>
+      <w:proofErr w:type="spellEnd"/>
+      <w:r>
+        <w:rPr>
+          <w:rFonts w:ascii="Arial" w:eastAsia="Calibri" w:hAnsi="Arial" w:cs="Arial"/>
+          <w:bCs/>
+          <w:color w:val="000000"/>
+          <w:sz w:val="18"/>
+          <w:szCs w:val="18"/>
+          <w:lang w:eastAsia="en-US"/>
+        </w:rPr>
+        <w:t>)</w:t>
       </w:r>
       <w:r>
         <w:rPr>
@@ -1635,6 +1713,7 @@
         </w:rPr>
         <w:t xml:space="preserve">{% </w:t>
       </w:r>
+      <w:proofErr w:type="spellStart"/>
       <w:r>
         <w:rPr>
           <w:rFonts w:ascii="Arial" w:hAnsi="Arial" w:cs="Arial"/>
@@ -1645,6 +1724,7 @@
         </w:rPr>
         <w:t>elif</w:t>
       </w:r>
+      <w:proofErr w:type="spellEnd"/>
       <w:r>
         <w:rPr>
           <w:rFonts w:ascii="Arial" w:hAnsi="Arial" w:cs="Arial"/>
@@ -1847,6 +1927,7 @@
         </w:rPr>
         <w:t>_</w:t>
       </w:r>
+      <w:proofErr w:type="spellStart"/>
       <w:r>
         <w:rPr>
           <w:rFonts w:ascii="Arial" w:eastAsia="Times New Roman" w:hAnsi="Arial" w:cs="Arial"/>
@@ -1855,7 +1936,18 @@
           <w:sz w:val="18"/>
           <w:szCs w:val="18"/>
         </w:rPr>
-        <w:t>name }}</w:t>
+        <w:t>name</w:t>
+      </w:r>
+      <w:proofErr w:type="spellEnd"/>
+      <w:r>
+        <w:rPr>
+          <w:rFonts w:ascii="Arial" w:eastAsia="Times New Roman" w:hAnsi="Arial" w:cs="Arial"/>
+          <w:b/>
+          <w:bCs/>
+          <w:sz w:val="18"/>
+          <w:szCs w:val="18"/>
+        </w:rPr>
+        <w:t xml:space="preserve"> }}</w:t>
       </w:r>
       <w:r>
         <w:rPr>
@@ -2200,7 +2292,27 @@
                 <w:szCs w:val="18"/>
                 <w:lang w:val="en-US"/>
               </w:rPr>
-              <w:t>{{make_model}}</w:t>
+              <w:t>{{</w:t>
+            </w:r>
+            <w:proofErr w:type="spellStart"/>
+            <w:r>
+              <w:rPr>
+                <w:rFonts w:ascii="Arial" w:hAnsi="Arial" w:cs="Arial"/>
+                <w:sz w:val="18"/>
+                <w:szCs w:val="18"/>
+                <w:lang w:val="en-US"/>
+              </w:rPr>
+              <w:t>make_model</w:t>
+            </w:r>
+            <w:proofErr w:type="spellEnd"/>
+            <w:r>
+              <w:rPr>
+                <w:rFonts w:ascii="Arial" w:hAnsi="Arial" w:cs="Arial"/>
+                <w:sz w:val="18"/>
+                <w:szCs w:val="18"/>
+                <w:lang w:val="en-US"/>
+              </w:rPr>
+              <w:t>}}</w:t>
             </w:r>
           </w:p>
         </w:tc>
@@ -2825,7 +2937,17 @@
                 <w:szCs w:val="18"/>
                 <w:lang w:val="en-US"/>
               </w:rPr>
-              <w:t>{{pts</w:t>
+              <w:t>{{</w:t>
+            </w:r>
+            <w:proofErr w:type="spellStart"/>
+            <w:r>
+              <w:rPr>
+                <w:rFonts w:ascii="Arial" w:hAnsi="Arial" w:cs="Arial"/>
+                <w:sz w:val="18"/>
+                <w:szCs w:val="18"/>
+                <w:lang w:val="en-US"/>
+              </w:rPr>
+              <w:t>pts</w:t>
             </w:r>
             <w:r>
               <w:rPr>
@@ -2845,7 +2967,17 @@
                 <w:szCs w:val="18"/>
                 <w:lang w:val="en-US"/>
               </w:rPr>
-              <w:t xml:space="preserve">id}} </w:t>
+              <w:t>id</w:t>
+            </w:r>
+            <w:proofErr w:type="spellEnd"/>
+            <w:r>
+              <w:rPr>
+                <w:rFonts w:ascii="Arial" w:hAnsi="Arial" w:cs="Arial"/>
+                <w:sz w:val="18"/>
+                <w:szCs w:val="18"/>
+                <w:lang w:val="en-US"/>
+              </w:rPr>
+              <w:t xml:space="preserve">}} </w:t>
             </w:r>
             <w:r>
               <w:rPr>
@@ -2862,7 +2994,27 @@
                 <w:szCs w:val="18"/>
                 <w:lang w:val="en-US"/>
               </w:rPr>
-              <w:t xml:space="preserve"> {{pts_date}}</w:t>
+              <w:t xml:space="preserve"> {{</w:t>
+            </w:r>
+            <w:proofErr w:type="spellStart"/>
+            <w:r>
+              <w:rPr>
+                <w:rFonts w:ascii="Arial" w:hAnsi="Arial" w:cs="Arial"/>
+                <w:sz w:val="18"/>
+                <w:szCs w:val="18"/>
+                <w:lang w:val="en-US"/>
+              </w:rPr>
+              <w:t>pts_date</w:t>
+            </w:r>
+            <w:proofErr w:type="spellEnd"/>
+            <w:r>
+              <w:rPr>
+                <w:rFonts w:ascii="Arial" w:hAnsi="Arial" w:cs="Arial"/>
+                <w:sz w:val="18"/>
+                <w:szCs w:val="18"/>
+                <w:lang w:val="en-US"/>
+              </w:rPr>
+              <w:t>}}</w:t>
             </w:r>
           </w:p>
         </w:tc>
@@ -2941,7 +3093,67 @@
                 <w:szCs w:val="18"/>
                 <w:lang w:val="en-US"/>
               </w:rPr>
-              <w:t xml:space="preserve">{% if sts_id and sts_date %}{{ sts_id }} </w:t>
+              <w:t xml:space="preserve">{% if </w:t>
+            </w:r>
+            <w:proofErr w:type="spellStart"/>
+            <w:r>
+              <w:rPr>
+                <w:rFonts w:ascii="Arial" w:hAnsi="Arial" w:cs="Arial"/>
+                <w:sz w:val="18"/>
+                <w:szCs w:val="18"/>
+                <w:lang w:val="en-US"/>
+              </w:rPr>
+              <w:t>sts_id</w:t>
+            </w:r>
+            <w:proofErr w:type="spellEnd"/>
+            <w:r>
+              <w:rPr>
+                <w:rFonts w:ascii="Arial" w:hAnsi="Arial" w:cs="Arial"/>
+                <w:sz w:val="18"/>
+                <w:szCs w:val="18"/>
+                <w:lang w:val="en-US"/>
+              </w:rPr>
+              <w:t xml:space="preserve"> and </w:t>
+            </w:r>
+            <w:proofErr w:type="spellStart"/>
+            <w:r>
+              <w:rPr>
+                <w:rFonts w:ascii="Arial" w:hAnsi="Arial" w:cs="Arial"/>
+                <w:sz w:val="18"/>
+                <w:szCs w:val="18"/>
+                <w:lang w:val="en-US"/>
+              </w:rPr>
+              <w:t>sts_date</w:t>
+            </w:r>
+            <w:proofErr w:type="spellEnd"/>
+            <w:r>
+              <w:rPr>
+                <w:rFonts w:ascii="Arial" w:hAnsi="Arial" w:cs="Arial"/>
+                <w:sz w:val="18"/>
+                <w:szCs w:val="18"/>
+                <w:lang w:val="en-US"/>
+              </w:rPr>
+              <w:t xml:space="preserve"> %}{{ </w:t>
+            </w:r>
+            <w:proofErr w:type="spellStart"/>
+            <w:r>
+              <w:rPr>
+                <w:rFonts w:ascii="Arial" w:hAnsi="Arial" w:cs="Arial"/>
+                <w:sz w:val="18"/>
+                <w:szCs w:val="18"/>
+                <w:lang w:val="en-US"/>
+              </w:rPr>
+              <w:t>sts_id</w:t>
+            </w:r>
+            <w:proofErr w:type="spellEnd"/>
+            <w:r>
+              <w:rPr>
+                <w:rFonts w:ascii="Arial" w:hAnsi="Arial" w:cs="Arial"/>
+                <w:sz w:val="18"/>
+                <w:szCs w:val="18"/>
+                <w:lang w:val="en-US"/>
+              </w:rPr>
+              <w:t xml:space="preserve"> }} </w:t>
             </w:r>
             <w:r>
               <w:rPr>
@@ -2958,7 +3170,27 @@
                 <w:szCs w:val="18"/>
                 <w:lang w:val="en-US"/>
               </w:rPr>
-              <w:t xml:space="preserve"> {{ sts_date }}{% else %}</w:t>
+              <w:t xml:space="preserve"> {{ </w:t>
+            </w:r>
+            <w:proofErr w:type="spellStart"/>
+            <w:r>
+              <w:rPr>
+                <w:rFonts w:ascii="Arial" w:hAnsi="Arial" w:cs="Arial"/>
+                <w:sz w:val="18"/>
+                <w:szCs w:val="18"/>
+                <w:lang w:val="en-US"/>
+              </w:rPr>
+              <w:t>sts_date</w:t>
+            </w:r>
+            <w:proofErr w:type="spellEnd"/>
+            <w:r>
+              <w:rPr>
+                <w:rFonts w:ascii="Arial" w:hAnsi="Arial" w:cs="Arial"/>
+                <w:sz w:val="18"/>
+                <w:szCs w:val="18"/>
+                <w:lang w:val="en-US"/>
+              </w:rPr>
+              <w:t xml:space="preserve"> }}{% else %}</w:t>
             </w:r>
             <w:r>
               <w:rPr>
@@ -3055,7 +3287,37 @@
                 <w:szCs w:val="18"/>
                 <w:lang w:val="en-US"/>
               </w:rPr>
-              <w:t>{% if reg_number %}{{reg</w:t>
+              <w:t xml:space="preserve">{% if </w:t>
+            </w:r>
+            <w:proofErr w:type="spellStart"/>
+            <w:r>
+              <w:rPr>
+                <w:rFonts w:ascii="Arial" w:hAnsi="Arial" w:cs="Arial"/>
+                <w:sz w:val="18"/>
+                <w:szCs w:val="18"/>
+                <w:lang w:val="en-US"/>
+              </w:rPr>
+              <w:t>reg_number</w:t>
+            </w:r>
+            <w:proofErr w:type="spellEnd"/>
+            <w:r>
+              <w:rPr>
+                <w:rFonts w:ascii="Arial" w:hAnsi="Arial" w:cs="Arial"/>
+                <w:sz w:val="18"/>
+                <w:szCs w:val="18"/>
+                <w:lang w:val="en-US"/>
+              </w:rPr>
+              <w:t xml:space="preserve"> %}{{</w:t>
+            </w:r>
+            <w:proofErr w:type="spellStart"/>
+            <w:r>
+              <w:rPr>
+                <w:rFonts w:ascii="Arial" w:hAnsi="Arial" w:cs="Arial"/>
+                <w:sz w:val="18"/>
+                <w:szCs w:val="18"/>
+                <w:lang w:val="en-US"/>
+              </w:rPr>
+              <w:t>reg</w:t>
             </w:r>
             <w:r>
               <w:rPr>
@@ -3075,7 +3337,17 @@
                 <w:szCs w:val="18"/>
                 <w:lang w:val="en-US"/>
               </w:rPr>
-              <w:t>number}}{% else %}</w:t>
+              <w:t>number</w:t>
+            </w:r>
+            <w:proofErr w:type="spellEnd"/>
+            <w:r>
+              <w:rPr>
+                <w:rFonts w:ascii="Arial" w:hAnsi="Arial" w:cs="Arial"/>
+                <w:sz w:val="18"/>
+                <w:szCs w:val="18"/>
+                <w:lang w:val="en-US"/>
+              </w:rPr>
+              <w:t>}}{% else %}</w:t>
             </w:r>
             <w:r>
               <w:rPr>
@@ -3156,6 +3428,7 @@
         </w:rPr>
         <w:t>{{ s</w:t>
       </w:r>
+      <w:proofErr w:type="spellStart"/>
       <w:r>
         <w:rPr>
           <w:rFonts w:eastAsia="Times New Roman"/>
@@ -3167,6 +3440,7 @@
         </w:rPr>
         <w:t>eller</w:t>
       </w:r>
+      <w:proofErr w:type="spellEnd"/>
       <w:r>
         <w:rPr>
           <w:rFonts w:eastAsia="Times New Roman"/>
@@ -3222,6 +3496,7 @@
         </w:rPr>
         <w:t>№ {{</w:t>
       </w:r>
+      <w:proofErr w:type="spellStart"/>
       <w:r>
         <w:rPr>
           <w:b/>
@@ -3231,6 +3506,7 @@
         </w:rPr>
         <w:t>prev</w:t>
       </w:r>
+      <w:proofErr w:type="spellEnd"/>
       <w:r>
         <w:rPr>
           <w:b/>
@@ -3273,6 +3549,7 @@
         </w:rPr>
         <w:t>}} от {{</w:t>
       </w:r>
+      <w:proofErr w:type="spellStart"/>
       <w:r>
         <w:rPr>
           <w:b/>
@@ -3282,6 +3559,7 @@
         </w:rPr>
         <w:t>prev</w:t>
       </w:r>
+      <w:proofErr w:type="spellEnd"/>
       <w:r>
         <w:rPr>
           <w:b/>
@@ -3373,6 +3651,7 @@
         </w:rPr>
         <w:t>{{</w:t>
       </w:r>
+      <w:proofErr w:type="spellStart"/>
       <w:r>
         <w:rPr>
           <w:b/>
@@ -3382,6 +3661,7 @@
         </w:rPr>
         <w:t>prev</w:t>
       </w:r>
+      <w:proofErr w:type="spellEnd"/>
       <w:r>
         <w:rPr>
           <w:b/>
@@ -5108,6 +5388,7 @@
         </w:rPr>
         <w:t>{{ s</w:t>
       </w:r>
+      <w:proofErr w:type="spellStart"/>
       <w:r>
         <w:rPr>
           <w:rFonts w:eastAsia="Times New Roman"/>
@@ -5119,6 +5400,7 @@
         </w:rPr>
         <w:t>eller</w:t>
       </w:r>
+      <w:proofErr w:type="spellEnd"/>
       <w:r>
         <w:rPr>
           <w:rFonts w:eastAsia="Times New Roman"/>
@@ -5737,6 +6019,7 @@
               </w:rPr>
               <w:t xml:space="preserve">{% if </w:t>
             </w:r>
+            <w:proofErr w:type="spellStart"/>
             <w:r>
               <w:rPr>
                 <w:rFonts w:ascii="Arial" w:hAnsi="Arial" w:cs="Arial"/>
@@ -5753,7 +6036,17 @@
                 <w:szCs w:val="18"/>
                 <w:lang w:val="en-US"/>
               </w:rPr>
-              <w:t>_type == "person" %}</w:t>
+              <w:t>_type</w:t>
+            </w:r>
+            <w:proofErr w:type="spellEnd"/>
+            <w:r>
+              <w:rPr>
+                <w:rFonts w:ascii="Arial" w:hAnsi="Arial" w:cs="Arial"/>
+                <w:sz w:val="18"/>
+                <w:szCs w:val="18"/>
+                <w:lang w:val="en-US"/>
+              </w:rPr>
+              <w:t xml:space="preserve"> == "person" %}</w:t>
             </w:r>
             <w:r>
               <w:rPr>
@@ -5766,6 +6059,7 @@
               </w:rPr>
               <w:t xml:space="preserve">{{ </w:t>
             </w:r>
+            <w:proofErr w:type="spellStart"/>
             <w:r>
               <w:rPr>
                 <w:rFonts w:ascii="Arial" w:hAnsi="Arial" w:cs="Arial"/>
@@ -5786,8 +6080,9 @@
                 <w:szCs w:val="18"/>
                 <w:lang w:val="en-US"/>
               </w:rPr>
-              <w:t xml:space="preserve">_last_name }} {{ </w:t>
-            </w:r>
+              <w:t>_last_name</w:t>
+            </w:r>
+            <w:proofErr w:type="spellEnd"/>
             <w:r>
               <w:rPr>
                 <w:rFonts w:ascii="Arial" w:hAnsi="Arial" w:cs="Arial"/>
@@ -5797,8 +6092,9 @@
                 <w:szCs w:val="18"/>
                 <w:lang w:val="en-US"/>
               </w:rPr>
-              <w:t>prev_doc</w:t>
-            </w:r>
+              <w:t xml:space="preserve"> }} {{ </w:t>
+            </w:r>
+            <w:proofErr w:type="spellStart"/>
             <w:r>
               <w:rPr>
                 <w:rFonts w:ascii="Arial" w:hAnsi="Arial" w:cs="Arial"/>
@@ -5808,7 +6104,7 @@
                 <w:szCs w:val="18"/>
                 <w:lang w:val="en-US"/>
               </w:rPr>
-              <w:t xml:space="preserve">_first_name }} {{ </w:t>
+              <w:t>prev_doc</w:t>
             </w:r>
             <w:r>
               <w:rPr>
@@ -5819,8 +6115,9 @@
                 <w:szCs w:val="18"/>
                 <w:lang w:val="en-US"/>
               </w:rPr>
-              <w:t>prev_doc</w:t>
-            </w:r>
+              <w:t>_first_name</w:t>
+            </w:r>
+            <w:proofErr w:type="spellEnd"/>
             <w:r>
               <w:rPr>
                 <w:rFonts w:ascii="Arial" w:hAnsi="Arial" w:cs="Arial"/>
@@ -5830,17 +6127,9 @@
                 <w:szCs w:val="18"/>
                 <w:lang w:val="en-US"/>
               </w:rPr>
-              <w:t>_middle_name }}</w:t>
-            </w:r>
-            <w:r>
-              <w:rPr>
-                <w:rFonts w:ascii="Arial" w:hAnsi="Arial" w:cs="Arial"/>
-                <w:sz w:val="18"/>
-                <w:szCs w:val="18"/>
-                <w:lang w:val="en-US"/>
-              </w:rPr>
-              <w:t>,</w:t>
-            </w:r>
+              <w:t xml:space="preserve"> }} {{ </w:t>
+            </w:r>
+            <w:proofErr w:type="spellStart"/>
             <w:r>
               <w:rPr>
                 <w:rFonts w:ascii="Arial" w:hAnsi="Arial" w:cs="Arial"/>
@@ -5850,6 +6139,49 @@
                 <w:szCs w:val="18"/>
                 <w:lang w:val="en-US"/>
               </w:rPr>
+              <w:t>prev_doc</w:t>
+            </w:r>
+            <w:r>
+              <w:rPr>
+                <w:rFonts w:ascii="Arial" w:hAnsi="Arial" w:cs="Arial"/>
+                <w:b/>
+                <w:bCs/>
+                <w:sz w:val="18"/>
+                <w:szCs w:val="18"/>
+                <w:lang w:val="en-US"/>
+              </w:rPr>
+              <w:t>_middle_name</w:t>
+            </w:r>
+            <w:proofErr w:type="spellEnd"/>
+            <w:r>
+              <w:rPr>
+                <w:rFonts w:ascii="Arial" w:hAnsi="Arial" w:cs="Arial"/>
+                <w:b/>
+                <w:bCs/>
+                <w:sz w:val="18"/>
+                <w:szCs w:val="18"/>
+                <w:lang w:val="en-US"/>
+              </w:rPr>
+              <w:t xml:space="preserve"> }}</w:t>
+            </w:r>
+            <w:r>
+              <w:rPr>
+                <w:rFonts w:ascii="Arial" w:hAnsi="Arial" w:cs="Arial"/>
+                <w:sz w:val="18"/>
+                <w:szCs w:val="18"/>
+                <w:lang w:val="en-US"/>
+              </w:rPr>
+              <w:t>,</w:t>
+            </w:r>
+            <w:r>
+              <w:rPr>
+                <w:rFonts w:ascii="Arial" w:hAnsi="Arial" w:cs="Arial"/>
+                <w:b/>
+                <w:bCs/>
+                <w:sz w:val="18"/>
+                <w:szCs w:val="18"/>
+                <w:lang w:val="en-US"/>
+              </w:rPr>
               <w:t xml:space="preserve"> </w:t>
             </w:r>
             <w:r>
@@ -5861,6 +6193,7 @@
               </w:rPr>
               <w:t xml:space="preserve">{{ </w:t>
             </w:r>
+            <w:proofErr w:type="spellStart"/>
             <w:r>
               <w:rPr>
                 <w:rFonts w:ascii="Arial" w:hAnsi="Arial" w:cs="Arial"/>
@@ -5877,7 +6210,37 @@
                 <w:szCs w:val="18"/>
                 <w:lang w:val="en-US"/>
               </w:rPr>
-              <w:t>_birth_date }} г.р.</w:t>
+              <w:t>_birth_date</w:t>
+            </w:r>
+            <w:proofErr w:type="spellEnd"/>
+            <w:r>
+              <w:rPr>
+                <w:rFonts w:ascii="Arial" w:hAnsi="Arial" w:cs="Arial"/>
+                <w:sz w:val="18"/>
+                <w:szCs w:val="18"/>
+                <w:lang w:val="en-US"/>
+              </w:rPr>
+              <w:t xml:space="preserve"> }} </w:t>
+            </w:r>
+            <w:proofErr w:type="spellStart"/>
+            <w:r>
+              <w:rPr>
+                <w:rFonts w:ascii="Arial" w:hAnsi="Arial" w:cs="Arial"/>
+                <w:sz w:val="18"/>
+                <w:szCs w:val="18"/>
+                <w:lang w:val="en-US"/>
+              </w:rPr>
+              <w:t>г.р</w:t>
+            </w:r>
+            <w:proofErr w:type="spellEnd"/>
+            <w:r>
+              <w:rPr>
+                <w:rFonts w:ascii="Arial" w:hAnsi="Arial" w:cs="Arial"/>
+                <w:sz w:val="18"/>
+                <w:szCs w:val="18"/>
+                <w:lang w:val="en-US"/>
+              </w:rPr>
+              <w:t>.</w:t>
             </w:r>
           </w:p>
           <w:p>
@@ -5890,15 +6253,27 @@
                 <w:lang w:val="en-US"/>
               </w:rPr>
             </w:pPr>
-            <w:r>
-              <w:rPr>
-                <w:rFonts w:ascii="Arial" w:hAnsi="Arial" w:cs="Arial"/>
-                <w:sz w:val="18"/>
-                <w:szCs w:val="18"/>
-                <w:lang w:val="en-US"/>
-              </w:rPr>
-              <w:t xml:space="preserve">Паспорт РФ {{ </w:t>
-            </w:r>
+            <w:proofErr w:type="spellStart"/>
+            <w:r>
+              <w:rPr>
+                <w:rFonts w:ascii="Arial" w:hAnsi="Arial" w:cs="Arial"/>
+                <w:sz w:val="18"/>
+                <w:szCs w:val="18"/>
+                <w:lang w:val="en-US"/>
+              </w:rPr>
+              <w:t>Паспорт</w:t>
+            </w:r>
+            <w:proofErr w:type="spellEnd"/>
+            <w:r>
+              <w:rPr>
+                <w:rFonts w:ascii="Arial" w:hAnsi="Arial" w:cs="Arial"/>
+                <w:sz w:val="18"/>
+                <w:szCs w:val="18"/>
+                <w:lang w:val="en-US"/>
+              </w:rPr>
+              <w:t xml:space="preserve"> РФ {{ </w:t>
+            </w:r>
+            <w:proofErr w:type="spellStart"/>
             <w:r>
               <w:rPr>
                 <w:rFonts w:ascii="Arial" w:hAnsi="Arial" w:cs="Arial"/>
@@ -5915,8 +6290,39 @@
                 <w:szCs w:val="18"/>
                 <w:lang w:val="en-US"/>
               </w:rPr>
-              <w:t xml:space="preserve">licence_number }} выдан {{ </w:t>
-            </w:r>
+              <w:t>licence_number</w:t>
+            </w:r>
+            <w:proofErr w:type="spellEnd"/>
+            <w:r>
+              <w:rPr>
+                <w:rFonts w:ascii="Arial" w:hAnsi="Arial" w:cs="Arial"/>
+                <w:sz w:val="18"/>
+                <w:szCs w:val="18"/>
+                <w:lang w:val="en-US"/>
+              </w:rPr>
+              <w:t xml:space="preserve"> }} </w:t>
+            </w:r>
+            <w:proofErr w:type="spellStart"/>
+            <w:r>
+              <w:rPr>
+                <w:rFonts w:ascii="Arial" w:hAnsi="Arial" w:cs="Arial"/>
+                <w:sz w:val="18"/>
+                <w:szCs w:val="18"/>
+                <w:lang w:val="en-US"/>
+              </w:rPr>
+              <w:t>выдан</w:t>
+            </w:r>
+            <w:proofErr w:type="spellEnd"/>
+            <w:r>
+              <w:rPr>
+                <w:rFonts w:ascii="Arial" w:hAnsi="Arial" w:cs="Arial"/>
+                <w:sz w:val="18"/>
+                <w:szCs w:val="18"/>
+                <w:lang w:val="en-US"/>
+              </w:rPr>
+              <w:t xml:space="preserve"> {{ </w:t>
+            </w:r>
+            <w:proofErr w:type="spellStart"/>
             <w:r>
               <w:rPr>
                 <w:rFonts w:ascii="Arial" w:hAnsi="Arial" w:cs="Arial"/>
@@ -5933,8 +6339,19 @@
                 <w:szCs w:val="18"/>
                 <w:lang w:val="en-US"/>
               </w:rPr>
-              <w:t xml:space="preserve">_issue_date }} {{ </w:t>
-            </w:r>
+              <w:t>_issue_date</w:t>
+            </w:r>
+            <w:proofErr w:type="spellEnd"/>
+            <w:r>
+              <w:rPr>
+                <w:rFonts w:ascii="Arial" w:hAnsi="Arial" w:cs="Arial"/>
+                <w:sz w:val="18"/>
+                <w:szCs w:val="18"/>
+                <w:lang w:val="en-US"/>
+              </w:rPr>
+              <w:t xml:space="preserve"> }} {{ </w:t>
+            </w:r>
+            <w:proofErr w:type="spellStart"/>
             <w:r>
               <w:rPr>
                 <w:rFonts w:ascii="Arial" w:hAnsi="Arial" w:cs="Arial"/>
@@ -5951,7 +6368,17 @@
                 <w:szCs w:val="18"/>
                 <w:lang w:val="en-US"/>
               </w:rPr>
-              <w:t>_issue_organization }}</w:t>
+              <w:t>_issue_organization</w:t>
+            </w:r>
+            <w:proofErr w:type="spellEnd"/>
+            <w:r>
+              <w:rPr>
+                <w:rFonts w:ascii="Arial" w:hAnsi="Arial" w:cs="Arial"/>
+                <w:sz w:val="18"/>
+                <w:szCs w:val="18"/>
+                <w:lang w:val="en-US"/>
+              </w:rPr>
+              <w:t xml:space="preserve"> }}</w:t>
             </w:r>
           </w:p>
           <w:p>
@@ -5981,6 +6408,7 @@
               </w:rPr>
               <w:t xml:space="preserve">: {{ </w:t>
             </w:r>
+            <w:proofErr w:type="spellStart"/>
             <w:r>
               <w:rPr>
                 <w:rFonts w:ascii="Arial" w:hAnsi="Arial" w:cs="Arial"/>
@@ -5997,7 +6425,17 @@
                 <w:szCs w:val="18"/>
                 <w:lang w:val="en-US"/>
               </w:rPr>
-              <w:t>_full_address }}</w:t>
+              <w:t>_full_address</w:t>
+            </w:r>
+            <w:proofErr w:type="spellEnd"/>
+            <w:r>
+              <w:rPr>
+                <w:rFonts w:ascii="Arial" w:hAnsi="Arial" w:cs="Arial"/>
+                <w:sz w:val="18"/>
+                <w:szCs w:val="18"/>
+                <w:lang w:val="en-US"/>
+              </w:rPr>
+              <w:t xml:space="preserve"> }}</w:t>
             </w:r>
           </w:p>
           <w:p>
@@ -6028,6 +6466,7 @@
               </w:rPr>
               <w:t xml:space="preserve">: {{ </w:t>
             </w:r>
+            <w:proofErr w:type="spellStart"/>
             <w:r>
               <w:rPr>
                 <w:rFonts w:ascii="Arial" w:hAnsi="Arial" w:cs="Arial"/>
@@ -6044,7 +6483,181 @@
                 <w:szCs w:val="18"/>
                 <w:lang w:val="en-US"/>
               </w:rPr>
-              <w:t>inn }}</w:t>
+              <w:t>inn</w:t>
+            </w:r>
+            <w:proofErr w:type="spellEnd"/>
+            <w:r>
+              <w:rPr>
+                <w:rFonts w:ascii="Arial" w:hAnsi="Arial" w:cs="Arial"/>
+                <w:sz w:val="18"/>
+                <w:szCs w:val="18"/>
+                <w:lang w:val="en-US"/>
+              </w:rPr>
+              <w:t xml:space="preserve"> }}</w:t>
+            </w:r>
+            <w:r>
+              <w:rPr>
+                <w:rFonts w:ascii="Arial" w:hAnsi="Arial" w:cs="Arial"/>
+                <w:sz w:val="18"/>
+                <w:szCs w:val="18"/>
+                <w:lang w:val="en-US"/>
+              </w:rPr>
+              <w:t xml:space="preserve"> </w:t>
+            </w:r>
+            <w:r>
+              <w:rPr>
+                <w:rFonts w:ascii="Arial" w:hAnsi="Arial" w:cs="Arial"/>
+                <w:sz w:val="18"/>
+                <w:szCs w:val="18"/>
+                <w:lang w:val="en-US"/>
+              </w:rPr>
+              <w:t xml:space="preserve">{% </w:t>
+            </w:r>
+            <w:proofErr w:type="spellStart"/>
+            <w:r>
+              <w:rPr>
+                <w:rFonts w:ascii="Arial" w:hAnsi="Arial" w:cs="Arial"/>
+                <w:sz w:val="18"/>
+                <w:szCs w:val="18"/>
+                <w:lang w:val="en-US"/>
+              </w:rPr>
+              <w:t>elif</w:t>
+            </w:r>
+            <w:proofErr w:type="spellEnd"/>
+            <w:r>
+              <w:rPr>
+                <w:rFonts w:ascii="Arial" w:hAnsi="Arial" w:cs="Arial"/>
+                <w:sz w:val="18"/>
+                <w:szCs w:val="18"/>
+                <w:lang w:val="en-US"/>
+              </w:rPr>
+              <w:t xml:space="preserve"> </w:t>
+            </w:r>
+            <w:proofErr w:type="spellStart"/>
+            <w:r>
+              <w:rPr>
+                <w:rFonts w:ascii="Arial" w:hAnsi="Arial" w:cs="Arial"/>
+                <w:sz w:val="18"/>
+                <w:szCs w:val="18"/>
+                <w:lang w:val="en-US"/>
+              </w:rPr>
+              <w:t>prev_doc_</w:t>
+            </w:r>
+            <w:r>
+              <w:rPr>
+                <w:rFonts w:ascii="Arial" w:hAnsi="Arial" w:cs="Arial"/>
+                <w:sz w:val="18"/>
+                <w:szCs w:val="18"/>
+                <w:lang w:val="en-US"/>
+              </w:rPr>
+              <w:t>type</w:t>
+            </w:r>
+            <w:proofErr w:type="spellEnd"/>
+            <w:r>
+              <w:rPr>
+                <w:rFonts w:ascii="Arial" w:hAnsi="Arial" w:cs="Arial"/>
+                <w:sz w:val="18"/>
+                <w:szCs w:val="18"/>
+                <w:lang w:val="en-US"/>
+              </w:rPr>
+              <w:t xml:space="preserve"> in ["</w:t>
+            </w:r>
+            <w:proofErr w:type="spellStart"/>
+            <w:r>
+              <w:rPr>
+                <w:rFonts w:ascii="Arial" w:hAnsi="Arial" w:cs="Arial"/>
+                <w:sz w:val="18"/>
+                <w:szCs w:val="18"/>
+                <w:lang w:val="en-US"/>
+              </w:rPr>
+              <w:t>external_company</w:t>
+            </w:r>
+            <w:proofErr w:type="spellEnd"/>
+            <w:r>
+              <w:rPr>
+                <w:rFonts w:ascii="Arial" w:hAnsi="Arial" w:cs="Arial"/>
+                <w:sz w:val="18"/>
+                <w:szCs w:val="18"/>
+                <w:lang w:val="en-US"/>
+              </w:rPr>
+              <w:t>", "</w:t>
+            </w:r>
+            <w:proofErr w:type="spellStart"/>
+            <w:r>
+              <w:rPr>
+                <w:rFonts w:ascii="Arial" w:hAnsi="Arial" w:cs="Arial"/>
+                <w:sz w:val="18"/>
+                <w:szCs w:val="18"/>
+                <w:lang w:val="en-US"/>
+              </w:rPr>
+              <w:t>internal_company</w:t>
+            </w:r>
+            <w:proofErr w:type="spellEnd"/>
+            <w:r>
+              <w:rPr>
+                <w:rFonts w:ascii="Arial" w:hAnsi="Arial" w:cs="Arial"/>
+                <w:sz w:val="18"/>
+                <w:szCs w:val="18"/>
+                <w:lang w:val="en-US"/>
+              </w:rPr>
+              <w:t>"] %}</w:t>
+            </w:r>
+            <w:r>
+              <w:rPr>
+                <w:rFonts w:ascii="Arial" w:hAnsi="Arial" w:cs="Arial"/>
+                <w:b/>
+                <w:bCs/>
+                <w:sz w:val="18"/>
+                <w:szCs w:val="18"/>
+                <w:lang w:val="en-US"/>
+              </w:rPr>
+              <w:t xml:space="preserve">{{ </w:t>
+            </w:r>
+            <w:proofErr w:type="spellStart"/>
+            <w:r>
+              <w:rPr>
+                <w:rFonts w:ascii="Arial" w:hAnsi="Arial" w:cs="Arial"/>
+                <w:b/>
+                <w:bCs/>
+                <w:sz w:val="18"/>
+                <w:szCs w:val="18"/>
+                <w:lang w:val="en-US"/>
+              </w:rPr>
+              <w:t>prev_doc_</w:t>
+            </w:r>
+            <w:r>
+              <w:rPr>
+                <w:rFonts w:ascii="Arial" w:hAnsi="Arial" w:cs="Arial"/>
+                <w:b/>
+                <w:bCs/>
+                <w:sz w:val="18"/>
+                <w:szCs w:val="18"/>
+                <w:lang w:val="en-US"/>
+              </w:rPr>
+              <w:t>short_</w:t>
+            </w:r>
+            <w:r>
+              <w:rPr>
+                <w:rFonts w:ascii="Arial" w:hAnsi="Arial" w:cs="Arial"/>
+                <w:b/>
+                <w:bCs/>
+                <w:sz w:val="18"/>
+                <w:szCs w:val="18"/>
+                <w:lang w:val="en-US"/>
+              </w:rPr>
+              <w:t>name</w:t>
+            </w:r>
+            <w:proofErr w:type="spellEnd"/>
+            <w:r>
+              <w:rPr>
+                <w:rFonts w:ascii="Arial" w:hAnsi="Arial" w:cs="Arial"/>
+                <w:b/>
+                <w:bCs/>
+                <w:sz w:val="18"/>
+                <w:szCs w:val="18"/>
+                <w:lang w:val="en-US"/>
+              </w:rPr>
+              <w:t xml:space="preserve"> }}</w:t>
             </w:r>
           </w:p>
           <w:p>
@@ -6057,65 +6670,74 @@
                 <w:lang w:val="en-US"/>
               </w:rPr>
             </w:pPr>
-            <w:r>
-              <w:rPr>
-                <w:rFonts w:ascii="Arial" w:hAnsi="Arial" w:cs="Arial"/>
-                <w:sz w:val="18"/>
-                <w:szCs w:val="18"/>
-                <w:lang w:val="en-US"/>
-              </w:rPr>
-              <w:t xml:space="preserve">{% elif </w:t>
-            </w:r>
-            <w:r>
-              <w:rPr>
-                <w:rFonts w:ascii="Arial" w:hAnsi="Arial" w:cs="Arial"/>
-                <w:sz w:val="18"/>
-                <w:szCs w:val="18"/>
-                <w:lang w:val="en-US"/>
-              </w:rPr>
-              <w:t>prev_doc_</w:t>
-            </w:r>
-            <w:r>
-              <w:rPr>
-                <w:rFonts w:ascii="Arial" w:hAnsi="Arial" w:cs="Arial"/>
-                <w:sz w:val="18"/>
-                <w:szCs w:val="18"/>
-                <w:lang w:val="en-US"/>
-              </w:rPr>
-              <w:t>type in ["external_company", "internal_company"] %}</w:t>
-            </w:r>
-            <w:r>
-              <w:rPr>
-                <w:rFonts w:ascii="Arial" w:hAnsi="Arial" w:cs="Arial"/>
-                <w:b/>
-                <w:bCs/>
-                <w:sz w:val="18"/>
-                <w:szCs w:val="18"/>
-                <w:lang w:val="en-US"/>
-              </w:rPr>
-              <w:t>{{ prev_doc_</w:t>
-            </w:r>
-            <w:r>
-              <w:rPr>
-                <w:rFonts w:ascii="Arial" w:hAnsi="Arial" w:cs="Arial"/>
-                <w:b/>
-                <w:bCs/>
-                <w:sz w:val="18"/>
-                <w:szCs w:val="18"/>
-                <w:lang w:val="en-US"/>
-              </w:rPr>
-              <w:t>short_</w:t>
-            </w:r>
-            <w:r>
-              <w:rPr>
-                <w:rFonts w:ascii="Arial" w:hAnsi="Arial" w:cs="Arial"/>
-                <w:b/>
-                <w:bCs/>
-                <w:sz w:val="18"/>
-                <w:szCs w:val="18"/>
-                <w:lang w:val="en-US"/>
-              </w:rPr>
-              <w:t>name }}</w:t>
+            <w:proofErr w:type="spellStart"/>
+            <w:r>
+              <w:rPr>
+                <w:rFonts w:ascii="Arial" w:hAnsi="Arial" w:cs="Arial"/>
+                <w:sz w:val="18"/>
+                <w:szCs w:val="18"/>
+                <w:lang w:val="en-US"/>
+              </w:rPr>
+              <w:t>Юр</w:t>
+            </w:r>
+            <w:proofErr w:type="spellEnd"/>
+            <w:r>
+              <w:rPr>
+                <w:rFonts w:ascii="Arial" w:hAnsi="Arial" w:cs="Arial"/>
+                <w:sz w:val="18"/>
+                <w:szCs w:val="18"/>
+                <w:lang w:val="en-US"/>
+              </w:rPr>
+              <w:t xml:space="preserve">. </w:t>
+            </w:r>
+            <w:proofErr w:type="spellStart"/>
+            <w:r>
+              <w:rPr>
+                <w:rFonts w:ascii="Arial" w:hAnsi="Arial" w:cs="Arial"/>
+                <w:sz w:val="18"/>
+                <w:szCs w:val="18"/>
+                <w:lang w:val="en-US"/>
+              </w:rPr>
+              <w:t>адрес</w:t>
+            </w:r>
+            <w:proofErr w:type="spellEnd"/>
+            <w:r>
+              <w:rPr>
+                <w:rFonts w:ascii="Arial" w:hAnsi="Arial" w:cs="Arial"/>
+                <w:sz w:val="18"/>
+                <w:szCs w:val="18"/>
+                <w:lang w:val="en-US"/>
+              </w:rPr>
+              <w:t xml:space="preserve">: {{ </w:t>
+            </w:r>
+            <w:proofErr w:type="spellStart"/>
+            <w:r>
+              <w:rPr>
+                <w:rFonts w:ascii="Arial" w:hAnsi="Arial" w:cs="Arial"/>
+                <w:sz w:val="18"/>
+                <w:szCs w:val="18"/>
+                <w:lang w:val="en-US"/>
+              </w:rPr>
+              <w:t>prev_doc</w:t>
+            </w:r>
+            <w:r>
+              <w:rPr>
+                <w:rFonts w:ascii="Arial" w:hAnsi="Arial" w:cs="Arial"/>
+                <w:sz w:val="18"/>
+                <w:szCs w:val="18"/>
+                <w:lang w:val="en-US"/>
+              </w:rPr>
+              <w:t>_legal_address</w:t>
+            </w:r>
+            <w:proofErr w:type="spellEnd"/>
+            <w:r>
+              <w:rPr>
+                <w:rFonts w:ascii="Arial" w:hAnsi="Arial" w:cs="Arial"/>
+                <w:sz w:val="18"/>
+                <w:szCs w:val="18"/>
+                <w:lang w:val="en-US"/>
+              </w:rPr>
+              <w:t xml:space="preserve"> }}</w:t>
             </w:r>
           </w:p>
           <w:p>
@@ -6128,15 +6750,47 @@
                 <w:lang w:val="en-US"/>
               </w:rPr>
             </w:pPr>
-            <w:r>
-              <w:rPr>
-                <w:rFonts w:ascii="Arial" w:hAnsi="Arial" w:cs="Arial"/>
-                <w:sz w:val="18"/>
-                <w:szCs w:val="18"/>
-                <w:lang w:val="en-US"/>
-              </w:rPr>
-              <w:t xml:space="preserve">Юр. адрес: {{ </w:t>
-            </w:r>
+            <w:proofErr w:type="spellStart"/>
+            <w:r>
+              <w:rPr>
+                <w:rFonts w:ascii="Arial" w:hAnsi="Arial" w:cs="Arial"/>
+                <w:sz w:val="18"/>
+                <w:szCs w:val="18"/>
+                <w:lang w:val="en-US"/>
+              </w:rPr>
+              <w:t>эл</w:t>
+            </w:r>
+            <w:proofErr w:type="spellEnd"/>
+            <w:r>
+              <w:rPr>
+                <w:rFonts w:ascii="Arial" w:hAnsi="Arial" w:cs="Arial"/>
+                <w:sz w:val="18"/>
+                <w:szCs w:val="18"/>
+                <w:lang w:val="en-US"/>
+              </w:rPr>
+              <w:t xml:space="preserve">. </w:t>
+            </w:r>
+            <w:proofErr w:type="spellStart"/>
+            <w:r>
+              <w:rPr>
+                <w:rFonts w:ascii="Arial" w:hAnsi="Arial" w:cs="Arial"/>
+                <w:sz w:val="18"/>
+                <w:szCs w:val="18"/>
+                <w:lang w:val="en-US"/>
+              </w:rPr>
+              <w:t>почта</w:t>
+            </w:r>
+            <w:proofErr w:type="spellEnd"/>
+            <w:r>
+              <w:rPr>
+                <w:rFonts w:ascii="Arial" w:hAnsi="Arial" w:cs="Arial"/>
+                <w:sz w:val="18"/>
+                <w:szCs w:val="18"/>
+                <w:lang w:val="en-US"/>
+              </w:rPr>
+              <w:t xml:space="preserve">: {{ </w:t>
+            </w:r>
+            <w:proofErr w:type="spellStart"/>
             <w:r>
               <w:rPr>
                 <w:rFonts w:ascii="Arial" w:hAnsi="Arial" w:cs="Arial"/>
@@ -6153,7 +6807,17 @@
                 <w:szCs w:val="18"/>
                 <w:lang w:val="en-US"/>
               </w:rPr>
-              <w:t>_legal_address }}</w:t>
+              <w:t>_email</w:t>
+            </w:r>
+            <w:proofErr w:type="spellEnd"/>
+            <w:r>
+              <w:rPr>
+                <w:rFonts w:ascii="Arial" w:hAnsi="Arial" w:cs="Arial"/>
+                <w:sz w:val="18"/>
+                <w:szCs w:val="18"/>
+                <w:lang w:val="en-US"/>
+              </w:rPr>
+              <w:t xml:space="preserve"> }}</w:t>
             </w:r>
           </w:p>
           <w:p>
@@ -6166,15 +6830,27 @@
                 <w:lang w:val="en-US"/>
               </w:rPr>
             </w:pPr>
-            <w:r>
-              <w:rPr>
-                <w:rFonts w:ascii="Arial" w:hAnsi="Arial" w:cs="Arial"/>
-                <w:sz w:val="18"/>
-                <w:szCs w:val="18"/>
-                <w:lang w:val="en-US"/>
-              </w:rPr>
-              <w:t xml:space="preserve">эл. почта: {{ </w:t>
-            </w:r>
+            <w:proofErr w:type="spellStart"/>
+            <w:r>
+              <w:rPr>
+                <w:rFonts w:ascii="Arial" w:hAnsi="Arial" w:cs="Arial"/>
+                <w:sz w:val="18"/>
+                <w:szCs w:val="18"/>
+                <w:lang w:val="en-US"/>
+              </w:rPr>
+              <w:t>тел</w:t>
+            </w:r>
+            <w:proofErr w:type="spellEnd"/>
+            <w:r>
+              <w:rPr>
+                <w:rFonts w:ascii="Arial" w:hAnsi="Arial" w:cs="Arial"/>
+                <w:sz w:val="18"/>
+                <w:szCs w:val="18"/>
+                <w:lang w:val="en-US"/>
+              </w:rPr>
+              <w:t xml:space="preserve">: {{ </w:t>
+            </w:r>
+            <w:proofErr w:type="spellStart"/>
             <w:r>
               <w:rPr>
                 <w:rFonts w:ascii="Arial" w:hAnsi="Arial" w:cs="Arial"/>
@@ -6191,7 +6867,17 @@
                 <w:szCs w:val="18"/>
                 <w:lang w:val="en-US"/>
               </w:rPr>
-              <w:t>_email }}</w:t>
+              <w:t>_phone</w:t>
+            </w:r>
+            <w:proofErr w:type="spellEnd"/>
+            <w:r>
+              <w:rPr>
+                <w:rFonts w:ascii="Arial" w:hAnsi="Arial" w:cs="Arial"/>
+                <w:sz w:val="18"/>
+                <w:szCs w:val="18"/>
+                <w:lang w:val="en-US"/>
+              </w:rPr>
+              <w:t xml:space="preserve"> }}</w:t>
             </w:r>
           </w:p>
           <w:p>
@@ -6211,8 +6897,9 @@
                 <w:szCs w:val="18"/>
                 <w:lang w:val="en-US"/>
               </w:rPr>
-              <w:t xml:space="preserve">тел: {{ </w:t>
-            </w:r>
+              <w:t xml:space="preserve">ОГРН {{ </w:t>
+            </w:r>
+            <w:proofErr w:type="spellStart"/>
             <w:r>
               <w:rPr>
                 <w:rFonts w:ascii="Arial" w:hAnsi="Arial" w:cs="Arial"/>
@@ -6229,7 +6916,17 @@
                 <w:szCs w:val="18"/>
                 <w:lang w:val="en-US"/>
               </w:rPr>
-              <w:t>_phone }}</w:t>
+              <w:t>_ogrn</w:t>
+            </w:r>
+            <w:proofErr w:type="spellEnd"/>
+            <w:r>
+              <w:rPr>
+                <w:rFonts w:ascii="Arial" w:hAnsi="Arial" w:cs="Arial"/>
+                <w:sz w:val="18"/>
+                <w:szCs w:val="18"/>
+                <w:lang w:val="en-US"/>
+              </w:rPr>
+              <w:t xml:space="preserve"> }}</w:t>
             </w:r>
           </w:p>
           <w:p>
@@ -6249,8 +6946,9 @@
                 <w:szCs w:val="18"/>
                 <w:lang w:val="en-US"/>
               </w:rPr>
-              <w:t xml:space="preserve">ОГРН {{ </w:t>
-            </w:r>
+              <w:t xml:space="preserve">ИНН {{ </w:t>
+            </w:r>
+            <w:proofErr w:type="spellStart"/>
             <w:r>
               <w:rPr>
                 <w:rFonts w:ascii="Arial" w:hAnsi="Arial" w:cs="Arial"/>
@@ -6267,7 +6965,46 @@
                 <w:szCs w:val="18"/>
                 <w:lang w:val="en-US"/>
               </w:rPr>
-              <w:t>_ogrn }}</w:t>
+              <w:t>_inn</w:t>
+            </w:r>
+            <w:proofErr w:type="spellEnd"/>
+            <w:r>
+              <w:rPr>
+                <w:rFonts w:ascii="Arial" w:hAnsi="Arial" w:cs="Arial"/>
+                <w:sz w:val="18"/>
+                <w:szCs w:val="18"/>
+                <w:lang w:val="en-US"/>
+              </w:rPr>
+              <w:t xml:space="preserve"> }} КПП {{ </w:t>
+            </w:r>
+            <w:proofErr w:type="spellStart"/>
+            <w:r>
+              <w:rPr>
+                <w:rFonts w:ascii="Arial" w:hAnsi="Arial" w:cs="Arial"/>
+                <w:sz w:val="18"/>
+                <w:szCs w:val="18"/>
+                <w:lang w:val="en-US"/>
+              </w:rPr>
+              <w:t>prev_doc</w:t>
+            </w:r>
+            <w:r>
+              <w:rPr>
+                <w:rFonts w:ascii="Arial" w:hAnsi="Arial" w:cs="Arial"/>
+                <w:sz w:val="18"/>
+                <w:szCs w:val="18"/>
+                <w:lang w:val="en-US"/>
+              </w:rPr>
+              <w:t>_kpp</w:t>
+            </w:r>
+            <w:proofErr w:type="spellEnd"/>
+            <w:r>
+              <w:rPr>
+                <w:rFonts w:ascii="Arial" w:hAnsi="Arial" w:cs="Arial"/>
+                <w:sz w:val="18"/>
+                <w:szCs w:val="18"/>
+                <w:lang w:val="en-US"/>
+              </w:rPr>
+              <w:t xml:space="preserve"> }}</w:t>
             </w:r>
           </w:p>
           <w:p>
@@ -6287,8 +7024,9 @@
                 <w:szCs w:val="18"/>
                 <w:lang w:val="en-US"/>
               </w:rPr>
-              <w:t xml:space="preserve">ИНН {{ </w:t>
-            </w:r>
+              <w:t xml:space="preserve">р/с {{ </w:t>
+            </w:r>
+            <w:proofErr w:type="spellStart"/>
             <w:r>
               <w:rPr>
                 <w:rFonts w:ascii="Arial" w:hAnsi="Arial" w:cs="Arial"/>
@@ -6305,25 +7043,17 @@
                 <w:szCs w:val="18"/>
                 <w:lang w:val="en-US"/>
               </w:rPr>
-              <w:t xml:space="preserve">_inn }} КПП {{ </w:t>
-            </w:r>
-            <w:r>
-              <w:rPr>
-                <w:rFonts w:ascii="Arial" w:hAnsi="Arial" w:cs="Arial"/>
-                <w:sz w:val="18"/>
-                <w:szCs w:val="18"/>
-                <w:lang w:val="en-US"/>
-              </w:rPr>
-              <w:t>prev_doc</w:t>
-            </w:r>
-            <w:r>
-              <w:rPr>
-                <w:rFonts w:ascii="Arial" w:hAnsi="Arial" w:cs="Arial"/>
-                <w:sz w:val="18"/>
-                <w:szCs w:val="18"/>
-                <w:lang w:val="en-US"/>
-              </w:rPr>
-              <w:t>_kpp }}</w:t>
+              <w:t>_bank_account</w:t>
+            </w:r>
+            <w:proofErr w:type="spellEnd"/>
+            <w:r>
+              <w:rPr>
+                <w:rFonts w:ascii="Arial" w:hAnsi="Arial" w:cs="Arial"/>
+                <w:sz w:val="18"/>
+                <w:szCs w:val="18"/>
+                <w:lang w:val="en-US"/>
+              </w:rPr>
+              <w:t xml:space="preserve"> }}</w:t>
             </w:r>
           </w:p>
           <w:p>
@@ -6343,8 +7073,9 @@
                 <w:szCs w:val="18"/>
                 <w:lang w:val="en-US"/>
               </w:rPr>
-              <w:t xml:space="preserve">р/с {{ </w:t>
-            </w:r>
+              <w:t xml:space="preserve">{{ </w:t>
+            </w:r>
+            <w:proofErr w:type="spellStart"/>
             <w:r>
               <w:rPr>
                 <w:rFonts w:ascii="Arial" w:hAnsi="Arial" w:cs="Arial"/>
@@ -6361,7 +7092,17 @@
                 <w:szCs w:val="18"/>
                 <w:lang w:val="en-US"/>
               </w:rPr>
-              <w:t>_bank_account }}</w:t>
+              <w:t>_bank_name</w:t>
+            </w:r>
+            <w:proofErr w:type="spellEnd"/>
+            <w:r>
+              <w:rPr>
+                <w:rFonts w:ascii="Arial" w:hAnsi="Arial" w:cs="Arial"/>
+                <w:sz w:val="18"/>
+                <w:szCs w:val="18"/>
+                <w:lang w:val="en-US"/>
+              </w:rPr>
+              <w:t xml:space="preserve"> }}</w:t>
             </w:r>
           </w:p>
           <w:p>
@@ -6381,8 +7122,9 @@
                 <w:szCs w:val="18"/>
                 <w:lang w:val="en-US"/>
               </w:rPr>
-              <w:t xml:space="preserve">{{ </w:t>
-            </w:r>
+              <w:t xml:space="preserve">БИК {{ </w:t>
+            </w:r>
+            <w:proofErr w:type="spellStart"/>
             <w:r>
               <w:rPr>
                 <w:rFonts w:ascii="Arial" w:hAnsi="Arial" w:cs="Arial"/>
@@ -6399,7 +7141,46 @@
                 <w:szCs w:val="18"/>
                 <w:lang w:val="en-US"/>
               </w:rPr>
-              <w:t>_bank_name }}</w:t>
+              <w:t>_bik</w:t>
+            </w:r>
+            <w:proofErr w:type="spellEnd"/>
+            <w:r>
+              <w:rPr>
+                <w:rFonts w:ascii="Arial" w:hAnsi="Arial" w:cs="Arial"/>
+                <w:sz w:val="18"/>
+                <w:szCs w:val="18"/>
+                <w:lang w:val="en-US"/>
+              </w:rPr>
+              <w:t xml:space="preserve"> }} к/с {{ </w:t>
+            </w:r>
+            <w:proofErr w:type="spellStart"/>
+            <w:r>
+              <w:rPr>
+                <w:rFonts w:ascii="Arial" w:hAnsi="Arial" w:cs="Arial"/>
+                <w:sz w:val="18"/>
+                <w:szCs w:val="18"/>
+                <w:lang w:val="en-US"/>
+              </w:rPr>
+              <w:t>prev_doc</w:t>
+            </w:r>
+            <w:r>
+              <w:rPr>
+                <w:rFonts w:ascii="Arial" w:hAnsi="Arial" w:cs="Arial"/>
+                <w:sz w:val="18"/>
+                <w:szCs w:val="18"/>
+                <w:lang w:val="en-US"/>
+              </w:rPr>
+              <w:t>_corr_account</w:t>
+            </w:r>
+            <w:proofErr w:type="spellEnd"/>
+            <w:r>
+              <w:rPr>
+                <w:rFonts w:ascii="Arial" w:hAnsi="Arial" w:cs="Arial"/>
+                <w:sz w:val="18"/>
+                <w:szCs w:val="18"/>
+                <w:lang w:val="en-US"/>
+              </w:rPr>
+              <w:t xml:space="preserve"> }}{% endif %}</w:t>
             </w:r>
           </w:p>
           <w:p>
@@ -6409,53 +7190,70 @@
                 <w:rFonts w:ascii="Arial" w:hAnsi="Arial" w:cs="Arial"/>
                 <w:sz w:val="18"/>
                 <w:szCs w:val="18"/>
-                <w:lang w:val="en-US"/>
               </w:rPr>
             </w:pPr>
             <w:r>
               <w:rPr>
                 <w:rFonts w:ascii="Arial" w:hAnsi="Arial" w:cs="Arial"/>
-                <w:sz w:val="18"/>
-                <w:szCs w:val="18"/>
-                <w:lang w:val="en-US"/>
-              </w:rPr>
-              <w:t xml:space="preserve">БИК {{ </w:t>
-            </w:r>
-            <w:r>
-              <w:rPr>
-                <w:rFonts w:ascii="Arial" w:hAnsi="Arial" w:cs="Arial"/>
-                <w:sz w:val="18"/>
-                <w:szCs w:val="18"/>
-                <w:lang w:val="en-US"/>
-              </w:rPr>
-              <w:t>prev_doc</w:t>
-            </w:r>
-            <w:r>
-              <w:rPr>
-                <w:rFonts w:ascii="Arial" w:hAnsi="Arial" w:cs="Arial"/>
-                <w:sz w:val="18"/>
-                <w:szCs w:val="18"/>
-                <w:lang w:val="en-US"/>
-              </w:rPr>
-              <w:t xml:space="preserve">_bik }} к/с {{ </w:t>
-            </w:r>
-            <w:r>
-              <w:rPr>
-                <w:rFonts w:ascii="Arial" w:hAnsi="Arial" w:cs="Arial"/>
-                <w:sz w:val="18"/>
-                <w:szCs w:val="18"/>
-                <w:lang w:val="en-US"/>
-              </w:rPr>
-              <w:t>prev_doc</w:t>
-            </w:r>
-            <w:r>
-              <w:rPr>
-                <w:rFonts w:ascii="Arial" w:hAnsi="Arial" w:cs="Arial"/>
-                <w:sz w:val="18"/>
-                <w:szCs w:val="18"/>
-                <w:lang w:val="en-US"/>
-              </w:rPr>
-              <w:t>_corr_account }}{% endif %}</w:t>
+                <w:b/>
+                <w:bCs/>
+                <w:color w:val="000000" w:themeColor="text1"/>
+                <w:sz w:val="18"/>
+                <w:szCs w:val="18"/>
+              </w:rPr>
+              <w:t xml:space="preserve">действующий через представителя </w:t>
+            </w:r>
+            <w:r>
+              <w:rPr>
+                <w:rFonts w:ascii="Arial" w:hAnsi="Arial" w:cs="Arial"/>
+                <w:b/>
+                <w:bCs/>
+                <w:sz w:val="18"/>
+                <w:szCs w:val="18"/>
+              </w:rPr>
+              <w:t xml:space="preserve">{{ </w:t>
+            </w:r>
+            <w:r>
+              <w:rPr>
+                <w:rFonts w:ascii="Arial" w:hAnsi="Arial" w:cs="Arial"/>
+                <w:b/>
+                <w:bCs/>
+                <w:sz w:val="18"/>
+                <w:szCs w:val="18"/>
+                <w:lang w:val="en-US"/>
+              </w:rPr>
+              <w:t>seller</w:t>
+            </w:r>
+            <w:r>
+              <w:rPr>
+                <w:rFonts w:ascii="Arial" w:hAnsi="Arial" w:cs="Arial"/>
+                <w:b/>
+                <w:bCs/>
+                <w:sz w:val="18"/>
+                <w:szCs w:val="18"/>
+              </w:rPr>
+              <w:t>_</w:t>
+            </w:r>
+            <w:r>
+              <w:rPr>
+                <w:rFonts w:ascii="Arial" w:hAnsi="Arial" w:cs="Arial"/>
+                <w:b/>
+                <w:bCs/>
+                <w:sz w:val="18"/>
+                <w:szCs w:val="18"/>
+                <w:lang w:val="en-US"/>
+              </w:rPr>
+              <w:t>name</w:t>
+            </w:r>
+            <w:r>
+              <w:rPr>
+                <w:rFonts w:ascii="Arial" w:hAnsi="Arial" w:cs="Arial"/>
+                <w:b/>
+                <w:bCs/>
+                <w:sz w:val="18"/>
+                <w:szCs w:val="18"/>
+              </w:rPr>
+              <w:t xml:space="preserve"> }}</w:t>
             </w:r>
           </w:p>
           <w:p>
@@ -6465,68 +7263,66 @@
                 <w:rFonts w:ascii="Arial" w:hAnsi="Arial" w:cs="Arial"/>
                 <w:sz w:val="18"/>
                 <w:szCs w:val="18"/>
+                <w:lang w:val="en-US"/>
               </w:rPr>
             </w:pPr>
-            <w:r>
-              <w:rPr>
-                <w:rFonts w:ascii="Arial" w:hAnsi="Arial" w:cs="Arial"/>
-                <w:b/>
-                <w:bCs/>
-                <w:color w:val="000000" w:themeColor="text1"/>
-                <w:sz w:val="18"/>
-                <w:szCs w:val="18"/>
-              </w:rPr>
-              <w:t xml:space="preserve">действующий через представителя </w:t>
-            </w:r>
-            <w:r>
-              <w:rPr>
-                <w:rFonts w:ascii="Arial" w:hAnsi="Arial" w:cs="Arial"/>
-                <w:b/>
-                <w:bCs/>
-                <w:sz w:val="18"/>
-                <w:szCs w:val="18"/>
-              </w:rPr>
-              <w:t xml:space="preserve">{{ </w:t>
-            </w:r>
-            <w:r>
-              <w:rPr>
-                <w:rFonts w:ascii="Arial" w:hAnsi="Arial" w:cs="Arial"/>
-                <w:b/>
-                <w:bCs/>
-                <w:sz w:val="18"/>
-                <w:szCs w:val="18"/>
-                <w:lang w:val="en-US"/>
-              </w:rPr>
-              <w:t>seller</w:t>
-            </w:r>
-            <w:r>
-              <w:rPr>
-                <w:rFonts w:ascii="Arial" w:hAnsi="Arial" w:cs="Arial"/>
-                <w:b/>
-                <w:bCs/>
-                <w:sz w:val="18"/>
-                <w:szCs w:val="18"/>
-              </w:rPr>
-              <w:t>_</w:t>
-            </w:r>
-            <w:r>
-              <w:rPr>
-                <w:rFonts w:ascii="Arial" w:hAnsi="Arial" w:cs="Arial"/>
-                <w:b/>
-                <w:bCs/>
-                <w:sz w:val="18"/>
-                <w:szCs w:val="18"/>
-                <w:lang w:val="en-US"/>
-              </w:rPr>
-              <w:t>name</w:t>
-            </w:r>
-            <w:r>
-              <w:rPr>
-                <w:rFonts w:ascii="Arial" w:hAnsi="Arial" w:cs="Arial"/>
-                <w:b/>
-                <w:bCs/>
-                <w:sz w:val="18"/>
-                <w:szCs w:val="18"/>
+            <w:proofErr w:type="spellStart"/>
+            <w:r>
+              <w:rPr>
+                <w:rFonts w:ascii="Arial" w:hAnsi="Arial" w:cs="Arial"/>
+                <w:sz w:val="18"/>
+                <w:szCs w:val="18"/>
+                <w:lang w:val="en-US"/>
+              </w:rPr>
+              <w:t>Юр</w:t>
+            </w:r>
+            <w:proofErr w:type="spellEnd"/>
+            <w:r>
+              <w:rPr>
+                <w:rFonts w:ascii="Arial" w:hAnsi="Arial" w:cs="Arial"/>
+                <w:sz w:val="18"/>
+                <w:szCs w:val="18"/>
+                <w:lang w:val="en-US"/>
+              </w:rPr>
+              <w:t xml:space="preserve">. </w:t>
+            </w:r>
+            <w:proofErr w:type="spellStart"/>
+            <w:r>
+              <w:rPr>
+                <w:rFonts w:ascii="Arial" w:hAnsi="Arial" w:cs="Arial"/>
+                <w:sz w:val="18"/>
+                <w:szCs w:val="18"/>
+                <w:lang w:val="en-US"/>
+              </w:rPr>
+              <w:t>адрес</w:t>
+            </w:r>
+            <w:proofErr w:type="spellEnd"/>
+            <w:r>
+              <w:rPr>
+                <w:rFonts w:ascii="Arial" w:hAnsi="Arial" w:cs="Arial"/>
+                <w:sz w:val="18"/>
+                <w:szCs w:val="18"/>
+                <w:lang w:val="en-US"/>
+              </w:rPr>
+              <w:t xml:space="preserve">: {{ </w:t>
+            </w:r>
+            <w:proofErr w:type="spellStart"/>
+            <w:r>
+              <w:rPr>
+                <w:rFonts w:ascii="Arial" w:hAnsi="Arial" w:cs="Arial"/>
+                <w:sz w:val="18"/>
+                <w:szCs w:val="18"/>
+                <w:lang w:val="en-US"/>
+              </w:rPr>
+              <w:t>seller_legal_address</w:t>
+            </w:r>
+            <w:proofErr w:type="spellEnd"/>
+            <w:r>
+              <w:rPr>
+                <w:rFonts w:ascii="Arial" w:hAnsi="Arial" w:cs="Arial"/>
+                <w:sz w:val="18"/>
+                <w:szCs w:val="18"/>
+                <w:lang w:val="en-US"/>
               </w:rPr>
               <w:t xml:space="preserve"> }}</w:t>
             </w:r>
@@ -6541,14 +7337,65 @@
                 <w:lang w:val="en-US"/>
               </w:rPr>
             </w:pPr>
-            <w:r>
-              <w:rPr>
-                <w:rFonts w:ascii="Arial" w:hAnsi="Arial" w:cs="Arial"/>
-                <w:sz w:val="18"/>
-                <w:szCs w:val="18"/>
-                <w:lang w:val="en-US"/>
-              </w:rPr>
-              <w:t>Юр. адрес: {{ seller_legal_address }}</w:t>
+            <w:proofErr w:type="spellStart"/>
+            <w:r>
+              <w:rPr>
+                <w:rFonts w:ascii="Arial" w:hAnsi="Arial" w:cs="Arial"/>
+                <w:sz w:val="18"/>
+                <w:szCs w:val="18"/>
+                <w:lang w:val="en-US"/>
+              </w:rPr>
+              <w:t>эл</w:t>
+            </w:r>
+            <w:proofErr w:type="spellEnd"/>
+            <w:r>
+              <w:rPr>
+                <w:rFonts w:ascii="Arial" w:hAnsi="Arial" w:cs="Arial"/>
+                <w:sz w:val="18"/>
+                <w:szCs w:val="18"/>
+                <w:lang w:val="en-US"/>
+              </w:rPr>
+              <w:t xml:space="preserve">. </w:t>
+            </w:r>
+            <w:proofErr w:type="spellStart"/>
+            <w:r>
+              <w:rPr>
+                <w:rFonts w:ascii="Arial" w:hAnsi="Arial" w:cs="Arial"/>
+                <w:sz w:val="18"/>
+                <w:szCs w:val="18"/>
+                <w:lang w:val="en-US"/>
+              </w:rPr>
+              <w:t>почта</w:t>
+            </w:r>
+            <w:proofErr w:type="spellEnd"/>
+            <w:r>
+              <w:rPr>
+                <w:rFonts w:ascii="Arial" w:hAnsi="Arial" w:cs="Arial"/>
+                <w:sz w:val="18"/>
+                <w:szCs w:val="18"/>
+                <w:lang w:val="en-US"/>
+              </w:rPr>
+              <w:t xml:space="preserve">: {{ </w:t>
+            </w:r>
+            <w:proofErr w:type="spellStart"/>
+            <w:r>
+              <w:rPr>
+                <w:rFonts w:ascii="Arial" w:hAnsi="Arial" w:cs="Arial"/>
+                <w:sz w:val="18"/>
+                <w:szCs w:val="18"/>
+                <w:lang w:val="en-US"/>
+              </w:rPr>
+              <w:t>seller_email</w:t>
+            </w:r>
+            <w:proofErr w:type="spellEnd"/>
+            <w:r>
+              <w:rPr>
+                <w:rFonts w:ascii="Arial" w:hAnsi="Arial" w:cs="Arial"/>
+                <w:sz w:val="18"/>
+                <w:szCs w:val="18"/>
+                <w:lang w:val="en-US"/>
+              </w:rPr>
+              <w:t xml:space="preserve"> }}</w:t>
             </w:r>
           </w:p>
           <w:p>
@@ -6561,14 +7408,45 @@
                 <w:lang w:val="en-US"/>
               </w:rPr>
             </w:pPr>
-            <w:r>
-              <w:rPr>
-                <w:rFonts w:ascii="Arial" w:hAnsi="Arial" w:cs="Arial"/>
-                <w:sz w:val="18"/>
-                <w:szCs w:val="18"/>
-                <w:lang w:val="en-US"/>
-              </w:rPr>
-              <w:t>эл. почта: {{ seller_email }}</w:t>
+            <w:proofErr w:type="spellStart"/>
+            <w:r>
+              <w:rPr>
+                <w:rFonts w:ascii="Arial" w:hAnsi="Arial" w:cs="Arial"/>
+                <w:sz w:val="18"/>
+                <w:szCs w:val="18"/>
+                <w:lang w:val="en-US"/>
+              </w:rPr>
+              <w:t>тел</w:t>
+            </w:r>
+            <w:proofErr w:type="spellEnd"/>
+            <w:r>
+              <w:rPr>
+                <w:rFonts w:ascii="Arial" w:hAnsi="Arial" w:cs="Arial"/>
+                <w:sz w:val="18"/>
+                <w:szCs w:val="18"/>
+                <w:lang w:val="en-US"/>
+              </w:rPr>
+              <w:t xml:space="preserve">: {{ </w:t>
+            </w:r>
+            <w:proofErr w:type="spellStart"/>
+            <w:r>
+              <w:rPr>
+                <w:rFonts w:ascii="Arial" w:hAnsi="Arial" w:cs="Arial"/>
+                <w:sz w:val="18"/>
+                <w:szCs w:val="18"/>
+                <w:lang w:val="en-US"/>
+              </w:rPr>
+              <w:t>seller_phone</w:t>
+            </w:r>
+            <w:proofErr w:type="spellEnd"/>
+            <w:r>
+              <w:rPr>
+                <w:rFonts w:ascii="Arial" w:hAnsi="Arial" w:cs="Arial"/>
+                <w:sz w:val="18"/>
+                <w:szCs w:val="18"/>
+                <w:lang w:val="en-US"/>
+              </w:rPr>
+              <w:t xml:space="preserve"> }}</w:t>
             </w:r>
           </w:p>
           <w:p>
@@ -6588,7 +7466,27 @@
                 <w:szCs w:val="18"/>
                 <w:lang w:val="en-US"/>
               </w:rPr>
-              <w:t>тел: {{ seller_phone }}</w:t>
+              <w:t xml:space="preserve">ОГРН {{ </w:t>
+            </w:r>
+            <w:proofErr w:type="spellStart"/>
+            <w:r>
+              <w:rPr>
+                <w:rFonts w:ascii="Arial" w:hAnsi="Arial" w:cs="Arial"/>
+                <w:sz w:val="18"/>
+                <w:szCs w:val="18"/>
+                <w:lang w:val="en-US"/>
+              </w:rPr>
+              <w:t>seller_ogrn</w:t>
+            </w:r>
+            <w:proofErr w:type="spellEnd"/>
+            <w:r>
+              <w:rPr>
+                <w:rFonts w:ascii="Arial" w:hAnsi="Arial" w:cs="Arial"/>
+                <w:sz w:val="18"/>
+                <w:szCs w:val="18"/>
+                <w:lang w:val="en-US"/>
+              </w:rPr>
+              <w:t xml:space="preserve"> }}</w:t>
             </w:r>
           </w:p>
           <w:p>
@@ -6608,7 +7506,47 @@
                 <w:szCs w:val="18"/>
                 <w:lang w:val="en-US"/>
               </w:rPr>
-              <w:t>ОГРН {{ seller_ogrn }}</w:t>
+              <w:t xml:space="preserve">ИНН {{ </w:t>
+            </w:r>
+            <w:proofErr w:type="spellStart"/>
+            <w:r>
+              <w:rPr>
+                <w:rFonts w:ascii="Arial" w:hAnsi="Arial" w:cs="Arial"/>
+                <w:sz w:val="18"/>
+                <w:szCs w:val="18"/>
+                <w:lang w:val="en-US"/>
+              </w:rPr>
+              <w:t>seller_inn</w:t>
+            </w:r>
+            <w:proofErr w:type="spellEnd"/>
+            <w:r>
+              <w:rPr>
+                <w:rFonts w:ascii="Arial" w:hAnsi="Arial" w:cs="Arial"/>
+                <w:sz w:val="18"/>
+                <w:szCs w:val="18"/>
+                <w:lang w:val="en-US"/>
+              </w:rPr>
+              <w:t xml:space="preserve"> }} КПП {{ </w:t>
+            </w:r>
+            <w:proofErr w:type="spellStart"/>
+            <w:r>
+              <w:rPr>
+                <w:rFonts w:ascii="Arial" w:hAnsi="Arial" w:cs="Arial"/>
+                <w:sz w:val="18"/>
+                <w:szCs w:val="18"/>
+                <w:lang w:val="en-US"/>
+              </w:rPr>
+              <w:t>seller_kpp</w:t>
+            </w:r>
+            <w:proofErr w:type="spellEnd"/>
+            <w:r>
+              <w:rPr>
+                <w:rFonts w:ascii="Arial" w:hAnsi="Arial" w:cs="Arial"/>
+                <w:sz w:val="18"/>
+                <w:szCs w:val="18"/>
+                <w:lang w:val="en-US"/>
+              </w:rPr>
+              <w:t xml:space="preserve"> }}</w:t>
             </w:r>
           </w:p>
           <w:p>
@@ -6628,7 +7566,27 @@
                 <w:szCs w:val="18"/>
                 <w:lang w:val="en-US"/>
               </w:rPr>
-              <w:t>ИНН {{ seller_inn }} КПП {{ seller_kpp }}</w:t>
+              <w:t xml:space="preserve">р/с {{ </w:t>
+            </w:r>
+            <w:proofErr w:type="spellStart"/>
+            <w:r>
+              <w:rPr>
+                <w:rFonts w:ascii="Arial" w:hAnsi="Arial" w:cs="Arial"/>
+                <w:sz w:val="18"/>
+                <w:szCs w:val="18"/>
+                <w:lang w:val="en-US"/>
+              </w:rPr>
+              <w:t>seller_bank_account</w:t>
+            </w:r>
+            <w:proofErr w:type="spellEnd"/>
+            <w:r>
+              <w:rPr>
+                <w:rFonts w:ascii="Arial" w:hAnsi="Arial" w:cs="Arial"/>
+                <w:sz w:val="18"/>
+                <w:szCs w:val="18"/>
+                <w:lang w:val="en-US"/>
+              </w:rPr>
+              <w:t xml:space="preserve"> }}</w:t>
             </w:r>
           </w:p>
           <w:p>
@@ -6648,27 +7606,27 @@
                 <w:szCs w:val="18"/>
                 <w:lang w:val="en-US"/>
               </w:rPr>
-              <w:t>р/с {{ seller_bank_account }}</w:t>
-            </w:r>
-          </w:p>
-          <w:p>
-            <w:pPr>
-              <w:pStyle w:val="ConsPlusNonformat"/>
-              <w:rPr>
-                <w:rFonts w:ascii="Arial" w:hAnsi="Arial" w:cs="Arial"/>
-                <w:sz w:val="18"/>
-                <w:szCs w:val="18"/>
-                <w:lang w:val="en-US"/>
-              </w:rPr>
-            </w:pPr>
-            <w:r>
-              <w:rPr>
-                <w:rFonts w:ascii="Arial" w:hAnsi="Arial" w:cs="Arial"/>
-                <w:sz w:val="18"/>
-                <w:szCs w:val="18"/>
-                <w:lang w:val="en-US"/>
-              </w:rPr>
-              <w:t>{{ seller_bank_name }}</w:t>
+              <w:t xml:space="preserve">{{ </w:t>
+            </w:r>
+            <w:proofErr w:type="spellStart"/>
+            <w:r>
+              <w:rPr>
+                <w:rFonts w:ascii="Arial" w:hAnsi="Arial" w:cs="Arial"/>
+                <w:sz w:val="18"/>
+                <w:szCs w:val="18"/>
+                <w:lang w:val="en-US"/>
+              </w:rPr>
+              <w:t>seller_bank_name</w:t>
+            </w:r>
+            <w:proofErr w:type="spellEnd"/>
+            <w:r>
+              <w:rPr>
+                <w:rFonts w:ascii="Arial" w:hAnsi="Arial" w:cs="Arial"/>
+                <w:sz w:val="18"/>
+                <w:szCs w:val="18"/>
+                <w:lang w:val="en-US"/>
+              </w:rPr>
+              <w:t xml:space="preserve"> }}</w:t>
             </w:r>
           </w:p>
           <w:p>
@@ -6689,7 +7647,47 @@
                 <w:szCs w:val="18"/>
                 <w:lang w:val="en-US"/>
               </w:rPr>
-              <w:t>БИК {{ seller_bik }} к/с {{ seller_corr_account }}</w:t>
+              <w:t xml:space="preserve">БИК {{ </w:t>
+            </w:r>
+            <w:proofErr w:type="spellStart"/>
+            <w:r>
+              <w:rPr>
+                <w:rFonts w:ascii="Arial" w:hAnsi="Arial" w:cs="Arial"/>
+                <w:sz w:val="18"/>
+                <w:szCs w:val="18"/>
+                <w:lang w:val="en-US"/>
+              </w:rPr>
+              <w:t>seller_bik</w:t>
+            </w:r>
+            <w:proofErr w:type="spellEnd"/>
+            <w:r>
+              <w:rPr>
+                <w:rFonts w:ascii="Arial" w:hAnsi="Arial" w:cs="Arial"/>
+                <w:sz w:val="18"/>
+                <w:szCs w:val="18"/>
+                <w:lang w:val="en-US"/>
+              </w:rPr>
+              <w:t xml:space="preserve"> }} к/с {{ </w:t>
+            </w:r>
+            <w:proofErr w:type="spellStart"/>
+            <w:r>
+              <w:rPr>
+                <w:rFonts w:ascii="Arial" w:hAnsi="Arial" w:cs="Arial"/>
+                <w:sz w:val="18"/>
+                <w:szCs w:val="18"/>
+                <w:lang w:val="en-US"/>
+              </w:rPr>
+              <w:t>seller_corr_account</w:t>
+            </w:r>
+            <w:proofErr w:type="spellEnd"/>
+            <w:r>
+              <w:rPr>
+                <w:rFonts w:ascii="Arial" w:hAnsi="Arial" w:cs="Arial"/>
+                <w:sz w:val="18"/>
+                <w:szCs w:val="18"/>
+                <w:lang w:val="en-US"/>
+              </w:rPr>
+              <w:t xml:space="preserve"> }}</w:t>
             </w:r>
           </w:p>
         </w:tc>
@@ -6715,7 +7713,27 @@
                 <w:szCs w:val="18"/>
                 <w:lang w:val="en-US"/>
               </w:rPr>
-              <w:t>{% if buyer_type == "person" %}</w:t>
+              <w:t xml:space="preserve">{% if </w:t>
+            </w:r>
+            <w:proofErr w:type="spellStart"/>
+            <w:r>
+              <w:rPr>
+                <w:rFonts w:ascii="Arial" w:hAnsi="Arial" w:cs="Arial"/>
+                <w:sz w:val="18"/>
+                <w:szCs w:val="18"/>
+                <w:lang w:val="en-US"/>
+              </w:rPr>
+              <w:t>buyer_type</w:t>
+            </w:r>
+            <w:proofErr w:type="spellEnd"/>
+            <w:r>
+              <w:rPr>
+                <w:rFonts w:ascii="Arial" w:hAnsi="Arial" w:cs="Arial"/>
+                <w:sz w:val="18"/>
+                <w:szCs w:val="18"/>
+                <w:lang w:val="en-US"/>
+              </w:rPr>
+              <w:t xml:space="preserve"> == "person" %}</w:t>
             </w:r>
             <w:r>
               <w:rPr>
@@ -6726,16 +7744,128 @@
                 <w:szCs w:val="18"/>
                 <w:lang w:val="en-US"/>
               </w:rPr>
-              <w:t>{{ buyer_last_name }} {{ buyer_first_name }} {{ buyer_middle_name }}</w:t>
-            </w:r>
-            <w:r>
-              <w:rPr>
-                <w:rFonts w:ascii="Arial" w:hAnsi="Arial" w:cs="Arial"/>
-                <w:sz w:val="18"/>
-                <w:szCs w:val="18"/>
-                <w:lang w:val="en-US"/>
-              </w:rPr>
-              <w:t>, {{ buyer_birth_date }} г.р.</w:t>
+              <w:t xml:space="preserve">{{ </w:t>
+            </w:r>
+            <w:proofErr w:type="spellStart"/>
+            <w:r>
+              <w:rPr>
+                <w:rFonts w:ascii="Arial" w:hAnsi="Arial" w:cs="Arial"/>
+                <w:b/>
+                <w:bCs/>
+                <w:sz w:val="18"/>
+                <w:szCs w:val="18"/>
+                <w:lang w:val="en-US"/>
+              </w:rPr>
+              <w:t>buyer_last_name</w:t>
+            </w:r>
+            <w:proofErr w:type="spellEnd"/>
+            <w:r>
+              <w:rPr>
+                <w:rFonts w:ascii="Arial" w:hAnsi="Arial" w:cs="Arial"/>
+                <w:b/>
+                <w:bCs/>
+                <w:sz w:val="18"/>
+                <w:szCs w:val="18"/>
+                <w:lang w:val="en-US"/>
+              </w:rPr>
+              <w:t xml:space="preserve"> }} {{ </w:t>
+            </w:r>
+            <w:proofErr w:type="spellStart"/>
+            <w:r>
+              <w:rPr>
+                <w:rFonts w:ascii="Arial" w:hAnsi="Arial" w:cs="Arial"/>
+                <w:b/>
+                <w:bCs/>
+                <w:sz w:val="18"/>
+                <w:szCs w:val="18"/>
+                <w:lang w:val="en-US"/>
+              </w:rPr>
+              <w:t>buyer_first_name</w:t>
+            </w:r>
+            <w:proofErr w:type="spellEnd"/>
+            <w:r>
+              <w:rPr>
+                <w:rFonts w:ascii="Arial" w:hAnsi="Arial" w:cs="Arial"/>
+                <w:b/>
+                <w:bCs/>
+                <w:sz w:val="18"/>
+                <w:szCs w:val="18"/>
+                <w:lang w:val="en-US"/>
+              </w:rPr>
+              <w:t xml:space="preserve"> }} {{ </w:t>
+            </w:r>
+            <w:proofErr w:type="spellStart"/>
+            <w:r>
+              <w:rPr>
+                <w:rFonts w:ascii="Arial" w:hAnsi="Arial" w:cs="Arial"/>
+                <w:b/>
+                <w:bCs/>
+                <w:sz w:val="18"/>
+                <w:szCs w:val="18"/>
+                <w:lang w:val="en-US"/>
+              </w:rPr>
+              <w:t>buyer_middle_name</w:t>
+            </w:r>
+            <w:proofErr w:type="spellEnd"/>
+            <w:r>
+              <w:rPr>
+                <w:rFonts w:ascii="Arial" w:hAnsi="Arial" w:cs="Arial"/>
+                <w:b/>
+                <w:bCs/>
+                <w:sz w:val="18"/>
+                <w:szCs w:val="18"/>
+                <w:lang w:val="en-US"/>
+              </w:rPr>
+              <w:t xml:space="preserve"> }}</w:t>
+            </w:r>
+            <w:r>
+              <w:rPr>
+                <w:rFonts w:ascii="Arial" w:hAnsi="Arial" w:cs="Arial"/>
+                <w:sz w:val="18"/>
+                <w:szCs w:val="18"/>
+                <w:lang w:val="en-US"/>
+              </w:rPr>
+              <w:t xml:space="preserve">, {{ </w:t>
+            </w:r>
+            <w:proofErr w:type="spellStart"/>
+            <w:r>
+              <w:rPr>
+                <w:rFonts w:ascii="Arial" w:hAnsi="Arial" w:cs="Arial"/>
+                <w:sz w:val="18"/>
+                <w:szCs w:val="18"/>
+                <w:lang w:val="en-US"/>
+              </w:rPr>
+              <w:t>buyer_birth_date</w:t>
+            </w:r>
+            <w:proofErr w:type="spellEnd"/>
+            <w:r>
+              <w:rPr>
+                <w:rFonts w:ascii="Arial" w:hAnsi="Arial" w:cs="Arial"/>
+                <w:sz w:val="18"/>
+                <w:szCs w:val="18"/>
+                <w:lang w:val="en-US"/>
+              </w:rPr>
+              <w:t xml:space="preserve"> }} </w:t>
+            </w:r>
+            <w:proofErr w:type="spellStart"/>
+            <w:r>
+              <w:rPr>
+                <w:rFonts w:ascii="Arial" w:hAnsi="Arial" w:cs="Arial"/>
+                <w:sz w:val="18"/>
+                <w:szCs w:val="18"/>
+                <w:lang w:val="en-US"/>
+              </w:rPr>
+              <w:t>г.р</w:t>
+            </w:r>
+            <w:proofErr w:type="spellEnd"/>
+            <w:r>
+              <w:rPr>
+                <w:rFonts w:ascii="Arial" w:hAnsi="Arial" w:cs="Arial"/>
+                <w:sz w:val="18"/>
+                <w:szCs w:val="18"/>
+                <w:lang w:val="en-US"/>
+              </w:rPr>
+              <w:t>.</w:t>
             </w:r>
           </w:p>
           <w:p>
@@ -6748,14 +7878,105 @@
                 <w:lang w:val="en-US"/>
               </w:rPr>
             </w:pPr>
-            <w:r>
-              <w:rPr>
-                <w:rFonts w:ascii="Arial" w:hAnsi="Arial" w:cs="Arial"/>
-                <w:sz w:val="18"/>
-                <w:szCs w:val="18"/>
-                <w:lang w:val="en-US"/>
-              </w:rPr>
-              <w:t>Паспорт РФ {{ buyer_licence_number }} выдан {{ buyer_issue_date }} {{ buyer_issue_organization }}</w:t>
+            <w:proofErr w:type="spellStart"/>
+            <w:r>
+              <w:rPr>
+                <w:rFonts w:ascii="Arial" w:hAnsi="Arial" w:cs="Arial"/>
+                <w:sz w:val="18"/>
+                <w:szCs w:val="18"/>
+                <w:lang w:val="en-US"/>
+              </w:rPr>
+              <w:t>Паспорт</w:t>
+            </w:r>
+            <w:proofErr w:type="spellEnd"/>
+            <w:r>
+              <w:rPr>
+                <w:rFonts w:ascii="Arial" w:hAnsi="Arial" w:cs="Arial"/>
+                <w:sz w:val="18"/>
+                <w:szCs w:val="18"/>
+                <w:lang w:val="en-US"/>
+              </w:rPr>
+              <w:t xml:space="preserve"> РФ {{ </w:t>
+            </w:r>
+            <w:proofErr w:type="spellStart"/>
+            <w:r>
+              <w:rPr>
+                <w:rFonts w:ascii="Arial" w:hAnsi="Arial" w:cs="Arial"/>
+                <w:sz w:val="18"/>
+                <w:szCs w:val="18"/>
+                <w:lang w:val="en-US"/>
+              </w:rPr>
+              <w:t>buyer_licence_number</w:t>
+            </w:r>
+            <w:proofErr w:type="spellEnd"/>
+            <w:r>
+              <w:rPr>
+                <w:rFonts w:ascii="Arial" w:hAnsi="Arial" w:cs="Arial"/>
+                <w:sz w:val="18"/>
+                <w:szCs w:val="18"/>
+                <w:lang w:val="en-US"/>
+              </w:rPr>
+              <w:t xml:space="preserve"> }} </w:t>
+            </w:r>
+            <w:proofErr w:type="spellStart"/>
+            <w:r>
+              <w:rPr>
+                <w:rFonts w:ascii="Arial" w:hAnsi="Arial" w:cs="Arial"/>
+                <w:sz w:val="18"/>
+                <w:szCs w:val="18"/>
+                <w:lang w:val="en-US"/>
+              </w:rPr>
+              <w:t>выдан</w:t>
+            </w:r>
+            <w:proofErr w:type="spellEnd"/>
+            <w:r>
+              <w:rPr>
+                <w:rFonts w:ascii="Arial" w:hAnsi="Arial" w:cs="Arial"/>
+                <w:sz w:val="18"/>
+                <w:szCs w:val="18"/>
+                <w:lang w:val="en-US"/>
+              </w:rPr>
+              <w:t xml:space="preserve"> {{ </w:t>
+            </w:r>
+            <w:proofErr w:type="spellStart"/>
+            <w:r>
+              <w:rPr>
+                <w:rFonts w:ascii="Arial" w:hAnsi="Arial" w:cs="Arial"/>
+                <w:sz w:val="18"/>
+                <w:szCs w:val="18"/>
+                <w:lang w:val="en-US"/>
+              </w:rPr>
+              <w:t>buyer_issue_date</w:t>
+            </w:r>
+            <w:proofErr w:type="spellEnd"/>
+            <w:r>
+              <w:rPr>
+                <w:rFonts w:ascii="Arial" w:hAnsi="Arial" w:cs="Arial"/>
+                <w:sz w:val="18"/>
+                <w:szCs w:val="18"/>
+                <w:lang w:val="en-US"/>
+              </w:rPr>
+              <w:t xml:space="preserve"> }} {{ </w:t>
+            </w:r>
+            <w:proofErr w:type="spellStart"/>
+            <w:r>
+              <w:rPr>
+                <w:rFonts w:ascii="Arial" w:hAnsi="Arial" w:cs="Arial"/>
+                <w:sz w:val="18"/>
+                <w:szCs w:val="18"/>
+                <w:lang w:val="en-US"/>
+              </w:rPr>
+              <w:t>buyer_issue_organization</w:t>
+            </w:r>
+            <w:proofErr w:type="spellEnd"/>
+            <w:r>
+              <w:rPr>
+                <w:rFonts w:ascii="Arial" w:hAnsi="Arial" w:cs="Arial"/>
+                <w:sz w:val="18"/>
+                <w:szCs w:val="18"/>
+                <w:lang w:val="en-US"/>
+              </w:rPr>
+              <w:t xml:space="preserve"> }}</w:t>
             </w:r>
           </w:p>
           <w:p>
@@ -6768,14 +7989,45 @@
                 <w:lang w:val="en-US"/>
               </w:rPr>
             </w:pPr>
-            <w:r>
-              <w:rPr>
-                <w:rFonts w:ascii="Arial" w:hAnsi="Arial" w:cs="Arial"/>
-                <w:sz w:val="18"/>
-                <w:szCs w:val="18"/>
-                <w:lang w:val="en-US"/>
-              </w:rPr>
-              <w:t>Зарегистрирован: {{ buyer_full_address }}</w:t>
+            <w:proofErr w:type="spellStart"/>
+            <w:r>
+              <w:rPr>
+                <w:rFonts w:ascii="Arial" w:hAnsi="Arial" w:cs="Arial"/>
+                <w:sz w:val="18"/>
+                <w:szCs w:val="18"/>
+                <w:lang w:val="en-US"/>
+              </w:rPr>
+              <w:t>Зарегистрирован</w:t>
+            </w:r>
+            <w:proofErr w:type="spellEnd"/>
+            <w:r>
+              <w:rPr>
+                <w:rFonts w:ascii="Arial" w:hAnsi="Arial" w:cs="Arial"/>
+                <w:sz w:val="18"/>
+                <w:szCs w:val="18"/>
+                <w:lang w:val="en-US"/>
+              </w:rPr>
+              <w:t xml:space="preserve">: {{ </w:t>
+            </w:r>
+            <w:proofErr w:type="spellStart"/>
+            <w:r>
+              <w:rPr>
+                <w:rFonts w:ascii="Arial" w:hAnsi="Arial" w:cs="Arial"/>
+                <w:sz w:val="18"/>
+                <w:szCs w:val="18"/>
+                <w:lang w:val="en-US"/>
+              </w:rPr>
+              <w:t>buyer_full_address</w:t>
+            </w:r>
+            <w:proofErr w:type="spellEnd"/>
+            <w:r>
+              <w:rPr>
+                <w:rFonts w:ascii="Arial" w:hAnsi="Arial" w:cs="Arial"/>
+                <w:sz w:val="18"/>
+                <w:szCs w:val="18"/>
+                <w:lang w:val="en-US"/>
+              </w:rPr>
+              <w:t xml:space="preserve"> }}</w:t>
             </w:r>
           </w:p>
           <w:p>
@@ -6795,7 +8047,27 @@
                 <w:szCs w:val="18"/>
                 <w:lang w:val="en-US"/>
               </w:rPr>
-              <w:t>ИНН: {{ buyer_inn }}</w:t>
+              <w:t xml:space="preserve">ИНН: {{ </w:t>
+            </w:r>
+            <w:proofErr w:type="spellStart"/>
+            <w:r>
+              <w:rPr>
+                <w:rFonts w:ascii="Arial" w:hAnsi="Arial" w:cs="Arial"/>
+                <w:sz w:val="18"/>
+                <w:szCs w:val="18"/>
+                <w:lang w:val="en-US"/>
+              </w:rPr>
+              <w:t>buyer_inn</w:t>
+            </w:r>
+            <w:proofErr w:type="spellEnd"/>
+            <w:r>
+              <w:rPr>
+                <w:rFonts w:ascii="Arial" w:hAnsi="Arial" w:cs="Arial"/>
+                <w:sz w:val="18"/>
+                <w:szCs w:val="18"/>
+                <w:lang w:val="en-US"/>
+              </w:rPr>
+              <w:t xml:space="preserve"> }}</w:t>
             </w:r>
           </w:p>
           <w:p>
@@ -6823,7 +8095,27 @@
                 <w:szCs w:val="18"/>
                 <w:lang w:val="en-US"/>
               </w:rPr>
-              <w:t>. {{buyer_phone}}</w:t>
+              <w:t>. {{</w:t>
+            </w:r>
+            <w:proofErr w:type="spellStart"/>
+            <w:r>
+              <w:rPr>
+                <w:rFonts w:ascii="Arial" w:hAnsi="Arial" w:cs="Arial"/>
+                <w:sz w:val="18"/>
+                <w:szCs w:val="18"/>
+                <w:lang w:val="en-US"/>
+              </w:rPr>
+              <w:t>buyer_phone</w:t>
+            </w:r>
+            <w:proofErr w:type="spellEnd"/>
+            <w:r>
+              <w:rPr>
+                <w:rFonts w:ascii="Arial" w:hAnsi="Arial" w:cs="Arial"/>
+                <w:sz w:val="18"/>
+                <w:szCs w:val="18"/>
+                <w:lang w:val="en-US"/>
+              </w:rPr>
+              <w:t>}}</w:t>
             </w:r>
           </w:p>
           <w:p>
@@ -6843,7 +8135,67 @@
                 <w:szCs w:val="18"/>
                 <w:lang w:val="en-US"/>
               </w:rPr>
-              <w:t>{% elif buyer_type == "external_company" %}</w:t>
+              <w:t xml:space="preserve">{% </w:t>
+            </w:r>
+            <w:proofErr w:type="spellStart"/>
+            <w:r>
+              <w:rPr>
+                <w:rFonts w:ascii="Arial" w:hAnsi="Arial" w:cs="Arial"/>
+                <w:sz w:val="18"/>
+                <w:szCs w:val="18"/>
+                <w:lang w:val="en-US"/>
+              </w:rPr>
+              <w:t>elif</w:t>
+            </w:r>
+            <w:proofErr w:type="spellEnd"/>
+            <w:r>
+              <w:rPr>
+                <w:rFonts w:ascii="Arial" w:hAnsi="Arial" w:cs="Arial"/>
+                <w:sz w:val="18"/>
+                <w:szCs w:val="18"/>
+                <w:lang w:val="en-US"/>
+              </w:rPr>
+              <w:t xml:space="preserve"> </w:t>
+            </w:r>
+            <w:proofErr w:type="spellStart"/>
+            <w:r>
+              <w:rPr>
+                <w:rFonts w:ascii="Arial" w:hAnsi="Arial" w:cs="Arial"/>
+                <w:sz w:val="18"/>
+                <w:szCs w:val="18"/>
+                <w:lang w:val="en-US"/>
+              </w:rPr>
+              <w:t>buyer_type</w:t>
+            </w:r>
+            <w:proofErr w:type="spellEnd"/>
+            <w:r>
+              <w:rPr>
+                <w:rFonts w:ascii="Arial" w:hAnsi="Arial" w:cs="Arial"/>
+                <w:sz w:val="18"/>
+                <w:szCs w:val="18"/>
+                <w:lang w:val="en-US"/>
+              </w:rPr>
+              <w:t xml:space="preserve"> == "</w:t>
+            </w:r>
+            <w:proofErr w:type="spellStart"/>
+            <w:r>
+              <w:rPr>
+                <w:rFonts w:ascii="Arial" w:hAnsi="Arial" w:cs="Arial"/>
+                <w:sz w:val="18"/>
+                <w:szCs w:val="18"/>
+                <w:lang w:val="en-US"/>
+              </w:rPr>
+              <w:t>external_company</w:t>
+            </w:r>
+            <w:proofErr w:type="spellEnd"/>
+            <w:r>
+              <w:rPr>
+                <w:rFonts w:ascii="Arial" w:hAnsi="Arial" w:cs="Arial"/>
+                <w:sz w:val="18"/>
+                <w:szCs w:val="18"/>
+                <w:lang w:val="en-US"/>
+              </w:rPr>
+              <w:t>" %}</w:t>
             </w:r>
             <w:r>
               <w:rPr>
@@ -6854,8 +8206,9 @@
                 <w:szCs w:val="18"/>
                 <w:lang w:val="en-US"/>
               </w:rPr>
-              <w:t>{{ buyer_</w:t>
-            </w:r>
+              <w:t xml:space="preserve">{{ </w:t>
+            </w:r>
+            <w:proofErr w:type="spellStart"/>
             <w:r>
               <w:rPr>
                 <w:rFonts w:ascii="Arial" w:hAnsi="Arial" w:cs="Arial"/>
@@ -6865,7 +8218,7 @@
                 <w:szCs w:val="18"/>
                 <w:lang w:val="en-US"/>
               </w:rPr>
-              <w:t>short_</w:t>
+              <w:t>buyer_</w:t>
             </w:r>
             <w:r>
               <w:rPr>
@@ -6876,7 +8229,30 @@
                 <w:szCs w:val="18"/>
                 <w:lang w:val="en-US"/>
               </w:rPr>
-              <w:t>name }}</w:t>
+              <w:t>short_</w:t>
+            </w:r>
+            <w:r>
+              <w:rPr>
+                <w:rFonts w:ascii="Arial" w:hAnsi="Arial" w:cs="Arial"/>
+                <w:b/>
+                <w:bCs/>
+                <w:sz w:val="18"/>
+                <w:szCs w:val="18"/>
+                <w:lang w:val="en-US"/>
+              </w:rPr>
+              <w:t>name</w:t>
+            </w:r>
+            <w:proofErr w:type="spellEnd"/>
+            <w:r>
+              <w:rPr>
+                <w:rFonts w:ascii="Arial" w:hAnsi="Arial" w:cs="Arial"/>
+                <w:b/>
+                <w:bCs/>
+                <w:sz w:val="18"/>
+                <w:szCs w:val="18"/>
+                <w:lang w:val="en-US"/>
+              </w:rPr>
+              <w:t xml:space="preserve"> }}</w:t>
             </w:r>
           </w:p>
           <w:p>
@@ -6889,14 +8265,65 @@
                 <w:lang w:val="en-US"/>
               </w:rPr>
             </w:pPr>
-            <w:r>
-              <w:rPr>
-                <w:rFonts w:ascii="Arial" w:hAnsi="Arial" w:cs="Arial"/>
-                <w:sz w:val="18"/>
-                <w:szCs w:val="18"/>
-                <w:lang w:val="en-US"/>
-              </w:rPr>
-              <w:t>Юр. адрес: {{ buyer_legal_address }}</w:t>
+            <w:proofErr w:type="spellStart"/>
+            <w:r>
+              <w:rPr>
+                <w:rFonts w:ascii="Arial" w:hAnsi="Arial" w:cs="Arial"/>
+                <w:sz w:val="18"/>
+                <w:szCs w:val="18"/>
+                <w:lang w:val="en-US"/>
+              </w:rPr>
+              <w:t>Юр</w:t>
+            </w:r>
+            <w:proofErr w:type="spellEnd"/>
+            <w:r>
+              <w:rPr>
+                <w:rFonts w:ascii="Arial" w:hAnsi="Arial" w:cs="Arial"/>
+                <w:sz w:val="18"/>
+                <w:szCs w:val="18"/>
+                <w:lang w:val="en-US"/>
+              </w:rPr>
+              <w:t xml:space="preserve">. </w:t>
+            </w:r>
+            <w:proofErr w:type="spellStart"/>
+            <w:r>
+              <w:rPr>
+                <w:rFonts w:ascii="Arial" w:hAnsi="Arial" w:cs="Arial"/>
+                <w:sz w:val="18"/>
+                <w:szCs w:val="18"/>
+                <w:lang w:val="en-US"/>
+              </w:rPr>
+              <w:t>адрес</w:t>
+            </w:r>
+            <w:proofErr w:type="spellEnd"/>
+            <w:r>
+              <w:rPr>
+                <w:rFonts w:ascii="Arial" w:hAnsi="Arial" w:cs="Arial"/>
+                <w:sz w:val="18"/>
+                <w:szCs w:val="18"/>
+                <w:lang w:val="en-US"/>
+              </w:rPr>
+              <w:t xml:space="preserve">: {{ </w:t>
+            </w:r>
+            <w:proofErr w:type="spellStart"/>
+            <w:r>
+              <w:rPr>
+                <w:rFonts w:ascii="Arial" w:hAnsi="Arial" w:cs="Arial"/>
+                <w:sz w:val="18"/>
+                <w:szCs w:val="18"/>
+                <w:lang w:val="en-US"/>
+              </w:rPr>
+              <w:t>buyer_legal_address</w:t>
+            </w:r>
+            <w:proofErr w:type="spellEnd"/>
+            <w:r>
+              <w:rPr>
+                <w:rFonts w:ascii="Arial" w:hAnsi="Arial" w:cs="Arial"/>
+                <w:sz w:val="18"/>
+                <w:szCs w:val="18"/>
+                <w:lang w:val="en-US"/>
+              </w:rPr>
+              <w:t xml:space="preserve"> }}</w:t>
             </w:r>
           </w:p>
           <w:p>
@@ -6909,14 +8336,65 @@
                 <w:lang w:val="en-US"/>
               </w:rPr>
             </w:pPr>
-            <w:r>
-              <w:rPr>
-                <w:rFonts w:ascii="Arial" w:hAnsi="Arial" w:cs="Arial"/>
-                <w:sz w:val="18"/>
-                <w:szCs w:val="18"/>
-                <w:lang w:val="en-US"/>
-              </w:rPr>
-              <w:t>эл. почта: {{ buyer_email }}</w:t>
+            <w:proofErr w:type="spellStart"/>
+            <w:r>
+              <w:rPr>
+                <w:rFonts w:ascii="Arial" w:hAnsi="Arial" w:cs="Arial"/>
+                <w:sz w:val="18"/>
+                <w:szCs w:val="18"/>
+                <w:lang w:val="en-US"/>
+              </w:rPr>
+              <w:t>эл</w:t>
+            </w:r>
+            <w:proofErr w:type="spellEnd"/>
+            <w:r>
+              <w:rPr>
+                <w:rFonts w:ascii="Arial" w:hAnsi="Arial" w:cs="Arial"/>
+                <w:sz w:val="18"/>
+                <w:szCs w:val="18"/>
+                <w:lang w:val="en-US"/>
+              </w:rPr>
+              <w:t xml:space="preserve">. </w:t>
+            </w:r>
+            <w:proofErr w:type="spellStart"/>
+            <w:r>
+              <w:rPr>
+                <w:rFonts w:ascii="Arial" w:hAnsi="Arial" w:cs="Arial"/>
+                <w:sz w:val="18"/>
+                <w:szCs w:val="18"/>
+                <w:lang w:val="en-US"/>
+              </w:rPr>
+              <w:t>почта</w:t>
+            </w:r>
+            <w:proofErr w:type="spellEnd"/>
+            <w:r>
+              <w:rPr>
+                <w:rFonts w:ascii="Arial" w:hAnsi="Arial" w:cs="Arial"/>
+                <w:sz w:val="18"/>
+                <w:szCs w:val="18"/>
+                <w:lang w:val="en-US"/>
+              </w:rPr>
+              <w:t xml:space="preserve">: {{ </w:t>
+            </w:r>
+            <w:proofErr w:type="spellStart"/>
+            <w:r>
+              <w:rPr>
+                <w:rFonts w:ascii="Arial" w:hAnsi="Arial" w:cs="Arial"/>
+                <w:sz w:val="18"/>
+                <w:szCs w:val="18"/>
+                <w:lang w:val="en-US"/>
+              </w:rPr>
+              <w:t>buyer_email</w:t>
+            </w:r>
+            <w:proofErr w:type="spellEnd"/>
+            <w:r>
+              <w:rPr>
+                <w:rFonts w:ascii="Arial" w:hAnsi="Arial" w:cs="Arial"/>
+                <w:sz w:val="18"/>
+                <w:szCs w:val="18"/>
+                <w:lang w:val="en-US"/>
+              </w:rPr>
+              <w:t xml:space="preserve"> }}</w:t>
             </w:r>
           </w:p>
           <w:p>
@@ -6929,14 +8407,45 @@
                 <w:lang w:val="en-US"/>
               </w:rPr>
             </w:pPr>
-            <w:r>
-              <w:rPr>
-                <w:rFonts w:ascii="Arial" w:hAnsi="Arial" w:cs="Arial"/>
-                <w:sz w:val="18"/>
-                <w:szCs w:val="18"/>
-                <w:lang w:val="en-US"/>
-              </w:rPr>
-              <w:t>тел: {{ buyer_phone }}</w:t>
+            <w:proofErr w:type="spellStart"/>
+            <w:r>
+              <w:rPr>
+                <w:rFonts w:ascii="Arial" w:hAnsi="Arial" w:cs="Arial"/>
+                <w:sz w:val="18"/>
+                <w:szCs w:val="18"/>
+                <w:lang w:val="en-US"/>
+              </w:rPr>
+              <w:t>тел</w:t>
+            </w:r>
+            <w:proofErr w:type="spellEnd"/>
+            <w:r>
+              <w:rPr>
+                <w:rFonts w:ascii="Arial" w:hAnsi="Arial" w:cs="Arial"/>
+                <w:sz w:val="18"/>
+                <w:szCs w:val="18"/>
+                <w:lang w:val="en-US"/>
+              </w:rPr>
+              <w:t xml:space="preserve">: {{ </w:t>
+            </w:r>
+            <w:proofErr w:type="spellStart"/>
+            <w:r>
+              <w:rPr>
+                <w:rFonts w:ascii="Arial" w:hAnsi="Arial" w:cs="Arial"/>
+                <w:sz w:val="18"/>
+                <w:szCs w:val="18"/>
+                <w:lang w:val="en-US"/>
+              </w:rPr>
+              <w:t>buyer_phone</w:t>
+            </w:r>
+            <w:proofErr w:type="spellEnd"/>
+            <w:r>
+              <w:rPr>
+                <w:rFonts w:ascii="Arial" w:hAnsi="Arial" w:cs="Arial"/>
+                <w:sz w:val="18"/>
+                <w:szCs w:val="18"/>
+                <w:lang w:val="en-US"/>
+              </w:rPr>
+              <w:t xml:space="preserve"> }}</w:t>
             </w:r>
           </w:p>
           <w:p>
@@ -6956,7 +8465,27 @@
                 <w:szCs w:val="18"/>
                 <w:lang w:val="en-US"/>
               </w:rPr>
-              <w:t>ОГРН {{ buyer_ogrn }}</w:t>
+              <w:t xml:space="preserve">ОГРН {{ </w:t>
+            </w:r>
+            <w:proofErr w:type="spellStart"/>
+            <w:r>
+              <w:rPr>
+                <w:rFonts w:ascii="Arial" w:hAnsi="Arial" w:cs="Arial"/>
+                <w:sz w:val="18"/>
+                <w:szCs w:val="18"/>
+                <w:lang w:val="en-US"/>
+              </w:rPr>
+              <w:t>buyer_ogrn</w:t>
+            </w:r>
+            <w:proofErr w:type="spellEnd"/>
+            <w:r>
+              <w:rPr>
+                <w:rFonts w:ascii="Arial" w:hAnsi="Arial" w:cs="Arial"/>
+                <w:sz w:val="18"/>
+                <w:szCs w:val="18"/>
+                <w:lang w:val="en-US"/>
+              </w:rPr>
+              <w:t xml:space="preserve"> }}</w:t>
             </w:r>
           </w:p>
           <w:p>
@@ -6976,7 +8505,47 @@
                 <w:szCs w:val="18"/>
                 <w:lang w:val="en-US"/>
               </w:rPr>
-              <w:t>ИНН {{ buyer_inn }} КПП {{ buyer_kpp }}</w:t>
+              <w:t xml:space="preserve">ИНН {{ </w:t>
+            </w:r>
+            <w:proofErr w:type="spellStart"/>
+            <w:r>
+              <w:rPr>
+                <w:rFonts w:ascii="Arial" w:hAnsi="Arial" w:cs="Arial"/>
+                <w:sz w:val="18"/>
+                <w:szCs w:val="18"/>
+                <w:lang w:val="en-US"/>
+              </w:rPr>
+              <w:t>buyer_inn</w:t>
+            </w:r>
+            <w:proofErr w:type="spellEnd"/>
+            <w:r>
+              <w:rPr>
+                <w:rFonts w:ascii="Arial" w:hAnsi="Arial" w:cs="Arial"/>
+                <w:sz w:val="18"/>
+                <w:szCs w:val="18"/>
+                <w:lang w:val="en-US"/>
+              </w:rPr>
+              <w:t xml:space="preserve"> }} КПП {{ </w:t>
+            </w:r>
+            <w:proofErr w:type="spellStart"/>
+            <w:r>
+              <w:rPr>
+                <w:rFonts w:ascii="Arial" w:hAnsi="Arial" w:cs="Arial"/>
+                <w:sz w:val="18"/>
+                <w:szCs w:val="18"/>
+                <w:lang w:val="en-US"/>
+              </w:rPr>
+              <w:t>buyer_kpp</w:t>
+            </w:r>
+            <w:proofErr w:type="spellEnd"/>
+            <w:r>
+              <w:rPr>
+                <w:rFonts w:ascii="Arial" w:hAnsi="Arial" w:cs="Arial"/>
+                <w:sz w:val="18"/>
+                <w:szCs w:val="18"/>
+                <w:lang w:val="en-US"/>
+              </w:rPr>
+              <w:t xml:space="preserve"> }}</w:t>
             </w:r>
           </w:p>
           <w:p>
@@ -6996,7 +8565,27 @@
                 <w:szCs w:val="18"/>
                 <w:lang w:val="en-US"/>
               </w:rPr>
-              <w:t>р/с {{ buyer_bank_account }}</w:t>
+              <w:t xml:space="preserve">р/с {{ </w:t>
+            </w:r>
+            <w:proofErr w:type="spellStart"/>
+            <w:r>
+              <w:rPr>
+                <w:rFonts w:ascii="Arial" w:hAnsi="Arial" w:cs="Arial"/>
+                <w:sz w:val="18"/>
+                <w:szCs w:val="18"/>
+                <w:lang w:val="en-US"/>
+              </w:rPr>
+              <w:t>buyer_bank_account</w:t>
+            </w:r>
+            <w:proofErr w:type="spellEnd"/>
+            <w:r>
+              <w:rPr>
+                <w:rFonts w:ascii="Arial" w:hAnsi="Arial" w:cs="Arial"/>
+                <w:sz w:val="18"/>
+                <w:szCs w:val="18"/>
+                <w:lang w:val="en-US"/>
+              </w:rPr>
+              <w:t xml:space="preserve"> }}</w:t>
             </w:r>
           </w:p>
           <w:p>
@@ -7016,7 +8605,27 @@
                 <w:szCs w:val="18"/>
                 <w:lang w:val="en-US"/>
               </w:rPr>
-              <w:t>{{ buyer_bank_name }}</w:t>
+              <w:t xml:space="preserve">{{ </w:t>
+            </w:r>
+            <w:proofErr w:type="spellStart"/>
+            <w:r>
+              <w:rPr>
+                <w:rFonts w:ascii="Arial" w:hAnsi="Arial" w:cs="Arial"/>
+                <w:sz w:val="18"/>
+                <w:szCs w:val="18"/>
+                <w:lang w:val="en-US"/>
+              </w:rPr>
+              <w:t>buyer_bank_name</w:t>
+            </w:r>
+            <w:proofErr w:type="spellEnd"/>
+            <w:r>
+              <w:rPr>
+                <w:rFonts w:ascii="Arial" w:hAnsi="Arial" w:cs="Arial"/>
+                <w:sz w:val="18"/>
+                <w:szCs w:val="18"/>
+                <w:lang w:val="en-US"/>
+              </w:rPr>
+              <w:t xml:space="preserve"> }}</w:t>
             </w:r>
           </w:p>
           <w:p>
@@ -7036,7 +8645,47 @@
                 <w:szCs w:val="18"/>
                 <w:lang w:val="en-US"/>
               </w:rPr>
-              <w:t>БИК {{ buyer_bik }} к/с {{ buyer_corr_account }}{% endif %}</w:t>
+              <w:t xml:space="preserve">БИК {{ </w:t>
+            </w:r>
+            <w:proofErr w:type="spellStart"/>
+            <w:r>
+              <w:rPr>
+                <w:rFonts w:ascii="Arial" w:hAnsi="Arial" w:cs="Arial"/>
+                <w:sz w:val="18"/>
+                <w:szCs w:val="18"/>
+                <w:lang w:val="en-US"/>
+              </w:rPr>
+              <w:t>buyer_bik</w:t>
+            </w:r>
+            <w:proofErr w:type="spellEnd"/>
+            <w:r>
+              <w:rPr>
+                <w:rFonts w:ascii="Arial" w:hAnsi="Arial" w:cs="Arial"/>
+                <w:sz w:val="18"/>
+                <w:szCs w:val="18"/>
+                <w:lang w:val="en-US"/>
+              </w:rPr>
+              <w:t xml:space="preserve"> }} к/с {{ </w:t>
+            </w:r>
+            <w:proofErr w:type="spellStart"/>
+            <w:r>
+              <w:rPr>
+                <w:rFonts w:ascii="Arial" w:hAnsi="Arial" w:cs="Arial"/>
+                <w:sz w:val="18"/>
+                <w:szCs w:val="18"/>
+                <w:lang w:val="en-US"/>
+              </w:rPr>
+              <w:t>buyer_corr_account</w:t>
+            </w:r>
+            <w:proofErr w:type="spellEnd"/>
+            <w:r>
+              <w:rPr>
+                <w:rFonts w:ascii="Arial" w:hAnsi="Arial" w:cs="Arial"/>
+                <w:sz w:val="18"/>
+                <w:szCs w:val="18"/>
+                <w:lang w:val="en-US"/>
+              </w:rPr>
+              <w:t xml:space="preserve"> }}{% endif %}</w:t>
             </w:r>
           </w:p>
         </w:tc>
@@ -7098,7 +8747,29 @@
                 <w:szCs w:val="18"/>
                 <w:lang w:val="en-US"/>
               </w:rPr>
-              <w:t>{{seller_initials}}/</w:t>
+              <w:t>{{</w:t>
+            </w:r>
+            <w:proofErr w:type="spellStart"/>
+            <w:r>
+              <w:rPr>
+                <w:rFonts w:ascii="Arial" w:hAnsi="Arial" w:cs="Arial"/>
+                <w:color w:val="000000"/>
+                <w:sz w:val="18"/>
+                <w:szCs w:val="18"/>
+                <w:lang w:val="en-US"/>
+              </w:rPr>
+              <w:t>seller_initials</w:t>
+            </w:r>
+            <w:proofErr w:type="spellEnd"/>
+            <w:r>
+              <w:rPr>
+                <w:rFonts w:ascii="Arial" w:hAnsi="Arial" w:cs="Arial"/>
+                <w:color w:val="000000"/>
+                <w:sz w:val="18"/>
+                <w:szCs w:val="18"/>
+                <w:lang w:val="en-US"/>
+              </w:rPr>
+              <w:t>}}/</w:t>
             </w:r>
           </w:p>
         </w:tc>
@@ -7148,14 +8819,80 @@
                 <w:szCs w:val="18"/>
                 <w:lang w:val="en-US"/>
               </w:rPr>
-              <w:t>{% if buyer_type in ['internal_company', 'external_company'] %}</w:t>
-            </w:r>
+              <w:t xml:space="preserve">{% if </w:t>
+            </w:r>
+            <w:proofErr w:type="spellStart"/>
             <w:r>
               <w:rPr>
                 <w:rFonts w:ascii="Arial" w:hAnsi="Arial" w:cs="Arial"/>
                 <w:bCs/>
                 <w:sz w:val="18"/>
                 <w:szCs w:val="18"/>
+                <w:lang w:val="en-US"/>
+              </w:rPr>
+              <w:t>buyer_type</w:t>
+            </w:r>
+            <w:proofErr w:type="spellEnd"/>
+            <w:r>
+              <w:rPr>
+                <w:rFonts w:ascii="Arial" w:hAnsi="Arial" w:cs="Arial"/>
+                <w:bCs/>
+                <w:sz w:val="18"/>
+                <w:szCs w:val="18"/>
+                <w:lang w:val="en-US"/>
+              </w:rPr>
+              <w:t xml:space="preserve"> in ['</w:t>
+            </w:r>
+            <w:proofErr w:type="spellStart"/>
+            <w:r>
+              <w:rPr>
+                <w:rFonts w:ascii="Arial" w:hAnsi="Arial" w:cs="Arial"/>
+                <w:bCs/>
+                <w:sz w:val="18"/>
+                <w:szCs w:val="18"/>
+                <w:lang w:val="en-US"/>
+              </w:rPr>
+              <w:t>internal_company</w:t>
+            </w:r>
+            <w:proofErr w:type="spellEnd"/>
+            <w:r>
+              <w:rPr>
+                <w:rFonts w:ascii="Arial" w:hAnsi="Arial" w:cs="Arial"/>
+                <w:bCs/>
+                <w:sz w:val="18"/>
+                <w:szCs w:val="18"/>
+                <w:lang w:val="en-US"/>
+              </w:rPr>
+              <w:t>', '</w:t>
+            </w:r>
+            <w:proofErr w:type="spellStart"/>
+            <w:r>
+              <w:rPr>
+                <w:rFonts w:ascii="Arial" w:hAnsi="Arial" w:cs="Arial"/>
+                <w:bCs/>
+                <w:sz w:val="18"/>
+                <w:szCs w:val="18"/>
+                <w:lang w:val="en-US"/>
+              </w:rPr>
+              <w:t>external_company</w:t>
+            </w:r>
+            <w:proofErr w:type="spellEnd"/>
+            <w:r>
+              <w:rPr>
+                <w:rFonts w:ascii="Arial" w:hAnsi="Arial" w:cs="Arial"/>
+                <w:bCs/>
+                <w:sz w:val="18"/>
+                <w:szCs w:val="18"/>
+                <w:lang w:val="en-US"/>
+              </w:rPr>
+              <w:t>'] %}</w:t>
+            </w:r>
+            <w:r>
+              <w:rPr>
+                <w:rFonts w:ascii="Arial" w:hAnsi="Arial" w:cs="Arial"/>
+                <w:bCs/>
+                <w:sz w:val="18"/>
+                <w:szCs w:val="18"/>
               </w:rPr>
               <w:t>Ген</w:t>
             </w:r>
@@ -7205,7 +8942,29 @@
                 <w:szCs w:val="18"/>
                 <w:lang w:val="en-US"/>
               </w:rPr>
-              <w:t>{{buyer_initials}}</w:t>
+              <w:t>{{</w:t>
+            </w:r>
+            <w:proofErr w:type="spellStart"/>
+            <w:r>
+              <w:rPr>
+                <w:rFonts w:ascii="Arial" w:hAnsi="Arial" w:cs="Arial"/>
+                <w:bCs/>
+                <w:sz w:val="18"/>
+                <w:szCs w:val="18"/>
+                <w:lang w:val="en-US"/>
+              </w:rPr>
+              <w:t>buyer_initials</w:t>
+            </w:r>
+            <w:proofErr w:type="spellEnd"/>
+            <w:r>
+              <w:rPr>
+                <w:rFonts w:ascii="Arial" w:hAnsi="Arial" w:cs="Arial"/>
+                <w:bCs/>
+                <w:sz w:val="18"/>
+                <w:szCs w:val="18"/>
+                <w:lang w:val="en-US"/>
+              </w:rPr>
+              <w:t>}}</w:t>
             </w:r>
             <w:r>
               <w:rPr>
@@ -7811,6 +9570,7 @@
         </w:rPr>
         <w:t xml:space="preserve"> </w:t>
       </w:r>
+      <w:proofErr w:type="spellStart"/>
       <w:r>
         <w:rPr>
           <w:rFonts w:ascii="Arial" w:hAnsi="Arial" w:cs="Arial"/>
@@ -7820,6 +9580,7 @@
         </w:rPr>
         <w:t>prev</w:t>
       </w:r>
+      <w:proofErr w:type="spellEnd"/>
       <w:r>
         <w:rPr>
           <w:rFonts w:ascii="Arial" w:hAnsi="Arial" w:cs="Arial"/>
@@ -7915,6 +9676,7 @@
         </w:rPr>
         <w:t xml:space="preserve">{{ </w:t>
       </w:r>
+      <w:proofErr w:type="spellStart"/>
       <w:r>
         <w:rPr>
           <w:rFonts w:ascii="Arial" w:hAnsi="Arial" w:cs="Arial"/>
@@ -7926,6 +9688,7 @@
         </w:rPr>
         <w:t>prev</w:t>
       </w:r>
+      <w:proofErr w:type="spellEnd"/>
       <w:r>
         <w:rPr>
           <w:rFonts w:ascii="Arial" w:hAnsi="Arial" w:cs="Arial"/>
@@ -7999,6 +9762,7 @@
         </w:rPr>
         <w:t xml:space="preserve"> }} {{ </w:t>
       </w:r>
+      <w:proofErr w:type="spellStart"/>
       <w:r>
         <w:rPr>
           <w:rFonts w:ascii="Arial" w:hAnsi="Arial" w:cs="Arial"/>
@@ -8010,6 +9774,7 @@
         </w:rPr>
         <w:t>prev</w:t>
       </w:r>
+      <w:proofErr w:type="spellEnd"/>
       <w:r>
         <w:rPr>
           <w:rFonts w:ascii="Arial" w:hAnsi="Arial" w:cs="Arial"/>
@@ -8083,6 +9848,7 @@
         </w:rPr>
         <w:t xml:space="preserve"> }} {{ </w:t>
       </w:r>
+      <w:proofErr w:type="spellStart"/>
       <w:r>
         <w:rPr>
           <w:rFonts w:ascii="Arial" w:hAnsi="Arial" w:cs="Arial"/>
@@ -8094,6 +9860,7 @@
         </w:rPr>
         <w:t>prev</w:t>
       </w:r>
+      <w:proofErr w:type="spellEnd"/>
       <w:r>
         <w:rPr>
           <w:rFonts w:ascii="Arial" w:hAnsi="Arial" w:cs="Arial"/>
@@ -8206,6 +9973,7 @@
         </w:rPr>
         <w:t xml:space="preserve">{% </w:t>
       </w:r>
+      <w:proofErr w:type="spellStart"/>
       <w:r>
         <w:rPr>
           <w:rFonts w:ascii="Arial" w:hAnsi="Arial" w:cs="Arial"/>
@@ -8216,6 +9984,7 @@
         </w:rPr>
         <w:t>elif</w:t>
       </w:r>
+      <w:proofErr w:type="spellEnd"/>
       <w:r>
         <w:rPr>
           <w:rFonts w:ascii="Arial" w:hAnsi="Arial" w:cs="Arial"/>
@@ -8225,6 +9994,7 @@
         </w:rPr>
         <w:t xml:space="preserve"> </w:t>
       </w:r>
+      <w:proofErr w:type="spellStart"/>
       <w:r>
         <w:rPr>
           <w:rFonts w:ascii="Arial" w:hAnsi="Arial" w:cs="Arial"/>
@@ -8234,6 +10004,7 @@
         </w:rPr>
         <w:t>prev</w:t>
       </w:r>
+      <w:proofErr w:type="spellEnd"/>
       <w:r>
         <w:rPr>
           <w:rFonts w:ascii="Arial" w:hAnsi="Arial" w:cs="Arial"/>
@@ -8392,6 +10163,7 @@
         </w:rPr>
         <w:t xml:space="preserve">{{ </w:t>
       </w:r>
+      <w:proofErr w:type="spellStart"/>
       <w:r>
         <w:rPr>
           <w:rFonts w:ascii="Arial" w:hAnsi="Arial" w:cs="Arial"/>
@@ -8403,6 +10175,7 @@
         </w:rPr>
         <w:t>prev</w:t>
       </w:r>
+      <w:proofErr w:type="spellEnd"/>
       <w:r>
         <w:rPr>
           <w:rFonts w:ascii="Arial" w:hAnsi="Arial" w:cs="Arial"/>
@@ -8455,6 +10228,7 @@
         </w:rPr>
         <w:t>_</w:t>
       </w:r>
+      <w:proofErr w:type="spellStart"/>
       <w:r>
         <w:rPr>
           <w:rFonts w:ascii="Arial" w:eastAsia="Times New Roman" w:hAnsi="Arial" w:cs="Arial"/>
@@ -8463,8 +10237,9 @@
           <w:sz w:val="18"/>
           <w:szCs w:val="18"/>
         </w:rPr>
-        <w:t>name }}</w:t>
-      </w:r>
+        <w:t>name</w:t>
+      </w:r>
+      <w:proofErr w:type="spellEnd"/>
       <w:r>
         <w:rPr>
           <w:rFonts w:ascii="Arial" w:eastAsia="Times New Roman" w:hAnsi="Arial" w:cs="Arial"/>
@@ -8473,6 +10248,16 @@
           <w:sz w:val="18"/>
           <w:szCs w:val="18"/>
         </w:rPr>
+        <w:t xml:space="preserve"> }}</w:t>
+      </w:r>
+      <w:r>
+        <w:rPr>
+          <w:rFonts w:ascii="Arial" w:eastAsia="Times New Roman" w:hAnsi="Arial" w:cs="Arial"/>
+          <w:b/>
+          <w:bCs/>
+          <w:sz w:val="18"/>
+          <w:szCs w:val="18"/>
+        </w:rPr>
         <w:t xml:space="preserve"> </w:t>
       </w:r>
       <w:r>
@@ -8589,6 +10374,7 @@
         </w:rPr>
         <w:t>{{ s</w:t>
       </w:r>
+      <w:proofErr w:type="spellStart"/>
       <w:r>
         <w:rPr>
           <w:rFonts w:ascii="Arial" w:eastAsia="Times New Roman" w:hAnsi="Arial" w:cs="Arial"/>
@@ -8600,6 +10386,7 @@
         </w:rPr>
         <w:t>eller</w:t>
       </w:r>
+      <w:proofErr w:type="spellEnd"/>
       <w:r>
         <w:rPr>
           <w:rFonts w:ascii="Arial" w:eastAsia="Times New Roman" w:hAnsi="Arial" w:cs="Arial"/>
@@ -8648,7 +10435,31 @@
           <w:szCs w:val="18"/>
           <w:lang w:eastAsia="en-US"/>
         </w:rPr>
-        <w:t xml:space="preserve"> в лице Генерального директора Мерлинова Романа Юрьевича, действующего на основании доверенности </w:t>
+        <w:t xml:space="preserve"> в лице Генерального директора </w:t>
+      </w:r>
+      <w:proofErr w:type="spellStart"/>
+      <w:r>
+        <w:rPr>
+          <w:rFonts w:ascii="Arial" w:eastAsia="Calibri" w:hAnsi="Arial" w:cs="Arial"/>
+          <w:bCs/>
+          <w:color w:val="000000"/>
+          <w:sz w:val="18"/>
+          <w:szCs w:val="18"/>
+          <w:lang w:eastAsia="en-US"/>
+        </w:rPr>
+        <w:t>Мерлинова</w:t>
+      </w:r>
+      <w:proofErr w:type="spellEnd"/>
+      <w:r>
+        <w:rPr>
+          <w:rFonts w:ascii="Arial" w:eastAsia="Calibri" w:hAnsi="Arial" w:cs="Arial"/>
+          <w:bCs/>
+          <w:color w:val="000000"/>
+          <w:sz w:val="18"/>
+          <w:szCs w:val="18"/>
+          <w:lang w:eastAsia="en-US"/>
+        </w:rPr>
+        <w:t xml:space="preserve"> Романа Юрьевича, действующего на основании доверенности </w:t>
       </w:r>
       <w:r>
         <w:rPr>
@@ -8667,6 +10478,7 @@
         </w:rPr>
         <w:t>{{</w:t>
       </w:r>
+      <w:proofErr w:type="spellStart"/>
       <w:r>
         <w:rPr>
           <w:rFonts w:ascii="Arial" w:hAnsi="Arial" w:cs="Arial"/>
@@ -8677,6 +10489,7 @@
         </w:rPr>
         <w:t>prev</w:t>
       </w:r>
+      <w:proofErr w:type="spellEnd"/>
       <w:r>
         <w:rPr>
           <w:rFonts w:ascii="Arial" w:hAnsi="Arial" w:cs="Arial"/>
@@ -9058,7 +10871,31 @@
           <w:szCs w:val="18"/>
           <w:lang w:eastAsia="en-US"/>
         </w:rPr>
-        <w:t>, именуемый(ая)</w:t>
+        <w:t>, именуемый(</w:t>
+      </w:r>
+      <w:proofErr w:type="spellStart"/>
+      <w:r>
+        <w:rPr>
+          <w:rFonts w:ascii="Arial" w:eastAsia="Calibri" w:hAnsi="Arial" w:cs="Arial"/>
+          <w:bCs/>
+          <w:color w:val="000000"/>
+          <w:sz w:val="18"/>
+          <w:szCs w:val="18"/>
+          <w:lang w:eastAsia="en-US"/>
+        </w:rPr>
+        <w:t>ая</w:t>
+      </w:r>
+      <w:proofErr w:type="spellEnd"/>
+      <w:r>
+        <w:rPr>
+          <w:rFonts w:ascii="Arial" w:eastAsia="Calibri" w:hAnsi="Arial" w:cs="Arial"/>
+          <w:bCs/>
+          <w:color w:val="000000"/>
+          <w:sz w:val="18"/>
+          <w:szCs w:val="18"/>
+          <w:lang w:eastAsia="en-US"/>
+        </w:rPr>
+        <w:t>)</w:t>
       </w:r>
       <w:r>
         <w:rPr>
@@ -9069,6 +10906,7 @@
         </w:rPr>
         <w:t xml:space="preserve">{% </w:t>
       </w:r>
+      <w:proofErr w:type="spellStart"/>
       <w:r>
         <w:rPr>
           <w:rFonts w:ascii="Arial" w:hAnsi="Arial" w:cs="Arial"/>
@@ -9079,6 +10917,7 @@
         </w:rPr>
         <w:t>elif</w:t>
       </w:r>
+      <w:proofErr w:type="spellEnd"/>
       <w:r>
         <w:rPr>
           <w:rFonts w:ascii="Arial" w:hAnsi="Arial" w:cs="Arial"/>
@@ -9281,6 +11120,7 @@
         </w:rPr>
         <w:t>_</w:t>
       </w:r>
+      <w:proofErr w:type="spellStart"/>
       <w:r>
         <w:rPr>
           <w:rFonts w:ascii="Arial" w:eastAsia="Times New Roman" w:hAnsi="Arial" w:cs="Arial"/>
@@ -9289,7 +11129,18 @@
           <w:sz w:val="18"/>
           <w:szCs w:val="18"/>
         </w:rPr>
-        <w:t xml:space="preserve">name }} </w:t>
+        <w:t>name</w:t>
+      </w:r>
+      <w:proofErr w:type="spellEnd"/>
+      <w:r>
+        <w:rPr>
+          <w:rFonts w:ascii="Arial" w:eastAsia="Times New Roman" w:hAnsi="Arial" w:cs="Arial"/>
+          <w:b/>
+          <w:bCs/>
+          <w:sz w:val="18"/>
+          <w:szCs w:val="18"/>
+        </w:rPr>
+        <w:t xml:space="preserve"> }} </w:t>
       </w:r>
       <w:r>
         <w:rPr>
@@ -9585,7 +11436,27 @@
                 <w:szCs w:val="18"/>
                 <w:lang w:val="en-US"/>
               </w:rPr>
-              <w:t>{{make_model}}</w:t>
+              <w:t>{{</w:t>
+            </w:r>
+            <w:proofErr w:type="spellStart"/>
+            <w:r>
+              <w:rPr>
+                <w:rFonts w:ascii="Arial" w:hAnsi="Arial" w:cs="Arial"/>
+                <w:sz w:val="18"/>
+                <w:szCs w:val="18"/>
+                <w:lang w:val="en-US"/>
+              </w:rPr>
+              <w:t>make_model</w:t>
+            </w:r>
+            <w:proofErr w:type="spellEnd"/>
+            <w:r>
+              <w:rPr>
+                <w:rFonts w:ascii="Arial" w:hAnsi="Arial" w:cs="Arial"/>
+                <w:sz w:val="18"/>
+                <w:szCs w:val="18"/>
+                <w:lang w:val="en-US"/>
+              </w:rPr>
+              <w:t>}}</w:t>
             </w:r>
           </w:p>
         </w:tc>
@@ -10218,7 +12089,17 @@
                 <w:szCs w:val="18"/>
                 <w:lang w:val="en-US"/>
               </w:rPr>
-              <w:t>{{pts</w:t>
+              <w:t>{{</w:t>
+            </w:r>
+            <w:proofErr w:type="spellStart"/>
+            <w:r>
+              <w:rPr>
+                <w:rFonts w:ascii="Arial" w:hAnsi="Arial" w:cs="Arial"/>
+                <w:sz w:val="18"/>
+                <w:szCs w:val="18"/>
+                <w:lang w:val="en-US"/>
+              </w:rPr>
+              <w:t>pts</w:t>
             </w:r>
             <w:r>
               <w:rPr>
@@ -10238,7 +12119,17 @@
                 <w:szCs w:val="18"/>
                 <w:lang w:val="en-US"/>
               </w:rPr>
-              <w:t xml:space="preserve">id}} </w:t>
+              <w:t>id</w:t>
+            </w:r>
+            <w:proofErr w:type="spellEnd"/>
+            <w:r>
+              <w:rPr>
+                <w:rFonts w:ascii="Arial" w:hAnsi="Arial" w:cs="Arial"/>
+                <w:sz w:val="18"/>
+                <w:szCs w:val="18"/>
+                <w:lang w:val="en-US"/>
+              </w:rPr>
+              <w:t xml:space="preserve">}} </w:t>
             </w:r>
             <w:r>
               <w:rPr>
@@ -10255,7 +12146,27 @@
                 <w:szCs w:val="18"/>
                 <w:lang w:val="en-US"/>
               </w:rPr>
-              <w:t xml:space="preserve"> {{pts_date}}</w:t>
+              <w:t xml:space="preserve"> {{</w:t>
+            </w:r>
+            <w:proofErr w:type="spellStart"/>
+            <w:r>
+              <w:rPr>
+                <w:rFonts w:ascii="Arial" w:hAnsi="Arial" w:cs="Arial"/>
+                <w:sz w:val="18"/>
+                <w:szCs w:val="18"/>
+                <w:lang w:val="en-US"/>
+              </w:rPr>
+              <w:t>pts_date</w:t>
+            </w:r>
+            <w:proofErr w:type="spellEnd"/>
+            <w:r>
+              <w:rPr>
+                <w:rFonts w:ascii="Arial" w:hAnsi="Arial" w:cs="Arial"/>
+                <w:sz w:val="18"/>
+                <w:szCs w:val="18"/>
+                <w:lang w:val="en-US"/>
+              </w:rPr>
+              <w:t>}}</w:t>
             </w:r>
           </w:p>
         </w:tc>
@@ -10335,7 +12246,67 @@
                 <w:szCs w:val="18"/>
                 <w:lang w:val="en-US"/>
               </w:rPr>
-              <w:t xml:space="preserve">{% if sts_id and sts_date %}{{ sts_id }} </w:t>
+              <w:t xml:space="preserve">{% if </w:t>
+            </w:r>
+            <w:proofErr w:type="spellStart"/>
+            <w:r>
+              <w:rPr>
+                <w:rFonts w:ascii="Arial" w:hAnsi="Arial" w:cs="Arial"/>
+                <w:sz w:val="18"/>
+                <w:szCs w:val="18"/>
+                <w:lang w:val="en-US"/>
+              </w:rPr>
+              <w:t>sts_id</w:t>
+            </w:r>
+            <w:proofErr w:type="spellEnd"/>
+            <w:r>
+              <w:rPr>
+                <w:rFonts w:ascii="Arial" w:hAnsi="Arial" w:cs="Arial"/>
+                <w:sz w:val="18"/>
+                <w:szCs w:val="18"/>
+                <w:lang w:val="en-US"/>
+              </w:rPr>
+              <w:t xml:space="preserve"> and </w:t>
+            </w:r>
+            <w:proofErr w:type="spellStart"/>
+            <w:r>
+              <w:rPr>
+                <w:rFonts w:ascii="Arial" w:hAnsi="Arial" w:cs="Arial"/>
+                <w:sz w:val="18"/>
+                <w:szCs w:val="18"/>
+                <w:lang w:val="en-US"/>
+              </w:rPr>
+              <w:t>sts_date</w:t>
+            </w:r>
+            <w:proofErr w:type="spellEnd"/>
+            <w:r>
+              <w:rPr>
+                <w:rFonts w:ascii="Arial" w:hAnsi="Arial" w:cs="Arial"/>
+                <w:sz w:val="18"/>
+                <w:szCs w:val="18"/>
+                <w:lang w:val="en-US"/>
+              </w:rPr>
+              <w:t xml:space="preserve"> %}{{ </w:t>
+            </w:r>
+            <w:proofErr w:type="spellStart"/>
+            <w:r>
+              <w:rPr>
+                <w:rFonts w:ascii="Arial" w:hAnsi="Arial" w:cs="Arial"/>
+                <w:sz w:val="18"/>
+                <w:szCs w:val="18"/>
+                <w:lang w:val="en-US"/>
+              </w:rPr>
+              <w:t>sts_id</w:t>
+            </w:r>
+            <w:proofErr w:type="spellEnd"/>
+            <w:r>
+              <w:rPr>
+                <w:rFonts w:ascii="Arial" w:hAnsi="Arial" w:cs="Arial"/>
+                <w:sz w:val="18"/>
+                <w:szCs w:val="18"/>
+                <w:lang w:val="en-US"/>
+              </w:rPr>
+              <w:t xml:space="preserve"> }} </w:t>
             </w:r>
             <w:r>
               <w:rPr>
@@ -10352,7 +12323,27 @@
                 <w:szCs w:val="18"/>
                 <w:lang w:val="en-US"/>
               </w:rPr>
-              <w:t xml:space="preserve"> {{ sts_date }}{% else %}</w:t>
+              <w:t xml:space="preserve"> {{ </w:t>
+            </w:r>
+            <w:proofErr w:type="spellStart"/>
+            <w:r>
+              <w:rPr>
+                <w:rFonts w:ascii="Arial" w:hAnsi="Arial" w:cs="Arial"/>
+                <w:sz w:val="18"/>
+                <w:szCs w:val="18"/>
+                <w:lang w:val="en-US"/>
+              </w:rPr>
+              <w:t>sts_date</w:t>
+            </w:r>
+            <w:proofErr w:type="spellEnd"/>
+            <w:r>
+              <w:rPr>
+                <w:rFonts w:ascii="Arial" w:hAnsi="Arial" w:cs="Arial"/>
+                <w:sz w:val="18"/>
+                <w:szCs w:val="18"/>
+                <w:lang w:val="en-US"/>
+              </w:rPr>
+              <w:t xml:space="preserve"> }}{% else %}</w:t>
             </w:r>
             <w:r>
               <w:rPr>
@@ -10450,7 +12441,37 @@
                 <w:szCs w:val="18"/>
                 <w:lang w:val="en-US"/>
               </w:rPr>
-              <w:t>{% if reg_number %}{{reg</w:t>
+              <w:t xml:space="preserve">{% if </w:t>
+            </w:r>
+            <w:proofErr w:type="spellStart"/>
+            <w:r>
+              <w:rPr>
+                <w:rFonts w:ascii="Arial" w:hAnsi="Arial" w:cs="Arial"/>
+                <w:sz w:val="18"/>
+                <w:szCs w:val="18"/>
+                <w:lang w:val="en-US"/>
+              </w:rPr>
+              <w:t>reg_number</w:t>
+            </w:r>
+            <w:proofErr w:type="spellEnd"/>
+            <w:r>
+              <w:rPr>
+                <w:rFonts w:ascii="Arial" w:hAnsi="Arial" w:cs="Arial"/>
+                <w:sz w:val="18"/>
+                <w:szCs w:val="18"/>
+                <w:lang w:val="en-US"/>
+              </w:rPr>
+              <w:t xml:space="preserve"> %}{{</w:t>
+            </w:r>
+            <w:proofErr w:type="spellStart"/>
+            <w:r>
+              <w:rPr>
+                <w:rFonts w:ascii="Arial" w:hAnsi="Arial" w:cs="Arial"/>
+                <w:sz w:val="18"/>
+                <w:szCs w:val="18"/>
+                <w:lang w:val="en-US"/>
+              </w:rPr>
+              <w:t>reg</w:t>
             </w:r>
             <w:r>
               <w:rPr>
@@ -10470,7 +12491,17 @@
                 <w:szCs w:val="18"/>
                 <w:lang w:val="en-US"/>
               </w:rPr>
-              <w:t>number}}{% else %}</w:t>
+              <w:t>number</w:t>
+            </w:r>
+            <w:proofErr w:type="spellEnd"/>
+            <w:r>
+              <w:rPr>
+                <w:rFonts w:ascii="Arial" w:hAnsi="Arial" w:cs="Arial"/>
+                <w:sz w:val="18"/>
+                <w:szCs w:val="18"/>
+                <w:lang w:val="en-US"/>
+              </w:rPr>
+              <w:t>}}{% else %}</w:t>
             </w:r>
             <w:r>
               <w:rPr>
@@ -10868,7 +12899,27 @@
                 <w:szCs w:val="18"/>
                 <w:lang w:val="en-US"/>
               </w:rPr>
-              <w:t xml:space="preserve">{% if seller_type == </w:t>
+              <w:t xml:space="preserve">{% if </w:t>
+            </w:r>
+            <w:proofErr w:type="spellStart"/>
+            <w:r>
+              <w:rPr>
+                <w:rFonts w:ascii="Arial" w:hAnsi="Arial" w:cs="Arial"/>
+                <w:sz w:val="18"/>
+                <w:szCs w:val="18"/>
+                <w:lang w:val="en-US"/>
+              </w:rPr>
+              <w:t>seller_type</w:t>
+            </w:r>
+            <w:proofErr w:type="spellEnd"/>
+            <w:r>
+              <w:rPr>
+                <w:rFonts w:ascii="Arial" w:hAnsi="Arial" w:cs="Arial"/>
+                <w:sz w:val="18"/>
+                <w:szCs w:val="18"/>
+                <w:lang w:val="en-US"/>
+              </w:rPr>
+              <w:t xml:space="preserve"> == </w:t>
             </w:r>
             <w:r>
               <w:rPr>
@@ -10924,17 +12975,9 @@
                 <w:szCs w:val="18"/>
                 <w:lang w:val="en-US"/>
               </w:rPr>
-              <w:t>{{ prev_doc_last_name }} {{ prev_doc_first_name }} {{ prev_doc_middle_name }}</w:t>
-            </w:r>
-            <w:r>
-              <w:rPr>
-                <w:rFonts w:ascii="Arial" w:hAnsi="Arial" w:cs="Arial"/>
-                <w:sz w:val="18"/>
-                <w:szCs w:val="18"/>
-                <w:lang w:val="en-US"/>
-              </w:rPr>
-              <w:t>,</w:t>
-            </w:r>
+              <w:t xml:space="preserve">{{ </w:t>
+            </w:r>
+            <w:proofErr w:type="spellStart"/>
             <w:r>
               <w:rPr>
                 <w:rFonts w:ascii="Arial" w:hAnsi="Arial" w:cs="Arial"/>
@@ -10944,6 +12987,86 @@
                 <w:szCs w:val="18"/>
                 <w:lang w:val="en-US"/>
               </w:rPr>
+              <w:t>prev_doc_last_name</w:t>
+            </w:r>
+            <w:proofErr w:type="spellEnd"/>
+            <w:r>
+              <w:rPr>
+                <w:rFonts w:ascii="Arial" w:hAnsi="Arial" w:cs="Arial"/>
+                <w:b/>
+                <w:bCs/>
+                <w:sz w:val="18"/>
+                <w:szCs w:val="18"/>
+                <w:lang w:val="en-US"/>
+              </w:rPr>
+              <w:t xml:space="preserve"> }} {{ </w:t>
+            </w:r>
+            <w:proofErr w:type="spellStart"/>
+            <w:r>
+              <w:rPr>
+                <w:rFonts w:ascii="Arial" w:hAnsi="Arial" w:cs="Arial"/>
+                <w:b/>
+                <w:bCs/>
+                <w:sz w:val="18"/>
+                <w:szCs w:val="18"/>
+                <w:lang w:val="en-US"/>
+              </w:rPr>
+              <w:t>prev_doc_first_name</w:t>
+            </w:r>
+            <w:proofErr w:type="spellEnd"/>
+            <w:r>
+              <w:rPr>
+                <w:rFonts w:ascii="Arial" w:hAnsi="Arial" w:cs="Arial"/>
+                <w:b/>
+                <w:bCs/>
+                <w:sz w:val="18"/>
+                <w:szCs w:val="18"/>
+                <w:lang w:val="en-US"/>
+              </w:rPr>
+              <w:t xml:space="preserve"> }} {{ </w:t>
+            </w:r>
+            <w:proofErr w:type="spellStart"/>
+            <w:r>
+              <w:rPr>
+                <w:rFonts w:ascii="Arial" w:hAnsi="Arial" w:cs="Arial"/>
+                <w:b/>
+                <w:bCs/>
+                <w:sz w:val="18"/>
+                <w:szCs w:val="18"/>
+                <w:lang w:val="en-US"/>
+              </w:rPr>
+              <w:t>prev_doc_middle_name</w:t>
+            </w:r>
+            <w:proofErr w:type="spellEnd"/>
+            <w:r>
+              <w:rPr>
+                <w:rFonts w:ascii="Arial" w:hAnsi="Arial" w:cs="Arial"/>
+                <w:b/>
+                <w:bCs/>
+                <w:sz w:val="18"/>
+                <w:szCs w:val="18"/>
+                <w:lang w:val="en-US"/>
+              </w:rPr>
+              <w:t xml:space="preserve"> }}</w:t>
+            </w:r>
+            <w:r>
+              <w:rPr>
+                <w:rFonts w:ascii="Arial" w:hAnsi="Arial" w:cs="Arial"/>
+                <w:sz w:val="18"/>
+                <w:szCs w:val="18"/>
+                <w:lang w:val="en-US"/>
+              </w:rPr>
+              <w:t>,</w:t>
+            </w:r>
+            <w:r>
+              <w:rPr>
+                <w:rFonts w:ascii="Arial" w:hAnsi="Arial" w:cs="Arial"/>
+                <w:b/>
+                <w:bCs/>
+                <w:sz w:val="18"/>
+                <w:szCs w:val="18"/>
+                <w:lang w:val="en-US"/>
+              </w:rPr>
               <w:t xml:space="preserve"> </w:t>
             </w:r>
             <w:r>
@@ -10953,7 +13076,47 @@
                 <w:szCs w:val="18"/>
                 <w:lang w:val="en-US"/>
               </w:rPr>
-              <w:t>{{ prev_doc_birth_date }} г.р.</w:t>
+              <w:t xml:space="preserve">{{ </w:t>
+            </w:r>
+            <w:proofErr w:type="spellStart"/>
+            <w:r>
+              <w:rPr>
+                <w:rFonts w:ascii="Arial" w:hAnsi="Arial" w:cs="Arial"/>
+                <w:sz w:val="18"/>
+                <w:szCs w:val="18"/>
+                <w:lang w:val="en-US"/>
+              </w:rPr>
+              <w:t>prev_doc_birth_date</w:t>
+            </w:r>
+            <w:proofErr w:type="spellEnd"/>
+            <w:r>
+              <w:rPr>
+                <w:rFonts w:ascii="Arial" w:hAnsi="Arial" w:cs="Arial"/>
+                <w:sz w:val="18"/>
+                <w:szCs w:val="18"/>
+                <w:lang w:val="en-US"/>
+              </w:rPr>
+              <w:t xml:space="preserve"> }} </w:t>
+            </w:r>
+            <w:proofErr w:type="spellStart"/>
+            <w:r>
+              <w:rPr>
+                <w:rFonts w:ascii="Arial" w:hAnsi="Arial" w:cs="Arial"/>
+                <w:sz w:val="18"/>
+                <w:szCs w:val="18"/>
+                <w:lang w:val="en-US"/>
+              </w:rPr>
+              <w:t>г.р</w:t>
+            </w:r>
+            <w:proofErr w:type="spellEnd"/>
+            <w:r>
+              <w:rPr>
+                <w:rFonts w:ascii="Arial" w:hAnsi="Arial" w:cs="Arial"/>
+                <w:sz w:val="18"/>
+                <w:szCs w:val="18"/>
+                <w:lang w:val="en-US"/>
+              </w:rPr>
+              <w:t>.</w:t>
             </w:r>
           </w:p>
           <w:p>
@@ -10966,14 +13129,105 @@
                 <w:lang w:val="en-US"/>
               </w:rPr>
             </w:pPr>
-            <w:r>
-              <w:rPr>
-                <w:rFonts w:ascii="Arial" w:hAnsi="Arial" w:cs="Arial"/>
-                <w:sz w:val="18"/>
-                <w:szCs w:val="18"/>
-                <w:lang w:val="en-US"/>
-              </w:rPr>
-              <w:t>Паспорт РФ {{ prev_doc_licence_number }} выдан {{ prev_doc_issue_date }} {{ prev_doc_issue_organization }}</w:t>
+            <w:proofErr w:type="spellStart"/>
+            <w:r>
+              <w:rPr>
+                <w:rFonts w:ascii="Arial" w:hAnsi="Arial" w:cs="Arial"/>
+                <w:sz w:val="18"/>
+                <w:szCs w:val="18"/>
+                <w:lang w:val="en-US"/>
+              </w:rPr>
+              <w:t>Паспорт</w:t>
+            </w:r>
+            <w:proofErr w:type="spellEnd"/>
+            <w:r>
+              <w:rPr>
+                <w:rFonts w:ascii="Arial" w:hAnsi="Arial" w:cs="Arial"/>
+                <w:sz w:val="18"/>
+                <w:szCs w:val="18"/>
+                <w:lang w:val="en-US"/>
+              </w:rPr>
+              <w:t xml:space="preserve"> РФ {{ </w:t>
+            </w:r>
+            <w:proofErr w:type="spellStart"/>
+            <w:r>
+              <w:rPr>
+                <w:rFonts w:ascii="Arial" w:hAnsi="Arial" w:cs="Arial"/>
+                <w:sz w:val="18"/>
+                <w:szCs w:val="18"/>
+                <w:lang w:val="en-US"/>
+              </w:rPr>
+              <w:t>prev_doc_licence_number</w:t>
+            </w:r>
+            <w:proofErr w:type="spellEnd"/>
+            <w:r>
+              <w:rPr>
+                <w:rFonts w:ascii="Arial" w:hAnsi="Arial" w:cs="Arial"/>
+                <w:sz w:val="18"/>
+                <w:szCs w:val="18"/>
+                <w:lang w:val="en-US"/>
+              </w:rPr>
+              <w:t xml:space="preserve"> }} </w:t>
+            </w:r>
+            <w:proofErr w:type="spellStart"/>
+            <w:r>
+              <w:rPr>
+                <w:rFonts w:ascii="Arial" w:hAnsi="Arial" w:cs="Arial"/>
+                <w:sz w:val="18"/>
+                <w:szCs w:val="18"/>
+                <w:lang w:val="en-US"/>
+              </w:rPr>
+              <w:t>выдан</w:t>
+            </w:r>
+            <w:proofErr w:type="spellEnd"/>
+            <w:r>
+              <w:rPr>
+                <w:rFonts w:ascii="Arial" w:hAnsi="Arial" w:cs="Arial"/>
+                <w:sz w:val="18"/>
+                <w:szCs w:val="18"/>
+                <w:lang w:val="en-US"/>
+              </w:rPr>
+              <w:t xml:space="preserve"> {{ </w:t>
+            </w:r>
+            <w:proofErr w:type="spellStart"/>
+            <w:r>
+              <w:rPr>
+                <w:rFonts w:ascii="Arial" w:hAnsi="Arial" w:cs="Arial"/>
+                <w:sz w:val="18"/>
+                <w:szCs w:val="18"/>
+                <w:lang w:val="en-US"/>
+              </w:rPr>
+              <w:t>prev_doc_issue_date</w:t>
+            </w:r>
+            <w:proofErr w:type="spellEnd"/>
+            <w:r>
+              <w:rPr>
+                <w:rFonts w:ascii="Arial" w:hAnsi="Arial" w:cs="Arial"/>
+                <w:sz w:val="18"/>
+                <w:szCs w:val="18"/>
+                <w:lang w:val="en-US"/>
+              </w:rPr>
+              <w:t xml:space="preserve"> }} {{ </w:t>
+            </w:r>
+            <w:proofErr w:type="spellStart"/>
+            <w:r>
+              <w:rPr>
+                <w:rFonts w:ascii="Arial" w:hAnsi="Arial" w:cs="Arial"/>
+                <w:sz w:val="18"/>
+                <w:szCs w:val="18"/>
+                <w:lang w:val="en-US"/>
+              </w:rPr>
+              <w:t>prev_doc_issue_organization</w:t>
+            </w:r>
+            <w:proofErr w:type="spellEnd"/>
+            <w:r>
+              <w:rPr>
+                <w:rFonts w:ascii="Arial" w:hAnsi="Arial" w:cs="Arial"/>
+                <w:sz w:val="18"/>
+                <w:szCs w:val="18"/>
+                <w:lang w:val="en-US"/>
+              </w:rPr>
+              <w:t xml:space="preserve"> }}</w:t>
             </w:r>
           </w:p>
           <w:p>
@@ -11001,7 +13255,27 @@
                 <w:szCs w:val="18"/>
                 <w:lang w:val="en-US"/>
               </w:rPr>
-              <w:t>: {{ prev_doc_full_address }}</w:t>
+              <w:t xml:space="preserve">: {{ </w:t>
+            </w:r>
+            <w:proofErr w:type="spellStart"/>
+            <w:r>
+              <w:rPr>
+                <w:rFonts w:ascii="Arial" w:hAnsi="Arial" w:cs="Arial"/>
+                <w:sz w:val="18"/>
+                <w:szCs w:val="18"/>
+                <w:lang w:val="en-US"/>
+              </w:rPr>
+              <w:t>prev_doc_full_address</w:t>
+            </w:r>
+            <w:proofErr w:type="spellEnd"/>
+            <w:r>
+              <w:rPr>
+                <w:rFonts w:ascii="Arial" w:hAnsi="Arial" w:cs="Arial"/>
+                <w:sz w:val="18"/>
+                <w:szCs w:val="18"/>
+                <w:lang w:val="en-US"/>
+              </w:rPr>
+              <w:t xml:space="preserve"> }}</w:t>
             </w:r>
           </w:p>
           <w:p>
@@ -11030,7 +13304,182 @@
                 <w:szCs w:val="18"/>
                 <w:lang w:val="en-US"/>
               </w:rPr>
-              <w:t>: {{ prev_doc_inn }}</w:t>
+              <w:t xml:space="preserve">: {{ </w:t>
+            </w:r>
+            <w:proofErr w:type="spellStart"/>
+            <w:r>
+              <w:rPr>
+                <w:rFonts w:ascii="Arial" w:hAnsi="Arial" w:cs="Arial"/>
+                <w:sz w:val="18"/>
+                <w:szCs w:val="18"/>
+                <w:lang w:val="en-US"/>
+              </w:rPr>
+              <w:t>prev_doc_inn</w:t>
+            </w:r>
+            <w:proofErr w:type="spellEnd"/>
+            <w:r>
+              <w:rPr>
+                <w:rFonts w:ascii="Arial" w:hAnsi="Arial" w:cs="Arial"/>
+                <w:sz w:val="18"/>
+                <w:szCs w:val="18"/>
+                <w:lang w:val="en-US"/>
+              </w:rPr>
+              <w:t xml:space="preserve"> }}</w:t>
+            </w:r>
+            <w:r>
+              <w:rPr>
+                <w:rFonts w:ascii="Arial" w:hAnsi="Arial" w:cs="Arial"/>
+                <w:sz w:val="18"/>
+                <w:szCs w:val="18"/>
+                <w:lang w:val="en-US"/>
+              </w:rPr>
+              <w:t xml:space="preserve"> </w:t>
+            </w:r>
+            <w:r>
+              <w:rPr>
+                <w:rFonts w:ascii="Arial" w:hAnsi="Arial" w:cs="Arial"/>
+                <w:sz w:val="18"/>
+                <w:szCs w:val="18"/>
+                <w:lang w:val="en-US"/>
+              </w:rPr>
+              <w:t xml:space="preserve">{% </w:t>
+            </w:r>
+            <w:proofErr w:type="spellStart"/>
+            <w:r>
+              <w:rPr>
+                <w:rFonts w:ascii="Arial" w:hAnsi="Arial" w:cs="Arial"/>
+                <w:sz w:val="18"/>
+                <w:szCs w:val="18"/>
+                <w:lang w:val="en-US"/>
+              </w:rPr>
+              <w:t>elif</w:t>
+            </w:r>
+            <w:proofErr w:type="spellEnd"/>
+            <w:r>
+              <w:rPr>
+                <w:rFonts w:ascii="Arial" w:hAnsi="Arial" w:cs="Arial"/>
+                <w:sz w:val="18"/>
+                <w:szCs w:val="18"/>
+                <w:lang w:val="en-US"/>
+              </w:rPr>
+              <w:t xml:space="preserve"> </w:t>
+            </w:r>
+            <w:proofErr w:type="spellStart"/>
+            <w:r>
+              <w:rPr>
+                <w:rFonts w:ascii="Arial" w:hAnsi="Arial" w:cs="Arial"/>
+                <w:sz w:val="18"/>
+                <w:szCs w:val="18"/>
+                <w:lang w:val="en-US"/>
+              </w:rPr>
+              <w:t>seller_type</w:t>
+            </w:r>
+            <w:proofErr w:type="spellEnd"/>
+            <w:r>
+              <w:rPr>
+                <w:rFonts w:ascii="Arial" w:hAnsi="Arial" w:cs="Arial"/>
+                <w:sz w:val="18"/>
+                <w:szCs w:val="18"/>
+                <w:lang w:val="en-US"/>
+              </w:rPr>
+              <w:t xml:space="preserve"> in ["</w:t>
+            </w:r>
+            <w:proofErr w:type="spellStart"/>
+            <w:r>
+              <w:rPr>
+                <w:rFonts w:ascii="Arial" w:hAnsi="Arial" w:cs="Arial"/>
+                <w:sz w:val="18"/>
+                <w:szCs w:val="18"/>
+                <w:lang w:val="en-US"/>
+              </w:rPr>
+              <w:t>external_company</w:t>
+            </w:r>
+            <w:proofErr w:type="spellEnd"/>
+            <w:r>
+              <w:rPr>
+                <w:rFonts w:ascii="Arial" w:hAnsi="Arial" w:cs="Arial"/>
+                <w:sz w:val="18"/>
+                <w:szCs w:val="18"/>
+                <w:lang w:val="en-US"/>
+              </w:rPr>
+              <w:t>", "</w:t>
+            </w:r>
+            <w:proofErr w:type="spellStart"/>
+            <w:r>
+              <w:rPr>
+                <w:rFonts w:ascii="Arial" w:hAnsi="Arial" w:cs="Arial"/>
+                <w:sz w:val="18"/>
+                <w:szCs w:val="18"/>
+                <w:lang w:val="en-US"/>
+              </w:rPr>
+              <w:t>internal_company</w:t>
+            </w:r>
+            <w:proofErr w:type="spellEnd"/>
+            <w:r>
+              <w:rPr>
+                <w:rFonts w:ascii="Arial" w:hAnsi="Arial" w:cs="Arial"/>
+                <w:sz w:val="18"/>
+                <w:szCs w:val="18"/>
+                <w:lang w:val="en-US"/>
+              </w:rPr>
+              <w:t>"] %}</w:t>
+            </w:r>
+            <w:r>
+              <w:rPr>
+                <w:rFonts w:ascii="Arial" w:hAnsi="Arial" w:cs="Arial"/>
+                <w:b/>
+                <w:bCs/>
+                <w:sz w:val="18"/>
+                <w:szCs w:val="18"/>
+                <w:lang w:val="en-US"/>
+              </w:rPr>
+              <w:t xml:space="preserve">{{ </w:t>
+            </w:r>
+            <w:proofErr w:type="spellStart"/>
+            <w:r>
+              <w:rPr>
+                <w:rFonts w:ascii="Arial" w:hAnsi="Arial" w:cs="Arial"/>
+                <w:b/>
+                <w:bCs/>
+                <w:sz w:val="18"/>
+                <w:szCs w:val="18"/>
+                <w:lang w:val="en-US"/>
+              </w:rPr>
+              <w:t>prev_doc_</w:t>
+            </w:r>
+            <w:r>
+              <w:rPr>
+                <w:rFonts w:ascii="Arial" w:hAnsi="Arial" w:cs="Arial"/>
+                <w:b/>
+                <w:bCs/>
+                <w:sz w:val="18"/>
+                <w:szCs w:val="18"/>
+                <w:lang w:val="en-US"/>
+              </w:rPr>
+              <w:t>short_</w:t>
+            </w:r>
+            <w:r>
+              <w:rPr>
+                <w:rFonts w:ascii="Arial" w:hAnsi="Arial" w:cs="Arial"/>
+                <w:b/>
+                <w:bCs/>
+                <w:sz w:val="18"/>
+                <w:szCs w:val="18"/>
+                <w:lang w:val="en-US"/>
+              </w:rPr>
+              <w:t>name</w:t>
+            </w:r>
+            <w:proofErr w:type="spellEnd"/>
+            <w:r>
+              <w:rPr>
+                <w:rFonts w:ascii="Arial" w:hAnsi="Arial" w:cs="Arial"/>
+                <w:b/>
+                <w:bCs/>
+                <w:sz w:val="18"/>
+                <w:szCs w:val="18"/>
+                <w:lang w:val="en-US"/>
+              </w:rPr>
+              <w:t xml:space="preserve"> }}</w:t>
             </w:r>
           </w:p>
           <w:p>
@@ -11043,47 +13492,65 @@
                 <w:lang w:val="en-US"/>
               </w:rPr>
             </w:pPr>
-            <w:r>
-              <w:rPr>
-                <w:rFonts w:ascii="Arial" w:hAnsi="Arial" w:cs="Arial"/>
-                <w:sz w:val="18"/>
-                <w:szCs w:val="18"/>
-                <w:lang w:val="en-US"/>
-              </w:rPr>
-              <w:t>{% elif seller_type in ["external_company", "internal_company"] %}</w:t>
-            </w:r>
-            <w:r>
-              <w:rPr>
-                <w:rFonts w:ascii="Arial" w:hAnsi="Arial" w:cs="Arial"/>
-                <w:b/>
-                <w:bCs/>
-                <w:sz w:val="18"/>
-                <w:szCs w:val="18"/>
-                <w:lang w:val="en-US"/>
-              </w:rPr>
-              <w:t>{{ prev_doc_</w:t>
-            </w:r>
-            <w:r>
-              <w:rPr>
-                <w:rFonts w:ascii="Arial" w:hAnsi="Arial" w:cs="Arial"/>
-                <w:b/>
-                <w:bCs/>
-                <w:sz w:val="18"/>
-                <w:szCs w:val="18"/>
-                <w:lang w:val="en-US"/>
-              </w:rPr>
-              <w:t>short_</w:t>
-            </w:r>
-            <w:r>
-              <w:rPr>
-                <w:rFonts w:ascii="Arial" w:hAnsi="Arial" w:cs="Arial"/>
-                <w:b/>
-                <w:bCs/>
-                <w:sz w:val="18"/>
-                <w:szCs w:val="18"/>
-                <w:lang w:val="en-US"/>
-              </w:rPr>
-              <w:t>name }}</w:t>
+            <w:proofErr w:type="spellStart"/>
+            <w:r>
+              <w:rPr>
+                <w:rFonts w:ascii="Arial" w:hAnsi="Arial" w:cs="Arial"/>
+                <w:sz w:val="18"/>
+                <w:szCs w:val="18"/>
+                <w:lang w:val="en-US"/>
+              </w:rPr>
+              <w:t>Юр</w:t>
+            </w:r>
+            <w:proofErr w:type="spellEnd"/>
+            <w:r>
+              <w:rPr>
+                <w:rFonts w:ascii="Arial" w:hAnsi="Arial" w:cs="Arial"/>
+                <w:sz w:val="18"/>
+                <w:szCs w:val="18"/>
+                <w:lang w:val="en-US"/>
+              </w:rPr>
+              <w:t xml:space="preserve">. </w:t>
+            </w:r>
+            <w:proofErr w:type="spellStart"/>
+            <w:r>
+              <w:rPr>
+                <w:rFonts w:ascii="Arial" w:hAnsi="Arial" w:cs="Arial"/>
+                <w:sz w:val="18"/>
+                <w:szCs w:val="18"/>
+                <w:lang w:val="en-US"/>
+              </w:rPr>
+              <w:t>адрес</w:t>
+            </w:r>
+            <w:proofErr w:type="spellEnd"/>
+            <w:r>
+              <w:rPr>
+                <w:rFonts w:ascii="Arial" w:hAnsi="Arial" w:cs="Arial"/>
+                <w:sz w:val="18"/>
+                <w:szCs w:val="18"/>
+                <w:lang w:val="en-US"/>
+              </w:rPr>
+              <w:t xml:space="preserve">: {{ </w:t>
+            </w:r>
+            <w:proofErr w:type="spellStart"/>
+            <w:r>
+              <w:rPr>
+                <w:rFonts w:ascii="Arial" w:hAnsi="Arial" w:cs="Arial"/>
+                <w:sz w:val="18"/>
+                <w:szCs w:val="18"/>
+                <w:lang w:val="en-US"/>
+              </w:rPr>
+              <w:t>prev_doc_legal_address</w:t>
+            </w:r>
+            <w:proofErr w:type="spellEnd"/>
+            <w:r>
+              <w:rPr>
+                <w:rFonts w:ascii="Arial" w:hAnsi="Arial" w:cs="Arial"/>
+                <w:sz w:val="18"/>
+                <w:szCs w:val="18"/>
+                <w:lang w:val="en-US"/>
+              </w:rPr>
+              <w:t xml:space="preserve"> }}</w:t>
             </w:r>
           </w:p>
           <w:p>
@@ -11096,14 +13563,65 @@
                 <w:lang w:val="en-US"/>
               </w:rPr>
             </w:pPr>
-            <w:r>
-              <w:rPr>
-                <w:rFonts w:ascii="Arial" w:hAnsi="Arial" w:cs="Arial"/>
-                <w:sz w:val="18"/>
-                <w:szCs w:val="18"/>
-                <w:lang w:val="en-US"/>
-              </w:rPr>
-              <w:t>Юр. адрес: {{ prev_doc_legal_address }}</w:t>
+            <w:proofErr w:type="spellStart"/>
+            <w:r>
+              <w:rPr>
+                <w:rFonts w:ascii="Arial" w:hAnsi="Arial" w:cs="Arial"/>
+                <w:sz w:val="18"/>
+                <w:szCs w:val="18"/>
+                <w:lang w:val="en-US"/>
+              </w:rPr>
+              <w:t>эл</w:t>
+            </w:r>
+            <w:proofErr w:type="spellEnd"/>
+            <w:r>
+              <w:rPr>
+                <w:rFonts w:ascii="Arial" w:hAnsi="Arial" w:cs="Arial"/>
+                <w:sz w:val="18"/>
+                <w:szCs w:val="18"/>
+                <w:lang w:val="en-US"/>
+              </w:rPr>
+              <w:t xml:space="preserve">. </w:t>
+            </w:r>
+            <w:proofErr w:type="spellStart"/>
+            <w:r>
+              <w:rPr>
+                <w:rFonts w:ascii="Arial" w:hAnsi="Arial" w:cs="Arial"/>
+                <w:sz w:val="18"/>
+                <w:szCs w:val="18"/>
+                <w:lang w:val="en-US"/>
+              </w:rPr>
+              <w:t>почта</w:t>
+            </w:r>
+            <w:proofErr w:type="spellEnd"/>
+            <w:r>
+              <w:rPr>
+                <w:rFonts w:ascii="Arial" w:hAnsi="Arial" w:cs="Arial"/>
+                <w:sz w:val="18"/>
+                <w:szCs w:val="18"/>
+                <w:lang w:val="en-US"/>
+              </w:rPr>
+              <w:t xml:space="preserve">: {{ </w:t>
+            </w:r>
+            <w:proofErr w:type="spellStart"/>
+            <w:r>
+              <w:rPr>
+                <w:rFonts w:ascii="Arial" w:hAnsi="Arial" w:cs="Arial"/>
+                <w:sz w:val="18"/>
+                <w:szCs w:val="18"/>
+                <w:lang w:val="en-US"/>
+              </w:rPr>
+              <w:t>prev_doc_email</w:t>
+            </w:r>
+            <w:proofErr w:type="spellEnd"/>
+            <w:r>
+              <w:rPr>
+                <w:rFonts w:ascii="Arial" w:hAnsi="Arial" w:cs="Arial"/>
+                <w:sz w:val="18"/>
+                <w:szCs w:val="18"/>
+                <w:lang w:val="en-US"/>
+              </w:rPr>
+              <w:t xml:space="preserve"> }}</w:t>
             </w:r>
           </w:p>
           <w:p>
@@ -11116,14 +13634,45 @@
                 <w:lang w:val="en-US"/>
               </w:rPr>
             </w:pPr>
-            <w:r>
-              <w:rPr>
-                <w:rFonts w:ascii="Arial" w:hAnsi="Arial" w:cs="Arial"/>
-                <w:sz w:val="18"/>
-                <w:szCs w:val="18"/>
-                <w:lang w:val="en-US"/>
-              </w:rPr>
-              <w:t>эл. почта: {{ prev_doc_email }}</w:t>
+            <w:proofErr w:type="spellStart"/>
+            <w:r>
+              <w:rPr>
+                <w:rFonts w:ascii="Arial" w:hAnsi="Arial" w:cs="Arial"/>
+                <w:sz w:val="18"/>
+                <w:szCs w:val="18"/>
+                <w:lang w:val="en-US"/>
+              </w:rPr>
+              <w:t>тел</w:t>
+            </w:r>
+            <w:proofErr w:type="spellEnd"/>
+            <w:r>
+              <w:rPr>
+                <w:rFonts w:ascii="Arial" w:hAnsi="Arial" w:cs="Arial"/>
+                <w:sz w:val="18"/>
+                <w:szCs w:val="18"/>
+                <w:lang w:val="en-US"/>
+              </w:rPr>
+              <w:t xml:space="preserve">: {{ </w:t>
+            </w:r>
+            <w:proofErr w:type="spellStart"/>
+            <w:r>
+              <w:rPr>
+                <w:rFonts w:ascii="Arial" w:hAnsi="Arial" w:cs="Arial"/>
+                <w:sz w:val="18"/>
+                <w:szCs w:val="18"/>
+                <w:lang w:val="en-US"/>
+              </w:rPr>
+              <w:t>prev_doc_phone</w:t>
+            </w:r>
+            <w:proofErr w:type="spellEnd"/>
+            <w:r>
+              <w:rPr>
+                <w:rFonts w:ascii="Arial" w:hAnsi="Arial" w:cs="Arial"/>
+                <w:sz w:val="18"/>
+                <w:szCs w:val="18"/>
+                <w:lang w:val="en-US"/>
+              </w:rPr>
+              <w:t xml:space="preserve"> }}</w:t>
             </w:r>
           </w:p>
           <w:p>
@@ -11143,7 +13692,27 @@
                 <w:szCs w:val="18"/>
                 <w:lang w:val="en-US"/>
               </w:rPr>
-              <w:t>тел: {{ prev_doc_phone }}</w:t>
+              <w:t xml:space="preserve">ОГРН {{ </w:t>
+            </w:r>
+            <w:proofErr w:type="spellStart"/>
+            <w:r>
+              <w:rPr>
+                <w:rFonts w:ascii="Arial" w:hAnsi="Arial" w:cs="Arial"/>
+                <w:sz w:val="18"/>
+                <w:szCs w:val="18"/>
+                <w:lang w:val="en-US"/>
+              </w:rPr>
+              <w:t>prev_doc_ogrn</w:t>
+            </w:r>
+            <w:proofErr w:type="spellEnd"/>
+            <w:r>
+              <w:rPr>
+                <w:rFonts w:ascii="Arial" w:hAnsi="Arial" w:cs="Arial"/>
+                <w:sz w:val="18"/>
+                <w:szCs w:val="18"/>
+                <w:lang w:val="en-US"/>
+              </w:rPr>
+              <w:t xml:space="preserve"> }}</w:t>
             </w:r>
           </w:p>
           <w:p>
@@ -11163,7 +13732,47 @@
                 <w:szCs w:val="18"/>
                 <w:lang w:val="en-US"/>
               </w:rPr>
-              <w:t>ОГРН {{ prev_doc_ogrn }}</w:t>
+              <w:t xml:space="preserve">ИНН {{ </w:t>
+            </w:r>
+            <w:proofErr w:type="spellStart"/>
+            <w:r>
+              <w:rPr>
+                <w:rFonts w:ascii="Arial" w:hAnsi="Arial" w:cs="Arial"/>
+                <w:sz w:val="18"/>
+                <w:szCs w:val="18"/>
+                <w:lang w:val="en-US"/>
+              </w:rPr>
+              <w:t>prev_doc_inn</w:t>
+            </w:r>
+            <w:proofErr w:type="spellEnd"/>
+            <w:r>
+              <w:rPr>
+                <w:rFonts w:ascii="Arial" w:hAnsi="Arial" w:cs="Arial"/>
+                <w:sz w:val="18"/>
+                <w:szCs w:val="18"/>
+                <w:lang w:val="en-US"/>
+              </w:rPr>
+              <w:t xml:space="preserve"> }} КПП {{ </w:t>
+            </w:r>
+            <w:proofErr w:type="spellStart"/>
+            <w:r>
+              <w:rPr>
+                <w:rFonts w:ascii="Arial" w:hAnsi="Arial" w:cs="Arial"/>
+                <w:sz w:val="18"/>
+                <w:szCs w:val="18"/>
+                <w:lang w:val="en-US"/>
+              </w:rPr>
+              <w:t>prev_doc_kpp</w:t>
+            </w:r>
+            <w:proofErr w:type="spellEnd"/>
+            <w:r>
+              <w:rPr>
+                <w:rFonts w:ascii="Arial" w:hAnsi="Arial" w:cs="Arial"/>
+                <w:sz w:val="18"/>
+                <w:szCs w:val="18"/>
+                <w:lang w:val="en-US"/>
+              </w:rPr>
+              <w:t xml:space="preserve"> }}</w:t>
             </w:r>
           </w:p>
           <w:p>
@@ -11183,7 +13792,27 @@
                 <w:szCs w:val="18"/>
                 <w:lang w:val="en-US"/>
               </w:rPr>
-              <w:t>ИНН {{ prev_doc_inn }} КПП {{ prev_doc_kpp }}</w:t>
+              <w:t xml:space="preserve">р/с {{ </w:t>
+            </w:r>
+            <w:proofErr w:type="spellStart"/>
+            <w:r>
+              <w:rPr>
+                <w:rFonts w:ascii="Arial" w:hAnsi="Arial" w:cs="Arial"/>
+                <w:sz w:val="18"/>
+                <w:szCs w:val="18"/>
+                <w:lang w:val="en-US"/>
+              </w:rPr>
+              <w:t>prev_doc_bank_account</w:t>
+            </w:r>
+            <w:proofErr w:type="spellEnd"/>
+            <w:r>
+              <w:rPr>
+                <w:rFonts w:ascii="Arial" w:hAnsi="Arial" w:cs="Arial"/>
+                <w:sz w:val="18"/>
+                <w:szCs w:val="18"/>
+                <w:lang w:val="en-US"/>
+              </w:rPr>
+              <w:t xml:space="preserve"> }}</w:t>
             </w:r>
           </w:p>
           <w:p>
@@ -11203,7 +13832,27 @@
                 <w:szCs w:val="18"/>
                 <w:lang w:val="en-US"/>
               </w:rPr>
-              <w:t>р/с {{ prev_doc_bank_account }}</w:t>
+              <w:t xml:space="preserve">{{ </w:t>
+            </w:r>
+            <w:proofErr w:type="spellStart"/>
+            <w:r>
+              <w:rPr>
+                <w:rFonts w:ascii="Arial" w:hAnsi="Arial" w:cs="Arial"/>
+                <w:sz w:val="18"/>
+                <w:szCs w:val="18"/>
+                <w:lang w:val="en-US"/>
+              </w:rPr>
+              <w:t>prev_doc_bank_name</w:t>
+            </w:r>
+            <w:proofErr w:type="spellEnd"/>
+            <w:r>
+              <w:rPr>
+                <w:rFonts w:ascii="Arial" w:hAnsi="Arial" w:cs="Arial"/>
+                <w:sz w:val="18"/>
+                <w:szCs w:val="18"/>
+                <w:lang w:val="en-US"/>
+              </w:rPr>
+              <w:t xml:space="preserve"> }}</w:t>
             </w:r>
           </w:p>
           <w:p>
@@ -11223,7 +13872,47 @@
                 <w:szCs w:val="18"/>
                 <w:lang w:val="en-US"/>
               </w:rPr>
-              <w:t>{{ prev_doc_bank_name }}</w:t>
+              <w:t xml:space="preserve">БИК {{ </w:t>
+            </w:r>
+            <w:proofErr w:type="spellStart"/>
+            <w:r>
+              <w:rPr>
+                <w:rFonts w:ascii="Arial" w:hAnsi="Arial" w:cs="Arial"/>
+                <w:sz w:val="18"/>
+                <w:szCs w:val="18"/>
+                <w:lang w:val="en-US"/>
+              </w:rPr>
+              <w:t>prev_doc_bik</w:t>
+            </w:r>
+            <w:proofErr w:type="spellEnd"/>
+            <w:r>
+              <w:rPr>
+                <w:rFonts w:ascii="Arial" w:hAnsi="Arial" w:cs="Arial"/>
+                <w:sz w:val="18"/>
+                <w:szCs w:val="18"/>
+                <w:lang w:val="en-US"/>
+              </w:rPr>
+              <w:t xml:space="preserve"> }} к/с {{ </w:t>
+            </w:r>
+            <w:proofErr w:type="spellStart"/>
+            <w:r>
+              <w:rPr>
+                <w:rFonts w:ascii="Arial" w:hAnsi="Arial" w:cs="Arial"/>
+                <w:sz w:val="18"/>
+                <w:szCs w:val="18"/>
+                <w:lang w:val="en-US"/>
+              </w:rPr>
+              <w:t>prev_doc_corr_account</w:t>
+            </w:r>
+            <w:proofErr w:type="spellEnd"/>
+            <w:r>
+              <w:rPr>
+                <w:rFonts w:ascii="Arial" w:hAnsi="Arial" w:cs="Arial"/>
+                <w:sz w:val="18"/>
+                <w:szCs w:val="18"/>
+                <w:lang w:val="en-US"/>
+              </w:rPr>
+              <w:t xml:space="preserve"> }}{% endif %}</w:t>
             </w:r>
           </w:p>
           <w:p>
@@ -11233,17 +13922,70 @@
                 <w:rFonts w:ascii="Arial" w:hAnsi="Arial" w:cs="Arial"/>
                 <w:sz w:val="18"/>
                 <w:szCs w:val="18"/>
-                <w:lang w:val="en-US"/>
               </w:rPr>
             </w:pPr>
             <w:r>
               <w:rPr>
                 <w:rFonts w:ascii="Arial" w:hAnsi="Arial" w:cs="Arial"/>
-                <w:sz w:val="18"/>
-                <w:szCs w:val="18"/>
-                <w:lang w:val="en-US"/>
-              </w:rPr>
-              <w:t>БИК {{ prev_doc_bik }} к/с {{ prev_doc_corr_account }}{% endif %}</w:t>
+                <w:b/>
+                <w:bCs/>
+                <w:color w:val="000000" w:themeColor="text1"/>
+                <w:sz w:val="18"/>
+                <w:szCs w:val="18"/>
+              </w:rPr>
+              <w:t xml:space="preserve">действующий через представителя </w:t>
+            </w:r>
+            <w:r>
+              <w:rPr>
+                <w:rFonts w:ascii="Arial" w:hAnsi="Arial" w:cs="Arial"/>
+                <w:b/>
+                <w:bCs/>
+                <w:sz w:val="18"/>
+                <w:szCs w:val="18"/>
+              </w:rPr>
+              <w:t xml:space="preserve">{{ </w:t>
+            </w:r>
+            <w:r>
+              <w:rPr>
+                <w:rFonts w:ascii="Arial" w:hAnsi="Arial" w:cs="Arial"/>
+                <w:b/>
+                <w:bCs/>
+                <w:sz w:val="18"/>
+                <w:szCs w:val="18"/>
+                <w:lang w:val="en-US"/>
+              </w:rPr>
+              <w:t>seller</w:t>
+            </w:r>
+            <w:r>
+              <w:rPr>
+                <w:rFonts w:ascii="Arial" w:hAnsi="Arial" w:cs="Arial"/>
+                <w:b/>
+                <w:bCs/>
+                <w:sz w:val="18"/>
+                <w:szCs w:val="18"/>
+              </w:rPr>
+              <w:t>_</w:t>
+            </w:r>
+            <w:r>
+              <w:rPr>
+                <w:rFonts w:ascii="Arial" w:hAnsi="Arial" w:cs="Arial"/>
+                <w:b/>
+                <w:bCs/>
+                <w:sz w:val="18"/>
+                <w:szCs w:val="18"/>
+                <w:lang w:val="en-US"/>
+              </w:rPr>
+              <w:t>name</w:t>
+            </w:r>
+            <w:r>
+              <w:rPr>
+                <w:rFonts w:ascii="Arial" w:hAnsi="Arial" w:cs="Arial"/>
+                <w:b/>
+                <w:bCs/>
+                <w:sz w:val="18"/>
+                <w:szCs w:val="18"/>
+              </w:rPr>
+              <w:t xml:space="preserve"> }}</w:t>
             </w:r>
           </w:p>
           <w:p>
@@ -11253,68 +13995,66 @@
                 <w:rFonts w:ascii="Arial" w:hAnsi="Arial" w:cs="Arial"/>
                 <w:sz w:val="18"/>
                 <w:szCs w:val="18"/>
+                <w:lang w:val="en-US"/>
               </w:rPr>
             </w:pPr>
-            <w:r>
-              <w:rPr>
-                <w:rFonts w:ascii="Arial" w:hAnsi="Arial" w:cs="Arial"/>
-                <w:b/>
-                <w:bCs/>
-                <w:color w:val="000000" w:themeColor="text1"/>
-                <w:sz w:val="18"/>
-                <w:szCs w:val="18"/>
-              </w:rPr>
-              <w:t xml:space="preserve">действующий через представителя </w:t>
-            </w:r>
-            <w:r>
-              <w:rPr>
-                <w:rFonts w:ascii="Arial" w:hAnsi="Arial" w:cs="Arial"/>
-                <w:b/>
-                <w:bCs/>
-                <w:sz w:val="18"/>
-                <w:szCs w:val="18"/>
-              </w:rPr>
-              <w:t xml:space="preserve">{{ </w:t>
-            </w:r>
-            <w:r>
-              <w:rPr>
-                <w:rFonts w:ascii="Arial" w:hAnsi="Arial" w:cs="Arial"/>
-                <w:b/>
-                <w:bCs/>
-                <w:sz w:val="18"/>
-                <w:szCs w:val="18"/>
-                <w:lang w:val="en-US"/>
-              </w:rPr>
-              <w:t>seller</w:t>
-            </w:r>
-            <w:r>
-              <w:rPr>
-                <w:rFonts w:ascii="Arial" w:hAnsi="Arial" w:cs="Arial"/>
-                <w:b/>
-                <w:bCs/>
-                <w:sz w:val="18"/>
-                <w:szCs w:val="18"/>
-              </w:rPr>
-              <w:t>_</w:t>
-            </w:r>
-            <w:r>
-              <w:rPr>
-                <w:rFonts w:ascii="Arial" w:hAnsi="Arial" w:cs="Arial"/>
-                <w:b/>
-                <w:bCs/>
-                <w:sz w:val="18"/>
-                <w:szCs w:val="18"/>
-                <w:lang w:val="en-US"/>
-              </w:rPr>
-              <w:t>name</w:t>
-            </w:r>
-            <w:r>
-              <w:rPr>
-                <w:rFonts w:ascii="Arial" w:hAnsi="Arial" w:cs="Arial"/>
-                <w:b/>
-                <w:bCs/>
-                <w:sz w:val="18"/>
-                <w:szCs w:val="18"/>
+            <w:proofErr w:type="spellStart"/>
+            <w:r>
+              <w:rPr>
+                <w:rFonts w:ascii="Arial" w:hAnsi="Arial" w:cs="Arial"/>
+                <w:sz w:val="18"/>
+                <w:szCs w:val="18"/>
+                <w:lang w:val="en-US"/>
+              </w:rPr>
+              <w:t>Юр</w:t>
+            </w:r>
+            <w:proofErr w:type="spellEnd"/>
+            <w:r>
+              <w:rPr>
+                <w:rFonts w:ascii="Arial" w:hAnsi="Arial" w:cs="Arial"/>
+                <w:sz w:val="18"/>
+                <w:szCs w:val="18"/>
+                <w:lang w:val="en-US"/>
+              </w:rPr>
+              <w:t xml:space="preserve">. </w:t>
+            </w:r>
+            <w:proofErr w:type="spellStart"/>
+            <w:r>
+              <w:rPr>
+                <w:rFonts w:ascii="Arial" w:hAnsi="Arial" w:cs="Arial"/>
+                <w:sz w:val="18"/>
+                <w:szCs w:val="18"/>
+                <w:lang w:val="en-US"/>
+              </w:rPr>
+              <w:t>адрес</w:t>
+            </w:r>
+            <w:proofErr w:type="spellEnd"/>
+            <w:r>
+              <w:rPr>
+                <w:rFonts w:ascii="Arial" w:hAnsi="Arial" w:cs="Arial"/>
+                <w:sz w:val="18"/>
+                <w:szCs w:val="18"/>
+                <w:lang w:val="en-US"/>
+              </w:rPr>
+              <w:t xml:space="preserve">: {{ </w:t>
+            </w:r>
+            <w:proofErr w:type="spellStart"/>
+            <w:r>
+              <w:rPr>
+                <w:rFonts w:ascii="Arial" w:hAnsi="Arial" w:cs="Arial"/>
+                <w:sz w:val="18"/>
+                <w:szCs w:val="18"/>
+                <w:lang w:val="en-US"/>
+              </w:rPr>
+              <w:t>seller_legal_address</w:t>
+            </w:r>
+            <w:proofErr w:type="spellEnd"/>
+            <w:r>
+              <w:rPr>
+                <w:rFonts w:ascii="Arial" w:hAnsi="Arial" w:cs="Arial"/>
+                <w:sz w:val="18"/>
+                <w:szCs w:val="18"/>
+                <w:lang w:val="en-US"/>
               </w:rPr>
               <w:t xml:space="preserve"> }}</w:t>
             </w:r>
@@ -11329,14 +14069,66 @@
                 <w:lang w:val="en-US"/>
               </w:rPr>
             </w:pPr>
-            <w:r>
-              <w:rPr>
-                <w:rFonts w:ascii="Arial" w:hAnsi="Arial" w:cs="Arial"/>
-                <w:sz w:val="18"/>
-                <w:szCs w:val="18"/>
-                <w:lang w:val="en-US"/>
-              </w:rPr>
-              <w:t>Юр. адрес: {{ seller_legal_address }}</w:t>
+            <w:proofErr w:type="spellStart"/>
+            <w:r>
+              <w:rPr>
+                <w:rFonts w:ascii="Arial" w:hAnsi="Arial" w:cs="Arial"/>
+                <w:sz w:val="18"/>
+                <w:szCs w:val="18"/>
+                <w:lang w:val="en-US"/>
+              </w:rPr>
+              <w:lastRenderedPageBreak/>
+              <w:t>эл</w:t>
+            </w:r>
+            <w:proofErr w:type="spellEnd"/>
+            <w:r>
+              <w:rPr>
+                <w:rFonts w:ascii="Arial" w:hAnsi="Arial" w:cs="Arial"/>
+                <w:sz w:val="18"/>
+                <w:szCs w:val="18"/>
+                <w:lang w:val="en-US"/>
+              </w:rPr>
+              <w:t xml:space="preserve">. </w:t>
+            </w:r>
+            <w:proofErr w:type="spellStart"/>
+            <w:r>
+              <w:rPr>
+                <w:rFonts w:ascii="Arial" w:hAnsi="Arial" w:cs="Arial"/>
+                <w:sz w:val="18"/>
+                <w:szCs w:val="18"/>
+                <w:lang w:val="en-US"/>
+              </w:rPr>
+              <w:t>почта</w:t>
+            </w:r>
+            <w:proofErr w:type="spellEnd"/>
+            <w:r>
+              <w:rPr>
+                <w:rFonts w:ascii="Arial" w:hAnsi="Arial" w:cs="Arial"/>
+                <w:sz w:val="18"/>
+                <w:szCs w:val="18"/>
+                <w:lang w:val="en-US"/>
+              </w:rPr>
+              <w:t xml:space="preserve">: {{ </w:t>
+            </w:r>
+            <w:proofErr w:type="spellStart"/>
+            <w:r>
+              <w:rPr>
+                <w:rFonts w:ascii="Arial" w:hAnsi="Arial" w:cs="Arial"/>
+                <w:sz w:val="18"/>
+                <w:szCs w:val="18"/>
+                <w:lang w:val="en-US"/>
+              </w:rPr>
+              <w:t>seller_email</w:t>
+            </w:r>
+            <w:proofErr w:type="spellEnd"/>
+            <w:r>
+              <w:rPr>
+                <w:rFonts w:ascii="Arial" w:hAnsi="Arial" w:cs="Arial"/>
+                <w:sz w:val="18"/>
+                <w:szCs w:val="18"/>
+                <w:lang w:val="en-US"/>
+              </w:rPr>
+              <w:t xml:space="preserve"> }}</w:t>
             </w:r>
           </w:p>
           <w:p>
@@ -11349,15 +14141,45 @@
                 <w:lang w:val="en-US"/>
               </w:rPr>
             </w:pPr>
-            <w:r>
-              <w:rPr>
-                <w:rFonts w:ascii="Arial" w:hAnsi="Arial" w:cs="Arial"/>
-                <w:sz w:val="18"/>
-                <w:szCs w:val="18"/>
-                <w:lang w:val="en-US"/>
-              </w:rPr>
-              <w:lastRenderedPageBreak/>
-              <w:t>эл. почта: {{ seller_email }}</w:t>
+            <w:proofErr w:type="spellStart"/>
+            <w:r>
+              <w:rPr>
+                <w:rFonts w:ascii="Arial" w:hAnsi="Arial" w:cs="Arial"/>
+                <w:sz w:val="18"/>
+                <w:szCs w:val="18"/>
+                <w:lang w:val="en-US"/>
+              </w:rPr>
+              <w:t>тел</w:t>
+            </w:r>
+            <w:proofErr w:type="spellEnd"/>
+            <w:r>
+              <w:rPr>
+                <w:rFonts w:ascii="Arial" w:hAnsi="Arial" w:cs="Arial"/>
+                <w:sz w:val="18"/>
+                <w:szCs w:val="18"/>
+                <w:lang w:val="en-US"/>
+              </w:rPr>
+              <w:t xml:space="preserve">: {{ </w:t>
+            </w:r>
+            <w:proofErr w:type="spellStart"/>
+            <w:r>
+              <w:rPr>
+                <w:rFonts w:ascii="Arial" w:hAnsi="Arial" w:cs="Arial"/>
+                <w:sz w:val="18"/>
+                <w:szCs w:val="18"/>
+                <w:lang w:val="en-US"/>
+              </w:rPr>
+              <w:t>seller_phone</w:t>
+            </w:r>
+            <w:proofErr w:type="spellEnd"/>
+            <w:r>
+              <w:rPr>
+                <w:rFonts w:ascii="Arial" w:hAnsi="Arial" w:cs="Arial"/>
+                <w:sz w:val="18"/>
+                <w:szCs w:val="18"/>
+                <w:lang w:val="en-US"/>
+              </w:rPr>
+              <w:t xml:space="preserve"> }}</w:t>
             </w:r>
           </w:p>
           <w:p>
@@ -11377,7 +14199,27 @@
                 <w:szCs w:val="18"/>
                 <w:lang w:val="en-US"/>
               </w:rPr>
-              <w:t>тел: {{ seller_phone }}</w:t>
+              <w:t xml:space="preserve">ОГРН {{ </w:t>
+            </w:r>
+            <w:proofErr w:type="spellStart"/>
+            <w:r>
+              <w:rPr>
+                <w:rFonts w:ascii="Arial" w:hAnsi="Arial" w:cs="Arial"/>
+                <w:sz w:val="18"/>
+                <w:szCs w:val="18"/>
+                <w:lang w:val="en-US"/>
+              </w:rPr>
+              <w:t>seller_ogrn</w:t>
+            </w:r>
+            <w:proofErr w:type="spellEnd"/>
+            <w:r>
+              <w:rPr>
+                <w:rFonts w:ascii="Arial" w:hAnsi="Arial" w:cs="Arial"/>
+                <w:sz w:val="18"/>
+                <w:szCs w:val="18"/>
+                <w:lang w:val="en-US"/>
+              </w:rPr>
+              <w:t xml:space="preserve"> }}</w:t>
             </w:r>
           </w:p>
           <w:p>
@@ -11397,7 +14239,47 @@
                 <w:szCs w:val="18"/>
                 <w:lang w:val="en-US"/>
               </w:rPr>
-              <w:t>ОГРН {{ seller_ogrn }}</w:t>
+              <w:t xml:space="preserve">ИНН {{ </w:t>
+            </w:r>
+            <w:proofErr w:type="spellStart"/>
+            <w:r>
+              <w:rPr>
+                <w:rFonts w:ascii="Arial" w:hAnsi="Arial" w:cs="Arial"/>
+                <w:sz w:val="18"/>
+                <w:szCs w:val="18"/>
+                <w:lang w:val="en-US"/>
+              </w:rPr>
+              <w:t>seller_inn</w:t>
+            </w:r>
+            <w:proofErr w:type="spellEnd"/>
+            <w:r>
+              <w:rPr>
+                <w:rFonts w:ascii="Arial" w:hAnsi="Arial" w:cs="Arial"/>
+                <w:sz w:val="18"/>
+                <w:szCs w:val="18"/>
+                <w:lang w:val="en-US"/>
+              </w:rPr>
+              <w:t xml:space="preserve"> }} КПП {{ </w:t>
+            </w:r>
+            <w:proofErr w:type="spellStart"/>
+            <w:r>
+              <w:rPr>
+                <w:rFonts w:ascii="Arial" w:hAnsi="Arial" w:cs="Arial"/>
+                <w:sz w:val="18"/>
+                <w:szCs w:val="18"/>
+                <w:lang w:val="en-US"/>
+              </w:rPr>
+              <w:t>seller_kpp</w:t>
+            </w:r>
+            <w:proofErr w:type="spellEnd"/>
+            <w:r>
+              <w:rPr>
+                <w:rFonts w:ascii="Arial" w:hAnsi="Arial" w:cs="Arial"/>
+                <w:sz w:val="18"/>
+                <w:szCs w:val="18"/>
+                <w:lang w:val="en-US"/>
+              </w:rPr>
+              <w:t xml:space="preserve"> }}</w:t>
             </w:r>
           </w:p>
           <w:p>
@@ -11417,7 +14299,27 @@
                 <w:szCs w:val="18"/>
                 <w:lang w:val="en-US"/>
               </w:rPr>
-              <w:t>ИНН {{ seller_inn }} КПП {{ seller_kpp }}</w:t>
+              <w:t xml:space="preserve">р/с {{ </w:t>
+            </w:r>
+            <w:proofErr w:type="spellStart"/>
+            <w:r>
+              <w:rPr>
+                <w:rFonts w:ascii="Arial" w:hAnsi="Arial" w:cs="Arial"/>
+                <w:sz w:val="18"/>
+                <w:szCs w:val="18"/>
+                <w:lang w:val="en-US"/>
+              </w:rPr>
+              <w:t>seller_bank_account</w:t>
+            </w:r>
+            <w:proofErr w:type="spellEnd"/>
+            <w:r>
+              <w:rPr>
+                <w:rFonts w:ascii="Arial" w:hAnsi="Arial" w:cs="Arial"/>
+                <w:sz w:val="18"/>
+                <w:szCs w:val="18"/>
+                <w:lang w:val="en-US"/>
+              </w:rPr>
+              <w:t xml:space="preserve"> }}</w:t>
             </w:r>
           </w:p>
           <w:p>
@@ -11437,27 +14339,27 @@
                 <w:szCs w:val="18"/>
                 <w:lang w:val="en-US"/>
               </w:rPr>
-              <w:t>р/с {{ seller_bank_account }}</w:t>
-            </w:r>
-          </w:p>
-          <w:p>
-            <w:pPr>
-              <w:pStyle w:val="ConsPlusNonformat"/>
-              <w:rPr>
-                <w:rFonts w:ascii="Arial" w:hAnsi="Arial" w:cs="Arial"/>
-                <w:sz w:val="18"/>
-                <w:szCs w:val="18"/>
-                <w:lang w:val="en-US"/>
-              </w:rPr>
-            </w:pPr>
-            <w:r>
-              <w:rPr>
-                <w:rFonts w:ascii="Arial" w:hAnsi="Arial" w:cs="Arial"/>
-                <w:sz w:val="18"/>
-                <w:szCs w:val="18"/>
-                <w:lang w:val="en-US"/>
-              </w:rPr>
-              <w:t>{{ seller_bank_name }}</w:t>
+              <w:t xml:space="preserve">{{ </w:t>
+            </w:r>
+            <w:proofErr w:type="spellStart"/>
+            <w:r>
+              <w:rPr>
+                <w:rFonts w:ascii="Arial" w:hAnsi="Arial" w:cs="Arial"/>
+                <w:sz w:val="18"/>
+                <w:szCs w:val="18"/>
+                <w:lang w:val="en-US"/>
+              </w:rPr>
+              <w:t>seller_bank_name</w:t>
+            </w:r>
+            <w:proofErr w:type="spellEnd"/>
+            <w:r>
+              <w:rPr>
+                <w:rFonts w:ascii="Arial" w:hAnsi="Arial" w:cs="Arial"/>
+                <w:sz w:val="18"/>
+                <w:szCs w:val="18"/>
+                <w:lang w:val="en-US"/>
+              </w:rPr>
+              <w:t xml:space="preserve"> }}</w:t>
             </w:r>
           </w:p>
           <w:p>
@@ -11478,7 +14380,47 @@
                 <w:szCs w:val="18"/>
                 <w:lang w:val="en-US"/>
               </w:rPr>
-              <w:t>БИК {{ seller_bik }} к/с {{ seller_corr_account }}</w:t>
+              <w:t xml:space="preserve">БИК {{ </w:t>
+            </w:r>
+            <w:proofErr w:type="spellStart"/>
+            <w:r>
+              <w:rPr>
+                <w:rFonts w:ascii="Arial" w:hAnsi="Arial" w:cs="Arial"/>
+                <w:sz w:val="18"/>
+                <w:szCs w:val="18"/>
+                <w:lang w:val="en-US"/>
+              </w:rPr>
+              <w:t>seller_bik</w:t>
+            </w:r>
+            <w:proofErr w:type="spellEnd"/>
+            <w:r>
+              <w:rPr>
+                <w:rFonts w:ascii="Arial" w:hAnsi="Arial" w:cs="Arial"/>
+                <w:sz w:val="18"/>
+                <w:szCs w:val="18"/>
+                <w:lang w:val="en-US"/>
+              </w:rPr>
+              <w:t xml:space="preserve"> }} к/с {{ </w:t>
+            </w:r>
+            <w:proofErr w:type="spellStart"/>
+            <w:r>
+              <w:rPr>
+                <w:rFonts w:ascii="Arial" w:hAnsi="Arial" w:cs="Arial"/>
+                <w:sz w:val="18"/>
+                <w:szCs w:val="18"/>
+                <w:lang w:val="en-US"/>
+              </w:rPr>
+              <w:t>seller_corr_account</w:t>
+            </w:r>
+            <w:proofErr w:type="spellEnd"/>
+            <w:r>
+              <w:rPr>
+                <w:rFonts w:ascii="Arial" w:hAnsi="Arial" w:cs="Arial"/>
+                <w:sz w:val="18"/>
+                <w:szCs w:val="18"/>
+                <w:lang w:val="en-US"/>
+              </w:rPr>
+              <w:t xml:space="preserve"> }}</w:t>
             </w:r>
           </w:p>
         </w:tc>
@@ -11511,7 +14453,27 @@
                 <w:lang w:val="en-US"/>
               </w:rPr>
               <w:lastRenderedPageBreak/>
-              <w:t>{% if buyer_type == "person" %}</w:t>
+              <w:t xml:space="preserve">{% if </w:t>
+            </w:r>
+            <w:proofErr w:type="spellStart"/>
+            <w:r>
+              <w:rPr>
+                <w:rFonts w:ascii="Arial" w:hAnsi="Arial" w:cs="Arial"/>
+                <w:sz w:val="18"/>
+                <w:szCs w:val="18"/>
+                <w:lang w:val="en-US"/>
+              </w:rPr>
+              <w:t>buyer_type</w:t>
+            </w:r>
+            <w:proofErr w:type="spellEnd"/>
+            <w:r>
+              <w:rPr>
+                <w:rFonts w:ascii="Arial" w:hAnsi="Arial" w:cs="Arial"/>
+                <w:sz w:val="18"/>
+                <w:szCs w:val="18"/>
+                <w:lang w:val="en-US"/>
+              </w:rPr>
+              <w:t xml:space="preserve"> == "person" %}</w:t>
             </w:r>
             <w:r>
               <w:rPr>
@@ -11522,16 +14484,128 @@
                 <w:szCs w:val="18"/>
                 <w:lang w:val="en-US"/>
               </w:rPr>
-              <w:t>{{ buyer_last_name }} {{ buyer_first_name }} {{ buyer_middle_name }}</w:t>
-            </w:r>
-            <w:r>
-              <w:rPr>
-                <w:rFonts w:ascii="Arial" w:hAnsi="Arial" w:cs="Arial"/>
-                <w:sz w:val="18"/>
-                <w:szCs w:val="18"/>
-                <w:lang w:val="en-US"/>
-              </w:rPr>
-              <w:t>, {{ buyer_birth_date }} г.р.</w:t>
+              <w:t xml:space="preserve">{{ </w:t>
+            </w:r>
+            <w:proofErr w:type="spellStart"/>
+            <w:r>
+              <w:rPr>
+                <w:rFonts w:ascii="Arial" w:hAnsi="Arial" w:cs="Arial"/>
+                <w:b/>
+                <w:bCs/>
+                <w:sz w:val="18"/>
+                <w:szCs w:val="18"/>
+                <w:lang w:val="en-US"/>
+              </w:rPr>
+              <w:t>buyer_last_name</w:t>
+            </w:r>
+            <w:proofErr w:type="spellEnd"/>
+            <w:r>
+              <w:rPr>
+                <w:rFonts w:ascii="Arial" w:hAnsi="Arial" w:cs="Arial"/>
+                <w:b/>
+                <w:bCs/>
+                <w:sz w:val="18"/>
+                <w:szCs w:val="18"/>
+                <w:lang w:val="en-US"/>
+              </w:rPr>
+              <w:t xml:space="preserve"> }} {{ </w:t>
+            </w:r>
+            <w:proofErr w:type="spellStart"/>
+            <w:r>
+              <w:rPr>
+                <w:rFonts w:ascii="Arial" w:hAnsi="Arial" w:cs="Arial"/>
+                <w:b/>
+                <w:bCs/>
+                <w:sz w:val="18"/>
+                <w:szCs w:val="18"/>
+                <w:lang w:val="en-US"/>
+              </w:rPr>
+              <w:t>buyer_first_name</w:t>
+            </w:r>
+            <w:proofErr w:type="spellEnd"/>
+            <w:r>
+              <w:rPr>
+                <w:rFonts w:ascii="Arial" w:hAnsi="Arial" w:cs="Arial"/>
+                <w:b/>
+                <w:bCs/>
+                <w:sz w:val="18"/>
+                <w:szCs w:val="18"/>
+                <w:lang w:val="en-US"/>
+              </w:rPr>
+              <w:t xml:space="preserve"> }} {{ </w:t>
+            </w:r>
+            <w:proofErr w:type="spellStart"/>
+            <w:r>
+              <w:rPr>
+                <w:rFonts w:ascii="Arial" w:hAnsi="Arial" w:cs="Arial"/>
+                <w:b/>
+                <w:bCs/>
+                <w:sz w:val="18"/>
+                <w:szCs w:val="18"/>
+                <w:lang w:val="en-US"/>
+              </w:rPr>
+              <w:t>buyer_middle_name</w:t>
+            </w:r>
+            <w:proofErr w:type="spellEnd"/>
+            <w:r>
+              <w:rPr>
+                <w:rFonts w:ascii="Arial" w:hAnsi="Arial" w:cs="Arial"/>
+                <w:b/>
+                <w:bCs/>
+                <w:sz w:val="18"/>
+                <w:szCs w:val="18"/>
+                <w:lang w:val="en-US"/>
+              </w:rPr>
+              <w:t xml:space="preserve"> }}</w:t>
+            </w:r>
+            <w:r>
+              <w:rPr>
+                <w:rFonts w:ascii="Arial" w:hAnsi="Arial" w:cs="Arial"/>
+                <w:sz w:val="18"/>
+                <w:szCs w:val="18"/>
+                <w:lang w:val="en-US"/>
+              </w:rPr>
+              <w:t xml:space="preserve">, {{ </w:t>
+            </w:r>
+            <w:proofErr w:type="spellStart"/>
+            <w:r>
+              <w:rPr>
+                <w:rFonts w:ascii="Arial" w:hAnsi="Arial" w:cs="Arial"/>
+                <w:sz w:val="18"/>
+                <w:szCs w:val="18"/>
+                <w:lang w:val="en-US"/>
+              </w:rPr>
+              <w:t>buyer_birth_date</w:t>
+            </w:r>
+            <w:proofErr w:type="spellEnd"/>
+            <w:r>
+              <w:rPr>
+                <w:rFonts w:ascii="Arial" w:hAnsi="Arial" w:cs="Arial"/>
+                <w:sz w:val="18"/>
+                <w:szCs w:val="18"/>
+                <w:lang w:val="en-US"/>
+              </w:rPr>
+              <w:t xml:space="preserve"> }} </w:t>
+            </w:r>
+            <w:proofErr w:type="spellStart"/>
+            <w:r>
+              <w:rPr>
+                <w:rFonts w:ascii="Arial" w:hAnsi="Arial" w:cs="Arial"/>
+                <w:sz w:val="18"/>
+                <w:szCs w:val="18"/>
+                <w:lang w:val="en-US"/>
+              </w:rPr>
+              <w:t>г.р</w:t>
+            </w:r>
+            <w:proofErr w:type="spellEnd"/>
+            <w:r>
+              <w:rPr>
+                <w:rFonts w:ascii="Arial" w:hAnsi="Arial" w:cs="Arial"/>
+                <w:sz w:val="18"/>
+                <w:szCs w:val="18"/>
+                <w:lang w:val="en-US"/>
+              </w:rPr>
+              <w:t>.</w:t>
             </w:r>
           </w:p>
           <w:p>
@@ -11544,14 +14618,105 @@
                 <w:lang w:val="en-US"/>
               </w:rPr>
             </w:pPr>
-            <w:r>
-              <w:rPr>
-                <w:rFonts w:ascii="Arial" w:hAnsi="Arial" w:cs="Arial"/>
-                <w:sz w:val="18"/>
-                <w:szCs w:val="18"/>
-                <w:lang w:val="en-US"/>
-              </w:rPr>
-              <w:t>Паспорт РФ {{ buyer_licence_number }} выдан {{ buyer_issue_date }} {{ buyer_issue_organization }}</w:t>
+            <w:proofErr w:type="spellStart"/>
+            <w:r>
+              <w:rPr>
+                <w:rFonts w:ascii="Arial" w:hAnsi="Arial" w:cs="Arial"/>
+                <w:sz w:val="18"/>
+                <w:szCs w:val="18"/>
+                <w:lang w:val="en-US"/>
+              </w:rPr>
+              <w:t>Паспорт</w:t>
+            </w:r>
+            <w:proofErr w:type="spellEnd"/>
+            <w:r>
+              <w:rPr>
+                <w:rFonts w:ascii="Arial" w:hAnsi="Arial" w:cs="Arial"/>
+                <w:sz w:val="18"/>
+                <w:szCs w:val="18"/>
+                <w:lang w:val="en-US"/>
+              </w:rPr>
+              <w:t xml:space="preserve"> РФ {{ </w:t>
+            </w:r>
+            <w:proofErr w:type="spellStart"/>
+            <w:r>
+              <w:rPr>
+                <w:rFonts w:ascii="Arial" w:hAnsi="Arial" w:cs="Arial"/>
+                <w:sz w:val="18"/>
+                <w:szCs w:val="18"/>
+                <w:lang w:val="en-US"/>
+              </w:rPr>
+              <w:t>buyer_licence_number</w:t>
+            </w:r>
+            <w:proofErr w:type="spellEnd"/>
+            <w:r>
+              <w:rPr>
+                <w:rFonts w:ascii="Arial" w:hAnsi="Arial" w:cs="Arial"/>
+                <w:sz w:val="18"/>
+                <w:szCs w:val="18"/>
+                <w:lang w:val="en-US"/>
+              </w:rPr>
+              <w:t xml:space="preserve"> }} </w:t>
+            </w:r>
+            <w:proofErr w:type="spellStart"/>
+            <w:r>
+              <w:rPr>
+                <w:rFonts w:ascii="Arial" w:hAnsi="Arial" w:cs="Arial"/>
+                <w:sz w:val="18"/>
+                <w:szCs w:val="18"/>
+                <w:lang w:val="en-US"/>
+              </w:rPr>
+              <w:t>выдан</w:t>
+            </w:r>
+            <w:proofErr w:type="spellEnd"/>
+            <w:r>
+              <w:rPr>
+                <w:rFonts w:ascii="Arial" w:hAnsi="Arial" w:cs="Arial"/>
+                <w:sz w:val="18"/>
+                <w:szCs w:val="18"/>
+                <w:lang w:val="en-US"/>
+              </w:rPr>
+              <w:t xml:space="preserve"> {{ </w:t>
+            </w:r>
+            <w:proofErr w:type="spellStart"/>
+            <w:r>
+              <w:rPr>
+                <w:rFonts w:ascii="Arial" w:hAnsi="Arial" w:cs="Arial"/>
+                <w:sz w:val="18"/>
+                <w:szCs w:val="18"/>
+                <w:lang w:val="en-US"/>
+              </w:rPr>
+              <w:t>buyer_issue_date</w:t>
+            </w:r>
+            <w:proofErr w:type="spellEnd"/>
+            <w:r>
+              <w:rPr>
+                <w:rFonts w:ascii="Arial" w:hAnsi="Arial" w:cs="Arial"/>
+                <w:sz w:val="18"/>
+                <w:szCs w:val="18"/>
+                <w:lang w:val="en-US"/>
+              </w:rPr>
+              <w:t xml:space="preserve"> }} {{ </w:t>
+            </w:r>
+            <w:proofErr w:type="spellStart"/>
+            <w:r>
+              <w:rPr>
+                <w:rFonts w:ascii="Arial" w:hAnsi="Arial" w:cs="Arial"/>
+                <w:sz w:val="18"/>
+                <w:szCs w:val="18"/>
+                <w:lang w:val="en-US"/>
+              </w:rPr>
+              <w:t>buyer_issue_organization</w:t>
+            </w:r>
+            <w:proofErr w:type="spellEnd"/>
+            <w:r>
+              <w:rPr>
+                <w:rFonts w:ascii="Arial" w:hAnsi="Arial" w:cs="Arial"/>
+                <w:sz w:val="18"/>
+                <w:szCs w:val="18"/>
+                <w:lang w:val="en-US"/>
+              </w:rPr>
+              <w:t xml:space="preserve"> }}</w:t>
             </w:r>
           </w:p>
           <w:p>
@@ -11564,14 +14729,45 @@
                 <w:lang w:val="en-US"/>
               </w:rPr>
             </w:pPr>
-            <w:r>
-              <w:rPr>
-                <w:rFonts w:ascii="Arial" w:hAnsi="Arial" w:cs="Arial"/>
-                <w:sz w:val="18"/>
-                <w:szCs w:val="18"/>
-                <w:lang w:val="en-US"/>
-              </w:rPr>
-              <w:t>Зарегистрирован: {{ buyer_full_address }}</w:t>
+            <w:proofErr w:type="spellStart"/>
+            <w:r>
+              <w:rPr>
+                <w:rFonts w:ascii="Arial" w:hAnsi="Arial" w:cs="Arial"/>
+                <w:sz w:val="18"/>
+                <w:szCs w:val="18"/>
+                <w:lang w:val="en-US"/>
+              </w:rPr>
+              <w:t>Зарегистрирован</w:t>
+            </w:r>
+            <w:proofErr w:type="spellEnd"/>
+            <w:r>
+              <w:rPr>
+                <w:rFonts w:ascii="Arial" w:hAnsi="Arial" w:cs="Arial"/>
+                <w:sz w:val="18"/>
+                <w:szCs w:val="18"/>
+                <w:lang w:val="en-US"/>
+              </w:rPr>
+              <w:t xml:space="preserve">: {{ </w:t>
+            </w:r>
+            <w:proofErr w:type="spellStart"/>
+            <w:r>
+              <w:rPr>
+                <w:rFonts w:ascii="Arial" w:hAnsi="Arial" w:cs="Arial"/>
+                <w:sz w:val="18"/>
+                <w:szCs w:val="18"/>
+                <w:lang w:val="en-US"/>
+              </w:rPr>
+              <w:t>buyer_full_address</w:t>
+            </w:r>
+            <w:proofErr w:type="spellEnd"/>
+            <w:r>
+              <w:rPr>
+                <w:rFonts w:ascii="Arial" w:hAnsi="Arial" w:cs="Arial"/>
+                <w:sz w:val="18"/>
+                <w:szCs w:val="18"/>
+                <w:lang w:val="en-US"/>
+              </w:rPr>
+              <w:t xml:space="preserve"> }}</w:t>
             </w:r>
           </w:p>
           <w:p>
@@ -11591,7 +14787,27 @@
                 <w:szCs w:val="18"/>
                 <w:lang w:val="en-US"/>
               </w:rPr>
-              <w:t>ИНН: {{ buyer_inn }}</w:t>
+              <w:t xml:space="preserve">ИНН: {{ </w:t>
+            </w:r>
+            <w:proofErr w:type="spellStart"/>
+            <w:r>
+              <w:rPr>
+                <w:rFonts w:ascii="Arial" w:hAnsi="Arial" w:cs="Arial"/>
+                <w:sz w:val="18"/>
+                <w:szCs w:val="18"/>
+                <w:lang w:val="en-US"/>
+              </w:rPr>
+              <w:t>buyer_inn</w:t>
+            </w:r>
+            <w:proofErr w:type="spellEnd"/>
+            <w:r>
+              <w:rPr>
+                <w:rFonts w:ascii="Arial" w:hAnsi="Arial" w:cs="Arial"/>
+                <w:sz w:val="18"/>
+                <w:szCs w:val="18"/>
+                <w:lang w:val="en-US"/>
+              </w:rPr>
+              <w:t xml:space="preserve"> }}</w:t>
             </w:r>
           </w:p>
           <w:p>
@@ -11619,7 +14835,27 @@
                 <w:szCs w:val="18"/>
                 <w:lang w:val="en-US"/>
               </w:rPr>
-              <w:t>. {{buyer_phone}}</w:t>
+              <w:t>. {{</w:t>
+            </w:r>
+            <w:proofErr w:type="spellStart"/>
+            <w:r>
+              <w:rPr>
+                <w:rFonts w:ascii="Arial" w:hAnsi="Arial" w:cs="Arial"/>
+                <w:sz w:val="18"/>
+                <w:szCs w:val="18"/>
+                <w:lang w:val="en-US"/>
+              </w:rPr>
+              <w:t>buyer_phone</w:t>
+            </w:r>
+            <w:proofErr w:type="spellEnd"/>
+            <w:r>
+              <w:rPr>
+                <w:rFonts w:ascii="Arial" w:hAnsi="Arial" w:cs="Arial"/>
+                <w:sz w:val="18"/>
+                <w:szCs w:val="18"/>
+                <w:lang w:val="en-US"/>
+              </w:rPr>
+              <w:t>}}</w:t>
             </w:r>
           </w:p>
           <w:p>
@@ -11639,7 +14875,67 @@
                 <w:szCs w:val="18"/>
                 <w:lang w:val="en-US"/>
               </w:rPr>
-              <w:t>{% elif buyer_type == "external_company" %}</w:t>
+              <w:t xml:space="preserve">{% </w:t>
+            </w:r>
+            <w:proofErr w:type="spellStart"/>
+            <w:r>
+              <w:rPr>
+                <w:rFonts w:ascii="Arial" w:hAnsi="Arial" w:cs="Arial"/>
+                <w:sz w:val="18"/>
+                <w:szCs w:val="18"/>
+                <w:lang w:val="en-US"/>
+              </w:rPr>
+              <w:t>elif</w:t>
+            </w:r>
+            <w:proofErr w:type="spellEnd"/>
+            <w:r>
+              <w:rPr>
+                <w:rFonts w:ascii="Arial" w:hAnsi="Arial" w:cs="Arial"/>
+                <w:sz w:val="18"/>
+                <w:szCs w:val="18"/>
+                <w:lang w:val="en-US"/>
+              </w:rPr>
+              <w:t xml:space="preserve"> </w:t>
+            </w:r>
+            <w:proofErr w:type="spellStart"/>
+            <w:r>
+              <w:rPr>
+                <w:rFonts w:ascii="Arial" w:hAnsi="Arial" w:cs="Arial"/>
+                <w:sz w:val="18"/>
+                <w:szCs w:val="18"/>
+                <w:lang w:val="en-US"/>
+              </w:rPr>
+              <w:t>buyer_type</w:t>
+            </w:r>
+            <w:proofErr w:type="spellEnd"/>
+            <w:r>
+              <w:rPr>
+                <w:rFonts w:ascii="Arial" w:hAnsi="Arial" w:cs="Arial"/>
+                <w:sz w:val="18"/>
+                <w:szCs w:val="18"/>
+                <w:lang w:val="en-US"/>
+              </w:rPr>
+              <w:t xml:space="preserve"> == "</w:t>
+            </w:r>
+            <w:proofErr w:type="spellStart"/>
+            <w:r>
+              <w:rPr>
+                <w:rFonts w:ascii="Arial" w:hAnsi="Arial" w:cs="Arial"/>
+                <w:sz w:val="18"/>
+                <w:szCs w:val="18"/>
+                <w:lang w:val="en-US"/>
+              </w:rPr>
+              <w:t>external_company</w:t>
+            </w:r>
+            <w:proofErr w:type="spellEnd"/>
+            <w:r>
+              <w:rPr>
+                <w:rFonts w:ascii="Arial" w:hAnsi="Arial" w:cs="Arial"/>
+                <w:sz w:val="18"/>
+                <w:szCs w:val="18"/>
+                <w:lang w:val="en-US"/>
+              </w:rPr>
+              <w:t>" %}</w:t>
             </w:r>
             <w:r>
               <w:rPr>
@@ -11650,8 +14946,9 @@
                 <w:szCs w:val="18"/>
                 <w:lang w:val="en-US"/>
               </w:rPr>
-              <w:t>{{ buyer_</w:t>
-            </w:r>
+              <w:t xml:space="preserve">{{ </w:t>
+            </w:r>
+            <w:proofErr w:type="spellStart"/>
             <w:r>
               <w:rPr>
                 <w:rFonts w:ascii="Arial" w:hAnsi="Arial" w:cs="Arial"/>
@@ -11661,7 +14958,7 @@
                 <w:szCs w:val="18"/>
                 <w:lang w:val="en-US"/>
               </w:rPr>
-              <w:t>short_</w:t>
+              <w:t>buyer_</w:t>
             </w:r>
             <w:r>
               <w:rPr>
@@ -11672,7 +14969,30 @@
                 <w:szCs w:val="18"/>
                 <w:lang w:val="en-US"/>
               </w:rPr>
-              <w:t>name }}</w:t>
+              <w:t>short_</w:t>
+            </w:r>
+            <w:r>
+              <w:rPr>
+                <w:rFonts w:ascii="Arial" w:hAnsi="Arial" w:cs="Arial"/>
+                <w:b/>
+                <w:bCs/>
+                <w:sz w:val="18"/>
+                <w:szCs w:val="18"/>
+                <w:lang w:val="en-US"/>
+              </w:rPr>
+              <w:t>name</w:t>
+            </w:r>
+            <w:proofErr w:type="spellEnd"/>
+            <w:r>
+              <w:rPr>
+                <w:rFonts w:ascii="Arial" w:hAnsi="Arial" w:cs="Arial"/>
+                <w:b/>
+                <w:bCs/>
+                <w:sz w:val="18"/>
+                <w:szCs w:val="18"/>
+                <w:lang w:val="en-US"/>
+              </w:rPr>
+              <w:t xml:space="preserve"> }}</w:t>
             </w:r>
           </w:p>
           <w:p>
@@ -11685,14 +15005,65 @@
                 <w:lang w:val="en-US"/>
               </w:rPr>
             </w:pPr>
-            <w:r>
-              <w:rPr>
-                <w:rFonts w:ascii="Arial" w:hAnsi="Arial" w:cs="Arial"/>
-                <w:sz w:val="18"/>
-                <w:szCs w:val="18"/>
-                <w:lang w:val="en-US"/>
-              </w:rPr>
-              <w:t>Юр. адрес: {{ buyer_legal_address }}</w:t>
+            <w:proofErr w:type="spellStart"/>
+            <w:r>
+              <w:rPr>
+                <w:rFonts w:ascii="Arial" w:hAnsi="Arial" w:cs="Arial"/>
+                <w:sz w:val="18"/>
+                <w:szCs w:val="18"/>
+                <w:lang w:val="en-US"/>
+              </w:rPr>
+              <w:t>Юр</w:t>
+            </w:r>
+            <w:proofErr w:type="spellEnd"/>
+            <w:r>
+              <w:rPr>
+                <w:rFonts w:ascii="Arial" w:hAnsi="Arial" w:cs="Arial"/>
+                <w:sz w:val="18"/>
+                <w:szCs w:val="18"/>
+                <w:lang w:val="en-US"/>
+              </w:rPr>
+              <w:t xml:space="preserve">. </w:t>
+            </w:r>
+            <w:proofErr w:type="spellStart"/>
+            <w:r>
+              <w:rPr>
+                <w:rFonts w:ascii="Arial" w:hAnsi="Arial" w:cs="Arial"/>
+                <w:sz w:val="18"/>
+                <w:szCs w:val="18"/>
+                <w:lang w:val="en-US"/>
+              </w:rPr>
+              <w:t>адрес</w:t>
+            </w:r>
+            <w:proofErr w:type="spellEnd"/>
+            <w:r>
+              <w:rPr>
+                <w:rFonts w:ascii="Arial" w:hAnsi="Arial" w:cs="Arial"/>
+                <w:sz w:val="18"/>
+                <w:szCs w:val="18"/>
+                <w:lang w:val="en-US"/>
+              </w:rPr>
+              <w:t xml:space="preserve">: {{ </w:t>
+            </w:r>
+            <w:proofErr w:type="spellStart"/>
+            <w:r>
+              <w:rPr>
+                <w:rFonts w:ascii="Arial" w:hAnsi="Arial" w:cs="Arial"/>
+                <w:sz w:val="18"/>
+                <w:szCs w:val="18"/>
+                <w:lang w:val="en-US"/>
+              </w:rPr>
+              <w:t>buyer_legal_address</w:t>
+            </w:r>
+            <w:proofErr w:type="spellEnd"/>
+            <w:r>
+              <w:rPr>
+                <w:rFonts w:ascii="Arial" w:hAnsi="Arial" w:cs="Arial"/>
+                <w:sz w:val="18"/>
+                <w:szCs w:val="18"/>
+                <w:lang w:val="en-US"/>
+              </w:rPr>
+              <w:t xml:space="preserve"> }}</w:t>
             </w:r>
           </w:p>
           <w:p>
@@ -11705,14 +15076,65 @@
                 <w:lang w:val="en-US"/>
               </w:rPr>
             </w:pPr>
-            <w:r>
-              <w:rPr>
-                <w:rFonts w:ascii="Arial" w:hAnsi="Arial" w:cs="Arial"/>
-                <w:sz w:val="18"/>
-                <w:szCs w:val="18"/>
-                <w:lang w:val="en-US"/>
-              </w:rPr>
-              <w:t>эл. почта: {{ buyer_email }}</w:t>
+            <w:proofErr w:type="spellStart"/>
+            <w:r>
+              <w:rPr>
+                <w:rFonts w:ascii="Arial" w:hAnsi="Arial" w:cs="Arial"/>
+                <w:sz w:val="18"/>
+                <w:szCs w:val="18"/>
+                <w:lang w:val="en-US"/>
+              </w:rPr>
+              <w:t>эл</w:t>
+            </w:r>
+            <w:proofErr w:type="spellEnd"/>
+            <w:r>
+              <w:rPr>
+                <w:rFonts w:ascii="Arial" w:hAnsi="Arial" w:cs="Arial"/>
+                <w:sz w:val="18"/>
+                <w:szCs w:val="18"/>
+                <w:lang w:val="en-US"/>
+              </w:rPr>
+              <w:t xml:space="preserve">. </w:t>
+            </w:r>
+            <w:proofErr w:type="spellStart"/>
+            <w:r>
+              <w:rPr>
+                <w:rFonts w:ascii="Arial" w:hAnsi="Arial" w:cs="Arial"/>
+                <w:sz w:val="18"/>
+                <w:szCs w:val="18"/>
+                <w:lang w:val="en-US"/>
+              </w:rPr>
+              <w:t>почта</w:t>
+            </w:r>
+            <w:proofErr w:type="spellEnd"/>
+            <w:r>
+              <w:rPr>
+                <w:rFonts w:ascii="Arial" w:hAnsi="Arial" w:cs="Arial"/>
+                <w:sz w:val="18"/>
+                <w:szCs w:val="18"/>
+                <w:lang w:val="en-US"/>
+              </w:rPr>
+              <w:t xml:space="preserve">: {{ </w:t>
+            </w:r>
+            <w:proofErr w:type="spellStart"/>
+            <w:r>
+              <w:rPr>
+                <w:rFonts w:ascii="Arial" w:hAnsi="Arial" w:cs="Arial"/>
+                <w:sz w:val="18"/>
+                <w:szCs w:val="18"/>
+                <w:lang w:val="en-US"/>
+              </w:rPr>
+              <w:t>buyer_email</w:t>
+            </w:r>
+            <w:proofErr w:type="spellEnd"/>
+            <w:r>
+              <w:rPr>
+                <w:rFonts w:ascii="Arial" w:hAnsi="Arial" w:cs="Arial"/>
+                <w:sz w:val="18"/>
+                <w:szCs w:val="18"/>
+                <w:lang w:val="en-US"/>
+              </w:rPr>
+              <w:t xml:space="preserve"> }}</w:t>
             </w:r>
           </w:p>
           <w:p>
@@ -11725,14 +15147,45 @@
                 <w:lang w:val="en-US"/>
               </w:rPr>
             </w:pPr>
-            <w:r>
-              <w:rPr>
-                <w:rFonts w:ascii="Arial" w:hAnsi="Arial" w:cs="Arial"/>
-                <w:sz w:val="18"/>
-                <w:szCs w:val="18"/>
-                <w:lang w:val="en-US"/>
-              </w:rPr>
-              <w:t>тел: {{ buyer_phone }}</w:t>
+            <w:proofErr w:type="spellStart"/>
+            <w:r>
+              <w:rPr>
+                <w:rFonts w:ascii="Arial" w:hAnsi="Arial" w:cs="Arial"/>
+                <w:sz w:val="18"/>
+                <w:szCs w:val="18"/>
+                <w:lang w:val="en-US"/>
+              </w:rPr>
+              <w:t>тел</w:t>
+            </w:r>
+            <w:proofErr w:type="spellEnd"/>
+            <w:r>
+              <w:rPr>
+                <w:rFonts w:ascii="Arial" w:hAnsi="Arial" w:cs="Arial"/>
+                <w:sz w:val="18"/>
+                <w:szCs w:val="18"/>
+                <w:lang w:val="en-US"/>
+              </w:rPr>
+              <w:t xml:space="preserve">: {{ </w:t>
+            </w:r>
+            <w:proofErr w:type="spellStart"/>
+            <w:r>
+              <w:rPr>
+                <w:rFonts w:ascii="Arial" w:hAnsi="Arial" w:cs="Arial"/>
+                <w:sz w:val="18"/>
+                <w:szCs w:val="18"/>
+                <w:lang w:val="en-US"/>
+              </w:rPr>
+              <w:t>buyer_phone</w:t>
+            </w:r>
+            <w:proofErr w:type="spellEnd"/>
+            <w:r>
+              <w:rPr>
+                <w:rFonts w:ascii="Arial" w:hAnsi="Arial" w:cs="Arial"/>
+                <w:sz w:val="18"/>
+                <w:szCs w:val="18"/>
+                <w:lang w:val="en-US"/>
+              </w:rPr>
+              <w:t xml:space="preserve"> }}</w:t>
             </w:r>
           </w:p>
           <w:p>
@@ -11752,7 +15205,27 @@
                 <w:szCs w:val="18"/>
                 <w:lang w:val="en-US"/>
               </w:rPr>
-              <w:t>ОГРН {{ buyer_ogrn }}</w:t>
+              <w:t xml:space="preserve">ОГРН {{ </w:t>
+            </w:r>
+            <w:proofErr w:type="spellStart"/>
+            <w:r>
+              <w:rPr>
+                <w:rFonts w:ascii="Arial" w:hAnsi="Arial" w:cs="Arial"/>
+                <w:sz w:val="18"/>
+                <w:szCs w:val="18"/>
+                <w:lang w:val="en-US"/>
+              </w:rPr>
+              <w:t>buyer_ogrn</w:t>
+            </w:r>
+            <w:proofErr w:type="spellEnd"/>
+            <w:r>
+              <w:rPr>
+                <w:rFonts w:ascii="Arial" w:hAnsi="Arial" w:cs="Arial"/>
+                <w:sz w:val="18"/>
+                <w:szCs w:val="18"/>
+                <w:lang w:val="en-US"/>
+              </w:rPr>
+              <w:t xml:space="preserve"> }}</w:t>
             </w:r>
           </w:p>
           <w:p>
@@ -11772,7 +15245,47 @@
                 <w:szCs w:val="18"/>
                 <w:lang w:val="en-US"/>
               </w:rPr>
-              <w:t>ИНН {{ buyer_inn }} КПП {{ buyer_kpp }}</w:t>
+              <w:t xml:space="preserve">ИНН {{ </w:t>
+            </w:r>
+            <w:proofErr w:type="spellStart"/>
+            <w:r>
+              <w:rPr>
+                <w:rFonts w:ascii="Arial" w:hAnsi="Arial" w:cs="Arial"/>
+                <w:sz w:val="18"/>
+                <w:szCs w:val="18"/>
+                <w:lang w:val="en-US"/>
+              </w:rPr>
+              <w:t>buyer_inn</w:t>
+            </w:r>
+            <w:proofErr w:type="spellEnd"/>
+            <w:r>
+              <w:rPr>
+                <w:rFonts w:ascii="Arial" w:hAnsi="Arial" w:cs="Arial"/>
+                <w:sz w:val="18"/>
+                <w:szCs w:val="18"/>
+                <w:lang w:val="en-US"/>
+              </w:rPr>
+              <w:t xml:space="preserve"> }} КПП {{ </w:t>
+            </w:r>
+            <w:proofErr w:type="spellStart"/>
+            <w:r>
+              <w:rPr>
+                <w:rFonts w:ascii="Arial" w:hAnsi="Arial" w:cs="Arial"/>
+                <w:sz w:val="18"/>
+                <w:szCs w:val="18"/>
+                <w:lang w:val="en-US"/>
+              </w:rPr>
+              <w:t>buyer_kpp</w:t>
+            </w:r>
+            <w:proofErr w:type="spellEnd"/>
+            <w:r>
+              <w:rPr>
+                <w:rFonts w:ascii="Arial" w:hAnsi="Arial" w:cs="Arial"/>
+                <w:sz w:val="18"/>
+                <w:szCs w:val="18"/>
+                <w:lang w:val="en-US"/>
+              </w:rPr>
+              <w:t xml:space="preserve"> }}</w:t>
             </w:r>
           </w:p>
           <w:p>
@@ -11792,7 +15305,27 @@
                 <w:szCs w:val="18"/>
                 <w:lang w:val="en-US"/>
               </w:rPr>
-              <w:t>р/с {{ buyer_bank_account }}</w:t>
+              <w:t xml:space="preserve">р/с {{ </w:t>
+            </w:r>
+            <w:proofErr w:type="spellStart"/>
+            <w:r>
+              <w:rPr>
+                <w:rFonts w:ascii="Arial" w:hAnsi="Arial" w:cs="Arial"/>
+                <w:sz w:val="18"/>
+                <w:szCs w:val="18"/>
+                <w:lang w:val="en-US"/>
+              </w:rPr>
+              <w:t>buyer_bank_account</w:t>
+            </w:r>
+            <w:proofErr w:type="spellEnd"/>
+            <w:r>
+              <w:rPr>
+                <w:rFonts w:ascii="Arial" w:hAnsi="Arial" w:cs="Arial"/>
+                <w:sz w:val="18"/>
+                <w:szCs w:val="18"/>
+                <w:lang w:val="en-US"/>
+              </w:rPr>
+              <w:t xml:space="preserve"> }}</w:t>
             </w:r>
           </w:p>
           <w:p>
@@ -11812,7 +15345,27 @@
                 <w:szCs w:val="18"/>
                 <w:lang w:val="en-US"/>
               </w:rPr>
-              <w:t>{{ buyer_bank_name }}</w:t>
+              <w:t xml:space="preserve">{{ </w:t>
+            </w:r>
+            <w:proofErr w:type="spellStart"/>
+            <w:r>
+              <w:rPr>
+                <w:rFonts w:ascii="Arial" w:hAnsi="Arial" w:cs="Arial"/>
+                <w:sz w:val="18"/>
+                <w:szCs w:val="18"/>
+                <w:lang w:val="en-US"/>
+              </w:rPr>
+              <w:t>buyer_bank_name</w:t>
+            </w:r>
+            <w:proofErr w:type="spellEnd"/>
+            <w:r>
+              <w:rPr>
+                <w:rFonts w:ascii="Arial" w:hAnsi="Arial" w:cs="Arial"/>
+                <w:sz w:val="18"/>
+                <w:szCs w:val="18"/>
+                <w:lang w:val="en-US"/>
+              </w:rPr>
+              <w:t xml:space="preserve"> }}</w:t>
             </w:r>
           </w:p>
           <w:p>
@@ -11832,7 +15385,47 @@
                 <w:szCs w:val="18"/>
                 <w:lang w:val="en-US"/>
               </w:rPr>
-              <w:t>БИК {{ buyer_bik }} к/с {{ buyer_corr_account }}</w:t>
+              <w:t xml:space="preserve">БИК {{ </w:t>
+            </w:r>
+            <w:proofErr w:type="spellStart"/>
+            <w:r>
+              <w:rPr>
+                <w:rFonts w:ascii="Arial" w:hAnsi="Arial" w:cs="Arial"/>
+                <w:sz w:val="18"/>
+                <w:szCs w:val="18"/>
+                <w:lang w:val="en-US"/>
+              </w:rPr>
+              <w:t>buyer_bik</w:t>
+            </w:r>
+            <w:proofErr w:type="spellEnd"/>
+            <w:r>
+              <w:rPr>
+                <w:rFonts w:ascii="Arial" w:hAnsi="Arial" w:cs="Arial"/>
+                <w:sz w:val="18"/>
+                <w:szCs w:val="18"/>
+                <w:lang w:val="en-US"/>
+              </w:rPr>
+              <w:t xml:space="preserve"> }} к/с {{ </w:t>
+            </w:r>
+            <w:proofErr w:type="spellStart"/>
+            <w:r>
+              <w:rPr>
+                <w:rFonts w:ascii="Arial" w:hAnsi="Arial" w:cs="Arial"/>
+                <w:sz w:val="18"/>
+                <w:szCs w:val="18"/>
+                <w:lang w:val="en-US"/>
+              </w:rPr>
+              <w:t>buyer_corr_account</w:t>
+            </w:r>
+            <w:proofErr w:type="spellEnd"/>
+            <w:r>
+              <w:rPr>
+                <w:rFonts w:ascii="Arial" w:hAnsi="Arial" w:cs="Arial"/>
+                <w:sz w:val="18"/>
+                <w:szCs w:val="18"/>
+                <w:lang w:val="en-US"/>
+              </w:rPr>
+              <w:t xml:space="preserve"> }}</w:t>
             </w:r>
           </w:p>
           <w:p>
@@ -11924,7 +15517,29 @@
                 <w:szCs w:val="18"/>
                 <w:lang w:val="en-US"/>
               </w:rPr>
-              <w:t>{{seller_initials}}/</w:t>
+              <w:t>{{</w:t>
+            </w:r>
+            <w:proofErr w:type="spellStart"/>
+            <w:r>
+              <w:rPr>
+                <w:rFonts w:ascii="Arial" w:hAnsi="Arial" w:cs="Arial"/>
+                <w:color w:val="000000"/>
+                <w:sz w:val="18"/>
+                <w:szCs w:val="18"/>
+                <w:lang w:val="en-US"/>
+              </w:rPr>
+              <w:t>seller_initials</w:t>
+            </w:r>
+            <w:proofErr w:type="spellEnd"/>
+            <w:r>
+              <w:rPr>
+                <w:rFonts w:ascii="Arial" w:hAnsi="Arial" w:cs="Arial"/>
+                <w:color w:val="000000"/>
+                <w:sz w:val="18"/>
+                <w:szCs w:val="18"/>
+                <w:lang w:val="en-US"/>
+              </w:rPr>
+              <w:t>}}/</w:t>
             </w:r>
           </w:p>
         </w:tc>
@@ -11980,14 +15595,80 @@
                 <w:szCs w:val="18"/>
                 <w:lang w:val="en-US"/>
               </w:rPr>
-              <w:t>{% if buyer_type in ['internal_company', 'external_company'] %}</w:t>
-            </w:r>
+              <w:t xml:space="preserve">{% if </w:t>
+            </w:r>
+            <w:proofErr w:type="spellStart"/>
             <w:r>
               <w:rPr>
                 <w:rFonts w:ascii="Arial" w:hAnsi="Arial" w:cs="Arial"/>
                 <w:bCs/>
                 <w:sz w:val="18"/>
                 <w:szCs w:val="18"/>
+                <w:lang w:val="en-US"/>
+              </w:rPr>
+              <w:t>buyer_type</w:t>
+            </w:r>
+            <w:proofErr w:type="spellEnd"/>
+            <w:r>
+              <w:rPr>
+                <w:rFonts w:ascii="Arial" w:hAnsi="Arial" w:cs="Arial"/>
+                <w:bCs/>
+                <w:sz w:val="18"/>
+                <w:szCs w:val="18"/>
+                <w:lang w:val="en-US"/>
+              </w:rPr>
+              <w:t xml:space="preserve"> in ['</w:t>
+            </w:r>
+            <w:proofErr w:type="spellStart"/>
+            <w:r>
+              <w:rPr>
+                <w:rFonts w:ascii="Arial" w:hAnsi="Arial" w:cs="Arial"/>
+                <w:bCs/>
+                <w:sz w:val="18"/>
+                <w:szCs w:val="18"/>
+                <w:lang w:val="en-US"/>
+              </w:rPr>
+              <w:t>internal_company</w:t>
+            </w:r>
+            <w:proofErr w:type="spellEnd"/>
+            <w:r>
+              <w:rPr>
+                <w:rFonts w:ascii="Arial" w:hAnsi="Arial" w:cs="Arial"/>
+                <w:bCs/>
+                <w:sz w:val="18"/>
+                <w:szCs w:val="18"/>
+                <w:lang w:val="en-US"/>
+              </w:rPr>
+              <w:t>', '</w:t>
+            </w:r>
+            <w:proofErr w:type="spellStart"/>
+            <w:r>
+              <w:rPr>
+                <w:rFonts w:ascii="Arial" w:hAnsi="Arial" w:cs="Arial"/>
+                <w:bCs/>
+                <w:sz w:val="18"/>
+                <w:szCs w:val="18"/>
+                <w:lang w:val="en-US"/>
+              </w:rPr>
+              <w:t>external_company</w:t>
+            </w:r>
+            <w:proofErr w:type="spellEnd"/>
+            <w:r>
+              <w:rPr>
+                <w:rFonts w:ascii="Arial" w:hAnsi="Arial" w:cs="Arial"/>
+                <w:bCs/>
+                <w:sz w:val="18"/>
+                <w:szCs w:val="18"/>
+                <w:lang w:val="en-US"/>
+              </w:rPr>
+              <w:t>'] %}</w:t>
+            </w:r>
+            <w:r>
+              <w:rPr>
+                <w:rFonts w:ascii="Arial" w:hAnsi="Arial" w:cs="Arial"/>
+                <w:bCs/>
+                <w:sz w:val="18"/>
+                <w:szCs w:val="18"/>
               </w:rPr>
               <w:t>Ген</w:t>
             </w:r>
@@ -12037,7 +15718,29 @@
                 <w:szCs w:val="18"/>
                 <w:lang w:val="en-US"/>
               </w:rPr>
-              <w:t>{{buyer_initials}}</w:t>
+              <w:t>{{</w:t>
+            </w:r>
+            <w:proofErr w:type="spellStart"/>
+            <w:r>
+              <w:rPr>
+                <w:rFonts w:ascii="Arial" w:hAnsi="Arial" w:cs="Arial"/>
+                <w:bCs/>
+                <w:sz w:val="18"/>
+                <w:szCs w:val="18"/>
+                <w:lang w:val="en-US"/>
+              </w:rPr>
+              <w:t>buyer_initials</w:t>
+            </w:r>
+            <w:proofErr w:type="spellEnd"/>
+            <w:r>
+              <w:rPr>
+                <w:rFonts w:ascii="Arial" w:hAnsi="Arial" w:cs="Arial"/>
+                <w:bCs/>
+                <w:sz w:val="18"/>
+                <w:szCs w:val="18"/>
+                <w:lang w:val="en-US"/>
+              </w:rPr>
+              <w:t>}}</w:t>
             </w:r>
             <w:r>
               <w:rPr>

--- a/documents/templates/5_bs_comissions(ДКП через поручение).docx
+++ b/documents/templates/5_bs_comissions(ДКП через поручение).docx
@@ -260,7 +260,15 @@
           <w:sz w:val="18"/>
           <w:szCs w:val="18"/>
         </w:rPr>
-        <w:t xml:space="preserve">    </w:t>
+        <w:t xml:space="preserve">  </w:t>
+      </w:r>
+      <w:proofErr w:type="gramStart"/>
+      <w:r>
+        <w:rPr>
+          <w:sz w:val="18"/>
+          <w:szCs w:val="18"/>
+        </w:rPr>
+        <w:t xml:space="preserve">  </w:t>
       </w:r>
       <w:r>
         <w:rPr>
@@ -274,7 +282,15 @@
           <w:sz w:val="18"/>
           <w:szCs w:val="18"/>
         </w:rPr>
-        <w:t>{{</w:t>
+        <w:t>{</w:t>
+      </w:r>
+      <w:proofErr w:type="gramEnd"/>
+      <w:r>
+        <w:rPr>
+          <w:sz w:val="18"/>
+          <w:szCs w:val="18"/>
+        </w:rPr>
+        <w:t>{</w:t>
       </w:r>
       <w:r>
         <w:rPr>
@@ -3133,7 +3149,27 @@
                 <w:szCs w:val="18"/>
                 <w:lang w:val="en-US"/>
               </w:rPr>
-              <w:t xml:space="preserve"> %}{{ </w:t>
+              <w:t xml:space="preserve"> </w:t>
+            </w:r>
+            <w:proofErr w:type="gramStart"/>
+            <w:r>
+              <w:rPr>
+                <w:rFonts w:ascii="Arial" w:hAnsi="Arial" w:cs="Arial"/>
+                <w:sz w:val="18"/>
+                <w:szCs w:val="18"/>
+                <w:lang w:val="en-US"/>
+              </w:rPr>
+              <w:t>%}{</w:t>
+            </w:r>
+            <w:proofErr w:type="gramEnd"/>
+            <w:r>
+              <w:rPr>
+                <w:rFonts w:ascii="Arial" w:hAnsi="Arial" w:cs="Arial"/>
+                <w:sz w:val="18"/>
+                <w:szCs w:val="18"/>
+                <w:lang w:val="en-US"/>
+              </w:rPr>
+              <w:t xml:space="preserve">{ </w:t>
             </w:r>
             <w:proofErr w:type="spellStart"/>
             <w:r>
@@ -3307,7 +3343,27 @@
                 <w:szCs w:val="18"/>
                 <w:lang w:val="en-US"/>
               </w:rPr>
-              <w:t xml:space="preserve"> %}{{</w:t>
+              <w:t xml:space="preserve"> </w:t>
+            </w:r>
+            <w:proofErr w:type="gramStart"/>
+            <w:r>
+              <w:rPr>
+                <w:rFonts w:ascii="Arial" w:hAnsi="Arial" w:cs="Arial"/>
+                <w:sz w:val="18"/>
+                <w:szCs w:val="18"/>
+                <w:lang w:val="en-US"/>
+              </w:rPr>
+              <w:t>%}{</w:t>
+            </w:r>
+            <w:proofErr w:type="gramEnd"/>
+            <w:r>
+              <w:rPr>
+                <w:rFonts w:ascii="Arial" w:hAnsi="Arial" w:cs="Arial"/>
+                <w:sz w:val="18"/>
+                <w:szCs w:val="18"/>
+                <w:lang w:val="en-US"/>
+              </w:rPr>
+              <w:t>{</w:t>
             </w:r>
             <w:proofErr w:type="spellStart"/>
             <w:r>
@@ -3418,6 +3474,7 @@
         </w:rPr>
         <w:t xml:space="preserve"> Продавцом через представителя </w:t>
       </w:r>
+      <w:proofErr w:type="gramStart"/>
       <w:r>
         <w:rPr>
           <w:rFonts w:eastAsia="Times New Roman"/>
@@ -3441,6 +3498,7 @@
         <w:t>eller</w:t>
       </w:r>
       <w:proofErr w:type="spellEnd"/>
+      <w:proofErr w:type="gramEnd"/>
       <w:r>
         <w:rPr>
           <w:rFonts w:eastAsia="Times New Roman"/>
@@ -5378,6 +5436,7 @@
         </w:rPr>
         <w:t xml:space="preserve">5.6. Покупатель подтверждает, что осведомлен о том, что </w:t>
       </w:r>
+      <w:proofErr w:type="gramStart"/>
       <w:r>
         <w:rPr>
           <w:rFonts w:eastAsia="Times New Roman"/>
@@ -5401,6 +5460,7 @@
         <w:t>eller</w:t>
       </w:r>
       <w:proofErr w:type="spellEnd"/>
+      <w:proofErr w:type="gramEnd"/>
       <w:r>
         <w:rPr>
           <w:rFonts w:eastAsia="Times New Roman"/>
@@ -6046,7 +6106,17 @@
                 <w:szCs w:val="18"/>
                 <w:lang w:val="en-US"/>
               </w:rPr>
-              <w:t xml:space="preserve"> == "person" %}</w:t>
+              <w:t xml:space="preserve"> == "person" </w:t>
+            </w:r>
+            <w:proofErr w:type="gramStart"/>
+            <w:r>
+              <w:rPr>
+                <w:rFonts w:ascii="Arial" w:hAnsi="Arial" w:cs="Arial"/>
+                <w:sz w:val="18"/>
+                <w:szCs w:val="18"/>
+                <w:lang w:val="en-US"/>
+              </w:rPr>
+              <w:t>%}</w:t>
             </w:r>
             <w:r>
               <w:rPr>
@@ -6057,7 +6127,19 @@
                 <w:szCs w:val="18"/>
                 <w:lang w:val="en-US"/>
               </w:rPr>
-              <w:t xml:space="preserve">{{ </w:t>
+              <w:t>{</w:t>
+            </w:r>
+            <w:proofErr w:type="gramEnd"/>
+            <w:r>
+              <w:rPr>
+                <w:rFonts w:ascii="Arial" w:hAnsi="Arial" w:cs="Arial"/>
+                <w:b/>
+                <w:bCs/>
+                <w:sz w:val="18"/>
+                <w:szCs w:val="18"/>
+                <w:lang w:val="en-US"/>
+              </w:rPr>
+              <w:t xml:space="preserve">{ </w:t>
             </w:r>
             <w:proofErr w:type="spellStart"/>
             <w:r>
@@ -6271,17 +6353,37 @@
                 <w:szCs w:val="18"/>
                 <w:lang w:val="en-US"/>
               </w:rPr>
-              <w:t xml:space="preserve"> РФ {{ </w:t>
-            </w:r>
-            <w:proofErr w:type="spellStart"/>
-            <w:r>
-              <w:rPr>
-                <w:rFonts w:ascii="Arial" w:hAnsi="Arial" w:cs="Arial"/>
-                <w:sz w:val="18"/>
-                <w:szCs w:val="18"/>
-                <w:lang w:val="en-US"/>
-              </w:rPr>
-              <w:t>prev_doc_</w:t>
+              <w:t xml:space="preserve"> РФ </w:t>
+            </w:r>
+            <w:proofErr w:type="gramStart"/>
+            <w:r>
+              <w:rPr>
+                <w:rFonts w:ascii="Arial" w:hAnsi="Arial" w:cs="Arial"/>
+                <w:sz w:val="18"/>
+                <w:szCs w:val="18"/>
+                <w:lang w:val="en-US"/>
+              </w:rPr>
+              <w:t xml:space="preserve">{{ </w:t>
+            </w:r>
+            <w:proofErr w:type="spellStart"/>
+            <w:r>
+              <w:rPr>
+                <w:rFonts w:ascii="Arial" w:hAnsi="Arial" w:cs="Arial"/>
+                <w:sz w:val="18"/>
+                <w:szCs w:val="18"/>
+                <w:lang w:val="en-US"/>
+              </w:rPr>
+              <w:t>prev</w:t>
+            </w:r>
+            <w:proofErr w:type="gramEnd"/>
+            <w:r>
+              <w:rPr>
+                <w:rFonts w:ascii="Arial" w:hAnsi="Arial" w:cs="Arial"/>
+                <w:sz w:val="18"/>
+                <w:szCs w:val="18"/>
+                <w:lang w:val="en-US"/>
+              </w:rPr>
+              <w:t>_doc_</w:t>
             </w:r>
             <w:r>
               <w:rPr>
@@ -6406,17 +6508,37 @@
                 <w:szCs w:val="18"/>
                 <w:lang w:val="en-US"/>
               </w:rPr>
-              <w:t xml:space="preserve">: {{ </w:t>
-            </w:r>
-            <w:proofErr w:type="spellStart"/>
-            <w:r>
-              <w:rPr>
-                <w:rFonts w:ascii="Arial" w:hAnsi="Arial" w:cs="Arial"/>
-                <w:sz w:val="18"/>
-                <w:szCs w:val="18"/>
-                <w:lang w:val="en-US"/>
-              </w:rPr>
-              <w:t>prev_doc</w:t>
+              <w:t xml:space="preserve">: </w:t>
+            </w:r>
+            <w:proofErr w:type="gramStart"/>
+            <w:r>
+              <w:rPr>
+                <w:rFonts w:ascii="Arial" w:hAnsi="Arial" w:cs="Arial"/>
+                <w:sz w:val="18"/>
+                <w:szCs w:val="18"/>
+                <w:lang w:val="en-US"/>
+              </w:rPr>
+              <w:t xml:space="preserve">{{ </w:t>
+            </w:r>
+            <w:proofErr w:type="spellStart"/>
+            <w:r>
+              <w:rPr>
+                <w:rFonts w:ascii="Arial" w:hAnsi="Arial" w:cs="Arial"/>
+                <w:sz w:val="18"/>
+                <w:szCs w:val="18"/>
+                <w:lang w:val="en-US"/>
+              </w:rPr>
+              <w:t>prev</w:t>
+            </w:r>
+            <w:proofErr w:type="gramEnd"/>
+            <w:r>
+              <w:rPr>
+                <w:rFonts w:ascii="Arial" w:hAnsi="Arial" w:cs="Arial"/>
+                <w:sz w:val="18"/>
+                <w:szCs w:val="18"/>
+                <w:lang w:val="en-US"/>
+              </w:rPr>
+              <w:t>_doc</w:t>
             </w:r>
             <w:r>
               <w:rPr>
@@ -6464,17 +6586,37 @@
                 <w:szCs w:val="18"/>
                 <w:lang w:val="en-US"/>
               </w:rPr>
-              <w:t xml:space="preserve">: {{ </w:t>
-            </w:r>
-            <w:proofErr w:type="spellStart"/>
-            <w:r>
-              <w:rPr>
-                <w:rFonts w:ascii="Arial" w:hAnsi="Arial" w:cs="Arial"/>
-                <w:sz w:val="18"/>
-                <w:szCs w:val="18"/>
-                <w:lang w:val="en-US"/>
-              </w:rPr>
-              <w:t>prev_doc_</w:t>
+              <w:t xml:space="preserve">: </w:t>
+            </w:r>
+            <w:proofErr w:type="gramStart"/>
+            <w:r>
+              <w:rPr>
+                <w:rFonts w:ascii="Arial" w:hAnsi="Arial" w:cs="Arial"/>
+                <w:sz w:val="18"/>
+                <w:szCs w:val="18"/>
+                <w:lang w:val="en-US"/>
+              </w:rPr>
+              <w:t xml:space="preserve">{{ </w:t>
+            </w:r>
+            <w:proofErr w:type="spellStart"/>
+            <w:r>
+              <w:rPr>
+                <w:rFonts w:ascii="Arial" w:hAnsi="Arial" w:cs="Arial"/>
+                <w:sz w:val="18"/>
+                <w:szCs w:val="18"/>
+                <w:lang w:val="en-US"/>
+              </w:rPr>
+              <w:t>prev</w:t>
+            </w:r>
+            <w:proofErr w:type="gramEnd"/>
+            <w:r>
+              <w:rPr>
+                <w:rFonts w:ascii="Arial" w:hAnsi="Arial" w:cs="Arial"/>
+                <w:sz w:val="18"/>
+                <w:szCs w:val="18"/>
+                <w:lang w:val="en-US"/>
+              </w:rPr>
+              <w:t>_doc_</w:t>
             </w:r>
             <w:r>
               <w:rPr>
@@ -6708,17 +6850,37 @@
                 <w:szCs w:val="18"/>
                 <w:lang w:val="en-US"/>
               </w:rPr>
-              <w:t xml:space="preserve">: {{ </w:t>
-            </w:r>
-            <w:proofErr w:type="spellStart"/>
-            <w:r>
-              <w:rPr>
-                <w:rFonts w:ascii="Arial" w:hAnsi="Arial" w:cs="Arial"/>
-                <w:sz w:val="18"/>
-                <w:szCs w:val="18"/>
-                <w:lang w:val="en-US"/>
-              </w:rPr>
-              <w:t>prev_doc</w:t>
+              <w:t xml:space="preserve">: </w:t>
+            </w:r>
+            <w:proofErr w:type="gramStart"/>
+            <w:r>
+              <w:rPr>
+                <w:rFonts w:ascii="Arial" w:hAnsi="Arial" w:cs="Arial"/>
+                <w:sz w:val="18"/>
+                <w:szCs w:val="18"/>
+                <w:lang w:val="en-US"/>
+              </w:rPr>
+              <w:t xml:space="preserve">{{ </w:t>
+            </w:r>
+            <w:proofErr w:type="spellStart"/>
+            <w:r>
+              <w:rPr>
+                <w:rFonts w:ascii="Arial" w:hAnsi="Arial" w:cs="Arial"/>
+                <w:sz w:val="18"/>
+                <w:szCs w:val="18"/>
+                <w:lang w:val="en-US"/>
+              </w:rPr>
+              <w:t>prev</w:t>
+            </w:r>
+            <w:proofErr w:type="gramEnd"/>
+            <w:r>
+              <w:rPr>
+                <w:rFonts w:ascii="Arial" w:hAnsi="Arial" w:cs="Arial"/>
+                <w:sz w:val="18"/>
+                <w:szCs w:val="18"/>
+                <w:lang w:val="en-US"/>
+              </w:rPr>
+              <w:t>_doc</w:t>
             </w:r>
             <w:r>
               <w:rPr>
@@ -6788,17 +6950,37 @@
                 <w:szCs w:val="18"/>
                 <w:lang w:val="en-US"/>
               </w:rPr>
-              <w:t xml:space="preserve">: {{ </w:t>
-            </w:r>
-            <w:proofErr w:type="spellStart"/>
-            <w:r>
-              <w:rPr>
-                <w:rFonts w:ascii="Arial" w:hAnsi="Arial" w:cs="Arial"/>
-                <w:sz w:val="18"/>
-                <w:szCs w:val="18"/>
-                <w:lang w:val="en-US"/>
-              </w:rPr>
-              <w:t>prev_doc</w:t>
+              <w:t xml:space="preserve">: </w:t>
+            </w:r>
+            <w:proofErr w:type="gramStart"/>
+            <w:r>
+              <w:rPr>
+                <w:rFonts w:ascii="Arial" w:hAnsi="Arial" w:cs="Arial"/>
+                <w:sz w:val="18"/>
+                <w:szCs w:val="18"/>
+                <w:lang w:val="en-US"/>
+              </w:rPr>
+              <w:t xml:space="preserve">{{ </w:t>
+            </w:r>
+            <w:proofErr w:type="spellStart"/>
+            <w:r>
+              <w:rPr>
+                <w:rFonts w:ascii="Arial" w:hAnsi="Arial" w:cs="Arial"/>
+                <w:sz w:val="18"/>
+                <w:szCs w:val="18"/>
+                <w:lang w:val="en-US"/>
+              </w:rPr>
+              <w:t>prev</w:t>
+            </w:r>
+            <w:proofErr w:type="gramEnd"/>
+            <w:r>
+              <w:rPr>
+                <w:rFonts w:ascii="Arial" w:hAnsi="Arial" w:cs="Arial"/>
+                <w:sz w:val="18"/>
+                <w:szCs w:val="18"/>
+                <w:lang w:val="en-US"/>
+              </w:rPr>
+              <w:t>_doc</w:t>
             </w:r>
             <w:r>
               <w:rPr>
@@ -6848,17 +7030,37 @@
                 <w:szCs w:val="18"/>
                 <w:lang w:val="en-US"/>
               </w:rPr>
-              <w:t xml:space="preserve">: {{ </w:t>
-            </w:r>
-            <w:proofErr w:type="spellStart"/>
-            <w:r>
-              <w:rPr>
-                <w:rFonts w:ascii="Arial" w:hAnsi="Arial" w:cs="Arial"/>
-                <w:sz w:val="18"/>
-                <w:szCs w:val="18"/>
-                <w:lang w:val="en-US"/>
-              </w:rPr>
-              <w:t>prev_doc</w:t>
+              <w:t xml:space="preserve">: </w:t>
+            </w:r>
+            <w:proofErr w:type="gramStart"/>
+            <w:r>
+              <w:rPr>
+                <w:rFonts w:ascii="Arial" w:hAnsi="Arial" w:cs="Arial"/>
+                <w:sz w:val="18"/>
+                <w:szCs w:val="18"/>
+                <w:lang w:val="en-US"/>
+              </w:rPr>
+              <w:t xml:space="preserve">{{ </w:t>
+            </w:r>
+            <w:proofErr w:type="spellStart"/>
+            <w:r>
+              <w:rPr>
+                <w:rFonts w:ascii="Arial" w:hAnsi="Arial" w:cs="Arial"/>
+                <w:sz w:val="18"/>
+                <w:szCs w:val="18"/>
+                <w:lang w:val="en-US"/>
+              </w:rPr>
+              <w:t>prev</w:t>
+            </w:r>
+            <w:proofErr w:type="gramEnd"/>
+            <w:r>
+              <w:rPr>
+                <w:rFonts w:ascii="Arial" w:hAnsi="Arial" w:cs="Arial"/>
+                <w:sz w:val="18"/>
+                <w:szCs w:val="18"/>
+                <w:lang w:val="en-US"/>
+              </w:rPr>
+              <w:t>_doc</w:t>
             </w:r>
             <w:r>
               <w:rPr>
@@ -6897,17 +7099,37 @@
                 <w:szCs w:val="18"/>
                 <w:lang w:val="en-US"/>
               </w:rPr>
-              <w:t xml:space="preserve">ОГРН {{ </w:t>
-            </w:r>
-            <w:proofErr w:type="spellStart"/>
-            <w:r>
-              <w:rPr>
-                <w:rFonts w:ascii="Arial" w:hAnsi="Arial" w:cs="Arial"/>
-                <w:sz w:val="18"/>
-                <w:szCs w:val="18"/>
-                <w:lang w:val="en-US"/>
-              </w:rPr>
-              <w:t>prev_doc</w:t>
+              <w:t xml:space="preserve">ОГРН </w:t>
+            </w:r>
+            <w:proofErr w:type="gramStart"/>
+            <w:r>
+              <w:rPr>
+                <w:rFonts w:ascii="Arial" w:hAnsi="Arial" w:cs="Arial"/>
+                <w:sz w:val="18"/>
+                <w:szCs w:val="18"/>
+                <w:lang w:val="en-US"/>
+              </w:rPr>
+              <w:t xml:space="preserve">{{ </w:t>
+            </w:r>
+            <w:proofErr w:type="spellStart"/>
+            <w:r>
+              <w:rPr>
+                <w:rFonts w:ascii="Arial" w:hAnsi="Arial" w:cs="Arial"/>
+                <w:sz w:val="18"/>
+                <w:szCs w:val="18"/>
+                <w:lang w:val="en-US"/>
+              </w:rPr>
+              <w:t>prev</w:t>
+            </w:r>
+            <w:proofErr w:type="gramEnd"/>
+            <w:r>
+              <w:rPr>
+                <w:rFonts w:ascii="Arial" w:hAnsi="Arial" w:cs="Arial"/>
+                <w:sz w:val="18"/>
+                <w:szCs w:val="18"/>
+                <w:lang w:val="en-US"/>
+              </w:rPr>
+              <w:t>_doc</w:t>
             </w:r>
             <w:r>
               <w:rPr>
@@ -6946,17 +7168,37 @@
                 <w:szCs w:val="18"/>
                 <w:lang w:val="en-US"/>
               </w:rPr>
-              <w:t xml:space="preserve">ИНН {{ </w:t>
-            </w:r>
-            <w:proofErr w:type="spellStart"/>
-            <w:r>
-              <w:rPr>
-                <w:rFonts w:ascii="Arial" w:hAnsi="Arial" w:cs="Arial"/>
-                <w:sz w:val="18"/>
-                <w:szCs w:val="18"/>
-                <w:lang w:val="en-US"/>
-              </w:rPr>
-              <w:t>prev_doc</w:t>
+              <w:t xml:space="preserve">ИНН </w:t>
+            </w:r>
+            <w:proofErr w:type="gramStart"/>
+            <w:r>
+              <w:rPr>
+                <w:rFonts w:ascii="Arial" w:hAnsi="Arial" w:cs="Arial"/>
+                <w:sz w:val="18"/>
+                <w:szCs w:val="18"/>
+                <w:lang w:val="en-US"/>
+              </w:rPr>
+              <w:t xml:space="preserve">{{ </w:t>
+            </w:r>
+            <w:proofErr w:type="spellStart"/>
+            <w:r>
+              <w:rPr>
+                <w:rFonts w:ascii="Arial" w:hAnsi="Arial" w:cs="Arial"/>
+                <w:sz w:val="18"/>
+                <w:szCs w:val="18"/>
+                <w:lang w:val="en-US"/>
+              </w:rPr>
+              <w:t>prev</w:t>
+            </w:r>
+            <w:proofErr w:type="gramEnd"/>
+            <w:r>
+              <w:rPr>
+                <w:rFonts w:ascii="Arial" w:hAnsi="Arial" w:cs="Arial"/>
+                <w:sz w:val="18"/>
+                <w:szCs w:val="18"/>
+                <w:lang w:val="en-US"/>
+              </w:rPr>
+              <w:t>_doc</w:t>
             </w:r>
             <w:r>
               <w:rPr>
@@ -7024,17 +7266,37 @@
                 <w:szCs w:val="18"/>
                 <w:lang w:val="en-US"/>
               </w:rPr>
-              <w:t xml:space="preserve">р/с {{ </w:t>
-            </w:r>
-            <w:proofErr w:type="spellStart"/>
-            <w:r>
-              <w:rPr>
-                <w:rFonts w:ascii="Arial" w:hAnsi="Arial" w:cs="Arial"/>
-                <w:sz w:val="18"/>
-                <w:szCs w:val="18"/>
-                <w:lang w:val="en-US"/>
-              </w:rPr>
-              <w:t>prev_doc</w:t>
+              <w:t xml:space="preserve">р/с </w:t>
+            </w:r>
+            <w:proofErr w:type="gramStart"/>
+            <w:r>
+              <w:rPr>
+                <w:rFonts w:ascii="Arial" w:hAnsi="Arial" w:cs="Arial"/>
+                <w:sz w:val="18"/>
+                <w:szCs w:val="18"/>
+                <w:lang w:val="en-US"/>
+              </w:rPr>
+              <w:t xml:space="preserve">{{ </w:t>
+            </w:r>
+            <w:proofErr w:type="spellStart"/>
+            <w:r>
+              <w:rPr>
+                <w:rFonts w:ascii="Arial" w:hAnsi="Arial" w:cs="Arial"/>
+                <w:sz w:val="18"/>
+                <w:szCs w:val="18"/>
+                <w:lang w:val="en-US"/>
+              </w:rPr>
+              <w:t>prev</w:t>
+            </w:r>
+            <w:proofErr w:type="gramEnd"/>
+            <w:r>
+              <w:rPr>
+                <w:rFonts w:ascii="Arial" w:hAnsi="Arial" w:cs="Arial"/>
+                <w:sz w:val="18"/>
+                <w:szCs w:val="18"/>
+                <w:lang w:val="en-US"/>
+              </w:rPr>
+              <w:t>_doc</w:t>
             </w:r>
             <w:r>
               <w:rPr>
@@ -7066,6 +7328,7 @@
                 <w:lang w:val="en-US"/>
               </w:rPr>
             </w:pPr>
+            <w:proofErr w:type="gramStart"/>
             <w:r>
               <w:rPr>
                 <w:rFonts w:ascii="Arial" w:hAnsi="Arial" w:cs="Arial"/>
@@ -7083,7 +7346,17 @@
                 <w:szCs w:val="18"/>
                 <w:lang w:val="en-US"/>
               </w:rPr>
-              <w:t>prev_doc</w:t>
+              <w:t>prev</w:t>
+            </w:r>
+            <w:proofErr w:type="gramEnd"/>
+            <w:r>
+              <w:rPr>
+                <w:rFonts w:ascii="Arial" w:hAnsi="Arial" w:cs="Arial"/>
+                <w:sz w:val="18"/>
+                <w:szCs w:val="18"/>
+                <w:lang w:val="en-US"/>
+              </w:rPr>
+              <w:t>_doc</w:t>
             </w:r>
             <w:r>
               <w:rPr>
@@ -7122,17 +7395,37 @@
                 <w:szCs w:val="18"/>
                 <w:lang w:val="en-US"/>
               </w:rPr>
-              <w:t xml:space="preserve">БИК {{ </w:t>
-            </w:r>
-            <w:proofErr w:type="spellStart"/>
-            <w:r>
-              <w:rPr>
-                <w:rFonts w:ascii="Arial" w:hAnsi="Arial" w:cs="Arial"/>
-                <w:sz w:val="18"/>
-                <w:szCs w:val="18"/>
-                <w:lang w:val="en-US"/>
-              </w:rPr>
-              <w:t>prev_doc</w:t>
+              <w:t xml:space="preserve">БИК </w:t>
+            </w:r>
+            <w:proofErr w:type="gramStart"/>
+            <w:r>
+              <w:rPr>
+                <w:rFonts w:ascii="Arial" w:hAnsi="Arial" w:cs="Arial"/>
+                <w:sz w:val="18"/>
+                <w:szCs w:val="18"/>
+                <w:lang w:val="en-US"/>
+              </w:rPr>
+              <w:t xml:space="preserve">{{ </w:t>
+            </w:r>
+            <w:proofErr w:type="spellStart"/>
+            <w:r>
+              <w:rPr>
+                <w:rFonts w:ascii="Arial" w:hAnsi="Arial" w:cs="Arial"/>
+                <w:sz w:val="18"/>
+                <w:szCs w:val="18"/>
+                <w:lang w:val="en-US"/>
+              </w:rPr>
+              <w:t>prev</w:t>
+            </w:r>
+            <w:proofErr w:type="gramEnd"/>
+            <w:r>
+              <w:rPr>
+                <w:rFonts w:ascii="Arial" w:hAnsi="Arial" w:cs="Arial"/>
+                <w:sz w:val="18"/>
+                <w:szCs w:val="18"/>
+                <w:lang w:val="en-US"/>
+              </w:rPr>
+              <w:t>_doc</w:t>
             </w:r>
             <w:r>
               <w:rPr>
@@ -7203,6 +7496,7 @@
               </w:rPr>
               <w:t xml:space="preserve">действующий через представителя </w:t>
             </w:r>
+            <w:proofErr w:type="gramStart"/>
             <w:r>
               <w:rPr>
                 <w:rFonts w:ascii="Arial" w:hAnsi="Arial" w:cs="Arial"/>
@@ -7224,6 +7518,7 @@
               </w:rPr>
               <w:t>seller</w:t>
             </w:r>
+            <w:proofErr w:type="gramEnd"/>
             <w:r>
               <w:rPr>
                 <w:rFonts w:ascii="Arial" w:hAnsi="Arial" w:cs="Arial"/>
@@ -7304,17 +7599,37 @@
                 <w:szCs w:val="18"/>
                 <w:lang w:val="en-US"/>
               </w:rPr>
-              <w:t xml:space="preserve">: {{ </w:t>
-            </w:r>
-            <w:proofErr w:type="spellStart"/>
-            <w:r>
-              <w:rPr>
-                <w:rFonts w:ascii="Arial" w:hAnsi="Arial" w:cs="Arial"/>
-                <w:sz w:val="18"/>
-                <w:szCs w:val="18"/>
-                <w:lang w:val="en-US"/>
-              </w:rPr>
-              <w:t>seller_legal_address</w:t>
+              <w:t xml:space="preserve">: </w:t>
+            </w:r>
+            <w:proofErr w:type="gramStart"/>
+            <w:r>
+              <w:rPr>
+                <w:rFonts w:ascii="Arial" w:hAnsi="Arial" w:cs="Arial"/>
+                <w:sz w:val="18"/>
+                <w:szCs w:val="18"/>
+                <w:lang w:val="en-US"/>
+              </w:rPr>
+              <w:t xml:space="preserve">{{ </w:t>
+            </w:r>
+            <w:proofErr w:type="spellStart"/>
+            <w:r>
+              <w:rPr>
+                <w:rFonts w:ascii="Arial" w:hAnsi="Arial" w:cs="Arial"/>
+                <w:sz w:val="18"/>
+                <w:szCs w:val="18"/>
+                <w:lang w:val="en-US"/>
+              </w:rPr>
+              <w:t>seller</w:t>
+            </w:r>
+            <w:proofErr w:type="gramEnd"/>
+            <w:r>
+              <w:rPr>
+                <w:rFonts w:ascii="Arial" w:hAnsi="Arial" w:cs="Arial"/>
+                <w:sz w:val="18"/>
+                <w:szCs w:val="18"/>
+                <w:lang w:val="en-US"/>
+              </w:rPr>
+              <w:t>_legal_address</w:t>
             </w:r>
             <w:proofErr w:type="spellEnd"/>
             <w:r>
@@ -7375,17 +7690,37 @@
                 <w:szCs w:val="18"/>
                 <w:lang w:val="en-US"/>
               </w:rPr>
-              <w:t xml:space="preserve">: {{ </w:t>
-            </w:r>
-            <w:proofErr w:type="spellStart"/>
-            <w:r>
-              <w:rPr>
-                <w:rFonts w:ascii="Arial" w:hAnsi="Arial" w:cs="Arial"/>
-                <w:sz w:val="18"/>
-                <w:szCs w:val="18"/>
-                <w:lang w:val="en-US"/>
-              </w:rPr>
-              <w:t>seller_email</w:t>
+              <w:t xml:space="preserve">: </w:t>
+            </w:r>
+            <w:proofErr w:type="gramStart"/>
+            <w:r>
+              <w:rPr>
+                <w:rFonts w:ascii="Arial" w:hAnsi="Arial" w:cs="Arial"/>
+                <w:sz w:val="18"/>
+                <w:szCs w:val="18"/>
+                <w:lang w:val="en-US"/>
+              </w:rPr>
+              <w:t xml:space="preserve">{{ </w:t>
+            </w:r>
+            <w:proofErr w:type="spellStart"/>
+            <w:r>
+              <w:rPr>
+                <w:rFonts w:ascii="Arial" w:hAnsi="Arial" w:cs="Arial"/>
+                <w:sz w:val="18"/>
+                <w:szCs w:val="18"/>
+                <w:lang w:val="en-US"/>
+              </w:rPr>
+              <w:t>seller</w:t>
+            </w:r>
+            <w:proofErr w:type="gramEnd"/>
+            <w:r>
+              <w:rPr>
+                <w:rFonts w:ascii="Arial" w:hAnsi="Arial" w:cs="Arial"/>
+                <w:sz w:val="18"/>
+                <w:szCs w:val="18"/>
+                <w:lang w:val="en-US"/>
+              </w:rPr>
+              <w:t>_email</w:t>
             </w:r>
             <w:proofErr w:type="spellEnd"/>
             <w:r>
@@ -7426,17 +7761,37 @@
                 <w:szCs w:val="18"/>
                 <w:lang w:val="en-US"/>
               </w:rPr>
-              <w:t xml:space="preserve">: {{ </w:t>
-            </w:r>
-            <w:proofErr w:type="spellStart"/>
-            <w:r>
-              <w:rPr>
-                <w:rFonts w:ascii="Arial" w:hAnsi="Arial" w:cs="Arial"/>
-                <w:sz w:val="18"/>
-                <w:szCs w:val="18"/>
-                <w:lang w:val="en-US"/>
-              </w:rPr>
-              <w:t>seller_phone</w:t>
+              <w:t xml:space="preserve">: </w:t>
+            </w:r>
+            <w:proofErr w:type="gramStart"/>
+            <w:r>
+              <w:rPr>
+                <w:rFonts w:ascii="Arial" w:hAnsi="Arial" w:cs="Arial"/>
+                <w:sz w:val="18"/>
+                <w:szCs w:val="18"/>
+                <w:lang w:val="en-US"/>
+              </w:rPr>
+              <w:t xml:space="preserve">{{ </w:t>
+            </w:r>
+            <w:proofErr w:type="spellStart"/>
+            <w:r>
+              <w:rPr>
+                <w:rFonts w:ascii="Arial" w:hAnsi="Arial" w:cs="Arial"/>
+                <w:sz w:val="18"/>
+                <w:szCs w:val="18"/>
+                <w:lang w:val="en-US"/>
+              </w:rPr>
+              <w:t>seller</w:t>
+            </w:r>
+            <w:proofErr w:type="gramEnd"/>
+            <w:r>
+              <w:rPr>
+                <w:rFonts w:ascii="Arial" w:hAnsi="Arial" w:cs="Arial"/>
+                <w:sz w:val="18"/>
+                <w:szCs w:val="18"/>
+                <w:lang w:val="en-US"/>
+              </w:rPr>
+              <w:t>_phone</w:t>
             </w:r>
             <w:proofErr w:type="spellEnd"/>
             <w:r>
@@ -7466,17 +7821,37 @@
                 <w:szCs w:val="18"/>
                 <w:lang w:val="en-US"/>
               </w:rPr>
-              <w:t xml:space="preserve">ОГРН {{ </w:t>
-            </w:r>
-            <w:proofErr w:type="spellStart"/>
-            <w:r>
-              <w:rPr>
-                <w:rFonts w:ascii="Arial" w:hAnsi="Arial" w:cs="Arial"/>
-                <w:sz w:val="18"/>
-                <w:szCs w:val="18"/>
-                <w:lang w:val="en-US"/>
-              </w:rPr>
-              <w:t>seller_ogrn</w:t>
+              <w:t xml:space="preserve">ОГРН </w:t>
+            </w:r>
+            <w:proofErr w:type="gramStart"/>
+            <w:r>
+              <w:rPr>
+                <w:rFonts w:ascii="Arial" w:hAnsi="Arial" w:cs="Arial"/>
+                <w:sz w:val="18"/>
+                <w:szCs w:val="18"/>
+                <w:lang w:val="en-US"/>
+              </w:rPr>
+              <w:t xml:space="preserve">{{ </w:t>
+            </w:r>
+            <w:proofErr w:type="spellStart"/>
+            <w:r>
+              <w:rPr>
+                <w:rFonts w:ascii="Arial" w:hAnsi="Arial" w:cs="Arial"/>
+                <w:sz w:val="18"/>
+                <w:szCs w:val="18"/>
+                <w:lang w:val="en-US"/>
+              </w:rPr>
+              <w:t>seller</w:t>
+            </w:r>
+            <w:proofErr w:type="gramEnd"/>
+            <w:r>
+              <w:rPr>
+                <w:rFonts w:ascii="Arial" w:hAnsi="Arial" w:cs="Arial"/>
+                <w:sz w:val="18"/>
+                <w:szCs w:val="18"/>
+                <w:lang w:val="en-US"/>
+              </w:rPr>
+              <w:t>_ogrn</w:t>
             </w:r>
             <w:proofErr w:type="spellEnd"/>
             <w:r>
@@ -7506,17 +7881,37 @@
                 <w:szCs w:val="18"/>
                 <w:lang w:val="en-US"/>
               </w:rPr>
-              <w:t xml:space="preserve">ИНН {{ </w:t>
-            </w:r>
-            <w:proofErr w:type="spellStart"/>
-            <w:r>
-              <w:rPr>
-                <w:rFonts w:ascii="Arial" w:hAnsi="Arial" w:cs="Arial"/>
-                <w:sz w:val="18"/>
-                <w:szCs w:val="18"/>
-                <w:lang w:val="en-US"/>
-              </w:rPr>
-              <w:t>seller_inn</w:t>
+              <w:t xml:space="preserve">ИНН </w:t>
+            </w:r>
+            <w:proofErr w:type="gramStart"/>
+            <w:r>
+              <w:rPr>
+                <w:rFonts w:ascii="Arial" w:hAnsi="Arial" w:cs="Arial"/>
+                <w:sz w:val="18"/>
+                <w:szCs w:val="18"/>
+                <w:lang w:val="en-US"/>
+              </w:rPr>
+              <w:t xml:space="preserve">{{ </w:t>
+            </w:r>
+            <w:proofErr w:type="spellStart"/>
+            <w:r>
+              <w:rPr>
+                <w:rFonts w:ascii="Arial" w:hAnsi="Arial" w:cs="Arial"/>
+                <w:sz w:val="18"/>
+                <w:szCs w:val="18"/>
+                <w:lang w:val="en-US"/>
+              </w:rPr>
+              <w:t>seller</w:t>
+            </w:r>
+            <w:proofErr w:type="gramEnd"/>
+            <w:r>
+              <w:rPr>
+                <w:rFonts w:ascii="Arial" w:hAnsi="Arial" w:cs="Arial"/>
+                <w:sz w:val="18"/>
+                <w:szCs w:val="18"/>
+                <w:lang w:val="en-US"/>
+              </w:rPr>
+              <w:t>_inn</w:t>
             </w:r>
             <w:proofErr w:type="spellEnd"/>
             <w:r>
@@ -7566,17 +7961,37 @@
                 <w:szCs w:val="18"/>
                 <w:lang w:val="en-US"/>
               </w:rPr>
-              <w:t xml:space="preserve">р/с {{ </w:t>
-            </w:r>
-            <w:proofErr w:type="spellStart"/>
-            <w:r>
-              <w:rPr>
-                <w:rFonts w:ascii="Arial" w:hAnsi="Arial" w:cs="Arial"/>
-                <w:sz w:val="18"/>
-                <w:szCs w:val="18"/>
-                <w:lang w:val="en-US"/>
-              </w:rPr>
-              <w:t>seller_bank_account</w:t>
+              <w:t xml:space="preserve">р/с </w:t>
+            </w:r>
+            <w:proofErr w:type="gramStart"/>
+            <w:r>
+              <w:rPr>
+                <w:rFonts w:ascii="Arial" w:hAnsi="Arial" w:cs="Arial"/>
+                <w:sz w:val="18"/>
+                <w:szCs w:val="18"/>
+                <w:lang w:val="en-US"/>
+              </w:rPr>
+              <w:t xml:space="preserve">{{ </w:t>
+            </w:r>
+            <w:proofErr w:type="spellStart"/>
+            <w:r>
+              <w:rPr>
+                <w:rFonts w:ascii="Arial" w:hAnsi="Arial" w:cs="Arial"/>
+                <w:sz w:val="18"/>
+                <w:szCs w:val="18"/>
+                <w:lang w:val="en-US"/>
+              </w:rPr>
+              <w:t>seller</w:t>
+            </w:r>
+            <w:proofErr w:type="gramEnd"/>
+            <w:r>
+              <w:rPr>
+                <w:rFonts w:ascii="Arial" w:hAnsi="Arial" w:cs="Arial"/>
+                <w:sz w:val="18"/>
+                <w:szCs w:val="18"/>
+                <w:lang w:val="en-US"/>
+              </w:rPr>
+              <w:t>_bank_account</w:t>
             </w:r>
             <w:proofErr w:type="spellEnd"/>
             <w:r>
@@ -7599,6 +8014,7 @@
                 <w:lang w:val="en-US"/>
               </w:rPr>
             </w:pPr>
+            <w:proofErr w:type="gramStart"/>
             <w:r>
               <w:rPr>
                 <w:rFonts w:ascii="Arial" w:hAnsi="Arial" w:cs="Arial"/>
@@ -7616,7 +8032,17 @@
                 <w:szCs w:val="18"/>
                 <w:lang w:val="en-US"/>
               </w:rPr>
-              <w:t>seller_bank_name</w:t>
+              <w:t>seller</w:t>
+            </w:r>
+            <w:proofErr w:type="gramEnd"/>
+            <w:r>
+              <w:rPr>
+                <w:rFonts w:ascii="Arial" w:hAnsi="Arial" w:cs="Arial"/>
+                <w:sz w:val="18"/>
+                <w:szCs w:val="18"/>
+                <w:lang w:val="en-US"/>
+              </w:rPr>
+              <w:t>_bank_name</w:t>
             </w:r>
             <w:proofErr w:type="spellEnd"/>
             <w:r>
@@ -7647,17 +8073,37 @@
                 <w:szCs w:val="18"/>
                 <w:lang w:val="en-US"/>
               </w:rPr>
-              <w:t xml:space="preserve">БИК {{ </w:t>
-            </w:r>
-            <w:proofErr w:type="spellStart"/>
-            <w:r>
-              <w:rPr>
-                <w:rFonts w:ascii="Arial" w:hAnsi="Arial" w:cs="Arial"/>
-                <w:sz w:val="18"/>
-                <w:szCs w:val="18"/>
-                <w:lang w:val="en-US"/>
-              </w:rPr>
-              <w:t>seller_bik</w:t>
+              <w:t xml:space="preserve">БИК </w:t>
+            </w:r>
+            <w:proofErr w:type="gramStart"/>
+            <w:r>
+              <w:rPr>
+                <w:rFonts w:ascii="Arial" w:hAnsi="Arial" w:cs="Arial"/>
+                <w:sz w:val="18"/>
+                <w:szCs w:val="18"/>
+                <w:lang w:val="en-US"/>
+              </w:rPr>
+              <w:t xml:space="preserve">{{ </w:t>
+            </w:r>
+            <w:proofErr w:type="spellStart"/>
+            <w:r>
+              <w:rPr>
+                <w:rFonts w:ascii="Arial" w:hAnsi="Arial" w:cs="Arial"/>
+                <w:sz w:val="18"/>
+                <w:szCs w:val="18"/>
+                <w:lang w:val="en-US"/>
+              </w:rPr>
+              <w:t>seller</w:t>
+            </w:r>
+            <w:proofErr w:type="gramEnd"/>
+            <w:r>
+              <w:rPr>
+                <w:rFonts w:ascii="Arial" w:hAnsi="Arial" w:cs="Arial"/>
+                <w:sz w:val="18"/>
+                <w:szCs w:val="18"/>
+                <w:lang w:val="en-US"/>
+              </w:rPr>
+              <w:t>_bik</w:t>
             </w:r>
             <w:proofErr w:type="spellEnd"/>
             <w:r>
@@ -7733,7 +8179,17 @@
                 <w:szCs w:val="18"/>
                 <w:lang w:val="en-US"/>
               </w:rPr>
-              <w:t xml:space="preserve"> == "person" %}</w:t>
+              <w:t xml:space="preserve"> == "person" </w:t>
+            </w:r>
+            <w:proofErr w:type="gramStart"/>
+            <w:r>
+              <w:rPr>
+                <w:rFonts w:ascii="Arial" w:hAnsi="Arial" w:cs="Arial"/>
+                <w:sz w:val="18"/>
+                <w:szCs w:val="18"/>
+                <w:lang w:val="en-US"/>
+              </w:rPr>
+              <w:t>%}</w:t>
             </w:r>
             <w:r>
               <w:rPr>
@@ -7744,7 +8200,19 @@
                 <w:szCs w:val="18"/>
                 <w:lang w:val="en-US"/>
               </w:rPr>
-              <w:t xml:space="preserve">{{ </w:t>
+              <w:t>{</w:t>
+            </w:r>
+            <w:proofErr w:type="gramEnd"/>
+            <w:r>
+              <w:rPr>
+                <w:rFonts w:ascii="Arial" w:hAnsi="Arial" w:cs="Arial"/>
+                <w:b/>
+                <w:bCs/>
+                <w:sz w:val="18"/>
+                <w:szCs w:val="18"/>
+                <w:lang w:val="en-US"/>
+              </w:rPr>
+              <w:t xml:space="preserve">{ </w:t>
             </w:r>
             <w:proofErr w:type="spellStart"/>
             <w:r>
@@ -7896,17 +8364,37 @@
                 <w:szCs w:val="18"/>
                 <w:lang w:val="en-US"/>
               </w:rPr>
-              <w:t xml:space="preserve"> РФ {{ </w:t>
-            </w:r>
-            <w:proofErr w:type="spellStart"/>
-            <w:r>
-              <w:rPr>
-                <w:rFonts w:ascii="Arial" w:hAnsi="Arial" w:cs="Arial"/>
-                <w:sz w:val="18"/>
-                <w:szCs w:val="18"/>
-                <w:lang w:val="en-US"/>
-              </w:rPr>
-              <w:t>buyer_licence_number</w:t>
+              <w:t xml:space="preserve"> РФ </w:t>
+            </w:r>
+            <w:proofErr w:type="gramStart"/>
+            <w:r>
+              <w:rPr>
+                <w:rFonts w:ascii="Arial" w:hAnsi="Arial" w:cs="Arial"/>
+                <w:sz w:val="18"/>
+                <w:szCs w:val="18"/>
+                <w:lang w:val="en-US"/>
+              </w:rPr>
+              <w:t xml:space="preserve">{{ </w:t>
+            </w:r>
+            <w:proofErr w:type="spellStart"/>
+            <w:r>
+              <w:rPr>
+                <w:rFonts w:ascii="Arial" w:hAnsi="Arial" w:cs="Arial"/>
+                <w:sz w:val="18"/>
+                <w:szCs w:val="18"/>
+                <w:lang w:val="en-US"/>
+              </w:rPr>
+              <w:t>buyer</w:t>
+            </w:r>
+            <w:proofErr w:type="gramEnd"/>
+            <w:r>
+              <w:rPr>
+                <w:rFonts w:ascii="Arial" w:hAnsi="Arial" w:cs="Arial"/>
+                <w:sz w:val="18"/>
+                <w:szCs w:val="18"/>
+                <w:lang w:val="en-US"/>
+              </w:rPr>
+              <w:t>_licence_number</w:t>
             </w:r>
             <w:proofErr w:type="spellEnd"/>
             <w:r>
@@ -8007,17 +8495,37 @@
                 <w:szCs w:val="18"/>
                 <w:lang w:val="en-US"/>
               </w:rPr>
-              <w:t xml:space="preserve">: {{ </w:t>
-            </w:r>
-            <w:proofErr w:type="spellStart"/>
-            <w:r>
-              <w:rPr>
-                <w:rFonts w:ascii="Arial" w:hAnsi="Arial" w:cs="Arial"/>
-                <w:sz w:val="18"/>
-                <w:szCs w:val="18"/>
-                <w:lang w:val="en-US"/>
-              </w:rPr>
-              <w:t>buyer_full_address</w:t>
+              <w:t xml:space="preserve">: </w:t>
+            </w:r>
+            <w:proofErr w:type="gramStart"/>
+            <w:r>
+              <w:rPr>
+                <w:rFonts w:ascii="Arial" w:hAnsi="Arial" w:cs="Arial"/>
+                <w:sz w:val="18"/>
+                <w:szCs w:val="18"/>
+                <w:lang w:val="en-US"/>
+              </w:rPr>
+              <w:t xml:space="preserve">{{ </w:t>
+            </w:r>
+            <w:proofErr w:type="spellStart"/>
+            <w:r>
+              <w:rPr>
+                <w:rFonts w:ascii="Arial" w:hAnsi="Arial" w:cs="Arial"/>
+                <w:sz w:val="18"/>
+                <w:szCs w:val="18"/>
+                <w:lang w:val="en-US"/>
+              </w:rPr>
+              <w:t>buyer</w:t>
+            </w:r>
+            <w:proofErr w:type="gramEnd"/>
+            <w:r>
+              <w:rPr>
+                <w:rFonts w:ascii="Arial" w:hAnsi="Arial" w:cs="Arial"/>
+                <w:sz w:val="18"/>
+                <w:szCs w:val="18"/>
+                <w:lang w:val="en-US"/>
+              </w:rPr>
+              <w:t>_full_address</w:t>
             </w:r>
             <w:proofErr w:type="spellEnd"/>
             <w:r>
@@ -8047,17 +8555,37 @@
                 <w:szCs w:val="18"/>
                 <w:lang w:val="en-US"/>
               </w:rPr>
-              <w:t xml:space="preserve">ИНН: {{ </w:t>
-            </w:r>
-            <w:proofErr w:type="spellStart"/>
-            <w:r>
-              <w:rPr>
-                <w:rFonts w:ascii="Arial" w:hAnsi="Arial" w:cs="Arial"/>
-                <w:sz w:val="18"/>
-                <w:szCs w:val="18"/>
-                <w:lang w:val="en-US"/>
-              </w:rPr>
-              <w:t>buyer_inn</w:t>
+              <w:t xml:space="preserve">ИНН: </w:t>
+            </w:r>
+            <w:proofErr w:type="gramStart"/>
+            <w:r>
+              <w:rPr>
+                <w:rFonts w:ascii="Arial" w:hAnsi="Arial" w:cs="Arial"/>
+                <w:sz w:val="18"/>
+                <w:szCs w:val="18"/>
+                <w:lang w:val="en-US"/>
+              </w:rPr>
+              <w:t xml:space="preserve">{{ </w:t>
+            </w:r>
+            <w:proofErr w:type="spellStart"/>
+            <w:r>
+              <w:rPr>
+                <w:rFonts w:ascii="Arial" w:hAnsi="Arial" w:cs="Arial"/>
+                <w:sz w:val="18"/>
+                <w:szCs w:val="18"/>
+                <w:lang w:val="en-US"/>
+              </w:rPr>
+              <w:t>buyer</w:t>
+            </w:r>
+            <w:proofErr w:type="gramEnd"/>
+            <w:r>
+              <w:rPr>
+                <w:rFonts w:ascii="Arial" w:hAnsi="Arial" w:cs="Arial"/>
+                <w:sz w:val="18"/>
+                <w:szCs w:val="18"/>
+                <w:lang w:val="en-US"/>
+              </w:rPr>
+              <w:t>_inn</w:t>
             </w:r>
             <w:proofErr w:type="spellEnd"/>
             <w:r>
@@ -8195,7 +8723,17 @@
                 <w:szCs w:val="18"/>
                 <w:lang w:val="en-US"/>
               </w:rPr>
-              <w:t>" %}</w:t>
+              <w:t xml:space="preserve">" </w:t>
+            </w:r>
+            <w:proofErr w:type="gramStart"/>
+            <w:r>
+              <w:rPr>
+                <w:rFonts w:ascii="Arial" w:hAnsi="Arial" w:cs="Arial"/>
+                <w:sz w:val="18"/>
+                <w:szCs w:val="18"/>
+                <w:lang w:val="en-US"/>
+              </w:rPr>
+              <w:t>%}</w:t>
             </w:r>
             <w:r>
               <w:rPr>
@@ -8206,7 +8744,19 @@
                 <w:szCs w:val="18"/>
                 <w:lang w:val="en-US"/>
               </w:rPr>
-              <w:t xml:space="preserve">{{ </w:t>
+              <w:t>{</w:t>
+            </w:r>
+            <w:proofErr w:type="gramEnd"/>
+            <w:r>
+              <w:rPr>
+                <w:rFonts w:ascii="Arial" w:hAnsi="Arial" w:cs="Arial"/>
+                <w:b/>
+                <w:bCs/>
+                <w:sz w:val="18"/>
+                <w:szCs w:val="18"/>
+                <w:lang w:val="en-US"/>
+              </w:rPr>
+              <w:t xml:space="preserve">{ </w:t>
             </w:r>
             <w:proofErr w:type="spellStart"/>
             <w:r>
@@ -8303,17 +8853,37 @@
                 <w:szCs w:val="18"/>
                 <w:lang w:val="en-US"/>
               </w:rPr>
-              <w:t xml:space="preserve">: {{ </w:t>
-            </w:r>
-            <w:proofErr w:type="spellStart"/>
-            <w:r>
-              <w:rPr>
-                <w:rFonts w:ascii="Arial" w:hAnsi="Arial" w:cs="Arial"/>
-                <w:sz w:val="18"/>
-                <w:szCs w:val="18"/>
-                <w:lang w:val="en-US"/>
-              </w:rPr>
-              <w:t>buyer_legal_address</w:t>
+              <w:t xml:space="preserve">: </w:t>
+            </w:r>
+            <w:proofErr w:type="gramStart"/>
+            <w:r>
+              <w:rPr>
+                <w:rFonts w:ascii="Arial" w:hAnsi="Arial" w:cs="Arial"/>
+                <w:sz w:val="18"/>
+                <w:szCs w:val="18"/>
+                <w:lang w:val="en-US"/>
+              </w:rPr>
+              <w:t xml:space="preserve">{{ </w:t>
+            </w:r>
+            <w:proofErr w:type="spellStart"/>
+            <w:r>
+              <w:rPr>
+                <w:rFonts w:ascii="Arial" w:hAnsi="Arial" w:cs="Arial"/>
+                <w:sz w:val="18"/>
+                <w:szCs w:val="18"/>
+                <w:lang w:val="en-US"/>
+              </w:rPr>
+              <w:t>buyer</w:t>
+            </w:r>
+            <w:proofErr w:type="gramEnd"/>
+            <w:r>
+              <w:rPr>
+                <w:rFonts w:ascii="Arial" w:hAnsi="Arial" w:cs="Arial"/>
+                <w:sz w:val="18"/>
+                <w:szCs w:val="18"/>
+                <w:lang w:val="en-US"/>
+              </w:rPr>
+              <w:t>_legal_address</w:t>
             </w:r>
             <w:proofErr w:type="spellEnd"/>
             <w:r>
@@ -8374,17 +8944,37 @@
                 <w:szCs w:val="18"/>
                 <w:lang w:val="en-US"/>
               </w:rPr>
-              <w:t xml:space="preserve">: {{ </w:t>
-            </w:r>
-            <w:proofErr w:type="spellStart"/>
-            <w:r>
-              <w:rPr>
-                <w:rFonts w:ascii="Arial" w:hAnsi="Arial" w:cs="Arial"/>
-                <w:sz w:val="18"/>
-                <w:szCs w:val="18"/>
-                <w:lang w:val="en-US"/>
-              </w:rPr>
-              <w:t>buyer_email</w:t>
+              <w:t xml:space="preserve">: </w:t>
+            </w:r>
+            <w:proofErr w:type="gramStart"/>
+            <w:r>
+              <w:rPr>
+                <w:rFonts w:ascii="Arial" w:hAnsi="Arial" w:cs="Arial"/>
+                <w:sz w:val="18"/>
+                <w:szCs w:val="18"/>
+                <w:lang w:val="en-US"/>
+              </w:rPr>
+              <w:t xml:space="preserve">{{ </w:t>
+            </w:r>
+            <w:proofErr w:type="spellStart"/>
+            <w:r>
+              <w:rPr>
+                <w:rFonts w:ascii="Arial" w:hAnsi="Arial" w:cs="Arial"/>
+                <w:sz w:val="18"/>
+                <w:szCs w:val="18"/>
+                <w:lang w:val="en-US"/>
+              </w:rPr>
+              <w:t>buyer</w:t>
+            </w:r>
+            <w:proofErr w:type="gramEnd"/>
+            <w:r>
+              <w:rPr>
+                <w:rFonts w:ascii="Arial" w:hAnsi="Arial" w:cs="Arial"/>
+                <w:sz w:val="18"/>
+                <w:szCs w:val="18"/>
+                <w:lang w:val="en-US"/>
+              </w:rPr>
+              <w:t>_email</w:t>
             </w:r>
             <w:proofErr w:type="spellEnd"/>
             <w:r>
@@ -8425,17 +9015,37 @@
                 <w:szCs w:val="18"/>
                 <w:lang w:val="en-US"/>
               </w:rPr>
-              <w:t xml:space="preserve">: {{ </w:t>
-            </w:r>
-            <w:proofErr w:type="spellStart"/>
-            <w:r>
-              <w:rPr>
-                <w:rFonts w:ascii="Arial" w:hAnsi="Arial" w:cs="Arial"/>
-                <w:sz w:val="18"/>
-                <w:szCs w:val="18"/>
-                <w:lang w:val="en-US"/>
-              </w:rPr>
-              <w:t>buyer_phone</w:t>
+              <w:t xml:space="preserve">: </w:t>
+            </w:r>
+            <w:proofErr w:type="gramStart"/>
+            <w:r>
+              <w:rPr>
+                <w:rFonts w:ascii="Arial" w:hAnsi="Arial" w:cs="Arial"/>
+                <w:sz w:val="18"/>
+                <w:szCs w:val="18"/>
+                <w:lang w:val="en-US"/>
+              </w:rPr>
+              <w:t xml:space="preserve">{{ </w:t>
+            </w:r>
+            <w:proofErr w:type="spellStart"/>
+            <w:r>
+              <w:rPr>
+                <w:rFonts w:ascii="Arial" w:hAnsi="Arial" w:cs="Arial"/>
+                <w:sz w:val="18"/>
+                <w:szCs w:val="18"/>
+                <w:lang w:val="en-US"/>
+              </w:rPr>
+              <w:t>buyer</w:t>
+            </w:r>
+            <w:proofErr w:type="gramEnd"/>
+            <w:r>
+              <w:rPr>
+                <w:rFonts w:ascii="Arial" w:hAnsi="Arial" w:cs="Arial"/>
+                <w:sz w:val="18"/>
+                <w:szCs w:val="18"/>
+                <w:lang w:val="en-US"/>
+              </w:rPr>
+              <w:t>_phone</w:t>
             </w:r>
             <w:proofErr w:type="spellEnd"/>
             <w:r>
@@ -8465,17 +9075,37 @@
                 <w:szCs w:val="18"/>
                 <w:lang w:val="en-US"/>
               </w:rPr>
-              <w:t xml:space="preserve">ОГРН {{ </w:t>
-            </w:r>
-            <w:proofErr w:type="spellStart"/>
-            <w:r>
-              <w:rPr>
-                <w:rFonts w:ascii="Arial" w:hAnsi="Arial" w:cs="Arial"/>
-                <w:sz w:val="18"/>
-                <w:szCs w:val="18"/>
-                <w:lang w:val="en-US"/>
-              </w:rPr>
-              <w:t>buyer_ogrn</w:t>
+              <w:t xml:space="preserve">ОГРН </w:t>
+            </w:r>
+            <w:proofErr w:type="gramStart"/>
+            <w:r>
+              <w:rPr>
+                <w:rFonts w:ascii="Arial" w:hAnsi="Arial" w:cs="Arial"/>
+                <w:sz w:val="18"/>
+                <w:szCs w:val="18"/>
+                <w:lang w:val="en-US"/>
+              </w:rPr>
+              <w:t xml:space="preserve">{{ </w:t>
+            </w:r>
+            <w:proofErr w:type="spellStart"/>
+            <w:r>
+              <w:rPr>
+                <w:rFonts w:ascii="Arial" w:hAnsi="Arial" w:cs="Arial"/>
+                <w:sz w:val="18"/>
+                <w:szCs w:val="18"/>
+                <w:lang w:val="en-US"/>
+              </w:rPr>
+              <w:t>buyer</w:t>
+            </w:r>
+            <w:proofErr w:type="gramEnd"/>
+            <w:r>
+              <w:rPr>
+                <w:rFonts w:ascii="Arial" w:hAnsi="Arial" w:cs="Arial"/>
+                <w:sz w:val="18"/>
+                <w:szCs w:val="18"/>
+                <w:lang w:val="en-US"/>
+              </w:rPr>
+              <w:t>_ogrn</w:t>
             </w:r>
             <w:proofErr w:type="spellEnd"/>
             <w:r>
@@ -8505,17 +9135,37 @@
                 <w:szCs w:val="18"/>
                 <w:lang w:val="en-US"/>
               </w:rPr>
-              <w:t xml:space="preserve">ИНН {{ </w:t>
-            </w:r>
-            <w:proofErr w:type="spellStart"/>
-            <w:r>
-              <w:rPr>
-                <w:rFonts w:ascii="Arial" w:hAnsi="Arial" w:cs="Arial"/>
-                <w:sz w:val="18"/>
-                <w:szCs w:val="18"/>
-                <w:lang w:val="en-US"/>
-              </w:rPr>
-              <w:t>buyer_inn</w:t>
+              <w:t xml:space="preserve">ИНН </w:t>
+            </w:r>
+            <w:proofErr w:type="gramStart"/>
+            <w:r>
+              <w:rPr>
+                <w:rFonts w:ascii="Arial" w:hAnsi="Arial" w:cs="Arial"/>
+                <w:sz w:val="18"/>
+                <w:szCs w:val="18"/>
+                <w:lang w:val="en-US"/>
+              </w:rPr>
+              <w:t xml:space="preserve">{{ </w:t>
+            </w:r>
+            <w:proofErr w:type="spellStart"/>
+            <w:r>
+              <w:rPr>
+                <w:rFonts w:ascii="Arial" w:hAnsi="Arial" w:cs="Arial"/>
+                <w:sz w:val="18"/>
+                <w:szCs w:val="18"/>
+                <w:lang w:val="en-US"/>
+              </w:rPr>
+              <w:t>buyer</w:t>
+            </w:r>
+            <w:proofErr w:type="gramEnd"/>
+            <w:r>
+              <w:rPr>
+                <w:rFonts w:ascii="Arial" w:hAnsi="Arial" w:cs="Arial"/>
+                <w:sz w:val="18"/>
+                <w:szCs w:val="18"/>
+                <w:lang w:val="en-US"/>
+              </w:rPr>
+              <w:t>_inn</w:t>
             </w:r>
             <w:proofErr w:type="spellEnd"/>
             <w:r>
@@ -8565,17 +9215,37 @@
                 <w:szCs w:val="18"/>
                 <w:lang w:val="en-US"/>
               </w:rPr>
-              <w:t xml:space="preserve">р/с {{ </w:t>
-            </w:r>
-            <w:proofErr w:type="spellStart"/>
-            <w:r>
-              <w:rPr>
-                <w:rFonts w:ascii="Arial" w:hAnsi="Arial" w:cs="Arial"/>
-                <w:sz w:val="18"/>
-                <w:szCs w:val="18"/>
-                <w:lang w:val="en-US"/>
-              </w:rPr>
-              <w:t>buyer_bank_account</w:t>
+              <w:t xml:space="preserve">р/с </w:t>
+            </w:r>
+            <w:proofErr w:type="gramStart"/>
+            <w:r>
+              <w:rPr>
+                <w:rFonts w:ascii="Arial" w:hAnsi="Arial" w:cs="Arial"/>
+                <w:sz w:val="18"/>
+                <w:szCs w:val="18"/>
+                <w:lang w:val="en-US"/>
+              </w:rPr>
+              <w:t xml:space="preserve">{{ </w:t>
+            </w:r>
+            <w:proofErr w:type="spellStart"/>
+            <w:r>
+              <w:rPr>
+                <w:rFonts w:ascii="Arial" w:hAnsi="Arial" w:cs="Arial"/>
+                <w:sz w:val="18"/>
+                <w:szCs w:val="18"/>
+                <w:lang w:val="en-US"/>
+              </w:rPr>
+              <w:t>buyer</w:t>
+            </w:r>
+            <w:proofErr w:type="gramEnd"/>
+            <w:r>
+              <w:rPr>
+                <w:rFonts w:ascii="Arial" w:hAnsi="Arial" w:cs="Arial"/>
+                <w:sz w:val="18"/>
+                <w:szCs w:val="18"/>
+                <w:lang w:val="en-US"/>
+              </w:rPr>
+              <w:t>_bank_account</w:t>
             </w:r>
             <w:proofErr w:type="spellEnd"/>
             <w:r>
@@ -8598,6 +9268,7 @@
                 <w:lang w:val="en-US"/>
               </w:rPr>
             </w:pPr>
+            <w:proofErr w:type="gramStart"/>
             <w:r>
               <w:rPr>
                 <w:rFonts w:ascii="Arial" w:hAnsi="Arial" w:cs="Arial"/>
@@ -8615,7 +9286,17 @@
                 <w:szCs w:val="18"/>
                 <w:lang w:val="en-US"/>
               </w:rPr>
-              <w:t>buyer_bank_name</w:t>
+              <w:t>buyer</w:t>
+            </w:r>
+            <w:proofErr w:type="gramEnd"/>
+            <w:r>
+              <w:rPr>
+                <w:rFonts w:ascii="Arial" w:hAnsi="Arial" w:cs="Arial"/>
+                <w:sz w:val="18"/>
+                <w:szCs w:val="18"/>
+                <w:lang w:val="en-US"/>
+              </w:rPr>
+              <w:t>_bank_name</w:t>
             </w:r>
             <w:proofErr w:type="spellEnd"/>
             <w:r>
@@ -8645,17 +9326,37 @@
                 <w:szCs w:val="18"/>
                 <w:lang w:val="en-US"/>
               </w:rPr>
-              <w:t xml:space="preserve">БИК {{ </w:t>
-            </w:r>
-            <w:proofErr w:type="spellStart"/>
-            <w:r>
-              <w:rPr>
-                <w:rFonts w:ascii="Arial" w:hAnsi="Arial" w:cs="Arial"/>
-                <w:sz w:val="18"/>
-                <w:szCs w:val="18"/>
-                <w:lang w:val="en-US"/>
-              </w:rPr>
-              <w:t>buyer_bik</w:t>
+              <w:t xml:space="preserve">БИК </w:t>
+            </w:r>
+            <w:proofErr w:type="gramStart"/>
+            <w:r>
+              <w:rPr>
+                <w:rFonts w:ascii="Arial" w:hAnsi="Arial" w:cs="Arial"/>
+                <w:sz w:val="18"/>
+                <w:szCs w:val="18"/>
+                <w:lang w:val="en-US"/>
+              </w:rPr>
+              <w:t xml:space="preserve">{{ </w:t>
+            </w:r>
+            <w:proofErr w:type="spellStart"/>
+            <w:r>
+              <w:rPr>
+                <w:rFonts w:ascii="Arial" w:hAnsi="Arial" w:cs="Arial"/>
+                <w:sz w:val="18"/>
+                <w:szCs w:val="18"/>
+                <w:lang w:val="en-US"/>
+              </w:rPr>
+              <w:t>buyer</w:t>
+            </w:r>
+            <w:proofErr w:type="gramEnd"/>
+            <w:r>
+              <w:rPr>
+                <w:rFonts w:ascii="Arial" w:hAnsi="Arial" w:cs="Arial"/>
+                <w:sz w:val="18"/>
+                <w:szCs w:val="18"/>
+                <w:lang w:val="en-US"/>
+              </w:rPr>
+              <w:t>_bik</w:t>
             </w:r>
             <w:proofErr w:type="spellEnd"/>
             <w:r>
@@ -8885,14 +9586,25 @@
                 <w:szCs w:val="18"/>
                 <w:lang w:val="en-US"/>
               </w:rPr>
-              <w:t>'] %}</w:t>
-            </w:r>
+              <w:t xml:space="preserve">'] </w:t>
+            </w:r>
+            <w:proofErr w:type="gramStart"/>
             <w:r>
               <w:rPr>
                 <w:rFonts w:ascii="Arial" w:hAnsi="Arial" w:cs="Arial"/>
                 <w:bCs/>
                 <w:sz w:val="18"/>
                 <w:szCs w:val="18"/>
+                <w:lang w:val="en-US"/>
+              </w:rPr>
+              <w:t>%}</w:t>
+            </w:r>
+            <w:r>
+              <w:rPr>
+                <w:rFonts w:ascii="Arial" w:hAnsi="Arial" w:cs="Arial"/>
+                <w:bCs/>
+                <w:sz w:val="18"/>
+                <w:szCs w:val="18"/>
               </w:rPr>
               <w:t>Ген</w:t>
             </w:r>
@@ -8904,7 +9616,18 @@
                 <w:szCs w:val="18"/>
                 <w:lang w:val="en-US"/>
               </w:rPr>
-              <w:t xml:space="preserve">. </w:t>
+              <w:t>.</w:t>
+            </w:r>
+            <w:proofErr w:type="gramEnd"/>
+            <w:r>
+              <w:rPr>
+                <w:rFonts w:ascii="Arial" w:hAnsi="Arial" w:cs="Arial"/>
+                <w:bCs/>
+                <w:sz w:val="18"/>
+                <w:szCs w:val="18"/>
+                <w:lang w:val="en-US"/>
+              </w:rPr>
+              <w:t xml:space="preserve"> </w:t>
             </w:r>
             <w:r>
               <w:rPr>
@@ -9475,7 +10198,16 @@
           <w:sz w:val="18"/>
           <w:szCs w:val="18"/>
         </w:rPr>
-        <w:t xml:space="preserve">    </w:t>
+        <w:t xml:space="preserve">  </w:t>
+      </w:r>
+      <w:proofErr w:type="gramStart"/>
+      <w:r>
+        <w:rPr>
+          <w:rFonts w:ascii="Arial" w:hAnsi="Arial" w:cs="Arial"/>
+          <w:sz w:val="18"/>
+          <w:szCs w:val="18"/>
+        </w:rPr>
+        <w:t xml:space="preserve">  </w:t>
       </w:r>
       <w:r>
         <w:rPr>
@@ -9491,7 +10223,16 @@
           <w:sz w:val="18"/>
           <w:szCs w:val="18"/>
         </w:rPr>
-        <w:t>{{</w:t>
+        <w:t>{</w:t>
+      </w:r>
+      <w:proofErr w:type="gramEnd"/>
+      <w:r>
+        <w:rPr>
+          <w:rFonts w:ascii="Arial" w:hAnsi="Arial" w:cs="Arial"/>
+          <w:sz w:val="18"/>
+          <w:szCs w:val="18"/>
+        </w:rPr>
+        <w:t>{</w:t>
       </w:r>
       <w:r>
         <w:rPr>
@@ -12286,7 +13027,27 @@
                 <w:szCs w:val="18"/>
                 <w:lang w:val="en-US"/>
               </w:rPr>
-              <w:t xml:space="preserve"> %}{{ </w:t>
+              <w:t xml:space="preserve"> </w:t>
+            </w:r>
+            <w:proofErr w:type="gramStart"/>
+            <w:r>
+              <w:rPr>
+                <w:rFonts w:ascii="Arial" w:hAnsi="Arial" w:cs="Arial"/>
+                <w:sz w:val="18"/>
+                <w:szCs w:val="18"/>
+                <w:lang w:val="en-US"/>
+              </w:rPr>
+              <w:t>%}{</w:t>
+            </w:r>
+            <w:proofErr w:type="gramEnd"/>
+            <w:r>
+              <w:rPr>
+                <w:rFonts w:ascii="Arial" w:hAnsi="Arial" w:cs="Arial"/>
+                <w:sz w:val="18"/>
+                <w:szCs w:val="18"/>
+                <w:lang w:val="en-US"/>
+              </w:rPr>
+              <w:t xml:space="preserve">{ </w:t>
             </w:r>
             <w:proofErr w:type="spellStart"/>
             <w:r>
@@ -12461,7 +13222,27 @@
                 <w:szCs w:val="18"/>
                 <w:lang w:val="en-US"/>
               </w:rPr>
-              <w:t xml:space="preserve"> %}{{</w:t>
+              <w:t xml:space="preserve"> </w:t>
+            </w:r>
+            <w:proofErr w:type="gramStart"/>
+            <w:r>
+              <w:rPr>
+                <w:rFonts w:ascii="Arial" w:hAnsi="Arial" w:cs="Arial"/>
+                <w:sz w:val="18"/>
+                <w:szCs w:val="18"/>
+                <w:lang w:val="en-US"/>
+              </w:rPr>
+              <w:t>%}{</w:t>
+            </w:r>
+            <w:proofErr w:type="gramEnd"/>
+            <w:r>
+              <w:rPr>
+                <w:rFonts w:ascii="Arial" w:hAnsi="Arial" w:cs="Arial"/>
+                <w:sz w:val="18"/>
+                <w:szCs w:val="18"/>
+                <w:lang w:val="en-US"/>
+              </w:rPr>
+              <w:t>{</w:t>
             </w:r>
             <w:proofErr w:type="spellStart"/>
             <w:r>
@@ -12909,54 +13690,28 @@
                 <w:szCs w:val="18"/>
                 <w:lang w:val="en-US"/>
               </w:rPr>
-              <w:t>seller_type</w:t>
-            </w:r>
-            <w:proofErr w:type="spellEnd"/>
-            <w:r>
-              <w:rPr>
-                <w:rFonts w:ascii="Arial" w:hAnsi="Arial" w:cs="Arial"/>
-                <w:sz w:val="18"/>
-                <w:szCs w:val="18"/>
-                <w:lang w:val="en-US"/>
-              </w:rPr>
-              <w:t xml:space="preserve"> == </w:t>
-            </w:r>
-            <w:r>
-              <w:rPr>
-                <w:rFonts w:ascii="Arial" w:hAnsi="Arial" w:cs="Arial"/>
-                <w:sz w:val="18"/>
-                <w:szCs w:val="18"/>
-                <w:lang w:val="en-US"/>
-              </w:rPr>
-              <w:t>“</w:t>
-            </w:r>
-            <w:r>
-              <w:rPr>
-                <w:rFonts w:ascii="Arial" w:hAnsi="Arial" w:cs="Arial"/>
-                <w:sz w:val="18"/>
-                <w:szCs w:val="18"/>
-                <w:lang w:val="en-US"/>
-              </w:rPr>
-              <w:t>person</w:t>
-            </w:r>
-            <w:r>
-              <w:rPr>
-                <w:rFonts w:ascii="Arial" w:hAnsi="Arial" w:cs="Arial"/>
-                <w:sz w:val="18"/>
-                <w:szCs w:val="18"/>
-                <w:lang w:val="en-US"/>
-              </w:rPr>
-              <w:t>”</w:t>
-            </w:r>
-            <w:r>
-              <w:rPr>
-                <w:rFonts w:ascii="Arial" w:hAnsi="Arial" w:cs="Arial"/>
-                <w:sz w:val="18"/>
-                <w:szCs w:val="18"/>
-                <w:lang w:val="en-US"/>
-              </w:rPr>
-              <w:t xml:space="preserve"> </w:t>
-            </w:r>
+              <w:t>prev_doc</w:t>
+            </w:r>
+            <w:r>
+              <w:rPr>
+                <w:rFonts w:ascii="Arial" w:hAnsi="Arial" w:cs="Arial"/>
+                <w:sz w:val="18"/>
+                <w:szCs w:val="18"/>
+                <w:lang w:val="en-US"/>
+              </w:rPr>
+              <w:t>_type</w:t>
+            </w:r>
+            <w:proofErr w:type="spellEnd"/>
+            <w:r>
+              <w:rPr>
+                <w:rFonts w:ascii="Arial" w:hAnsi="Arial" w:cs="Arial"/>
+                <w:sz w:val="18"/>
+                <w:szCs w:val="18"/>
+                <w:lang w:val="en-US"/>
+              </w:rPr>
+              <w:t xml:space="preserve"> == "person" </w:t>
+            </w:r>
+            <w:proofErr w:type="gramStart"/>
             <w:r>
               <w:rPr>
                 <w:rFonts w:ascii="Arial" w:hAnsi="Arial" w:cs="Arial"/>
@@ -12975,7 +13730,19 @@
                 <w:szCs w:val="18"/>
                 <w:lang w:val="en-US"/>
               </w:rPr>
-              <w:t xml:space="preserve">{{ </w:t>
+              <w:t>{</w:t>
+            </w:r>
+            <w:proofErr w:type="gramEnd"/>
+            <w:r>
+              <w:rPr>
+                <w:rFonts w:ascii="Arial" w:hAnsi="Arial" w:cs="Arial"/>
+                <w:b/>
+                <w:bCs/>
+                <w:sz w:val="18"/>
+                <w:szCs w:val="18"/>
+                <w:lang w:val="en-US"/>
+              </w:rPr>
+              <w:t xml:space="preserve">{ </w:t>
             </w:r>
             <w:proofErr w:type="spellStart"/>
             <w:r>
@@ -13147,17 +13914,37 @@
                 <w:szCs w:val="18"/>
                 <w:lang w:val="en-US"/>
               </w:rPr>
-              <w:t xml:space="preserve"> РФ {{ </w:t>
-            </w:r>
-            <w:proofErr w:type="spellStart"/>
-            <w:r>
-              <w:rPr>
-                <w:rFonts w:ascii="Arial" w:hAnsi="Arial" w:cs="Arial"/>
-                <w:sz w:val="18"/>
-                <w:szCs w:val="18"/>
-                <w:lang w:val="en-US"/>
-              </w:rPr>
-              <w:t>prev_doc_licence_number</w:t>
+              <w:t xml:space="preserve"> РФ </w:t>
+            </w:r>
+            <w:proofErr w:type="gramStart"/>
+            <w:r>
+              <w:rPr>
+                <w:rFonts w:ascii="Arial" w:hAnsi="Arial" w:cs="Arial"/>
+                <w:sz w:val="18"/>
+                <w:szCs w:val="18"/>
+                <w:lang w:val="en-US"/>
+              </w:rPr>
+              <w:t xml:space="preserve">{{ </w:t>
+            </w:r>
+            <w:proofErr w:type="spellStart"/>
+            <w:r>
+              <w:rPr>
+                <w:rFonts w:ascii="Arial" w:hAnsi="Arial" w:cs="Arial"/>
+                <w:sz w:val="18"/>
+                <w:szCs w:val="18"/>
+                <w:lang w:val="en-US"/>
+              </w:rPr>
+              <w:t>prev</w:t>
+            </w:r>
+            <w:proofErr w:type="gramEnd"/>
+            <w:r>
+              <w:rPr>
+                <w:rFonts w:ascii="Arial" w:hAnsi="Arial" w:cs="Arial"/>
+                <w:sz w:val="18"/>
+                <w:szCs w:val="18"/>
+                <w:lang w:val="en-US"/>
+              </w:rPr>
+              <w:t>_doc_licence_number</w:t>
             </w:r>
             <w:proofErr w:type="spellEnd"/>
             <w:r>
@@ -13255,17 +14042,37 @@
                 <w:szCs w:val="18"/>
                 <w:lang w:val="en-US"/>
               </w:rPr>
-              <w:t xml:space="preserve">: {{ </w:t>
-            </w:r>
-            <w:proofErr w:type="spellStart"/>
-            <w:r>
-              <w:rPr>
-                <w:rFonts w:ascii="Arial" w:hAnsi="Arial" w:cs="Arial"/>
-                <w:sz w:val="18"/>
-                <w:szCs w:val="18"/>
-                <w:lang w:val="en-US"/>
-              </w:rPr>
-              <w:t>prev_doc_full_address</w:t>
+              <w:t xml:space="preserve">: </w:t>
+            </w:r>
+            <w:proofErr w:type="gramStart"/>
+            <w:r>
+              <w:rPr>
+                <w:rFonts w:ascii="Arial" w:hAnsi="Arial" w:cs="Arial"/>
+                <w:sz w:val="18"/>
+                <w:szCs w:val="18"/>
+                <w:lang w:val="en-US"/>
+              </w:rPr>
+              <w:t xml:space="preserve">{{ </w:t>
+            </w:r>
+            <w:proofErr w:type="spellStart"/>
+            <w:r>
+              <w:rPr>
+                <w:rFonts w:ascii="Arial" w:hAnsi="Arial" w:cs="Arial"/>
+                <w:sz w:val="18"/>
+                <w:szCs w:val="18"/>
+                <w:lang w:val="en-US"/>
+              </w:rPr>
+              <w:t>prev</w:t>
+            </w:r>
+            <w:proofErr w:type="gramEnd"/>
+            <w:r>
+              <w:rPr>
+                <w:rFonts w:ascii="Arial" w:hAnsi="Arial" w:cs="Arial"/>
+                <w:sz w:val="18"/>
+                <w:szCs w:val="18"/>
+                <w:lang w:val="en-US"/>
+              </w:rPr>
+              <w:t>_doc_full_address</w:t>
             </w:r>
             <w:proofErr w:type="spellEnd"/>
             <w:r>
@@ -13304,17 +14111,37 @@
                 <w:szCs w:val="18"/>
                 <w:lang w:val="en-US"/>
               </w:rPr>
-              <w:t xml:space="preserve">: {{ </w:t>
-            </w:r>
-            <w:proofErr w:type="spellStart"/>
-            <w:r>
-              <w:rPr>
-                <w:rFonts w:ascii="Arial" w:hAnsi="Arial" w:cs="Arial"/>
-                <w:sz w:val="18"/>
-                <w:szCs w:val="18"/>
-                <w:lang w:val="en-US"/>
-              </w:rPr>
-              <w:t>prev_doc_inn</w:t>
+              <w:t xml:space="preserve">: </w:t>
+            </w:r>
+            <w:proofErr w:type="gramStart"/>
+            <w:r>
+              <w:rPr>
+                <w:rFonts w:ascii="Arial" w:hAnsi="Arial" w:cs="Arial"/>
+                <w:sz w:val="18"/>
+                <w:szCs w:val="18"/>
+                <w:lang w:val="en-US"/>
+              </w:rPr>
+              <w:t xml:space="preserve">{{ </w:t>
+            </w:r>
+            <w:proofErr w:type="spellStart"/>
+            <w:r>
+              <w:rPr>
+                <w:rFonts w:ascii="Arial" w:hAnsi="Arial" w:cs="Arial"/>
+                <w:sz w:val="18"/>
+                <w:szCs w:val="18"/>
+                <w:lang w:val="en-US"/>
+              </w:rPr>
+              <w:t>prev</w:t>
+            </w:r>
+            <w:proofErr w:type="gramEnd"/>
+            <w:r>
+              <w:rPr>
+                <w:rFonts w:ascii="Arial" w:hAnsi="Arial" w:cs="Arial"/>
+                <w:sz w:val="18"/>
+                <w:szCs w:val="18"/>
+                <w:lang w:val="en-US"/>
+              </w:rPr>
+              <w:t>_doc_inn</w:t>
             </w:r>
             <w:proofErr w:type="spellEnd"/>
             <w:r>
@@ -13372,7 +14199,16 @@
                 <w:szCs w:val="18"/>
                 <w:lang w:val="en-US"/>
               </w:rPr>
-              <w:t>seller_type</w:t>
+              <w:t>prev_doc_</w:t>
+            </w:r>
+            <w:r>
+              <w:rPr>
+                <w:rFonts w:ascii="Arial" w:hAnsi="Arial" w:cs="Arial"/>
+                <w:sz w:val="18"/>
+                <w:szCs w:val="18"/>
+                <w:lang w:val="en-US"/>
+              </w:rPr>
+              <w:t>type</w:t>
             </w:r>
             <w:proofErr w:type="spellEnd"/>
             <w:r>
@@ -13530,17 +14366,37 @@
                 <w:szCs w:val="18"/>
                 <w:lang w:val="en-US"/>
               </w:rPr>
-              <w:t xml:space="preserve">: {{ </w:t>
-            </w:r>
-            <w:proofErr w:type="spellStart"/>
-            <w:r>
-              <w:rPr>
-                <w:rFonts w:ascii="Arial" w:hAnsi="Arial" w:cs="Arial"/>
-                <w:sz w:val="18"/>
-                <w:szCs w:val="18"/>
-                <w:lang w:val="en-US"/>
-              </w:rPr>
-              <w:t>prev_doc_legal_address</w:t>
+              <w:t xml:space="preserve">: </w:t>
+            </w:r>
+            <w:proofErr w:type="gramStart"/>
+            <w:r>
+              <w:rPr>
+                <w:rFonts w:ascii="Arial" w:hAnsi="Arial" w:cs="Arial"/>
+                <w:sz w:val="18"/>
+                <w:szCs w:val="18"/>
+                <w:lang w:val="en-US"/>
+              </w:rPr>
+              <w:t xml:space="preserve">{{ </w:t>
+            </w:r>
+            <w:proofErr w:type="spellStart"/>
+            <w:r>
+              <w:rPr>
+                <w:rFonts w:ascii="Arial" w:hAnsi="Arial" w:cs="Arial"/>
+                <w:sz w:val="18"/>
+                <w:szCs w:val="18"/>
+                <w:lang w:val="en-US"/>
+              </w:rPr>
+              <w:t>prev</w:t>
+            </w:r>
+            <w:proofErr w:type="gramEnd"/>
+            <w:r>
+              <w:rPr>
+                <w:rFonts w:ascii="Arial" w:hAnsi="Arial" w:cs="Arial"/>
+                <w:sz w:val="18"/>
+                <w:szCs w:val="18"/>
+                <w:lang w:val="en-US"/>
+              </w:rPr>
+              <w:t>_doc_legal_address</w:t>
             </w:r>
             <w:proofErr w:type="spellEnd"/>
             <w:r>
@@ -13601,17 +14457,37 @@
                 <w:szCs w:val="18"/>
                 <w:lang w:val="en-US"/>
               </w:rPr>
-              <w:t xml:space="preserve">: {{ </w:t>
-            </w:r>
-            <w:proofErr w:type="spellStart"/>
-            <w:r>
-              <w:rPr>
-                <w:rFonts w:ascii="Arial" w:hAnsi="Arial" w:cs="Arial"/>
-                <w:sz w:val="18"/>
-                <w:szCs w:val="18"/>
-                <w:lang w:val="en-US"/>
-              </w:rPr>
-              <w:t>prev_doc_email</w:t>
+              <w:t xml:space="preserve">: </w:t>
+            </w:r>
+            <w:proofErr w:type="gramStart"/>
+            <w:r>
+              <w:rPr>
+                <w:rFonts w:ascii="Arial" w:hAnsi="Arial" w:cs="Arial"/>
+                <w:sz w:val="18"/>
+                <w:szCs w:val="18"/>
+                <w:lang w:val="en-US"/>
+              </w:rPr>
+              <w:t xml:space="preserve">{{ </w:t>
+            </w:r>
+            <w:proofErr w:type="spellStart"/>
+            <w:r>
+              <w:rPr>
+                <w:rFonts w:ascii="Arial" w:hAnsi="Arial" w:cs="Arial"/>
+                <w:sz w:val="18"/>
+                <w:szCs w:val="18"/>
+                <w:lang w:val="en-US"/>
+              </w:rPr>
+              <w:t>prev</w:t>
+            </w:r>
+            <w:proofErr w:type="gramEnd"/>
+            <w:r>
+              <w:rPr>
+                <w:rFonts w:ascii="Arial" w:hAnsi="Arial" w:cs="Arial"/>
+                <w:sz w:val="18"/>
+                <w:szCs w:val="18"/>
+                <w:lang w:val="en-US"/>
+              </w:rPr>
+              <w:t>_doc_email</w:t>
             </w:r>
             <w:proofErr w:type="spellEnd"/>
             <w:r>
@@ -13652,17 +14528,37 @@
                 <w:szCs w:val="18"/>
                 <w:lang w:val="en-US"/>
               </w:rPr>
-              <w:t xml:space="preserve">: {{ </w:t>
-            </w:r>
-            <w:proofErr w:type="spellStart"/>
-            <w:r>
-              <w:rPr>
-                <w:rFonts w:ascii="Arial" w:hAnsi="Arial" w:cs="Arial"/>
-                <w:sz w:val="18"/>
-                <w:szCs w:val="18"/>
-                <w:lang w:val="en-US"/>
-              </w:rPr>
-              <w:t>prev_doc_phone</w:t>
+              <w:t xml:space="preserve">: </w:t>
+            </w:r>
+            <w:proofErr w:type="gramStart"/>
+            <w:r>
+              <w:rPr>
+                <w:rFonts w:ascii="Arial" w:hAnsi="Arial" w:cs="Arial"/>
+                <w:sz w:val="18"/>
+                <w:szCs w:val="18"/>
+                <w:lang w:val="en-US"/>
+              </w:rPr>
+              <w:t xml:space="preserve">{{ </w:t>
+            </w:r>
+            <w:proofErr w:type="spellStart"/>
+            <w:r>
+              <w:rPr>
+                <w:rFonts w:ascii="Arial" w:hAnsi="Arial" w:cs="Arial"/>
+                <w:sz w:val="18"/>
+                <w:szCs w:val="18"/>
+                <w:lang w:val="en-US"/>
+              </w:rPr>
+              <w:t>prev</w:t>
+            </w:r>
+            <w:proofErr w:type="gramEnd"/>
+            <w:r>
+              <w:rPr>
+                <w:rFonts w:ascii="Arial" w:hAnsi="Arial" w:cs="Arial"/>
+                <w:sz w:val="18"/>
+                <w:szCs w:val="18"/>
+                <w:lang w:val="en-US"/>
+              </w:rPr>
+              <w:t>_doc_phone</w:t>
             </w:r>
             <w:proofErr w:type="spellEnd"/>
             <w:r>
@@ -13692,17 +14588,37 @@
                 <w:szCs w:val="18"/>
                 <w:lang w:val="en-US"/>
               </w:rPr>
-              <w:t xml:space="preserve">ОГРН {{ </w:t>
-            </w:r>
-            <w:proofErr w:type="spellStart"/>
-            <w:r>
-              <w:rPr>
-                <w:rFonts w:ascii="Arial" w:hAnsi="Arial" w:cs="Arial"/>
-                <w:sz w:val="18"/>
-                <w:szCs w:val="18"/>
-                <w:lang w:val="en-US"/>
-              </w:rPr>
-              <w:t>prev_doc_ogrn</w:t>
+              <w:t xml:space="preserve">ОГРН </w:t>
+            </w:r>
+            <w:proofErr w:type="gramStart"/>
+            <w:r>
+              <w:rPr>
+                <w:rFonts w:ascii="Arial" w:hAnsi="Arial" w:cs="Arial"/>
+                <w:sz w:val="18"/>
+                <w:szCs w:val="18"/>
+                <w:lang w:val="en-US"/>
+              </w:rPr>
+              <w:t xml:space="preserve">{{ </w:t>
+            </w:r>
+            <w:proofErr w:type="spellStart"/>
+            <w:r>
+              <w:rPr>
+                <w:rFonts w:ascii="Arial" w:hAnsi="Arial" w:cs="Arial"/>
+                <w:sz w:val="18"/>
+                <w:szCs w:val="18"/>
+                <w:lang w:val="en-US"/>
+              </w:rPr>
+              <w:t>prev</w:t>
+            </w:r>
+            <w:proofErr w:type="gramEnd"/>
+            <w:r>
+              <w:rPr>
+                <w:rFonts w:ascii="Arial" w:hAnsi="Arial" w:cs="Arial"/>
+                <w:sz w:val="18"/>
+                <w:szCs w:val="18"/>
+                <w:lang w:val="en-US"/>
+              </w:rPr>
+              <w:t>_doc_ogrn</w:t>
             </w:r>
             <w:proofErr w:type="spellEnd"/>
             <w:r>
@@ -13732,17 +14648,37 @@
                 <w:szCs w:val="18"/>
                 <w:lang w:val="en-US"/>
               </w:rPr>
-              <w:t xml:space="preserve">ИНН {{ </w:t>
-            </w:r>
-            <w:proofErr w:type="spellStart"/>
-            <w:r>
-              <w:rPr>
-                <w:rFonts w:ascii="Arial" w:hAnsi="Arial" w:cs="Arial"/>
-                <w:sz w:val="18"/>
-                <w:szCs w:val="18"/>
-                <w:lang w:val="en-US"/>
-              </w:rPr>
-              <w:t>prev_doc_inn</w:t>
+              <w:t xml:space="preserve">ИНН </w:t>
+            </w:r>
+            <w:proofErr w:type="gramStart"/>
+            <w:r>
+              <w:rPr>
+                <w:rFonts w:ascii="Arial" w:hAnsi="Arial" w:cs="Arial"/>
+                <w:sz w:val="18"/>
+                <w:szCs w:val="18"/>
+                <w:lang w:val="en-US"/>
+              </w:rPr>
+              <w:t xml:space="preserve">{{ </w:t>
+            </w:r>
+            <w:proofErr w:type="spellStart"/>
+            <w:r>
+              <w:rPr>
+                <w:rFonts w:ascii="Arial" w:hAnsi="Arial" w:cs="Arial"/>
+                <w:sz w:val="18"/>
+                <w:szCs w:val="18"/>
+                <w:lang w:val="en-US"/>
+              </w:rPr>
+              <w:t>prev</w:t>
+            </w:r>
+            <w:proofErr w:type="gramEnd"/>
+            <w:r>
+              <w:rPr>
+                <w:rFonts w:ascii="Arial" w:hAnsi="Arial" w:cs="Arial"/>
+                <w:sz w:val="18"/>
+                <w:szCs w:val="18"/>
+                <w:lang w:val="en-US"/>
+              </w:rPr>
+              <w:t>_doc_inn</w:t>
             </w:r>
             <w:proofErr w:type="spellEnd"/>
             <w:r>
@@ -13792,17 +14728,37 @@
                 <w:szCs w:val="18"/>
                 <w:lang w:val="en-US"/>
               </w:rPr>
-              <w:t xml:space="preserve">р/с {{ </w:t>
-            </w:r>
-            <w:proofErr w:type="spellStart"/>
-            <w:r>
-              <w:rPr>
-                <w:rFonts w:ascii="Arial" w:hAnsi="Arial" w:cs="Arial"/>
-                <w:sz w:val="18"/>
-                <w:szCs w:val="18"/>
-                <w:lang w:val="en-US"/>
-              </w:rPr>
-              <w:t>prev_doc_bank_account</w:t>
+              <w:t xml:space="preserve">р/с </w:t>
+            </w:r>
+            <w:proofErr w:type="gramStart"/>
+            <w:r>
+              <w:rPr>
+                <w:rFonts w:ascii="Arial" w:hAnsi="Arial" w:cs="Arial"/>
+                <w:sz w:val="18"/>
+                <w:szCs w:val="18"/>
+                <w:lang w:val="en-US"/>
+              </w:rPr>
+              <w:t xml:space="preserve">{{ </w:t>
+            </w:r>
+            <w:proofErr w:type="spellStart"/>
+            <w:r>
+              <w:rPr>
+                <w:rFonts w:ascii="Arial" w:hAnsi="Arial" w:cs="Arial"/>
+                <w:sz w:val="18"/>
+                <w:szCs w:val="18"/>
+                <w:lang w:val="en-US"/>
+              </w:rPr>
+              <w:t>prev</w:t>
+            </w:r>
+            <w:proofErr w:type="gramEnd"/>
+            <w:r>
+              <w:rPr>
+                <w:rFonts w:ascii="Arial" w:hAnsi="Arial" w:cs="Arial"/>
+                <w:sz w:val="18"/>
+                <w:szCs w:val="18"/>
+                <w:lang w:val="en-US"/>
+              </w:rPr>
+              <w:t>_doc_bank_account</w:t>
             </w:r>
             <w:proofErr w:type="spellEnd"/>
             <w:r>
@@ -13825,6 +14781,7 @@
                 <w:lang w:val="en-US"/>
               </w:rPr>
             </w:pPr>
+            <w:proofErr w:type="gramStart"/>
             <w:r>
               <w:rPr>
                 <w:rFonts w:ascii="Arial" w:hAnsi="Arial" w:cs="Arial"/>
@@ -13842,7 +14799,17 @@
                 <w:szCs w:val="18"/>
                 <w:lang w:val="en-US"/>
               </w:rPr>
-              <w:t>prev_doc_bank_name</w:t>
+              <w:t>prev</w:t>
+            </w:r>
+            <w:proofErr w:type="gramEnd"/>
+            <w:r>
+              <w:rPr>
+                <w:rFonts w:ascii="Arial" w:hAnsi="Arial" w:cs="Arial"/>
+                <w:sz w:val="18"/>
+                <w:szCs w:val="18"/>
+                <w:lang w:val="en-US"/>
+              </w:rPr>
+              <w:t>_doc_bank_name</w:t>
             </w:r>
             <w:proofErr w:type="spellEnd"/>
             <w:r>
@@ -13872,17 +14839,37 @@
                 <w:szCs w:val="18"/>
                 <w:lang w:val="en-US"/>
               </w:rPr>
-              <w:t xml:space="preserve">БИК {{ </w:t>
-            </w:r>
-            <w:proofErr w:type="spellStart"/>
-            <w:r>
-              <w:rPr>
-                <w:rFonts w:ascii="Arial" w:hAnsi="Arial" w:cs="Arial"/>
-                <w:sz w:val="18"/>
-                <w:szCs w:val="18"/>
-                <w:lang w:val="en-US"/>
-              </w:rPr>
-              <w:t>prev_doc_bik</w:t>
+              <w:t xml:space="preserve">БИК </w:t>
+            </w:r>
+            <w:proofErr w:type="gramStart"/>
+            <w:r>
+              <w:rPr>
+                <w:rFonts w:ascii="Arial" w:hAnsi="Arial" w:cs="Arial"/>
+                <w:sz w:val="18"/>
+                <w:szCs w:val="18"/>
+                <w:lang w:val="en-US"/>
+              </w:rPr>
+              <w:t xml:space="preserve">{{ </w:t>
+            </w:r>
+            <w:proofErr w:type="spellStart"/>
+            <w:r>
+              <w:rPr>
+                <w:rFonts w:ascii="Arial" w:hAnsi="Arial" w:cs="Arial"/>
+                <w:sz w:val="18"/>
+                <w:szCs w:val="18"/>
+                <w:lang w:val="en-US"/>
+              </w:rPr>
+              <w:t>prev</w:t>
+            </w:r>
+            <w:proofErr w:type="gramEnd"/>
+            <w:r>
+              <w:rPr>
+                <w:rFonts w:ascii="Arial" w:hAnsi="Arial" w:cs="Arial"/>
+                <w:sz w:val="18"/>
+                <w:szCs w:val="18"/>
+                <w:lang w:val="en-US"/>
+              </w:rPr>
+              <w:t>_doc_bik</w:t>
             </w:r>
             <w:proofErr w:type="spellEnd"/>
             <w:r>
@@ -13935,6 +14922,7 @@
               </w:rPr>
               <w:t xml:space="preserve">действующий через представителя </w:t>
             </w:r>
+            <w:proofErr w:type="gramStart"/>
             <w:r>
               <w:rPr>
                 <w:rFonts w:ascii="Arial" w:hAnsi="Arial" w:cs="Arial"/>
@@ -13956,6 +14944,7 @@
               </w:rPr>
               <w:t>seller</w:t>
             </w:r>
+            <w:proofErr w:type="gramEnd"/>
             <w:r>
               <w:rPr>
                 <w:rFonts w:ascii="Arial" w:hAnsi="Arial" w:cs="Arial"/>
@@ -14036,17 +15025,37 @@
                 <w:szCs w:val="18"/>
                 <w:lang w:val="en-US"/>
               </w:rPr>
-              <w:t xml:space="preserve">: {{ </w:t>
-            </w:r>
-            <w:proofErr w:type="spellStart"/>
-            <w:r>
-              <w:rPr>
-                <w:rFonts w:ascii="Arial" w:hAnsi="Arial" w:cs="Arial"/>
-                <w:sz w:val="18"/>
-                <w:szCs w:val="18"/>
-                <w:lang w:val="en-US"/>
-              </w:rPr>
-              <w:t>seller_legal_address</w:t>
+              <w:t xml:space="preserve">: </w:t>
+            </w:r>
+            <w:proofErr w:type="gramStart"/>
+            <w:r>
+              <w:rPr>
+                <w:rFonts w:ascii="Arial" w:hAnsi="Arial" w:cs="Arial"/>
+                <w:sz w:val="18"/>
+                <w:szCs w:val="18"/>
+                <w:lang w:val="en-US"/>
+              </w:rPr>
+              <w:t xml:space="preserve">{{ </w:t>
+            </w:r>
+            <w:proofErr w:type="spellStart"/>
+            <w:r>
+              <w:rPr>
+                <w:rFonts w:ascii="Arial" w:hAnsi="Arial" w:cs="Arial"/>
+                <w:sz w:val="18"/>
+                <w:szCs w:val="18"/>
+                <w:lang w:val="en-US"/>
+              </w:rPr>
+              <w:t>seller</w:t>
+            </w:r>
+            <w:proofErr w:type="gramEnd"/>
+            <w:r>
+              <w:rPr>
+                <w:rFonts w:ascii="Arial" w:hAnsi="Arial" w:cs="Arial"/>
+                <w:sz w:val="18"/>
+                <w:szCs w:val="18"/>
+                <w:lang w:val="en-US"/>
+              </w:rPr>
+              <w:t>_legal_address</w:t>
             </w:r>
             <w:proofErr w:type="spellEnd"/>
             <w:r>
@@ -14108,17 +15117,37 @@
                 <w:szCs w:val="18"/>
                 <w:lang w:val="en-US"/>
               </w:rPr>
-              <w:t xml:space="preserve">: {{ </w:t>
-            </w:r>
-            <w:proofErr w:type="spellStart"/>
-            <w:r>
-              <w:rPr>
-                <w:rFonts w:ascii="Arial" w:hAnsi="Arial" w:cs="Arial"/>
-                <w:sz w:val="18"/>
-                <w:szCs w:val="18"/>
-                <w:lang w:val="en-US"/>
-              </w:rPr>
-              <w:t>seller_email</w:t>
+              <w:t xml:space="preserve">: </w:t>
+            </w:r>
+            <w:proofErr w:type="gramStart"/>
+            <w:r>
+              <w:rPr>
+                <w:rFonts w:ascii="Arial" w:hAnsi="Arial" w:cs="Arial"/>
+                <w:sz w:val="18"/>
+                <w:szCs w:val="18"/>
+                <w:lang w:val="en-US"/>
+              </w:rPr>
+              <w:t xml:space="preserve">{{ </w:t>
+            </w:r>
+            <w:proofErr w:type="spellStart"/>
+            <w:r>
+              <w:rPr>
+                <w:rFonts w:ascii="Arial" w:hAnsi="Arial" w:cs="Arial"/>
+                <w:sz w:val="18"/>
+                <w:szCs w:val="18"/>
+                <w:lang w:val="en-US"/>
+              </w:rPr>
+              <w:t>seller</w:t>
+            </w:r>
+            <w:proofErr w:type="gramEnd"/>
+            <w:r>
+              <w:rPr>
+                <w:rFonts w:ascii="Arial" w:hAnsi="Arial" w:cs="Arial"/>
+                <w:sz w:val="18"/>
+                <w:szCs w:val="18"/>
+                <w:lang w:val="en-US"/>
+              </w:rPr>
+              <w:t>_email</w:t>
             </w:r>
             <w:proofErr w:type="spellEnd"/>
             <w:r>
@@ -14159,17 +15188,37 @@
                 <w:szCs w:val="18"/>
                 <w:lang w:val="en-US"/>
               </w:rPr>
-              <w:t xml:space="preserve">: {{ </w:t>
-            </w:r>
-            <w:proofErr w:type="spellStart"/>
-            <w:r>
-              <w:rPr>
-                <w:rFonts w:ascii="Arial" w:hAnsi="Arial" w:cs="Arial"/>
-                <w:sz w:val="18"/>
-                <w:szCs w:val="18"/>
-                <w:lang w:val="en-US"/>
-              </w:rPr>
-              <w:t>seller_phone</w:t>
+              <w:t xml:space="preserve">: </w:t>
+            </w:r>
+            <w:proofErr w:type="gramStart"/>
+            <w:r>
+              <w:rPr>
+                <w:rFonts w:ascii="Arial" w:hAnsi="Arial" w:cs="Arial"/>
+                <w:sz w:val="18"/>
+                <w:szCs w:val="18"/>
+                <w:lang w:val="en-US"/>
+              </w:rPr>
+              <w:t xml:space="preserve">{{ </w:t>
+            </w:r>
+            <w:proofErr w:type="spellStart"/>
+            <w:r>
+              <w:rPr>
+                <w:rFonts w:ascii="Arial" w:hAnsi="Arial" w:cs="Arial"/>
+                <w:sz w:val="18"/>
+                <w:szCs w:val="18"/>
+                <w:lang w:val="en-US"/>
+              </w:rPr>
+              <w:t>seller</w:t>
+            </w:r>
+            <w:proofErr w:type="gramEnd"/>
+            <w:r>
+              <w:rPr>
+                <w:rFonts w:ascii="Arial" w:hAnsi="Arial" w:cs="Arial"/>
+                <w:sz w:val="18"/>
+                <w:szCs w:val="18"/>
+                <w:lang w:val="en-US"/>
+              </w:rPr>
+              <w:t>_phone</w:t>
             </w:r>
             <w:proofErr w:type="spellEnd"/>
             <w:r>
@@ -14199,17 +15248,37 @@
                 <w:szCs w:val="18"/>
                 <w:lang w:val="en-US"/>
               </w:rPr>
-              <w:t xml:space="preserve">ОГРН {{ </w:t>
-            </w:r>
-            <w:proofErr w:type="spellStart"/>
-            <w:r>
-              <w:rPr>
-                <w:rFonts w:ascii="Arial" w:hAnsi="Arial" w:cs="Arial"/>
-                <w:sz w:val="18"/>
-                <w:szCs w:val="18"/>
-                <w:lang w:val="en-US"/>
-              </w:rPr>
-              <w:t>seller_ogrn</w:t>
+              <w:t xml:space="preserve">ОГРН </w:t>
+            </w:r>
+            <w:proofErr w:type="gramStart"/>
+            <w:r>
+              <w:rPr>
+                <w:rFonts w:ascii="Arial" w:hAnsi="Arial" w:cs="Arial"/>
+                <w:sz w:val="18"/>
+                <w:szCs w:val="18"/>
+                <w:lang w:val="en-US"/>
+              </w:rPr>
+              <w:t xml:space="preserve">{{ </w:t>
+            </w:r>
+            <w:proofErr w:type="spellStart"/>
+            <w:r>
+              <w:rPr>
+                <w:rFonts w:ascii="Arial" w:hAnsi="Arial" w:cs="Arial"/>
+                <w:sz w:val="18"/>
+                <w:szCs w:val="18"/>
+                <w:lang w:val="en-US"/>
+              </w:rPr>
+              <w:t>seller</w:t>
+            </w:r>
+            <w:proofErr w:type="gramEnd"/>
+            <w:r>
+              <w:rPr>
+                <w:rFonts w:ascii="Arial" w:hAnsi="Arial" w:cs="Arial"/>
+                <w:sz w:val="18"/>
+                <w:szCs w:val="18"/>
+                <w:lang w:val="en-US"/>
+              </w:rPr>
+              <w:t>_ogrn</w:t>
             </w:r>
             <w:proofErr w:type="spellEnd"/>
             <w:r>
@@ -14239,17 +15308,37 @@
                 <w:szCs w:val="18"/>
                 <w:lang w:val="en-US"/>
               </w:rPr>
-              <w:t xml:space="preserve">ИНН {{ </w:t>
-            </w:r>
-            <w:proofErr w:type="spellStart"/>
-            <w:r>
-              <w:rPr>
-                <w:rFonts w:ascii="Arial" w:hAnsi="Arial" w:cs="Arial"/>
-                <w:sz w:val="18"/>
-                <w:szCs w:val="18"/>
-                <w:lang w:val="en-US"/>
-              </w:rPr>
-              <w:t>seller_inn</w:t>
+              <w:t xml:space="preserve">ИНН </w:t>
+            </w:r>
+            <w:proofErr w:type="gramStart"/>
+            <w:r>
+              <w:rPr>
+                <w:rFonts w:ascii="Arial" w:hAnsi="Arial" w:cs="Arial"/>
+                <w:sz w:val="18"/>
+                <w:szCs w:val="18"/>
+                <w:lang w:val="en-US"/>
+              </w:rPr>
+              <w:t xml:space="preserve">{{ </w:t>
+            </w:r>
+            <w:proofErr w:type="spellStart"/>
+            <w:r>
+              <w:rPr>
+                <w:rFonts w:ascii="Arial" w:hAnsi="Arial" w:cs="Arial"/>
+                <w:sz w:val="18"/>
+                <w:szCs w:val="18"/>
+                <w:lang w:val="en-US"/>
+              </w:rPr>
+              <w:t>seller</w:t>
+            </w:r>
+            <w:proofErr w:type="gramEnd"/>
+            <w:r>
+              <w:rPr>
+                <w:rFonts w:ascii="Arial" w:hAnsi="Arial" w:cs="Arial"/>
+                <w:sz w:val="18"/>
+                <w:szCs w:val="18"/>
+                <w:lang w:val="en-US"/>
+              </w:rPr>
+              <w:t>_inn</w:t>
             </w:r>
             <w:proofErr w:type="spellEnd"/>
             <w:r>
@@ -14299,17 +15388,37 @@
                 <w:szCs w:val="18"/>
                 <w:lang w:val="en-US"/>
               </w:rPr>
-              <w:t xml:space="preserve">р/с {{ </w:t>
-            </w:r>
-            <w:proofErr w:type="spellStart"/>
-            <w:r>
-              <w:rPr>
-                <w:rFonts w:ascii="Arial" w:hAnsi="Arial" w:cs="Arial"/>
-                <w:sz w:val="18"/>
-                <w:szCs w:val="18"/>
-                <w:lang w:val="en-US"/>
-              </w:rPr>
-              <w:t>seller_bank_account</w:t>
+              <w:t xml:space="preserve">р/с </w:t>
+            </w:r>
+            <w:proofErr w:type="gramStart"/>
+            <w:r>
+              <w:rPr>
+                <w:rFonts w:ascii="Arial" w:hAnsi="Arial" w:cs="Arial"/>
+                <w:sz w:val="18"/>
+                <w:szCs w:val="18"/>
+                <w:lang w:val="en-US"/>
+              </w:rPr>
+              <w:t xml:space="preserve">{{ </w:t>
+            </w:r>
+            <w:proofErr w:type="spellStart"/>
+            <w:r>
+              <w:rPr>
+                <w:rFonts w:ascii="Arial" w:hAnsi="Arial" w:cs="Arial"/>
+                <w:sz w:val="18"/>
+                <w:szCs w:val="18"/>
+                <w:lang w:val="en-US"/>
+              </w:rPr>
+              <w:t>seller</w:t>
+            </w:r>
+            <w:proofErr w:type="gramEnd"/>
+            <w:r>
+              <w:rPr>
+                <w:rFonts w:ascii="Arial" w:hAnsi="Arial" w:cs="Arial"/>
+                <w:sz w:val="18"/>
+                <w:szCs w:val="18"/>
+                <w:lang w:val="en-US"/>
+              </w:rPr>
+              <w:t>_bank_account</w:t>
             </w:r>
             <w:proofErr w:type="spellEnd"/>
             <w:r>
@@ -14332,6 +15441,7 @@
                 <w:lang w:val="en-US"/>
               </w:rPr>
             </w:pPr>
+            <w:proofErr w:type="gramStart"/>
             <w:r>
               <w:rPr>
                 <w:rFonts w:ascii="Arial" w:hAnsi="Arial" w:cs="Arial"/>
@@ -14349,7 +15459,17 @@
                 <w:szCs w:val="18"/>
                 <w:lang w:val="en-US"/>
               </w:rPr>
-              <w:t>seller_bank_name</w:t>
+              <w:t>seller</w:t>
+            </w:r>
+            <w:proofErr w:type="gramEnd"/>
+            <w:r>
+              <w:rPr>
+                <w:rFonts w:ascii="Arial" w:hAnsi="Arial" w:cs="Arial"/>
+                <w:sz w:val="18"/>
+                <w:szCs w:val="18"/>
+                <w:lang w:val="en-US"/>
+              </w:rPr>
+              <w:t>_bank_name</w:t>
             </w:r>
             <w:proofErr w:type="spellEnd"/>
             <w:r>
@@ -14380,17 +15500,37 @@
                 <w:szCs w:val="18"/>
                 <w:lang w:val="en-US"/>
               </w:rPr>
-              <w:t xml:space="preserve">БИК {{ </w:t>
-            </w:r>
-            <w:proofErr w:type="spellStart"/>
-            <w:r>
-              <w:rPr>
-                <w:rFonts w:ascii="Arial" w:hAnsi="Arial" w:cs="Arial"/>
-                <w:sz w:val="18"/>
-                <w:szCs w:val="18"/>
-                <w:lang w:val="en-US"/>
-              </w:rPr>
-              <w:t>seller_bik</w:t>
+              <w:t xml:space="preserve">БИК </w:t>
+            </w:r>
+            <w:proofErr w:type="gramStart"/>
+            <w:r>
+              <w:rPr>
+                <w:rFonts w:ascii="Arial" w:hAnsi="Arial" w:cs="Arial"/>
+                <w:sz w:val="18"/>
+                <w:szCs w:val="18"/>
+                <w:lang w:val="en-US"/>
+              </w:rPr>
+              <w:t xml:space="preserve">{{ </w:t>
+            </w:r>
+            <w:proofErr w:type="spellStart"/>
+            <w:r>
+              <w:rPr>
+                <w:rFonts w:ascii="Arial" w:hAnsi="Arial" w:cs="Arial"/>
+                <w:sz w:val="18"/>
+                <w:szCs w:val="18"/>
+                <w:lang w:val="en-US"/>
+              </w:rPr>
+              <w:t>seller</w:t>
+            </w:r>
+            <w:proofErr w:type="gramEnd"/>
+            <w:r>
+              <w:rPr>
+                <w:rFonts w:ascii="Arial" w:hAnsi="Arial" w:cs="Arial"/>
+                <w:sz w:val="18"/>
+                <w:szCs w:val="18"/>
+                <w:lang w:val="en-US"/>
+              </w:rPr>
+              <w:t>_bik</w:t>
             </w:r>
             <w:proofErr w:type="spellEnd"/>
             <w:r>
@@ -14473,7 +15613,17 @@
                 <w:szCs w:val="18"/>
                 <w:lang w:val="en-US"/>
               </w:rPr>
-              <w:t xml:space="preserve"> == "person" %}</w:t>
+              <w:t xml:space="preserve"> == "person" </w:t>
+            </w:r>
+            <w:proofErr w:type="gramStart"/>
+            <w:r>
+              <w:rPr>
+                <w:rFonts w:ascii="Arial" w:hAnsi="Arial" w:cs="Arial"/>
+                <w:sz w:val="18"/>
+                <w:szCs w:val="18"/>
+                <w:lang w:val="en-US"/>
+              </w:rPr>
+              <w:t>%}</w:t>
             </w:r>
             <w:r>
               <w:rPr>
@@ -14484,7 +15634,19 @@
                 <w:szCs w:val="18"/>
                 <w:lang w:val="en-US"/>
               </w:rPr>
-              <w:t xml:space="preserve">{{ </w:t>
+              <w:t>{</w:t>
+            </w:r>
+            <w:proofErr w:type="gramEnd"/>
+            <w:r>
+              <w:rPr>
+                <w:rFonts w:ascii="Arial" w:hAnsi="Arial" w:cs="Arial"/>
+                <w:b/>
+                <w:bCs/>
+                <w:sz w:val="18"/>
+                <w:szCs w:val="18"/>
+                <w:lang w:val="en-US"/>
+              </w:rPr>
+              <w:t xml:space="preserve">{ </w:t>
             </w:r>
             <w:proofErr w:type="spellStart"/>
             <w:r>
@@ -14636,17 +15798,37 @@
                 <w:szCs w:val="18"/>
                 <w:lang w:val="en-US"/>
               </w:rPr>
-              <w:t xml:space="preserve"> РФ {{ </w:t>
-            </w:r>
-            <w:proofErr w:type="spellStart"/>
-            <w:r>
-              <w:rPr>
-                <w:rFonts w:ascii="Arial" w:hAnsi="Arial" w:cs="Arial"/>
-                <w:sz w:val="18"/>
-                <w:szCs w:val="18"/>
-                <w:lang w:val="en-US"/>
-              </w:rPr>
-              <w:t>buyer_licence_number</w:t>
+              <w:t xml:space="preserve"> РФ </w:t>
+            </w:r>
+            <w:proofErr w:type="gramStart"/>
+            <w:r>
+              <w:rPr>
+                <w:rFonts w:ascii="Arial" w:hAnsi="Arial" w:cs="Arial"/>
+                <w:sz w:val="18"/>
+                <w:szCs w:val="18"/>
+                <w:lang w:val="en-US"/>
+              </w:rPr>
+              <w:t xml:space="preserve">{{ </w:t>
+            </w:r>
+            <w:proofErr w:type="spellStart"/>
+            <w:r>
+              <w:rPr>
+                <w:rFonts w:ascii="Arial" w:hAnsi="Arial" w:cs="Arial"/>
+                <w:sz w:val="18"/>
+                <w:szCs w:val="18"/>
+                <w:lang w:val="en-US"/>
+              </w:rPr>
+              <w:t>buyer</w:t>
+            </w:r>
+            <w:proofErr w:type="gramEnd"/>
+            <w:r>
+              <w:rPr>
+                <w:rFonts w:ascii="Arial" w:hAnsi="Arial" w:cs="Arial"/>
+                <w:sz w:val="18"/>
+                <w:szCs w:val="18"/>
+                <w:lang w:val="en-US"/>
+              </w:rPr>
+              <w:t>_licence_number</w:t>
             </w:r>
             <w:proofErr w:type="spellEnd"/>
             <w:r>
@@ -14747,17 +15929,37 @@
                 <w:szCs w:val="18"/>
                 <w:lang w:val="en-US"/>
               </w:rPr>
-              <w:t xml:space="preserve">: {{ </w:t>
-            </w:r>
-            <w:proofErr w:type="spellStart"/>
-            <w:r>
-              <w:rPr>
-                <w:rFonts w:ascii="Arial" w:hAnsi="Arial" w:cs="Arial"/>
-                <w:sz w:val="18"/>
-                <w:szCs w:val="18"/>
-                <w:lang w:val="en-US"/>
-              </w:rPr>
-              <w:t>buyer_full_address</w:t>
+              <w:t xml:space="preserve">: </w:t>
+            </w:r>
+            <w:proofErr w:type="gramStart"/>
+            <w:r>
+              <w:rPr>
+                <w:rFonts w:ascii="Arial" w:hAnsi="Arial" w:cs="Arial"/>
+                <w:sz w:val="18"/>
+                <w:szCs w:val="18"/>
+                <w:lang w:val="en-US"/>
+              </w:rPr>
+              <w:t xml:space="preserve">{{ </w:t>
+            </w:r>
+            <w:proofErr w:type="spellStart"/>
+            <w:r>
+              <w:rPr>
+                <w:rFonts w:ascii="Arial" w:hAnsi="Arial" w:cs="Arial"/>
+                <w:sz w:val="18"/>
+                <w:szCs w:val="18"/>
+                <w:lang w:val="en-US"/>
+              </w:rPr>
+              <w:t>buyer</w:t>
+            </w:r>
+            <w:proofErr w:type="gramEnd"/>
+            <w:r>
+              <w:rPr>
+                <w:rFonts w:ascii="Arial" w:hAnsi="Arial" w:cs="Arial"/>
+                <w:sz w:val="18"/>
+                <w:szCs w:val="18"/>
+                <w:lang w:val="en-US"/>
+              </w:rPr>
+              <w:t>_full_address</w:t>
             </w:r>
             <w:proofErr w:type="spellEnd"/>
             <w:r>
@@ -14787,17 +15989,37 @@
                 <w:szCs w:val="18"/>
                 <w:lang w:val="en-US"/>
               </w:rPr>
-              <w:t xml:space="preserve">ИНН: {{ </w:t>
-            </w:r>
-            <w:proofErr w:type="spellStart"/>
-            <w:r>
-              <w:rPr>
-                <w:rFonts w:ascii="Arial" w:hAnsi="Arial" w:cs="Arial"/>
-                <w:sz w:val="18"/>
-                <w:szCs w:val="18"/>
-                <w:lang w:val="en-US"/>
-              </w:rPr>
-              <w:t>buyer_inn</w:t>
+              <w:t xml:space="preserve">ИНН: </w:t>
+            </w:r>
+            <w:proofErr w:type="gramStart"/>
+            <w:r>
+              <w:rPr>
+                <w:rFonts w:ascii="Arial" w:hAnsi="Arial" w:cs="Arial"/>
+                <w:sz w:val="18"/>
+                <w:szCs w:val="18"/>
+                <w:lang w:val="en-US"/>
+              </w:rPr>
+              <w:t xml:space="preserve">{{ </w:t>
+            </w:r>
+            <w:proofErr w:type="spellStart"/>
+            <w:r>
+              <w:rPr>
+                <w:rFonts w:ascii="Arial" w:hAnsi="Arial" w:cs="Arial"/>
+                <w:sz w:val="18"/>
+                <w:szCs w:val="18"/>
+                <w:lang w:val="en-US"/>
+              </w:rPr>
+              <w:t>buyer</w:t>
+            </w:r>
+            <w:proofErr w:type="gramEnd"/>
+            <w:r>
+              <w:rPr>
+                <w:rFonts w:ascii="Arial" w:hAnsi="Arial" w:cs="Arial"/>
+                <w:sz w:val="18"/>
+                <w:szCs w:val="18"/>
+                <w:lang w:val="en-US"/>
+              </w:rPr>
+              <w:t>_inn</w:t>
             </w:r>
             <w:proofErr w:type="spellEnd"/>
             <w:r>
@@ -14935,7 +16157,17 @@
                 <w:szCs w:val="18"/>
                 <w:lang w:val="en-US"/>
               </w:rPr>
-              <w:t>" %}</w:t>
+              <w:t xml:space="preserve">" </w:t>
+            </w:r>
+            <w:proofErr w:type="gramStart"/>
+            <w:r>
+              <w:rPr>
+                <w:rFonts w:ascii="Arial" w:hAnsi="Arial" w:cs="Arial"/>
+                <w:sz w:val="18"/>
+                <w:szCs w:val="18"/>
+                <w:lang w:val="en-US"/>
+              </w:rPr>
+              <w:t>%}</w:t>
             </w:r>
             <w:r>
               <w:rPr>
@@ -14946,7 +16178,19 @@
                 <w:szCs w:val="18"/>
                 <w:lang w:val="en-US"/>
               </w:rPr>
-              <w:t xml:space="preserve">{{ </w:t>
+              <w:t>{</w:t>
+            </w:r>
+            <w:proofErr w:type="gramEnd"/>
+            <w:r>
+              <w:rPr>
+                <w:rFonts w:ascii="Arial" w:hAnsi="Arial" w:cs="Arial"/>
+                <w:b/>
+                <w:bCs/>
+                <w:sz w:val="18"/>
+                <w:szCs w:val="18"/>
+                <w:lang w:val="en-US"/>
+              </w:rPr>
+              <w:t xml:space="preserve">{ </w:t>
             </w:r>
             <w:proofErr w:type="spellStart"/>
             <w:r>
@@ -15043,17 +16287,37 @@
                 <w:szCs w:val="18"/>
                 <w:lang w:val="en-US"/>
               </w:rPr>
-              <w:t xml:space="preserve">: {{ </w:t>
-            </w:r>
-            <w:proofErr w:type="spellStart"/>
-            <w:r>
-              <w:rPr>
-                <w:rFonts w:ascii="Arial" w:hAnsi="Arial" w:cs="Arial"/>
-                <w:sz w:val="18"/>
-                <w:szCs w:val="18"/>
-                <w:lang w:val="en-US"/>
-              </w:rPr>
-              <w:t>buyer_legal_address</w:t>
+              <w:t xml:space="preserve">: </w:t>
+            </w:r>
+            <w:proofErr w:type="gramStart"/>
+            <w:r>
+              <w:rPr>
+                <w:rFonts w:ascii="Arial" w:hAnsi="Arial" w:cs="Arial"/>
+                <w:sz w:val="18"/>
+                <w:szCs w:val="18"/>
+                <w:lang w:val="en-US"/>
+              </w:rPr>
+              <w:t xml:space="preserve">{{ </w:t>
+            </w:r>
+            <w:proofErr w:type="spellStart"/>
+            <w:r>
+              <w:rPr>
+                <w:rFonts w:ascii="Arial" w:hAnsi="Arial" w:cs="Arial"/>
+                <w:sz w:val="18"/>
+                <w:szCs w:val="18"/>
+                <w:lang w:val="en-US"/>
+              </w:rPr>
+              <w:t>buyer</w:t>
+            </w:r>
+            <w:proofErr w:type="gramEnd"/>
+            <w:r>
+              <w:rPr>
+                <w:rFonts w:ascii="Arial" w:hAnsi="Arial" w:cs="Arial"/>
+                <w:sz w:val="18"/>
+                <w:szCs w:val="18"/>
+                <w:lang w:val="en-US"/>
+              </w:rPr>
+              <w:t>_legal_address</w:t>
             </w:r>
             <w:proofErr w:type="spellEnd"/>
             <w:r>
@@ -15114,17 +16378,37 @@
                 <w:szCs w:val="18"/>
                 <w:lang w:val="en-US"/>
               </w:rPr>
-              <w:t xml:space="preserve">: {{ </w:t>
-            </w:r>
-            <w:proofErr w:type="spellStart"/>
-            <w:r>
-              <w:rPr>
-                <w:rFonts w:ascii="Arial" w:hAnsi="Arial" w:cs="Arial"/>
-                <w:sz w:val="18"/>
-                <w:szCs w:val="18"/>
-                <w:lang w:val="en-US"/>
-              </w:rPr>
-              <w:t>buyer_email</w:t>
+              <w:t xml:space="preserve">: </w:t>
+            </w:r>
+            <w:proofErr w:type="gramStart"/>
+            <w:r>
+              <w:rPr>
+                <w:rFonts w:ascii="Arial" w:hAnsi="Arial" w:cs="Arial"/>
+                <w:sz w:val="18"/>
+                <w:szCs w:val="18"/>
+                <w:lang w:val="en-US"/>
+              </w:rPr>
+              <w:t xml:space="preserve">{{ </w:t>
+            </w:r>
+            <w:proofErr w:type="spellStart"/>
+            <w:r>
+              <w:rPr>
+                <w:rFonts w:ascii="Arial" w:hAnsi="Arial" w:cs="Arial"/>
+                <w:sz w:val="18"/>
+                <w:szCs w:val="18"/>
+                <w:lang w:val="en-US"/>
+              </w:rPr>
+              <w:t>buyer</w:t>
+            </w:r>
+            <w:proofErr w:type="gramEnd"/>
+            <w:r>
+              <w:rPr>
+                <w:rFonts w:ascii="Arial" w:hAnsi="Arial" w:cs="Arial"/>
+                <w:sz w:val="18"/>
+                <w:szCs w:val="18"/>
+                <w:lang w:val="en-US"/>
+              </w:rPr>
+              <w:t>_email</w:t>
             </w:r>
             <w:proofErr w:type="spellEnd"/>
             <w:r>
@@ -15165,17 +16449,37 @@
                 <w:szCs w:val="18"/>
                 <w:lang w:val="en-US"/>
               </w:rPr>
-              <w:t xml:space="preserve">: {{ </w:t>
-            </w:r>
-            <w:proofErr w:type="spellStart"/>
-            <w:r>
-              <w:rPr>
-                <w:rFonts w:ascii="Arial" w:hAnsi="Arial" w:cs="Arial"/>
-                <w:sz w:val="18"/>
-                <w:szCs w:val="18"/>
-                <w:lang w:val="en-US"/>
-              </w:rPr>
-              <w:t>buyer_phone</w:t>
+              <w:t xml:space="preserve">: </w:t>
+            </w:r>
+            <w:proofErr w:type="gramStart"/>
+            <w:r>
+              <w:rPr>
+                <w:rFonts w:ascii="Arial" w:hAnsi="Arial" w:cs="Arial"/>
+                <w:sz w:val="18"/>
+                <w:szCs w:val="18"/>
+                <w:lang w:val="en-US"/>
+              </w:rPr>
+              <w:t xml:space="preserve">{{ </w:t>
+            </w:r>
+            <w:proofErr w:type="spellStart"/>
+            <w:r>
+              <w:rPr>
+                <w:rFonts w:ascii="Arial" w:hAnsi="Arial" w:cs="Arial"/>
+                <w:sz w:val="18"/>
+                <w:szCs w:val="18"/>
+                <w:lang w:val="en-US"/>
+              </w:rPr>
+              <w:t>buyer</w:t>
+            </w:r>
+            <w:proofErr w:type="gramEnd"/>
+            <w:r>
+              <w:rPr>
+                <w:rFonts w:ascii="Arial" w:hAnsi="Arial" w:cs="Arial"/>
+                <w:sz w:val="18"/>
+                <w:szCs w:val="18"/>
+                <w:lang w:val="en-US"/>
+              </w:rPr>
+              <w:t>_phone</w:t>
             </w:r>
             <w:proofErr w:type="spellEnd"/>
             <w:r>
@@ -15205,17 +16509,37 @@
                 <w:szCs w:val="18"/>
                 <w:lang w:val="en-US"/>
               </w:rPr>
-              <w:t xml:space="preserve">ОГРН {{ </w:t>
-            </w:r>
-            <w:proofErr w:type="spellStart"/>
-            <w:r>
-              <w:rPr>
-                <w:rFonts w:ascii="Arial" w:hAnsi="Arial" w:cs="Arial"/>
-                <w:sz w:val="18"/>
-                <w:szCs w:val="18"/>
-                <w:lang w:val="en-US"/>
-              </w:rPr>
-              <w:t>buyer_ogrn</w:t>
+              <w:t xml:space="preserve">ОГРН </w:t>
+            </w:r>
+            <w:proofErr w:type="gramStart"/>
+            <w:r>
+              <w:rPr>
+                <w:rFonts w:ascii="Arial" w:hAnsi="Arial" w:cs="Arial"/>
+                <w:sz w:val="18"/>
+                <w:szCs w:val="18"/>
+                <w:lang w:val="en-US"/>
+              </w:rPr>
+              <w:t xml:space="preserve">{{ </w:t>
+            </w:r>
+            <w:proofErr w:type="spellStart"/>
+            <w:r>
+              <w:rPr>
+                <w:rFonts w:ascii="Arial" w:hAnsi="Arial" w:cs="Arial"/>
+                <w:sz w:val="18"/>
+                <w:szCs w:val="18"/>
+                <w:lang w:val="en-US"/>
+              </w:rPr>
+              <w:t>buyer</w:t>
+            </w:r>
+            <w:proofErr w:type="gramEnd"/>
+            <w:r>
+              <w:rPr>
+                <w:rFonts w:ascii="Arial" w:hAnsi="Arial" w:cs="Arial"/>
+                <w:sz w:val="18"/>
+                <w:szCs w:val="18"/>
+                <w:lang w:val="en-US"/>
+              </w:rPr>
+              <w:t>_ogrn</w:t>
             </w:r>
             <w:proofErr w:type="spellEnd"/>
             <w:r>
@@ -15245,17 +16569,37 @@
                 <w:szCs w:val="18"/>
                 <w:lang w:val="en-US"/>
               </w:rPr>
-              <w:t xml:space="preserve">ИНН {{ </w:t>
-            </w:r>
-            <w:proofErr w:type="spellStart"/>
-            <w:r>
-              <w:rPr>
-                <w:rFonts w:ascii="Arial" w:hAnsi="Arial" w:cs="Arial"/>
-                <w:sz w:val="18"/>
-                <w:szCs w:val="18"/>
-                <w:lang w:val="en-US"/>
-              </w:rPr>
-              <w:t>buyer_inn</w:t>
+              <w:t xml:space="preserve">ИНН </w:t>
+            </w:r>
+            <w:proofErr w:type="gramStart"/>
+            <w:r>
+              <w:rPr>
+                <w:rFonts w:ascii="Arial" w:hAnsi="Arial" w:cs="Arial"/>
+                <w:sz w:val="18"/>
+                <w:szCs w:val="18"/>
+                <w:lang w:val="en-US"/>
+              </w:rPr>
+              <w:t xml:space="preserve">{{ </w:t>
+            </w:r>
+            <w:proofErr w:type="spellStart"/>
+            <w:r>
+              <w:rPr>
+                <w:rFonts w:ascii="Arial" w:hAnsi="Arial" w:cs="Arial"/>
+                <w:sz w:val="18"/>
+                <w:szCs w:val="18"/>
+                <w:lang w:val="en-US"/>
+              </w:rPr>
+              <w:t>buyer</w:t>
+            </w:r>
+            <w:proofErr w:type="gramEnd"/>
+            <w:r>
+              <w:rPr>
+                <w:rFonts w:ascii="Arial" w:hAnsi="Arial" w:cs="Arial"/>
+                <w:sz w:val="18"/>
+                <w:szCs w:val="18"/>
+                <w:lang w:val="en-US"/>
+              </w:rPr>
+              <w:t>_inn</w:t>
             </w:r>
             <w:proofErr w:type="spellEnd"/>
             <w:r>
@@ -15305,17 +16649,37 @@
                 <w:szCs w:val="18"/>
                 <w:lang w:val="en-US"/>
               </w:rPr>
-              <w:t xml:space="preserve">р/с {{ </w:t>
-            </w:r>
-            <w:proofErr w:type="spellStart"/>
-            <w:r>
-              <w:rPr>
-                <w:rFonts w:ascii="Arial" w:hAnsi="Arial" w:cs="Arial"/>
-                <w:sz w:val="18"/>
-                <w:szCs w:val="18"/>
-                <w:lang w:val="en-US"/>
-              </w:rPr>
-              <w:t>buyer_bank_account</w:t>
+              <w:t xml:space="preserve">р/с </w:t>
+            </w:r>
+            <w:proofErr w:type="gramStart"/>
+            <w:r>
+              <w:rPr>
+                <w:rFonts w:ascii="Arial" w:hAnsi="Arial" w:cs="Arial"/>
+                <w:sz w:val="18"/>
+                <w:szCs w:val="18"/>
+                <w:lang w:val="en-US"/>
+              </w:rPr>
+              <w:t xml:space="preserve">{{ </w:t>
+            </w:r>
+            <w:proofErr w:type="spellStart"/>
+            <w:r>
+              <w:rPr>
+                <w:rFonts w:ascii="Arial" w:hAnsi="Arial" w:cs="Arial"/>
+                <w:sz w:val="18"/>
+                <w:szCs w:val="18"/>
+                <w:lang w:val="en-US"/>
+              </w:rPr>
+              <w:t>buyer</w:t>
+            </w:r>
+            <w:proofErr w:type="gramEnd"/>
+            <w:r>
+              <w:rPr>
+                <w:rFonts w:ascii="Arial" w:hAnsi="Arial" w:cs="Arial"/>
+                <w:sz w:val="18"/>
+                <w:szCs w:val="18"/>
+                <w:lang w:val="en-US"/>
+              </w:rPr>
+              <w:t>_bank_account</w:t>
             </w:r>
             <w:proofErr w:type="spellEnd"/>
             <w:r>
@@ -15338,6 +16702,7 @@
                 <w:lang w:val="en-US"/>
               </w:rPr>
             </w:pPr>
+            <w:proofErr w:type="gramStart"/>
             <w:r>
               <w:rPr>
                 <w:rFonts w:ascii="Arial" w:hAnsi="Arial" w:cs="Arial"/>
@@ -15355,7 +16720,17 @@
                 <w:szCs w:val="18"/>
                 <w:lang w:val="en-US"/>
               </w:rPr>
-              <w:t>buyer_bank_name</w:t>
+              <w:t>buyer</w:t>
+            </w:r>
+            <w:proofErr w:type="gramEnd"/>
+            <w:r>
+              <w:rPr>
+                <w:rFonts w:ascii="Arial" w:hAnsi="Arial" w:cs="Arial"/>
+                <w:sz w:val="18"/>
+                <w:szCs w:val="18"/>
+                <w:lang w:val="en-US"/>
+              </w:rPr>
+              <w:t>_bank_name</w:t>
             </w:r>
             <w:proofErr w:type="spellEnd"/>
             <w:r>
@@ -15385,17 +16760,37 @@
                 <w:szCs w:val="18"/>
                 <w:lang w:val="en-US"/>
               </w:rPr>
-              <w:t xml:space="preserve">БИК {{ </w:t>
-            </w:r>
-            <w:proofErr w:type="spellStart"/>
-            <w:r>
-              <w:rPr>
-                <w:rFonts w:ascii="Arial" w:hAnsi="Arial" w:cs="Arial"/>
-                <w:sz w:val="18"/>
-                <w:szCs w:val="18"/>
-                <w:lang w:val="en-US"/>
-              </w:rPr>
-              <w:t>buyer_bik</w:t>
+              <w:t xml:space="preserve">БИК </w:t>
+            </w:r>
+            <w:proofErr w:type="gramStart"/>
+            <w:r>
+              <w:rPr>
+                <w:rFonts w:ascii="Arial" w:hAnsi="Arial" w:cs="Arial"/>
+                <w:sz w:val="18"/>
+                <w:szCs w:val="18"/>
+                <w:lang w:val="en-US"/>
+              </w:rPr>
+              <w:t xml:space="preserve">{{ </w:t>
+            </w:r>
+            <w:proofErr w:type="spellStart"/>
+            <w:r>
+              <w:rPr>
+                <w:rFonts w:ascii="Arial" w:hAnsi="Arial" w:cs="Arial"/>
+                <w:sz w:val="18"/>
+                <w:szCs w:val="18"/>
+                <w:lang w:val="en-US"/>
+              </w:rPr>
+              <w:t>buyer</w:t>
+            </w:r>
+            <w:proofErr w:type="gramEnd"/>
+            <w:r>
+              <w:rPr>
+                <w:rFonts w:ascii="Arial" w:hAnsi="Arial" w:cs="Arial"/>
+                <w:sz w:val="18"/>
+                <w:szCs w:val="18"/>
+                <w:lang w:val="en-US"/>
+              </w:rPr>
+              <w:t>_bik</w:t>
             </w:r>
             <w:proofErr w:type="spellEnd"/>
             <w:r>
@@ -15661,14 +17056,25 @@
                 <w:szCs w:val="18"/>
                 <w:lang w:val="en-US"/>
               </w:rPr>
-              <w:t>'] %}</w:t>
-            </w:r>
+              <w:t xml:space="preserve">'] </w:t>
+            </w:r>
+            <w:proofErr w:type="gramStart"/>
             <w:r>
               <w:rPr>
                 <w:rFonts w:ascii="Arial" w:hAnsi="Arial" w:cs="Arial"/>
                 <w:bCs/>
                 <w:sz w:val="18"/>
                 <w:szCs w:val="18"/>
+                <w:lang w:val="en-US"/>
+              </w:rPr>
+              <w:t>%}</w:t>
+            </w:r>
+            <w:r>
+              <w:rPr>
+                <w:rFonts w:ascii="Arial" w:hAnsi="Arial" w:cs="Arial"/>
+                <w:bCs/>
+                <w:sz w:val="18"/>
+                <w:szCs w:val="18"/>
               </w:rPr>
               <w:t>Ген</w:t>
             </w:r>
@@ -15680,7 +17086,18 @@
                 <w:szCs w:val="18"/>
                 <w:lang w:val="en-US"/>
               </w:rPr>
-              <w:t xml:space="preserve">. </w:t>
+              <w:t>.</w:t>
+            </w:r>
+            <w:proofErr w:type="gramEnd"/>
+            <w:r>
+              <w:rPr>
+                <w:rFonts w:ascii="Arial" w:hAnsi="Arial" w:cs="Arial"/>
+                <w:bCs/>
+                <w:sz w:val="18"/>
+                <w:szCs w:val="18"/>
+                <w:lang w:val="en-US"/>
+              </w:rPr>
+              <w:t xml:space="preserve"> </w:t>
             </w:r>
             <w:r>
               <w:rPr>
@@ -16268,7 +17685,7 @@
   <w:style w:type="paragraph" w:default="1" w:styleId="a">
     <w:name w:val="Normal"/>
     <w:qFormat/>
-    <w:rsid w:val="009C7FAB"/>
+    <w:rsid w:val="006B1628"/>
     <w:rPr>
       <w:rFonts w:eastAsiaTheme="minorEastAsia"/>
       <w:lang w:eastAsia="ru-RU"/>
